--- a/docs/distribution/USER_MANUAL.docx
+++ b/docs/distribution/USER_MANUAL.docx
@@ -3713,7 +3713,19 @@
         <w:t xml:space="preserve"> </w:t>
       </w:r>
       <w:r>
-        <w:t xml:space="preserve">(bskungs yig, from the TibSchol/rKTs table, CC0 —</w:t>
+        <w:t xml:space="preserve">(bskungs yig, from the TibSchol table, CC0, and the rKTs</w:t>
+      </w:r>
+      <w:r>
+        <w:t xml:space="preserve"> </w:t>
+      </w:r>
+      <w:r>
+        <w:t xml:space="preserve">Abbreviations list, CC BY 4.0 — each expansion names its</w:t>
+      </w:r>
+      <w:r>
+        <w:t xml:space="preserve"> </w:t>
+      </w:r>
+      <w:r>
+        <w:t xml:space="preserve">attesting table —</w:t>
       </w:r>
       <w:r>
         <w:t xml:space="preserve"> </w:t>

--- a/docs/distribution/USER_MANUAL.docx
+++ b/docs/distribution/USER_MANUAL.docx
@@ -581,7 +581,7 @@
         </w:numPr>
       </w:pPr>
       <w:r>
-        <w:t xml:space="preserve">14.1 Choosing the uncataloged folder</w:t>
+        <w:t xml:space="preserve">14.1 Choosing the folders</w:t>
       </w:r>
     </w:p>
     <w:p>
@@ -593,7 +593,7 @@
         </w:numPr>
       </w:pPr>
       <w:r>
-        <w:t xml:space="preserve">14.2 Reading the census line</w:t>
+        <w:t xml:space="preserve">14.2 Reading the census lines</w:t>
       </w:r>
     </w:p>
     <w:p>
@@ -29886,144 +29886,241 @@
         <w:t xml:space="preserve"> </w:t>
       </w:r>
       <w:r>
-        <w:t xml:space="preserve">A banner, then the</w:t>
-      </w:r>
-      <w:r>
-        <w:t xml:space="preserve"> </w:t>
-      </w:r>
-      <w:r>
-        <w:rPr>
-          <w:b/>
-          <w:bCs/>
-        </w:rPr>
-        <w:t xml:space="preserve">Choose uncataloged folder…</w:t>
-      </w:r>
-      <w:r>
-        <w:t xml:space="preserve"> </w:t>
-      </w:r>
-      <w:r>
-        <w:t xml:space="preserve">button with the census line beside it, then a split: the file</w:t>
-      </w:r>
-      <w:r>
-        <w:t xml:space="preserve"> </w:t>
-      </w:r>
-      <w:r>
-        <w:t xml:space="preserve">table on the left, the file panel on the right.</w:t>
-      </w:r>
-    </w:p>
-    <w:bookmarkStart w:id="117" w:name="choosing-the-uncataloged-folder"/>
-    <w:p>
-      <w:pPr>
-        <w:pStyle w:val="Heading2"/>
-      </w:pPr>
-      <w:r>
-        <w:t xml:space="preserve">14.1 Choosing the uncataloged folder</w:t>
-      </w:r>
-    </w:p>
-    <w:p>
-      <w:pPr>
-        <w:pStyle w:val="FirstParagraph"/>
-      </w:pPr>
-      <w:r>
-        <w:t xml:space="preserve">Click</w:t>
-      </w:r>
-      <w:r>
-        <w:t xml:space="preserve"> </w:t>
-      </w:r>
-      <w:r>
-        <w:rPr>
-          <w:b/>
-          <w:bCs/>
-        </w:rPr>
-        <w:t xml:space="preserve">Choose uncataloged folder…</w:t>
-      </w:r>
-      <w:r>
-        <w:t xml:space="preserve"> </w:t>
-      </w:r>
-      <w:r>
-        <w:t xml:space="preserve">and pick the folder. It is</w:t>
-      </w:r>
-      <w:r>
-        <w:t xml:space="preserve"> </w:t>
-      </w:r>
-      <w:r>
-        <w:t xml:space="preserve">walked recursively, so a folder of subfolders is fine. The first</w:t>
-      </w:r>
-      <w:r>
-        <w:t xml:space="preserve"> </w:t>
-      </w:r>
-      <w:r>
-        <w:t xml:space="preserve">5,000 files are surveyed; if there are more, the census line says</w:t>
-      </w:r>
-      <w:r>
-        <w:t xml:space="preserve"> </w:t>
-      </w:r>
-      <w:r>
-        <w:t xml:space="preserve">so rather than quietly showing a partial picture.</w:t>
-      </w:r>
-    </w:p>
-    <w:p>
-      <w:pPr>
-        <w:pStyle w:val="BodyText"/>
-      </w:pPr>
-      <w:r>
-        <w:t xml:space="preserve">The folder is remembered between sessions and rescanned when the</w:t>
-      </w:r>
-      <w:r>
-        <w:t xml:space="preserve"> </w:t>
-      </w:r>
-      <w:r>
-        <w:t xml:space="preserve">app opens, so the intake you are working through is where you left</w:t>
-      </w:r>
-      <w:r>
-        <w:t xml:space="preserve"> </w:t>
-      </w:r>
-      <w:r>
-        <w:t xml:space="preserve">it.</w:t>
-      </w:r>
-    </w:p>
-    <w:bookmarkEnd w:id="117"/>
-    <w:bookmarkStart w:id="118" w:name="reading-the-census-line"/>
-    <w:p>
-      <w:pPr>
-        <w:pStyle w:val="Heading2"/>
-      </w:pPr>
-      <w:r>
-        <w:t xml:space="preserve">14.2 Reading the census line</w:t>
-      </w:r>
-    </w:p>
-    <w:p>
-      <w:pPr>
-        <w:pStyle w:val="FirstParagraph"/>
-      </w:pPr>
-      <w:r>
-        <w:t xml:space="preserve">The line beside the button is the whole survey in one sentence:</w:t>
-      </w:r>
-    </w:p>
-    <w:p>
-      <w:pPr>
-        <w:pStyle w:val="BlockText"/>
-      </w:pPr>
+        <w:t xml:space="preserve">A banner, then two file browsers side by side —</w:t>
+      </w:r>
+      <w:r>
+        <w:t xml:space="preserve"> </w:t>
+      </w:r>
+      <w:r>
+        <w:rPr>
+          <w:b/>
+          <w:bCs/>
+        </w:rPr>
+        <w:t xml:space="preserve">Uncataloged intake</w:t>
+      </w:r>
+      <w:r>
+        <w:t xml:space="preserve"> </w:t>
+      </w:r>
+      <w:r>
+        <w:t xml:space="preserve">on the left,</w:t>
+      </w:r>
+      <w:r>
+        <w:t xml:space="preserve"> </w:t>
+      </w:r>
+      <w:r>
+        <w:rPr>
+          <w:b/>
+          <w:bCs/>
+        </w:rPr>
+        <w:t xml:space="preserve">Destination — the library</w:t>
+      </w:r>
+      <w:r>
+        <w:t xml:space="preserve"> </w:t>
+      </w:r>
+      <w:r>
+        <w:t xml:space="preserve">on the right — and the file panel across the bottom. Both browsers</w:t>
+      </w:r>
+      <w:r>
+        <w:t xml:space="preserve"> </w:t>
+      </w:r>
+      <w:r>
+        <w:t xml:space="preserve">are tree views: subfolders expand in place with the disclosure</w:t>
+      </w:r>
+      <w:r>
+        <w:t xml:space="preserve"> </w:t>
+      </w:r>
+      <w:r>
+        <w:t xml:space="preserve">triangle, so a box of volumes reads as the tree it is. Each tree</w:t>
+      </w:r>
+      <w:r>
+        <w:t xml:space="preserve"> </w:t>
+      </w:r>
+      <w:r>
+        <w:t xml:space="preserve">has its own</w:t>
+      </w:r>
+      <w:r>
+        <w:t xml:space="preserve"> </w:t>
+      </w:r>
+      <w:r>
+        <w:rPr>
+          <w:b/>
+          <w:bCs/>
+        </w:rPr>
+        <w:t xml:space="preserve">Choose folder…</w:t>
+      </w:r>
+      <w:r>
+        <w:t xml:space="preserve"> </w:t>
+      </w:r>
+      <w:r>
+        <w:t xml:space="preserve">button, its own census line, and</w:t>
+      </w:r>
+      <w:r>
+        <w:t xml:space="preserve"> </w:t>
+      </w:r>
+      <w:r>
+        <w:t xml:space="preserve">each file is painted with its decoded identity right in the tree</w:t>
+      </w:r>
+      <w:r>
+        <w:t xml:space="preserve"> </w:t>
+      </w:r>
+      <w:r>
+        <w:t xml:space="preserve">(</w:t>
+      </w:r>
       <w:r>
         <w:rPr>
           <w:i/>
           <w:iCs/>
         </w:rPr>
-        <w:t xml:space="preserve">37 file(s) · 12 already identifiable · 25 uncataloged (16 of</w:t>
+        <w:t xml:space="preserve">TD03996_… — Tengyur (Derge) 3996</w:t>
+      </w:r>
+      <w:r>
+        <w:t xml:space="preserve">, or</w:t>
+      </w:r>
+      <w:r>
+        <w:t xml:space="preserve"> </w:t>
       </w:r>
       <w:r>
         <w:rPr>
           <w:i/>
           <w:iCs/>
         </w:rPr>
-        <w:t xml:space="preserve"> </w:t>
-      </w:r>
+        <w:t xml:space="preserve">— uncataloged</w:t>
+      </w:r>
+      <w:r>
+        <w:t xml:space="preserve">).</w:t>
+      </w:r>
+    </w:p>
+    <w:bookmarkStart w:id="117" w:name="choosing-the-folders"/>
+    <w:p>
+      <w:pPr>
+        <w:pStyle w:val="Heading2"/>
+      </w:pPr>
+      <w:r>
+        <w:t xml:space="preserve">14.1 Choosing the folders</w:t>
+      </w:r>
+    </w:p>
+    <w:p>
+      <w:pPr>
+        <w:pStyle w:val="FirstParagraph"/>
+      </w:pPr>
+      <w:r>
+        <w:t xml:space="preserve">Click either tree’s</w:t>
+      </w:r>
+      <w:r>
+        <w:t xml:space="preserve"> </w:t>
+      </w:r>
+      <w:r>
+        <w:rPr>
+          <w:b/>
+          <w:bCs/>
+        </w:rPr>
+        <w:t xml:space="preserve">Choose folder…</w:t>
+      </w:r>
+      <w:r>
+        <w:t xml:space="preserve"> </w:t>
+      </w:r>
+      <w:r>
+        <w:t xml:space="preserve">and pick its folder. Each</w:t>
+      </w:r>
+      <w:r>
+        <w:t xml:space="preserve"> </w:t>
+      </w:r>
+      <w:r>
+        <w:t xml:space="preserve">is walked recursively, so a folder of subfolders is fine. The</w:t>
+      </w:r>
+      <w:r>
+        <w:t xml:space="preserve"> </w:t>
+      </w:r>
+      <w:r>
+        <w:t xml:space="preserve">first 5,000 files are counted in the census; if there are more,</w:t>
+      </w:r>
+      <w:r>
+        <w:t xml:space="preserve"> </w:t>
+      </w:r>
+      <w:r>
+        <w:t xml:space="preserve">the census line says so rather than quietly showing a partial</w:t>
+      </w:r>
+      <w:r>
+        <w:t xml:space="preserve"> </w:t>
+      </w:r>
+      <w:r>
+        <w:t xml:space="preserve">picture.</w:t>
+      </w:r>
+    </w:p>
+    <w:p>
+      <w:pPr>
+        <w:pStyle w:val="BodyText"/>
+      </w:pPr>
+      <w:r>
+        <w:t xml:space="preserve">The left tree is your intake — the material being worked through.</w:t>
+      </w:r>
+      <w:r>
+        <w:t xml:space="preserve"> </w:t>
+      </w:r>
+      <w:r>
+        <w:t xml:space="preserve">The right tree is where cataloged files are eventually filed; it</w:t>
+      </w:r>
+      <w:r>
+        <w:t xml:space="preserve"> </w:t>
+      </w:r>
+      <w:r>
+        <w:t xml:space="preserve">starts at the app’s own library and can be pointed anywhere. Both</w:t>
+      </w:r>
+      <w:r>
+        <w:t xml:space="preserve"> </w:t>
+      </w:r>
+      <w:r>
+        <w:t xml:space="preserve">roots are remembered between sessions and reopened at launch, so</w:t>
+      </w:r>
+      <w:r>
+        <w:t xml:space="preserve"> </w:t>
+      </w:r>
+      <w:r>
+        <w:t xml:space="preserve">the work is where you left it.</w:t>
+      </w:r>
+    </w:p>
+    <w:bookmarkEnd w:id="117"/>
+    <w:bookmarkStart w:id="118" w:name="reading-the-census-lines"/>
+    <w:p>
+      <w:pPr>
+        <w:pStyle w:val="Heading2"/>
+      </w:pPr>
+      <w:r>
+        <w:t xml:space="preserve">14.2 Reading the census lines</w:t>
+      </w:r>
+    </w:p>
+    <w:p>
+      <w:pPr>
+        <w:pStyle w:val="FirstParagraph"/>
+      </w:pPr>
+      <w:r>
+        <w:t xml:space="preserve">Each tree’s census line is its whole survey in one sentence:</w:t>
+      </w:r>
+    </w:p>
+    <w:p>
+      <w:pPr>
+        <w:pStyle w:val="BlockText"/>
+      </w:pPr>
       <w:r>
         <w:rPr>
           <w:i/>
           <w:iCs/>
         </w:rPr>
-        <w:t xml:space="preserve">them announce a title in their own text) · box12</w:t>
+        <w:t xml:space="preserve">37 file(s) · 12 identifiable by name · 25 uncataloged (16</w:t>
+      </w:r>
+      <w:r>
+        <w:rPr>
+          <w:i/>
+          <w:iCs/>
+        </w:rPr>
+        <w:t xml:space="preserve"> </w:t>
+      </w:r>
+      <w:r>
+        <w:rPr>
+          <w:i/>
+          <w:iCs/>
+        </w:rPr>
+        <w:t xml:space="preserve">announce a title in their own text) · box12</w:t>
       </w:r>
     </w:p>
     <w:p>
@@ -30039,7 +30136,7 @@
           <w:b/>
           <w:bCs/>
         </w:rPr>
-        <w:t xml:space="preserve">already identifiable</w:t>
+        <w:t xml:space="preserve">identifiable by name</w:t>
       </w:r>
       <w:r>
         <w:t xml:space="preserve"> </w:t>
@@ -30143,61 +30240,53 @@
         <w:pStyle w:val="FirstParagraph"/>
       </w:pPr>
       <w:r>
-        <w:t xml:space="preserve">Click any row. For an identifiable file the panel gives the</w:t>
-      </w:r>
-      <w:r>
-        <w:t xml:space="preserve"> </w:t>
-      </w:r>
-      <w:r>
-        <w:t xml:space="preserve">decoded identity: collection, catalog number, verification status,</w:t>
-      </w:r>
-      <w:r>
-        <w:t xml:space="preserve"> </w:t>
-      </w:r>
-      <w:r>
-        <w:t xml:space="preserve">language, and whether the input is marked incomplete. For an</w:t>
-      </w:r>
-      <w:r>
-        <w:t xml:space="preserve"> </w:t>
-      </w:r>
-      <w:r>
-        <w:t xml:space="preserve">uncataloged file it says so plainly. Either way you get</w:t>
-      </w:r>
-      <w:r>
-        <w:t xml:space="preserve"> </w:t>
-      </w:r>
-      <w:r>
-        <w:rPr>
-          <w:b/>
-          <w:bCs/>
-        </w:rPr>
-        <w:t xml:space="preserve">Open in</w:t>
-      </w:r>
-      <w:r>
-        <w:rPr>
-          <w:b/>
-          <w:bCs/>
-        </w:rPr>
-        <w:t xml:space="preserve"> </w:t>
-      </w:r>
-      <w:r>
-        <w:rPr>
-          <w:b/>
-          <w:bCs/>
-        </w:rPr>
-        <w:t xml:space="preserve">the Overlay</w:t>
-      </w:r>
-      <w:r>
-        <w:t xml:space="preserve"> </w:t>
-      </w:r>
-      <w:r>
-        <w:t xml:space="preserve">to read the text itself, and the file’s opening</w:t>
-      </w:r>
-      <w:r>
-        <w:t xml:space="preserve"> </w:t>
-      </w:r>
-      <w:r>
-        <w:t xml:space="preserve">lines below.</w:t>
+        <w:t xml:space="preserve">Click any file in either tree. For an identifiable file the panel</w:t>
+      </w:r>
+      <w:r>
+        <w:t xml:space="preserve"> </w:t>
+      </w:r>
+      <w:r>
+        <w:t xml:space="preserve">gives the decoded identity: collection, catalog number,</w:t>
+      </w:r>
+      <w:r>
+        <w:t xml:space="preserve"> </w:t>
+      </w:r>
+      <w:r>
+        <w:t xml:space="preserve">verification status, language, and whether the input is marked</w:t>
+      </w:r>
+      <w:r>
+        <w:t xml:space="preserve"> </w:t>
+      </w:r>
+      <w:r>
+        <w:t xml:space="preserve">incomplete. For an uncataloged file it says so plainly. Either way</w:t>
+      </w:r>
+      <w:r>
+        <w:t xml:space="preserve"> </w:t>
+      </w:r>
+      <w:r>
+        <w:t xml:space="preserve">you get the file’s folder,</w:t>
+      </w:r>
+      <w:r>
+        <w:t xml:space="preserve"> </w:t>
+      </w:r>
+      <w:r>
+        <w:rPr>
+          <w:b/>
+          <w:bCs/>
+        </w:rPr>
+        <w:t xml:space="preserve">Open in the Overlay</w:t>
+      </w:r>
+      <w:r>
+        <w:t xml:space="preserve"> </w:t>
+      </w:r>
+      <w:r>
+        <w:t xml:space="preserve">to read the</w:t>
+      </w:r>
+      <w:r>
+        <w:t xml:space="preserve"> </w:t>
+      </w:r>
+      <w:r>
+        <w:t xml:space="preserve">text itself, and the file’s opening lines below.</w:t>
       </w:r>
     </w:p>
     <w:bookmarkEnd w:id="119"/>
@@ -30663,13 +30752,19 @@
         <w:t xml:space="preserve"> </w:t>
       </w:r>
       <w:r>
-        <w:t xml:space="preserve">project; and the handoff that moves a finished file into the</w:t>
-      </w:r>
-      <w:r>
-        <w:t xml:space="preserve"> </w:t>
-      </w:r>
-      <w:r>
-        <w:t xml:space="preserve">library tree under its proper name.</w:t>
+        <w:t xml:space="preserve">project; and the handoff that moves a finished file from the</w:t>
+      </w:r>
+      <w:r>
+        <w:t xml:space="preserve"> </w:t>
+      </w:r>
+      <w:r>
+        <w:t xml:space="preserve">left tree into the right one under its proper name — the two</w:t>
+      </w:r>
+      <w:r>
+        <w:t xml:space="preserve"> </w:t>
+      </w:r>
+      <w:r>
+        <w:t xml:space="preserve">browsers are the two ends of that move.</w:t>
       </w:r>
     </w:p>
     <w:p>

--- a/docs/distribution/USER_MANUAL.docx
+++ b/docs/distribution/USER_MANUAL.docx
@@ -30286,7 +30286,59 @@
         <w:t xml:space="preserve"> </w:t>
       </w:r>
       <w:r>
-        <w:t xml:space="preserve">text itself, and the file’s opening lines below.</w:t>
+        <w:t xml:space="preserve">text in the reading pane, and the file’s</w:t>
+      </w:r>
+      <w:r>
+        <w:t xml:space="preserve"> </w:t>
+      </w:r>
+      <w:r>
+        <w:rPr>
+          <w:b/>
+          <w:bCs/>
+        </w:rPr>
+        <w:t xml:space="preserve">complete text</w:t>
+      </w:r>
+      <w:r>
+        <w:t xml:space="preserve"> </w:t>
+      </w:r>
+      <w:r>
+        <w:t xml:space="preserve">below —</w:t>
+      </w:r>
+      <w:r>
+        <w:t xml:space="preserve"> </w:t>
+      </w:r>
+      <w:r>
+        <w:t xml:space="preserve">the panel never truncates a text file. (A binary file — a scan, a</w:t>
+      </w:r>
+      <w:r>
+        <w:t xml:space="preserve"> </w:t>
+      </w:r>
+      <w:r>
+        <w:t xml:space="preserve">PDF — gets an honest</w:t>
+      </w:r>
+      <w:r>
+        <w:t xml:space="preserve"> </w:t>
+      </w:r>
+      <w:r>
+        <w:t xml:space="preserve">“no preview”</w:t>
+      </w:r>
+      <w:r>
+        <w:t xml:space="preserve"> </w:t>
+      </w:r>
+      <w:r>
+        <w:t xml:space="preserve">note instead of a garbage dump,</w:t>
+      </w:r>
+      <w:r>
+        <w:t xml:space="preserve"> </w:t>
+      </w:r>
+      <w:r>
+        <w:t xml:space="preserve">and a text file beyond 20 MB, far past any real ACIP text, is</w:t>
+      </w:r>
+      <w:r>
+        <w:t xml:space="preserve"> </w:t>
+      </w:r>
+      <w:r>
+        <w:t xml:space="preserve">capped with the cap stated.)</w:t>
       </w:r>
     </w:p>
     <w:bookmarkEnd w:id="119"/>

--- a/docs/distribution/USER_MANUAL.docx
+++ b/docs/distribution/USER_MANUAL.docx
@@ -629,7 +629,19 @@
         </w:numPr>
       </w:pPr>
       <w:r>
-        <w:t xml:space="preserve">14.5 What the workflow will do next</w:t>
+        <w:t xml:space="preserve">14.5 The bibliography audit</w:t>
+      </w:r>
+    </w:p>
+    <w:p>
+      <w:pPr>
+        <w:pStyle w:val="Compact"/>
+        <w:numPr>
+          <w:ilvl w:val="1"/>
+          <w:numId w:val="1006"/>
+        </w:numPr>
+      </w:pPr>
+      <w:r>
+        <w:t xml:space="preserve">14.6 What the workflow will do next</w:t>
       </w:r>
     </w:p>
     <w:p>
@@ -29756,7 +29768,7 @@
     </w:p>
     <w:bookmarkEnd w:id="115"/>
     <w:bookmarkEnd w:id="116"/>
-    <w:bookmarkStart w:id="122" w:name="X3a20423a134726120338426e69aa3db63b45769"/>
+    <w:bookmarkStart w:id="123" w:name="X3a20423a134726120338426e69aa3db63b45769"/>
     <w:p>
       <w:pPr>
         <w:pStyle w:val="Heading1"/>
@@ -30754,13 +30766,193 @@
       </w:r>
     </w:p>
     <w:bookmarkEnd w:id="120"/>
-    <w:bookmarkStart w:id="121" w:name="what-the-workflow-will-do-next"/>
+    <w:bookmarkStart w:id="121" w:name="the-bibliography-audit"/>
     <w:p>
       <w:pPr>
         <w:pStyle w:val="Heading2"/>
       </w:pPr>
       <w:r>
-        <w:t xml:space="preserve">14.5 What the workflow will do next</w:t>
+        <w:t xml:space="preserve">14.5 The bibliography audit</w:t>
+      </w:r>
+    </w:p>
+    <w:p>
+      <w:pPr>
+        <w:pStyle w:val="FirstParagraph"/>
+      </w:pPr>
+      <w:r>
+        <w:t xml:space="preserve">The</w:t>
+      </w:r>
+      <w:r>
+        <w:t xml:space="preserve"> </w:t>
+      </w:r>
+      <w:r>
+        <w:rPr>
+          <w:b/>
+          <w:bCs/>
+        </w:rPr>
+        <w:t xml:space="preserve">Audit bibliographies…</w:t>
+      </w:r>
+      <w:r>
+        <w:t xml:space="preserve"> </w:t>
+      </w:r>
+      <w:r>
+        <w:t xml:space="preserve">button runs the first job Geshe</w:t>
+      </w:r>
+      <w:r>
+        <w:t xml:space="preserve"> </w:t>
+      </w:r>
+      <w:r>
+        <w:t xml:space="preserve">Michael assigned the cataloging class (December 22, 2025): every</w:t>
+      </w:r>
+      <w:r>
+        <w:t xml:space="preserve"> </w:t>
+      </w:r>
+      <w:r>
+        <w:t xml:space="preserve">ACIP number cited in the published Mixed Nuts bibliographies must</w:t>
+      </w:r>
+      <w:r>
+        <w:t xml:space="preserve"> </w:t>
+      </w:r>
+      <w:r>
+        <w:t xml:space="preserve">exist in the database —</w:t>
+      </w:r>
+      <w:r>
+        <w:t xml:space="preserve"> </w:t>
+      </w:r>
+      <w:r>
+        <w:t xml:space="preserve">“if a book made it into a bibliography, it</w:t>
+      </w:r>
+      <w:r>
+        <w:t xml:space="preserve"> </w:t>
+      </w:r>
+      <w:r>
+        <w:t xml:space="preserve">was important enough that it sure as hell better be in the</w:t>
+      </w:r>
+      <w:r>
+        <w:t xml:space="preserve"> </w:t>
+      </w:r>
+      <w:r>
+        <w:t xml:space="preserve">database.”</w:t>
+      </w:r>
+    </w:p>
+    <w:p>
+      <w:pPr>
+        <w:pStyle w:val="BodyText"/>
+      </w:pPr>
+      <w:r>
+        <w:t xml:space="preserve">The report lands in the file panel: how many distinct works the</w:t>
+      </w:r>
+      <w:r>
+        <w:t xml:space="preserve"> </w:t>
+      </w:r>
+      <w:r>
+        <w:t xml:space="preserve">published bibliographies cite, how many are present in the</w:t>
+      </w:r>
+      <w:r>
+        <w:t xml:space="preserve"> </w:t>
+      </w:r>
+      <w:r>
+        <w:t xml:space="preserve">destination tree, and — the point — the</w:t>
+      </w:r>
+      <w:r>
+        <w:t xml:space="preserve"> </w:t>
+      </w:r>
+      <w:r>
+        <w:rPr>
+          <w:b/>
+          <w:bCs/>
+        </w:rPr>
+        <w:t xml:space="preserve">missing ones, grouped by</w:t>
+      </w:r>
+      <w:r>
+        <w:rPr>
+          <w:b/>
+          <w:bCs/>
+        </w:rPr>
+        <w:t xml:space="preserve"> </w:t>
+      </w:r>
+      <w:r>
+        <w:rPr>
+          <w:b/>
+          <w:bCs/>
+        </w:rPr>
+        <w:t xml:space="preserve">the volume that cited them</w:t>
+      </w:r>
+      <w:r>
+        <w:t xml:space="preserve">, each with its citation text as</w:t>
+      </w:r>
+      <w:r>
+        <w:t xml:space="preserve"> </w:t>
+      </w:r>
+      <w:r>
+        <w:t xml:space="preserve">evidence. Padding variants of the same number (S464, S00464) are</w:t>
+      </w:r>
+      <w:r>
+        <w:t xml:space="preserve"> </w:t>
+      </w:r>
+      <w:r>
+        <w:t xml:space="preserve">counted once; a malformed citation is refused rather than guessed</w:t>
+      </w:r>
+      <w:r>
+        <w:t xml:space="preserve"> </w:t>
+      </w:r>
+      <w:r>
+        <w:t xml:space="preserve">at.</w:t>
+      </w:r>
+    </w:p>
+    <w:p>
+      <w:pPr>
+        <w:pStyle w:val="BodyText"/>
+      </w:pPr>
+      <w:r>
+        <w:t xml:space="preserve">Two honesty clauses, printed on the report: the check runs against</w:t>
+      </w:r>
+      <w:r>
+        <w:t xml:space="preserve"> </w:t>
+      </w:r>
+      <w:r>
+        <w:rPr>
+          <w:i/>
+          <w:iCs/>
+        </w:rPr>
+        <w:t xml:space="preserve">this app’s installed library</w:t>
+      </w:r>
+      <w:r>
+        <w:t xml:space="preserve">, which is a lower bound — a work</w:t>
+      </w:r>
+      <w:r>
+        <w:t xml:space="preserve"> </w:t>
+      </w:r>
+      <w:r>
+        <w:t xml:space="preserve">missing here may still exist in ACIP’s master tree, and presence</w:t>
+      </w:r>
+      <w:r>
+        <w:t xml:space="preserve"> </w:t>
+      </w:r>
+      <w:r>
+        <w:t xml:space="preserve">here is not proof of presence there. And the audit writes nothing:</w:t>
+      </w:r>
+      <w:r>
+        <w:t xml:space="preserve"> </w:t>
+      </w:r>
+      <w:r>
+        <w:t xml:space="preserve">missing works are candidates for the intake workflow — locate a</w:t>
+      </w:r>
+      <w:r>
+        <w:t xml:space="preserve"> </w:t>
+      </w:r>
+      <w:r>
+        <w:t xml:space="preserve">witness, input, propose, approve.</w:t>
+      </w:r>
+    </w:p>
+    <w:bookmarkEnd w:id="121"/>
+    <w:bookmarkStart w:id="122" w:name="what-the-workflow-will-do-next"/>
+    <w:p>
+      <w:pPr>
+        <w:pStyle w:val="Heading2"/>
+      </w:pPr>
+      <w:r>
+        <w:t xml:space="preserve">14.6 What the workflow will do next</w:t>
       </w:r>
     </w:p>
     <w:p>
@@ -30826,9 +31018,9 @@
         </w:pict>
       </w:r>
     </w:p>
-    <w:bookmarkEnd w:id="121"/>
     <w:bookmarkEnd w:id="122"/>
-    <w:bookmarkStart w:id="127" w:name="X9ec64eb07a85eae9b98de9b923277db2a2eae83"/>
+    <w:bookmarkEnd w:id="123"/>
+    <w:bookmarkStart w:id="128" w:name="X9ec64eb07a85eae9b98de9b923277db2a2eae83"/>
     <w:p>
       <w:pPr>
         <w:pStyle w:val="Heading1"/>
@@ -31007,7 +31199,7 @@
         <w:t xml:space="preserve">button with its results area below.</w:t>
       </w:r>
     </w:p>
-    <w:bookmarkStart w:id="123" w:name="one-time-identity-setup"/>
+    <w:bookmarkStart w:id="124" w:name="one-time-identity-setup"/>
     <w:p>
       <w:pPr>
         <w:pStyle w:val="Heading2"/>
@@ -31321,8 +31513,8 @@
         <w:t xml:space="preserve">change them in either place, they are one and the same.</w:t>
       </w:r>
     </w:p>
-    <w:bookmarkEnd w:id="123"/>
-    <w:bookmarkStart w:id="124" w:name="making-a-proposal"/>
+    <w:bookmarkEnd w:id="124"/>
+    <w:bookmarkStart w:id="125" w:name="making-a-proposal"/>
     <w:p>
       <w:pPr>
         <w:pStyle w:val="Heading2"/>
@@ -31991,8 +32183,8 @@
         <w:t xml:space="preserve">— done. It now waits for the ruling.</w:t>
       </w:r>
     </w:p>
-    <w:bookmarkEnd w:id="124"/>
-    <w:bookmarkStart w:id="125" w:name="the-other-ways-proposals-get-filed"/>
+    <w:bookmarkEnd w:id="125"/>
+    <w:bookmarkStart w:id="126" w:name="the-other-ways-proposals-get-filed"/>
     <w:p>
       <w:pPr>
         <w:pStyle w:val="Heading2"/>
@@ -32148,8 +32340,8 @@
         <w:t xml:space="preserve">ruling time — see §15.4.</w:t>
       </w:r>
     </w:p>
-    <w:bookmarkEnd w:id="125"/>
-    <w:bookmarkStart w:id="126" w:name="my-proposals-what-happened"/>
+    <w:bookmarkEnd w:id="126"/>
+    <w:bookmarkStart w:id="127" w:name="my-proposals-what-happened"/>
     <w:p>
       <w:pPr>
         <w:pStyle w:val="Heading2"/>
@@ -32340,9 +32532,9 @@
         </w:pict>
       </w:r>
     </w:p>
-    <w:bookmarkEnd w:id="126"/>
     <w:bookmarkEnd w:id="127"/>
-    <w:bookmarkStart w:id="134" w:name="Xf87a93a906d220c467310f12d976bb46122eb07"/>
+    <w:bookmarkEnd w:id="128"/>
+    <w:bookmarkStart w:id="135" w:name="Xf87a93a906d220c467310f12d976bb46122eb07"/>
     <w:p>
       <w:pPr>
         <w:pStyle w:val="Heading1"/>
@@ -32544,7 +32736,7 @@
         <w:t xml:space="preserve">it the queue itself.</w:t>
       </w:r>
     </w:p>
-    <w:bookmarkStart w:id="128" w:name="reading-the-queue"/>
+    <w:bookmarkStart w:id="129" w:name="reading-the-queue"/>
     <w:p>
       <w:pPr>
         <w:pStyle w:val="Heading2"/>
@@ -32786,8 +32978,8 @@
         <w:t xml:space="preserve">proposals folder in the Propose tab first.”</w:t>
       </w:r>
     </w:p>
-    <w:bookmarkEnd w:id="128"/>
-    <w:bookmarkStart w:id="129" w:name="ruling-on-an-item"/>
+    <w:bookmarkEnd w:id="129"/>
+    <w:bookmarkStart w:id="130" w:name="ruling-on-an-item"/>
     <w:p>
       <w:pPr>
         <w:pStyle w:val="Heading2"/>
@@ -33071,8 +33263,8 @@
         <w:t xml:space="preserve">takes the queue as it stands.</w:t>
       </w:r>
     </w:p>
-    <w:bookmarkEnd w:id="129"/>
-    <w:bookmarkStart w:id="130" w:name="what-each-ruling-actually-does"/>
+    <w:bookmarkEnd w:id="130"/>
+    <w:bookmarkStart w:id="131" w:name="what-each-ruling-actually-does"/>
     <w:p>
       <w:pPr>
         <w:pStyle w:val="Heading2"/>
@@ -33482,8 +33674,8 @@
         <w:t xml:space="preserve">a rejection; it is a positive ruling that teaches the software.</w:t>
       </w:r>
     </w:p>
-    <w:bookmarkEnd w:id="130"/>
-    <w:bookmarkStart w:id="131" w:name="the-kind-filter-one-category-per-sitting"/>
+    <w:bookmarkEnd w:id="131"/>
+    <w:bookmarkStart w:id="132" w:name="the-kind-filter-one-category-per-sitting"/>
     <w:p>
       <w:pPr>
         <w:pStyle w:val="Heading2"/>
@@ -33655,8 +33847,8 @@
         <w:t xml:space="preserve">delivers their proposals to your disk in the background).</w:t>
       </w:r>
     </w:p>
-    <w:bookmarkEnd w:id="131"/>
-    <w:bookmarkStart w:id="132" w:name="export-approved-dictionary-candidates"/>
+    <w:bookmarkEnd w:id="132"/>
+    <w:bookmarkStart w:id="133" w:name="export-approved-dictionary-candidates"/>
     <w:p>
       <w:pPr>
         <w:pStyle w:val="Heading2"/>
@@ -33881,8 +34073,8 @@
         <w:t xml:space="preserve">candidate.</w:t>
       </w:r>
     </w:p>
-    <w:bookmarkEnd w:id="132"/>
-    <w:bookmarkStart w:id="133" w:name="the-rulings-archive"/>
+    <w:bookmarkEnd w:id="133"/>
+    <w:bookmarkStart w:id="134" w:name="the-rulings-archive"/>
     <w:p>
       <w:pPr>
         <w:pStyle w:val="Heading2"/>
@@ -34002,9 +34194,9 @@
         </w:pict>
       </w:r>
     </w:p>
-    <w:bookmarkEnd w:id="133"/>
     <w:bookmarkEnd w:id="134"/>
-    <w:bookmarkStart w:id="145" w:name="chapter-17-the-app-itself"/>
+    <w:bookmarkEnd w:id="135"/>
+    <w:bookmarkStart w:id="146" w:name="chapter-17-the-app-itself"/>
     <w:p>
       <w:pPr>
         <w:pStyle w:val="Heading1"/>
@@ -34027,7 +34219,7 @@
         <w:t xml:space="preserve">a whole rather than to any one pane.</w:t>
       </w:r>
     </w:p>
-    <w:bookmarkStart w:id="135" w:name="the-window-seven-workflow-groups"/>
+    <w:bookmarkStart w:id="136" w:name="the-window-seven-workflow-groups"/>
     <w:p>
       <w:pPr>
         <w:pStyle w:val="Heading2"/>
@@ -34368,8 +34560,8 @@
         <w:t xml:space="preserve">authority role, and carries a live pending count on its tab.)</w:t>
       </w:r>
     </w:p>
-    <w:bookmarkEnd w:id="135"/>
-    <w:bookmarkStart w:id="136" w:name="the-menu-bar-mirrors-the-window"/>
+    <w:bookmarkEnd w:id="136"/>
+    <w:bookmarkStart w:id="137" w:name="the-menu-bar-mirrors-the-window"/>
     <w:p>
       <w:pPr>
         <w:pStyle w:val="Heading2"/>
@@ -34629,8 +34821,8 @@
         <w:t xml:space="preserve">system can literally point at any feature in the app.</w:t>
       </w:r>
     </w:p>
-    <w:bookmarkEnd w:id="136"/>
-    <w:bookmarkStart w:id="137" w:name="X4072019ae30f7b50793bf783af980ededa378c4"/>
+    <w:bookmarkEnd w:id="137"/>
+    <w:bookmarkStart w:id="138" w:name="X4072019ae30f7b50793bf783af980ededa378c4"/>
     <w:p>
       <w:pPr>
         <w:pStyle w:val="Heading2"/>
@@ -35154,8 +35346,8 @@
         <w:t xml:space="preserve">section.</w:t>
       </w:r>
     </w:p>
-    <w:bookmarkEnd w:id="137"/>
-    <w:bookmarkStart w:id="138" w:name="the-settings-dialog-every-field"/>
+    <w:bookmarkEnd w:id="138"/>
+    <w:bookmarkStart w:id="139" w:name="the-settings-dialog-every-field"/>
     <w:p>
       <w:pPr>
         <w:pStyle w:val="Heading2"/>
@@ -35568,8 +35760,8 @@
         <w:t xml:space="preserve">writes them all.</w:t>
       </w:r>
     </w:p>
-    <w:bookmarkEnd w:id="138"/>
-    <w:bookmarkStart w:id="139" w:name="the-help-window"/>
+    <w:bookmarkEnd w:id="139"/>
+    <w:bookmarkStart w:id="140" w:name="the-help-window"/>
     <w:p>
       <w:pPr>
         <w:pStyle w:val="Heading2"/>
@@ -36033,8 +36225,8 @@
         <w:t xml:space="preserve">— you are standing in the Input pane.</w:t>
       </w:r>
     </w:p>
-    <w:bookmarkEnd w:id="139"/>
-    <w:bookmarkStart w:id="140" w:name="night-mode"/>
+    <w:bookmarkEnd w:id="140"/>
+    <w:bookmarkStart w:id="141" w:name="night-mode"/>
     <w:p>
       <w:pPr>
         <w:pStyle w:val="Heading2"/>
@@ -36079,8 +36271,8 @@
         <w:t xml:space="preserve">dark. It applies immediately and is remembered across launches.</w:t>
       </w:r>
     </w:p>
-    <w:bookmarkEnd w:id="140"/>
-    <w:bookmarkStart w:id="141" w:name="X2c349eb4ce50af7037642b129b0429d506e41d5"/>
+    <w:bookmarkEnd w:id="141"/>
+    <w:bookmarkStart w:id="142" w:name="X2c349eb4ce50af7037642b129b0429d506e41d5"/>
     <w:p>
       <w:pPr>
         <w:pStyle w:val="Heading2"/>
@@ -36183,8 +36375,8 @@
         <w:t xml:space="preserve">stays set up.</w:t>
       </w:r>
     </w:p>
-    <w:bookmarkEnd w:id="141"/>
-    <w:bookmarkStart w:id="142" w:name="the-self-test-selftest"/>
+    <w:bookmarkEnd w:id="142"/>
+    <w:bookmarkStart w:id="143" w:name="the-self-test-selftest"/>
     <w:p>
       <w:pPr>
         <w:pStyle w:val="Heading2"/>
@@ -36385,8 +36577,8 @@
         <w:t xml:space="preserve">never compose it.</w:t>
       </w:r>
     </w:p>
-    <w:bookmarkEnd w:id="142"/>
-    <w:bookmarkStart w:id="143" w:name="help-troubleshooting"/>
+    <w:bookmarkEnd w:id="143"/>
+    <w:bookmarkStart w:id="144" w:name="help-troubleshooting"/>
     <w:p>
       <w:pPr>
         <w:pStyle w:val="Heading2"/>
@@ -36627,8 +36819,8 @@
         <w:t xml:space="preserve">confirmation; texts and data untouched; next launch.</w:t>
       </w:r>
     </w:p>
-    <w:bookmarkEnd w:id="143"/>
-    <w:bookmarkStart w:id="144" w:name="hunt-everywhere-k"/>
+    <w:bookmarkEnd w:id="144"/>
+    <w:bookmarkStart w:id="145" w:name="hunt-everywhere-k"/>
     <w:p>
       <w:pPr>
         <w:pStyle w:val="Heading2"/>
@@ -36936,8 +37128,8 @@
         <w:t xml:space="preserve">panes — the palette only saves you the walk.</w:t>
       </w:r>
     </w:p>
-    <w:bookmarkEnd w:id="144"/>
     <w:bookmarkEnd w:id="145"/>
+    <w:bookmarkEnd w:id="146"/>
     <w:sectPr>
       <w:footnotePr>
         <w:numRestart w:val="eachSect"/>

--- a/docs/distribution/USER_MANUAL.docx
+++ b/docs/distribution/USER_MANUAL.docx
@@ -641,7 +641,19 @@
         </w:numPr>
       </w:pPr>
       <w:r>
-        <w:t xml:space="preserve">14.6 What the workflow will do next</w:t>
+        <w:t xml:space="preserve">14.6 Suggested splits — the chop assist</w:t>
+      </w:r>
+    </w:p>
+    <w:p>
+      <w:pPr>
+        <w:pStyle w:val="Compact"/>
+        <w:numPr>
+          <w:ilvl w:val="1"/>
+          <w:numId w:val="1006"/>
+        </w:numPr>
+      </w:pPr>
+      <w:r>
+        <w:t xml:space="preserve">14.7 What the workflow will do next</w:t>
       </w:r>
     </w:p>
     <w:p>
@@ -29768,7 +29780,7 @@
     </w:p>
     <w:bookmarkEnd w:id="115"/>
     <w:bookmarkEnd w:id="116"/>
-    <w:bookmarkStart w:id="123" w:name="X3a20423a134726120338426e69aa3db63b45769"/>
+    <w:bookmarkStart w:id="124" w:name="X3a20423a134726120338426e69aa3db63b45769"/>
     <w:p>
       <w:pPr>
         <w:pStyle w:val="Heading1"/>
@@ -30946,13 +30958,323 @@
       </w:r>
     </w:p>
     <w:bookmarkEnd w:id="121"/>
-    <w:bookmarkStart w:id="122" w:name="what-the-workflow-will-do-next"/>
+    <w:bookmarkStart w:id="122" w:name="suggested-splits-the-chop-assist"/>
     <w:p>
       <w:pPr>
         <w:pStyle w:val="Heading2"/>
       </w:pPr>
       <w:r>
-        <w:t xml:space="preserve">14.6 What the workflow will do next</w:t>
+        <w:t xml:space="preserve">14.6 Suggested splits — the chop assist</w:t>
+      </w:r>
+    </w:p>
+    <w:p>
+      <w:pPr>
+        <w:pStyle w:val="FirstParagraph"/>
+      </w:pPr>
+      <w:r>
+        <w:t xml:space="preserve">The team’s single biggest manual task is</w:t>
+      </w:r>
+      <w:r>
+        <w:t xml:space="preserve"> </w:t>
+      </w:r>
+      <w:r>
+        <w:t xml:space="preserve">“chopping”</w:t>
+      </w:r>
+      <w:r>
+        <w:t xml:space="preserve">: a typed volume</w:t>
+      </w:r>
+      <w:r>
+        <w:t xml:space="preserve"> </w:t>
+      </w:r>
+      <w:r>
+        <w:t xml:space="preserve">holds many works, and somebody must find every boundary before the</w:t>
+      </w:r>
+      <w:r>
+        <w:t xml:space="preserve"> </w:t>
+      </w:r>
+      <w:r>
+        <w:t xml:space="preserve">works can be named and filed. Select a file in either tree and</w:t>
+      </w:r>
+      <w:r>
+        <w:t xml:space="preserve"> </w:t>
+      </w:r>
+      <w:r>
+        <w:t xml:space="preserve">click</w:t>
+      </w:r>
+      <w:r>
+        <w:t xml:space="preserve"> </w:t>
+      </w:r>
+      <w:r>
+        <w:rPr>
+          <w:b/>
+          <w:bCs/>
+        </w:rPr>
+        <w:t xml:space="preserve">Suggest splits…</w:t>
+      </w:r>
+      <w:r>
+        <w:t xml:space="preserve"> </w:t>
+      </w:r>
+      <w:r>
+        <w:t xml:space="preserve">— the file is scanned for candidate text</w:t>
+      </w:r>
+      <w:r>
+        <w:t xml:space="preserve"> </w:t>
+      </w:r>
+      <w:r>
+        <w:t xml:space="preserve">boundaries and the candidates land in the panel, each with its</w:t>
+      </w:r>
+      <w:r>
+        <w:t xml:space="preserve"> </w:t>
+      </w:r>
+      <w:r>
+        <w:t xml:space="preserve">evidence:</w:t>
+      </w:r>
+    </w:p>
+    <w:p>
+      <w:pPr>
+        <w:pStyle w:val="Compact"/>
+        <w:numPr>
+          <w:ilvl w:val="0"/>
+          <w:numId w:val="1097"/>
+        </w:numPr>
+      </w:pPr>
+      <w:r>
+        <w:t xml:space="preserve">the</w:t>
+      </w:r>
+      <w:r>
+        <w:t xml:space="preserve"> </w:t>
+      </w:r>
+      <w:r>
+        <w:rPr>
+          <w:b/>
+          <w:bCs/>
+        </w:rPr>
+        <w:t xml:space="preserve">rule</w:t>
+      </w:r>
+      <w:r>
+        <w:t xml:space="preserve"> </w:t>
+      </w:r>
+      <w:r>
+        <w:t xml:space="preserve">that found it — a canonical bilingual head (RGYA GAR</w:t>
+      </w:r>
+      <w:r>
+        <w:t xml:space="preserve"> </w:t>
+      </w:r>
+      <w:r>
+        <w:t xml:space="preserve">SKAD DU … BOD SKAD DU …) or a title block closing in BZHUGS SO;</w:t>
+      </w:r>
+    </w:p>
+    <w:p>
+      <w:pPr>
+        <w:pStyle w:val="Compact"/>
+        <w:numPr>
+          <w:ilvl w:val="0"/>
+          <w:numId w:val="1097"/>
+        </w:numPr>
+      </w:pPr>
+      <w:r>
+        <w:t xml:space="preserve">the</w:t>
+      </w:r>
+      <w:r>
+        <w:t xml:space="preserve"> </w:t>
+      </w:r>
+      <w:r>
+        <w:rPr>
+          <w:b/>
+          <w:bCs/>
+        </w:rPr>
+        <w:t xml:space="preserve">folio</w:t>
+      </w:r>
+      <w:r>
+        <w:t xml:space="preserve"> </w:t>
+      </w:r>
+      <w:r>
+        <w:t xml:space="preserve">it sits on and how far into the file it lies;</w:t>
+      </w:r>
+    </w:p>
+    <w:p>
+      <w:pPr>
+        <w:pStyle w:val="Compact"/>
+        <w:numPr>
+          <w:ilvl w:val="0"/>
+          <w:numId w:val="1097"/>
+        </w:numPr>
+      </w:pPr>
+      <w:r>
+        <w:t xml:space="preserve">whether a</w:t>
+      </w:r>
+      <w:r>
+        <w:t xml:space="preserve"> </w:t>
+      </w:r>
+      <w:r>
+        <w:rPr>
+          <w:b/>
+          <w:bCs/>
+        </w:rPr>
+        <w:t xml:space="preserve">closing formula</w:t>
+      </w:r>
+      <w:r>
+        <w:t xml:space="preserve"> </w:t>
+      </w:r>
+      <w:r>
+        <w:t xml:space="preserve">(RDZOGS SO, DGE’O, MANGGA LAM…)</w:t>
+      </w:r>
+      <w:r>
+        <w:t xml:space="preserve"> </w:t>
+      </w:r>
+      <w:r>
+        <w:t xml:space="preserve">stands just before it — corroboration that one work ended there;</w:t>
+      </w:r>
+    </w:p>
+    <w:p>
+      <w:pPr>
+        <w:pStyle w:val="Compact"/>
+        <w:numPr>
+          <w:ilvl w:val="0"/>
+          <w:numId w:val="1097"/>
+        </w:numPr>
+      </w:pPr>
+      <w:r>
+        <w:t xml:space="preserve">the</w:t>
+      </w:r>
+      <w:r>
+        <w:t xml:space="preserve"> </w:t>
+      </w:r>
+      <w:r>
+        <w:rPr>
+          <w:b/>
+          <w:bCs/>
+        </w:rPr>
+        <w:t xml:space="preserve">title</w:t>
+      </w:r>
+      <w:r>
+        <w:t xml:space="preserve"> </w:t>
+      </w:r>
+      <w:r>
+        <w:t xml:space="preserve">the new segment announces.</w:t>
+      </w:r>
+    </w:p>
+    <w:p>
+      <w:pPr>
+        <w:pStyle w:val="FirstParagraph"/>
+      </w:pPr>
+      <w:r>
+        <w:t xml:space="preserve">Two warnings implement the house rule</w:t>
+      </w:r>
+      <w:r>
+        <w:t xml:space="preserve"> </w:t>
+      </w:r>
+      <w:r>
+        <w:rPr>
+          <w:i/>
+          <w:iCs/>
+        </w:rPr>
+        <w:t xml:space="preserve">don’t split what the author</w:t>
+      </w:r>
+      <w:r>
+        <w:rPr>
+          <w:i/>
+          <w:iCs/>
+        </w:rPr>
+        <w:t xml:space="preserve"> </w:t>
+      </w:r>
+      <w:r>
+        <w:rPr>
+          <w:i/>
+          <w:iCs/>
+        </w:rPr>
+        <w:t xml:space="preserve">didn’t split</w:t>
+      </w:r>
+      <w:r>
+        <w:t xml:space="preserve">: a boundary whose title names a chapter (LE’U) is</w:t>
+      </w:r>
+      <w:r>
+        <w:t xml:space="preserve"> </w:t>
+      </w:r>
+      <w:r>
+        <w:t xml:space="preserve">flagged as likely a part of one work, and boundaries very close</w:t>
+      </w:r>
+      <w:r>
+        <w:t xml:space="preserve"> </w:t>
+      </w:r>
+      <w:r>
+        <w:t xml:space="preserve">together are flagged as possible sections of a single text (an</w:t>
+      </w:r>
+      <w:r>
+        <w:t xml:space="preserve"> </w:t>
+      </w:r>
+      <w:r>
+        <w:t xml:space="preserve">empowerment’s parts, a broken head).</w:t>
+      </w:r>
+    </w:p>
+    <w:p>
+      <w:pPr>
+        <w:pStyle w:val="BodyText"/>
+      </w:pPr>
+      <w:r>
+        <w:rPr>
+          <w:b/>
+          <w:bCs/>
+        </w:rPr>
+        <w:t xml:space="preserve">Nothing is cut.</w:t>
+      </w:r>
+      <w:r>
+        <w:t xml:space="preserve"> </w:t>
+      </w:r>
+      <w:r>
+        <w:t xml:space="preserve">The assist only reads; the mother copy is never</w:t>
+      </w:r>
+      <w:r>
+        <w:t xml:space="preserve"> </w:t>
+      </w:r>
+      <w:r>
+        <w:t xml:space="preserve">touched. Measured against synthetic volumes built from this very</w:t>
+      </w:r>
+      <w:r>
+        <w:t xml:space="preserve"> </w:t>
+      </w:r>
+      <w:r>
+        <w:t xml:space="preserve">library (real texts concatenated, so every boundary is known):</w:t>
+      </w:r>
+      <w:r>
+        <w:t xml:space="preserve"> </w:t>
+      </w:r>
+      <w:r>
+        <w:t xml:space="preserve">about 93% of true boundaries are found, with about two false</w:t>
+      </w:r>
+      <w:r>
+        <w:t xml:space="preserve"> </w:t>
+      </w:r>
+      <w:r>
+        <w:t xml:space="preserve">candidates per volume — almost all from one kind of text where</w:t>
+      </w:r>
+      <w:r>
+        <w:t xml:space="preserve"> </w:t>
+      </w:r>
+      <w:r>
+        <w:t xml:space="preserve">“bzhugs so”</w:t>
+      </w:r>
+      <w:r>
+        <w:t xml:space="preserve"> </w:t>
+      </w:r>
+      <w:r>
+        <w:t xml:space="preserve">is ordinary narrative. Every candidate needs a human</w:t>
+      </w:r>
+      <w:r>
+        <w:t xml:space="preserve"> </w:t>
+      </w:r>
+      <w:r>
+        <w:t xml:space="preserve">eye; that is the design, not a shortcoming.</w:t>
+      </w:r>
+    </w:p>
+    <w:bookmarkEnd w:id="122"/>
+    <w:bookmarkStart w:id="123" w:name="what-the-workflow-will-do-next"/>
+    <w:p>
+      <w:pPr>
+        <w:pStyle w:val="Heading2"/>
+      </w:pPr>
+      <w:r>
+        <w:t xml:space="preserve">14.7 What the workflow will do next</w:t>
       </w:r>
     </w:p>
     <w:p>
@@ -31018,9 +31340,9 @@
         </w:pict>
       </w:r>
     </w:p>
-    <w:bookmarkEnd w:id="122"/>
     <w:bookmarkEnd w:id="123"/>
-    <w:bookmarkStart w:id="128" w:name="X9ec64eb07a85eae9b98de9b923277db2a2eae83"/>
+    <w:bookmarkEnd w:id="124"/>
+    <w:bookmarkStart w:id="129" w:name="X9ec64eb07a85eae9b98de9b923277db2a2eae83"/>
     <w:p>
       <w:pPr>
         <w:pStyle w:val="Heading1"/>
@@ -31199,7 +31521,7 @@
         <w:t xml:space="preserve">button with its results area below.</w:t>
       </w:r>
     </w:p>
-    <w:bookmarkStart w:id="124" w:name="one-time-identity-setup"/>
+    <w:bookmarkStart w:id="125" w:name="one-time-identity-setup"/>
     <w:p>
       <w:pPr>
         <w:pStyle w:val="Heading2"/>
@@ -31227,7 +31549,7 @@
         <w:pStyle w:val="Compact"/>
         <w:numPr>
           <w:ilvl w:val="0"/>
-          <w:numId w:val="1097"/>
+          <w:numId w:val="1098"/>
         </w:numPr>
       </w:pPr>
       <w:r>
@@ -31252,7 +31574,7 @@
         <w:pStyle w:val="Compact"/>
         <w:numPr>
           <w:ilvl w:val="0"/>
-          <w:numId w:val="1097"/>
+          <w:numId w:val="1098"/>
         </w:numPr>
       </w:pPr>
       <w:r>
@@ -31310,7 +31632,7 @@
         <w:pStyle w:val="Compact"/>
         <w:numPr>
           <w:ilvl w:val="0"/>
-          <w:numId w:val="1097"/>
+          <w:numId w:val="1098"/>
         </w:numPr>
       </w:pPr>
       <w:r>
@@ -31358,7 +31680,7 @@
         <w:pStyle w:val="Compact"/>
         <w:numPr>
           <w:ilvl w:val="0"/>
-          <w:numId w:val="1097"/>
+          <w:numId w:val="1098"/>
         </w:numPr>
       </w:pPr>
       <w:r>
@@ -31414,7 +31736,7 @@
         <w:pStyle w:val="Compact"/>
         <w:numPr>
           <w:ilvl w:val="0"/>
-          <w:numId w:val="1097"/>
+          <w:numId w:val="1098"/>
         </w:numPr>
       </w:pPr>
       <w:r>
@@ -31513,8 +31835,8 @@
         <w:t xml:space="preserve">change them in either place, they are one and the same.</w:t>
       </w:r>
     </w:p>
-    <w:bookmarkEnd w:id="124"/>
-    <w:bookmarkStart w:id="125" w:name="making-a-proposal"/>
+    <w:bookmarkEnd w:id="125"/>
+    <w:bookmarkStart w:id="126" w:name="making-a-proposal"/>
     <w:p>
       <w:pPr>
         <w:pStyle w:val="Heading2"/>
@@ -31552,7 +31874,7 @@
         <w:pStyle w:val="Compact"/>
         <w:numPr>
           <w:ilvl w:val="0"/>
-          <w:numId w:val="1098"/>
+          <w:numId w:val="1099"/>
         </w:numPr>
       </w:pPr>
       <w:r>
@@ -31580,6 +31902,298 @@
         <w:pStyle w:val="Compact"/>
         <w:numPr>
           <w:ilvl w:val="1"/>
+          <w:numId w:val="1100"/>
+        </w:numPr>
+      </w:pPr>
+      <w:r>
+        <w:rPr>
+          <w:b/>
+          <w:bCs/>
+        </w:rPr>
+        <w:t xml:space="preserve">Honorific term (↔ ordinary)</w:t>
+      </w:r>
+      <w:r>
+        <w:t xml:space="preserve"> </w:t>
+      </w:r>
+      <w:r>
+        <w:t xml:space="preserve">— a term of the general</w:t>
+      </w:r>
+      <w:r>
+        <w:t xml:space="preserve"> </w:t>
+      </w:r>
+      <w:r>
+        <w:t xml:space="preserve">honorific register, paired with its ordinary counterpart.</w:t>
+      </w:r>
+    </w:p>
+    <w:p>
+      <w:pPr>
+        <w:pStyle w:val="Compact"/>
+        <w:numPr>
+          <w:ilvl w:val="1"/>
+          <w:numId w:val="1100"/>
+        </w:numPr>
+      </w:pPr>
+      <w:r>
+        <w:rPr>
+          <w:b/>
+          <w:bCs/>
+        </w:rPr>
+        <w:t xml:space="preserve">HIGH honorific marking</w:t>
+      </w:r>
+      <w:r>
+        <w:t xml:space="preserve"> </w:t>
+      </w:r>
+      <w:r>
+        <w:t xml:space="preserve">— the elevated register used for</w:t>
+      </w:r>
+      <w:r>
+        <w:t xml:space="preserve"> </w:t>
+      </w:r>
+      <w:r>
+        <w:t xml:space="preserve">high lamas and dignitaries (rare).</w:t>
+      </w:r>
+    </w:p>
+    <w:p>
+      <w:pPr>
+        <w:pStyle w:val="Compact"/>
+        <w:numPr>
+          <w:ilvl w:val="1"/>
+          <w:numId w:val="1100"/>
+        </w:numPr>
+      </w:pPr>
+      <w:r>
+        <w:rPr>
+          <w:b/>
+          <w:bCs/>
+        </w:rPr>
+        <w:t xml:space="preserve">Humilific (self-lowering) form</w:t>
+      </w:r>
+      <w:r>
+        <w:t xml:space="preserve"> </w:t>
+      </w:r>
+      <w:r>
+        <w:t xml:space="preserve">— the register for one’s</w:t>
+      </w:r>
+      <w:r>
+        <w:t xml:space="preserve"> </w:t>
+      </w:r>
+      <w:r>
+        <w:t xml:space="preserve">own actions (the honorific is never used of oneself).</w:t>
+      </w:r>
+    </w:p>
+    <w:p>
+      <w:pPr>
+        <w:pStyle w:val="Compact"/>
+        <w:numPr>
+          <w:ilvl w:val="1"/>
+          <w:numId w:val="1100"/>
+        </w:numPr>
+      </w:pPr>
+      <w:r>
+        <w:rPr>
+          <w:b/>
+          <w:bCs/>
+        </w:rPr>
+        <w:t xml:space="preserve">DOUBLE honorific (subject + recipient)</w:t>
+      </w:r>
+      <w:r>
+        <w:t xml:space="preserve"> </w:t>
+      </w:r>
+      <w:r>
+        <w:t xml:space="preserve">— honorific in</w:t>
+      </w:r>
+      <w:r>
+        <w:t xml:space="preserve"> </w:t>
+      </w:r>
+      <w:r>
+        <w:t xml:space="preserve">both directions at once.</w:t>
+      </w:r>
+    </w:p>
+    <w:p>
+      <w:pPr>
+        <w:pStyle w:val="Compact"/>
+        <w:numPr>
+          <w:ilvl w:val="1"/>
+          <w:numId w:val="1100"/>
+        </w:numPr>
+      </w:pPr>
+      <w:r>
+        <w:rPr>
+          <w:b/>
+          <w:bCs/>
+        </w:rPr>
+        <w:t xml:space="preserve">Pronunciation exception</w:t>
+      </w:r>
+      <w:r>
+        <w:t xml:space="preserve"> </w:t>
+      </w:r>
+      <w:r>
+        <w:t xml:space="preserve">— a word whose spoken form</w:t>
+      </w:r>
+      <w:r>
+        <w:t xml:space="preserve"> </w:t>
+      </w:r>
+      <w:r>
+        <w:t xml:space="preserve">departs from the rules.</w:t>
+      </w:r>
+    </w:p>
+    <w:p>
+      <w:pPr>
+        <w:pStyle w:val="Compact"/>
+        <w:numPr>
+          <w:ilvl w:val="1"/>
+          <w:numId w:val="1100"/>
+        </w:numPr>
+      </w:pPr>
+      <w:r>
+        <w:rPr>
+          <w:b/>
+          <w:bCs/>
+        </w:rPr>
+        <w:t xml:space="preserve">Abbreviation / contraction candidate</w:t>
+      </w:r>
+      <w:r>
+        <w:t xml:space="preserve"> </w:t>
+      </w:r>
+      <w:r>
+        <w:t xml:space="preserve">— a manuscript</w:t>
+      </w:r>
+      <w:r>
+        <w:t xml:space="preserve"> </w:t>
+      </w:r>
+      <w:r>
+        <w:t xml:space="preserve">abbreviation or bsdus-tshig contraction and its expansion.</w:t>
+      </w:r>
+    </w:p>
+    <w:p>
+      <w:pPr>
+        <w:pStyle w:val="Compact"/>
+        <w:numPr>
+          <w:ilvl w:val="1"/>
+          <w:numId w:val="1100"/>
+        </w:numPr>
+      </w:pPr>
+      <w:r>
+        <w:rPr>
+          <w:b/>
+          <w:bCs/>
+        </w:rPr>
+        <w:t xml:space="preserve">Rendering for a word (→ dictionary)</w:t>
+      </w:r>
+      <w:r>
+        <w:t xml:space="preserve"> </w:t>
+      </w:r>
+      <w:r>
+        <w:t xml:space="preserve">— a proposed English</w:t>
+      </w:r>
+      <w:r>
+        <w:t xml:space="preserve"> </w:t>
+      </w:r>
+      <w:r>
+        <w:t xml:space="preserve">equivalent for a word; goes to the data project if approved.</w:t>
+      </w:r>
+    </w:p>
+    <w:p>
+      <w:pPr>
+        <w:pStyle w:val="Compact"/>
+        <w:numPr>
+          <w:ilvl w:val="1"/>
+          <w:numId w:val="1100"/>
+        </w:numPr>
+      </w:pPr>
+      <w:r>
+        <w:rPr>
+          <w:b/>
+          <w:bCs/>
+        </w:rPr>
+        <w:t xml:space="preserve">Rendering for a phrase/clause (→ dictionary)</w:t>
+      </w:r>
+      <w:r>
+        <w:t xml:space="preserve"> </w:t>
+      </w:r>
+      <w:r>
+        <w:t xml:space="preserve">— the same,</w:t>
+      </w:r>
+      <w:r>
+        <w:t xml:space="preserve"> </w:t>
+      </w:r>
+      <w:r>
+        <w:t xml:space="preserve">for a longer unit.</w:t>
+      </w:r>
+    </w:p>
+    <w:p>
+      <w:pPr>
+        <w:pStyle w:val="Compact"/>
+        <w:numPr>
+          <w:ilvl w:val="1"/>
+          <w:numId w:val="1100"/>
+        </w:numPr>
+      </w:pPr>
+      <w:r>
+        <w:rPr>
+          <w:b/>
+          <w:bCs/>
+        </w:rPr>
+        <w:t xml:space="preserve">Idiom / fixed expression</w:t>
+      </w:r>
+      <w:r>
+        <w:t xml:space="preserve"> </w:t>
+      </w:r>
+      <w:r>
+        <w:t xml:space="preserve">— marks a string as an idiom or</w:t>
+      </w:r>
+      <w:r>
+        <w:t xml:space="preserve"> </w:t>
+      </w:r>
+      <w:r>
+        <w:t xml:space="preserve">fixed expression. Its card wears an IDIOM badge — amber</w:t>
+      </w:r>
+      <w:r>
+        <w:t xml:space="preserve"> </w:t>
+      </w:r>
+      <w:r>
+        <w:t xml:space="preserve">while proposed, green once approved. The English stays the</w:t>
+      </w:r>
+      <w:r>
+        <w:t xml:space="preserve"> </w:t>
+      </w:r>
+      <w:r>
+        <w:t xml:space="preserve">dictionary’s.</w:t>
+      </w:r>
+    </w:p>
+    <w:p>
+      <w:pPr>
+        <w:pStyle w:val="Compact"/>
+        <w:numPr>
+          <w:ilvl w:val="1"/>
+          <w:numId w:val="1100"/>
+        </w:numPr>
+      </w:pPr>
+      <w:r>
+        <w:rPr>
+          <w:b/>
+          <w:bCs/>
+        </w:rPr>
+        <w:t xml:space="preserve">Note about a passage</w:t>
+      </w:r>
+      <w:r>
+        <w:t xml:space="preserve"> </w:t>
+      </w:r>
+      <w:r>
+        <w:t xml:space="preserve">— anything worth the authority’s</w:t>
+      </w:r>
+      <w:r>
+        <w:t xml:space="preserve"> </w:t>
+      </w:r>
+      <w:r>
+        <w:t xml:space="preserve">eyes that fits none of the above.</w:t>
+      </w:r>
+    </w:p>
+    <w:p>
+      <w:pPr>
+        <w:pStyle w:val="Compact"/>
+        <w:numPr>
+          <w:ilvl w:val="0"/>
           <w:numId w:val="1099"/>
         </w:numPr>
       </w:pPr>
@@ -31588,26 +32202,20 @@
           <w:b/>
           <w:bCs/>
         </w:rPr>
-        <w:t xml:space="preserve">Honorific term (↔ ordinary)</w:t>
-      </w:r>
-      <w:r>
-        <w:t xml:space="preserve"> </w:t>
-      </w:r>
-      <w:r>
-        <w:t xml:space="preserve">— a term of the general</w:t>
-      </w:r>
-      <w:r>
-        <w:t xml:space="preserve"> </w:t>
-      </w:r>
-      <w:r>
-        <w:t xml:space="preserve">honorific register, paired with its ordinary counterpart.</w:t>
-      </w:r>
-    </w:p>
-    <w:p>
-      <w:pPr>
-        <w:pStyle w:val="Compact"/>
-        <w:numPr>
-          <w:ilvl w:val="1"/>
+        <w:t xml:space="preserve">Tibetan</w:t>
+      </w:r>
+      <w:r>
+        <w:t xml:space="preserve"> </w:t>
+      </w:r>
+      <w:r>
+        <w:t xml:space="preserve">— the term itself, in ACIP or wylie.</w:t>
+      </w:r>
+    </w:p>
+    <w:p>
+      <w:pPr>
+        <w:pStyle w:val="Compact"/>
+        <w:numPr>
+          <w:ilvl w:val="0"/>
           <w:numId w:val="1099"/>
         </w:numPr>
       </w:pPr>
@@ -31616,26 +32224,26 @@
           <w:b/>
           <w:bCs/>
         </w:rPr>
-        <w:t xml:space="preserve">HIGH honorific marking</w:t>
-      </w:r>
-      <w:r>
-        <w:t xml:space="preserve"> </w:t>
-      </w:r>
-      <w:r>
-        <w:t xml:space="preserve">— the elevated register used for</w:t>
-      </w:r>
-      <w:r>
-        <w:t xml:space="preserve"> </w:t>
-      </w:r>
-      <w:r>
-        <w:t xml:space="preserve">high lamas and dignitaries (rare).</w:t>
-      </w:r>
-    </w:p>
-    <w:p>
-      <w:pPr>
-        <w:pStyle w:val="Compact"/>
-        <w:numPr>
-          <w:ilvl w:val="1"/>
+        <w:t xml:space="preserve">Proposed</w:t>
+      </w:r>
+      <w:r>
+        <w:t xml:space="preserve"> </w:t>
+      </w:r>
+      <w:r>
+        <w:t xml:space="preserve">— the proposed English / pronunciation /</w:t>
+      </w:r>
+      <w:r>
+        <w:t xml:space="preserve"> </w:t>
+      </w:r>
+      <w:r>
+        <w:t xml:space="preserve">expansion, as the kind requires.</w:t>
+      </w:r>
+    </w:p>
+    <w:p>
+      <w:pPr>
+        <w:pStyle w:val="Compact"/>
+        <w:numPr>
+          <w:ilvl w:val="0"/>
           <w:numId w:val="1099"/>
         </w:numPr>
       </w:pPr>
@@ -31644,313 +32252,27 @@
           <w:b/>
           <w:bCs/>
         </w:rPr>
-        <w:t xml:space="preserve">Humilific (self-lowering) form</w:t>
-      </w:r>
-      <w:r>
-        <w:t xml:space="preserve"> </w:t>
-      </w:r>
-      <w:r>
-        <w:t xml:space="preserve">— the register for one’s</w:t>
-      </w:r>
-      <w:r>
-        <w:t xml:space="preserve"> </w:t>
-      </w:r>
-      <w:r>
-        <w:t xml:space="preserve">own actions (the honorific is never used of oneself).</w:t>
-      </w:r>
-    </w:p>
-    <w:p>
-      <w:pPr>
-        <w:pStyle w:val="Compact"/>
-        <w:numPr>
-          <w:ilvl w:val="1"/>
+        <w:t xml:space="preserve">Secondary</w:t>
+      </w:r>
+      <w:r>
+        <w:t xml:space="preserve"> </w:t>
+      </w:r>
+      <w:r>
+        <w:t xml:space="preserve">— optional: the ordinary counterpart (for</w:t>
+      </w:r>
+      <w:r>
+        <w:t xml:space="preserve"> </w:t>
+      </w:r>
+      <w:r>
+        <w:t xml:space="preserve">honorifics), a domain, or a clarifying note.</w:t>
+      </w:r>
+    </w:p>
+    <w:p>
+      <w:pPr>
+        <w:pStyle w:val="Compact"/>
+        <w:numPr>
+          <w:ilvl w:val="0"/>
           <w:numId w:val="1099"/>
-        </w:numPr>
-      </w:pPr>
-      <w:r>
-        <w:rPr>
-          <w:b/>
-          <w:bCs/>
-        </w:rPr>
-        <w:t xml:space="preserve">DOUBLE honorific (subject + recipient)</w:t>
-      </w:r>
-      <w:r>
-        <w:t xml:space="preserve"> </w:t>
-      </w:r>
-      <w:r>
-        <w:t xml:space="preserve">— honorific in</w:t>
-      </w:r>
-      <w:r>
-        <w:t xml:space="preserve"> </w:t>
-      </w:r>
-      <w:r>
-        <w:t xml:space="preserve">both directions at once.</w:t>
-      </w:r>
-    </w:p>
-    <w:p>
-      <w:pPr>
-        <w:pStyle w:val="Compact"/>
-        <w:numPr>
-          <w:ilvl w:val="1"/>
-          <w:numId w:val="1099"/>
-        </w:numPr>
-      </w:pPr>
-      <w:r>
-        <w:rPr>
-          <w:b/>
-          <w:bCs/>
-        </w:rPr>
-        <w:t xml:space="preserve">Pronunciation exception</w:t>
-      </w:r>
-      <w:r>
-        <w:t xml:space="preserve"> </w:t>
-      </w:r>
-      <w:r>
-        <w:t xml:space="preserve">— a word whose spoken form</w:t>
-      </w:r>
-      <w:r>
-        <w:t xml:space="preserve"> </w:t>
-      </w:r>
-      <w:r>
-        <w:t xml:space="preserve">departs from the rules.</w:t>
-      </w:r>
-    </w:p>
-    <w:p>
-      <w:pPr>
-        <w:pStyle w:val="Compact"/>
-        <w:numPr>
-          <w:ilvl w:val="1"/>
-          <w:numId w:val="1099"/>
-        </w:numPr>
-      </w:pPr>
-      <w:r>
-        <w:rPr>
-          <w:b/>
-          <w:bCs/>
-        </w:rPr>
-        <w:t xml:space="preserve">Abbreviation / contraction candidate</w:t>
-      </w:r>
-      <w:r>
-        <w:t xml:space="preserve"> </w:t>
-      </w:r>
-      <w:r>
-        <w:t xml:space="preserve">— a manuscript</w:t>
-      </w:r>
-      <w:r>
-        <w:t xml:space="preserve"> </w:t>
-      </w:r>
-      <w:r>
-        <w:t xml:space="preserve">abbreviation or bsdus-tshig contraction and its expansion.</w:t>
-      </w:r>
-    </w:p>
-    <w:p>
-      <w:pPr>
-        <w:pStyle w:val="Compact"/>
-        <w:numPr>
-          <w:ilvl w:val="1"/>
-          <w:numId w:val="1099"/>
-        </w:numPr>
-      </w:pPr>
-      <w:r>
-        <w:rPr>
-          <w:b/>
-          <w:bCs/>
-        </w:rPr>
-        <w:t xml:space="preserve">Rendering for a word (→ dictionary)</w:t>
-      </w:r>
-      <w:r>
-        <w:t xml:space="preserve"> </w:t>
-      </w:r>
-      <w:r>
-        <w:t xml:space="preserve">— a proposed English</w:t>
-      </w:r>
-      <w:r>
-        <w:t xml:space="preserve"> </w:t>
-      </w:r>
-      <w:r>
-        <w:t xml:space="preserve">equivalent for a word; goes to the data project if approved.</w:t>
-      </w:r>
-    </w:p>
-    <w:p>
-      <w:pPr>
-        <w:pStyle w:val="Compact"/>
-        <w:numPr>
-          <w:ilvl w:val="1"/>
-          <w:numId w:val="1099"/>
-        </w:numPr>
-      </w:pPr>
-      <w:r>
-        <w:rPr>
-          <w:b/>
-          <w:bCs/>
-        </w:rPr>
-        <w:t xml:space="preserve">Rendering for a phrase/clause (→ dictionary)</w:t>
-      </w:r>
-      <w:r>
-        <w:t xml:space="preserve"> </w:t>
-      </w:r>
-      <w:r>
-        <w:t xml:space="preserve">— the same,</w:t>
-      </w:r>
-      <w:r>
-        <w:t xml:space="preserve"> </w:t>
-      </w:r>
-      <w:r>
-        <w:t xml:space="preserve">for a longer unit.</w:t>
-      </w:r>
-    </w:p>
-    <w:p>
-      <w:pPr>
-        <w:pStyle w:val="Compact"/>
-        <w:numPr>
-          <w:ilvl w:val="1"/>
-          <w:numId w:val="1099"/>
-        </w:numPr>
-      </w:pPr>
-      <w:r>
-        <w:rPr>
-          <w:b/>
-          <w:bCs/>
-        </w:rPr>
-        <w:t xml:space="preserve">Idiom / fixed expression</w:t>
-      </w:r>
-      <w:r>
-        <w:t xml:space="preserve"> </w:t>
-      </w:r>
-      <w:r>
-        <w:t xml:space="preserve">— marks a string as an idiom or</w:t>
-      </w:r>
-      <w:r>
-        <w:t xml:space="preserve"> </w:t>
-      </w:r>
-      <w:r>
-        <w:t xml:space="preserve">fixed expression. Its card wears an IDIOM badge — amber</w:t>
-      </w:r>
-      <w:r>
-        <w:t xml:space="preserve"> </w:t>
-      </w:r>
-      <w:r>
-        <w:t xml:space="preserve">while proposed, green once approved. The English stays the</w:t>
-      </w:r>
-      <w:r>
-        <w:t xml:space="preserve"> </w:t>
-      </w:r>
-      <w:r>
-        <w:t xml:space="preserve">dictionary’s.</w:t>
-      </w:r>
-    </w:p>
-    <w:p>
-      <w:pPr>
-        <w:pStyle w:val="Compact"/>
-        <w:numPr>
-          <w:ilvl w:val="1"/>
-          <w:numId w:val="1099"/>
-        </w:numPr>
-      </w:pPr>
-      <w:r>
-        <w:rPr>
-          <w:b/>
-          <w:bCs/>
-        </w:rPr>
-        <w:t xml:space="preserve">Note about a passage</w:t>
-      </w:r>
-      <w:r>
-        <w:t xml:space="preserve"> </w:t>
-      </w:r>
-      <w:r>
-        <w:t xml:space="preserve">— anything worth the authority’s</w:t>
-      </w:r>
-      <w:r>
-        <w:t xml:space="preserve"> </w:t>
-      </w:r>
-      <w:r>
-        <w:t xml:space="preserve">eyes that fits none of the above.</w:t>
-      </w:r>
-    </w:p>
-    <w:p>
-      <w:pPr>
-        <w:pStyle w:val="Compact"/>
-        <w:numPr>
-          <w:ilvl w:val="0"/>
-          <w:numId w:val="1098"/>
-        </w:numPr>
-      </w:pPr>
-      <w:r>
-        <w:rPr>
-          <w:b/>
-          <w:bCs/>
-        </w:rPr>
-        <w:t xml:space="preserve">Tibetan</w:t>
-      </w:r>
-      <w:r>
-        <w:t xml:space="preserve"> </w:t>
-      </w:r>
-      <w:r>
-        <w:t xml:space="preserve">— the term itself, in ACIP or wylie.</w:t>
-      </w:r>
-    </w:p>
-    <w:p>
-      <w:pPr>
-        <w:pStyle w:val="Compact"/>
-        <w:numPr>
-          <w:ilvl w:val="0"/>
-          <w:numId w:val="1098"/>
-        </w:numPr>
-      </w:pPr>
-      <w:r>
-        <w:rPr>
-          <w:b/>
-          <w:bCs/>
-        </w:rPr>
-        <w:t xml:space="preserve">Proposed</w:t>
-      </w:r>
-      <w:r>
-        <w:t xml:space="preserve"> </w:t>
-      </w:r>
-      <w:r>
-        <w:t xml:space="preserve">— the proposed English / pronunciation /</w:t>
-      </w:r>
-      <w:r>
-        <w:t xml:space="preserve"> </w:t>
-      </w:r>
-      <w:r>
-        <w:t xml:space="preserve">expansion, as the kind requires.</w:t>
-      </w:r>
-    </w:p>
-    <w:p>
-      <w:pPr>
-        <w:pStyle w:val="Compact"/>
-        <w:numPr>
-          <w:ilvl w:val="0"/>
-          <w:numId w:val="1098"/>
-        </w:numPr>
-      </w:pPr>
-      <w:r>
-        <w:rPr>
-          <w:b/>
-          <w:bCs/>
-        </w:rPr>
-        <w:t xml:space="preserve">Secondary</w:t>
-      </w:r>
-      <w:r>
-        <w:t xml:space="preserve"> </w:t>
-      </w:r>
-      <w:r>
-        <w:t xml:space="preserve">— optional: the ordinary counterpart (for</w:t>
-      </w:r>
-      <w:r>
-        <w:t xml:space="preserve"> </w:t>
-      </w:r>
-      <w:r>
-        <w:t xml:space="preserve">honorifics), a domain, or a clarifying note.</w:t>
-      </w:r>
-    </w:p>
-    <w:p>
-      <w:pPr>
-        <w:pStyle w:val="Compact"/>
-        <w:numPr>
-          <w:ilvl w:val="0"/>
-          <w:numId w:val="1098"/>
         </w:numPr>
       </w:pPr>
       <w:r>
@@ -32183,8 +32505,8 @@
         <w:t xml:space="preserve">— done. It now waits for the ruling.</w:t>
       </w:r>
     </w:p>
-    <w:bookmarkEnd w:id="125"/>
-    <w:bookmarkStart w:id="126" w:name="the-other-ways-proposals-get-filed"/>
+    <w:bookmarkEnd w:id="126"/>
+    <w:bookmarkStart w:id="127" w:name="the-other-ways-proposals-get-filed"/>
     <w:p>
       <w:pPr>
         <w:pStyle w:val="Heading2"/>
@@ -32212,7 +32534,7 @@
         <w:pStyle w:val="Compact"/>
         <w:numPr>
           <w:ilvl w:val="0"/>
-          <w:numId w:val="1100"/>
+          <w:numId w:val="1101"/>
         </w:numPr>
       </w:pPr>
       <w:r>
@@ -32270,7 +32592,7 @@
         <w:pStyle w:val="Compact"/>
         <w:numPr>
           <w:ilvl w:val="0"/>
-          <w:numId w:val="1100"/>
+          <w:numId w:val="1101"/>
         </w:numPr>
       </w:pPr>
       <w:r>
@@ -32340,8 +32662,8 @@
         <w:t xml:space="preserve">ruling time — see §15.4.</w:t>
       </w:r>
     </w:p>
-    <w:bookmarkEnd w:id="126"/>
-    <w:bookmarkStart w:id="127" w:name="my-proposals-what-happened"/>
+    <w:bookmarkEnd w:id="127"/>
+    <w:bookmarkStart w:id="128" w:name="my-proposals-what-happened"/>
     <w:p>
       <w:pPr>
         <w:pStyle w:val="Heading2"/>
@@ -32407,7 +32729,7 @@
         <w:pStyle w:val="Compact"/>
         <w:numPr>
           <w:ilvl w:val="0"/>
-          <w:numId w:val="1101"/>
+          <w:numId w:val="1102"/>
         </w:numPr>
       </w:pPr>
       <w:r>
@@ -32441,7 +32763,7 @@
         <w:pStyle w:val="Compact"/>
         <w:numPr>
           <w:ilvl w:val="0"/>
-          <w:numId w:val="1101"/>
+          <w:numId w:val="1102"/>
         </w:numPr>
       </w:pPr>
       <w:r>
@@ -32453,7 +32775,7 @@
         <w:pStyle w:val="Compact"/>
         <w:numPr>
           <w:ilvl w:val="0"/>
-          <w:numId w:val="1101"/>
+          <w:numId w:val="1102"/>
         </w:numPr>
       </w:pPr>
       <w:r>
@@ -32465,7 +32787,7 @@
         <w:pStyle w:val="Compact"/>
         <w:numPr>
           <w:ilvl w:val="0"/>
-          <w:numId w:val="1101"/>
+          <w:numId w:val="1102"/>
         </w:numPr>
       </w:pPr>
       <w:r>
@@ -32532,9 +32854,9 @@
         </w:pict>
       </w:r>
     </w:p>
-    <w:bookmarkEnd w:id="127"/>
     <w:bookmarkEnd w:id="128"/>
-    <w:bookmarkStart w:id="135" w:name="Xf87a93a906d220c467310f12d976bb46122eb07"/>
+    <w:bookmarkEnd w:id="129"/>
+    <w:bookmarkStart w:id="136" w:name="Xf87a93a906d220c467310f12d976bb46122eb07"/>
     <w:p>
       <w:pPr>
         <w:pStyle w:val="Heading1"/>
@@ -32736,7 +33058,7 @@
         <w:t xml:space="preserve">it the queue itself.</w:t>
       </w:r>
     </w:p>
-    <w:bookmarkStart w:id="129" w:name="reading-the-queue"/>
+    <w:bookmarkStart w:id="130" w:name="reading-the-queue"/>
     <w:p>
       <w:pPr>
         <w:pStyle w:val="Heading2"/>
@@ -32803,7 +33125,7 @@
         <w:pStyle w:val="Compact"/>
         <w:numPr>
           <w:ilvl w:val="0"/>
-          <w:numId w:val="1102"/>
+          <w:numId w:val="1103"/>
         </w:numPr>
       </w:pPr>
       <w:r>
@@ -32866,7 +33188,7 @@
         <w:pStyle w:val="Compact"/>
         <w:numPr>
           <w:ilvl w:val="0"/>
-          <w:numId w:val="1102"/>
+          <w:numId w:val="1103"/>
         </w:numPr>
       </w:pPr>
       <w:r>
@@ -32891,7 +33213,7 @@
         <w:pStyle w:val="Compact"/>
         <w:numPr>
           <w:ilvl w:val="0"/>
-          <w:numId w:val="1102"/>
+          <w:numId w:val="1103"/>
         </w:numPr>
       </w:pPr>
       <w:r>
@@ -32919,7 +33241,7 @@
         <w:pStyle w:val="Compact"/>
         <w:numPr>
           <w:ilvl w:val="0"/>
-          <w:numId w:val="1102"/>
+          <w:numId w:val="1103"/>
         </w:numPr>
       </w:pPr>
       <w:r>
@@ -32938,7 +33260,7 @@
         <w:pStyle w:val="Compact"/>
         <w:numPr>
           <w:ilvl w:val="0"/>
-          <w:numId w:val="1102"/>
+          <w:numId w:val="1103"/>
         </w:numPr>
       </w:pPr>
       <w:r>
@@ -32978,8 +33300,8 @@
         <w:t xml:space="preserve">proposals folder in the Propose tab first.”</w:t>
       </w:r>
     </w:p>
-    <w:bookmarkEnd w:id="129"/>
-    <w:bookmarkStart w:id="130" w:name="ruling-on-an-item"/>
+    <w:bookmarkEnd w:id="130"/>
+    <w:bookmarkStart w:id="131" w:name="ruling-on-an-item"/>
     <w:p>
       <w:pPr>
         <w:pStyle w:val="Heading2"/>
@@ -32993,7 +33315,7 @@
         <w:pStyle w:val="Compact"/>
         <w:numPr>
           <w:ilvl w:val="0"/>
-          <w:numId w:val="1103"/>
+          <w:numId w:val="1104"/>
         </w:numPr>
       </w:pPr>
       <w:r>
@@ -33101,7 +33423,7 @@
         <w:pStyle w:val="Compact"/>
         <w:numPr>
           <w:ilvl w:val="0"/>
-          <w:numId w:val="1103"/>
+          <w:numId w:val="1104"/>
         </w:numPr>
       </w:pPr>
       <w:r>
@@ -33141,7 +33463,7 @@
         <w:pStyle w:val="Compact"/>
         <w:numPr>
           <w:ilvl w:val="0"/>
-          <w:numId w:val="1103"/>
+          <w:numId w:val="1104"/>
         </w:numPr>
       </w:pPr>
       <w:r>
@@ -33263,8 +33585,8 @@
         <w:t xml:space="preserve">takes the queue as it stands.</w:t>
       </w:r>
     </w:p>
-    <w:bookmarkEnd w:id="130"/>
-    <w:bookmarkStart w:id="131" w:name="what-each-ruling-actually-does"/>
+    <w:bookmarkEnd w:id="131"/>
+    <w:bookmarkStart w:id="132" w:name="what-each-ruling-actually-does"/>
     <w:p>
       <w:pPr>
         <w:pStyle w:val="Heading2"/>
@@ -33563,7 +33885,7 @@
         <w:pStyle w:val="Compact"/>
         <w:numPr>
           <w:ilvl w:val="0"/>
-          <w:numId w:val="1104"/>
+          <w:numId w:val="1105"/>
         </w:numPr>
       </w:pPr>
       <w:r>
@@ -33610,7 +33932,7 @@
         <w:pStyle w:val="Compact"/>
         <w:numPr>
           <w:ilvl w:val="0"/>
-          <w:numId w:val="1104"/>
+          <w:numId w:val="1105"/>
         </w:numPr>
       </w:pPr>
       <w:r>
@@ -33674,8 +33996,8 @@
         <w:t xml:space="preserve">a rejection; it is a positive ruling that teaches the software.</w:t>
       </w:r>
     </w:p>
-    <w:bookmarkEnd w:id="131"/>
-    <w:bookmarkStart w:id="132" w:name="the-kind-filter-one-category-per-sitting"/>
+    <w:bookmarkEnd w:id="132"/>
+    <w:bookmarkStart w:id="133" w:name="the-kind-filter-one-category-per-sitting"/>
     <w:p>
       <w:pPr>
         <w:pStyle w:val="Heading2"/>
@@ -33847,8 +34169,8 @@
         <w:t xml:space="preserve">delivers their proposals to your disk in the background).</w:t>
       </w:r>
     </w:p>
-    <w:bookmarkEnd w:id="132"/>
-    <w:bookmarkStart w:id="133" w:name="export-approved-dictionary-candidates"/>
+    <w:bookmarkEnd w:id="133"/>
+    <w:bookmarkStart w:id="134" w:name="export-approved-dictionary-candidates"/>
     <w:p>
       <w:pPr>
         <w:pStyle w:val="Heading2"/>
@@ -33870,7 +34192,7 @@
         <w:pStyle w:val="Compact"/>
         <w:numPr>
           <w:ilvl w:val="0"/>
-          <w:numId w:val="1105"/>
+          <w:numId w:val="1106"/>
         </w:numPr>
       </w:pPr>
       <w:r>
@@ -33895,7 +34217,7 @@
         <w:pStyle w:val="Compact"/>
         <w:numPr>
           <w:ilvl w:val="0"/>
-          <w:numId w:val="1105"/>
+          <w:numId w:val="1106"/>
         </w:numPr>
       </w:pPr>
       <w:r>
@@ -33919,7 +34241,7 @@
         <w:pStyle w:val="Compact"/>
         <w:numPr>
           <w:ilvl w:val="0"/>
-          <w:numId w:val="1105"/>
+          <w:numId w:val="1106"/>
         </w:numPr>
       </w:pPr>
       <w:r>
@@ -33981,7 +34303,7 @@
         <w:pStyle w:val="Compact"/>
         <w:numPr>
           <w:ilvl w:val="0"/>
-          <w:numId w:val="1105"/>
+          <w:numId w:val="1106"/>
         </w:numPr>
       </w:pPr>
       <w:r>
@@ -34073,8 +34395,8 @@
         <w:t xml:space="preserve">candidate.</w:t>
       </w:r>
     </w:p>
-    <w:bookmarkEnd w:id="133"/>
-    <w:bookmarkStart w:id="134" w:name="the-rulings-archive"/>
+    <w:bookmarkEnd w:id="134"/>
+    <w:bookmarkStart w:id="135" w:name="the-rulings-archive"/>
     <w:p>
       <w:pPr>
         <w:pStyle w:val="Heading2"/>
@@ -34194,9 +34516,9 @@
         </w:pict>
       </w:r>
     </w:p>
-    <w:bookmarkEnd w:id="134"/>
     <w:bookmarkEnd w:id="135"/>
-    <w:bookmarkStart w:id="146" w:name="chapter-17-the-app-itself"/>
+    <w:bookmarkEnd w:id="136"/>
+    <w:bookmarkStart w:id="147" w:name="chapter-17-the-app-itself"/>
     <w:p>
       <w:pPr>
         <w:pStyle w:val="Heading1"/>
@@ -34219,7 +34541,7 @@
         <w:t xml:space="preserve">a whole rather than to any one pane.</w:t>
       </w:r>
     </w:p>
-    <w:bookmarkStart w:id="136" w:name="the-window-seven-workflow-groups"/>
+    <w:bookmarkStart w:id="137" w:name="the-window-seven-workflow-groups"/>
     <w:p>
       <w:pPr>
         <w:pStyle w:val="Heading2"/>
@@ -34560,8 +34882,8 @@
         <w:t xml:space="preserve">authority role, and carries a live pending count on its tab.)</w:t>
       </w:r>
     </w:p>
-    <w:bookmarkEnd w:id="136"/>
-    <w:bookmarkStart w:id="137" w:name="the-menu-bar-mirrors-the-window"/>
+    <w:bookmarkEnd w:id="137"/>
+    <w:bookmarkStart w:id="138" w:name="the-menu-bar-mirrors-the-window"/>
     <w:p>
       <w:pPr>
         <w:pStyle w:val="Heading2"/>
@@ -34647,7 +34969,7 @@
         <w:pStyle w:val="Compact"/>
         <w:numPr>
           <w:ilvl w:val="0"/>
-          <w:numId w:val="1106"/>
+          <w:numId w:val="1107"/>
         </w:numPr>
       </w:pPr>
       <w:r>
@@ -34675,7 +34997,7 @@
         <w:pStyle w:val="Compact"/>
         <w:numPr>
           <w:ilvl w:val="0"/>
-          <w:numId w:val="1106"/>
+          <w:numId w:val="1107"/>
         </w:numPr>
       </w:pPr>
       <w:r>
@@ -34709,7 +35031,7 @@
         <w:pStyle w:val="Compact"/>
         <w:numPr>
           <w:ilvl w:val="0"/>
-          <w:numId w:val="1106"/>
+          <w:numId w:val="1107"/>
         </w:numPr>
       </w:pPr>
       <w:r>
@@ -34821,8 +35143,8 @@
         <w:t xml:space="preserve">system can literally point at any feature in the app.</w:t>
       </w:r>
     </w:p>
-    <w:bookmarkEnd w:id="137"/>
-    <w:bookmarkStart w:id="138" w:name="X4072019ae30f7b50793bf783af980ededa378c4"/>
+    <w:bookmarkEnd w:id="138"/>
+    <w:bookmarkStart w:id="139" w:name="X4072019ae30f7b50793bf783af980ededa378c4"/>
     <w:p>
       <w:pPr>
         <w:pStyle w:val="Heading2"/>
@@ -34884,7 +35206,7 @@
         <w:pStyle w:val="Compact"/>
         <w:numPr>
           <w:ilvl w:val="0"/>
-          <w:numId w:val="1107"/>
+          <w:numId w:val="1108"/>
         </w:numPr>
       </w:pPr>
       <w:r>
@@ -34940,7 +35262,7 @@
         <w:pStyle w:val="Compact"/>
         <w:numPr>
           <w:ilvl w:val="0"/>
-          <w:numId w:val="1107"/>
+          <w:numId w:val="1108"/>
         </w:numPr>
       </w:pPr>
       <w:r>
@@ -34964,7 +35286,7 @@
         <w:pStyle w:val="Compact"/>
         <w:numPr>
           <w:ilvl w:val="0"/>
-          <w:numId w:val="1107"/>
+          <w:numId w:val="1108"/>
         </w:numPr>
       </w:pPr>
       <w:r>
@@ -35031,7 +35353,7 @@
         <w:pStyle w:val="Compact"/>
         <w:numPr>
           <w:ilvl w:val="0"/>
-          <w:numId w:val="1107"/>
+          <w:numId w:val="1108"/>
         </w:numPr>
       </w:pPr>
       <w:r>
@@ -35091,7 +35413,7 @@
         <w:pStyle w:val="Compact"/>
         <w:numPr>
           <w:ilvl w:val="0"/>
-          <w:numId w:val="1108"/>
+          <w:numId w:val="1109"/>
         </w:numPr>
       </w:pPr>
       <w:r>
@@ -35176,7 +35498,7 @@
         <w:pStyle w:val="Compact"/>
         <w:numPr>
           <w:ilvl w:val="0"/>
-          <w:numId w:val="1108"/>
+          <w:numId w:val="1109"/>
         </w:numPr>
       </w:pPr>
       <w:r>
@@ -35209,7 +35531,7 @@
         <w:pStyle w:val="Compact"/>
         <w:numPr>
           <w:ilvl w:val="0"/>
-          <w:numId w:val="1108"/>
+          <w:numId w:val="1109"/>
         </w:numPr>
       </w:pPr>
       <w:r>
@@ -35270,7 +35592,7 @@
         <w:pStyle w:val="Compact"/>
         <w:numPr>
           <w:ilvl w:val="0"/>
-          <w:numId w:val="1108"/>
+          <w:numId w:val="1109"/>
         </w:numPr>
       </w:pPr>
       <w:r>
@@ -35346,8 +35668,8 @@
         <w:t xml:space="preserve">section.</w:t>
       </w:r>
     </w:p>
-    <w:bookmarkEnd w:id="138"/>
-    <w:bookmarkStart w:id="139" w:name="the-settings-dialog-every-field"/>
+    <w:bookmarkEnd w:id="139"/>
+    <w:bookmarkStart w:id="140" w:name="the-settings-dialog-every-field"/>
     <w:p>
       <w:pPr>
         <w:pStyle w:val="Heading2"/>
@@ -35760,8 +36082,8 @@
         <w:t xml:space="preserve">writes them all.</w:t>
       </w:r>
     </w:p>
-    <w:bookmarkEnd w:id="139"/>
-    <w:bookmarkStart w:id="140" w:name="the-help-window"/>
+    <w:bookmarkEnd w:id="140"/>
+    <w:bookmarkStart w:id="141" w:name="the-help-window"/>
     <w:p>
       <w:pPr>
         <w:pStyle w:val="Heading2"/>
@@ -35825,7 +36147,7 @@
         <w:pStyle w:val="Compact"/>
         <w:numPr>
           <w:ilvl w:val="0"/>
-          <w:numId w:val="1109"/>
+          <w:numId w:val="1110"/>
         </w:numPr>
       </w:pPr>
       <w:r>
@@ -35917,7 +36239,7 @@
         <w:pStyle w:val="Compact"/>
         <w:numPr>
           <w:ilvl w:val="0"/>
-          <w:numId w:val="1109"/>
+          <w:numId w:val="1110"/>
         </w:numPr>
       </w:pPr>
       <w:r>
@@ -35969,7 +36291,7 @@
         <w:pStyle w:val="Compact"/>
         <w:numPr>
           <w:ilvl w:val="0"/>
-          <w:numId w:val="1109"/>
+          <w:numId w:val="1110"/>
         </w:numPr>
       </w:pPr>
       <w:r>
@@ -36101,7 +36423,7 @@
         <w:pStyle w:val="Compact"/>
         <w:numPr>
           <w:ilvl w:val="0"/>
-          <w:numId w:val="1109"/>
+          <w:numId w:val="1110"/>
         </w:numPr>
       </w:pPr>
       <w:r>
@@ -36225,8 +36547,8 @@
         <w:t xml:space="preserve">— you are standing in the Input pane.</w:t>
       </w:r>
     </w:p>
-    <w:bookmarkEnd w:id="140"/>
-    <w:bookmarkStart w:id="141" w:name="night-mode"/>
+    <w:bookmarkEnd w:id="141"/>
+    <w:bookmarkStart w:id="142" w:name="night-mode"/>
     <w:p>
       <w:pPr>
         <w:pStyle w:val="Heading2"/>
@@ -36271,8 +36593,8 @@
         <w:t xml:space="preserve">dark. It applies immediately and is remembered across launches.</w:t>
       </w:r>
     </w:p>
-    <w:bookmarkEnd w:id="141"/>
-    <w:bookmarkStart w:id="142" w:name="X2c349eb4ce50af7037642b129b0429d506e41d5"/>
+    <w:bookmarkEnd w:id="142"/>
+    <w:bookmarkStart w:id="143" w:name="X2c349eb4ce50af7037642b129b0429d506e41d5"/>
     <w:p>
       <w:pPr>
         <w:pStyle w:val="Heading2"/>
@@ -36375,8 +36697,8 @@
         <w:t xml:space="preserve">stays set up.</w:t>
       </w:r>
     </w:p>
-    <w:bookmarkEnd w:id="142"/>
-    <w:bookmarkStart w:id="143" w:name="the-self-test-selftest"/>
+    <w:bookmarkEnd w:id="143"/>
+    <w:bookmarkStart w:id="144" w:name="the-self-test-selftest"/>
     <w:p>
       <w:pPr>
         <w:pStyle w:val="Heading2"/>
@@ -36577,8 +36899,8 @@
         <w:t xml:space="preserve">never compose it.</w:t>
       </w:r>
     </w:p>
-    <w:bookmarkEnd w:id="143"/>
-    <w:bookmarkStart w:id="144" w:name="help-troubleshooting"/>
+    <w:bookmarkEnd w:id="144"/>
+    <w:bookmarkStart w:id="145" w:name="help-troubleshooting"/>
     <w:p>
       <w:pPr>
         <w:pStyle w:val="Heading2"/>
@@ -36600,7 +36922,7 @@
         <w:pStyle w:val="Compact"/>
         <w:numPr>
           <w:ilvl w:val="0"/>
-          <w:numId w:val="1110"/>
+          <w:numId w:val="1111"/>
         </w:numPr>
       </w:pPr>
       <w:r>
@@ -36628,7 +36950,7 @@
         <w:pStyle w:val="Compact"/>
         <w:numPr>
           <w:ilvl w:val="0"/>
-          <w:numId w:val="1110"/>
+          <w:numId w:val="1111"/>
         </w:numPr>
       </w:pPr>
       <w:r>
@@ -36650,7 +36972,7 @@
         <w:pStyle w:val="Compact"/>
         <w:numPr>
           <w:ilvl w:val="0"/>
-          <w:numId w:val="1110"/>
+          <w:numId w:val="1111"/>
         </w:numPr>
       </w:pPr>
       <w:r>
@@ -36678,7 +37000,7 @@
         <w:pStyle w:val="Compact"/>
         <w:numPr>
           <w:ilvl w:val="0"/>
-          <w:numId w:val="1110"/>
+          <w:numId w:val="1111"/>
         </w:numPr>
       </w:pPr>
       <w:r>
@@ -36712,7 +37034,7 @@
         <w:pStyle w:val="Compact"/>
         <w:numPr>
           <w:ilvl w:val="0"/>
-          <w:numId w:val="1110"/>
+          <w:numId w:val="1111"/>
         </w:numPr>
       </w:pPr>
       <w:r>
@@ -36740,7 +37062,7 @@
         <w:pStyle w:val="Compact"/>
         <w:numPr>
           <w:ilvl w:val="0"/>
-          <w:numId w:val="1110"/>
+          <w:numId w:val="1111"/>
         </w:numPr>
       </w:pPr>
       <w:r>
@@ -36774,7 +37096,7 @@
         <w:pStyle w:val="Compact"/>
         <w:numPr>
           <w:ilvl w:val="0"/>
-          <w:numId w:val="1110"/>
+          <w:numId w:val="1111"/>
         </w:numPr>
       </w:pPr>
       <w:r>
@@ -36796,7 +37118,7 @@
         <w:pStyle w:val="Compact"/>
         <w:numPr>
           <w:ilvl w:val="0"/>
-          <w:numId w:val="1110"/>
+          <w:numId w:val="1111"/>
         </w:numPr>
       </w:pPr>
       <w:r>
@@ -36819,8 +37141,8 @@
         <w:t xml:space="preserve">confirmation; texts and data untouched; next launch.</w:t>
       </w:r>
     </w:p>
-    <w:bookmarkEnd w:id="144"/>
-    <w:bookmarkStart w:id="145" w:name="hunt-everywhere-k"/>
+    <w:bookmarkEnd w:id="145"/>
+    <w:bookmarkStart w:id="146" w:name="hunt-everywhere-k"/>
     <w:p>
       <w:pPr>
         <w:pStyle w:val="Heading2"/>
@@ -36925,7 +37247,7 @@
         <w:pStyle w:val="Compact"/>
         <w:numPr>
           <w:ilvl w:val="0"/>
-          <w:numId w:val="1111"/>
+          <w:numId w:val="1112"/>
         </w:numPr>
       </w:pPr>
       <w:r>
@@ -36947,7 +37269,7 @@
         <w:pStyle w:val="Compact"/>
         <w:numPr>
           <w:ilvl w:val="0"/>
-          <w:numId w:val="1111"/>
+          <w:numId w:val="1112"/>
         </w:numPr>
       </w:pPr>
       <w:r>
@@ -36969,7 +37291,7 @@
         <w:pStyle w:val="Compact"/>
         <w:numPr>
           <w:ilvl w:val="0"/>
-          <w:numId w:val="1111"/>
+          <w:numId w:val="1112"/>
         </w:numPr>
       </w:pPr>
       <w:r>
@@ -36991,7 +37313,7 @@
         <w:pStyle w:val="Compact"/>
         <w:numPr>
           <w:ilvl w:val="0"/>
-          <w:numId w:val="1111"/>
+          <w:numId w:val="1112"/>
         </w:numPr>
       </w:pPr>
       <w:r>
@@ -37013,7 +37335,7 @@
         <w:pStyle w:val="Compact"/>
         <w:numPr>
           <w:ilvl w:val="0"/>
-          <w:numId w:val="1111"/>
+          <w:numId w:val="1112"/>
         </w:numPr>
       </w:pPr>
       <w:r>
@@ -37035,7 +37357,7 @@
         <w:pStyle w:val="Compact"/>
         <w:numPr>
           <w:ilvl w:val="0"/>
-          <w:numId w:val="1111"/>
+          <w:numId w:val="1112"/>
         </w:numPr>
       </w:pPr>
       <w:r>
@@ -37128,8 +37450,8 @@
         <w:t xml:space="preserve">panes — the palette only saves you the walk.</w:t>
       </w:r>
     </w:p>
-    <w:bookmarkEnd w:id="145"/>
     <w:bookmarkEnd w:id="146"/>
+    <w:bookmarkEnd w:id="147"/>
     <w:sectPr>
       <w:footnotePr>
         <w:numRestart w:val="eachSect"/>
@@ -38885,34 +39207,7 @@
     <w:abstractNumId w:val="991"/>
   </w:num>
   <w:num w:numId="1097">
-    <w:abstractNumId w:val="99411"/>
-    <w:lvlOverride w:ilvl="0">
-      <w:startOverride w:val="1"/>
-    </w:lvlOverride>
-    <w:lvlOverride w:ilvl="1">
-      <w:startOverride w:val="1"/>
-    </w:lvlOverride>
-    <w:lvlOverride w:ilvl="2">
-      <w:startOverride w:val="1"/>
-    </w:lvlOverride>
-    <w:lvlOverride w:ilvl="3">
-      <w:startOverride w:val="1"/>
-    </w:lvlOverride>
-    <w:lvlOverride w:ilvl="4">
-      <w:startOverride w:val="1"/>
-    </w:lvlOverride>
-    <w:lvlOverride w:ilvl="5">
-      <w:startOverride w:val="1"/>
-    </w:lvlOverride>
-    <w:lvlOverride w:ilvl="6">
-      <w:startOverride w:val="1"/>
-    </w:lvlOverride>
-    <w:lvlOverride w:ilvl="7">
-      <w:startOverride w:val="1"/>
-    </w:lvlOverride>
-    <w:lvlOverride w:ilvl="8">
-      <w:startOverride w:val="1"/>
-    </w:lvlOverride>
+    <w:abstractNumId w:val="991"/>
   </w:num>
   <w:num w:numId="1098">
     <w:abstractNumId w:val="99411"/>
@@ -38945,18 +39240,6 @@
     </w:lvlOverride>
   </w:num>
   <w:num w:numId="1099">
-    <w:abstractNumId w:val="991"/>
-  </w:num>
-  <w:num w:numId="1100">
-    <w:abstractNumId w:val="991"/>
-  </w:num>
-  <w:num w:numId="1101">
-    <w:abstractNumId w:val="991"/>
-  </w:num>
-  <w:num w:numId="1102">
-    <w:abstractNumId w:val="991"/>
-  </w:num>
-  <w:num w:numId="1103">
     <w:abstractNumId w:val="99411"/>
     <w:lvlOverride w:ilvl="0">
       <w:startOverride w:val="1"/>
@@ -38986,10 +39269,19 @@
       <w:startOverride w:val="1"/>
     </w:lvlOverride>
   </w:num>
-  <w:num w:numId="1104">
+  <w:num w:numId="1100">
     <w:abstractNumId w:val="991"/>
   </w:num>
-  <w:num w:numId="1105">
+  <w:num w:numId="1101">
+    <w:abstractNumId w:val="991"/>
+  </w:num>
+  <w:num w:numId="1102">
+    <w:abstractNumId w:val="991"/>
+  </w:num>
+  <w:num w:numId="1103">
+    <w:abstractNumId w:val="991"/>
+  </w:num>
+  <w:num w:numId="1104">
     <w:abstractNumId w:val="99411"/>
     <w:lvlOverride w:ilvl="0">
       <w:startOverride w:val="1"/>
@@ -39019,13 +39311,10 @@
       <w:startOverride w:val="1"/>
     </w:lvlOverride>
   </w:num>
-  <w:num w:numId="1106">
+  <w:num w:numId="1105">
     <w:abstractNumId w:val="991"/>
   </w:num>
-  <w:num w:numId="1107">
-    <w:abstractNumId w:val="991"/>
-  </w:num>
-  <w:num w:numId="1108">
+  <w:num w:numId="1106">
     <w:abstractNumId w:val="99411"/>
     <w:lvlOverride w:ilvl="0">
       <w:startOverride w:val="1"/>
@@ -39055,13 +39344,49 @@
       <w:startOverride w:val="1"/>
     </w:lvlOverride>
   </w:num>
+  <w:num w:numId="1107">
+    <w:abstractNumId w:val="991"/>
+  </w:num>
+  <w:num w:numId="1108">
+    <w:abstractNumId w:val="991"/>
+  </w:num>
   <w:num w:numId="1109">
-    <w:abstractNumId w:val="991"/>
+    <w:abstractNumId w:val="99411"/>
+    <w:lvlOverride w:ilvl="0">
+      <w:startOverride w:val="1"/>
+    </w:lvlOverride>
+    <w:lvlOverride w:ilvl="1">
+      <w:startOverride w:val="1"/>
+    </w:lvlOverride>
+    <w:lvlOverride w:ilvl="2">
+      <w:startOverride w:val="1"/>
+    </w:lvlOverride>
+    <w:lvlOverride w:ilvl="3">
+      <w:startOverride w:val="1"/>
+    </w:lvlOverride>
+    <w:lvlOverride w:ilvl="4">
+      <w:startOverride w:val="1"/>
+    </w:lvlOverride>
+    <w:lvlOverride w:ilvl="5">
+      <w:startOverride w:val="1"/>
+    </w:lvlOverride>
+    <w:lvlOverride w:ilvl="6">
+      <w:startOverride w:val="1"/>
+    </w:lvlOverride>
+    <w:lvlOverride w:ilvl="7">
+      <w:startOverride w:val="1"/>
+    </w:lvlOverride>
+    <w:lvlOverride w:ilvl="8">
+      <w:startOverride w:val="1"/>
+    </w:lvlOverride>
   </w:num>
   <w:num w:numId="1110">
     <w:abstractNumId w:val="991"/>
   </w:num>
   <w:num w:numId="1111">
+    <w:abstractNumId w:val="991"/>
+  </w:num>
+  <w:num w:numId="1112">
     <w:abstractNumId w:val="991"/>
   </w:num>
 </w:numbering>

--- a/docs/distribution/USER_MANUAL.docx
+++ b/docs/distribution/USER_MANUAL.docx
@@ -653,7 +653,19 @@
         </w:numPr>
       </w:pPr>
       <w:r>
-        <w:t xml:space="preserve">14.7 What the workflow will do next</w:t>
+        <w:t xml:space="preserve">14.7 Compose name — the house filename grammar</w:t>
+      </w:r>
+    </w:p>
+    <w:p>
+      <w:pPr>
+        <w:pStyle w:val="Compact"/>
+        <w:numPr>
+          <w:ilvl w:val="1"/>
+          <w:numId w:val="1006"/>
+        </w:numPr>
+      </w:pPr>
+      <w:r>
+        <w:t xml:space="preserve">14.8 What the workflow will do next</w:t>
       </w:r>
     </w:p>
     <w:p>
@@ -29780,7 +29792,7 @@
     </w:p>
     <w:bookmarkEnd w:id="115"/>
     <w:bookmarkEnd w:id="116"/>
-    <w:bookmarkStart w:id="124" w:name="X3a20423a134726120338426e69aa3db63b45769"/>
+    <w:bookmarkStart w:id="125" w:name="X3a20423a134726120338426e69aa3db63b45769"/>
     <w:p>
       <w:pPr>
         <w:pStyle w:val="Heading1"/>
@@ -31268,13 +31280,356 @@
       </w:r>
     </w:p>
     <w:bookmarkEnd w:id="122"/>
-    <w:bookmarkStart w:id="123" w:name="what-the-workflow-will-do-next"/>
+    <w:bookmarkStart w:id="123" w:name="compose-name-the-house-filename-grammar"/>
     <w:p>
       <w:pPr>
         <w:pStyle w:val="Heading2"/>
       </w:pPr>
       <w:r>
-        <w:t xml:space="preserve">14.7 What the workflow will do next</w:t>
+        <w:t xml:space="preserve">14.7 Compose name — the house filename grammar</w:t>
+      </w:r>
+    </w:p>
+    <w:p>
+      <w:pPr>
+        <w:pStyle w:val="FirstParagraph"/>
+      </w:pPr>
+      <w:r>
+        <w:t xml:space="preserve">When a text has been identified, it needs its proper name. Click</w:t>
+      </w:r>
+      <w:r>
+        <w:t xml:space="preserve"> </w:t>
+      </w:r>
+      <w:r>
+        <w:rPr>
+          <w:b/>
+          <w:bCs/>
+        </w:rPr>
+        <w:t xml:space="preserve">Compose name…</w:t>
+      </w:r>
+      <w:r>
+        <w:t xml:space="preserve"> </w:t>
+      </w:r>
+      <w:r>
+        <w:t xml:space="preserve">and fill the four fields:</w:t>
+      </w:r>
+    </w:p>
+    <w:p>
+      <w:pPr>
+        <w:pStyle w:val="Compact"/>
+        <w:numPr>
+          <w:ilvl w:val="0"/>
+          <w:numId w:val="1098"/>
+        </w:numPr>
+      </w:pPr>
+      <w:r>
+        <w:rPr>
+          <w:b/>
+          <w:bCs/>
+        </w:rPr>
+        <w:t xml:space="preserve">Catalog number</w:t>
+      </w:r>
+      <w:r>
+        <w:t xml:space="preserve"> </w:t>
+      </w:r>
+      <w:r>
+        <w:t xml:space="preserve">— from the registrar. The app never mints a</w:t>
+      </w:r>
+      <w:r>
+        <w:t xml:space="preserve"> </w:t>
+      </w:r>
+      <w:r>
+        <w:t xml:space="preserve">number; the field is free text because issuing numbers is a</w:t>
+      </w:r>
+      <w:r>
+        <w:t xml:space="preserve"> </w:t>
+      </w:r>
+      <w:r>
+        <w:t xml:space="preserve">human’s act.</w:t>
+      </w:r>
+    </w:p>
+    <w:p>
+      <w:pPr>
+        <w:pStyle w:val="Compact"/>
+        <w:numPr>
+          <w:ilvl w:val="0"/>
+          <w:numId w:val="1098"/>
+        </w:numPr>
+      </w:pPr>
+      <w:r>
+        <w:rPr>
+          <w:b/>
+          <w:bCs/>
+        </w:rPr>
+        <w:t xml:space="preserve">Tibetan title</w:t>
+      </w:r>
+      <w:r>
+        <w:t xml:space="preserve"> </w:t>
+      </w:r>
+      <w:r>
+        <w:t xml:space="preserve">— prefilled from the selected file’s own title</w:t>
+      </w:r>
+      <w:r>
+        <w:t xml:space="preserve"> </w:t>
+      </w:r>
+      <w:r>
+        <w:t xml:space="preserve">page when it has one. A trailing BZHUGS SO is stripped</w:t>
+      </w:r>
+      <w:r>
+        <w:t xml:space="preserve"> </w:t>
+      </w:r>
+      <w:r>
+        <w:t xml:space="preserve">automatically; it is never part of a name.</w:t>
+      </w:r>
+    </w:p>
+    <w:p>
+      <w:pPr>
+        <w:pStyle w:val="Compact"/>
+        <w:numPr>
+          <w:ilvl w:val="0"/>
+          <w:numId w:val="1098"/>
+        </w:numPr>
+      </w:pPr>
+      <w:r>
+        <w:rPr>
+          <w:b/>
+          <w:bCs/>
+        </w:rPr>
+        <w:t xml:space="preserve">English title</w:t>
+      </w:r>
+      <w:r>
+        <w:t xml:space="preserve"> </w:t>
+      </w:r>
+      <w:r>
+        <w:t xml:space="preserve">and</w:t>
+      </w:r>
+      <w:r>
+        <w:t xml:space="preserve"> </w:t>
+      </w:r>
+      <w:r>
+        <w:rPr>
+          <w:b/>
+          <w:bCs/>
+        </w:rPr>
+        <w:t xml:space="preserve">Author (dates)</w:t>
+      </w:r>
+      <w:r>
+        <w:t xml:space="preserve">.</w:t>
+      </w:r>
+    </w:p>
+    <w:p>
+      <w:pPr>
+        <w:pStyle w:val="FirstParagraph"/>
+      </w:pPr>
+      <w:r>
+        <w:t xml:space="preserve">The preview updates as you type, applying the house rules: fields</w:t>
+      </w:r>
+      <w:r>
+        <w:t xml:space="preserve"> </w:t>
+      </w:r>
+      <w:r>
+        <w:t xml:space="preserve">joined by underscores, capital .TXT, no colons (a single hyphen, no</w:t>
+      </w:r>
+      <w:r>
+        <w:t xml:space="preserve"> </w:t>
+      </w:r>
+      <w:r>
+        <w:t xml:space="preserve">spaces, stands in), IAST diacritics folded to plain ASCII.</w:t>
+      </w:r>
+    </w:p>
+    <w:p>
+      <w:pPr>
+        <w:pStyle w:val="BodyText"/>
+      </w:pPr>
+      <w:r>
+        <w:rPr>
+          <w:b/>
+          <w:bCs/>
+        </w:rPr>
+        <w:t xml:space="preserve">Over-long names.</w:t>
+      </w:r>
+      <w:r>
+        <w:t xml:space="preserve"> </w:t>
+      </w:r>
+      <w:r>
+        <w:t xml:space="preserve">A filename past the filesystem’s 255-character</w:t>
+      </w:r>
+      <w:r>
+        <w:t xml:space="preserve"> </w:t>
+      </w:r>
+      <w:r>
+        <w:t xml:space="preserve">limit is filled to the maximum and stopped</w:t>
+      </w:r>
+      <w:r>
+        <w:t xml:space="preserve"> </w:t>
+      </w:r>
+      <w:r>
+        <w:rPr>
+          <w:i/>
+          <w:iCs/>
+        </w:rPr>
+        <w:t xml:space="preserve">even mid-word</w:t>
+      </w:r>
+      <w:r>
+        <w:t xml:space="preserve">, a</w:t>
+      </w:r>
+      <w:r>
+        <w:t xml:space="preserve"> </w:t>
+      </w:r>
+      <w:r>
+        <w:rPr>
+          <w:rStyle w:val="VerbatimChar"/>
+        </w:rPr>
+        <w:t xml:space="preserve">+</w:t>
+      </w:r>
+      <w:r>
+        <w:t xml:space="preserve"> </w:t>
+      </w:r>
+      <w:r>
+        <w:t xml:space="preserve">marks the cut, and a companion</w:t>
+      </w:r>
+      <w:r>
+        <w:t xml:space="preserve"> </w:t>
+      </w:r>
+      <w:r>
+        <w:rPr>
+          <w:b/>
+          <w:bCs/>
+        </w:rPr>
+        <w:t xml:space="preserve">NUMBER META.TXT</w:t>
+      </w:r>
+      <w:r>
+        <w:t xml:space="preserve"> </w:t>
+      </w:r>
+      <w:r>
+        <w:t xml:space="preserve">in the same</w:t>
+      </w:r>
+      <w:r>
+        <w:t xml:space="preserve"> </w:t>
+      </w:r>
+      <w:r>
+        <w:t xml:space="preserve">folder carries the rest of the name from the exact cut point — so</w:t>
+      </w:r>
+      <w:r>
+        <w:t xml:space="preserve"> </w:t>
+      </w:r>
+      <w:r>
+        <w:t xml:space="preserve">rejoining is pure concatenation. This is precisely the library’s</w:t>
+      </w:r>
+      <w:r>
+        <w:t xml:space="preserve"> </w:t>
+      </w:r>
+      <w:r>
+        <w:t xml:space="preserve">own convention: 1,457 existing</w:t>
+      </w:r>
+      <w:r>
+        <w:t xml:space="preserve"> </w:t>
+      </w:r>
+      <w:r>
+        <w:rPr>
+          <w:rStyle w:val="VerbatimChar"/>
+        </w:rPr>
+        <w:t xml:space="preserve">+.TXT</w:t>
+      </w:r>
+      <w:r>
+        <w:t xml:space="preserve"> </w:t>
+      </w:r>
+      <w:r>
+        <w:t xml:space="preserve">names with their META</w:t>
+      </w:r>
+      <w:r>
+        <w:t xml:space="preserve"> </w:t>
+      </w:r>
+      <w:r>
+        <w:t xml:space="preserve">companions. (A name that fits gets no</w:t>
+      </w:r>
+      <w:r>
+        <w:t xml:space="preserve"> </w:t>
+      </w:r>
+      <w:r>
+        <w:rPr>
+          <w:rStyle w:val="VerbatimChar"/>
+        </w:rPr>
+        <w:t xml:space="preserve">+</w:t>
+      </w:r>
+      <w:r>
+        <w:t xml:space="preserve"> </w:t>
+      </w:r>
+      <w:r>
+        <w:t xml:space="preserve">and no META — the</w:t>
+      </w:r>
+      <w:r>
+        <w:t xml:space="preserve"> </w:t>
+      </w:r>
+      <w:r>
+        <w:t xml:space="preserve">machinery exists only for names that are too long.)</w:t>
+      </w:r>
+    </w:p>
+    <w:p>
+      <w:pPr>
+        <w:pStyle w:val="BodyText"/>
+      </w:pPr>
+      <w:r>
+        <w:rPr>
+          <w:b/>
+          <w:bCs/>
+        </w:rPr>
+        <w:t xml:space="preserve">Rename in intake…</w:t>
+      </w:r>
+      <w:r>
+        <w:t xml:space="preserve"> </w:t>
+      </w:r>
+      <w:r>
+        <w:t xml:space="preserve">applies the name to the selected file — in</w:t>
+      </w:r>
+      <w:r>
+        <w:t xml:space="preserve"> </w:t>
+      </w:r>
+      <w:r>
+        <w:t xml:space="preserve">the intake tree only, never the destination — after a preview and a</w:t>
+      </w:r>
+      <w:r>
+        <w:t xml:space="preserve"> </w:t>
+      </w:r>
+      <w:r>
+        <w:t xml:space="preserve">confirmation. An existing name is refused, never overwritten, and</w:t>
+      </w:r>
+      <w:r>
+        <w:t xml:space="preserve"> </w:t>
+      </w:r>
+      <w:r>
+        <w:t xml:space="preserve">nothing is ever deleted.</w:t>
+      </w:r>
+      <w:r>
+        <w:t xml:space="preserve"> </w:t>
+      </w:r>
+      <w:r>
+        <w:rPr>
+          <w:b/>
+          <w:bCs/>
+        </w:rPr>
+        <w:t xml:space="preserve">Copy name</w:t>
+      </w:r>
+      <w:r>
+        <w:t xml:space="preserve"> </w:t>
+      </w:r>
+      <w:r>
+        <w:t xml:space="preserve">puts the composed name on</w:t>
+      </w:r>
+      <w:r>
+        <w:t xml:space="preserve"> </w:t>
+      </w:r>
+      <w:r>
+        <w:t xml:space="preserve">the clipboard for use anywhere else.</w:t>
+      </w:r>
+    </w:p>
+    <w:bookmarkEnd w:id="123"/>
+    <w:bookmarkStart w:id="124" w:name="what-the-workflow-will-do-next"/>
+    <w:p>
+      <w:pPr>
+        <w:pStyle w:val="Heading2"/>
+      </w:pPr>
+      <w:r>
+        <w:t xml:space="preserve">14.8 What the workflow will do next</w:t>
       </w:r>
     </w:p>
     <w:p>
@@ -31340,9 +31695,9 @@
         </w:pict>
       </w:r>
     </w:p>
-    <w:bookmarkEnd w:id="123"/>
     <w:bookmarkEnd w:id="124"/>
-    <w:bookmarkStart w:id="129" w:name="X9ec64eb07a85eae9b98de9b923277db2a2eae83"/>
+    <w:bookmarkEnd w:id="125"/>
+    <w:bookmarkStart w:id="130" w:name="X9ec64eb07a85eae9b98de9b923277db2a2eae83"/>
     <w:p>
       <w:pPr>
         <w:pStyle w:val="Heading1"/>
@@ -31521,7 +31876,7 @@
         <w:t xml:space="preserve">button with its results area below.</w:t>
       </w:r>
     </w:p>
-    <w:bookmarkStart w:id="125" w:name="one-time-identity-setup"/>
+    <w:bookmarkStart w:id="126" w:name="one-time-identity-setup"/>
     <w:p>
       <w:pPr>
         <w:pStyle w:val="Heading2"/>
@@ -31549,7 +31904,7 @@
         <w:pStyle w:val="Compact"/>
         <w:numPr>
           <w:ilvl w:val="0"/>
-          <w:numId w:val="1098"/>
+          <w:numId w:val="1099"/>
         </w:numPr>
       </w:pPr>
       <w:r>
@@ -31574,7 +31929,7 @@
         <w:pStyle w:val="Compact"/>
         <w:numPr>
           <w:ilvl w:val="0"/>
-          <w:numId w:val="1098"/>
+          <w:numId w:val="1099"/>
         </w:numPr>
       </w:pPr>
       <w:r>
@@ -31632,7 +31987,7 @@
         <w:pStyle w:val="Compact"/>
         <w:numPr>
           <w:ilvl w:val="0"/>
-          <w:numId w:val="1098"/>
+          <w:numId w:val="1099"/>
         </w:numPr>
       </w:pPr>
       <w:r>
@@ -31680,7 +32035,7 @@
         <w:pStyle w:val="Compact"/>
         <w:numPr>
           <w:ilvl w:val="0"/>
-          <w:numId w:val="1098"/>
+          <w:numId w:val="1099"/>
         </w:numPr>
       </w:pPr>
       <w:r>
@@ -31736,7 +32091,7 @@
         <w:pStyle w:val="Compact"/>
         <w:numPr>
           <w:ilvl w:val="0"/>
-          <w:numId w:val="1098"/>
+          <w:numId w:val="1099"/>
         </w:numPr>
       </w:pPr>
       <w:r>
@@ -31835,8 +32190,8 @@
         <w:t xml:space="preserve">change them in either place, they are one and the same.</w:t>
       </w:r>
     </w:p>
-    <w:bookmarkEnd w:id="125"/>
-    <w:bookmarkStart w:id="126" w:name="making-a-proposal"/>
+    <w:bookmarkEnd w:id="126"/>
+    <w:bookmarkStart w:id="127" w:name="making-a-proposal"/>
     <w:p>
       <w:pPr>
         <w:pStyle w:val="Heading2"/>
@@ -31874,7 +32229,7 @@
         <w:pStyle w:val="Compact"/>
         <w:numPr>
           <w:ilvl w:val="0"/>
-          <w:numId w:val="1099"/>
+          <w:numId w:val="1100"/>
         </w:numPr>
       </w:pPr>
       <w:r>
@@ -31902,6 +32257,298 @@
         <w:pStyle w:val="Compact"/>
         <w:numPr>
           <w:ilvl w:val="1"/>
+          <w:numId w:val="1101"/>
+        </w:numPr>
+      </w:pPr>
+      <w:r>
+        <w:rPr>
+          <w:b/>
+          <w:bCs/>
+        </w:rPr>
+        <w:t xml:space="preserve">Honorific term (↔ ordinary)</w:t>
+      </w:r>
+      <w:r>
+        <w:t xml:space="preserve"> </w:t>
+      </w:r>
+      <w:r>
+        <w:t xml:space="preserve">— a term of the general</w:t>
+      </w:r>
+      <w:r>
+        <w:t xml:space="preserve"> </w:t>
+      </w:r>
+      <w:r>
+        <w:t xml:space="preserve">honorific register, paired with its ordinary counterpart.</w:t>
+      </w:r>
+    </w:p>
+    <w:p>
+      <w:pPr>
+        <w:pStyle w:val="Compact"/>
+        <w:numPr>
+          <w:ilvl w:val="1"/>
+          <w:numId w:val="1101"/>
+        </w:numPr>
+      </w:pPr>
+      <w:r>
+        <w:rPr>
+          <w:b/>
+          <w:bCs/>
+        </w:rPr>
+        <w:t xml:space="preserve">HIGH honorific marking</w:t>
+      </w:r>
+      <w:r>
+        <w:t xml:space="preserve"> </w:t>
+      </w:r>
+      <w:r>
+        <w:t xml:space="preserve">— the elevated register used for</w:t>
+      </w:r>
+      <w:r>
+        <w:t xml:space="preserve"> </w:t>
+      </w:r>
+      <w:r>
+        <w:t xml:space="preserve">high lamas and dignitaries (rare).</w:t>
+      </w:r>
+    </w:p>
+    <w:p>
+      <w:pPr>
+        <w:pStyle w:val="Compact"/>
+        <w:numPr>
+          <w:ilvl w:val="1"/>
+          <w:numId w:val="1101"/>
+        </w:numPr>
+      </w:pPr>
+      <w:r>
+        <w:rPr>
+          <w:b/>
+          <w:bCs/>
+        </w:rPr>
+        <w:t xml:space="preserve">Humilific (self-lowering) form</w:t>
+      </w:r>
+      <w:r>
+        <w:t xml:space="preserve"> </w:t>
+      </w:r>
+      <w:r>
+        <w:t xml:space="preserve">— the register for one’s</w:t>
+      </w:r>
+      <w:r>
+        <w:t xml:space="preserve"> </w:t>
+      </w:r>
+      <w:r>
+        <w:t xml:space="preserve">own actions (the honorific is never used of oneself).</w:t>
+      </w:r>
+    </w:p>
+    <w:p>
+      <w:pPr>
+        <w:pStyle w:val="Compact"/>
+        <w:numPr>
+          <w:ilvl w:val="1"/>
+          <w:numId w:val="1101"/>
+        </w:numPr>
+      </w:pPr>
+      <w:r>
+        <w:rPr>
+          <w:b/>
+          <w:bCs/>
+        </w:rPr>
+        <w:t xml:space="preserve">DOUBLE honorific (subject + recipient)</w:t>
+      </w:r>
+      <w:r>
+        <w:t xml:space="preserve"> </w:t>
+      </w:r>
+      <w:r>
+        <w:t xml:space="preserve">— honorific in</w:t>
+      </w:r>
+      <w:r>
+        <w:t xml:space="preserve"> </w:t>
+      </w:r>
+      <w:r>
+        <w:t xml:space="preserve">both directions at once.</w:t>
+      </w:r>
+    </w:p>
+    <w:p>
+      <w:pPr>
+        <w:pStyle w:val="Compact"/>
+        <w:numPr>
+          <w:ilvl w:val="1"/>
+          <w:numId w:val="1101"/>
+        </w:numPr>
+      </w:pPr>
+      <w:r>
+        <w:rPr>
+          <w:b/>
+          <w:bCs/>
+        </w:rPr>
+        <w:t xml:space="preserve">Pronunciation exception</w:t>
+      </w:r>
+      <w:r>
+        <w:t xml:space="preserve"> </w:t>
+      </w:r>
+      <w:r>
+        <w:t xml:space="preserve">— a word whose spoken form</w:t>
+      </w:r>
+      <w:r>
+        <w:t xml:space="preserve"> </w:t>
+      </w:r>
+      <w:r>
+        <w:t xml:space="preserve">departs from the rules.</w:t>
+      </w:r>
+    </w:p>
+    <w:p>
+      <w:pPr>
+        <w:pStyle w:val="Compact"/>
+        <w:numPr>
+          <w:ilvl w:val="1"/>
+          <w:numId w:val="1101"/>
+        </w:numPr>
+      </w:pPr>
+      <w:r>
+        <w:rPr>
+          <w:b/>
+          <w:bCs/>
+        </w:rPr>
+        <w:t xml:space="preserve">Abbreviation / contraction candidate</w:t>
+      </w:r>
+      <w:r>
+        <w:t xml:space="preserve"> </w:t>
+      </w:r>
+      <w:r>
+        <w:t xml:space="preserve">— a manuscript</w:t>
+      </w:r>
+      <w:r>
+        <w:t xml:space="preserve"> </w:t>
+      </w:r>
+      <w:r>
+        <w:t xml:space="preserve">abbreviation or bsdus-tshig contraction and its expansion.</w:t>
+      </w:r>
+    </w:p>
+    <w:p>
+      <w:pPr>
+        <w:pStyle w:val="Compact"/>
+        <w:numPr>
+          <w:ilvl w:val="1"/>
+          <w:numId w:val="1101"/>
+        </w:numPr>
+      </w:pPr>
+      <w:r>
+        <w:rPr>
+          <w:b/>
+          <w:bCs/>
+        </w:rPr>
+        <w:t xml:space="preserve">Rendering for a word (→ dictionary)</w:t>
+      </w:r>
+      <w:r>
+        <w:t xml:space="preserve"> </w:t>
+      </w:r>
+      <w:r>
+        <w:t xml:space="preserve">— a proposed English</w:t>
+      </w:r>
+      <w:r>
+        <w:t xml:space="preserve"> </w:t>
+      </w:r>
+      <w:r>
+        <w:t xml:space="preserve">equivalent for a word; goes to the data project if approved.</w:t>
+      </w:r>
+    </w:p>
+    <w:p>
+      <w:pPr>
+        <w:pStyle w:val="Compact"/>
+        <w:numPr>
+          <w:ilvl w:val="1"/>
+          <w:numId w:val="1101"/>
+        </w:numPr>
+      </w:pPr>
+      <w:r>
+        <w:rPr>
+          <w:b/>
+          <w:bCs/>
+        </w:rPr>
+        <w:t xml:space="preserve">Rendering for a phrase/clause (→ dictionary)</w:t>
+      </w:r>
+      <w:r>
+        <w:t xml:space="preserve"> </w:t>
+      </w:r>
+      <w:r>
+        <w:t xml:space="preserve">— the same,</w:t>
+      </w:r>
+      <w:r>
+        <w:t xml:space="preserve"> </w:t>
+      </w:r>
+      <w:r>
+        <w:t xml:space="preserve">for a longer unit.</w:t>
+      </w:r>
+    </w:p>
+    <w:p>
+      <w:pPr>
+        <w:pStyle w:val="Compact"/>
+        <w:numPr>
+          <w:ilvl w:val="1"/>
+          <w:numId w:val="1101"/>
+        </w:numPr>
+      </w:pPr>
+      <w:r>
+        <w:rPr>
+          <w:b/>
+          <w:bCs/>
+        </w:rPr>
+        <w:t xml:space="preserve">Idiom / fixed expression</w:t>
+      </w:r>
+      <w:r>
+        <w:t xml:space="preserve"> </w:t>
+      </w:r>
+      <w:r>
+        <w:t xml:space="preserve">— marks a string as an idiom or</w:t>
+      </w:r>
+      <w:r>
+        <w:t xml:space="preserve"> </w:t>
+      </w:r>
+      <w:r>
+        <w:t xml:space="preserve">fixed expression. Its card wears an IDIOM badge — amber</w:t>
+      </w:r>
+      <w:r>
+        <w:t xml:space="preserve"> </w:t>
+      </w:r>
+      <w:r>
+        <w:t xml:space="preserve">while proposed, green once approved. The English stays the</w:t>
+      </w:r>
+      <w:r>
+        <w:t xml:space="preserve"> </w:t>
+      </w:r>
+      <w:r>
+        <w:t xml:space="preserve">dictionary’s.</w:t>
+      </w:r>
+    </w:p>
+    <w:p>
+      <w:pPr>
+        <w:pStyle w:val="Compact"/>
+        <w:numPr>
+          <w:ilvl w:val="1"/>
+          <w:numId w:val="1101"/>
+        </w:numPr>
+      </w:pPr>
+      <w:r>
+        <w:rPr>
+          <w:b/>
+          <w:bCs/>
+        </w:rPr>
+        <w:t xml:space="preserve">Note about a passage</w:t>
+      </w:r>
+      <w:r>
+        <w:t xml:space="preserve"> </w:t>
+      </w:r>
+      <w:r>
+        <w:t xml:space="preserve">— anything worth the authority’s</w:t>
+      </w:r>
+      <w:r>
+        <w:t xml:space="preserve"> </w:t>
+      </w:r>
+      <w:r>
+        <w:t xml:space="preserve">eyes that fits none of the above.</w:t>
+      </w:r>
+    </w:p>
+    <w:p>
+      <w:pPr>
+        <w:pStyle w:val="Compact"/>
+        <w:numPr>
+          <w:ilvl w:val="0"/>
           <w:numId w:val="1100"/>
         </w:numPr>
       </w:pPr>
@@ -31910,26 +32557,20 @@
           <w:b/>
           <w:bCs/>
         </w:rPr>
-        <w:t xml:space="preserve">Honorific term (↔ ordinary)</w:t>
-      </w:r>
-      <w:r>
-        <w:t xml:space="preserve"> </w:t>
-      </w:r>
-      <w:r>
-        <w:t xml:space="preserve">— a term of the general</w:t>
-      </w:r>
-      <w:r>
-        <w:t xml:space="preserve"> </w:t>
-      </w:r>
-      <w:r>
-        <w:t xml:space="preserve">honorific register, paired with its ordinary counterpart.</w:t>
-      </w:r>
-    </w:p>
-    <w:p>
-      <w:pPr>
-        <w:pStyle w:val="Compact"/>
-        <w:numPr>
-          <w:ilvl w:val="1"/>
+        <w:t xml:space="preserve">Tibetan</w:t>
+      </w:r>
+      <w:r>
+        <w:t xml:space="preserve"> </w:t>
+      </w:r>
+      <w:r>
+        <w:t xml:space="preserve">— the term itself, in ACIP or wylie.</w:t>
+      </w:r>
+    </w:p>
+    <w:p>
+      <w:pPr>
+        <w:pStyle w:val="Compact"/>
+        <w:numPr>
+          <w:ilvl w:val="0"/>
           <w:numId w:val="1100"/>
         </w:numPr>
       </w:pPr>
@@ -31938,26 +32579,26 @@
           <w:b/>
           <w:bCs/>
         </w:rPr>
-        <w:t xml:space="preserve">HIGH honorific marking</w:t>
-      </w:r>
-      <w:r>
-        <w:t xml:space="preserve"> </w:t>
-      </w:r>
-      <w:r>
-        <w:t xml:space="preserve">— the elevated register used for</w:t>
-      </w:r>
-      <w:r>
-        <w:t xml:space="preserve"> </w:t>
-      </w:r>
-      <w:r>
-        <w:t xml:space="preserve">high lamas and dignitaries (rare).</w:t>
-      </w:r>
-    </w:p>
-    <w:p>
-      <w:pPr>
-        <w:pStyle w:val="Compact"/>
-        <w:numPr>
-          <w:ilvl w:val="1"/>
+        <w:t xml:space="preserve">Proposed</w:t>
+      </w:r>
+      <w:r>
+        <w:t xml:space="preserve"> </w:t>
+      </w:r>
+      <w:r>
+        <w:t xml:space="preserve">— the proposed English / pronunciation /</w:t>
+      </w:r>
+      <w:r>
+        <w:t xml:space="preserve"> </w:t>
+      </w:r>
+      <w:r>
+        <w:t xml:space="preserve">expansion, as the kind requires.</w:t>
+      </w:r>
+    </w:p>
+    <w:p>
+      <w:pPr>
+        <w:pStyle w:val="Compact"/>
+        <w:numPr>
+          <w:ilvl w:val="0"/>
           <w:numId w:val="1100"/>
         </w:numPr>
       </w:pPr>
@@ -31966,313 +32607,27 @@
           <w:b/>
           <w:bCs/>
         </w:rPr>
-        <w:t xml:space="preserve">Humilific (self-lowering) form</w:t>
-      </w:r>
-      <w:r>
-        <w:t xml:space="preserve"> </w:t>
-      </w:r>
-      <w:r>
-        <w:t xml:space="preserve">— the register for one’s</w:t>
-      </w:r>
-      <w:r>
-        <w:t xml:space="preserve"> </w:t>
-      </w:r>
-      <w:r>
-        <w:t xml:space="preserve">own actions (the honorific is never used of oneself).</w:t>
-      </w:r>
-    </w:p>
-    <w:p>
-      <w:pPr>
-        <w:pStyle w:val="Compact"/>
-        <w:numPr>
-          <w:ilvl w:val="1"/>
+        <w:t xml:space="preserve">Secondary</w:t>
+      </w:r>
+      <w:r>
+        <w:t xml:space="preserve"> </w:t>
+      </w:r>
+      <w:r>
+        <w:t xml:space="preserve">— optional: the ordinary counterpart (for</w:t>
+      </w:r>
+      <w:r>
+        <w:t xml:space="preserve"> </w:t>
+      </w:r>
+      <w:r>
+        <w:t xml:space="preserve">honorifics), a domain, or a clarifying note.</w:t>
+      </w:r>
+    </w:p>
+    <w:p>
+      <w:pPr>
+        <w:pStyle w:val="Compact"/>
+        <w:numPr>
+          <w:ilvl w:val="0"/>
           <w:numId w:val="1100"/>
-        </w:numPr>
-      </w:pPr>
-      <w:r>
-        <w:rPr>
-          <w:b/>
-          <w:bCs/>
-        </w:rPr>
-        <w:t xml:space="preserve">DOUBLE honorific (subject + recipient)</w:t>
-      </w:r>
-      <w:r>
-        <w:t xml:space="preserve"> </w:t>
-      </w:r>
-      <w:r>
-        <w:t xml:space="preserve">— honorific in</w:t>
-      </w:r>
-      <w:r>
-        <w:t xml:space="preserve"> </w:t>
-      </w:r>
-      <w:r>
-        <w:t xml:space="preserve">both directions at once.</w:t>
-      </w:r>
-    </w:p>
-    <w:p>
-      <w:pPr>
-        <w:pStyle w:val="Compact"/>
-        <w:numPr>
-          <w:ilvl w:val="1"/>
-          <w:numId w:val="1100"/>
-        </w:numPr>
-      </w:pPr>
-      <w:r>
-        <w:rPr>
-          <w:b/>
-          <w:bCs/>
-        </w:rPr>
-        <w:t xml:space="preserve">Pronunciation exception</w:t>
-      </w:r>
-      <w:r>
-        <w:t xml:space="preserve"> </w:t>
-      </w:r>
-      <w:r>
-        <w:t xml:space="preserve">— a word whose spoken form</w:t>
-      </w:r>
-      <w:r>
-        <w:t xml:space="preserve"> </w:t>
-      </w:r>
-      <w:r>
-        <w:t xml:space="preserve">departs from the rules.</w:t>
-      </w:r>
-    </w:p>
-    <w:p>
-      <w:pPr>
-        <w:pStyle w:val="Compact"/>
-        <w:numPr>
-          <w:ilvl w:val="1"/>
-          <w:numId w:val="1100"/>
-        </w:numPr>
-      </w:pPr>
-      <w:r>
-        <w:rPr>
-          <w:b/>
-          <w:bCs/>
-        </w:rPr>
-        <w:t xml:space="preserve">Abbreviation / contraction candidate</w:t>
-      </w:r>
-      <w:r>
-        <w:t xml:space="preserve"> </w:t>
-      </w:r>
-      <w:r>
-        <w:t xml:space="preserve">— a manuscript</w:t>
-      </w:r>
-      <w:r>
-        <w:t xml:space="preserve"> </w:t>
-      </w:r>
-      <w:r>
-        <w:t xml:space="preserve">abbreviation or bsdus-tshig contraction and its expansion.</w:t>
-      </w:r>
-    </w:p>
-    <w:p>
-      <w:pPr>
-        <w:pStyle w:val="Compact"/>
-        <w:numPr>
-          <w:ilvl w:val="1"/>
-          <w:numId w:val="1100"/>
-        </w:numPr>
-      </w:pPr>
-      <w:r>
-        <w:rPr>
-          <w:b/>
-          <w:bCs/>
-        </w:rPr>
-        <w:t xml:space="preserve">Rendering for a word (→ dictionary)</w:t>
-      </w:r>
-      <w:r>
-        <w:t xml:space="preserve"> </w:t>
-      </w:r>
-      <w:r>
-        <w:t xml:space="preserve">— a proposed English</w:t>
-      </w:r>
-      <w:r>
-        <w:t xml:space="preserve"> </w:t>
-      </w:r>
-      <w:r>
-        <w:t xml:space="preserve">equivalent for a word; goes to the data project if approved.</w:t>
-      </w:r>
-    </w:p>
-    <w:p>
-      <w:pPr>
-        <w:pStyle w:val="Compact"/>
-        <w:numPr>
-          <w:ilvl w:val="1"/>
-          <w:numId w:val="1100"/>
-        </w:numPr>
-      </w:pPr>
-      <w:r>
-        <w:rPr>
-          <w:b/>
-          <w:bCs/>
-        </w:rPr>
-        <w:t xml:space="preserve">Rendering for a phrase/clause (→ dictionary)</w:t>
-      </w:r>
-      <w:r>
-        <w:t xml:space="preserve"> </w:t>
-      </w:r>
-      <w:r>
-        <w:t xml:space="preserve">— the same,</w:t>
-      </w:r>
-      <w:r>
-        <w:t xml:space="preserve"> </w:t>
-      </w:r>
-      <w:r>
-        <w:t xml:space="preserve">for a longer unit.</w:t>
-      </w:r>
-    </w:p>
-    <w:p>
-      <w:pPr>
-        <w:pStyle w:val="Compact"/>
-        <w:numPr>
-          <w:ilvl w:val="1"/>
-          <w:numId w:val="1100"/>
-        </w:numPr>
-      </w:pPr>
-      <w:r>
-        <w:rPr>
-          <w:b/>
-          <w:bCs/>
-        </w:rPr>
-        <w:t xml:space="preserve">Idiom / fixed expression</w:t>
-      </w:r>
-      <w:r>
-        <w:t xml:space="preserve"> </w:t>
-      </w:r>
-      <w:r>
-        <w:t xml:space="preserve">— marks a string as an idiom or</w:t>
-      </w:r>
-      <w:r>
-        <w:t xml:space="preserve"> </w:t>
-      </w:r>
-      <w:r>
-        <w:t xml:space="preserve">fixed expression. Its card wears an IDIOM badge — amber</w:t>
-      </w:r>
-      <w:r>
-        <w:t xml:space="preserve"> </w:t>
-      </w:r>
-      <w:r>
-        <w:t xml:space="preserve">while proposed, green once approved. The English stays the</w:t>
-      </w:r>
-      <w:r>
-        <w:t xml:space="preserve"> </w:t>
-      </w:r>
-      <w:r>
-        <w:t xml:space="preserve">dictionary’s.</w:t>
-      </w:r>
-    </w:p>
-    <w:p>
-      <w:pPr>
-        <w:pStyle w:val="Compact"/>
-        <w:numPr>
-          <w:ilvl w:val="1"/>
-          <w:numId w:val="1100"/>
-        </w:numPr>
-      </w:pPr>
-      <w:r>
-        <w:rPr>
-          <w:b/>
-          <w:bCs/>
-        </w:rPr>
-        <w:t xml:space="preserve">Note about a passage</w:t>
-      </w:r>
-      <w:r>
-        <w:t xml:space="preserve"> </w:t>
-      </w:r>
-      <w:r>
-        <w:t xml:space="preserve">— anything worth the authority’s</w:t>
-      </w:r>
-      <w:r>
-        <w:t xml:space="preserve"> </w:t>
-      </w:r>
-      <w:r>
-        <w:t xml:space="preserve">eyes that fits none of the above.</w:t>
-      </w:r>
-    </w:p>
-    <w:p>
-      <w:pPr>
-        <w:pStyle w:val="Compact"/>
-        <w:numPr>
-          <w:ilvl w:val="0"/>
-          <w:numId w:val="1099"/>
-        </w:numPr>
-      </w:pPr>
-      <w:r>
-        <w:rPr>
-          <w:b/>
-          <w:bCs/>
-        </w:rPr>
-        <w:t xml:space="preserve">Tibetan</w:t>
-      </w:r>
-      <w:r>
-        <w:t xml:space="preserve"> </w:t>
-      </w:r>
-      <w:r>
-        <w:t xml:space="preserve">— the term itself, in ACIP or wylie.</w:t>
-      </w:r>
-    </w:p>
-    <w:p>
-      <w:pPr>
-        <w:pStyle w:val="Compact"/>
-        <w:numPr>
-          <w:ilvl w:val="0"/>
-          <w:numId w:val="1099"/>
-        </w:numPr>
-      </w:pPr>
-      <w:r>
-        <w:rPr>
-          <w:b/>
-          <w:bCs/>
-        </w:rPr>
-        <w:t xml:space="preserve">Proposed</w:t>
-      </w:r>
-      <w:r>
-        <w:t xml:space="preserve"> </w:t>
-      </w:r>
-      <w:r>
-        <w:t xml:space="preserve">— the proposed English / pronunciation /</w:t>
-      </w:r>
-      <w:r>
-        <w:t xml:space="preserve"> </w:t>
-      </w:r>
-      <w:r>
-        <w:t xml:space="preserve">expansion, as the kind requires.</w:t>
-      </w:r>
-    </w:p>
-    <w:p>
-      <w:pPr>
-        <w:pStyle w:val="Compact"/>
-        <w:numPr>
-          <w:ilvl w:val="0"/>
-          <w:numId w:val="1099"/>
-        </w:numPr>
-      </w:pPr>
-      <w:r>
-        <w:rPr>
-          <w:b/>
-          <w:bCs/>
-        </w:rPr>
-        <w:t xml:space="preserve">Secondary</w:t>
-      </w:r>
-      <w:r>
-        <w:t xml:space="preserve"> </w:t>
-      </w:r>
-      <w:r>
-        <w:t xml:space="preserve">— optional: the ordinary counterpart (for</w:t>
-      </w:r>
-      <w:r>
-        <w:t xml:space="preserve"> </w:t>
-      </w:r>
-      <w:r>
-        <w:t xml:space="preserve">honorifics), a domain, or a clarifying note.</w:t>
-      </w:r>
-    </w:p>
-    <w:p>
-      <w:pPr>
-        <w:pStyle w:val="Compact"/>
-        <w:numPr>
-          <w:ilvl w:val="0"/>
-          <w:numId w:val="1099"/>
         </w:numPr>
       </w:pPr>
       <w:r>
@@ -32505,8 +32860,8 @@
         <w:t xml:space="preserve">— done. It now waits for the ruling.</w:t>
       </w:r>
     </w:p>
-    <w:bookmarkEnd w:id="126"/>
-    <w:bookmarkStart w:id="127" w:name="the-other-ways-proposals-get-filed"/>
+    <w:bookmarkEnd w:id="127"/>
+    <w:bookmarkStart w:id="128" w:name="the-other-ways-proposals-get-filed"/>
     <w:p>
       <w:pPr>
         <w:pStyle w:val="Heading2"/>
@@ -32534,7 +32889,7 @@
         <w:pStyle w:val="Compact"/>
         <w:numPr>
           <w:ilvl w:val="0"/>
-          <w:numId w:val="1101"/>
+          <w:numId w:val="1102"/>
         </w:numPr>
       </w:pPr>
       <w:r>
@@ -32592,7 +32947,7 @@
         <w:pStyle w:val="Compact"/>
         <w:numPr>
           <w:ilvl w:val="0"/>
-          <w:numId w:val="1101"/>
+          <w:numId w:val="1102"/>
         </w:numPr>
       </w:pPr>
       <w:r>
@@ -32662,8 +33017,8 @@
         <w:t xml:space="preserve">ruling time — see §15.4.</w:t>
       </w:r>
     </w:p>
-    <w:bookmarkEnd w:id="127"/>
-    <w:bookmarkStart w:id="128" w:name="my-proposals-what-happened"/>
+    <w:bookmarkEnd w:id="128"/>
+    <w:bookmarkStart w:id="129" w:name="my-proposals-what-happened"/>
     <w:p>
       <w:pPr>
         <w:pStyle w:val="Heading2"/>
@@ -32729,7 +33084,7 @@
         <w:pStyle w:val="Compact"/>
         <w:numPr>
           <w:ilvl w:val="0"/>
-          <w:numId w:val="1102"/>
+          <w:numId w:val="1103"/>
         </w:numPr>
       </w:pPr>
       <w:r>
@@ -32763,7 +33118,7 @@
         <w:pStyle w:val="Compact"/>
         <w:numPr>
           <w:ilvl w:val="0"/>
-          <w:numId w:val="1102"/>
+          <w:numId w:val="1103"/>
         </w:numPr>
       </w:pPr>
       <w:r>
@@ -32775,7 +33130,7 @@
         <w:pStyle w:val="Compact"/>
         <w:numPr>
           <w:ilvl w:val="0"/>
-          <w:numId w:val="1102"/>
+          <w:numId w:val="1103"/>
         </w:numPr>
       </w:pPr>
       <w:r>
@@ -32787,7 +33142,7 @@
         <w:pStyle w:val="Compact"/>
         <w:numPr>
           <w:ilvl w:val="0"/>
-          <w:numId w:val="1102"/>
+          <w:numId w:val="1103"/>
         </w:numPr>
       </w:pPr>
       <w:r>
@@ -32854,9 +33209,9 @@
         </w:pict>
       </w:r>
     </w:p>
-    <w:bookmarkEnd w:id="128"/>
     <w:bookmarkEnd w:id="129"/>
-    <w:bookmarkStart w:id="136" w:name="Xf87a93a906d220c467310f12d976bb46122eb07"/>
+    <w:bookmarkEnd w:id="130"/>
+    <w:bookmarkStart w:id="137" w:name="Xf87a93a906d220c467310f12d976bb46122eb07"/>
     <w:p>
       <w:pPr>
         <w:pStyle w:val="Heading1"/>
@@ -33058,7 +33413,7 @@
         <w:t xml:space="preserve">it the queue itself.</w:t>
       </w:r>
     </w:p>
-    <w:bookmarkStart w:id="130" w:name="reading-the-queue"/>
+    <w:bookmarkStart w:id="131" w:name="reading-the-queue"/>
     <w:p>
       <w:pPr>
         <w:pStyle w:val="Heading2"/>
@@ -33125,7 +33480,7 @@
         <w:pStyle w:val="Compact"/>
         <w:numPr>
           <w:ilvl w:val="0"/>
-          <w:numId w:val="1103"/>
+          <w:numId w:val="1104"/>
         </w:numPr>
       </w:pPr>
       <w:r>
@@ -33188,7 +33543,7 @@
         <w:pStyle w:val="Compact"/>
         <w:numPr>
           <w:ilvl w:val="0"/>
-          <w:numId w:val="1103"/>
+          <w:numId w:val="1104"/>
         </w:numPr>
       </w:pPr>
       <w:r>
@@ -33213,7 +33568,7 @@
         <w:pStyle w:val="Compact"/>
         <w:numPr>
           <w:ilvl w:val="0"/>
-          <w:numId w:val="1103"/>
+          <w:numId w:val="1104"/>
         </w:numPr>
       </w:pPr>
       <w:r>
@@ -33241,7 +33596,7 @@
         <w:pStyle w:val="Compact"/>
         <w:numPr>
           <w:ilvl w:val="0"/>
-          <w:numId w:val="1103"/>
+          <w:numId w:val="1104"/>
         </w:numPr>
       </w:pPr>
       <w:r>
@@ -33260,7 +33615,7 @@
         <w:pStyle w:val="Compact"/>
         <w:numPr>
           <w:ilvl w:val="0"/>
-          <w:numId w:val="1103"/>
+          <w:numId w:val="1104"/>
         </w:numPr>
       </w:pPr>
       <w:r>
@@ -33300,8 +33655,8 @@
         <w:t xml:space="preserve">proposals folder in the Propose tab first.”</w:t>
       </w:r>
     </w:p>
-    <w:bookmarkEnd w:id="130"/>
-    <w:bookmarkStart w:id="131" w:name="ruling-on-an-item"/>
+    <w:bookmarkEnd w:id="131"/>
+    <w:bookmarkStart w:id="132" w:name="ruling-on-an-item"/>
     <w:p>
       <w:pPr>
         <w:pStyle w:val="Heading2"/>
@@ -33315,7 +33670,7 @@
         <w:pStyle w:val="Compact"/>
         <w:numPr>
           <w:ilvl w:val="0"/>
-          <w:numId w:val="1104"/>
+          <w:numId w:val="1105"/>
         </w:numPr>
       </w:pPr>
       <w:r>
@@ -33423,7 +33778,7 @@
         <w:pStyle w:val="Compact"/>
         <w:numPr>
           <w:ilvl w:val="0"/>
-          <w:numId w:val="1104"/>
+          <w:numId w:val="1105"/>
         </w:numPr>
       </w:pPr>
       <w:r>
@@ -33463,7 +33818,7 @@
         <w:pStyle w:val="Compact"/>
         <w:numPr>
           <w:ilvl w:val="0"/>
-          <w:numId w:val="1104"/>
+          <w:numId w:val="1105"/>
         </w:numPr>
       </w:pPr>
       <w:r>
@@ -33585,8 +33940,8 @@
         <w:t xml:space="preserve">takes the queue as it stands.</w:t>
       </w:r>
     </w:p>
-    <w:bookmarkEnd w:id="131"/>
-    <w:bookmarkStart w:id="132" w:name="what-each-ruling-actually-does"/>
+    <w:bookmarkEnd w:id="132"/>
+    <w:bookmarkStart w:id="133" w:name="what-each-ruling-actually-does"/>
     <w:p>
       <w:pPr>
         <w:pStyle w:val="Heading2"/>
@@ -33885,7 +34240,7 @@
         <w:pStyle w:val="Compact"/>
         <w:numPr>
           <w:ilvl w:val="0"/>
-          <w:numId w:val="1105"/>
+          <w:numId w:val="1106"/>
         </w:numPr>
       </w:pPr>
       <w:r>
@@ -33932,7 +34287,7 @@
         <w:pStyle w:val="Compact"/>
         <w:numPr>
           <w:ilvl w:val="0"/>
-          <w:numId w:val="1105"/>
+          <w:numId w:val="1106"/>
         </w:numPr>
       </w:pPr>
       <w:r>
@@ -33996,8 +34351,8 @@
         <w:t xml:space="preserve">a rejection; it is a positive ruling that teaches the software.</w:t>
       </w:r>
     </w:p>
-    <w:bookmarkEnd w:id="132"/>
-    <w:bookmarkStart w:id="133" w:name="the-kind-filter-one-category-per-sitting"/>
+    <w:bookmarkEnd w:id="133"/>
+    <w:bookmarkStart w:id="134" w:name="the-kind-filter-one-category-per-sitting"/>
     <w:p>
       <w:pPr>
         <w:pStyle w:val="Heading2"/>
@@ -34169,8 +34524,8 @@
         <w:t xml:space="preserve">delivers their proposals to your disk in the background).</w:t>
       </w:r>
     </w:p>
-    <w:bookmarkEnd w:id="133"/>
-    <w:bookmarkStart w:id="134" w:name="export-approved-dictionary-candidates"/>
+    <w:bookmarkEnd w:id="134"/>
+    <w:bookmarkStart w:id="135" w:name="export-approved-dictionary-candidates"/>
     <w:p>
       <w:pPr>
         <w:pStyle w:val="Heading2"/>
@@ -34192,7 +34547,7 @@
         <w:pStyle w:val="Compact"/>
         <w:numPr>
           <w:ilvl w:val="0"/>
-          <w:numId w:val="1106"/>
+          <w:numId w:val="1107"/>
         </w:numPr>
       </w:pPr>
       <w:r>
@@ -34217,7 +34572,7 @@
         <w:pStyle w:val="Compact"/>
         <w:numPr>
           <w:ilvl w:val="0"/>
-          <w:numId w:val="1106"/>
+          <w:numId w:val="1107"/>
         </w:numPr>
       </w:pPr>
       <w:r>
@@ -34241,7 +34596,7 @@
         <w:pStyle w:val="Compact"/>
         <w:numPr>
           <w:ilvl w:val="0"/>
-          <w:numId w:val="1106"/>
+          <w:numId w:val="1107"/>
         </w:numPr>
       </w:pPr>
       <w:r>
@@ -34303,7 +34658,7 @@
         <w:pStyle w:val="Compact"/>
         <w:numPr>
           <w:ilvl w:val="0"/>
-          <w:numId w:val="1106"/>
+          <w:numId w:val="1107"/>
         </w:numPr>
       </w:pPr>
       <w:r>
@@ -34395,8 +34750,8 @@
         <w:t xml:space="preserve">candidate.</w:t>
       </w:r>
     </w:p>
-    <w:bookmarkEnd w:id="134"/>
-    <w:bookmarkStart w:id="135" w:name="the-rulings-archive"/>
+    <w:bookmarkEnd w:id="135"/>
+    <w:bookmarkStart w:id="136" w:name="the-rulings-archive"/>
     <w:p>
       <w:pPr>
         <w:pStyle w:val="Heading2"/>
@@ -34516,9 +34871,9 @@
         </w:pict>
       </w:r>
     </w:p>
-    <w:bookmarkEnd w:id="135"/>
     <w:bookmarkEnd w:id="136"/>
-    <w:bookmarkStart w:id="147" w:name="chapter-17-the-app-itself"/>
+    <w:bookmarkEnd w:id="137"/>
+    <w:bookmarkStart w:id="148" w:name="chapter-17-the-app-itself"/>
     <w:p>
       <w:pPr>
         <w:pStyle w:val="Heading1"/>
@@ -34541,7 +34896,7 @@
         <w:t xml:space="preserve">a whole rather than to any one pane.</w:t>
       </w:r>
     </w:p>
-    <w:bookmarkStart w:id="137" w:name="the-window-seven-workflow-groups"/>
+    <w:bookmarkStart w:id="138" w:name="the-window-seven-workflow-groups"/>
     <w:p>
       <w:pPr>
         <w:pStyle w:val="Heading2"/>
@@ -34882,8 +35237,8 @@
         <w:t xml:space="preserve">authority role, and carries a live pending count on its tab.)</w:t>
       </w:r>
     </w:p>
-    <w:bookmarkEnd w:id="137"/>
-    <w:bookmarkStart w:id="138" w:name="the-menu-bar-mirrors-the-window"/>
+    <w:bookmarkEnd w:id="138"/>
+    <w:bookmarkStart w:id="139" w:name="the-menu-bar-mirrors-the-window"/>
     <w:p>
       <w:pPr>
         <w:pStyle w:val="Heading2"/>
@@ -34969,7 +35324,7 @@
         <w:pStyle w:val="Compact"/>
         <w:numPr>
           <w:ilvl w:val="0"/>
-          <w:numId w:val="1107"/>
+          <w:numId w:val="1108"/>
         </w:numPr>
       </w:pPr>
       <w:r>
@@ -34997,7 +35352,7 @@
         <w:pStyle w:val="Compact"/>
         <w:numPr>
           <w:ilvl w:val="0"/>
-          <w:numId w:val="1107"/>
+          <w:numId w:val="1108"/>
         </w:numPr>
       </w:pPr>
       <w:r>
@@ -35031,7 +35386,7 @@
         <w:pStyle w:val="Compact"/>
         <w:numPr>
           <w:ilvl w:val="0"/>
-          <w:numId w:val="1107"/>
+          <w:numId w:val="1108"/>
         </w:numPr>
       </w:pPr>
       <w:r>
@@ -35143,8 +35498,8 @@
         <w:t xml:space="preserve">system can literally point at any feature in the app.</w:t>
       </w:r>
     </w:p>
-    <w:bookmarkEnd w:id="138"/>
-    <w:bookmarkStart w:id="139" w:name="X4072019ae30f7b50793bf783af980ededa378c4"/>
+    <w:bookmarkEnd w:id="139"/>
+    <w:bookmarkStart w:id="140" w:name="X4072019ae30f7b50793bf783af980ededa378c4"/>
     <w:p>
       <w:pPr>
         <w:pStyle w:val="Heading2"/>
@@ -35206,7 +35561,7 @@
         <w:pStyle w:val="Compact"/>
         <w:numPr>
           <w:ilvl w:val="0"/>
-          <w:numId w:val="1108"/>
+          <w:numId w:val="1109"/>
         </w:numPr>
       </w:pPr>
       <w:r>
@@ -35262,7 +35617,7 @@
         <w:pStyle w:val="Compact"/>
         <w:numPr>
           <w:ilvl w:val="0"/>
-          <w:numId w:val="1108"/>
+          <w:numId w:val="1109"/>
         </w:numPr>
       </w:pPr>
       <w:r>
@@ -35286,7 +35641,7 @@
         <w:pStyle w:val="Compact"/>
         <w:numPr>
           <w:ilvl w:val="0"/>
-          <w:numId w:val="1108"/>
+          <w:numId w:val="1109"/>
         </w:numPr>
       </w:pPr>
       <w:r>
@@ -35353,7 +35708,7 @@
         <w:pStyle w:val="Compact"/>
         <w:numPr>
           <w:ilvl w:val="0"/>
-          <w:numId w:val="1108"/>
+          <w:numId w:val="1109"/>
         </w:numPr>
       </w:pPr>
       <w:r>
@@ -35413,7 +35768,7 @@
         <w:pStyle w:val="Compact"/>
         <w:numPr>
           <w:ilvl w:val="0"/>
-          <w:numId w:val="1109"/>
+          <w:numId w:val="1110"/>
         </w:numPr>
       </w:pPr>
       <w:r>
@@ -35498,7 +35853,7 @@
         <w:pStyle w:val="Compact"/>
         <w:numPr>
           <w:ilvl w:val="0"/>
-          <w:numId w:val="1109"/>
+          <w:numId w:val="1110"/>
         </w:numPr>
       </w:pPr>
       <w:r>
@@ -35531,7 +35886,7 @@
         <w:pStyle w:val="Compact"/>
         <w:numPr>
           <w:ilvl w:val="0"/>
-          <w:numId w:val="1109"/>
+          <w:numId w:val="1110"/>
         </w:numPr>
       </w:pPr>
       <w:r>
@@ -35592,7 +35947,7 @@
         <w:pStyle w:val="Compact"/>
         <w:numPr>
           <w:ilvl w:val="0"/>
-          <w:numId w:val="1109"/>
+          <w:numId w:val="1110"/>
         </w:numPr>
       </w:pPr>
       <w:r>
@@ -35668,8 +36023,8 @@
         <w:t xml:space="preserve">section.</w:t>
       </w:r>
     </w:p>
-    <w:bookmarkEnd w:id="139"/>
-    <w:bookmarkStart w:id="140" w:name="the-settings-dialog-every-field"/>
+    <w:bookmarkEnd w:id="140"/>
+    <w:bookmarkStart w:id="141" w:name="the-settings-dialog-every-field"/>
     <w:p>
       <w:pPr>
         <w:pStyle w:val="Heading2"/>
@@ -36082,8 +36437,8 @@
         <w:t xml:space="preserve">writes them all.</w:t>
       </w:r>
     </w:p>
-    <w:bookmarkEnd w:id="140"/>
-    <w:bookmarkStart w:id="141" w:name="the-help-window"/>
+    <w:bookmarkEnd w:id="141"/>
+    <w:bookmarkStart w:id="142" w:name="the-help-window"/>
     <w:p>
       <w:pPr>
         <w:pStyle w:val="Heading2"/>
@@ -36147,7 +36502,7 @@
         <w:pStyle w:val="Compact"/>
         <w:numPr>
           <w:ilvl w:val="0"/>
-          <w:numId w:val="1110"/>
+          <w:numId w:val="1111"/>
         </w:numPr>
       </w:pPr>
       <w:r>
@@ -36239,7 +36594,7 @@
         <w:pStyle w:val="Compact"/>
         <w:numPr>
           <w:ilvl w:val="0"/>
-          <w:numId w:val="1110"/>
+          <w:numId w:val="1111"/>
         </w:numPr>
       </w:pPr>
       <w:r>
@@ -36291,7 +36646,7 @@
         <w:pStyle w:val="Compact"/>
         <w:numPr>
           <w:ilvl w:val="0"/>
-          <w:numId w:val="1110"/>
+          <w:numId w:val="1111"/>
         </w:numPr>
       </w:pPr>
       <w:r>
@@ -36423,7 +36778,7 @@
         <w:pStyle w:val="Compact"/>
         <w:numPr>
           <w:ilvl w:val="0"/>
-          <w:numId w:val="1110"/>
+          <w:numId w:val="1111"/>
         </w:numPr>
       </w:pPr>
       <w:r>
@@ -36547,8 +36902,8 @@
         <w:t xml:space="preserve">— you are standing in the Input pane.</w:t>
       </w:r>
     </w:p>
-    <w:bookmarkEnd w:id="141"/>
-    <w:bookmarkStart w:id="142" w:name="night-mode"/>
+    <w:bookmarkEnd w:id="142"/>
+    <w:bookmarkStart w:id="143" w:name="night-mode"/>
     <w:p>
       <w:pPr>
         <w:pStyle w:val="Heading2"/>
@@ -36593,8 +36948,8 @@
         <w:t xml:space="preserve">dark. It applies immediately and is remembered across launches.</w:t>
       </w:r>
     </w:p>
-    <w:bookmarkEnd w:id="142"/>
-    <w:bookmarkStart w:id="143" w:name="X2c349eb4ce50af7037642b129b0429d506e41d5"/>
+    <w:bookmarkEnd w:id="143"/>
+    <w:bookmarkStart w:id="144" w:name="X2c349eb4ce50af7037642b129b0429d506e41d5"/>
     <w:p>
       <w:pPr>
         <w:pStyle w:val="Heading2"/>
@@ -36697,8 +37052,8 @@
         <w:t xml:space="preserve">stays set up.</w:t>
       </w:r>
     </w:p>
-    <w:bookmarkEnd w:id="143"/>
-    <w:bookmarkStart w:id="144" w:name="the-self-test-selftest"/>
+    <w:bookmarkEnd w:id="144"/>
+    <w:bookmarkStart w:id="145" w:name="the-self-test-selftest"/>
     <w:p>
       <w:pPr>
         <w:pStyle w:val="Heading2"/>
@@ -36899,8 +37254,8 @@
         <w:t xml:space="preserve">never compose it.</w:t>
       </w:r>
     </w:p>
-    <w:bookmarkEnd w:id="144"/>
-    <w:bookmarkStart w:id="145" w:name="help-troubleshooting"/>
+    <w:bookmarkEnd w:id="145"/>
+    <w:bookmarkStart w:id="146" w:name="help-troubleshooting"/>
     <w:p>
       <w:pPr>
         <w:pStyle w:val="Heading2"/>
@@ -36922,7 +37277,7 @@
         <w:pStyle w:val="Compact"/>
         <w:numPr>
           <w:ilvl w:val="0"/>
-          <w:numId w:val="1111"/>
+          <w:numId w:val="1112"/>
         </w:numPr>
       </w:pPr>
       <w:r>
@@ -36950,7 +37305,7 @@
         <w:pStyle w:val="Compact"/>
         <w:numPr>
           <w:ilvl w:val="0"/>
-          <w:numId w:val="1111"/>
+          <w:numId w:val="1112"/>
         </w:numPr>
       </w:pPr>
       <w:r>
@@ -36972,7 +37327,7 @@
         <w:pStyle w:val="Compact"/>
         <w:numPr>
           <w:ilvl w:val="0"/>
-          <w:numId w:val="1111"/>
+          <w:numId w:val="1112"/>
         </w:numPr>
       </w:pPr>
       <w:r>
@@ -37000,7 +37355,7 @@
         <w:pStyle w:val="Compact"/>
         <w:numPr>
           <w:ilvl w:val="0"/>
-          <w:numId w:val="1111"/>
+          <w:numId w:val="1112"/>
         </w:numPr>
       </w:pPr>
       <w:r>
@@ -37034,7 +37389,7 @@
         <w:pStyle w:val="Compact"/>
         <w:numPr>
           <w:ilvl w:val="0"/>
-          <w:numId w:val="1111"/>
+          <w:numId w:val="1112"/>
         </w:numPr>
       </w:pPr>
       <w:r>
@@ -37062,7 +37417,7 @@
         <w:pStyle w:val="Compact"/>
         <w:numPr>
           <w:ilvl w:val="0"/>
-          <w:numId w:val="1111"/>
+          <w:numId w:val="1112"/>
         </w:numPr>
       </w:pPr>
       <w:r>
@@ -37096,7 +37451,7 @@
         <w:pStyle w:val="Compact"/>
         <w:numPr>
           <w:ilvl w:val="0"/>
-          <w:numId w:val="1111"/>
+          <w:numId w:val="1112"/>
         </w:numPr>
       </w:pPr>
       <w:r>
@@ -37118,7 +37473,7 @@
         <w:pStyle w:val="Compact"/>
         <w:numPr>
           <w:ilvl w:val="0"/>
-          <w:numId w:val="1111"/>
+          <w:numId w:val="1112"/>
         </w:numPr>
       </w:pPr>
       <w:r>
@@ -37141,8 +37496,8 @@
         <w:t xml:space="preserve">confirmation; texts and data untouched; next launch.</w:t>
       </w:r>
     </w:p>
-    <w:bookmarkEnd w:id="145"/>
-    <w:bookmarkStart w:id="146" w:name="hunt-everywhere-k"/>
+    <w:bookmarkEnd w:id="146"/>
+    <w:bookmarkStart w:id="147" w:name="hunt-everywhere-k"/>
     <w:p>
       <w:pPr>
         <w:pStyle w:val="Heading2"/>
@@ -37247,7 +37602,7 @@
         <w:pStyle w:val="Compact"/>
         <w:numPr>
           <w:ilvl w:val="0"/>
-          <w:numId w:val="1112"/>
+          <w:numId w:val="1113"/>
         </w:numPr>
       </w:pPr>
       <w:r>
@@ -37269,7 +37624,7 @@
         <w:pStyle w:val="Compact"/>
         <w:numPr>
           <w:ilvl w:val="0"/>
-          <w:numId w:val="1112"/>
+          <w:numId w:val="1113"/>
         </w:numPr>
       </w:pPr>
       <w:r>
@@ -37291,7 +37646,7 @@
         <w:pStyle w:val="Compact"/>
         <w:numPr>
           <w:ilvl w:val="0"/>
-          <w:numId w:val="1112"/>
+          <w:numId w:val="1113"/>
         </w:numPr>
       </w:pPr>
       <w:r>
@@ -37313,7 +37668,7 @@
         <w:pStyle w:val="Compact"/>
         <w:numPr>
           <w:ilvl w:val="0"/>
-          <w:numId w:val="1112"/>
+          <w:numId w:val="1113"/>
         </w:numPr>
       </w:pPr>
       <w:r>
@@ -37335,7 +37690,7 @@
         <w:pStyle w:val="Compact"/>
         <w:numPr>
           <w:ilvl w:val="0"/>
-          <w:numId w:val="1112"/>
+          <w:numId w:val="1113"/>
         </w:numPr>
       </w:pPr>
       <w:r>
@@ -37357,7 +37712,7 @@
         <w:pStyle w:val="Compact"/>
         <w:numPr>
           <w:ilvl w:val="0"/>
-          <w:numId w:val="1112"/>
+          <w:numId w:val="1113"/>
         </w:numPr>
       </w:pPr>
       <w:r>
@@ -37450,8 +37805,8 @@
         <w:t xml:space="preserve">panes — the palette only saves you the walk.</w:t>
       </w:r>
     </w:p>
-    <w:bookmarkEnd w:id="146"/>
     <w:bookmarkEnd w:id="147"/>
+    <w:bookmarkEnd w:id="148"/>
     <w:sectPr>
       <w:footnotePr>
         <w:numRestart w:val="eachSect"/>
@@ -39210,34 +39565,7 @@
     <w:abstractNumId w:val="991"/>
   </w:num>
   <w:num w:numId="1098">
-    <w:abstractNumId w:val="99411"/>
-    <w:lvlOverride w:ilvl="0">
-      <w:startOverride w:val="1"/>
-    </w:lvlOverride>
-    <w:lvlOverride w:ilvl="1">
-      <w:startOverride w:val="1"/>
-    </w:lvlOverride>
-    <w:lvlOverride w:ilvl="2">
-      <w:startOverride w:val="1"/>
-    </w:lvlOverride>
-    <w:lvlOverride w:ilvl="3">
-      <w:startOverride w:val="1"/>
-    </w:lvlOverride>
-    <w:lvlOverride w:ilvl="4">
-      <w:startOverride w:val="1"/>
-    </w:lvlOverride>
-    <w:lvlOverride w:ilvl="5">
-      <w:startOverride w:val="1"/>
-    </w:lvlOverride>
-    <w:lvlOverride w:ilvl="6">
-      <w:startOverride w:val="1"/>
-    </w:lvlOverride>
-    <w:lvlOverride w:ilvl="7">
-      <w:startOverride w:val="1"/>
-    </w:lvlOverride>
-    <w:lvlOverride w:ilvl="8">
-      <w:startOverride w:val="1"/>
-    </w:lvlOverride>
+    <w:abstractNumId w:val="991"/>
   </w:num>
   <w:num w:numId="1099">
     <w:abstractNumId w:val="99411"/>
@@ -39270,18 +39598,6 @@
     </w:lvlOverride>
   </w:num>
   <w:num w:numId="1100">
-    <w:abstractNumId w:val="991"/>
-  </w:num>
-  <w:num w:numId="1101">
-    <w:abstractNumId w:val="991"/>
-  </w:num>
-  <w:num w:numId="1102">
-    <w:abstractNumId w:val="991"/>
-  </w:num>
-  <w:num w:numId="1103">
-    <w:abstractNumId w:val="991"/>
-  </w:num>
-  <w:num w:numId="1104">
     <w:abstractNumId w:val="99411"/>
     <w:lvlOverride w:ilvl="0">
       <w:startOverride w:val="1"/>
@@ -39311,10 +39627,19 @@
       <w:startOverride w:val="1"/>
     </w:lvlOverride>
   </w:num>
-  <w:num w:numId="1105">
+  <w:num w:numId="1101">
     <w:abstractNumId w:val="991"/>
   </w:num>
-  <w:num w:numId="1106">
+  <w:num w:numId="1102">
+    <w:abstractNumId w:val="991"/>
+  </w:num>
+  <w:num w:numId="1103">
+    <w:abstractNumId w:val="991"/>
+  </w:num>
+  <w:num w:numId="1104">
+    <w:abstractNumId w:val="991"/>
+  </w:num>
+  <w:num w:numId="1105">
     <w:abstractNumId w:val="99411"/>
     <w:lvlOverride w:ilvl="0">
       <w:startOverride w:val="1"/>
@@ -39344,13 +39669,10 @@
       <w:startOverride w:val="1"/>
     </w:lvlOverride>
   </w:num>
-  <w:num w:numId="1107">
+  <w:num w:numId="1106">
     <w:abstractNumId w:val="991"/>
   </w:num>
-  <w:num w:numId="1108">
-    <w:abstractNumId w:val="991"/>
-  </w:num>
-  <w:num w:numId="1109">
+  <w:num w:numId="1107">
     <w:abstractNumId w:val="99411"/>
     <w:lvlOverride w:ilvl="0">
       <w:startOverride w:val="1"/>
@@ -39380,13 +39702,49 @@
       <w:startOverride w:val="1"/>
     </w:lvlOverride>
   </w:num>
+  <w:num w:numId="1108">
+    <w:abstractNumId w:val="991"/>
+  </w:num>
+  <w:num w:numId="1109">
+    <w:abstractNumId w:val="991"/>
+  </w:num>
   <w:num w:numId="1110">
-    <w:abstractNumId w:val="991"/>
+    <w:abstractNumId w:val="99411"/>
+    <w:lvlOverride w:ilvl="0">
+      <w:startOverride w:val="1"/>
+    </w:lvlOverride>
+    <w:lvlOverride w:ilvl="1">
+      <w:startOverride w:val="1"/>
+    </w:lvlOverride>
+    <w:lvlOverride w:ilvl="2">
+      <w:startOverride w:val="1"/>
+    </w:lvlOverride>
+    <w:lvlOverride w:ilvl="3">
+      <w:startOverride w:val="1"/>
+    </w:lvlOverride>
+    <w:lvlOverride w:ilvl="4">
+      <w:startOverride w:val="1"/>
+    </w:lvlOverride>
+    <w:lvlOverride w:ilvl="5">
+      <w:startOverride w:val="1"/>
+    </w:lvlOverride>
+    <w:lvlOverride w:ilvl="6">
+      <w:startOverride w:val="1"/>
+    </w:lvlOverride>
+    <w:lvlOverride w:ilvl="7">
+      <w:startOverride w:val="1"/>
+    </w:lvlOverride>
+    <w:lvlOverride w:ilvl="8">
+      <w:startOverride w:val="1"/>
+    </w:lvlOverride>
   </w:num>
   <w:num w:numId="1111">
     <w:abstractNumId w:val="991"/>
   </w:num>
   <w:num w:numId="1112">
+    <w:abstractNumId w:val="991"/>
+  </w:num>
+  <w:num w:numId="1113">
     <w:abstractNumId w:val="991"/>
   </w:num>
 </w:numbering>

--- a/docs/distribution/USER_MANUAL.docx
+++ b/docs/distribution/USER_MANUAL.docx
@@ -665,7 +665,19 @@
         </w:numPr>
       </w:pPr>
       <w:r>
-        <w:t xml:space="preserve">14.8 What the workflow will do next</w:t>
+        <w:t xml:space="preserve">14.8 Generate catalog list — the ASCII inventory</w:t>
+      </w:r>
+    </w:p>
+    <w:p>
+      <w:pPr>
+        <w:pStyle w:val="Compact"/>
+        <w:numPr>
+          <w:ilvl w:val="1"/>
+          <w:numId w:val="1006"/>
+        </w:numPr>
+      </w:pPr>
+      <w:r>
+        <w:t xml:space="preserve">14.9 What the workflow will do next</w:t>
       </w:r>
     </w:p>
     <w:p>
@@ -29792,7 +29804,7 @@
     </w:p>
     <w:bookmarkEnd w:id="115"/>
     <w:bookmarkEnd w:id="116"/>
-    <w:bookmarkStart w:id="125" w:name="X3a20423a134726120338426e69aa3db63b45769"/>
+    <w:bookmarkStart w:id="126" w:name="X3a20423a134726120338426e69aa3db63b45769"/>
     <w:p>
       <w:pPr>
         <w:pStyle w:val="Heading1"/>
@@ -31623,13 +31635,264 @@
       </w:r>
     </w:p>
     <w:bookmarkEnd w:id="123"/>
-    <w:bookmarkStart w:id="124" w:name="what-the-workflow-will-do-next"/>
+    <w:bookmarkStart w:id="124" w:name="Xc3da32da1a61a0fb7f05659e871b74bf55f1927"/>
     <w:p>
       <w:pPr>
         <w:pStyle w:val="Heading2"/>
       </w:pPr>
       <w:r>
-        <w:t xml:space="preserve">14.8 What the workflow will do next</w:t>
+        <w:t xml:space="preserve">14.8 Generate catalog list — the ASCII inventory</w:t>
+      </w:r>
+    </w:p>
+    <w:p>
+      <w:pPr>
+        <w:pStyle w:val="FirstParagraph"/>
+      </w:pPr>
+      <w:r>
+        <w:t xml:space="preserve">In session 3 Geshe Michael set the task plainly:</w:t>
+      </w:r>
+      <w:r>
+        <w:t xml:space="preserve"> </w:t>
+      </w:r>
+      <w:r>
+        <w:t xml:space="preserve">“We have the</w:t>
+      </w:r>
+      <w:r>
+        <w:t xml:space="preserve"> </w:t>
+      </w:r>
+      <w:r>
+        <w:t xml:space="preserve">database, we have the folders, but we don’t have a separate LIST of</w:t>
+      </w:r>
+      <w:r>
+        <w:t xml:space="preserve"> </w:t>
+      </w:r>
+      <w:r>
+        <w:t xml:space="preserve">what’s in the folders.”</w:t>
+      </w:r>
+      <w:r>
+        <w:t xml:space="preserve"> </w:t>
+      </w:r>
+      <w:r>
+        <w:rPr>
+          <w:b/>
+          <w:bCs/>
+        </w:rPr>
+        <w:t xml:space="preserve">Generate catalog list…</w:t>
+      </w:r>
+      <w:r>
+        <w:t xml:space="preserve"> </w:t>
+      </w:r>
+      <w:r>
+        <w:t xml:space="preserve">writes that</w:t>
+      </w:r>
+      <w:r>
+        <w:t xml:space="preserve"> </w:t>
+      </w:r>
+      <w:r>
+        <w:t xml:space="preserve">list, over whatever the destination tree currently holds, to a file</w:t>
+      </w:r>
+      <w:r>
+        <w:t xml:space="preserve"> </w:t>
+      </w:r>
+      <w:r>
+        <w:t xml:space="preserve">you choose.</w:t>
+      </w:r>
+    </w:p>
+    <w:p>
+      <w:pPr>
+        <w:pStyle w:val="BodyText"/>
+      </w:pPr>
+      <w:r>
+        <w:t xml:space="preserve">The format follows the St. Petersburg lineage — field-coded plain</w:t>
+      </w:r>
+      <w:r>
+        <w:t xml:space="preserve"> </w:t>
+      </w:r>
+      <w:r>
+        <w:t xml:space="preserve">text, one record per file, readable by any computer forever:</w:t>
+      </w:r>
+      <w:r>
+        <w:t xml:space="preserve"> </w:t>
+      </w:r>
+      <w:r>
+        <w:rPr>
+          <w:rStyle w:val="VerbatimChar"/>
+        </w:rPr>
+        <w:t xml:space="preserve">S:</w:t>
+      </w:r>
+      <w:r>
+        <w:t xml:space="preserve"> </w:t>
+      </w:r>
+      <w:r>
+        <w:t xml:space="preserve">catalog number (or</w:t>
+      </w:r>
+      <w:r>
+        <w:t xml:space="preserve"> </w:t>
+      </w:r>
+      <w:r>
+        <w:t xml:space="preserve">“uncataloged”</w:t>
+      </w:r>
+      <w:r>
+        <w:t xml:space="preserve">) ·</w:t>
+      </w:r>
+      <w:r>
+        <w:t xml:space="preserve"> </w:t>
+      </w:r>
+      <w:r>
+        <w:rPr>
+          <w:rStyle w:val="VerbatimChar"/>
+        </w:rPr>
+        <w:t xml:space="preserve">F:</w:t>
+      </w:r>
+      <w:r>
+        <w:t xml:space="preserve"> </w:t>
+      </w:r>
+      <w:r>
+        <w:t xml:space="preserve">filename ·</w:t>
+      </w:r>
+      <w:r>
+        <w:t xml:space="preserve"> </w:t>
+      </w:r>
+      <w:r>
+        <w:rPr>
+          <w:rStyle w:val="VerbatimChar"/>
+        </w:rPr>
+        <w:t xml:space="preserve">D:</w:t>
+      </w:r>
+      <w:r>
+        <w:t xml:space="preserve"> </w:t>
+      </w:r>
+      <w:r>
+        <w:t xml:space="preserve">folder ·</w:t>
+      </w:r>
+      <w:r>
+        <w:t xml:space="preserve"> </w:t>
+      </w:r>
+      <w:r>
+        <w:rPr>
+          <w:rStyle w:val="VerbatimChar"/>
+        </w:rPr>
+        <w:t xml:space="preserve">T:</w:t>
+      </w:r>
+      <w:r>
+        <w:t xml:space="preserve"> </w:t>
+      </w:r>
+      <w:r>
+        <w:t xml:space="preserve">Tibetan title (</w:t>
+      </w:r>
+      <w:r>
+        <w:rPr>
+          <w:rStyle w:val="VerbatimChar"/>
+        </w:rPr>
+        <w:t xml:space="preserve">T*:</w:t>
+      </w:r>
+      <w:r>
+        <w:t xml:space="preserve"> </w:t>
+      </w:r>
+      <w:r>
+        <w:t xml:space="preserve">when it had to be read from the</w:t>
+      </w:r>
+      <w:r>
+        <w:t xml:space="preserve"> </w:t>
+      </w:r>
+      <w:r>
+        <w:t xml:space="preserve">text’s own title page — marked, never silent) ·</w:t>
+      </w:r>
+      <w:r>
+        <w:t xml:space="preserve"> </w:t>
+      </w:r>
+      <w:r>
+        <w:rPr>
+          <w:rStyle w:val="VerbatimChar"/>
+        </w:rPr>
+        <w:t xml:space="preserve">E:</w:t>
+      </w:r>
+      <w:r>
+        <w:t xml:space="preserve"> </w:t>
+      </w:r>
+      <w:r>
+        <w:t xml:space="preserve">English title</w:t>
+      </w:r>
+      <w:r>
+        <w:t xml:space="preserve"> </w:t>
+      </w:r>
+      <w:r>
+        <w:t xml:space="preserve">·</w:t>
+      </w:r>
+      <w:r>
+        <w:t xml:space="preserve"> </w:t>
+      </w:r>
+      <w:r>
+        <w:rPr>
+          <w:rStyle w:val="VerbatimChar"/>
+        </w:rPr>
+        <w:t xml:space="preserve">A:</w:t>
+      </w:r>
+      <w:r>
+        <w:t xml:space="preserve"> </w:t>
+      </w:r>
+      <w:r>
+        <w:t xml:space="preserve">author ·</w:t>
+      </w:r>
+      <w:r>
+        <w:t xml:space="preserve"> </w:t>
+      </w:r>
+      <w:r>
+        <w:rPr>
+          <w:rStyle w:val="VerbatimChar"/>
+        </w:rPr>
+        <w:t xml:space="preserve">V:</w:t>
+      </w:r>
+      <w:r>
+        <w:t xml:space="preserve"> </w:t>
+      </w:r>
+      <w:r>
+        <w:t xml:space="preserve">verification status ·</w:t>
+      </w:r>
+      <w:r>
+        <w:t xml:space="preserve"> </w:t>
+      </w:r>
+      <w:r>
+        <w:rPr>
+          <w:rStyle w:val="VerbatimChar"/>
+        </w:rPr>
+        <w:t xml:space="preserve">P:</w:t>
+      </w:r>
+      <w:r>
+        <w:t xml:space="preserve"> </w:t>
+      </w:r>
+      <w:r>
+        <w:t xml:space="preserve">size, lines, and</w:t>
+      </w:r>
+      <w:r>
+        <w:t xml:space="preserve"> </w:t>
+      </w:r>
+      <w:r>
+        <w:t xml:space="preserve">the folio range seen in the text.</w:t>
+      </w:r>
+    </w:p>
+    <w:p>
+      <w:pPr>
+        <w:pStyle w:val="BodyText"/>
+      </w:pPr>
+      <w:r>
+        <w:t xml:space="preserve">The header states what the file is: a LIST of the folders, not the</w:t>
+      </w:r>
+      <w:r>
+        <w:t xml:space="preserve"> </w:t>
+      </w:r>
+      <w:r>
+        <w:t xml:space="preserve">official catalog — the catalog changes only through data releases.</w:t>
+      </w:r>
+    </w:p>
+    <w:bookmarkEnd w:id="124"/>
+    <w:bookmarkStart w:id="125" w:name="what-the-workflow-will-do-next"/>
+    <w:p>
+      <w:pPr>
+        <w:pStyle w:val="Heading2"/>
+      </w:pPr>
+      <w:r>
+        <w:t xml:space="preserve">14.9 What the workflow will do next</w:t>
       </w:r>
     </w:p>
     <w:p>
@@ -31695,9 +31958,9 @@
         </w:pict>
       </w:r>
     </w:p>
-    <w:bookmarkEnd w:id="124"/>
     <w:bookmarkEnd w:id="125"/>
-    <w:bookmarkStart w:id="130" w:name="X9ec64eb07a85eae9b98de9b923277db2a2eae83"/>
+    <w:bookmarkEnd w:id="126"/>
+    <w:bookmarkStart w:id="131" w:name="X9ec64eb07a85eae9b98de9b923277db2a2eae83"/>
     <w:p>
       <w:pPr>
         <w:pStyle w:val="Heading1"/>
@@ -31876,7 +32139,7 @@
         <w:t xml:space="preserve">button with its results area below.</w:t>
       </w:r>
     </w:p>
-    <w:bookmarkStart w:id="126" w:name="one-time-identity-setup"/>
+    <w:bookmarkStart w:id="127" w:name="one-time-identity-setup"/>
     <w:p>
       <w:pPr>
         <w:pStyle w:val="Heading2"/>
@@ -32190,8 +32453,8 @@
         <w:t xml:space="preserve">change them in either place, they are one and the same.</w:t>
       </w:r>
     </w:p>
-    <w:bookmarkEnd w:id="126"/>
-    <w:bookmarkStart w:id="127" w:name="making-a-proposal"/>
+    <w:bookmarkEnd w:id="127"/>
+    <w:bookmarkStart w:id="128" w:name="making-a-proposal"/>
     <w:p>
       <w:pPr>
         <w:pStyle w:val="Heading2"/>
@@ -32860,8 +33123,8 @@
         <w:t xml:space="preserve">— done. It now waits for the ruling.</w:t>
       </w:r>
     </w:p>
-    <w:bookmarkEnd w:id="127"/>
-    <w:bookmarkStart w:id="128" w:name="the-other-ways-proposals-get-filed"/>
+    <w:bookmarkEnd w:id="128"/>
+    <w:bookmarkStart w:id="129" w:name="the-other-ways-proposals-get-filed"/>
     <w:p>
       <w:pPr>
         <w:pStyle w:val="Heading2"/>
@@ -33017,8 +33280,8 @@
         <w:t xml:space="preserve">ruling time — see §15.4.</w:t>
       </w:r>
     </w:p>
-    <w:bookmarkEnd w:id="128"/>
-    <w:bookmarkStart w:id="129" w:name="my-proposals-what-happened"/>
+    <w:bookmarkEnd w:id="129"/>
+    <w:bookmarkStart w:id="130" w:name="my-proposals-what-happened"/>
     <w:p>
       <w:pPr>
         <w:pStyle w:val="Heading2"/>
@@ -33209,9 +33472,9 @@
         </w:pict>
       </w:r>
     </w:p>
-    <w:bookmarkEnd w:id="129"/>
     <w:bookmarkEnd w:id="130"/>
-    <w:bookmarkStart w:id="137" w:name="Xf87a93a906d220c467310f12d976bb46122eb07"/>
+    <w:bookmarkEnd w:id="131"/>
+    <w:bookmarkStart w:id="138" w:name="Xf87a93a906d220c467310f12d976bb46122eb07"/>
     <w:p>
       <w:pPr>
         <w:pStyle w:val="Heading1"/>
@@ -33413,7 +33676,7 @@
         <w:t xml:space="preserve">it the queue itself.</w:t>
       </w:r>
     </w:p>
-    <w:bookmarkStart w:id="131" w:name="reading-the-queue"/>
+    <w:bookmarkStart w:id="132" w:name="reading-the-queue"/>
     <w:p>
       <w:pPr>
         <w:pStyle w:val="Heading2"/>
@@ -33655,8 +33918,8 @@
         <w:t xml:space="preserve">proposals folder in the Propose tab first.”</w:t>
       </w:r>
     </w:p>
-    <w:bookmarkEnd w:id="131"/>
-    <w:bookmarkStart w:id="132" w:name="ruling-on-an-item"/>
+    <w:bookmarkEnd w:id="132"/>
+    <w:bookmarkStart w:id="133" w:name="ruling-on-an-item"/>
     <w:p>
       <w:pPr>
         <w:pStyle w:val="Heading2"/>
@@ -33940,8 +34203,8 @@
         <w:t xml:space="preserve">takes the queue as it stands.</w:t>
       </w:r>
     </w:p>
-    <w:bookmarkEnd w:id="132"/>
-    <w:bookmarkStart w:id="133" w:name="what-each-ruling-actually-does"/>
+    <w:bookmarkEnd w:id="133"/>
+    <w:bookmarkStart w:id="134" w:name="what-each-ruling-actually-does"/>
     <w:p>
       <w:pPr>
         <w:pStyle w:val="Heading2"/>
@@ -34351,8 +34614,8 @@
         <w:t xml:space="preserve">a rejection; it is a positive ruling that teaches the software.</w:t>
       </w:r>
     </w:p>
-    <w:bookmarkEnd w:id="133"/>
-    <w:bookmarkStart w:id="134" w:name="the-kind-filter-one-category-per-sitting"/>
+    <w:bookmarkEnd w:id="134"/>
+    <w:bookmarkStart w:id="135" w:name="the-kind-filter-one-category-per-sitting"/>
     <w:p>
       <w:pPr>
         <w:pStyle w:val="Heading2"/>
@@ -34524,8 +34787,8 @@
         <w:t xml:space="preserve">delivers their proposals to your disk in the background).</w:t>
       </w:r>
     </w:p>
-    <w:bookmarkEnd w:id="134"/>
-    <w:bookmarkStart w:id="135" w:name="export-approved-dictionary-candidates"/>
+    <w:bookmarkEnd w:id="135"/>
+    <w:bookmarkStart w:id="136" w:name="export-approved-dictionary-candidates"/>
     <w:p>
       <w:pPr>
         <w:pStyle w:val="Heading2"/>
@@ -34750,8 +35013,8 @@
         <w:t xml:space="preserve">candidate.</w:t>
       </w:r>
     </w:p>
-    <w:bookmarkEnd w:id="135"/>
-    <w:bookmarkStart w:id="136" w:name="the-rulings-archive"/>
+    <w:bookmarkEnd w:id="136"/>
+    <w:bookmarkStart w:id="137" w:name="the-rulings-archive"/>
     <w:p>
       <w:pPr>
         <w:pStyle w:val="Heading2"/>
@@ -34871,9 +35134,9 @@
         </w:pict>
       </w:r>
     </w:p>
-    <w:bookmarkEnd w:id="136"/>
     <w:bookmarkEnd w:id="137"/>
-    <w:bookmarkStart w:id="148" w:name="chapter-17-the-app-itself"/>
+    <w:bookmarkEnd w:id="138"/>
+    <w:bookmarkStart w:id="149" w:name="chapter-17-the-app-itself"/>
     <w:p>
       <w:pPr>
         <w:pStyle w:val="Heading1"/>
@@ -34896,7 +35159,7 @@
         <w:t xml:space="preserve">a whole rather than to any one pane.</w:t>
       </w:r>
     </w:p>
-    <w:bookmarkStart w:id="138" w:name="the-window-seven-workflow-groups"/>
+    <w:bookmarkStart w:id="139" w:name="the-window-seven-workflow-groups"/>
     <w:p>
       <w:pPr>
         <w:pStyle w:val="Heading2"/>
@@ -35237,8 +35500,8 @@
         <w:t xml:space="preserve">authority role, and carries a live pending count on its tab.)</w:t>
       </w:r>
     </w:p>
-    <w:bookmarkEnd w:id="138"/>
-    <w:bookmarkStart w:id="139" w:name="the-menu-bar-mirrors-the-window"/>
+    <w:bookmarkEnd w:id="139"/>
+    <w:bookmarkStart w:id="140" w:name="the-menu-bar-mirrors-the-window"/>
     <w:p>
       <w:pPr>
         <w:pStyle w:val="Heading2"/>
@@ -35498,8 +35761,8 @@
         <w:t xml:space="preserve">system can literally point at any feature in the app.</w:t>
       </w:r>
     </w:p>
-    <w:bookmarkEnd w:id="139"/>
-    <w:bookmarkStart w:id="140" w:name="X4072019ae30f7b50793bf783af980ededa378c4"/>
+    <w:bookmarkEnd w:id="140"/>
+    <w:bookmarkStart w:id="141" w:name="X4072019ae30f7b50793bf783af980ededa378c4"/>
     <w:p>
       <w:pPr>
         <w:pStyle w:val="Heading2"/>
@@ -36023,8 +36286,8 @@
         <w:t xml:space="preserve">section.</w:t>
       </w:r>
     </w:p>
-    <w:bookmarkEnd w:id="140"/>
-    <w:bookmarkStart w:id="141" w:name="the-settings-dialog-every-field"/>
+    <w:bookmarkEnd w:id="141"/>
+    <w:bookmarkStart w:id="142" w:name="the-settings-dialog-every-field"/>
     <w:p>
       <w:pPr>
         <w:pStyle w:val="Heading2"/>
@@ -36437,8 +36700,8 @@
         <w:t xml:space="preserve">writes them all.</w:t>
       </w:r>
     </w:p>
-    <w:bookmarkEnd w:id="141"/>
-    <w:bookmarkStart w:id="142" w:name="the-help-window"/>
+    <w:bookmarkEnd w:id="142"/>
+    <w:bookmarkStart w:id="143" w:name="the-help-window"/>
     <w:p>
       <w:pPr>
         <w:pStyle w:val="Heading2"/>
@@ -36902,8 +37165,8 @@
         <w:t xml:space="preserve">— you are standing in the Input pane.</w:t>
       </w:r>
     </w:p>
-    <w:bookmarkEnd w:id="142"/>
-    <w:bookmarkStart w:id="143" w:name="night-mode"/>
+    <w:bookmarkEnd w:id="143"/>
+    <w:bookmarkStart w:id="144" w:name="night-mode"/>
     <w:p>
       <w:pPr>
         <w:pStyle w:val="Heading2"/>
@@ -36948,8 +37211,8 @@
         <w:t xml:space="preserve">dark. It applies immediately and is remembered across launches.</w:t>
       </w:r>
     </w:p>
-    <w:bookmarkEnd w:id="143"/>
-    <w:bookmarkStart w:id="144" w:name="X2c349eb4ce50af7037642b129b0429d506e41d5"/>
+    <w:bookmarkEnd w:id="144"/>
+    <w:bookmarkStart w:id="145" w:name="X2c349eb4ce50af7037642b129b0429d506e41d5"/>
     <w:p>
       <w:pPr>
         <w:pStyle w:val="Heading2"/>
@@ -37052,8 +37315,8 @@
         <w:t xml:space="preserve">stays set up.</w:t>
       </w:r>
     </w:p>
-    <w:bookmarkEnd w:id="144"/>
-    <w:bookmarkStart w:id="145" w:name="the-self-test-selftest"/>
+    <w:bookmarkEnd w:id="145"/>
+    <w:bookmarkStart w:id="146" w:name="the-self-test-selftest"/>
     <w:p>
       <w:pPr>
         <w:pStyle w:val="Heading2"/>
@@ -37254,8 +37517,8 @@
         <w:t xml:space="preserve">never compose it.</w:t>
       </w:r>
     </w:p>
-    <w:bookmarkEnd w:id="145"/>
-    <w:bookmarkStart w:id="146" w:name="help-troubleshooting"/>
+    <w:bookmarkEnd w:id="146"/>
+    <w:bookmarkStart w:id="147" w:name="help-troubleshooting"/>
     <w:p>
       <w:pPr>
         <w:pStyle w:val="Heading2"/>
@@ -37496,8 +37759,8 @@
         <w:t xml:space="preserve">confirmation; texts and data untouched; next launch.</w:t>
       </w:r>
     </w:p>
-    <w:bookmarkEnd w:id="146"/>
-    <w:bookmarkStart w:id="147" w:name="hunt-everywhere-k"/>
+    <w:bookmarkEnd w:id="147"/>
+    <w:bookmarkStart w:id="148" w:name="hunt-everywhere-k"/>
     <w:p>
       <w:pPr>
         <w:pStyle w:val="Heading2"/>
@@ -37805,8 +38068,8 @@
         <w:t xml:space="preserve">panes — the palette only saves you the walk.</w:t>
       </w:r>
     </w:p>
-    <w:bookmarkEnd w:id="147"/>
     <w:bookmarkEnd w:id="148"/>
+    <w:bookmarkEnd w:id="149"/>
     <w:sectPr>
       <w:footnotePr>
         <w:numRestart w:val="eachSect"/>

--- a/docs/distribution/USER_MANUAL.docx
+++ b/docs/distribution/USER_MANUAL.docx
@@ -677,7 +677,19 @@
         </w:numPr>
       </w:pPr>
       <w:r>
-        <w:t xml:space="preserve">14.9 What the workflow will do next</w:t>
+        <w:t xml:space="preserve">14.9 Translate title — the attestation workbench</w:t>
+      </w:r>
+    </w:p>
+    <w:p>
+      <w:pPr>
+        <w:pStyle w:val="Compact"/>
+        <w:numPr>
+          <w:ilvl w:val="1"/>
+          <w:numId w:val="1006"/>
+        </w:numPr>
+      </w:pPr>
+      <w:r>
+        <w:t xml:space="preserve">14.10 What the workflow will do next</w:t>
       </w:r>
     </w:p>
     <w:p>
@@ -29804,7 +29816,7 @@
     </w:p>
     <w:bookmarkEnd w:id="115"/>
     <w:bookmarkEnd w:id="116"/>
-    <w:bookmarkStart w:id="126" w:name="X3a20423a134726120338426e69aa3db63b45769"/>
+    <w:bookmarkStart w:id="127" w:name="X3a20423a134726120338426e69aa3db63b45769"/>
     <w:p>
       <w:pPr>
         <w:pStyle w:val="Heading1"/>
@@ -31886,13 +31898,249 @@
       </w:r>
     </w:p>
     <w:bookmarkEnd w:id="124"/>
-    <w:bookmarkStart w:id="125" w:name="what-the-workflow-will-do-next"/>
+    <w:bookmarkStart w:id="125" w:name="Xa8ae9900fc8f21a20f51f345a745156279254ad"/>
     <w:p>
       <w:pPr>
         <w:pStyle w:val="Heading2"/>
       </w:pPr>
       <w:r>
-        <w:t xml:space="preserve">14.9 What the workflow will do next</w:t>
+        <w:t xml:space="preserve">14.9 Translate title — the attestation workbench</w:t>
+      </w:r>
+    </w:p>
+    <w:p>
+      <w:pPr>
+        <w:pStyle w:val="FirstParagraph"/>
+      </w:pPr>
+      <w:r>
+        <w:t xml:space="preserve">Translating a title is the translator’s work — but the published</w:t>
+      </w:r>
+      <w:r>
+        <w:t xml:space="preserve"> </w:t>
+      </w:r>
+      <w:r>
+        <w:t xml:space="preserve">record already carries thousands of GMR’s own title renderings, and</w:t>
+      </w:r>
+      <w:r>
+        <w:t xml:space="preserve"> </w:t>
+      </w:r>
+      <w:r>
+        <w:t xml:space="preserve">consistency with them is the house standard (</w:t>
+      </w:r>
+      <w:r>
+        <w:t xml:space="preserve">“people are going to</w:t>
+      </w:r>
+      <w:r>
+        <w:t xml:space="preserve"> </w:t>
+      </w:r>
+      <w:r>
+        <w:t xml:space="preserve">emulate your work”</w:t>
+      </w:r>
+      <w:r>
+        <w:t xml:space="preserve">).</w:t>
+      </w:r>
+      <w:r>
+        <w:t xml:space="preserve"> </w:t>
+      </w:r>
+      <w:r>
+        <w:rPr>
+          <w:b/>
+          <w:bCs/>
+        </w:rPr>
+        <w:t xml:space="preserve">Translate title…</w:t>
+      </w:r>
+      <w:r>
+        <w:t xml:space="preserve"> </w:t>
+      </w:r>
+      <w:r>
+        <w:t xml:space="preserve">brings that record to the</w:t>
+      </w:r>
+      <w:r>
+        <w:t xml:space="preserve"> </w:t>
+      </w:r>
+      <w:r>
+        <w:t xml:space="preserve">bench.</w:t>
+      </w:r>
+    </w:p>
+    <w:p>
+      <w:pPr>
+        <w:pStyle w:val="BodyText"/>
+      </w:pPr>
+      <w:r>
+        <w:t xml:space="preserve">Type (or accept the prefilled) Tibetan title. The workbench answers</w:t>
+      </w:r>
+      <w:r>
+        <w:t xml:space="preserve"> </w:t>
+      </w:r>
+      <w:r>
+        <w:t xml:space="preserve">with two kinds of evidence, from ~5,500 published title pairs (the</w:t>
+      </w:r>
+      <w:r>
+        <w:t xml:space="preserve"> </w:t>
+      </w:r>
+      <w:r>
+        <w:t xml:space="preserve">library’s own bilingual filenames plus the catalog works table):</w:t>
+      </w:r>
+    </w:p>
+    <w:p>
+      <w:pPr>
+        <w:pStyle w:val="Compact"/>
+        <w:numPr>
+          <w:ilvl w:val="0"/>
+          <w:numId w:val="1099"/>
+        </w:numPr>
+      </w:pPr>
+      <w:r>
+        <w:rPr>
+          <w:b/>
+          <w:bCs/>
+        </w:rPr>
+        <w:t xml:space="preserve">Whole-title matches</w:t>
+      </w:r>
+      <w:r>
+        <w:t xml:space="preserve"> </w:t>
+      </w:r>
+      <w:r>
+        <w:t xml:space="preserve">— titles the record already renders that</w:t>
+      </w:r>
+      <w:r>
+        <w:t xml:space="preserve"> </w:t>
+      </w:r>
+      <w:r>
+        <w:t xml:space="preserve">share most of this title’s syllables, each with its published</w:t>
+      </w:r>
+      <w:r>
+        <w:t xml:space="preserve"> </w:t>
+      </w:r>
+      <w:r>
+        <w:t xml:space="preserve">English and its source.</w:t>
+      </w:r>
+    </w:p>
+    <w:p>
+      <w:pPr>
+        <w:pStyle w:val="Compact"/>
+        <w:numPr>
+          <w:ilvl w:val="0"/>
+          <w:numId w:val="1099"/>
+        </w:numPr>
+      </w:pPr>
+      <w:r>
+        <w:rPr>
+          <w:b/>
+          <w:bCs/>
+        </w:rPr>
+        <w:t xml:space="preserve">Attested phrases</w:t>
+      </w:r>
+      <w:r>
+        <w:t xml:space="preserve"> </w:t>
+      </w:r>
+      <w:r>
+        <w:t xml:space="preserve">— the title is covered greedily by its</w:t>
+      </w:r>
+      <w:r>
+        <w:t xml:space="preserve"> </w:t>
+      </w:r>
+      <w:r>
+        <w:t xml:space="preserve">longest phrases that appear in</w:t>
+      </w:r>
+      <w:r>
+        <w:t xml:space="preserve"> </w:t>
+      </w:r>
+      <w:r>
+        <w:rPr>
+          <w:i/>
+          <w:iCs/>
+        </w:rPr>
+        <w:t xml:space="preserve">other</w:t>
+      </w:r>
+      <w:r>
+        <w:t xml:space="preserve"> </w:t>
+      </w:r>
+      <w:r>
+        <w:t xml:space="preserve">published titles; each</w:t>
+      </w:r>
+      <w:r>
+        <w:t xml:space="preserve"> </w:t>
+      </w:r>
+      <w:r>
+        <w:t xml:space="preserve">phrase card lists up to three full Tibetan–English pairs so you</w:t>
+      </w:r>
+      <w:r>
+        <w:t xml:space="preserve"> </w:t>
+      </w:r>
+      <w:r>
+        <w:t xml:space="preserve">can see where the phrase landed in English. No word alignment is</w:t>
+      </w:r>
+      <w:r>
+        <w:t xml:space="preserve"> </w:t>
+      </w:r>
+      <w:r>
+        <w:t xml:space="preserve">invented — the card shows whole pairs, and you read them.</w:t>
+      </w:r>
+    </w:p>
+    <w:p>
+      <w:pPr>
+        <w:pStyle w:val="FirstParagraph"/>
+      </w:pPr>
+      <w:r>
+        <w:t xml:space="preserve">Syllables with no attestation are listed plainly:</w:t>
+      </w:r>
+      <w:r>
+        <w:t xml:space="preserve"> </w:t>
+      </w:r>
+      <w:r>
+        <w:rPr>
+          <w:i/>
+          <w:iCs/>
+        </w:rPr>
+        <w:t xml:space="preserve">they need the</w:t>
+      </w:r>
+      <w:r>
+        <w:rPr>
+          <w:i/>
+          <w:iCs/>
+        </w:rPr>
+        <w:t xml:space="preserve"> </w:t>
+      </w:r>
+      <w:r>
+        <w:rPr>
+          <w:i/>
+          <w:iCs/>
+        </w:rPr>
+        <w:t xml:space="preserve">translator, not the machine.</w:t>
+      </w:r>
+      <w:r>
+        <w:t xml:space="preserve"> </w:t>
+      </w:r>
+      <w:r>
+        <w:t xml:space="preserve">Nothing here is machine translation —</w:t>
+      </w:r>
+      <w:r>
+        <w:t xml:space="preserve"> </w:t>
+      </w:r>
+      <w:r>
+        <w:t xml:space="preserve">the machine attests, you compose. Measured on held-out titles:</w:t>
+      </w:r>
+      <w:r>
+        <w:t xml:space="preserve"> </w:t>
+      </w:r>
+      <w:r>
+        <w:t xml:space="preserve">attested phrases cover about 90% of a typical title’s syllables,</w:t>
+      </w:r>
+      <w:r>
+        <w:t xml:space="preserve"> </w:t>
+      </w:r>
+      <w:r>
+        <w:t xml:space="preserve">and a near whole-title match surfaces for about 62%.</w:t>
+      </w:r>
+    </w:p>
+    <w:bookmarkEnd w:id="125"/>
+    <w:bookmarkStart w:id="126" w:name="what-the-workflow-will-do-next"/>
+    <w:p>
+      <w:pPr>
+        <w:pStyle w:val="Heading2"/>
+      </w:pPr>
+      <w:r>
+        <w:t xml:space="preserve">14.10 What the workflow will do next</w:t>
       </w:r>
     </w:p>
     <w:p>
@@ -31958,9 +32206,9 @@
         </w:pict>
       </w:r>
     </w:p>
-    <w:bookmarkEnd w:id="125"/>
     <w:bookmarkEnd w:id="126"/>
-    <w:bookmarkStart w:id="131" w:name="X9ec64eb07a85eae9b98de9b923277db2a2eae83"/>
+    <w:bookmarkEnd w:id="127"/>
+    <w:bookmarkStart w:id="132" w:name="X9ec64eb07a85eae9b98de9b923277db2a2eae83"/>
     <w:p>
       <w:pPr>
         <w:pStyle w:val="Heading1"/>
@@ -32139,7 +32387,7 @@
         <w:t xml:space="preserve">button with its results area below.</w:t>
       </w:r>
     </w:p>
-    <w:bookmarkStart w:id="127" w:name="one-time-identity-setup"/>
+    <w:bookmarkStart w:id="128" w:name="one-time-identity-setup"/>
     <w:p>
       <w:pPr>
         <w:pStyle w:val="Heading2"/>
@@ -32167,7 +32415,7 @@
         <w:pStyle w:val="Compact"/>
         <w:numPr>
           <w:ilvl w:val="0"/>
-          <w:numId w:val="1099"/>
+          <w:numId w:val="1100"/>
         </w:numPr>
       </w:pPr>
       <w:r>
@@ -32192,7 +32440,7 @@
         <w:pStyle w:val="Compact"/>
         <w:numPr>
           <w:ilvl w:val="0"/>
-          <w:numId w:val="1099"/>
+          <w:numId w:val="1100"/>
         </w:numPr>
       </w:pPr>
       <w:r>
@@ -32250,7 +32498,7 @@
         <w:pStyle w:val="Compact"/>
         <w:numPr>
           <w:ilvl w:val="0"/>
-          <w:numId w:val="1099"/>
+          <w:numId w:val="1100"/>
         </w:numPr>
       </w:pPr>
       <w:r>
@@ -32298,7 +32546,7 @@
         <w:pStyle w:val="Compact"/>
         <w:numPr>
           <w:ilvl w:val="0"/>
-          <w:numId w:val="1099"/>
+          <w:numId w:val="1100"/>
         </w:numPr>
       </w:pPr>
       <w:r>
@@ -32354,7 +32602,7 @@
         <w:pStyle w:val="Compact"/>
         <w:numPr>
           <w:ilvl w:val="0"/>
-          <w:numId w:val="1099"/>
+          <w:numId w:val="1100"/>
         </w:numPr>
       </w:pPr>
       <w:r>
@@ -32453,8 +32701,8 @@
         <w:t xml:space="preserve">change them in either place, they are one and the same.</w:t>
       </w:r>
     </w:p>
-    <w:bookmarkEnd w:id="127"/>
-    <w:bookmarkStart w:id="128" w:name="making-a-proposal"/>
+    <w:bookmarkEnd w:id="128"/>
+    <w:bookmarkStart w:id="129" w:name="making-a-proposal"/>
     <w:p>
       <w:pPr>
         <w:pStyle w:val="Heading2"/>
@@ -32492,7 +32740,7 @@
         <w:pStyle w:val="Compact"/>
         <w:numPr>
           <w:ilvl w:val="0"/>
-          <w:numId w:val="1100"/>
+          <w:numId w:val="1101"/>
         </w:numPr>
       </w:pPr>
       <w:r>
@@ -32520,6 +32768,298 @@
         <w:pStyle w:val="Compact"/>
         <w:numPr>
           <w:ilvl w:val="1"/>
+          <w:numId w:val="1102"/>
+        </w:numPr>
+      </w:pPr>
+      <w:r>
+        <w:rPr>
+          <w:b/>
+          <w:bCs/>
+        </w:rPr>
+        <w:t xml:space="preserve">Honorific term (↔ ordinary)</w:t>
+      </w:r>
+      <w:r>
+        <w:t xml:space="preserve"> </w:t>
+      </w:r>
+      <w:r>
+        <w:t xml:space="preserve">— a term of the general</w:t>
+      </w:r>
+      <w:r>
+        <w:t xml:space="preserve"> </w:t>
+      </w:r>
+      <w:r>
+        <w:t xml:space="preserve">honorific register, paired with its ordinary counterpart.</w:t>
+      </w:r>
+    </w:p>
+    <w:p>
+      <w:pPr>
+        <w:pStyle w:val="Compact"/>
+        <w:numPr>
+          <w:ilvl w:val="1"/>
+          <w:numId w:val="1102"/>
+        </w:numPr>
+      </w:pPr>
+      <w:r>
+        <w:rPr>
+          <w:b/>
+          <w:bCs/>
+        </w:rPr>
+        <w:t xml:space="preserve">HIGH honorific marking</w:t>
+      </w:r>
+      <w:r>
+        <w:t xml:space="preserve"> </w:t>
+      </w:r>
+      <w:r>
+        <w:t xml:space="preserve">— the elevated register used for</w:t>
+      </w:r>
+      <w:r>
+        <w:t xml:space="preserve"> </w:t>
+      </w:r>
+      <w:r>
+        <w:t xml:space="preserve">high lamas and dignitaries (rare).</w:t>
+      </w:r>
+    </w:p>
+    <w:p>
+      <w:pPr>
+        <w:pStyle w:val="Compact"/>
+        <w:numPr>
+          <w:ilvl w:val="1"/>
+          <w:numId w:val="1102"/>
+        </w:numPr>
+      </w:pPr>
+      <w:r>
+        <w:rPr>
+          <w:b/>
+          <w:bCs/>
+        </w:rPr>
+        <w:t xml:space="preserve">Humilific (self-lowering) form</w:t>
+      </w:r>
+      <w:r>
+        <w:t xml:space="preserve"> </w:t>
+      </w:r>
+      <w:r>
+        <w:t xml:space="preserve">— the register for one’s</w:t>
+      </w:r>
+      <w:r>
+        <w:t xml:space="preserve"> </w:t>
+      </w:r>
+      <w:r>
+        <w:t xml:space="preserve">own actions (the honorific is never used of oneself).</w:t>
+      </w:r>
+    </w:p>
+    <w:p>
+      <w:pPr>
+        <w:pStyle w:val="Compact"/>
+        <w:numPr>
+          <w:ilvl w:val="1"/>
+          <w:numId w:val="1102"/>
+        </w:numPr>
+      </w:pPr>
+      <w:r>
+        <w:rPr>
+          <w:b/>
+          <w:bCs/>
+        </w:rPr>
+        <w:t xml:space="preserve">DOUBLE honorific (subject + recipient)</w:t>
+      </w:r>
+      <w:r>
+        <w:t xml:space="preserve"> </w:t>
+      </w:r>
+      <w:r>
+        <w:t xml:space="preserve">— honorific in</w:t>
+      </w:r>
+      <w:r>
+        <w:t xml:space="preserve"> </w:t>
+      </w:r>
+      <w:r>
+        <w:t xml:space="preserve">both directions at once.</w:t>
+      </w:r>
+    </w:p>
+    <w:p>
+      <w:pPr>
+        <w:pStyle w:val="Compact"/>
+        <w:numPr>
+          <w:ilvl w:val="1"/>
+          <w:numId w:val="1102"/>
+        </w:numPr>
+      </w:pPr>
+      <w:r>
+        <w:rPr>
+          <w:b/>
+          <w:bCs/>
+        </w:rPr>
+        <w:t xml:space="preserve">Pronunciation exception</w:t>
+      </w:r>
+      <w:r>
+        <w:t xml:space="preserve"> </w:t>
+      </w:r>
+      <w:r>
+        <w:t xml:space="preserve">— a word whose spoken form</w:t>
+      </w:r>
+      <w:r>
+        <w:t xml:space="preserve"> </w:t>
+      </w:r>
+      <w:r>
+        <w:t xml:space="preserve">departs from the rules.</w:t>
+      </w:r>
+    </w:p>
+    <w:p>
+      <w:pPr>
+        <w:pStyle w:val="Compact"/>
+        <w:numPr>
+          <w:ilvl w:val="1"/>
+          <w:numId w:val="1102"/>
+        </w:numPr>
+      </w:pPr>
+      <w:r>
+        <w:rPr>
+          <w:b/>
+          <w:bCs/>
+        </w:rPr>
+        <w:t xml:space="preserve">Abbreviation / contraction candidate</w:t>
+      </w:r>
+      <w:r>
+        <w:t xml:space="preserve"> </w:t>
+      </w:r>
+      <w:r>
+        <w:t xml:space="preserve">— a manuscript</w:t>
+      </w:r>
+      <w:r>
+        <w:t xml:space="preserve"> </w:t>
+      </w:r>
+      <w:r>
+        <w:t xml:space="preserve">abbreviation or bsdus-tshig contraction and its expansion.</w:t>
+      </w:r>
+    </w:p>
+    <w:p>
+      <w:pPr>
+        <w:pStyle w:val="Compact"/>
+        <w:numPr>
+          <w:ilvl w:val="1"/>
+          <w:numId w:val="1102"/>
+        </w:numPr>
+      </w:pPr>
+      <w:r>
+        <w:rPr>
+          <w:b/>
+          <w:bCs/>
+        </w:rPr>
+        <w:t xml:space="preserve">Rendering for a word (→ dictionary)</w:t>
+      </w:r>
+      <w:r>
+        <w:t xml:space="preserve"> </w:t>
+      </w:r>
+      <w:r>
+        <w:t xml:space="preserve">— a proposed English</w:t>
+      </w:r>
+      <w:r>
+        <w:t xml:space="preserve"> </w:t>
+      </w:r>
+      <w:r>
+        <w:t xml:space="preserve">equivalent for a word; goes to the data project if approved.</w:t>
+      </w:r>
+    </w:p>
+    <w:p>
+      <w:pPr>
+        <w:pStyle w:val="Compact"/>
+        <w:numPr>
+          <w:ilvl w:val="1"/>
+          <w:numId w:val="1102"/>
+        </w:numPr>
+      </w:pPr>
+      <w:r>
+        <w:rPr>
+          <w:b/>
+          <w:bCs/>
+        </w:rPr>
+        <w:t xml:space="preserve">Rendering for a phrase/clause (→ dictionary)</w:t>
+      </w:r>
+      <w:r>
+        <w:t xml:space="preserve"> </w:t>
+      </w:r>
+      <w:r>
+        <w:t xml:space="preserve">— the same,</w:t>
+      </w:r>
+      <w:r>
+        <w:t xml:space="preserve"> </w:t>
+      </w:r>
+      <w:r>
+        <w:t xml:space="preserve">for a longer unit.</w:t>
+      </w:r>
+    </w:p>
+    <w:p>
+      <w:pPr>
+        <w:pStyle w:val="Compact"/>
+        <w:numPr>
+          <w:ilvl w:val="1"/>
+          <w:numId w:val="1102"/>
+        </w:numPr>
+      </w:pPr>
+      <w:r>
+        <w:rPr>
+          <w:b/>
+          <w:bCs/>
+        </w:rPr>
+        <w:t xml:space="preserve">Idiom / fixed expression</w:t>
+      </w:r>
+      <w:r>
+        <w:t xml:space="preserve"> </w:t>
+      </w:r>
+      <w:r>
+        <w:t xml:space="preserve">— marks a string as an idiom or</w:t>
+      </w:r>
+      <w:r>
+        <w:t xml:space="preserve"> </w:t>
+      </w:r>
+      <w:r>
+        <w:t xml:space="preserve">fixed expression. Its card wears an IDIOM badge — amber</w:t>
+      </w:r>
+      <w:r>
+        <w:t xml:space="preserve"> </w:t>
+      </w:r>
+      <w:r>
+        <w:t xml:space="preserve">while proposed, green once approved. The English stays the</w:t>
+      </w:r>
+      <w:r>
+        <w:t xml:space="preserve"> </w:t>
+      </w:r>
+      <w:r>
+        <w:t xml:space="preserve">dictionary’s.</w:t>
+      </w:r>
+    </w:p>
+    <w:p>
+      <w:pPr>
+        <w:pStyle w:val="Compact"/>
+        <w:numPr>
+          <w:ilvl w:val="1"/>
+          <w:numId w:val="1102"/>
+        </w:numPr>
+      </w:pPr>
+      <w:r>
+        <w:rPr>
+          <w:b/>
+          <w:bCs/>
+        </w:rPr>
+        <w:t xml:space="preserve">Note about a passage</w:t>
+      </w:r>
+      <w:r>
+        <w:t xml:space="preserve"> </w:t>
+      </w:r>
+      <w:r>
+        <w:t xml:space="preserve">— anything worth the authority’s</w:t>
+      </w:r>
+      <w:r>
+        <w:t xml:space="preserve"> </w:t>
+      </w:r>
+      <w:r>
+        <w:t xml:space="preserve">eyes that fits none of the above.</w:t>
+      </w:r>
+    </w:p>
+    <w:p>
+      <w:pPr>
+        <w:pStyle w:val="Compact"/>
+        <w:numPr>
+          <w:ilvl w:val="0"/>
           <w:numId w:val="1101"/>
         </w:numPr>
       </w:pPr>
@@ -32528,26 +33068,20 @@
           <w:b/>
           <w:bCs/>
         </w:rPr>
-        <w:t xml:space="preserve">Honorific term (↔ ordinary)</w:t>
-      </w:r>
-      <w:r>
-        <w:t xml:space="preserve"> </w:t>
-      </w:r>
-      <w:r>
-        <w:t xml:space="preserve">— a term of the general</w:t>
-      </w:r>
-      <w:r>
-        <w:t xml:space="preserve"> </w:t>
-      </w:r>
-      <w:r>
-        <w:t xml:space="preserve">honorific register, paired with its ordinary counterpart.</w:t>
-      </w:r>
-    </w:p>
-    <w:p>
-      <w:pPr>
-        <w:pStyle w:val="Compact"/>
-        <w:numPr>
-          <w:ilvl w:val="1"/>
+        <w:t xml:space="preserve">Tibetan</w:t>
+      </w:r>
+      <w:r>
+        <w:t xml:space="preserve"> </w:t>
+      </w:r>
+      <w:r>
+        <w:t xml:space="preserve">— the term itself, in ACIP or wylie.</w:t>
+      </w:r>
+    </w:p>
+    <w:p>
+      <w:pPr>
+        <w:pStyle w:val="Compact"/>
+        <w:numPr>
+          <w:ilvl w:val="0"/>
           <w:numId w:val="1101"/>
         </w:numPr>
       </w:pPr>
@@ -32556,26 +33090,26 @@
           <w:b/>
           <w:bCs/>
         </w:rPr>
-        <w:t xml:space="preserve">HIGH honorific marking</w:t>
-      </w:r>
-      <w:r>
-        <w:t xml:space="preserve"> </w:t>
-      </w:r>
-      <w:r>
-        <w:t xml:space="preserve">— the elevated register used for</w:t>
-      </w:r>
-      <w:r>
-        <w:t xml:space="preserve"> </w:t>
-      </w:r>
-      <w:r>
-        <w:t xml:space="preserve">high lamas and dignitaries (rare).</w:t>
-      </w:r>
-    </w:p>
-    <w:p>
-      <w:pPr>
-        <w:pStyle w:val="Compact"/>
-        <w:numPr>
-          <w:ilvl w:val="1"/>
+        <w:t xml:space="preserve">Proposed</w:t>
+      </w:r>
+      <w:r>
+        <w:t xml:space="preserve"> </w:t>
+      </w:r>
+      <w:r>
+        <w:t xml:space="preserve">— the proposed English / pronunciation /</w:t>
+      </w:r>
+      <w:r>
+        <w:t xml:space="preserve"> </w:t>
+      </w:r>
+      <w:r>
+        <w:t xml:space="preserve">expansion, as the kind requires.</w:t>
+      </w:r>
+    </w:p>
+    <w:p>
+      <w:pPr>
+        <w:pStyle w:val="Compact"/>
+        <w:numPr>
+          <w:ilvl w:val="0"/>
           <w:numId w:val="1101"/>
         </w:numPr>
       </w:pPr>
@@ -32584,313 +33118,27 @@
           <w:b/>
           <w:bCs/>
         </w:rPr>
-        <w:t xml:space="preserve">Humilific (self-lowering) form</w:t>
-      </w:r>
-      <w:r>
-        <w:t xml:space="preserve"> </w:t>
-      </w:r>
-      <w:r>
-        <w:t xml:space="preserve">— the register for one’s</w:t>
-      </w:r>
-      <w:r>
-        <w:t xml:space="preserve"> </w:t>
-      </w:r>
-      <w:r>
-        <w:t xml:space="preserve">own actions (the honorific is never used of oneself).</w:t>
-      </w:r>
-    </w:p>
-    <w:p>
-      <w:pPr>
-        <w:pStyle w:val="Compact"/>
-        <w:numPr>
-          <w:ilvl w:val="1"/>
+        <w:t xml:space="preserve">Secondary</w:t>
+      </w:r>
+      <w:r>
+        <w:t xml:space="preserve"> </w:t>
+      </w:r>
+      <w:r>
+        <w:t xml:space="preserve">— optional: the ordinary counterpart (for</w:t>
+      </w:r>
+      <w:r>
+        <w:t xml:space="preserve"> </w:t>
+      </w:r>
+      <w:r>
+        <w:t xml:space="preserve">honorifics), a domain, or a clarifying note.</w:t>
+      </w:r>
+    </w:p>
+    <w:p>
+      <w:pPr>
+        <w:pStyle w:val="Compact"/>
+        <w:numPr>
+          <w:ilvl w:val="0"/>
           <w:numId w:val="1101"/>
-        </w:numPr>
-      </w:pPr>
-      <w:r>
-        <w:rPr>
-          <w:b/>
-          <w:bCs/>
-        </w:rPr>
-        <w:t xml:space="preserve">DOUBLE honorific (subject + recipient)</w:t>
-      </w:r>
-      <w:r>
-        <w:t xml:space="preserve"> </w:t>
-      </w:r>
-      <w:r>
-        <w:t xml:space="preserve">— honorific in</w:t>
-      </w:r>
-      <w:r>
-        <w:t xml:space="preserve"> </w:t>
-      </w:r>
-      <w:r>
-        <w:t xml:space="preserve">both directions at once.</w:t>
-      </w:r>
-    </w:p>
-    <w:p>
-      <w:pPr>
-        <w:pStyle w:val="Compact"/>
-        <w:numPr>
-          <w:ilvl w:val="1"/>
-          <w:numId w:val="1101"/>
-        </w:numPr>
-      </w:pPr>
-      <w:r>
-        <w:rPr>
-          <w:b/>
-          <w:bCs/>
-        </w:rPr>
-        <w:t xml:space="preserve">Pronunciation exception</w:t>
-      </w:r>
-      <w:r>
-        <w:t xml:space="preserve"> </w:t>
-      </w:r>
-      <w:r>
-        <w:t xml:space="preserve">— a word whose spoken form</w:t>
-      </w:r>
-      <w:r>
-        <w:t xml:space="preserve"> </w:t>
-      </w:r>
-      <w:r>
-        <w:t xml:space="preserve">departs from the rules.</w:t>
-      </w:r>
-    </w:p>
-    <w:p>
-      <w:pPr>
-        <w:pStyle w:val="Compact"/>
-        <w:numPr>
-          <w:ilvl w:val="1"/>
-          <w:numId w:val="1101"/>
-        </w:numPr>
-      </w:pPr>
-      <w:r>
-        <w:rPr>
-          <w:b/>
-          <w:bCs/>
-        </w:rPr>
-        <w:t xml:space="preserve">Abbreviation / contraction candidate</w:t>
-      </w:r>
-      <w:r>
-        <w:t xml:space="preserve"> </w:t>
-      </w:r>
-      <w:r>
-        <w:t xml:space="preserve">— a manuscript</w:t>
-      </w:r>
-      <w:r>
-        <w:t xml:space="preserve"> </w:t>
-      </w:r>
-      <w:r>
-        <w:t xml:space="preserve">abbreviation or bsdus-tshig contraction and its expansion.</w:t>
-      </w:r>
-    </w:p>
-    <w:p>
-      <w:pPr>
-        <w:pStyle w:val="Compact"/>
-        <w:numPr>
-          <w:ilvl w:val="1"/>
-          <w:numId w:val="1101"/>
-        </w:numPr>
-      </w:pPr>
-      <w:r>
-        <w:rPr>
-          <w:b/>
-          <w:bCs/>
-        </w:rPr>
-        <w:t xml:space="preserve">Rendering for a word (→ dictionary)</w:t>
-      </w:r>
-      <w:r>
-        <w:t xml:space="preserve"> </w:t>
-      </w:r>
-      <w:r>
-        <w:t xml:space="preserve">— a proposed English</w:t>
-      </w:r>
-      <w:r>
-        <w:t xml:space="preserve"> </w:t>
-      </w:r>
-      <w:r>
-        <w:t xml:space="preserve">equivalent for a word; goes to the data project if approved.</w:t>
-      </w:r>
-    </w:p>
-    <w:p>
-      <w:pPr>
-        <w:pStyle w:val="Compact"/>
-        <w:numPr>
-          <w:ilvl w:val="1"/>
-          <w:numId w:val="1101"/>
-        </w:numPr>
-      </w:pPr>
-      <w:r>
-        <w:rPr>
-          <w:b/>
-          <w:bCs/>
-        </w:rPr>
-        <w:t xml:space="preserve">Rendering for a phrase/clause (→ dictionary)</w:t>
-      </w:r>
-      <w:r>
-        <w:t xml:space="preserve"> </w:t>
-      </w:r>
-      <w:r>
-        <w:t xml:space="preserve">— the same,</w:t>
-      </w:r>
-      <w:r>
-        <w:t xml:space="preserve"> </w:t>
-      </w:r>
-      <w:r>
-        <w:t xml:space="preserve">for a longer unit.</w:t>
-      </w:r>
-    </w:p>
-    <w:p>
-      <w:pPr>
-        <w:pStyle w:val="Compact"/>
-        <w:numPr>
-          <w:ilvl w:val="1"/>
-          <w:numId w:val="1101"/>
-        </w:numPr>
-      </w:pPr>
-      <w:r>
-        <w:rPr>
-          <w:b/>
-          <w:bCs/>
-        </w:rPr>
-        <w:t xml:space="preserve">Idiom / fixed expression</w:t>
-      </w:r>
-      <w:r>
-        <w:t xml:space="preserve"> </w:t>
-      </w:r>
-      <w:r>
-        <w:t xml:space="preserve">— marks a string as an idiom or</w:t>
-      </w:r>
-      <w:r>
-        <w:t xml:space="preserve"> </w:t>
-      </w:r>
-      <w:r>
-        <w:t xml:space="preserve">fixed expression. Its card wears an IDIOM badge — amber</w:t>
-      </w:r>
-      <w:r>
-        <w:t xml:space="preserve"> </w:t>
-      </w:r>
-      <w:r>
-        <w:t xml:space="preserve">while proposed, green once approved. The English stays the</w:t>
-      </w:r>
-      <w:r>
-        <w:t xml:space="preserve"> </w:t>
-      </w:r>
-      <w:r>
-        <w:t xml:space="preserve">dictionary’s.</w:t>
-      </w:r>
-    </w:p>
-    <w:p>
-      <w:pPr>
-        <w:pStyle w:val="Compact"/>
-        <w:numPr>
-          <w:ilvl w:val="1"/>
-          <w:numId w:val="1101"/>
-        </w:numPr>
-      </w:pPr>
-      <w:r>
-        <w:rPr>
-          <w:b/>
-          <w:bCs/>
-        </w:rPr>
-        <w:t xml:space="preserve">Note about a passage</w:t>
-      </w:r>
-      <w:r>
-        <w:t xml:space="preserve"> </w:t>
-      </w:r>
-      <w:r>
-        <w:t xml:space="preserve">— anything worth the authority’s</w:t>
-      </w:r>
-      <w:r>
-        <w:t xml:space="preserve"> </w:t>
-      </w:r>
-      <w:r>
-        <w:t xml:space="preserve">eyes that fits none of the above.</w:t>
-      </w:r>
-    </w:p>
-    <w:p>
-      <w:pPr>
-        <w:pStyle w:val="Compact"/>
-        <w:numPr>
-          <w:ilvl w:val="0"/>
-          <w:numId w:val="1100"/>
-        </w:numPr>
-      </w:pPr>
-      <w:r>
-        <w:rPr>
-          <w:b/>
-          <w:bCs/>
-        </w:rPr>
-        <w:t xml:space="preserve">Tibetan</w:t>
-      </w:r>
-      <w:r>
-        <w:t xml:space="preserve"> </w:t>
-      </w:r>
-      <w:r>
-        <w:t xml:space="preserve">— the term itself, in ACIP or wylie.</w:t>
-      </w:r>
-    </w:p>
-    <w:p>
-      <w:pPr>
-        <w:pStyle w:val="Compact"/>
-        <w:numPr>
-          <w:ilvl w:val="0"/>
-          <w:numId w:val="1100"/>
-        </w:numPr>
-      </w:pPr>
-      <w:r>
-        <w:rPr>
-          <w:b/>
-          <w:bCs/>
-        </w:rPr>
-        <w:t xml:space="preserve">Proposed</w:t>
-      </w:r>
-      <w:r>
-        <w:t xml:space="preserve"> </w:t>
-      </w:r>
-      <w:r>
-        <w:t xml:space="preserve">— the proposed English / pronunciation /</w:t>
-      </w:r>
-      <w:r>
-        <w:t xml:space="preserve"> </w:t>
-      </w:r>
-      <w:r>
-        <w:t xml:space="preserve">expansion, as the kind requires.</w:t>
-      </w:r>
-    </w:p>
-    <w:p>
-      <w:pPr>
-        <w:pStyle w:val="Compact"/>
-        <w:numPr>
-          <w:ilvl w:val="0"/>
-          <w:numId w:val="1100"/>
-        </w:numPr>
-      </w:pPr>
-      <w:r>
-        <w:rPr>
-          <w:b/>
-          <w:bCs/>
-        </w:rPr>
-        <w:t xml:space="preserve">Secondary</w:t>
-      </w:r>
-      <w:r>
-        <w:t xml:space="preserve"> </w:t>
-      </w:r>
-      <w:r>
-        <w:t xml:space="preserve">— optional: the ordinary counterpart (for</w:t>
-      </w:r>
-      <w:r>
-        <w:t xml:space="preserve"> </w:t>
-      </w:r>
-      <w:r>
-        <w:t xml:space="preserve">honorifics), a domain, or a clarifying note.</w:t>
-      </w:r>
-    </w:p>
-    <w:p>
-      <w:pPr>
-        <w:pStyle w:val="Compact"/>
-        <w:numPr>
-          <w:ilvl w:val="0"/>
-          <w:numId w:val="1100"/>
         </w:numPr>
       </w:pPr>
       <w:r>
@@ -33123,8 +33371,8 @@
         <w:t xml:space="preserve">— done. It now waits for the ruling.</w:t>
       </w:r>
     </w:p>
-    <w:bookmarkEnd w:id="128"/>
-    <w:bookmarkStart w:id="129" w:name="the-other-ways-proposals-get-filed"/>
+    <w:bookmarkEnd w:id="129"/>
+    <w:bookmarkStart w:id="130" w:name="the-other-ways-proposals-get-filed"/>
     <w:p>
       <w:pPr>
         <w:pStyle w:val="Heading2"/>
@@ -33152,7 +33400,7 @@
         <w:pStyle w:val="Compact"/>
         <w:numPr>
           <w:ilvl w:val="0"/>
-          <w:numId w:val="1102"/>
+          <w:numId w:val="1103"/>
         </w:numPr>
       </w:pPr>
       <w:r>
@@ -33210,7 +33458,7 @@
         <w:pStyle w:val="Compact"/>
         <w:numPr>
           <w:ilvl w:val="0"/>
-          <w:numId w:val="1102"/>
+          <w:numId w:val="1103"/>
         </w:numPr>
       </w:pPr>
       <w:r>
@@ -33280,8 +33528,8 @@
         <w:t xml:space="preserve">ruling time — see §15.4.</w:t>
       </w:r>
     </w:p>
-    <w:bookmarkEnd w:id="129"/>
-    <w:bookmarkStart w:id="130" w:name="my-proposals-what-happened"/>
+    <w:bookmarkEnd w:id="130"/>
+    <w:bookmarkStart w:id="131" w:name="my-proposals-what-happened"/>
     <w:p>
       <w:pPr>
         <w:pStyle w:val="Heading2"/>
@@ -33347,7 +33595,7 @@
         <w:pStyle w:val="Compact"/>
         <w:numPr>
           <w:ilvl w:val="0"/>
-          <w:numId w:val="1103"/>
+          <w:numId w:val="1104"/>
         </w:numPr>
       </w:pPr>
       <w:r>
@@ -33381,7 +33629,7 @@
         <w:pStyle w:val="Compact"/>
         <w:numPr>
           <w:ilvl w:val="0"/>
-          <w:numId w:val="1103"/>
+          <w:numId w:val="1104"/>
         </w:numPr>
       </w:pPr>
       <w:r>
@@ -33393,7 +33641,7 @@
         <w:pStyle w:val="Compact"/>
         <w:numPr>
           <w:ilvl w:val="0"/>
-          <w:numId w:val="1103"/>
+          <w:numId w:val="1104"/>
         </w:numPr>
       </w:pPr>
       <w:r>
@@ -33405,7 +33653,7 @@
         <w:pStyle w:val="Compact"/>
         <w:numPr>
           <w:ilvl w:val="0"/>
-          <w:numId w:val="1103"/>
+          <w:numId w:val="1104"/>
         </w:numPr>
       </w:pPr>
       <w:r>
@@ -33472,9 +33720,9 @@
         </w:pict>
       </w:r>
     </w:p>
-    <w:bookmarkEnd w:id="130"/>
     <w:bookmarkEnd w:id="131"/>
-    <w:bookmarkStart w:id="138" w:name="Xf87a93a906d220c467310f12d976bb46122eb07"/>
+    <w:bookmarkEnd w:id="132"/>
+    <w:bookmarkStart w:id="139" w:name="Xf87a93a906d220c467310f12d976bb46122eb07"/>
     <w:p>
       <w:pPr>
         <w:pStyle w:val="Heading1"/>
@@ -33676,7 +33924,7 @@
         <w:t xml:space="preserve">it the queue itself.</w:t>
       </w:r>
     </w:p>
-    <w:bookmarkStart w:id="132" w:name="reading-the-queue"/>
+    <w:bookmarkStart w:id="133" w:name="reading-the-queue"/>
     <w:p>
       <w:pPr>
         <w:pStyle w:val="Heading2"/>
@@ -33743,7 +33991,7 @@
         <w:pStyle w:val="Compact"/>
         <w:numPr>
           <w:ilvl w:val="0"/>
-          <w:numId w:val="1104"/>
+          <w:numId w:val="1105"/>
         </w:numPr>
       </w:pPr>
       <w:r>
@@ -33806,7 +34054,7 @@
         <w:pStyle w:val="Compact"/>
         <w:numPr>
           <w:ilvl w:val="0"/>
-          <w:numId w:val="1104"/>
+          <w:numId w:val="1105"/>
         </w:numPr>
       </w:pPr>
       <w:r>
@@ -33831,7 +34079,7 @@
         <w:pStyle w:val="Compact"/>
         <w:numPr>
           <w:ilvl w:val="0"/>
-          <w:numId w:val="1104"/>
+          <w:numId w:val="1105"/>
         </w:numPr>
       </w:pPr>
       <w:r>
@@ -33859,7 +34107,7 @@
         <w:pStyle w:val="Compact"/>
         <w:numPr>
           <w:ilvl w:val="0"/>
-          <w:numId w:val="1104"/>
+          <w:numId w:val="1105"/>
         </w:numPr>
       </w:pPr>
       <w:r>
@@ -33878,7 +34126,7 @@
         <w:pStyle w:val="Compact"/>
         <w:numPr>
           <w:ilvl w:val="0"/>
-          <w:numId w:val="1104"/>
+          <w:numId w:val="1105"/>
         </w:numPr>
       </w:pPr>
       <w:r>
@@ -33918,8 +34166,8 @@
         <w:t xml:space="preserve">proposals folder in the Propose tab first.”</w:t>
       </w:r>
     </w:p>
-    <w:bookmarkEnd w:id="132"/>
-    <w:bookmarkStart w:id="133" w:name="ruling-on-an-item"/>
+    <w:bookmarkEnd w:id="133"/>
+    <w:bookmarkStart w:id="134" w:name="ruling-on-an-item"/>
     <w:p>
       <w:pPr>
         <w:pStyle w:val="Heading2"/>
@@ -33933,7 +34181,7 @@
         <w:pStyle w:val="Compact"/>
         <w:numPr>
           <w:ilvl w:val="0"/>
-          <w:numId w:val="1105"/>
+          <w:numId w:val="1106"/>
         </w:numPr>
       </w:pPr>
       <w:r>
@@ -34041,7 +34289,7 @@
         <w:pStyle w:val="Compact"/>
         <w:numPr>
           <w:ilvl w:val="0"/>
-          <w:numId w:val="1105"/>
+          <w:numId w:val="1106"/>
         </w:numPr>
       </w:pPr>
       <w:r>
@@ -34081,7 +34329,7 @@
         <w:pStyle w:val="Compact"/>
         <w:numPr>
           <w:ilvl w:val="0"/>
-          <w:numId w:val="1105"/>
+          <w:numId w:val="1106"/>
         </w:numPr>
       </w:pPr>
       <w:r>
@@ -34203,8 +34451,8 @@
         <w:t xml:space="preserve">takes the queue as it stands.</w:t>
       </w:r>
     </w:p>
-    <w:bookmarkEnd w:id="133"/>
-    <w:bookmarkStart w:id="134" w:name="what-each-ruling-actually-does"/>
+    <w:bookmarkEnd w:id="134"/>
+    <w:bookmarkStart w:id="135" w:name="what-each-ruling-actually-does"/>
     <w:p>
       <w:pPr>
         <w:pStyle w:val="Heading2"/>
@@ -34503,7 +34751,7 @@
         <w:pStyle w:val="Compact"/>
         <w:numPr>
           <w:ilvl w:val="0"/>
-          <w:numId w:val="1106"/>
+          <w:numId w:val="1107"/>
         </w:numPr>
       </w:pPr>
       <w:r>
@@ -34550,7 +34798,7 @@
         <w:pStyle w:val="Compact"/>
         <w:numPr>
           <w:ilvl w:val="0"/>
-          <w:numId w:val="1106"/>
+          <w:numId w:val="1107"/>
         </w:numPr>
       </w:pPr>
       <w:r>
@@ -34614,8 +34862,8 @@
         <w:t xml:space="preserve">a rejection; it is a positive ruling that teaches the software.</w:t>
       </w:r>
     </w:p>
-    <w:bookmarkEnd w:id="134"/>
-    <w:bookmarkStart w:id="135" w:name="the-kind-filter-one-category-per-sitting"/>
+    <w:bookmarkEnd w:id="135"/>
+    <w:bookmarkStart w:id="136" w:name="the-kind-filter-one-category-per-sitting"/>
     <w:p>
       <w:pPr>
         <w:pStyle w:val="Heading2"/>
@@ -34787,8 +35035,8 @@
         <w:t xml:space="preserve">delivers their proposals to your disk in the background).</w:t>
       </w:r>
     </w:p>
-    <w:bookmarkEnd w:id="135"/>
-    <w:bookmarkStart w:id="136" w:name="export-approved-dictionary-candidates"/>
+    <w:bookmarkEnd w:id="136"/>
+    <w:bookmarkStart w:id="137" w:name="export-approved-dictionary-candidates"/>
     <w:p>
       <w:pPr>
         <w:pStyle w:val="Heading2"/>
@@ -34810,7 +35058,7 @@
         <w:pStyle w:val="Compact"/>
         <w:numPr>
           <w:ilvl w:val="0"/>
-          <w:numId w:val="1107"/>
+          <w:numId w:val="1108"/>
         </w:numPr>
       </w:pPr>
       <w:r>
@@ -34835,7 +35083,7 @@
         <w:pStyle w:val="Compact"/>
         <w:numPr>
           <w:ilvl w:val="0"/>
-          <w:numId w:val="1107"/>
+          <w:numId w:val="1108"/>
         </w:numPr>
       </w:pPr>
       <w:r>
@@ -34859,7 +35107,7 @@
         <w:pStyle w:val="Compact"/>
         <w:numPr>
           <w:ilvl w:val="0"/>
-          <w:numId w:val="1107"/>
+          <w:numId w:val="1108"/>
         </w:numPr>
       </w:pPr>
       <w:r>
@@ -34921,7 +35169,7 @@
         <w:pStyle w:val="Compact"/>
         <w:numPr>
           <w:ilvl w:val="0"/>
-          <w:numId w:val="1107"/>
+          <w:numId w:val="1108"/>
         </w:numPr>
       </w:pPr>
       <w:r>
@@ -35013,8 +35261,8 @@
         <w:t xml:space="preserve">candidate.</w:t>
       </w:r>
     </w:p>
-    <w:bookmarkEnd w:id="136"/>
-    <w:bookmarkStart w:id="137" w:name="the-rulings-archive"/>
+    <w:bookmarkEnd w:id="137"/>
+    <w:bookmarkStart w:id="138" w:name="the-rulings-archive"/>
     <w:p>
       <w:pPr>
         <w:pStyle w:val="Heading2"/>
@@ -35134,9 +35382,9 @@
         </w:pict>
       </w:r>
     </w:p>
-    <w:bookmarkEnd w:id="137"/>
     <w:bookmarkEnd w:id="138"/>
-    <w:bookmarkStart w:id="149" w:name="chapter-17-the-app-itself"/>
+    <w:bookmarkEnd w:id="139"/>
+    <w:bookmarkStart w:id="150" w:name="chapter-17-the-app-itself"/>
     <w:p>
       <w:pPr>
         <w:pStyle w:val="Heading1"/>
@@ -35159,7 +35407,7 @@
         <w:t xml:space="preserve">a whole rather than to any one pane.</w:t>
       </w:r>
     </w:p>
-    <w:bookmarkStart w:id="139" w:name="the-window-seven-workflow-groups"/>
+    <w:bookmarkStart w:id="140" w:name="the-window-seven-workflow-groups"/>
     <w:p>
       <w:pPr>
         <w:pStyle w:val="Heading2"/>
@@ -35500,8 +35748,8 @@
         <w:t xml:space="preserve">authority role, and carries a live pending count on its tab.)</w:t>
       </w:r>
     </w:p>
-    <w:bookmarkEnd w:id="139"/>
-    <w:bookmarkStart w:id="140" w:name="the-menu-bar-mirrors-the-window"/>
+    <w:bookmarkEnd w:id="140"/>
+    <w:bookmarkStart w:id="141" w:name="the-menu-bar-mirrors-the-window"/>
     <w:p>
       <w:pPr>
         <w:pStyle w:val="Heading2"/>
@@ -35587,7 +35835,7 @@
         <w:pStyle w:val="Compact"/>
         <w:numPr>
           <w:ilvl w:val="0"/>
-          <w:numId w:val="1108"/>
+          <w:numId w:val="1109"/>
         </w:numPr>
       </w:pPr>
       <w:r>
@@ -35615,7 +35863,7 @@
         <w:pStyle w:val="Compact"/>
         <w:numPr>
           <w:ilvl w:val="0"/>
-          <w:numId w:val="1108"/>
+          <w:numId w:val="1109"/>
         </w:numPr>
       </w:pPr>
       <w:r>
@@ -35649,7 +35897,7 @@
         <w:pStyle w:val="Compact"/>
         <w:numPr>
           <w:ilvl w:val="0"/>
-          <w:numId w:val="1108"/>
+          <w:numId w:val="1109"/>
         </w:numPr>
       </w:pPr>
       <w:r>
@@ -35761,8 +36009,8 @@
         <w:t xml:space="preserve">system can literally point at any feature in the app.</w:t>
       </w:r>
     </w:p>
-    <w:bookmarkEnd w:id="140"/>
-    <w:bookmarkStart w:id="141" w:name="X4072019ae30f7b50793bf783af980ededa378c4"/>
+    <w:bookmarkEnd w:id="141"/>
+    <w:bookmarkStart w:id="142" w:name="X4072019ae30f7b50793bf783af980ededa378c4"/>
     <w:p>
       <w:pPr>
         <w:pStyle w:val="Heading2"/>
@@ -35824,7 +36072,7 @@
         <w:pStyle w:val="Compact"/>
         <w:numPr>
           <w:ilvl w:val="0"/>
-          <w:numId w:val="1109"/>
+          <w:numId w:val="1110"/>
         </w:numPr>
       </w:pPr>
       <w:r>
@@ -35880,7 +36128,7 @@
         <w:pStyle w:val="Compact"/>
         <w:numPr>
           <w:ilvl w:val="0"/>
-          <w:numId w:val="1109"/>
+          <w:numId w:val="1110"/>
         </w:numPr>
       </w:pPr>
       <w:r>
@@ -35904,7 +36152,7 @@
         <w:pStyle w:val="Compact"/>
         <w:numPr>
           <w:ilvl w:val="0"/>
-          <w:numId w:val="1109"/>
+          <w:numId w:val="1110"/>
         </w:numPr>
       </w:pPr>
       <w:r>
@@ -35971,7 +36219,7 @@
         <w:pStyle w:val="Compact"/>
         <w:numPr>
           <w:ilvl w:val="0"/>
-          <w:numId w:val="1109"/>
+          <w:numId w:val="1110"/>
         </w:numPr>
       </w:pPr>
       <w:r>
@@ -36031,7 +36279,7 @@
         <w:pStyle w:val="Compact"/>
         <w:numPr>
           <w:ilvl w:val="0"/>
-          <w:numId w:val="1110"/>
+          <w:numId w:val="1111"/>
         </w:numPr>
       </w:pPr>
       <w:r>
@@ -36116,7 +36364,7 @@
         <w:pStyle w:val="Compact"/>
         <w:numPr>
           <w:ilvl w:val="0"/>
-          <w:numId w:val="1110"/>
+          <w:numId w:val="1111"/>
         </w:numPr>
       </w:pPr>
       <w:r>
@@ -36149,7 +36397,7 @@
         <w:pStyle w:val="Compact"/>
         <w:numPr>
           <w:ilvl w:val="0"/>
-          <w:numId w:val="1110"/>
+          <w:numId w:val="1111"/>
         </w:numPr>
       </w:pPr>
       <w:r>
@@ -36210,7 +36458,7 @@
         <w:pStyle w:val="Compact"/>
         <w:numPr>
           <w:ilvl w:val="0"/>
-          <w:numId w:val="1110"/>
+          <w:numId w:val="1111"/>
         </w:numPr>
       </w:pPr>
       <w:r>
@@ -36286,8 +36534,8 @@
         <w:t xml:space="preserve">section.</w:t>
       </w:r>
     </w:p>
-    <w:bookmarkEnd w:id="141"/>
-    <w:bookmarkStart w:id="142" w:name="the-settings-dialog-every-field"/>
+    <w:bookmarkEnd w:id="142"/>
+    <w:bookmarkStart w:id="143" w:name="the-settings-dialog-every-field"/>
     <w:p>
       <w:pPr>
         <w:pStyle w:val="Heading2"/>
@@ -36700,8 +36948,8 @@
         <w:t xml:space="preserve">writes them all.</w:t>
       </w:r>
     </w:p>
-    <w:bookmarkEnd w:id="142"/>
-    <w:bookmarkStart w:id="143" w:name="the-help-window"/>
+    <w:bookmarkEnd w:id="143"/>
+    <w:bookmarkStart w:id="144" w:name="the-help-window"/>
     <w:p>
       <w:pPr>
         <w:pStyle w:val="Heading2"/>
@@ -36765,7 +37013,7 @@
         <w:pStyle w:val="Compact"/>
         <w:numPr>
           <w:ilvl w:val="0"/>
-          <w:numId w:val="1111"/>
+          <w:numId w:val="1112"/>
         </w:numPr>
       </w:pPr>
       <w:r>
@@ -36857,7 +37105,7 @@
         <w:pStyle w:val="Compact"/>
         <w:numPr>
           <w:ilvl w:val="0"/>
-          <w:numId w:val="1111"/>
+          <w:numId w:val="1112"/>
         </w:numPr>
       </w:pPr>
       <w:r>
@@ -36909,7 +37157,7 @@
         <w:pStyle w:val="Compact"/>
         <w:numPr>
           <w:ilvl w:val="0"/>
-          <w:numId w:val="1111"/>
+          <w:numId w:val="1112"/>
         </w:numPr>
       </w:pPr>
       <w:r>
@@ -37041,7 +37289,7 @@
         <w:pStyle w:val="Compact"/>
         <w:numPr>
           <w:ilvl w:val="0"/>
-          <w:numId w:val="1111"/>
+          <w:numId w:val="1112"/>
         </w:numPr>
       </w:pPr>
       <w:r>
@@ -37165,8 +37413,8 @@
         <w:t xml:space="preserve">— you are standing in the Input pane.</w:t>
       </w:r>
     </w:p>
-    <w:bookmarkEnd w:id="143"/>
-    <w:bookmarkStart w:id="144" w:name="night-mode"/>
+    <w:bookmarkEnd w:id="144"/>
+    <w:bookmarkStart w:id="145" w:name="night-mode"/>
     <w:p>
       <w:pPr>
         <w:pStyle w:val="Heading2"/>
@@ -37211,8 +37459,8 @@
         <w:t xml:space="preserve">dark. It applies immediately and is remembered across launches.</w:t>
       </w:r>
     </w:p>
-    <w:bookmarkEnd w:id="144"/>
-    <w:bookmarkStart w:id="145" w:name="X2c349eb4ce50af7037642b129b0429d506e41d5"/>
+    <w:bookmarkEnd w:id="145"/>
+    <w:bookmarkStart w:id="146" w:name="X2c349eb4ce50af7037642b129b0429d506e41d5"/>
     <w:p>
       <w:pPr>
         <w:pStyle w:val="Heading2"/>
@@ -37315,8 +37563,8 @@
         <w:t xml:space="preserve">stays set up.</w:t>
       </w:r>
     </w:p>
-    <w:bookmarkEnd w:id="145"/>
-    <w:bookmarkStart w:id="146" w:name="the-self-test-selftest"/>
+    <w:bookmarkEnd w:id="146"/>
+    <w:bookmarkStart w:id="147" w:name="the-self-test-selftest"/>
     <w:p>
       <w:pPr>
         <w:pStyle w:val="Heading2"/>
@@ -37517,8 +37765,8 @@
         <w:t xml:space="preserve">never compose it.</w:t>
       </w:r>
     </w:p>
-    <w:bookmarkEnd w:id="146"/>
-    <w:bookmarkStart w:id="147" w:name="help-troubleshooting"/>
+    <w:bookmarkEnd w:id="147"/>
+    <w:bookmarkStart w:id="148" w:name="help-troubleshooting"/>
     <w:p>
       <w:pPr>
         <w:pStyle w:val="Heading2"/>
@@ -37540,7 +37788,7 @@
         <w:pStyle w:val="Compact"/>
         <w:numPr>
           <w:ilvl w:val="0"/>
-          <w:numId w:val="1112"/>
+          <w:numId w:val="1113"/>
         </w:numPr>
       </w:pPr>
       <w:r>
@@ -37568,7 +37816,7 @@
         <w:pStyle w:val="Compact"/>
         <w:numPr>
           <w:ilvl w:val="0"/>
-          <w:numId w:val="1112"/>
+          <w:numId w:val="1113"/>
         </w:numPr>
       </w:pPr>
       <w:r>
@@ -37590,7 +37838,7 @@
         <w:pStyle w:val="Compact"/>
         <w:numPr>
           <w:ilvl w:val="0"/>
-          <w:numId w:val="1112"/>
+          <w:numId w:val="1113"/>
         </w:numPr>
       </w:pPr>
       <w:r>
@@ -37618,7 +37866,7 @@
         <w:pStyle w:val="Compact"/>
         <w:numPr>
           <w:ilvl w:val="0"/>
-          <w:numId w:val="1112"/>
+          <w:numId w:val="1113"/>
         </w:numPr>
       </w:pPr>
       <w:r>
@@ -37652,7 +37900,7 @@
         <w:pStyle w:val="Compact"/>
         <w:numPr>
           <w:ilvl w:val="0"/>
-          <w:numId w:val="1112"/>
+          <w:numId w:val="1113"/>
         </w:numPr>
       </w:pPr>
       <w:r>
@@ -37680,7 +37928,7 @@
         <w:pStyle w:val="Compact"/>
         <w:numPr>
           <w:ilvl w:val="0"/>
-          <w:numId w:val="1112"/>
+          <w:numId w:val="1113"/>
         </w:numPr>
       </w:pPr>
       <w:r>
@@ -37714,7 +37962,7 @@
         <w:pStyle w:val="Compact"/>
         <w:numPr>
           <w:ilvl w:val="0"/>
-          <w:numId w:val="1112"/>
+          <w:numId w:val="1113"/>
         </w:numPr>
       </w:pPr>
       <w:r>
@@ -37736,7 +37984,7 @@
         <w:pStyle w:val="Compact"/>
         <w:numPr>
           <w:ilvl w:val="0"/>
-          <w:numId w:val="1112"/>
+          <w:numId w:val="1113"/>
         </w:numPr>
       </w:pPr>
       <w:r>
@@ -37759,8 +38007,8 @@
         <w:t xml:space="preserve">confirmation; texts and data untouched; next launch.</w:t>
       </w:r>
     </w:p>
-    <w:bookmarkEnd w:id="147"/>
-    <w:bookmarkStart w:id="148" w:name="hunt-everywhere-k"/>
+    <w:bookmarkEnd w:id="148"/>
+    <w:bookmarkStart w:id="149" w:name="hunt-everywhere-k"/>
     <w:p>
       <w:pPr>
         <w:pStyle w:val="Heading2"/>
@@ -37865,7 +38113,7 @@
         <w:pStyle w:val="Compact"/>
         <w:numPr>
           <w:ilvl w:val="0"/>
-          <w:numId w:val="1113"/>
+          <w:numId w:val="1114"/>
         </w:numPr>
       </w:pPr>
       <w:r>
@@ -37887,7 +38135,7 @@
         <w:pStyle w:val="Compact"/>
         <w:numPr>
           <w:ilvl w:val="0"/>
-          <w:numId w:val="1113"/>
+          <w:numId w:val="1114"/>
         </w:numPr>
       </w:pPr>
       <w:r>
@@ -37909,7 +38157,7 @@
         <w:pStyle w:val="Compact"/>
         <w:numPr>
           <w:ilvl w:val="0"/>
-          <w:numId w:val="1113"/>
+          <w:numId w:val="1114"/>
         </w:numPr>
       </w:pPr>
       <w:r>
@@ -37931,7 +38179,7 @@
         <w:pStyle w:val="Compact"/>
         <w:numPr>
           <w:ilvl w:val="0"/>
-          <w:numId w:val="1113"/>
+          <w:numId w:val="1114"/>
         </w:numPr>
       </w:pPr>
       <w:r>
@@ -37953,7 +38201,7 @@
         <w:pStyle w:val="Compact"/>
         <w:numPr>
           <w:ilvl w:val="0"/>
-          <w:numId w:val="1113"/>
+          <w:numId w:val="1114"/>
         </w:numPr>
       </w:pPr>
       <w:r>
@@ -37975,7 +38223,7 @@
         <w:pStyle w:val="Compact"/>
         <w:numPr>
           <w:ilvl w:val="0"/>
-          <w:numId w:val="1113"/>
+          <w:numId w:val="1114"/>
         </w:numPr>
       </w:pPr>
       <w:r>
@@ -38068,8 +38316,8 @@
         <w:t xml:space="preserve">panes — the palette only saves you the walk.</w:t>
       </w:r>
     </w:p>
-    <w:bookmarkEnd w:id="148"/>
     <w:bookmarkEnd w:id="149"/>
+    <w:bookmarkEnd w:id="150"/>
     <w:sectPr>
       <w:footnotePr>
         <w:numRestart w:val="eachSect"/>
@@ -39831,34 +40079,7 @@
     <w:abstractNumId w:val="991"/>
   </w:num>
   <w:num w:numId="1099">
-    <w:abstractNumId w:val="99411"/>
-    <w:lvlOverride w:ilvl="0">
-      <w:startOverride w:val="1"/>
-    </w:lvlOverride>
-    <w:lvlOverride w:ilvl="1">
-      <w:startOverride w:val="1"/>
-    </w:lvlOverride>
-    <w:lvlOverride w:ilvl="2">
-      <w:startOverride w:val="1"/>
-    </w:lvlOverride>
-    <w:lvlOverride w:ilvl="3">
-      <w:startOverride w:val="1"/>
-    </w:lvlOverride>
-    <w:lvlOverride w:ilvl="4">
-      <w:startOverride w:val="1"/>
-    </w:lvlOverride>
-    <w:lvlOverride w:ilvl="5">
-      <w:startOverride w:val="1"/>
-    </w:lvlOverride>
-    <w:lvlOverride w:ilvl="6">
-      <w:startOverride w:val="1"/>
-    </w:lvlOverride>
-    <w:lvlOverride w:ilvl="7">
-      <w:startOverride w:val="1"/>
-    </w:lvlOverride>
-    <w:lvlOverride w:ilvl="8">
-      <w:startOverride w:val="1"/>
-    </w:lvlOverride>
+    <w:abstractNumId w:val="991"/>
   </w:num>
   <w:num w:numId="1100">
     <w:abstractNumId w:val="99411"/>
@@ -39891,18 +40112,6 @@
     </w:lvlOverride>
   </w:num>
   <w:num w:numId="1101">
-    <w:abstractNumId w:val="991"/>
-  </w:num>
-  <w:num w:numId="1102">
-    <w:abstractNumId w:val="991"/>
-  </w:num>
-  <w:num w:numId="1103">
-    <w:abstractNumId w:val="991"/>
-  </w:num>
-  <w:num w:numId="1104">
-    <w:abstractNumId w:val="991"/>
-  </w:num>
-  <w:num w:numId="1105">
     <w:abstractNumId w:val="99411"/>
     <w:lvlOverride w:ilvl="0">
       <w:startOverride w:val="1"/>
@@ -39932,10 +40141,19 @@
       <w:startOverride w:val="1"/>
     </w:lvlOverride>
   </w:num>
-  <w:num w:numId="1106">
+  <w:num w:numId="1102">
     <w:abstractNumId w:val="991"/>
   </w:num>
-  <w:num w:numId="1107">
+  <w:num w:numId="1103">
+    <w:abstractNumId w:val="991"/>
+  </w:num>
+  <w:num w:numId="1104">
+    <w:abstractNumId w:val="991"/>
+  </w:num>
+  <w:num w:numId="1105">
+    <w:abstractNumId w:val="991"/>
+  </w:num>
+  <w:num w:numId="1106">
     <w:abstractNumId w:val="99411"/>
     <w:lvlOverride w:ilvl="0">
       <w:startOverride w:val="1"/>
@@ -39965,13 +40183,10 @@
       <w:startOverride w:val="1"/>
     </w:lvlOverride>
   </w:num>
-  <w:num w:numId="1108">
+  <w:num w:numId="1107">
     <w:abstractNumId w:val="991"/>
   </w:num>
-  <w:num w:numId="1109">
-    <w:abstractNumId w:val="991"/>
-  </w:num>
-  <w:num w:numId="1110">
+  <w:num w:numId="1108">
     <w:abstractNumId w:val="99411"/>
     <w:lvlOverride w:ilvl="0">
       <w:startOverride w:val="1"/>
@@ -40001,13 +40216,49 @@
       <w:startOverride w:val="1"/>
     </w:lvlOverride>
   </w:num>
+  <w:num w:numId="1109">
+    <w:abstractNumId w:val="991"/>
+  </w:num>
+  <w:num w:numId="1110">
+    <w:abstractNumId w:val="991"/>
+  </w:num>
   <w:num w:numId="1111">
-    <w:abstractNumId w:val="991"/>
+    <w:abstractNumId w:val="99411"/>
+    <w:lvlOverride w:ilvl="0">
+      <w:startOverride w:val="1"/>
+    </w:lvlOverride>
+    <w:lvlOverride w:ilvl="1">
+      <w:startOverride w:val="1"/>
+    </w:lvlOverride>
+    <w:lvlOverride w:ilvl="2">
+      <w:startOverride w:val="1"/>
+    </w:lvlOverride>
+    <w:lvlOverride w:ilvl="3">
+      <w:startOverride w:val="1"/>
+    </w:lvlOverride>
+    <w:lvlOverride w:ilvl="4">
+      <w:startOverride w:val="1"/>
+    </w:lvlOverride>
+    <w:lvlOverride w:ilvl="5">
+      <w:startOverride w:val="1"/>
+    </w:lvlOverride>
+    <w:lvlOverride w:ilvl="6">
+      <w:startOverride w:val="1"/>
+    </w:lvlOverride>
+    <w:lvlOverride w:ilvl="7">
+      <w:startOverride w:val="1"/>
+    </w:lvlOverride>
+    <w:lvlOverride w:ilvl="8">
+      <w:startOverride w:val="1"/>
+    </w:lvlOverride>
   </w:num>
   <w:num w:numId="1112">
     <w:abstractNumId w:val="991"/>
   </w:num>
   <w:num w:numId="1113">
+    <w:abstractNumId w:val="991"/>
+  </w:num>
+  <w:num w:numId="1114">
     <w:abstractNumId w:val="991"/>
   </w:num>
 </w:numbering>

--- a/docs/distribution/USER_MANUAL.docx
+++ b/docs/distribution/USER_MANUAL.docx
@@ -689,7 +689,19 @@
         </w:numPr>
       </w:pPr>
       <w:r>
-        <w:t xml:space="preserve">14.10 What the workflow will do next</w:t>
+        <w:t xml:space="preserve">14.10 Compare trees — the divergence audit</w:t>
+      </w:r>
+    </w:p>
+    <w:p>
+      <w:pPr>
+        <w:pStyle w:val="Compact"/>
+        <w:numPr>
+          <w:ilvl w:val="1"/>
+          <w:numId w:val="1006"/>
+        </w:numPr>
+      </w:pPr>
+      <w:r>
+        <w:t xml:space="preserve">14.11 What the workflow will do next</w:t>
       </w:r>
     </w:p>
     <w:p>
@@ -29816,7 +29828,7 @@
     </w:p>
     <w:bookmarkEnd w:id="115"/>
     <w:bookmarkEnd w:id="116"/>
-    <w:bookmarkStart w:id="127" w:name="X3a20423a134726120338426e69aa3db63b45769"/>
+    <w:bookmarkStart w:id="128" w:name="X3a20423a134726120338426e69aa3db63b45769"/>
     <w:p>
       <w:pPr>
         <w:pStyle w:val="Heading1"/>
@@ -32134,13 +32146,236 @@
       </w:r>
     </w:p>
     <w:bookmarkEnd w:id="125"/>
-    <w:bookmarkStart w:id="126" w:name="what-the-workflow-will-do-next"/>
+    <w:bookmarkStart w:id="126" w:name="compare-trees-the-divergence-audit"/>
     <w:p>
       <w:pPr>
         <w:pStyle w:val="Heading2"/>
       </w:pPr>
       <w:r>
-        <w:t xml:space="preserve">14.10 What the workflow will do next</w:t>
+        <w:t xml:space="preserve">14.10 Compare trees — the divergence audit</w:t>
+      </w:r>
+    </w:p>
+    <w:p>
+      <w:pPr>
+        <w:pStyle w:val="FirstParagraph"/>
+      </w:pPr>
+      <w:r>
+        <w:t xml:space="preserve">Session 3’s live problem: Geshe Michael’s copy of the database and</w:t>
+      </w:r>
+      <w:r>
+        <w:t xml:space="preserve"> </w:t>
+      </w:r>
+      <w:r>
+        <w:t xml:space="preserve">the team’s master copy</w:t>
+      </w:r>
+      <w:r>
+        <w:t xml:space="preserve"> </w:t>
+      </w:r>
+      <w:r>
+        <w:t xml:space="preserve">“have diverged from each other probably”</w:t>
+      </w:r>
+      <w:r>
+        <w:t xml:space="preserve"> </w:t>
+      </w:r>
+      <w:r>
+        <w:t xml:space="preserve">—</w:t>
+      </w:r>
+      <w:r>
+        <w:t xml:space="preserve"> </w:t>
+      </w:r>
+      <w:r>
+        <w:t xml:space="preserve">and the task he set was to compare the two trees and list the</w:t>
+      </w:r>
+      <w:r>
+        <w:t xml:space="preserve"> </w:t>
+      </w:r>
+      <w:r>
+        <w:t xml:space="preserve">differences.</w:t>
+      </w:r>
+      <w:r>
+        <w:t xml:space="preserve"> </w:t>
+      </w:r>
+      <w:r>
+        <w:rPr>
+          <w:b/>
+          <w:bCs/>
+        </w:rPr>
+        <w:t xml:space="preserve">Compare trees…</w:t>
+      </w:r>
+      <w:r>
+        <w:t xml:space="preserve"> </w:t>
+      </w:r>
+      <w:r>
+        <w:t xml:space="preserve">runs that comparison between</w:t>
+      </w:r>
+      <w:r>
+        <w:t xml:space="preserve"> </w:t>
+      </w:r>
+      <w:r>
+        <w:t xml:space="preserve">whatever the two browsers are pointed at: left (intake) root</w:t>
+      </w:r>
+      <w:r>
+        <w:t xml:space="preserve"> </w:t>
+      </w:r>
+      <w:r>
+        <w:t xml:space="preserve">against right (destination) root, recursively.</w:t>
+      </w:r>
+    </w:p>
+    <w:p>
+      <w:pPr>
+        <w:pStyle w:val="BodyText"/>
+      </w:pPr>
+      <w:r>
+        <w:t xml:space="preserve">Every file is classified:</w:t>
+      </w:r>
+      <w:r>
+        <w:t xml:space="preserve"> </w:t>
+      </w:r>
+      <w:r>
+        <w:rPr>
+          <w:b/>
+          <w:bCs/>
+        </w:rPr>
+        <w:t xml:space="preserve">identical</w:t>
+      </w:r>
+      <w:r>
+        <w:t xml:space="preserve"> </w:t>
+      </w:r>
+      <w:r>
+        <w:t xml:space="preserve">·</w:t>
+      </w:r>
+      <w:r>
+        <w:t xml:space="preserve"> </w:t>
+      </w:r>
+      <w:r>
+        <w:rPr>
+          <w:b/>
+          <w:bCs/>
+        </w:rPr>
+        <w:t xml:space="preserve">modified</w:t>
+      </w:r>
+      <w:r>
+        <w:t xml:space="preserve"> </w:t>
+      </w:r>
+      <w:r>
+        <w:t xml:space="preserve">(same</w:t>
+      </w:r>
+      <w:r>
+        <w:t xml:space="preserve"> </w:t>
+      </w:r>
+      <w:r>
+        <w:t xml:space="preserve">relative path, different content) ·</w:t>
+      </w:r>
+      <w:r>
+        <w:t xml:space="preserve"> </w:t>
+      </w:r>
+      <w:r>
+        <w:rPr>
+          <w:b/>
+          <w:bCs/>
+        </w:rPr>
+        <w:t xml:space="preserve">renamed / refiled</w:t>
+      </w:r>
+      <w:r>
+        <w:t xml:space="preserve"> </w:t>
+      </w:r>
+      <w:r>
+        <w:t xml:space="preserve">(same</w:t>
+      </w:r>
+      <w:r>
+        <w:t xml:space="preserve"> </w:t>
+      </w:r>
+      <w:r>
+        <w:t xml:space="preserve">content on a different path — a text moved shelves) ·</w:t>
+      </w:r>
+      <w:r>
+        <w:t xml:space="preserve"> </w:t>
+      </w:r>
+      <w:r>
+        <w:rPr>
+          <w:b/>
+          <w:bCs/>
+        </w:rPr>
+        <w:t xml:space="preserve">only left</w:t>
+      </w:r>
+      <w:r>
+        <w:t xml:space="preserve"> </w:t>
+      </w:r>
+      <w:r>
+        <w:t xml:space="preserve">·</w:t>
+      </w:r>
+      <w:r>
+        <w:t xml:space="preserve"> </w:t>
+      </w:r>
+      <w:r>
+        <w:rPr>
+          <w:b/>
+          <w:bCs/>
+        </w:rPr>
+        <w:t xml:space="preserve">only right</w:t>
+      </w:r>
+      <w:r>
+        <w:t xml:space="preserve">. Ambiguity is never guessed at: identical twins on</w:t>
+      </w:r>
+      <w:r>
+        <w:t xml:space="preserve"> </w:t>
+      </w:r>
+      <w:r>
+        <w:t xml:space="preserve">one side stay listed as added/removed rather than being paired into</w:t>
+      </w:r>
+      <w:r>
+        <w:t xml:space="preserve"> </w:t>
+      </w:r>
+      <w:r>
+        <w:t xml:space="preserve">a rename.</w:t>
+      </w:r>
+    </w:p>
+    <w:p>
+      <w:pPr>
+        <w:pStyle w:val="BodyText"/>
+      </w:pPr>
+      <w:r>
+        <w:t xml:space="preserve">Honesty tier, printed on the report: content is matched by size</w:t>
+      </w:r>
+      <w:r>
+        <w:t xml:space="preserve"> </w:t>
+      </w:r>
+      <w:r>
+        <w:t xml:space="preserve">plus sampled bytes (the first and last 4 KB), not full reads — fast</w:t>
+      </w:r>
+      <w:r>
+        <w:t xml:space="preserve"> </w:t>
+      </w:r>
+      <w:r>
+        <w:t xml:space="preserve">enough for whole database copies (about a thousand files in a third</w:t>
+      </w:r>
+      <w:r>
+        <w:t xml:space="preserve"> </w:t>
+      </w:r>
+      <w:r>
+        <w:t xml:space="preserve">of a second), and the list tells a cataloger where to look; confirm</w:t>
+      </w:r>
+      <w:r>
+        <w:t xml:space="preserve"> </w:t>
+      </w:r>
+      <w:r>
+        <w:t xml:space="preserve">any difference by opening the files. The comparison changes</w:t>
+      </w:r>
+      <w:r>
+        <w:t xml:space="preserve"> </w:t>
+      </w:r>
+      <w:r>
+        <w:t xml:space="preserve">nothing.</w:t>
+      </w:r>
+    </w:p>
+    <w:bookmarkEnd w:id="126"/>
+    <w:bookmarkStart w:id="127" w:name="what-the-workflow-will-do-next"/>
+    <w:p>
+      <w:pPr>
+        <w:pStyle w:val="Heading2"/>
+      </w:pPr>
+      <w:r>
+        <w:t xml:space="preserve">14.11 What the workflow will do next</w:t>
       </w:r>
     </w:p>
     <w:p>
@@ -32206,9 +32441,9 @@
         </w:pict>
       </w:r>
     </w:p>
-    <w:bookmarkEnd w:id="126"/>
     <w:bookmarkEnd w:id="127"/>
-    <w:bookmarkStart w:id="132" w:name="X9ec64eb07a85eae9b98de9b923277db2a2eae83"/>
+    <w:bookmarkEnd w:id="128"/>
+    <w:bookmarkStart w:id="133" w:name="X9ec64eb07a85eae9b98de9b923277db2a2eae83"/>
     <w:p>
       <w:pPr>
         <w:pStyle w:val="Heading1"/>
@@ -32387,7 +32622,7 @@
         <w:t xml:space="preserve">button with its results area below.</w:t>
       </w:r>
     </w:p>
-    <w:bookmarkStart w:id="128" w:name="one-time-identity-setup"/>
+    <w:bookmarkStart w:id="129" w:name="one-time-identity-setup"/>
     <w:p>
       <w:pPr>
         <w:pStyle w:val="Heading2"/>
@@ -32701,8 +32936,8 @@
         <w:t xml:space="preserve">change them in either place, they are one and the same.</w:t>
       </w:r>
     </w:p>
-    <w:bookmarkEnd w:id="128"/>
-    <w:bookmarkStart w:id="129" w:name="making-a-proposal"/>
+    <w:bookmarkEnd w:id="129"/>
+    <w:bookmarkStart w:id="130" w:name="making-a-proposal"/>
     <w:p>
       <w:pPr>
         <w:pStyle w:val="Heading2"/>
@@ -33371,8 +33606,8 @@
         <w:t xml:space="preserve">— done. It now waits for the ruling.</w:t>
       </w:r>
     </w:p>
-    <w:bookmarkEnd w:id="129"/>
-    <w:bookmarkStart w:id="130" w:name="the-other-ways-proposals-get-filed"/>
+    <w:bookmarkEnd w:id="130"/>
+    <w:bookmarkStart w:id="131" w:name="the-other-ways-proposals-get-filed"/>
     <w:p>
       <w:pPr>
         <w:pStyle w:val="Heading2"/>
@@ -33528,8 +33763,8 @@
         <w:t xml:space="preserve">ruling time — see §15.4.</w:t>
       </w:r>
     </w:p>
-    <w:bookmarkEnd w:id="130"/>
-    <w:bookmarkStart w:id="131" w:name="my-proposals-what-happened"/>
+    <w:bookmarkEnd w:id="131"/>
+    <w:bookmarkStart w:id="132" w:name="my-proposals-what-happened"/>
     <w:p>
       <w:pPr>
         <w:pStyle w:val="Heading2"/>
@@ -33720,9 +33955,9 @@
         </w:pict>
       </w:r>
     </w:p>
-    <w:bookmarkEnd w:id="131"/>
     <w:bookmarkEnd w:id="132"/>
-    <w:bookmarkStart w:id="139" w:name="Xf87a93a906d220c467310f12d976bb46122eb07"/>
+    <w:bookmarkEnd w:id="133"/>
+    <w:bookmarkStart w:id="140" w:name="Xf87a93a906d220c467310f12d976bb46122eb07"/>
     <w:p>
       <w:pPr>
         <w:pStyle w:val="Heading1"/>
@@ -33924,7 +34159,7 @@
         <w:t xml:space="preserve">it the queue itself.</w:t>
       </w:r>
     </w:p>
-    <w:bookmarkStart w:id="133" w:name="reading-the-queue"/>
+    <w:bookmarkStart w:id="134" w:name="reading-the-queue"/>
     <w:p>
       <w:pPr>
         <w:pStyle w:val="Heading2"/>
@@ -34166,8 +34401,8 @@
         <w:t xml:space="preserve">proposals folder in the Propose tab first.”</w:t>
       </w:r>
     </w:p>
-    <w:bookmarkEnd w:id="133"/>
-    <w:bookmarkStart w:id="134" w:name="ruling-on-an-item"/>
+    <w:bookmarkEnd w:id="134"/>
+    <w:bookmarkStart w:id="135" w:name="ruling-on-an-item"/>
     <w:p>
       <w:pPr>
         <w:pStyle w:val="Heading2"/>
@@ -34451,8 +34686,8 @@
         <w:t xml:space="preserve">takes the queue as it stands.</w:t>
       </w:r>
     </w:p>
-    <w:bookmarkEnd w:id="134"/>
-    <w:bookmarkStart w:id="135" w:name="what-each-ruling-actually-does"/>
+    <w:bookmarkEnd w:id="135"/>
+    <w:bookmarkStart w:id="136" w:name="what-each-ruling-actually-does"/>
     <w:p>
       <w:pPr>
         <w:pStyle w:val="Heading2"/>
@@ -34862,8 +35097,8 @@
         <w:t xml:space="preserve">a rejection; it is a positive ruling that teaches the software.</w:t>
       </w:r>
     </w:p>
-    <w:bookmarkEnd w:id="135"/>
-    <w:bookmarkStart w:id="136" w:name="the-kind-filter-one-category-per-sitting"/>
+    <w:bookmarkEnd w:id="136"/>
+    <w:bookmarkStart w:id="137" w:name="the-kind-filter-one-category-per-sitting"/>
     <w:p>
       <w:pPr>
         <w:pStyle w:val="Heading2"/>
@@ -35035,8 +35270,8 @@
         <w:t xml:space="preserve">delivers their proposals to your disk in the background).</w:t>
       </w:r>
     </w:p>
-    <w:bookmarkEnd w:id="136"/>
-    <w:bookmarkStart w:id="137" w:name="export-approved-dictionary-candidates"/>
+    <w:bookmarkEnd w:id="137"/>
+    <w:bookmarkStart w:id="138" w:name="export-approved-dictionary-candidates"/>
     <w:p>
       <w:pPr>
         <w:pStyle w:val="Heading2"/>
@@ -35261,8 +35496,8 @@
         <w:t xml:space="preserve">candidate.</w:t>
       </w:r>
     </w:p>
-    <w:bookmarkEnd w:id="137"/>
-    <w:bookmarkStart w:id="138" w:name="the-rulings-archive"/>
+    <w:bookmarkEnd w:id="138"/>
+    <w:bookmarkStart w:id="139" w:name="the-rulings-archive"/>
     <w:p>
       <w:pPr>
         <w:pStyle w:val="Heading2"/>
@@ -35382,9 +35617,9 @@
         </w:pict>
       </w:r>
     </w:p>
-    <w:bookmarkEnd w:id="138"/>
     <w:bookmarkEnd w:id="139"/>
-    <w:bookmarkStart w:id="150" w:name="chapter-17-the-app-itself"/>
+    <w:bookmarkEnd w:id="140"/>
+    <w:bookmarkStart w:id="151" w:name="chapter-17-the-app-itself"/>
     <w:p>
       <w:pPr>
         <w:pStyle w:val="Heading1"/>
@@ -35407,7 +35642,7 @@
         <w:t xml:space="preserve">a whole rather than to any one pane.</w:t>
       </w:r>
     </w:p>
-    <w:bookmarkStart w:id="140" w:name="the-window-seven-workflow-groups"/>
+    <w:bookmarkStart w:id="141" w:name="the-window-seven-workflow-groups"/>
     <w:p>
       <w:pPr>
         <w:pStyle w:val="Heading2"/>
@@ -35748,8 +35983,8 @@
         <w:t xml:space="preserve">authority role, and carries a live pending count on its tab.)</w:t>
       </w:r>
     </w:p>
-    <w:bookmarkEnd w:id="140"/>
-    <w:bookmarkStart w:id="141" w:name="the-menu-bar-mirrors-the-window"/>
+    <w:bookmarkEnd w:id="141"/>
+    <w:bookmarkStart w:id="142" w:name="the-menu-bar-mirrors-the-window"/>
     <w:p>
       <w:pPr>
         <w:pStyle w:val="Heading2"/>
@@ -36009,8 +36244,8 @@
         <w:t xml:space="preserve">system can literally point at any feature in the app.</w:t>
       </w:r>
     </w:p>
-    <w:bookmarkEnd w:id="141"/>
-    <w:bookmarkStart w:id="142" w:name="X4072019ae30f7b50793bf783af980ededa378c4"/>
+    <w:bookmarkEnd w:id="142"/>
+    <w:bookmarkStart w:id="143" w:name="X4072019ae30f7b50793bf783af980ededa378c4"/>
     <w:p>
       <w:pPr>
         <w:pStyle w:val="Heading2"/>
@@ -36534,8 +36769,8 @@
         <w:t xml:space="preserve">section.</w:t>
       </w:r>
     </w:p>
-    <w:bookmarkEnd w:id="142"/>
-    <w:bookmarkStart w:id="143" w:name="the-settings-dialog-every-field"/>
+    <w:bookmarkEnd w:id="143"/>
+    <w:bookmarkStart w:id="144" w:name="the-settings-dialog-every-field"/>
     <w:p>
       <w:pPr>
         <w:pStyle w:val="Heading2"/>
@@ -36948,8 +37183,8 @@
         <w:t xml:space="preserve">writes them all.</w:t>
       </w:r>
     </w:p>
-    <w:bookmarkEnd w:id="143"/>
-    <w:bookmarkStart w:id="144" w:name="the-help-window"/>
+    <w:bookmarkEnd w:id="144"/>
+    <w:bookmarkStart w:id="145" w:name="the-help-window"/>
     <w:p>
       <w:pPr>
         <w:pStyle w:val="Heading2"/>
@@ -37413,8 +37648,8 @@
         <w:t xml:space="preserve">— you are standing in the Input pane.</w:t>
       </w:r>
     </w:p>
-    <w:bookmarkEnd w:id="144"/>
-    <w:bookmarkStart w:id="145" w:name="night-mode"/>
+    <w:bookmarkEnd w:id="145"/>
+    <w:bookmarkStart w:id="146" w:name="night-mode"/>
     <w:p>
       <w:pPr>
         <w:pStyle w:val="Heading2"/>
@@ -37459,8 +37694,8 @@
         <w:t xml:space="preserve">dark. It applies immediately and is remembered across launches.</w:t>
       </w:r>
     </w:p>
-    <w:bookmarkEnd w:id="145"/>
-    <w:bookmarkStart w:id="146" w:name="X2c349eb4ce50af7037642b129b0429d506e41d5"/>
+    <w:bookmarkEnd w:id="146"/>
+    <w:bookmarkStart w:id="147" w:name="X2c349eb4ce50af7037642b129b0429d506e41d5"/>
     <w:p>
       <w:pPr>
         <w:pStyle w:val="Heading2"/>
@@ -37563,8 +37798,8 @@
         <w:t xml:space="preserve">stays set up.</w:t>
       </w:r>
     </w:p>
-    <w:bookmarkEnd w:id="146"/>
-    <w:bookmarkStart w:id="147" w:name="the-self-test-selftest"/>
+    <w:bookmarkEnd w:id="147"/>
+    <w:bookmarkStart w:id="148" w:name="the-self-test-selftest"/>
     <w:p>
       <w:pPr>
         <w:pStyle w:val="Heading2"/>
@@ -37765,8 +38000,8 @@
         <w:t xml:space="preserve">never compose it.</w:t>
       </w:r>
     </w:p>
-    <w:bookmarkEnd w:id="147"/>
-    <w:bookmarkStart w:id="148" w:name="help-troubleshooting"/>
+    <w:bookmarkEnd w:id="148"/>
+    <w:bookmarkStart w:id="149" w:name="help-troubleshooting"/>
     <w:p>
       <w:pPr>
         <w:pStyle w:val="Heading2"/>
@@ -38007,8 +38242,8 @@
         <w:t xml:space="preserve">confirmation; texts and data untouched; next launch.</w:t>
       </w:r>
     </w:p>
-    <w:bookmarkEnd w:id="148"/>
-    <w:bookmarkStart w:id="149" w:name="hunt-everywhere-k"/>
+    <w:bookmarkEnd w:id="149"/>
+    <w:bookmarkStart w:id="150" w:name="hunt-everywhere-k"/>
     <w:p>
       <w:pPr>
         <w:pStyle w:val="Heading2"/>
@@ -38316,8 +38551,8 @@
         <w:t xml:space="preserve">panes — the palette only saves you the walk.</w:t>
       </w:r>
     </w:p>
-    <w:bookmarkEnd w:id="149"/>
     <w:bookmarkEnd w:id="150"/>
+    <w:bookmarkEnd w:id="151"/>
     <w:sectPr>
       <w:footnotePr>
         <w:numRestart w:val="eachSect"/>

--- a/docs/distribution/USER_MANUAL.docx
+++ b/docs/distribution/USER_MANUAL.docx
@@ -701,7 +701,19 @@
         </w:numPr>
       </w:pPr>
       <w:r>
-        <w:t xml:space="preserve">14.11 What the workflow will do next</w:t>
+        <w:t xml:space="preserve">14.11 Tohoku numbers and colophon candidates</w:t>
+      </w:r>
+    </w:p>
+    <w:p>
+      <w:pPr>
+        <w:pStyle w:val="Compact"/>
+        <w:numPr>
+          <w:ilvl w:val="1"/>
+          <w:numId w:val="1006"/>
+        </w:numPr>
+      </w:pPr>
+      <w:r>
+        <w:t xml:space="preserve">14.12 What the workflow will do next</w:t>
       </w:r>
     </w:p>
     <w:p>
@@ -29828,7 +29840,7 @@
     </w:p>
     <w:bookmarkEnd w:id="115"/>
     <w:bookmarkEnd w:id="116"/>
-    <w:bookmarkStart w:id="128" w:name="X3a20423a134726120338426e69aa3db63b45769"/>
+    <w:bookmarkStart w:id="129" w:name="X3a20423a134726120338426e69aa3db63b45769"/>
     <w:p>
       <w:pPr>
         <w:pStyle w:val="Heading1"/>
@@ -32369,13 +32381,250 @@
       </w:r>
     </w:p>
     <w:bookmarkEnd w:id="126"/>
-    <w:bookmarkStart w:id="127" w:name="what-the-workflow-will-do-next"/>
+    <w:bookmarkStart w:id="127" w:name="tohoku-numbers-and-colophon-candidates"/>
     <w:p>
       <w:pPr>
         <w:pStyle w:val="Heading2"/>
       </w:pPr>
       <w:r>
-        <w:t xml:space="preserve">14.11 What the workflow will do next</w:t>
+        <w:t xml:space="preserve">14.11 Tohoku numbers and colophon candidates</w:t>
+      </w:r>
+    </w:p>
+    <w:p>
+      <w:pPr>
+        <w:pStyle w:val="FirstParagraph"/>
+      </w:pPr>
+      <w:r>
+        <w:t xml:space="preserve">Two refinements ride inside the suggested-identity card:</w:t>
+      </w:r>
+    </w:p>
+    <w:p>
+      <w:pPr>
+        <w:pStyle w:val="BodyText"/>
+      </w:pPr>
+      <w:r>
+        <w:rPr>
+          <w:b/>
+          <w:bCs/>
+        </w:rPr>
+        <w:t xml:space="preserve">Tohoku first.</w:t>
+      </w:r>
+      <w:r>
+        <w:t xml:space="preserve"> </w:t>
+      </w:r>
+      <w:r>
+        <w:t xml:space="preserve">The house rule for numbering (session 4): check</w:t>
+      </w:r>
+      <w:r>
+        <w:t xml:space="preserve"> </w:t>
+      </w:r>
+      <w:r>
+        <w:t xml:space="preserve">the Tohoku catalog before issuing anything —</w:t>
+      </w:r>
+      <w:r>
+        <w:t xml:space="preserve"> </w:t>
+      </w:r>
+      <w:r>
+        <w:t xml:space="preserve">“if they have assigned</w:t>
+      </w:r>
+      <w:r>
+        <w:t xml:space="preserve"> </w:t>
+      </w:r>
+      <w:r>
+        <w:t xml:space="preserve">one, we use their catalog number.”</w:t>
+      </w:r>
+      <w:r>
+        <w:t xml:space="preserve"> </w:t>
+      </w:r>
+      <w:r>
+        <w:t xml:space="preserve">ACIP’s KD (Derge Kangyur) and TD</w:t>
+      </w:r>
+      <w:r>
+        <w:t xml:space="preserve"> </w:t>
+      </w:r>
+      <w:r>
+        <w:t xml:space="preserve">(Derge Tengyur) numbers</w:t>
+      </w:r>
+      <w:r>
+        <w:t xml:space="preserve"> </w:t>
+      </w:r>
+      <w:r>
+        <w:rPr>
+          <w:i/>
+          <w:iCs/>
+        </w:rPr>
+        <w:t xml:space="preserve">are</w:t>
+      </w:r>
+      <w:r>
+        <w:t xml:space="preserve"> </w:t>
+      </w:r>
+      <w:r>
+        <w:t xml:space="preserve">Tohoku numbers, so when a candidate</w:t>
+      </w:r>
+      <w:r>
+        <w:t xml:space="preserve"> </w:t>
+      </w:r>
+      <w:r>
+        <w:t xml:space="preserve">identification is a KD or TD work, the card says so:</w:t>
+      </w:r>
+      <w:r>
+        <w:t xml:space="preserve"> </w:t>
+      </w:r>
+      <w:r>
+        <w:rPr>
+          <w:i/>
+          <w:iCs/>
+        </w:rPr>
+        <w:t xml:space="preserve">Tohoku N — if</w:t>
+      </w:r>
+      <w:r>
+        <w:rPr>
+          <w:i/>
+          <w:iCs/>
+        </w:rPr>
+        <w:t xml:space="preserve"> </w:t>
+      </w:r>
+      <w:r>
+        <w:rPr>
+          <w:i/>
+          <w:iCs/>
+        </w:rPr>
+        <w:t xml:space="preserve">this identification is right, the Tohoku number is the number to</w:t>
+      </w:r>
+      <w:r>
+        <w:rPr>
+          <w:i/>
+          <w:iCs/>
+        </w:rPr>
+        <w:t xml:space="preserve"> </w:t>
+      </w:r>
+      <w:r>
+        <w:rPr>
+          <w:i/>
+          <w:iCs/>
+        </w:rPr>
+        <w:t xml:space="preserve">use; no new number needed from the registrar.</w:t>
+      </w:r>
+    </w:p>
+    <w:p>
+      <w:pPr>
+        <w:pStyle w:val="BodyText"/>
+      </w:pPr>
+      <w:r>
+        <w:rPr>
+          <w:b/>
+          <w:bCs/>
+        </w:rPr>
+        <w:t xml:space="preserve">Colophon candidates.</w:t>
+      </w:r>
+      <w:r>
+        <w:t xml:space="preserve"> </w:t>
+      </w:r>
+      <w:r>
+        <w:t xml:space="preserve">The author comes from the colophon — never</w:t>
+      </w:r>
+      <w:r>
+        <w:t xml:space="preserve"> </w:t>
+      </w:r>
+      <w:r>
+        <w:t xml:space="preserve">assumed from the collection, never copied from a catalog without</w:t>
+      </w:r>
+      <w:r>
+        <w:t xml:space="preserve"> </w:t>
+      </w:r>
+      <w:r>
+        <w:t xml:space="preserve">verification. For an uncataloged file the card now scans the text’s</w:t>
+      </w:r>
+      <w:r>
+        <w:t xml:space="preserve"> </w:t>
+      </w:r>
+      <w:r>
+        <w:t xml:space="preserve">tail for clauses carrying composition verbs (SBYAR, MDZAD, BRIS,</w:t>
+      </w:r>
+      <w:r>
+        <w:t xml:space="preserve"> </w:t>
+      </w:r>
+      <w:r>
+        <w:t xml:space="preserve">BRTZAMS…) or translation credits (BSGYUR, LO TSĀ BA), and lists</w:t>
+      </w:r>
+      <w:r>
+        <w:t xml:space="preserve"> </w:t>
+      </w:r>
+      <w:r>
+        <w:t xml:space="preserve">them nearest-the-end first, labeled for what each is evidence of.</w:t>
+      </w:r>
+      <w:r>
+        <w:t xml:space="preserve"> </w:t>
+      </w:r>
+      <w:r>
+        <w:t xml:space="preserve">The label on a translation credit is blunt on purpose:</w:t>
+      </w:r>
+      <w:r>
+        <w:t xml:space="preserve"> </w:t>
+      </w:r>
+      <w:r>
+        <w:rPr>
+          <w:i/>
+          <w:iCs/>
+        </w:rPr>
+        <w:t xml:space="preserve">the</w:t>
+      </w:r>
+      <w:r>
+        <w:rPr>
+          <w:i/>
+          <w:iCs/>
+        </w:rPr>
+        <w:t xml:space="preserve"> </w:t>
+      </w:r>
+      <w:r>
+        <w:rPr>
+          <w:i/>
+          <w:iCs/>
+        </w:rPr>
+        <w:t xml:space="preserve">translator is NOT the author</w:t>
+      </w:r>
+      <w:r>
+        <w:t xml:space="preserve"> </w:t>
+      </w:r>
+      <w:r>
+        <w:t xml:space="preserve">(session 8’s warning — read past the</w:t>
+      </w:r>
+      <w:r>
+        <w:t xml:space="preserve"> </w:t>
+      </w:r>
+      <w:r>
+        <w:t xml:space="preserve">translator’s line to find</w:t>
+      </w:r>
+      <w:r>
+        <w:t xml:space="preserve"> </w:t>
+      </w:r>
+      <w:r>
+        <w:t xml:space="preserve">“composed by”</w:t>
+      </w:r>
+      <w:r>
+        <w:t xml:space="preserve">). Measured on the library:</w:t>
+      </w:r>
+      <w:r>
+        <w:t xml:space="preserve"> </w:t>
+      </w:r>
+      <w:r>
+        <w:t xml:space="preserve">about 88% of real texts yield at least one candidate clause. The</w:t>
+      </w:r>
+      <w:r>
+        <w:t xml:space="preserve"> </w:t>
+      </w:r>
+      <w:r>
+        <w:t xml:space="preserve">machine locates the evidence; reading it is the cataloger’s work.</w:t>
+      </w:r>
+    </w:p>
+    <w:bookmarkEnd w:id="127"/>
+    <w:bookmarkStart w:id="128" w:name="what-the-workflow-will-do-next"/>
+    <w:p>
+      <w:pPr>
+        <w:pStyle w:val="Heading2"/>
+      </w:pPr>
+      <w:r>
+        <w:t xml:space="preserve">14.12 What the workflow will do next</w:t>
       </w:r>
     </w:p>
     <w:p>
@@ -32441,9 +32690,9 @@
         </w:pict>
       </w:r>
     </w:p>
-    <w:bookmarkEnd w:id="127"/>
     <w:bookmarkEnd w:id="128"/>
-    <w:bookmarkStart w:id="133" w:name="X9ec64eb07a85eae9b98de9b923277db2a2eae83"/>
+    <w:bookmarkEnd w:id="129"/>
+    <w:bookmarkStart w:id="134" w:name="X9ec64eb07a85eae9b98de9b923277db2a2eae83"/>
     <w:p>
       <w:pPr>
         <w:pStyle w:val="Heading1"/>
@@ -32622,7 +32871,7 @@
         <w:t xml:space="preserve">button with its results area below.</w:t>
       </w:r>
     </w:p>
-    <w:bookmarkStart w:id="129" w:name="one-time-identity-setup"/>
+    <w:bookmarkStart w:id="130" w:name="one-time-identity-setup"/>
     <w:p>
       <w:pPr>
         <w:pStyle w:val="Heading2"/>
@@ -32936,8 +33185,8 @@
         <w:t xml:space="preserve">change them in either place, they are one and the same.</w:t>
       </w:r>
     </w:p>
-    <w:bookmarkEnd w:id="129"/>
-    <w:bookmarkStart w:id="130" w:name="making-a-proposal"/>
+    <w:bookmarkEnd w:id="130"/>
+    <w:bookmarkStart w:id="131" w:name="making-a-proposal"/>
     <w:p>
       <w:pPr>
         <w:pStyle w:val="Heading2"/>
@@ -33606,8 +33855,8 @@
         <w:t xml:space="preserve">— done. It now waits for the ruling.</w:t>
       </w:r>
     </w:p>
-    <w:bookmarkEnd w:id="130"/>
-    <w:bookmarkStart w:id="131" w:name="the-other-ways-proposals-get-filed"/>
+    <w:bookmarkEnd w:id="131"/>
+    <w:bookmarkStart w:id="132" w:name="the-other-ways-proposals-get-filed"/>
     <w:p>
       <w:pPr>
         <w:pStyle w:val="Heading2"/>
@@ -33763,8 +34012,8 @@
         <w:t xml:space="preserve">ruling time — see §15.4.</w:t>
       </w:r>
     </w:p>
-    <w:bookmarkEnd w:id="131"/>
-    <w:bookmarkStart w:id="132" w:name="my-proposals-what-happened"/>
+    <w:bookmarkEnd w:id="132"/>
+    <w:bookmarkStart w:id="133" w:name="my-proposals-what-happened"/>
     <w:p>
       <w:pPr>
         <w:pStyle w:val="Heading2"/>
@@ -33955,9 +34204,9 @@
         </w:pict>
       </w:r>
     </w:p>
-    <w:bookmarkEnd w:id="132"/>
     <w:bookmarkEnd w:id="133"/>
-    <w:bookmarkStart w:id="140" w:name="Xf87a93a906d220c467310f12d976bb46122eb07"/>
+    <w:bookmarkEnd w:id="134"/>
+    <w:bookmarkStart w:id="141" w:name="Xf87a93a906d220c467310f12d976bb46122eb07"/>
     <w:p>
       <w:pPr>
         <w:pStyle w:val="Heading1"/>
@@ -34159,7 +34408,7 @@
         <w:t xml:space="preserve">it the queue itself.</w:t>
       </w:r>
     </w:p>
-    <w:bookmarkStart w:id="134" w:name="reading-the-queue"/>
+    <w:bookmarkStart w:id="135" w:name="reading-the-queue"/>
     <w:p>
       <w:pPr>
         <w:pStyle w:val="Heading2"/>
@@ -34401,8 +34650,8 @@
         <w:t xml:space="preserve">proposals folder in the Propose tab first.”</w:t>
       </w:r>
     </w:p>
-    <w:bookmarkEnd w:id="134"/>
-    <w:bookmarkStart w:id="135" w:name="ruling-on-an-item"/>
+    <w:bookmarkEnd w:id="135"/>
+    <w:bookmarkStart w:id="136" w:name="ruling-on-an-item"/>
     <w:p>
       <w:pPr>
         <w:pStyle w:val="Heading2"/>
@@ -34686,8 +34935,8 @@
         <w:t xml:space="preserve">takes the queue as it stands.</w:t>
       </w:r>
     </w:p>
-    <w:bookmarkEnd w:id="135"/>
-    <w:bookmarkStart w:id="136" w:name="what-each-ruling-actually-does"/>
+    <w:bookmarkEnd w:id="136"/>
+    <w:bookmarkStart w:id="137" w:name="what-each-ruling-actually-does"/>
     <w:p>
       <w:pPr>
         <w:pStyle w:val="Heading2"/>
@@ -35097,8 +35346,8 @@
         <w:t xml:space="preserve">a rejection; it is a positive ruling that teaches the software.</w:t>
       </w:r>
     </w:p>
-    <w:bookmarkEnd w:id="136"/>
-    <w:bookmarkStart w:id="137" w:name="the-kind-filter-one-category-per-sitting"/>
+    <w:bookmarkEnd w:id="137"/>
+    <w:bookmarkStart w:id="138" w:name="the-kind-filter-one-category-per-sitting"/>
     <w:p>
       <w:pPr>
         <w:pStyle w:val="Heading2"/>
@@ -35270,8 +35519,8 @@
         <w:t xml:space="preserve">delivers their proposals to your disk in the background).</w:t>
       </w:r>
     </w:p>
-    <w:bookmarkEnd w:id="137"/>
-    <w:bookmarkStart w:id="138" w:name="export-approved-dictionary-candidates"/>
+    <w:bookmarkEnd w:id="138"/>
+    <w:bookmarkStart w:id="139" w:name="export-approved-dictionary-candidates"/>
     <w:p>
       <w:pPr>
         <w:pStyle w:val="Heading2"/>
@@ -35496,8 +35745,8 @@
         <w:t xml:space="preserve">candidate.</w:t>
       </w:r>
     </w:p>
-    <w:bookmarkEnd w:id="138"/>
-    <w:bookmarkStart w:id="139" w:name="the-rulings-archive"/>
+    <w:bookmarkEnd w:id="139"/>
+    <w:bookmarkStart w:id="140" w:name="the-rulings-archive"/>
     <w:p>
       <w:pPr>
         <w:pStyle w:val="Heading2"/>
@@ -35617,9 +35866,9 @@
         </w:pict>
       </w:r>
     </w:p>
-    <w:bookmarkEnd w:id="139"/>
     <w:bookmarkEnd w:id="140"/>
-    <w:bookmarkStart w:id="151" w:name="chapter-17-the-app-itself"/>
+    <w:bookmarkEnd w:id="141"/>
+    <w:bookmarkStart w:id="152" w:name="chapter-17-the-app-itself"/>
     <w:p>
       <w:pPr>
         <w:pStyle w:val="Heading1"/>
@@ -35642,7 +35891,7 @@
         <w:t xml:space="preserve">a whole rather than to any one pane.</w:t>
       </w:r>
     </w:p>
-    <w:bookmarkStart w:id="141" w:name="the-window-seven-workflow-groups"/>
+    <w:bookmarkStart w:id="142" w:name="the-window-seven-workflow-groups"/>
     <w:p>
       <w:pPr>
         <w:pStyle w:val="Heading2"/>
@@ -35983,8 +36232,8 @@
         <w:t xml:space="preserve">authority role, and carries a live pending count on its tab.)</w:t>
       </w:r>
     </w:p>
-    <w:bookmarkEnd w:id="141"/>
-    <w:bookmarkStart w:id="142" w:name="the-menu-bar-mirrors-the-window"/>
+    <w:bookmarkEnd w:id="142"/>
+    <w:bookmarkStart w:id="143" w:name="the-menu-bar-mirrors-the-window"/>
     <w:p>
       <w:pPr>
         <w:pStyle w:val="Heading2"/>
@@ -36244,8 +36493,8 @@
         <w:t xml:space="preserve">system can literally point at any feature in the app.</w:t>
       </w:r>
     </w:p>
-    <w:bookmarkEnd w:id="142"/>
-    <w:bookmarkStart w:id="143" w:name="X4072019ae30f7b50793bf783af980ededa378c4"/>
+    <w:bookmarkEnd w:id="143"/>
+    <w:bookmarkStart w:id="144" w:name="X4072019ae30f7b50793bf783af980ededa378c4"/>
     <w:p>
       <w:pPr>
         <w:pStyle w:val="Heading2"/>
@@ -36769,8 +37018,8 @@
         <w:t xml:space="preserve">section.</w:t>
       </w:r>
     </w:p>
-    <w:bookmarkEnd w:id="143"/>
-    <w:bookmarkStart w:id="144" w:name="the-settings-dialog-every-field"/>
+    <w:bookmarkEnd w:id="144"/>
+    <w:bookmarkStart w:id="145" w:name="the-settings-dialog-every-field"/>
     <w:p>
       <w:pPr>
         <w:pStyle w:val="Heading2"/>
@@ -37183,8 +37432,8 @@
         <w:t xml:space="preserve">writes them all.</w:t>
       </w:r>
     </w:p>
-    <w:bookmarkEnd w:id="144"/>
-    <w:bookmarkStart w:id="145" w:name="the-help-window"/>
+    <w:bookmarkEnd w:id="145"/>
+    <w:bookmarkStart w:id="146" w:name="the-help-window"/>
     <w:p>
       <w:pPr>
         <w:pStyle w:val="Heading2"/>
@@ -37648,8 +37897,8 @@
         <w:t xml:space="preserve">— you are standing in the Input pane.</w:t>
       </w:r>
     </w:p>
-    <w:bookmarkEnd w:id="145"/>
-    <w:bookmarkStart w:id="146" w:name="night-mode"/>
+    <w:bookmarkEnd w:id="146"/>
+    <w:bookmarkStart w:id="147" w:name="night-mode"/>
     <w:p>
       <w:pPr>
         <w:pStyle w:val="Heading2"/>
@@ -37694,8 +37943,8 @@
         <w:t xml:space="preserve">dark. It applies immediately and is remembered across launches.</w:t>
       </w:r>
     </w:p>
-    <w:bookmarkEnd w:id="146"/>
-    <w:bookmarkStart w:id="147" w:name="X2c349eb4ce50af7037642b129b0429d506e41d5"/>
+    <w:bookmarkEnd w:id="147"/>
+    <w:bookmarkStart w:id="148" w:name="X2c349eb4ce50af7037642b129b0429d506e41d5"/>
     <w:p>
       <w:pPr>
         <w:pStyle w:val="Heading2"/>
@@ -37798,8 +38047,8 @@
         <w:t xml:space="preserve">stays set up.</w:t>
       </w:r>
     </w:p>
-    <w:bookmarkEnd w:id="147"/>
-    <w:bookmarkStart w:id="148" w:name="the-self-test-selftest"/>
+    <w:bookmarkEnd w:id="148"/>
+    <w:bookmarkStart w:id="149" w:name="the-self-test-selftest"/>
     <w:p>
       <w:pPr>
         <w:pStyle w:val="Heading2"/>
@@ -38000,8 +38249,8 @@
         <w:t xml:space="preserve">never compose it.</w:t>
       </w:r>
     </w:p>
-    <w:bookmarkEnd w:id="148"/>
-    <w:bookmarkStart w:id="149" w:name="help-troubleshooting"/>
+    <w:bookmarkEnd w:id="149"/>
+    <w:bookmarkStart w:id="150" w:name="help-troubleshooting"/>
     <w:p>
       <w:pPr>
         <w:pStyle w:val="Heading2"/>
@@ -38242,8 +38491,8 @@
         <w:t xml:space="preserve">confirmation; texts and data untouched; next launch.</w:t>
       </w:r>
     </w:p>
-    <w:bookmarkEnd w:id="149"/>
-    <w:bookmarkStart w:id="150" w:name="hunt-everywhere-k"/>
+    <w:bookmarkEnd w:id="150"/>
+    <w:bookmarkStart w:id="151" w:name="hunt-everywhere-k"/>
     <w:p>
       <w:pPr>
         <w:pStyle w:val="Heading2"/>
@@ -38551,8 +38800,8 @@
         <w:t xml:space="preserve">panes — the palette only saves you the walk.</w:t>
       </w:r>
     </w:p>
-    <w:bookmarkEnd w:id="150"/>
     <w:bookmarkEnd w:id="151"/>
+    <w:bookmarkEnd w:id="152"/>
     <w:sectPr>
       <w:footnotePr>
         <w:numRestart w:val="eachSect"/>

--- a/docs/distribution/USER_MANUAL.docx
+++ b/docs/distribution/USER_MANUAL.docx
@@ -713,7 +713,19 @@
         </w:numPr>
       </w:pPr>
       <w:r>
-        <w:t xml:space="preserve">14.12 What the workflow will do next</w:t>
+        <w:t xml:space="preserve">14.12 Provenance banner and the cleanup lane</w:t>
+      </w:r>
+    </w:p>
+    <w:p>
+      <w:pPr>
+        <w:pStyle w:val="Compact"/>
+        <w:numPr>
+          <w:ilvl w:val="1"/>
+          <w:numId w:val="1006"/>
+        </w:numPr>
+      </w:pPr>
+      <w:r>
+        <w:t xml:space="preserve">14.13 What the workflow will do next</w:t>
       </w:r>
     </w:p>
     <w:p>
@@ -29840,7 +29852,7 @@
     </w:p>
     <w:bookmarkEnd w:id="115"/>
     <w:bookmarkEnd w:id="116"/>
-    <w:bookmarkStart w:id="129" w:name="X3a20423a134726120338426e69aa3db63b45769"/>
+    <w:bookmarkStart w:id="130" w:name="X3a20423a134726120338426e69aa3db63b45769"/>
     <w:p>
       <w:pPr>
         <w:pStyle w:val="Heading1"/>
@@ -32618,13 +32630,279 @@
       </w:r>
     </w:p>
     <w:bookmarkEnd w:id="127"/>
-    <w:bookmarkStart w:id="128" w:name="what-the-workflow-will-do-next"/>
+    <w:bookmarkStart w:id="128" w:name="provenance-banner-and-the-cleanup-lane"/>
     <w:p>
       <w:pPr>
         <w:pStyle w:val="Heading2"/>
       </w:pPr>
       <w:r>
-        <w:t xml:space="preserve">14.12 What the workflow will do next</w:t>
+        <w:t xml:space="preserve">14.12 Provenance banner and the cleanup lane</w:t>
+      </w:r>
+    </w:p>
+    <w:p>
+      <w:pPr>
+        <w:pStyle w:val="FirstParagraph"/>
+      </w:pPr>
+      <w:r>
+        <w:t xml:space="preserve">Clicking a file now also reads what the file’s own mechanics say</w:t>
+      </w:r>
+      <w:r>
+        <w:t xml:space="preserve"> </w:t>
+      </w:r>
+      <w:r>
+        <w:t xml:space="preserve">about its witness, in a small PROVENANCE line:</w:t>
+      </w:r>
+    </w:p>
+    <w:p>
+      <w:pPr>
+        <w:pStyle w:val="Compact"/>
+        <w:numPr>
+          <w:ilvl w:val="0"/>
+          <w:numId w:val="1100"/>
+        </w:numPr>
+      </w:pPr>
+      <w:r>
+        <w:rPr>
+          <w:b/>
+          <w:bCs/>
+        </w:rPr>
+        <w:t xml:space="preserve">folio marks</w:t>
+      </w:r>
+      <w:r>
+        <w:t xml:space="preserve"> </w:t>
+      </w:r>
+      <w:r>
+        <w:t xml:space="preserve">counted — a pecha input carries</w:t>
+      </w:r>
+      <w:r>
+        <w:t xml:space="preserve"> </w:t>
+      </w:r>
+      <w:r>
+        <w:t xml:space="preserve">@NNNA</w:t>
+      </w:r>
+      <w:r>
+        <w:t xml:space="preserve">/</w:t>
+      </w:r>
+      <w:r>
+        <w:t xml:space="preserve">@NNNB</w:t>
+      </w:r>
+      <w:r>
+        <w:t xml:space="preserve"> </w:t>
+      </w:r>
+      <w:r>
+        <w:t xml:space="preserve">sides;</w:t>
+      </w:r>
+    </w:p>
+    <w:p>
+      <w:pPr>
+        <w:pStyle w:val="Compact"/>
+        <w:numPr>
+          <w:ilvl w:val="0"/>
+          <w:numId w:val="1100"/>
+        </w:numPr>
+      </w:pPr>
+      <w:r>
+        <w:rPr>
+          <w:b/>
+          <w:bCs/>
+        </w:rPr>
+        <w:t xml:space="preserve">western pagination</w:t>
+      </w:r>
+      <w:r>
+        <w:t xml:space="preserve"> </w:t>
+      </w:r>
+      <w:r>
+        <w:t xml:space="preserve">(page marks with no folio side) — the</w:t>
+      </w:r>
+      <w:r>
+        <w:t xml:space="preserve"> </w:t>
+      </w:r>
+      <w:r>
+        <w:t xml:space="preserve">session-8 reading applies and is printed:</w:t>
+      </w:r>
+      <w:r>
+        <w:t xml:space="preserve"> </w:t>
+      </w:r>
+      <w:r>
+        <w:rPr>
+          <w:i/>
+          <w:iCs/>
+        </w:rPr>
+        <w:t xml:space="preserve">a typed book: suspect</w:t>
+      </w:r>
+      <w:r>
+        <w:t xml:space="preserve">;</w:t>
+      </w:r>
+    </w:p>
+    <w:p>
+      <w:pPr>
+        <w:pStyle w:val="Compact"/>
+        <w:numPr>
+          <w:ilvl w:val="0"/>
+          <w:numId w:val="1100"/>
+        </w:numPr>
+      </w:pPr>
+      <w:r>
+        <w:rPr>
+          <w:b/>
+          <w:bCs/>
+        </w:rPr>
+        <w:t xml:space="preserve">lowercase runs</w:t>
+      </w:r>
+      <w:r>
+        <w:t xml:space="preserve"> </w:t>
+      </w:r>
+      <w:r>
+        <w:t xml:space="preserve">—</w:t>
+      </w:r>
+      <w:r>
+        <w:t xml:space="preserve"> </w:t>
+      </w:r>
+      <w:r>
+        <w:t xml:space="preserve">“somebody typed in lowercase letters</w:t>
+      </w:r>
+      <w:r>
+        <w:t xml:space="preserve"> </w:t>
+      </w:r>
+      <w:r>
+        <w:t xml:space="preserve">illegally”</w:t>
+      </w:r>
+      <w:r>
+        <w:t xml:space="preserve">; search still works, fix later;</w:t>
+      </w:r>
+    </w:p>
+    <w:p>
+      <w:pPr>
+        <w:pStyle w:val="Compact"/>
+        <w:numPr>
+          <w:ilvl w:val="0"/>
+          <w:numId w:val="1100"/>
+        </w:numPr>
+      </w:pPr>
+      <w:r>
+        <w:rPr>
+          <w:b/>
+          <w:bCs/>
+        </w:rPr>
+        <w:t xml:space="preserve">line-slash corruption</w:t>
+      </w:r>
+      <w:r>
+        <w:t xml:space="preserve"> </w:t>
+      </w:r>
+      <w:r>
+        <w:t xml:space="preserve">— the case from the August 4 session: a</w:t>
+      </w:r>
+      <w:r>
+        <w:t xml:space="preserve"> </w:t>
+      </w:r>
+      <w:r>
+        <w:t xml:space="preserve">slash inserted between every line breaks cross-line search. The</w:t>
+      </w:r>
+      <w:r>
+        <w:t xml:space="preserve"> </w:t>
+      </w:r>
+      <w:r>
+        <w:t xml:space="preserve">banner counts the slashed lines and offers</w:t>
+      </w:r>
+      <w:r>
+        <w:t xml:space="preserve"> </w:t>
+      </w:r>
+      <w:r>
+        <w:rPr>
+          <w:b/>
+          <w:bCs/>
+        </w:rPr>
+        <w:t xml:space="preserve">write a cleaned</w:t>
+      </w:r>
+      <w:r>
+        <w:rPr>
+          <w:b/>
+          <w:bCs/>
+        </w:rPr>
+        <w:t xml:space="preserve"> </w:t>
+      </w:r>
+      <w:r>
+        <w:rPr>
+          <w:b/>
+          <w:bCs/>
+        </w:rPr>
+        <w:t xml:space="preserve">copy…</w:t>
+      </w:r>
+      <w:r>
+        <w:t xml:space="preserve"> </w:t>
+      </w:r>
+      <w:r>
+        <w:t xml:space="preserve">— the one write this lane can do. The cleaned file lands</w:t>
+      </w:r>
+      <w:r>
+        <w:t xml:space="preserve"> </w:t>
+      </w:r>
+      <w:r>
+        <w:rPr>
+          <w:i/>
+          <w:iCs/>
+        </w:rPr>
+        <w:t xml:space="preserve">beside</w:t>
+      </w:r>
+      <w:r>
+        <w:t xml:space="preserve"> </w:t>
+      </w:r>
+      <w:r>
+        <w:t xml:space="preserve">the original as</w:t>
+      </w:r>
+      <w:r>
+        <w:t xml:space="preserve"> </w:t>
+      </w:r>
+      <w:r>
+        <w:rPr>
+          <w:rStyle w:val="VerbatimChar"/>
+        </w:rPr>
+        <w:t xml:space="preserve">NAME CLEANED.ext</w:t>
+      </w:r>
+      <w:r>
+        <w:t xml:space="preserve">; the mother copy is</w:t>
+      </w:r>
+      <w:r>
+        <w:t xml:space="preserve"> </w:t>
+      </w:r>
+      <w:r>
+        <w:t xml:space="preserve">never touched, and an existing cleaned copy is refused rather</w:t>
+      </w:r>
+      <w:r>
+        <w:t xml:space="preserve"> </w:t>
+      </w:r>
+      <w:r>
+        <w:t xml:space="preserve">than overwritten. Mid-line slashes (real text) are left alone.</w:t>
+      </w:r>
+    </w:p>
+    <w:p>
+      <w:pPr>
+        <w:pStyle w:val="FirstParagraph"/>
+      </w:pPr>
+      <w:r>
+        <w:t xml:space="preserve">Measured on the installed library: 0 slash-corrupted files (the</w:t>
+      </w:r>
+      <w:r>
+        <w:t xml:space="preserve"> </w:t>
+      </w:r>
+      <w:r>
+        <w:t xml:space="preserve">lane exists for intake material), 0 lowercase runs, and 5</w:t>
+      </w:r>
+      <w:r>
+        <w:t xml:space="preserve"> </w:t>
+      </w:r>
+      <w:r>
+        <w:t xml:space="preserve">western-paginated typed books flagged — the signal works.</w:t>
+      </w:r>
+    </w:p>
+    <w:bookmarkEnd w:id="128"/>
+    <w:bookmarkStart w:id="129" w:name="what-the-workflow-will-do-next"/>
+    <w:p>
+      <w:pPr>
+        <w:pStyle w:val="Heading2"/>
+      </w:pPr>
+      <w:r>
+        <w:t xml:space="preserve">14.13 What the workflow will do next</w:t>
       </w:r>
     </w:p>
     <w:p>
@@ -32690,9 +32968,9 @@
         </w:pict>
       </w:r>
     </w:p>
-    <w:bookmarkEnd w:id="128"/>
     <w:bookmarkEnd w:id="129"/>
-    <w:bookmarkStart w:id="134" w:name="X9ec64eb07a85eae9b98de9b923277db2a2eae83"/>
+    <w:bookmarkEnd w:id="130"/>
+    <w:bookmarkStart w:id="135" w:name="X9ec64eb07a85eae9b98de9b923277db2a2eae83"/>
     <w:p>
       <w:pPr>
         <w:pStyle w:val="Heading1"/>
@@ -32871,7 +33149,7 @@
         <w:t xml:space="preserve">button with its results area below.</w:t>
       </w:r>
     </w:p>
-    <w:bookmarkStart w:id="130" w:name="one-time-identity-setup"/>
+    <w:bookmarkStart w:id="131" w:name="one-time-identity-setup"/>
     <w:p>
       <w:pPr>
         <w:pStyle w:val="Heading2"/>
@@ -32899,7 +33177,7 @@
         <w:pStyle w:val="Compact"/>
         <w:numPr>
           <w:ilvl w:val="0"/>
-          <w:numId w:val="1100"/>
+          <w:numId w:val="1101"/>
         </w:numPr>
       </w:pPr>
       <w:r>
@@ -32924,7 +33202,7 @@
         <w:pStyle w:val="Compact"/>
         <w:numPr>
           <w:ilvl w:val="0"/>
-          <w:numId w:val="1100"/>
+          <w:numId w:val="1101"/>
         </w:numPr>
       </w:pPr>
       <w:r>
@@ -32982,7 +33260,7 @@
         <w:pStyle w:val="Compact"/>
         <w:numPr>
           <w:ilvl w:val="0"/>
-          <w:numId w:val="1100"/>
+          <w:numId w:val="1101"/>
         </w:numPr>
       </w:pPr>
       <w:r>
@@ -33030,7 +33308,7 @@
         <w:pStyle w:val="Compact"/>
         <w:numPr>
           <w:ilvl w:val="0"/>
-          <w:numId w:val="1100"/>
+          <w:numId w:val="1101"/>
         </w:numPr>
       </w:pPr>
       <w:r>
@@ -33086,7 +33364,7 @@
         <w:pStyle w:val="Compact"/>
         <w:numPr>
           <w:ilvl w:val="0"/>
-          <w:numId w:val="1100"/>
+          <w:numId w:val="1101"/>
         </w:numPr>
       </w:pPr>
       <w:r>
@@ -33185,8 +33463,8 @@
         <w:t xml:space="preserve">change them in either place, they are one and the same.</w:t>
       </w:r>
     </w:p>
-    <w:bookmarkEnd w:id="130"/>
-    <w:bookmarkStart w:id="131" w:name="making-a-proposal"/>
+    <w:bookmarkEnd w:id="131"/>
+    <w:bookmarkStart w:id="132" w:name="making-a-proposal"/>
     <w:p>
       <w:pPr>
         <w:pStyle w:val="Heading2"/>
@@ -33224,7 +33502,7 @@
         <w:pStyle w:val="Compact"/>
         <w:numPr>
           <w:ilvl w:val="0"/>
-          <w:numId w:val="1101"/>
+          <w:numId w:val="1102"/>
         </w:numPr>
       </w:pPr>
       <w:r>
@@ -33252,6 +33530,298 @@
         <w:pStyle w:val="Compact"/>
         <w:numPr>
           <w:ilvl w:val="1"/>
+          <w:numId w:val="1103"/>
+        </w:numPr>
+      </w:pPr>
+      <w:r>
+        <w:rPr>
+          <w:b/>
+          <w:bCs/>
+        </w:rPr>
+        <w:t xml:space="preserve">Honorific term (↔ ordinary)</w:t>
+      </w:r>
+      <w:r>
+        <w:t xml:space="preserve"> </w:t>
+      </w:r>
+      <w:r>
+        <w:t xml:space="preserve">— a term of the general</w:t>
+      </w:r>
+      <w:r>
+        <w:t xml:space="preserve"> </w:t>
+      </w:r>
+      <w:r>
+        <w:t xml:space="preserve">honorific register, paired with its ordinary counterpart.</w:t>
+      </w:r>
+    </w:p>
+    <w:p>
+      <w:pPr>
+        <w:pStyle w:val="Compact"/>
+        <w:numPr>
+          <w:ilvl w:val="1"/>
+          <w:numId w:val="1103"/>
+        </w:numPr>
+      </w:pPr>
+      <w:r>
+        <w:rPr>
+          <w:b/>
+          <w:bCs/>
+        </w:rPr>
+        <w:t xml:space="preserve">HIGH honorific marking</w:t>
+      </w:r>
+      <w:r>
+        <w:t xml:space="preserve"> </w:t>
+      </w:r>
+      <w:r>
+        <w:t xml:space="preserve">— the elevated register used for</w:t>
+      </w:r>
+      <w:r>
+        <w:t xml:space="preserve"> </w:t>
+      </w:r>
+      <w:r>
+        <w:t xml:space="preserve">high lamas and dignitaries (rare).</w:t>
+      </w:r>
+    </w:p>
+    <w:p>
+      <w:pPr>
+        <w:pStyle w:val="Compact"/>
+        <w:numPr>
+          <w:ilvl w:val="1"/>
+          <w:numId w:val="1103"/>
+        </w:numPr>
+      </w:pPr>
+      <w:r>
+        <w:rPr>
+          <w:b/>
+          <w:bCs/>
+        </w:rPr>
+        <w:t xml:space="preserve">Humilific (self-lowering) form</w:t>
+      </w:r>
+      <w:r>
+        <w:t xml:space="preserve"> </w:t>
+      </w:r>
+      <w:r>
+        <w:t xml:space="preserve">— the register for one’s</w:t>
+      </w:r>
+      <w:r>
+        <w:t xml:space="preserve"> </w:t>
+      </w:r>
+      <w:r>
+        <w:t xml:space="preserve">own actions (the honorific is never used of oneself).</w:t>
+      </w:r>
+    </w:p>
+    <w:p>
+      <w:pPr>
+        <w:pStyle w:val="Compact"/>
+        <w:numPr>
+          <w:ilvl w:val="1"/>
+          <w:numId w:val="1103"/>
+        </w:numPr>
+      </w:pPr>
+      <w:r>
+        <w:rPr>
+          <w:b/>
+          <w:bCs/>
+        </w:rPr>
+        <w:t xml:space="preserve">DOUBLE honorific (subject + recipient)</w:t>
+      </w:r>
+      <w:r>
+        <w:t xml:space="preserve"> </w:t>
+      </w:r>
+      <w:r>
+        <w:t xml:space="preserve">— honorific in</w:t>
+      </w:r>
+      <w:r>
+        <w:t xml:space="preserve"> </w:t>
+      </w:r>
+      <w:r>
+        <w:t xml:space="preserve">both directions at once.</w:t>
+      </w:r>
+    </w:p>
+    <w:p>
+      <w:pPr>
+        <w:pStyle w:val="Compact"/>
+        <w:numPr>
+          <w:ilvl w:val="1"/>
+          <w:numId w:val="1103"/>
+        </w:numPr>
+      </w:pPr>
+      <w:r>
+        <w:rPr>
+          <w:b/>
+          <w:bCs/>
+        </w:rPr>
+        <w:t xml:space="preserve">Pronunciation exception</w:t>
+      </w:r>
+      <w:r>
+        <w:t xml:space="preserve"> </w:t>
+      </w:r>
+      <w:r>
+        <w:t xml:space="preserve">— a word whose spoken form</w:t>
+      </w:r>
+      <w:r>
+        <w:t xml:space="preserve"> </w:t>
+      </w:r>
+      <w:r>
+        <w:t xml:space="preserve">departs from the rules.</w:t>
+      </w:r>
+    </w:p>
+    <w:p>
+      <w:pPr>
+        <w:pStyle w:val="Compact"/>
+        <w:numPr>
+          <w:ilvl w:val="1"/>
+          <w:numId w:val="1103"/>
+        </w:numPr>
+      </w:pPr>
+      <w:r>
+        <w:rPr>
+          <w:b/>
+          <w:bCs/>
+        </w:rPr>
+        <w:t xml:space="preserve">Abbreviation / contraction candidate</w:t>
+      </w:r>
+      <w:r>
+        <w:t xml:space="preserve"> </w:t>
+      </w:r>
+      <w:r>
+        <w:t xml:space="preserve">— a manuscript</w:t>
+      </w:r>
+      <w:r>
+        <w:t xml:space="preserve"> </w:t>
+      </w:r>
+      <w:r>
+        <w:t xml:space="preserve">abbreviation or bsdus-tshig contraction and its expansion.</w:t>
+      </w:r>
+    </w:p>
+    <w:p>
+      <w:pPr>
+        <w:pStyle w:val="Compact"/>
+        <w:numPr>
+          <w:ilvl w:val="1"/>
+          <w:numId w:val="1103"/>
+        </w:numPr>
+      </w:pPr>
+      <w:r>
+        <w:rPr>
+          <w:b/>
+          <w:bCs/>
+        </w:rPr>
+        <w:t xml:space="preserve">Rendering for a word (→ dictionary)</w:t>
+      </w:r>
+      <w:r>
+        <w:t xml:space="preserve"> </w:t>
+      </w:r>
+      <w:r>
+        <w:t xml:space="preserve">— a proposed English</w:t>
+      </w:r>
+      <w:r>
+        <w:t xml:space="preserve"> </w:t>
+      </w:r>
+      <w:r>
+        <w:t xml:space="preserve">equivalent for a word; goes to the data project if approved.</w:t>
+      </w:r>
+    </w:p>
+    <w:p>
+      <w:pPr>
+        <w:pStyle w:val="Compact"/>
+        <w:numPr>
+          <w:ilvl w:val="1"/>
+          <w:numId w:val="1103"/>
+        </w:numPr>
+      </w:pPr>
+      <w:r>
+        <w:rPr>
+          <w:b/>
+          <w:bCs/>
+        </w:rPr>
+        <w:t xml:space="preserve">Rendering for a phrase/clause (→ dictionary)</w:t>
+      </w:r>
+      <w:r>
+        <w:t xml:space="preserve"> </w:t>
+      </w:r>
+      <w:r>
+        <w:t xml:space="preserve">— the same,</w:t>
+      </w:r>
+      <w:r>
+        <w:t xml:space="preserve"> </w:t>
+      </w:r>
+      <w:r>
+        <w:t xml:space="preserve">for a longer unit.</w:t>
+      </w:r>
+    </w:p>
+    <w:p>
+      <w:pPr>
+        <w:pStyle w:val="Compact"/>
+        <w:numPr>
+          <w:ilvl w:val="1"/>
+          <w:numId w:val="1103"/>
+        </w:numPr>
+      </w:pPr>
+      <w:r>
+        <w:rPr>
+          <w:b/>
+          <w:bCs/>
+        </w:rPr>
+        <w:t xml:space="preserve">Idiom / fixed expression</w:t>
+      </w:r>
+      <w:r>
+        <w:t xml:space="preserve"> </w:t>
+      </w:r>
+      <w:r>
+        <w:t xml:space="preserve">— marks a string as an idiom or</w:t>
+      </w:r>
+      <w:r>
+        <w:t xml:space="preserve"> </w:t>
+      </w:r>
+      <w:r>
+        <w:t xml:space="preserve">fixed expression. Its card wears an IDIOM badge — amber</w:t>
+      </w:r>
+      <w:r>
+        <w:t xml:space="preserve"> </w:t>
+      </w:r>
+      <w:r>
+        <w:t xml:space="preserve">while proposed, green once approved. The English stays the</w:t>
+      </w:r>
+      <w:r>
+        <w:t xml:space="preserve"> </w:t>
+      </w:r>
+      <w:r>
+        <w:t xml:space="preserve">dictionary’s.</w:t>
+      </w:r>
+    </w:p>
+    <w:p>
+      <w:pPr>
+        <w:pStyle w:val="Compact"/>
+        <w:numPr>
+          <w:ilvl w:val="1"/>
+          <w:numId w:val="1103"/>
+        </w:numPr>
+      </w:pPr>
+      <w:r>
+        <w:rPr>
+          <w:b/>
+          <w:bCs/>
+        </w:rPr>
+        <w:t xml:space="preserve">Note about a passage</w:t>
+      </w:r>
+      <w:r>
+        <w:t xml:space="preserve"> </w:t>
+      </w:r>
+      <w:r>
+        <w:t xml:space="preserve">— anything worth the authority’s</w:t>
+      </w:r>
+      <w:r>
+        <w:t xml:space="preserve"> </w:t>
+      </w:r>
+      <w:r>
+        <w:t xml:space="preserve">eyes that fits none of the above.</w:t>
+      </w:r>
+    </w:p>
+    <w:p>
+      <w:pPr>
+        <w:pStyle w:val="Compact"/>
+        <w:numPr>
+          <w:ilvl w:val="0"/>
           <w:numId w:val="1102"/>
         </w:numPr>
       </w:pPr>
@@ -33260,26 +33830,20 @@
           <w:b/>
           <w:bCs/>
         </w:rPr>
-        <w:t xml:space="preserve">Honorific term (↔ ordinary)</w:t>
-      </w:r>
-      <w:r>
-        <w:t xml:space="preserve"> </w:t>
-      </w:r>
-      <w:r>
-        <w:t xml:space="preserve">— a term of the general</w:t>
-      </w:r>
-      <w:r>
-        <w:t xml:space="preserve"> </w:t>
-      </w:r>
-      <w:r>
-        <w:t xml:space="preserve">honorific register, paired with its ordinary counterpart.</w:t>
-      </w:r>
-    </w:p>
-    <w:p>
-      <w:pPr>
-        <w:pStyle w:val="Compact"/>
-        <w:numPr>
-          <w:ilvl w:val="1"/>
+        <w:t xml:space="preserve">Tibetan</w:t>
+      </w:r>
+      <w:r>
+        <w:t xml:space="preserve"> </w:t>
+      </w:r>
+      <w:r>
+        <w:t xml:space="preserve">— the term itself, in ACIP or wylie.</w:t>
+      </w:r>
+    </w:p>
+    <w:p>
+      <w:pPr>
+        <w:pStyle w:val="Compact"/>
+        <w:numPr>
+          <w:ilvl w:val="0"/>
           <w:numId w:val="1102"/>
         </w:numPr>
       </w:pPr>
@@ -33288,26 +33852,26 @@
           <w:b/>
           <w:bCs/>
         </w:rPr>
-        <w:t xml:space="preserve">HIGH honorific marking</w:t>
-      </w:r>
-      <w:r>
-        <w:t xml:space="preserve"> </w:t>
-      </w:r>
-      <w:r>
-        <w:t xml:space="preserve">— the elevated register used for</w:t>
-      </w:r>
-      <w:r>
-        <w:t xml:space="preserve"> </w:t>
-      </w:r>
-      <w:r>
-        <w:t xml:space="preserve">high lamas and dignitaries (rare).</w:t>
-      </w:r>
-    </w:p>
-    <w:p>
-      <w:pPr>
-        <w:pStyle w:val="Compact"/>
-        <w:numPr>
-          <w:ilvl w:val="1"/>
+        <w:t xml:space="preserve">Proposed</w:t>
+      </w:r>
+      <w:r>
+        <w:t xml:space="preserve"> </w:t>
+      </w:r>
+      <w:r>
+        <w:t xml:space="preserve">— the proposed English / pronunciation /</w:t>
+      </w:r>
+      <w:r>
+        <w:t xml:space="preserve"> </w:t>
+      </w:r>
+      <w:r>
+        <w:t xml:space="preserve">expansion, as the kind requires.</w:t>
+      </w:r>
+    </w:p>
+    <w:p>
+      <w:pPr>
+        <w:pStyle w:val="Compact"/>
+        <w:numPr>
+          <w:ilvl w:val="0"/>
           <w:numId w:val="1102"/>
         </w:numPr>
       </w:pPr>
@@ -33316,313 +33880,27 @@
           <w:b/>
           <w:bCs/>
         </w:rPr>
-        <w:t xml:space="preserve">Humilific (self-lowering) form</w:t>
-      </w:r>
-      <w:r>
-        <w:t xml:space="preserve"> </w:t>
-      </w:r>
-      <w:r>
-        <w:t xml:space="preserve">— the register for one’s</w:t>
-      </w:r>
-      <w:r>
-        <w:t xml:space="preserve"> </w:t>
-      </w:r>
-      <w:r>
-        <w:t xml:space="preserve">own actions (the honorific is never used of oneself).</w:t>
-      </w:r>
-    </w:p>
-    <w:p>
-      <w:pPr>
-        <w:pStyle w:val="Compact"/>
-        <w:numPr>
-          <w:ilvl w:val="1"/>
+        <w:t xml:space="preserve">Secondary</w:t>
+      </w:r>
+      <w:r>
+        <w:t xml:space="preserve"> </w:t>
+      </w:r>
+      <w:r>
+        <w:t xml:space="preserve">— optional: the ordinary counterpart (for</w:t>
+      </w:r>
+      <w:r>
+        <w:t xml:space="preserve"> </w:t>
+      </w:r>
+      <w:r>
+        <w:t xml:space="preserve">honorifics), a domain, or a clarifying note.</w:t>
+      </w:r>
+    </w:p>
+    <w:p>
+      <w:pPr>
+        <w:pStyle w:val="Compact"/>
+        <w:numPr>
+          <w:ilvl w:val="0"/>
           <w:numId w:val="1102"/>
-        </w:numPr>
-      </w:pPr>
-      <w:r>
-        <w:rPr>
-          <w:b/>
-          <w:bCs/>
-        </w:rPr>
-        <w:t xml:space="preserve">DOUBLE honorific (subject + recipient)</w:t>
-      </w:r>
-      <w:r>
-        <w:t xml:space="preserve"> </w:t>
-      </w:r>
-      <w:r>
-        <w:t xml:space="preserve">— honorific in</w:t>
-      </w:r>
-      <w:r>
-        <w:t xml:space="preserve"> </w:t>
-      </w:r>
-      <w:r>
-        <w:t xml:space="preserve">both directions at once.</w:t>
-      </w:r>
-    </w:p>
-    <w:p>
-      <w:pPr>
-        <w:pStyle w:val="Compact"/>
-        <w:numPr>
-          <w:ilvl w:val="1"/>
-          <w:numId w:val="1102"/>
-        </w:numPr>
-      </w:pPr>
-      <w:r>
-        <w:rPr>
-          <w:b/>
-          <w:bCs/>
-        </w:rPr>
-        <w:t xml:space="preserve">Pronunciation exception</w:t>
-      </w:r>
-      <w:r>
-        <w:t xml:space="preserve"> </w:t>
-      </w:r>
-      <w:r>
-        <w:t xml:space="preserve">— a word whose spoken form</w:t>
-      </w:r>
-      <w:r>
-        <w:t xml:space="preserve"> </w:t>
-      </w:r>
-      <w:r>
-        <w:t xml:space="preserve">departs from the rules.</w:t>
-      </w:r>
-    </w:p>
-    <w:p>
-      <w:pPr>
-        <w:pStyle w:val="Compact"/>
-        <w:numPr>
-          <w:ilvl w:val="1"/>
-          <w:numId w:val="1102"/>
-        </w:numPr>
-      </w:pPr>
-      <w:r>
-        <w:rPr>
-          <w:b/>
-          <w:bCs/>
-        </w:rPr>
-        <w:t xml:space="preserve">Abbreviation / contraction candidate</w:t>
-      </w:r>
-      <w:r>
-        <w:t xml:space="preserve"> </w:t>
-      </w:r>
-      <w:r>
-        <w:t xml:space="preserve">— a manuscript</w:t>
-      </w:r>
-      <w:r>
-        <w:t xml:space="preserve"> </w:t>
-      </w:r>
-      <w:r>
-        <w:t xml:space="preserve">abbreviation or bsdus-tshig contraction and its expansion.</w:t>
-      </w:r>
-    </w:p>
-    <w:p>
-      <w:pPr>
-        <w:pStyle w:val="Compact"/>
-        <w:numPr>
-          <w:ilvl w:val="1"/>
-          <w:numId w:val="1102"/>
-        </w:numPr>
-      </w:pPr>
-      <w:r>
-        <w:rPr>
-          <w:b/>
-          <w:bCs/>
-        </w:rPr>
-        <w:t xml:space="preserve">Rendering for a word (→ dictionary)</w:t>
-      </w:r>
-      <w:r>
-        <w:t xml:space="preserve"> </w:t>
-      </w:r>
-      <w:r>
-        <w:t xml:space="preserve">— a proposed English</w:t>
-      </w:r>
-      <w:r>
-        <w:t xml:space="preserve"> </w:t>
-      </w:r>
-      <w:r>
-        <w:t xml:space="preserve">equivalent for a word; goes to the data project if approved.</w:t>
-      </w:r>
-    </w:p>
-    <w:p>
-      <w:pPr>
-        <w:pStyle w:val="Compact"/>
-        <w:numPr>
-          <w:ilvl w:val="1"/>
-          <w:numId w:val="1102"/>
-        </w:numPr>
-      </w:pPr>
-      <w:r>
-        <w:rPr>
-          <w:b/>
-          <w:bCs/>
-        </w:rPr>
-        <w:t xml:space="preserve">Rendering for a phrase/clause (→ dictionary)</w:t>
-      </w:r>
-      <w:r>
-        <w:t xml:space="preserve"> </w:t>
-      </w:r>
-      <w:r>
-        <w:t xml:space="preserve">— the same,</w:t>
-      </w:r>
-      <w:r>
-        <w:t xml:space="preserve"> </w:t>
-      </w:r>
-      <w:r>
-        <w:t xml:space="preserve">for a longer unit.</w:t>
-      </w:r>
-    </w:p>
-    <w:p>
-      <w:pPr>
-        <w:pStyle w:val="Compact"/>
-        <w:numPr>
-          <w:ilvl w:val="1"/>
-          <w:numId w:val="1102"/>
-        </w:numPr>
-      </w:pPr>
-      <w:r>
-        <w:rPr>
-          <w:b/>
-          <w:bCs/>
-        </w:rPr>
-        <w:t xml:space="preserve">Idiom / fixed expression</w:t>
-      </w:r>
-      <w:r>
-        <w:t xml:space="preserve"> </w:t>
-      </w:r>
-      <w:r>
-        <w:t xml:space="preserve">— marks a string as an idiom or</w:t>
-      </w:r>
-      <w:r>
-        <w:t xml:space="preserve"> </w:t>
-      </w:r>
-      <w:r>
-        <w:t xml:space="preserve">fixed expression. Its card wears an IDIOM badge — amber</w:t>
-      </w:r>
-      <w:r>
-        <w:t xml:space="preserve"> </w:t>
-      </w:r>
-      <w:r>
-        <w:t xml:space="preserve">while proposed, green once approved. The English stays the</w:t>
-      </w:r>
-      <w:r>
-        <w:t xml:space="preserve"> </w:t>
-      </w:r>
-      <w:r>
-        <w:t xml:space="preserve">dictionary’s.</w:t>
-      </w:r>
-    </w:p>
-    <w:p>
-      <w:pPr>
-        <w:pStyle w:val="Compact"/>
-        <w:numPr>
-          <w:ilvl w:val="1"/>
-          <w:numId w:val="1102"/>
-        </w:numPr>
-      </w:pPr>
-      <w:r>
-        <w:rPr>
-          <w:b/>
-          <w:bCs/>
-        </w:rPr>
-        <w:t xml:space="preserve">Note about a passage</w:t>
-      </w:r>
-      <w:r>
-        <w:t xml:space="preserve"> </w:t>
-      </w:r>
-      <w:r>
-        <w:t xml:space="preserve">— anything worth the authority’s</w:t>
-      </w:r>
-      <w:r>
-        <w:t xml:space="preserve"> </w:t>
-      </w:r>
-      <w:r>
-        <w:t xml:space="preserve">eyes that fits none of the above.</w:t>
-      </w:r>
-    </w:p>
-    <w:p>
-      <w:pPr>
-        <w:pStyle w:val="Compact"/>
-        <w:numPr>
-          <w:ilvl w:val="0"/>
-          <w:numId w:val="1101"/>
-        </w:numPr>
-      </w:pPr>
-      <w:r>
-        <w:rPr>
-          <w:b/>
-          <w:bCs/>
-        </w:rPr>
-        <w:t xml:space="preserve">Tibetan</w:t>
-      </w:r>
-      <w:r>
-        <w:t xml:space="preserve"> </w:t>
-      </w:r>
-      <w:r>
-        <w:t xml:space="preserve">— the term itself, in ACIP or wylie.</w:t>
-      </w:r>
-    </w:p>
-    <w:p>
-      <w:pPr>
-        <w:pStyle w:val="Compact"/>
-        <w:numPr>
-          <w:ilvl w:val="0"/>
-          <w:numId w:val="1101"/>
-        </w:numPr>
-      </w:pPr>
-      <w:r>
-        <w:rPr>
-          <w:b/>
-          <w:bCs/>
-        </w:rPr>
-        <w:t xml:space="preserve">Proposed</w:t>
-      </w:r>
-      <w:r>
-        <w:t xml:space="preserve"> </w:t>
-      </w:r>
-      <w:r>
-        <w:t xml:space="preserve">— the proposed English / pronunciation /</w:t>
-      </w:r>
-      <w:r>
-        <w:t xml:space="preserve"> </w:t>
-      </w:r>
-      <w:r>
-        <w:t xml:space="preserve">expansion, as the kind requires.</w:t>
-      </w:r>
-    </w:p>
-    <w:p>
-      <w:pPr>
-        <w:pStyle w:val="Compact"/>
-        <w:numPr>
-          <w:ilvl w:val="0"/>
-          <w:numId w:val="1101"/>
-        </w:numPr>
-      </w:pPr>
-      <w:r>
-        <w:rPr>
-          <w:b/>
-          <w:bCs/>
-        </w:rPr>
-        <w:t xml:space="preserve">Secondary</w:t>
-      </w:r>
-      <w:r>
-        <w:t xml:space="preserve"> </w:t>
-      </w:r>
-      <w:r>
-        <w:t xml:space="preserve">— optional: the ordinary counterpart (for</w:t>
-      </w:r>
-      <w:r>
-        <w:t xml:space="preserve"> </w:t>
-      </w:r>
-      <w:r>
-        <w:t xml:space="preserve">honorifics), a domain, or a clarifying note.</w:t>
-      </w:r>
-    </w:p>
-    <w:p>
-      <w:pPr>
-        <w:pStyle w:val="Compact"/>
-        <w:numPr>
-          <w:ilvl w:val="0"/>
-          <w:numId w:val="1101"/>
         </w:numPr>
       </w:pPr>
       <w:r>
@@ -33855,8 +34133,8 @@
         <w:t xml:space="preserve">— done. It now waits for the ruling.</w:t>
       </w:r>
     </w:p>
-    <w:bookmarkEnd w:id="131"/>
-    <w:bookmarkStart w:id="132" w:name="the-other-ways-proposals-get-filed"/>
+    <w:bookmarkEnd w:id="132"/>
+    <w:bookmarkStart w:id="133" w:name="the-other-ways-proposals-get-filed"/>
     <w:p>
       <w:pPr>
         <w:pStyle w:val="Heading2"/>
@@ -33884,7 +34162,7 @@
         <w:pStyle w:val="Compact"/>
         <w:numPr>
           <w:ilvl w:val="0"/>
-          <w:numId w:val="1103"/>
+          <w:numId w:val="1104"/>
         </w:numPr>
       </w:pPr>
       <w:r>
@@ -33942,7 +34220,7 @@
         <w:pStyle w:val="Compact"/>
         <w:numPr>
           <w:ilvl w:val="0"/>
-          <w:numId w:val="1103"/>
+          <w:numId w:val="1104"/>
         </w:numPr>
       </w:pPr>
       <w:r>
@@ -34012,8 +34290,8 @@
         <w:t xml:space="preserve">ruling time — see §15.4.</w:t>
       </w:r>
     </w:p>
-    <w:bookmarkEnd w:id="132"/>
-    <w:bookmarkStart w:id="133" w:name="my-proposals-what-happened"/>
+    <w:bookmarkEnd w:id="133"/>
+    <w:bookmarkStart w:id="134" w:name="my-proposals-what-happened"/>
     <w:p>
       <w:pPr>
         <w:pStyle w:val="Heading2"/>
@@ -34079,7 +34357,7 @@
         <w:pStyle w:val="Compact"/>
         <w:numPr>
           <w:ilvl w:val="0"/>
-          <w:numId w:val="1104"/>
+          <w:numId w:val="1105"/>
         </w:numPr>
       </w:pPr>
       <w:r>
@@ -34113,7 +34391,7 @@
         <w:pStyle w:val="Compact"/>
         <w:numPr>
           <w:ilvl w:val="0"/>
-          <w:numId w:val="1104"/>
+          <w:numId w:val="1105"/>
         </w:numPr>
       </w:pPr>
       <w:r>
@@ -34125,7 +34403,7 @@
         <w:pStyle w:val="Compact"/>
         <w:numPr>
           <w:ilvl w:val="0"/>
-          <w:numId w:val="1104"/>
+          <w:numId w:val="1105"/>
         </w:numPr>
       </w:pPr>
       <w:r>
@@ -34137,7 +34415,7 @@
         <w:pStyle w:val="Compact"/>
         <w:numPr>
           <w:ilvl w:val="0"/>
-          <w:numId w:val="1104"/>
+          <w:numId w:val="1105"/>
         </w:numPr>
       </w:pPr>
       <w:r>
@@ -34204,9 +34482,9 @@
         </w:pict>
       </w:r>
     </w:p>
-    <w:bookmarkEnd w:id="133"/>
     <w:bookmarkEnd w:id="134"/>
-    <w:bookmarkStart w:id="141" w:name="Xf87a93a906d220c467310f12d976bb46122eb07"/>
+    <w:bookmarkEnd w:id="135"/>
+    <w:bookmarkStart w:id="142" w:name="Xf87a93a906d220c467310f12d976bb46122eb07"/>
     <w:p>
       <w:pPr>
         <w:pStyle w:val="Heading1"/>
@@ -34408,7 +34686,7 @@
         <w:t xml:space="preserve">it the queue itself.</w:t>
       </w:r>
     </w:p>
-    <w:bookmarkStart w:id="135" w:name="reading-the-queue"/>
+    <w:bookmarkStart w:id="136" w:name="reading-the-queue"/>
     <w:p>
       <w:pPr>
         <w:pStyle w:val="Heading2"/>
@@ -34475,7 +34753,7 @@
         <w:pStyle w:val="Compact"/>
         <w:numPr>
           <w:ilvl w:val="0"/>
-          <w:numId w:val="1105"/>
+          <w:numId w:val="1106"/>
         </w:numPr>
       </w:pPr>
       <w:r>
@@ -34538,7 +34816,7 @@
         <w:pStyle w:val="Compact"/>
         <w:numPr>
           <w:ilvl w:val="0"/>
-          <w:numId w:val="1105"/>
+          <w:numId w:val="1106"/>
         </w:numPr>
       </w:pPr>
       <w:r>
@@ -34563,7 +34841,7 @@
         <w:pStyle w:val="Compact"/>
         <w:numPr>
           <w:ilvl w:val="0"/>
-          <w:numId w:val="1105"/>
+          <w:numId w:val="1106"/>
         </w:numPr>
       </w:pPr>
       <w:r>
@@ -34591,7 +34869,7 @@
         <w:pStyle w:val="Compact"/>
         <w:numPr>
           <w:ilvl w:val="0"/>
-          <w:numId w:val="1105"/>
+          <w:numId w:val="1106"/>
         </w:numPr>
       </w:pPr>
       <w:r>
@@ -34610,7 +34888,7 @@
         <w:pStyle w:val="Compact"/>
         <w:numPr>
           <w:ilvl w:val="0"/>
-          <w:numId w:val="1105"/>
+          <w:numId w:val="1106"/>
         </w:numPr>
       </w:pPr>
       <w:r>
@@ -34650,8 +34928,8 @@
         <w:t xml:space="preserve">proposals folder in the Propose tab first.”</w:t>
       </w:r>
     </w:p>
-    <w:bookmarkEnd w:id="135"/>
-    <w:bookmarkStart w:id="136" w:name="ruling-on-an-item"/>
+    <w:bookmarkEnd w:id="136"/>
+    <w:bookmarkStart w:id="137" w:name="ruling-on-an-item"/>
     <w:p>
       <w:pPr>
         <w:pStyle w:val="Heading2"/>
@@ -34665,7 +34943,7 @@
         <w:pStyle w:val="Compact"/>
         <w:numPr>
           <w:ilvl w:val="0"/>
-          <w:numId w:val="1106"/>
+          <w:numId w:val="1107"/>
         </w:numPr>
       </w:pPr>
       <w:r>
@@ -34773,7 +35051,7 @@
         <w:pStyle w:val="Compact"/>
         <w:numPr>
           <w:ilvl w:val="0"/>
-          <w:numId w:val="1106"/>
+          <w:numId w:val="1107"/>
         </w:numPr>
       </w:pPr>
       <w:r>
@@ -34813,7 +35091,7 @@
         <w:pStyle w:val="Compact"/>
         <w:numPr>
           <w:ilvl w:val="0"/>
-          <w:numId w:val="1106"/>
+          <w:numId w:val="1107"/>
         </w:numPr>
       </w:pPr>
       <w:r>
@@ -34935,8 +35213,8 @@
         <w:t xml:space="preserve">takes the queue as it stands.</w:t>
       </w:r>
     </w:p>
-    <w:bookmarkEnd w:id="136"/>
-    <w:bookmarkStart w:id="137" w:name="what-each-ruling-actually-does"/>
+    <w:bookmarkEnd w:id="137"/>
+    <w:bookmarkStart w:id="138" w:name="what-each-ruling-actually-does"/>
     <w:p>
       <w:pPr>
         <w:pStyle w:val="Heading2"/>
@@ -35235,7 +35513,7 @@
         <w:pStyle w:val="Compact"/>
         <w:numPr>
           <w:ilvl w:val="0"/>
-          <w:numId w:val="1107"/>
+          <w:numId w:val="1108"/>
         </w:numPr>
       </w:pPr>
       <w:r>
@@ -35282,7 +35560,7 @@
         <w:pStyle w:val="Compact"/>
         <w:numPr>
           <w:ilvl w:val="0"/>
-          <w:numId w:val="1107"/>
+          <w:numId w:val="1108"/>
         </w:numPr>
       </w:pPr>
       <w:r>
@@ -35346,8 +35624,8 @@
         <w:t xml:space="preserve">a rejection; it is a positive ruling that teaches the software.</w:t>
       </w:r>
     </w:p>
-    <w:bookmarkEnd w:id="137"/>
-    <w:bookmarkStart w:id="138" w:name="the-kind-filter-one-category-per-sitting"/>
+    <w:bookmarkEnd w:id="138"/>
+    <w:bookmarkStart w:id="139" w:name="the-kind-filter-one-category-per-sitting"/>
     <w:p>
       <w:pPr>
         <w:pStyle w:val="Heading2"/>
@@ -35519,8 +35797,8 @@
         <w:t xml:space="preserve">delivers their proposals to your disk in the background).</w:t>
       </w:r>
     </w:p>
-    <w:bookmarkEnd w:id="138"/>
-    <w:bookmarkStart w:id="139" w:name="export-approved-dictionary-candidates"/>
+    <w:bookmarkEnd w:id="139"/>
+    <w:bookmarkStart w:id="140" w:name="export-approved-dictionary-candidates"/>
     <w:p>
       <w:pPr>
         <w:pStyle w:val="Heading2"/>
@@ -35542,7 +35820,7 @@
         <w:pStyle w:val="Compact"/>
         <w:numPr>
           <w:ilvl w:val="0"/>
-          <w:numId w:val="1108"/>
+          <w:numId w:val="1109"/>
         </w:numPr>
       </w:pPr>
       <w:r>
@@ -35567,7 +35845,7 @@
         <w:pStyle w:val="Compact"/>
         <w:numPr>
           <w:ilvl w:val="0"/>
-          <w:numId w:val="1108"/>
+          <w:numId w:val="1109"/>
         </w:numPr>
       </w:pPr>
       <w:r>
@@ -35591,7 +35869,7 @@
         <w:pStyle w:val="Compact"/>
         <w:numPr>
           <w:ilvl w:val="0"/>
-          <w:numId w:val="1108"/>
+          <w:numId w:val="1109"/>
         </w:numPr>
       </w:pPr>
       <w:r>
@@ -35653,7 +35931,7 @@
         <w:pStyle w:val="Compact"/>
         <w:numPr>
           <w:ilvl w:val="0"/>
-          <w:numId w:val="1108"/>
+          <w:numId w:val="1109"/>
         </w:numPr>
       </w:pPr>
       <w:r>
@@ -35745,8 +36023,8 @@
         <w:t xml:space="preserve">candidate.</w:t>
       </w:r>
     </w:p>
-    <w:bookmarkEnd w:id="139"/>
-    <w:bookmarkStart w:id="140" w:name="the-rulings-archive"/>
+    <w:bookmarkEnd w:id="140"/>
+    <w:bookmarkStart w:id="141" w:name="the-rulings-archive"/>
     <w:p>
       <w:pPr>
         <w:pStyle w:val="Heading2"/>
@@ -35866,9 +36144,9 @@
         </w:pict>
       </w:r>
     </w:p>
-    <w:bookmarkEnd w:id="140"/>
     <w:bookmarkEnd w:id="141"/>
-    <w:bookmarkStart w:id="152" w:name="chapter-17-the-app-itself"/>
+    <w:bookmarkEnd w:id="142"/>
+    <w:bookmarkStart w:id="153" w:name="chapter-17-the-app-itself"/>
     <w:p>
       <w:pPr>
         <w:pStyle w:val="Heading1"/>
@@ -35891,7 +36169,7 @@
         <w:t xml:space="preserve">a whole rather than to any one pane.</w:t>
       </w:r>
     </w:p>
-    <w:bookmarkStart w:id="142" w:name="the-window-seven-workflow-groups"/>
+    <w:bookmarkStart w:id="143" w:name="the-window-seven-workflow-groups"/>
     <w:p>
       <w:pPr>
         <w:pStyle w:val="Heading2"/>
@@ -36232,8 +36510,8 @@
         <w:t xml:space="preserve">authority role, and carries a live pending count on its tab.)</w:t>
       </w:r>
     </w:p>
-    <w:bookmarkEnd w:id="142"/>
-    <w:bookmarkStart w:id="143" w:name="the-menu-bar-mirrors-the-window"/>
+    <w:bookmarkEnd w:id="143"/>
+    <w:bookmarkStart w:id="144" w:name="the-menu-bar-mirrors-the-window"/>
     <w:p>
       <w:pPr>
         <w:pStyle w:val="Heading2"/>
@@ -36319,7 +36597,7 @@
         <w:pStyle w:val="Compact"/>
         <w:numPr>
           <w:ilvl w:val="0"/>
-          <w:numId w:val="1109"/>
+          <w:numId w:val="1110"/>
         </w:numPr>
       </w:pPr>
       <w:r>
@@ -36347,7 +36625,7 @@
         <w:pStyle w:val="Compact"/>
         <w:numPr>
           <w:ilvl w:val="0"/>
-          <w:numId w:val="1109"/>
+          <w:numId w:val="1110"/>
         </w:numPr>
       </w:pPr>
       <w:r>
@@ -36381,7 +36659,7 @@
         <w:pStyle w:val="Compact"/>
         <w:numPr>
           <w:ilvl w:val="0"/>
-          <w:numId w:val="1109"/>
+          <w:numId w:val="1110"/>
         </w:numPr>
       </w:pPr>
       <w:r>
@@ -36493,8 +36771,8 @@
         <w:t xml:space="preserve">system can literally point at any feature in the app.</w:t>
       </w:r>
     </w:p>
-    <w:bookmarkEnd w:id="143"/>
-    <w:bookmarkStart w:id="144" w:name="X4072019ae30f7b50793bf783af980ededa378c4"/>
+    <w:bookmarkEnd w:id="144"/>
+    <w:bookmarkStart w:id="145" w:name="X4072019ae30f7b50793bf783af980ededa378c4"/>
     <w:p>
       <w:pPr>
         <w:pStyle w:val="Heading2"/>
@@ -36556,7 +36834,7 @@
         <w:pStyle w:val="Compact"/>
         <w:numPr>
           <w:ilvl w:val="0"/>
-          <w:numId w:val="1110"/>
+          <w:numId w:val="1111"/>
         </w:numPr>
       </w:pPr>
       <w:r>
@@ -36612,7 +36890,7 @@
         <w:pStyle w:val="Compact"/>
         <w:numPr>
           <w:ilvl w:val="0"/>
-          <w:numId w:val="1110"/>
+          <w:numId w:val="1111"/>
         </w:numPr>
       </w:pPr>
       <w:r>
@@ -36636,7 +36914,7 @@
         <w:pStyle w:val="Compact"/>
         <w:numPr>
           <w:ilvl w:val="0"/>
-          <w:numId w:val="1110"/>
+          <w:numId w:val="1111"/>
         </w:numPr>
       </w:pPr>
       <w:r>
@@ -36703,7 +36981,7 @@
         <w:pStyle w:val="Compact"/>
         <w:numPr>
           <w:ilvl w:val="0"/>
-          <w:numId w:val="1110"/>
+          <w:numId w:val="1111"/>
         </w:numPr>
       </w:pPr>
       <w:r>
@@ -36763,7 +37041,7 @@
         <w:pStyle w:val="Compact"/>
         <w:numPr>
           <w:ilvl w:val="0"/>
-          <w:numId w:val="1111"/>
+          <w:numId w:val="1112"/>
         </w:numPr>
       </w:pPr>
       <w:r>
@@ -36848,7 +37126,7 @@
         <w:pStyle w:val="Compact"/>
         <w:numPr>
           <w:ilvl w:val="0"/>
-          <w:numId w:val="1111"/>
+          <w:numId w:val="1112"/>
         </w:numPr>
       </w:pPr>
       <w:r>
@@ -36881,7 +37159,7 @@
         <w:pStyle w:val="Compact"/>
         <w:numPr>
           <w:ilvl w:val="0"/>
-          <w:numId w:val="1111"/>
+          <w:numId w:val="1112"/>
         </w:numPr>
       </w:pPr>
       <w:r>
@@ -36942,7 +37220,7 @@
         <w:pStyle w:val="Compact"/>
         <w:numPr>
           <w:ilvl w:val="0"/>
-          <w:numId w:val="1111"/>
+          <w:numId w:val="1112"/>
         </w:numPr>
       </w:pPr>
       <w:r>
@@ -37018,8 +37296,8 @@
         <w:t xml:space="preserve">section.</w:t>
       </w:r>
     </w:p>
-    <w:bookmarkEnd w:id="144"/>
-    <w:bookmarkStart w:id="145" w:name="the-settings-dialog-every-field"/>
+    <w:bookmarkEnd w:id="145"/>
+    <w:bookmarkStart w:id="146" w:name="the-settings-dialog-every-field"/>
     <w:p>
       <w:pPr>
         <w:pStyle w:val="Heading2"/>
@@ -37432,8 +37710,8 @@
         <w:t xml:space="preserve">writes them all.</w:t>
       </w:r>
     </w:p>
-    <w:bookmarkEnd w:id="145"/>
-    <w:bookmarkStart w:id="146" w:name="the-help-window"/>
+    <w:bookmarkEnd w:id="146"/>
+    <w:bookmarkStart w:id="147" w:name="the-help-window"/>
     <w:p>
       <w:pPr>
         <w:pStyle w:val="Heading2"/>
@@ -37497,7 +37775,7 @@
         <w:pStyle w:val="Compact"/>
         <w:numPr>
           <w:ilvl w:val="0"/>
-          <w:numId w:val="1112"/>
+          <w:numId w:val="1113"/>
         </w:numPr>
       </w:pPr>
       <w:r>
@@ -37589,7 +37867,7 @@
         <w:pStyle w:val="Compact"/>
         <w:numPr>
           <w:ilvl w:val="0"/>
-          <w:numId w:val="1112"/>
+          <w:numId w:val="1113"/>
         </w:numPr>
       </w:pPr>
       <w:r>
@@ -37641,7 +37919,7 @@
         <w:pStyle w:val="Compact"/>
         <w:numPr>
           <w:ilvl w:val="0"/>
-          <w:numId w:val="1112"/>
+          <w:numId w:val="1113"/>
         </w:numPr>
       </w:pPr>
       <w:r>
@@ -37773,7 +38051,7 @@
         <w:pStyle w:val="Compact"/>
         <w:numPr>
           <w:ilvl w:val="0"/>
-          <w:numId w:val="1112"/>
+          <w:numId w:val="1113"/>
         </w:numPr>
       </w:pPr>
       <w:r>
@@ -37897,8 +38175,8 @@
         <w:t xml:space="preserve">— you are standing in the Input pane.</w:t>
       </w:r>
     </w:p>
-    <w:bookmarkEnd w:id="146"/>
-    <w:bookmarkStart w:id="147" w:name="night-mode"/>
+    <w:bookmarkEnd w:id="147"/>
+    <w:bookmarkStart w:id="148" w:name="night-mode"/>
     <w:p>
       <w:pPr>
         <w:pStyle w:val="Heading2"/>
@@ -37943,8 +38221,8 @@
         <w:t xml:space="preserve">dark. It applies immediately and is remembered across launches.</w:t>
       </w:r>
     </w:p>
-    <w:bookmarkEnd w:id="147"/>
-    <w:bookmarkStart w:id="148" w:name="X2c349eb4ce50af7037642b129b0429d506e41d5"/>
+    <w:bookmarkEnd w:id="148"/>
+    <w:bookmarkStart w:id="149" w:name="X2c349eb4ce50af7037642b129b0429d506e41d5"/>
     <w:p>
       <w:pPr>
         <w:pStyle w:val="Heading2"/>
@@ -38047,8 +38325,8 @@
         <w:t xml:space="preserve">stays set up.</w:t>
       </w:r>
     </w:p>
-    <w:bookmarkEnd w:id="148"/>
-    <w:bookmarkStart w:id="149" w:name="the-self-test-selftest"/>
+    <w:bookmarkEnd w:id="149"/>
+    <w:bookmarkStart w:id="150" w:name="the-self-test-selftest"/>
     <w:p>
       <w:pPr>
         <w:pStyle w:val="Heading2"/>
@@ -38249,8 +38527,8 @@
         <w:t xml:space="preserve">never compose it.</w:t>
       </w:r>
     </w:p>
-    <w:bookmarkEnd w:id="149"/>
-    <w:bookmarkStart w:id="150" w:name="help-troubleshooting"/>
+    <w:bookmarkEnd w:id="150"/>
+    <w:bookmarkStart w:id="151" w:name="help-troubleshooting"/>
     <w:p>
       <w:pPr>
         <w:pStyle w:val="Heading2"/>
@@ -38272,7 +38550,7 @@
         <w:pStyle w:val="Compact"/>
         <w:numPr>
           <w:ilvl w:val="0"/>
-          <w:numId w:val="1113"/>
+          <w:numId w:val="1114"/>
         </w:numPr>
       </w:pPr>
       <w:r>
@@ -38300,7 +38578,7 @@
         <w:pStyle w:val="Compact"/>
         <w:numPr>
           <w:ilvl w:val="0"/>
-          <w:numId w:val="1113"/>
+          <w:numId w:val="1114"/>
         </w:numPr>
       </w:pPr>
       <w:r>
@@ -38322,7 +38600,7 @@
         <w:pStyle w:val="Compact"/>
         <w:numPr>
           <w:ilvl w:val="0"/>
-          <w:numId w:val="1113"/>
+          <w:numId w:val="1114"/>
         </w:numPr>
       </w:pPr>
       <w:r>
@@ -38350,7 +38628,7 @@
         <w:pStyle w:val="Compact"/>
         <w:numPr>
           <w:ilvl w:val="0"/>
-          <w:numId w:val="1113"/>
+          <w:numId w:val="1114"/>
         </w:numPr>
       </w:pPr>
       <w:r>
@@ -38384,7 +38662,7 @@
         <w:pStyle w:val="Compact"/>
         <w:numPr>
           <w:ilvl w:val="0"/>
-          <w:numId w:val="1113"/>
+          <w:numId w:val="1114"/>
         </w:numPr>
       </w:pPr>
       <w:r>
@@ -38412,7 +38690,7 @@
         <w:pStyle w:val="Compact"/>
         <w:numPr>
           <w:ilvl w:val="0"/>
-          <w:numId w:val="1113"/>
+          <w:numId w:val="1114"/>
         </w:numPr>
       </w:pPr>
       <w:r>
@@ -38446,7 +38724,7 @@
         <w:pStyle w:val="Compact"/>
         <w:numPr>
           <w:ilvl w:val="0"/>
-          <w:numId w:val="1113"/>
+          <w:numId w:val="1114"/>
         </w:numPr>
       </w:pPr>
       <w:r>
@@ -38468,7 +38746,7 @@
         <w:pStyle w:val="Compact"/>
         <w:numPr>
           <w:ilvl w:val="0"/>
-          <w:numId w:val="1113"/>
+          <w:numId w:val="1114"/>
         </w:numPr>
       </w:pPr>
       <w:r>
@@ -38491,8 +38769,8 @@
         <w:t xml:space="preserve">confirmation; texts and data untouched; next launch.</w:t>
       </w:r>
     </w:p>
-    <w:bookmarkEnd w:id="150"/>
-    <w:bookmarkStart w:id="151" w:name="hunt-everywhere-k"/>
+    <w:bookmarkEnd w:id="151"/>
+    <w:bookmarkStart w:id="152" w:name="hunt-everywhere-k"/>
     <w:p>
       <w:pPr>
         <w:pStyle w:val="Heading2"/>
@@ -38597,7 +38875,7 @@
         <w:pStyle w:val="Compact"/>
         <w:numPr>
           <w:ilvl w:val="0"/>
-          <w:numId w:val="1114"/>
+          <w:numId w:val="1115"/>
         </w:numPr>
       </w:pPr>
       <w:r>
@@ -38619,7 +38897,7 @@
         <w:pStyle w:val="Compact"/>
         <w:numPr>
           <w:ilvl w:val="0"/>
-          <w:numId w:val="1114"/>
+          <w:numId w:val="1115"/>
         </w:numPr>
       </w:pPr>
       <w:r>
@@ -38641,7 +38919,7 @@
         <w:pStyle w:val="Compact"/>
         <w:numPr>
           <w:ilvl w:val="0"/>
-          <w:numId w:val="1114"/>
+          <w:numId w:val="1115"/>
         </w:numPr>
       </w:pPr>
       <w:r>
@@ -38663,7 +38941,7 @@
         <w:pStyle w:val="Compact"/>
         <w:numPr>
           <w:ilvl w:val="0"/>
-          <w:numId w:val="1114"/>
+          <w:numId w:val="1115"/>
         </w:numPr>
       </w:pPr>
       <w:r>
@@ -38685,7 +38963,7 @@
         <w:pStyle w:val="Compact"/>
         <w:numPr>
           <w:ilvl w:val="0"/>
-          <w:numId w:val="1114"/>
+          <w:numId w:val="1115"/>
         </w:numPr>
       </w:pPr>
       <w:r>
@@ -38707,7 +38985,7 @@
         <w:pStyle w:val="Compact"/>
         <w:numPr>
           <w:ilvl w:val="0"/>
-          <w:numId w:val="1114"/>
+          <w:numId w:val="1115"/>
         </w:numPr>
       </w:pPr>
       <w:r>
@@ -38800,8 +39078,8 @@
         <w:t xml:space="preserve">panes — the palette only saves you the walk.</w:t>
       </w:r>
     </w:p>
-    <w:bookmarkEnd w:id="151"/>
     <w:bookmarkEnd w:id="152"/>
+    <w:bookmarkEnd w:id="153"/>
     <w:sectPr>
       <w:footnotePr>
         <w:numRestart w:val="eachSect"/>
@@ -40566,34 +40844,7 @@
     <w:abstractNumId w:val="991"/>
   </w:num>
   <w:num w:numId="1100">
-    <w:abstractNumId w:val="99411"/>
-    <w:lvlOverride w:ilvl="0">
-      <w:startOverride w:val="1"/>
-    </w:lvlOverride>
-    <w:lvlOverride w:ilvl="1">
-      <w:startOverride w:val="1"/>
-    </w:lvlOverride>
-    <w:lvlOverride w:ilvl="2">
-      <w:startOverride w:val="1"/>
-    </w:lvlOverride>
-    <w:lvlOverride w:ilvl="3">
-      <w:startOverride w:val="1"/>
-    </w:lvlOverride>
-    <w:lvlOverride w:ilvl="4">
-      <w:startOverride w:val="1"/>
-    </w:lvlOverride>
-    <w:lvlOverride w:ilvl="5">
-      <w:startOverride w:val="1"/>
-    </w:lvlOverride>
-    <w:lvlOverride w:ilvl="6">
-      <w:startOverride w:val="1"/>
-    </w:lvlOverride>
-    <w:lvlOverride w:ilvl="7">
-      <w:startOverride w:val="1"/>
-    </w:lvlOverride>
-    <w:lvlOverride w:ilvl="8">
-      <w:startOverride w:val="1"/>
-    </w:lvlOverride>
+    <w:abstractNumId w:val="991"/>
   </w:num>
   <w:num w:numId="1101">
     <w:abstractNumId w:val="99411"/>
@@ -40626,18 +40877,6 @@
     </w:lvlOverride>
   </w:num>
   <w:num w:numId="1102">
-    <w:abstractNumId w:val="991"/>
-  </w:num>
-  <w:num w:numId="1103">
-    <w:abstractNumId w:val="991"/>
-  </w:num>
-  <w:num w:numId="1104">
-    <w:abstractNumId w:val="991"/>
-  </w:num>
-  <w:num w:numId="1105">
-    <w:abstractNumId w:val="991"/>
-  </w:num>
-  <w:num w:numId="1106">
     <w:abstractNumId w:val="99411"/>
     <w:lvlOverride w:ilvl="0">
       <w:startOverride w:val="1"/>
@@ -40667,10 +40906,19 @@
       <w:startOverride w:val="1"/>
     </w:lvlOverride>
   </w:num>
-  <w:num w:numId="1107">
+  <w:num w:numId="1103">
     <w:abstractNumId w:val="991"/>
   </w:num>
-  <w:num w:numId="1108">
+  <w:num w:numId="1104">
+    <w:abstractNumId w:val="991"/>
+  </w:num>
+  <w:num w:numId="1105">
+    <w:abstractNumId w:val="991"/>
+  </w:num>
+  <w:num w:numId="1106">
+    <w:abstractNumId w:val="991"/>
+  </w:num>
+  <w:num w:numId="1107">
     <w:abstractNumId w:val="99411"/>
     <w:lvlOverride w:ilvl="0">
       <w:startOverride w:val="1"/>
@@ -40700,13 +40948,10 @@
       <w:startOverride w:val="1"/>
     </w:lvlOverride>
   </w:num>
-  <w:num w:numId="1109">
+  <w:num w:numId="1108">
     <w:abstractNumId w:val="991"/>
   </w:num>
-  <w:num w:numId="1110">
-    <w:abstractNumId w:val="991"/>
-  </w:num>
-  <w:num w:numId="1111">
+  <w:num w:numId="1109">
     <w:abstractNumId w:val="99411"/>
     <w:lvlOverride w:ilvl="0">
       <w:startOverride w:val="1"/>
@@ -40736,13 +40981,49 @@
       <w:startOverride w:val="1"/>
     </w:lvlOverride>
   </w:num>
+  <w:num w:numId="1110">
+    <w:abstractNumId w:val="991"/>
+  </w:num>
+  <w:num w:numId="1111">
+    <w:abstractNumId w:val="991"/>
+  </w:num>
   <w:num w:numId="1112">
-    <w:abstractNumId w:val="991"/>
+    <w:abstractNumId w:val="99411"/>
+    <w:lvlOverride w:ilvl="0">
+      <w:startOverride w:val="1"/>
+    </w:lvlOverride>
+    <w:lvlOverride w:ilvl="1">
+      <w:startOverride w:val="1"/>
+    </w:lvlOverride>
+    <w:lvlOverride w:ilvl="2">
+      <w:startOverride w:val="1"/>
+    </w:lvlOverride>
+    <w:lvlOverride w:ilvl="3">
+      <w:startOverride w:val="1"/>
+    </w:lvlOverride>
+    <w:lvlOverride w:ilvl="4">
+      <w:startOverride w:val="1"/>
+    </w:lvlOverride>
+    <w:lvlOverride w:ilvl="5">
+      <w:startOverride w:val="1"/>
+    </w:lvlOverride>
+    <w:lvlOverride w:ilvl="6">
+      <w:startOverride w:val="1"/>
+    </w:lvlOverride>
+    <w:lvlOverride w:ilvl="7">
+      <w:startOverride w:val="1"/>
+    </w:lvlOverride>
+    <w:lvlOverride w:ilvl="8">
+      <w:startOverride w:val="1"/>
+    </w:lvlOverride>
   </w:num>
   <w:num w:numId="1113">
     <w:abstractNumId w:val="991"/>
   </w:num>
   <w:num w:numId="1114">
+    <w:abstractNumId w:val="991"/>
+  </w:num>
+  <w:num w:numId="1115">
     <w:abstractNumId w:val="991"/>
   </w:num>
 </w:numbering>

--- a/docs/distribution/USER_MANUAL.docx
+++ b/docs/distribution/USER_MANUAL.docx
@@ -725,7 +725,19 @@
         </w:numPr>
       </w:pPr>
       <w:r>
-        <w:t xml:space="preserve">14.13 What the workflow will do next</w:t>
+        <w:t xml:space="preserve">14.13 Load register — the three states</w:t>
+      </w:r>
+    </w:p>
+    <w:p>
+      <w:pPr>
+        <w:pStyle w:val="Compact"/>
+        <w:numPr>
+          <w:ilvl w:val="1"/>
+          <w:numId w:val="1006"/>
+        </w:numPr>
+      </w:pPr>
+      <w:r>
+        <w:t xml:space="preserve">14.14 What the workflow will do next</w:t>
       </w:r>
     </w:p>
     <w:p>
@@ -29852,7 +29864,7 @@
     </w:p>
     <w:bookmarkEnd w:id="115"/>
     <w:bookmarkEnd w:id="116"/>
-    <w:bookmarkStart w:id="130" w:name="X3a20423a134726120338426e69aa3db63b45769"/>
+    <w:bookmarkStart w:id="131" w:name="X3a20423a134726120338426e69aa3db63b45769"/>
     <w:p>
       <w:pPr>
         <w:pStyle w:val="Heading1"/>
@@ -32896,13 +32908,230 @@
       </w:r>
     </w:p>
     <w:bookmarkEnd w:id="128"/>
-    <w:bookmarkStart w:id="129" w:name="what-the-workflow-will-do-next"/>
+    <w:bookmarkStart w:id="129" w:name="load-register-the-three-states"/>
     <w:p>
       <w:pPr>
         <w:pStyle w:val="Heading2"/>
       </w:pPr>
       <w:r>
-        <w:t xml:space="preserve">14.13 What the workflow will do next</w:t>
+        <w:t xml:space="preserve">14.13 Load register — the three states</w:t>
+      </w:r>
+    </w:p>
+    <w:p>
+      <w:pPr>
+        <w:pStyle w:val="FirstParagraph"/>
+      </w:pPr>
+      <w:r>
+        <w:t xml:space="preserve">Catalog numbers are issued by one human — the registrar — from a</w:t>
+      </w:r>
+      <w:r>
+        <w:t xml:space="preserve"> </w:t>
+      </w:r>
+      <w:r>
+        <w:t xml:space="preserve">spreadsheet.</w:t>
+      </w:r>
+      <w:r>
+        <w:t xml:space="preserve"> </w:t>
+      </w:r>
+      <w:r>
+        <w:rPr>
+          <w:b/>
+          <w:bCs/>
+        </w:rPr>
+        <w:t xml:space="preserve">Load register…</w:t>
+      </w:r>
+      <w:r>
+        <w:t xml:space="preserve"> </w:t>
+      </w:r>
+      <w:r>
+        <w:t xml:space="preserve">reads that spreadsheet (CSV or TSV;</w:t>
+      </w:r>
+      <w:r>
+        <w:t xml:space="preserve"> </w:t>
+      </w:r>
+      <w:r>
+        <w:t xml:space="preserve">the columns are found by their header names: number/catalog, title,</w:t>
+      </w:r>
+      <w:r>
+        <w:t xml:space="preserve"> </w:t>
+      </w:r>
+      <w:r>
+        <w:t xml:space="preserve">folio start/end, date, initials) strictly read-only: the app never</w:t>
+      </w:r>
+      <w:r>
+        <w:t xml:space="preserve"> </w:t>
+      </w:r>
+      <w:r>
+        <w:t xml:space="preserve">writes the register and never mints a number.</w:t>
+      </w:r>
+    </w:p>
+    <w:p>
+      <w:pPr>
+        <w:pStyle w:val="BodyText"/>
+      </w:pPr>
+      <w:r>
+        <w:t xml:space="preserve">Loading renders the register report against the destination tree:</w:t>
+      </w:r>
+      <w:r>
+        <w:t xml:space="preserve"> </w:t>
+      </w:r>
+      <w:r>
+        <w:t xml:space="preserve">how many issued numbers are</w:t>
+      </w:r>
+      <w:r>
+        <w:t xml:space="preserve"> </w:t>
+      </w:r>
+      <w:r>
+        <w:rPr>
+          <w:b/>
+          <w:bCs/>
+        </w:rPr>
+        <w:t xml:space="preserve">cataloged</w:t>
+      </w:r>
+      <w:r>
+        <w:t xml:space="preserve"> </w:t>
+      </w:r>
+      <w:r>
+        <w:t xml:space="preserve">there, and — the list</w:t>
+      </w:r>
+      <w:r>
+        <w:t xml:space="preserve"> </w:t>
+      </w:r>
+      <w:r>
+        <w:t xml:space="preserve">that matters — the numbers</w:t>
+      </w:r>
+      <w:r>
+        <w:t xml:space="preserve"> </w:t>
+      </w:r>
+      <w:r>
+        <w:rPr>
+          <w:b/>
+          <w:bCs/>
+        </w:rPr>
+        <w:t xml:space="preserve">issued but absent</w:t>
+      </w:r>
+      <w:r>
+        <w:t xml:space="preserve">, each with its</w:t>
+      </w:r>
+      <w:r>
+        <w:t xml:space="preserve"> </w:t>
+      </w:r>
+      <w:r>
+        <w:t xml:space="preserve">title, initials, and date from the sheet. This is the session-1</w:t>
+      </w:r>
+      <w:r>
+        <w:t xml:space="preserve"> </w:t>
+      </w:r>
+      <w:r>
+        <w:t xml:space="preserve">disease made visible: works can carry numbers for years without</w:t>
+      </w:r>
+      <w:r>
+        <w:t xml:space="preserve"> </w:t>
+      </w:r>
+      <w:r>
+        <w:t xml:space="preserve">ever entering the database.</w:t>
+      </w:r>
+    </w:p>
+    <w:p>
+      <w:pPr>
+        <w:pStyle w:val="BodyText"/>
+      </w:pPr>
+      <w:r>
+        <w:t xml:space="preserve">Once a register is loaded, clicking any file also shows its three</w:t>
+      </w:r>
+      <w:r>
+        <w:t xml:space="preserve"> </w:t>
+      </w:r>
+      <w:r>
+        <w:t xml:space="preserve">state lights, which are independent by design:</w:t>
+      </w:r>
+    </w:p>
+    <w:p>
+      <w:pPr>
+        <w:pStyle w:val="Compact"/>
+        <w:numPr>
+          <w:ilvl w:val="0"/>
+          <w:numId w:val="1101"/>
+        </w:numPr>
+      </w:pPr>
+      <w:r>
+        <w:rPr>
+          <w:b/>
+          <w:bCs/>
+        </w:rPr>
+        <w:t xml:space="preserve">number issued</w:t>
+      </w:r>
+      <w:r>
+        <w:t xml:space="preserve"> </w:t>
+      </w:r>
+      <w:r>
+        <w:t xml:space="preserve">— the filename (or the register) says so, with</w:t>
+      </w:r>
+      <w:r>
+        <w:t xml:space="preserve"> </w:t>
+      </w:r>
+      <w:r>
+        <w:t xml:space="preserve">a ✓ when the register holds the row;</w:t>
+      </w:r>
+    </w:p>
+    <w:p>
+      <w:pPr>
+        <w:pStyle w:val="Compact"/>
+        <w:numPr>
+          <w:ilvl w:val="0"/>
+          <w:numId w:val="1101"/>
+        </w:numPr>
+      </w:pPr>
+      <w:r>
+        <w:rPr>
+          <w:b/>
+          <w:bCs/>
+        </w:rPr>
+        <w:t xml:space="preserve">input exists</w:t>
+      </w:r>
+      <w:r>
+        <w:t xml:space="preserve"> </w:t>
+      </w:r>
+      <w:r>
+        <w:t xml:space="preserve">— the file itself;</w:t>
+      </w:r>
+    </w:p>
+    <w:p>
+      <w:pPr>
+        <w:pStyle w:val="Compact"/>
+        <w:numPr>
+          <w:ilvl w:val="0"/>
+          <w:numId w:val="1101"/>
+        </w:numPr>
+      </w:pPr>
+      <w:r>
+        <w:rPr>
+          <w:b/>
+          <w:bCs/>
+        </w:rPr>
+        <w:t xml:space="preserve">cataloged</w:t>
+      </w:r>
+      <w:r>
+        <w:t xml:space="preserve"> </w:t>
+      </w:r>
+      <w:r>
+        <w:t xml:space="preserve">— the file sits inside the destination tree, or a</w:t>
+      </w:r>
+      <w:r>
+        <w:t xml:space="preserve"> </w:t>
+      </w:r>
+      <w:r>
+        <w:t xml:space="preserve">plain warning that it does not.</w:t>
+      </w:r>
+    </w:p>
+    <w:bookmarkEnd w:id="129"/>
+    <w:bookmarkStart w:id="130" w:name="what-the-workflow-will-do-next"/>
+    <w:p>
+      <w:pPr>
+        <w:pStyle w:val="Heading2"/>
+      </w:pPr>
+      <w:r>
+        <w:t xml:space="preserve">14.14 What the workflow will do next</w:t>
       </w:r>
     </w:p>
     <w:p>
@@ -32968,9 +33197,9 @@
         </w:pict>
       </w:r>
     </w:p>
-    <w:bookmarkEnd w:id="129"/>
     <w:bookmarkEnd w:id="130"/>
-    <w:bookmarkStart w:id="135" w:name="X9ec64eb07a85eae9b98de9b923277db2a2eae83"/>
+    <w:bookmarkEnd w:id="131"/>
+    <w:bookmarkStart w:id="136" w:name="X9ec64eb07a85eae9b98de9b923277db2a2eae83"/>
     <w:p>
       <w:pPr>
         <w:pStyle w:val="Heading1"/>
@@ -33149,7 +33378,7 @@
         <w:t xml:space="preserve">button with its results area below.</w:t>
       </w:r>
     </w:p>
-    <w:bookmarkStart w:id="131" w:name="one-time-identity-setup"/>
+    <w:bookmarkStart w:id="132" w:name="one-time-identity-setup"/>
     <w:p>
       <w:pPr>
         <w:pStyle w:val="Heading2"/>
@@ -33177,7 +33406,7 @@
         <w:pStyle w:val="Compact"/>
         <w:numPr>
           <w:ilvl w:val="0"/>
-          <w:numId w:val="1101"/>
+          <w:numId w:val="1102"/>
         </w:numPr>
       </w:pPr>
       <w:r>
@@ -33202,7 +33431,7 @@
         <w:pStyle w:val="Compact"/>
         <w:numPr>
           <w:ilvl w:val="0"/>
-          <w:numId w:val="1101"/>
+          <w:numId w:val="1102"/>
         </w:numPr>
       </w:pPr>
       <w:r>
@@ -33260,7 +33489,7 @@
         <w:pStyle w:val="Compact"/>
         <w:numPr>
           <w:ilvl w:val="0"/>
-          <w:numId w:val="1101"/>
+          <w:numId w:val="1102"/>
         </w:numPr>
       </w:pPr>
       <w:r>
@@ -33308,7 +33537,7 @@
         <w:pStyle w:val="Compact"/>
         <w:numPr>
           <w:ilvl w:val="0"/>
-          <w:numId w:val="1101"/>
+          <w:numId w:val="1102"/>
         </w:numPr>
       </w:pPr>
       <w:r>
@@ -33364,7 +33593,7 @@
         <w:pStyle w:val="Compact"/>
         <w:numPr>
           <w:ilvl w:val="0"/>
-          <w:numId w:val="1101"/>
+          <w:numId w:val="1102"/>
         </w:numPr>
       </w:pPr>
       <w:r>
@@ -33463,8 +33692,8 @@
         <w:t xml:space="preserve">change them in either place, they are one and the same.</w:t>
       </w:r>
     </w:p>
-    <w:bookmarkEnd w:id="131"/>
-    <w:bookmarkStart w:id="132" w:name="making-a-proposal"/>
+    <w:bookmarkEnd w:id="132"/>
+    <w:bookmarkStart w:id="133" w:name="making-a-proposal"/>
     <w:p>
       <w:pPr>
         <w:pStyle w:val="Heading2"/>
@@ -33502,7 +33731,7 @@
         <w:pStyle w:val="Compact"/>
         <w:numPr>
           <w:ilvl w:val="0"/>
-          <w:numId w:val="1102"/>
+          <w:numId w:val="1103"/>
         </w:numPr>
       </w:pPr>
       <w:r>
@@ -33530,6 +33759,298 @@
         <w:pStyle w:val="Compact"/>
         <w:numPr>
           <w:ilvl w:val="1"/>
+          <w:numId w:val="1104"/>
+        </w:numPr>
+      </w:pPr>
+      <w:r>
+        <w:rPr>
+          <w:b/>
+          <w:bCs/>
+        </w:rPr>
+        <w:t xml:space="preserve">Honorific term (↔ ordinary)</w:t>
+      </w:r>
+      <w:r>
+        <w:t xml:space="preserve"> </w:t>
+      </w:r>
+      <w:r>
+        <w:t xml:space="preserve">— a term of the general</w:t>
+      </w:r>
+      <w:r>
+        <w:t xml:space="preserve"> </w:t>
+      </w:r>
+      <w:r>
+        <w:t xml:space="preserve">honorific register, paired with its ordinary counterpart.</w:t>
+      </w:r>
+    </w:p>
+    <w:p>
+      <w:pPr>
+        <w:pStyle w:val="Compact"/>
+        <w:numPr>
+          <w:ilvl w:val="1"/>
+          <w:numId w:val="1104"/>
+        </w:numPr>
+      </w:pPr>
+      <w:r>
+        <w:rPr>
+          <w:b/>
+          <w:bCs/>
+        </w:rPr>
+        <w:t xml:space="preserve">HIGH honorific marking</w:t>
+      </w:r>
+      <w:r>
+        <w:t xml:space="preserve"> </w:t>
+      </w:r>
+      <w:r>
+        <w:t xml:space="preserve">— the elevated register used for</w:t>
+      </w:r>
+      <w:r>
+        <w:t xml:space="preserve"> </w:t>
+      </w:r>
+      <w:r>
+        <w:t xml:space="preserve">high lamas and dignitaries (rare).</w:t>
+      </w:r>
+    </w:p>
+    <w:p>
+      <w:pPr>
+        <w:pStyle w:val="Compact"/>
+        <w:numPr>
+          <w:ilvl w:val="1"/>
+          <w:numId w:val="1104"/>
+        </w:numPr>
+      </w:pPr>
+      <w:r>
+        <w:rPr>
+          <w:b/>
+          <w:bCs/>
+        </w:rPr>
+        <w:t xml:space="preserve">Humilific (self-lowering) form</w:t>
+      </w:r>
+      <w:r>
+        <w:t xml:space="preserve"> </w:t>
+      </w:r>
+      <w:r>
+        <w:t xml:space="preserve">— the register for one’s</w:t>
+      </w:r>
+      <w:r>
+        <w:t xml:space="preserve"> </w:t>
+      </w:r>
+      <w:r>
+        <w:t xml:space="preserve">own actions (the honorific is never used of oneself).</w:t>
+      </w:r>
+    </w:p>
+    <w:p>
+      <w:pPr>
+        <w:pStyle w:val="Compact"/>
+        <w:numPr>
+          <w:ilvl w:val="1"/>
+          <w:numId w:val="1104"/>
+        </w:numPr>
+      </w:pPr>
+      <w:r>
+        <w:rPr>
+          <w:b/>
+          <w:bCs/>
+        </w:rPr>
+        <w:t xml:space="preserve">DOUBLE honorific (subject + recipient)</w:t>
+      </w:r>
+      <w:r>
+        <w:t xml:space="preserve"> </w:t>
+      </w:r>
+      <w:r>
+        <w:t xml:space="preserve">— honorific in</w:t>
+      </w:r>
+      <w:r>
+        <w:t xml:space="preserve"> </w:t>
+      </w:r>
+      <w:r>
+        <w:t xml:space="preserve">both directions at once.</w:t>
+      </w:r>
+    </w:p>
+    <w:p>
+      <w:pPr>
+        <w:pStyle w:val="Compact"/>
+        <w:numPr>
+          <w:ilvl w:val="1"/>
+          <w:numId w:val="1104"/>
+        </w:numPr>
+      </w:pPr>
+      <w:r>
+        <w:rPr>
+          <w:b/>
+          <w:bCs/>
+        </w:rPr>
+        <w:t xml:space="preserve">Pronunciation exception</w:t>
+      </w:r>
+      <w:r>
+        <w:t xml:space="preserve"> </w:t>
+      </w:r>
+      <w:r>
+        <w:t xml:space="preserve">— a word whose spoken form</w:t>
+      </w:r>
+      <w:r>
+        <w:t xml:space="preserve"> </w:t>
+      </w:r>
+      <w:r>
+        <w:t xml:space="preserve">departs from the rules.</w:t>
+      </w:r>
+    </w:p>
+    <w:p>
+      <w:pPr>
+        <w:pStyle w:val="Compact"/>
+        <w:numPr>
+          <w:ilvl w:val="1"/>
+          <w:numId w:val="1104"/>
+        </w:numPr>
+      </w:pPr>
+      <w:r>
+        <w:rPr>
+          <w:b/>
+          <w:bCs/>
+        </w:rPr>
+        <w:t xml:space="preserve">Abbreviation / contraction candidate</w:t>
+      </w:r>
+      <w:r>
+        <w:t xml:space="preserve"> </w:t>
+      </w:r>
+      <w:r>
+        <w:t xml:space="preserve">— a manuscript</w:t>
+      </w:r>
+      <w:r>
+        <w:t xml:space="preserve"> </w:t>
+      </w:r>
+      <w:r>
+        <w:t xml:space="preserve">abbreviation or bsdus-tshig contraction and its expansion.</w:t>
+      </w:r>
+    </w:p>
+    <w:p>
+      <w:pPr>
+        <w:pStyle w:val="Compact"/>
+        <w:numPr>
+          <w:ilvl w:val="1"/>
+          <w:numId w:val="1104"/>
+        </w:numPr>
+      </w:pPr>
+      <w:r>
+        <w:rPr>
+          <w:b/>
+          <w:bCs/>
+        </w:rPr>
+        <w:t xml:space="preserve">Rendering for a word (→ dictionary)</w:t>
+      </w:r>
+      <w:r>
+        <w:t xml:space="preserve"> </w:t>
+      </w:r>
+      <w:r>
+        <w:t xml:space="preserve">— a proposed English</w:t>
+      </w:r>
+      <w:r>
+        <w:t xml:space="preserve"> </w:t>
+      </w:r>
+      <w:r>
+        <w:t xml:space="preserve">equivalent for a word; goes to the data project if approved.</w:t>
+      </w:r>
+    </w:p>
+    <w:p>
+      <w:pPr>
+        <w:pStyle w:val="Compact"/>
+        <w:numPr>
+          <w:ilvl w:val="1"/>
+          <w:numId w:val="1104"/>
+        </w:numPr>
+      </w:pPr>
+      <w:r>
+        <w:rPr>
+          <w:b/>
+          <w:bCs/>
+        </w:rPr>
+        <w:t xml:space="preserve">Rendering for a phrase/clause (→ dictionary)</w:t>
+      </w:r>
+      <w:r>
+        <w:t xml:space="preserve"> </w:t>
+      </w:r>
+      <w:r>
+        <w:t xml:space="preserve">— the same,</w:t>
+      </w:r>
+      <w:r>
+        <w:t xml:space="preserve"> </w:t>
+      </w:r>
+      <w:r>
+        <w:t xml:space="preserve">for a longer unit.</w:t>
+      </w:r>
+    </w:p>
+    <w:p>
+      <w:pPr>
+        <w:pStyle w:val="Compact"/>
+        <w:numPr>
+          <w:ilvl w:val="1"/>
+          <w:numId w:val="1104"/>
+        </w:numPr>
+      </w:pPr>
+      <w:r>
+        <w:rPr>
+          <w:b/>
+          <w:bCs/>
+        </w:rPr>
+        <w:t xml:space="preserve">Idiom / fixed expression</w:t>
+      </w:r>
+      <w:r>
+        <w:t xml:space="preserve"> </w:t>
+      </w:r>
+      <w:r>
+        <w:t xml:space="preserve">— marks a string as an idiom or</w:t>
+      </w:r>
+      <w:r>
+        <w:t xml:space="preserve"> </w:t>
+      </w:r>
+      <w:r>
+        <w:t xml:space="preserve">fixed expression. Its card wears an IDIOM badge — amber</w:t>
+      </w:r>
+      <w:r>
+        <w:t xml:space="preserve"> </w:t>
+      </w:r>
+      <w:r>
+        <w:t xml:space="preserve">while proposed, green once approved. The English stays the</w:t>
+      </w:r>
+      <w:r>
+        <w:t xml:space="preserve"> </w:t>
+      </w:r>
+      <w:r>
+        <w:t xml:space="preserve">dictionary’s.</w:t>
+      </w:r>
+    </w:p>
+    <w:p>
+      <w:pPr>
+        <w:pStyle w:val="Compact"/>
+        <w:numPr>
+          <w:ilvl w:val="1"/>
+          <w:numId w:val="1104"/>
+        </w:numPr>
+      </w:pPr>
+      <w:r>
+        <w:rPr>
+          <w:b/>
+          <w:bCs/>
+        </w:rPr>
+        <w:t xml:space="preserve">Note about a passage</w:t>
+      </w:r>
+      <w:r>
+        <w:t xml:space="preserve"> </w:t>
+      </w:r>
+      <w:r>
+        <w:t xml:space="preserve">— anything worth the authority’s</w:t>
+      </w:r>
+      <w:r>
+        <w:t xml:space="preserve"> </w:t>
+      </w:r>
+      <w:r>
+        <w:t xml:space="preserve">eyes that fits none of the above.</w:t>
+      </w:r>
+    </w:p>
+    <w:p>
+      <w:pPr>
+        <w:pStyle w:val="Compact"/>
+        <w:numPr>
+          <w:ilvl w:val="0"/>
           <w:numId w:val="1103"/>
         </w:numPr>
       </w:pPr>
@@ -33538,26 +34059,20 @@
           <w:b/>
           <w:bCs/>
         </w:rPr>
-        <w:t xml:space="preserve">Honorific term (↔ ordinary)</w:t>
-      </w:r>
-      <w:r>
-        <w:t xml:space="preserve"> </w:t>
-      </w:r>
-      <w:r>
-        <w:t xml:space="preserve">— a term of the general</w:t>
-      </w:r>
-      <w:r>
-        <w:t xml:space="preserve"> </w:t>
-      </w:r>
-      <w:r>
-        <w:t xml:space="preserve">honorific register, paired with its ordinary counterpart.</w:t>
-      </w:r>
-    </w:p>
-    <w:p>
-      <w:pPr>
-        <w:pStyle w:val="Compact"/>
-        <w:numPr>
-          <w:ilvl w:val="1"/>
+        <w:t xml:space="preserve">Tibetan</w:t>
+      </w:r>
+      <w:r>
+        <w:t xml:space="preserve"> </w:t>
+      </w:r>
+      <w:r>
+        <w:t xml:space="preserve">— the term itself, in ACIP or wylie.</w:t>
+      </w:r>
+    </w:p>
+    <w:p>
+      <w:pPr>
+        <w:pStyle w:val="Compact"/>
+        <w:numPr>
+          <w:ilvl w:val="0"/>
           <w:numId w:val="1103"/>
         </w:numPr>
       </w:pPr>
@@ -33566,26 +34081,26 @@
           <w:b/>
           <w:bCs/>
         </w:rPr>
-        <w:t xml:space="preserve">HIGH honorific marking</w:t>
-      </w:r>
-      <w:r>
-        <w:t xml:space="preserve"> </w:t>
-      </w:r>
-      <w:r>
-        <w:t xml:space="preserve">— the elevated register used for</w:t>
-      </w:r>
-      <w:r>
-        <w:t xml:space="preserve"> </w:t>
-      </w:r>
-      <w:r>
-        <w:t xml:space="preserve">high lamas and dignitaries (rare).</w:t>
-      </w:r>
-    </w:p>
-    <w:p>
-      <w:pPr>
-        <w:pStyle w:val="Compact"/>
-        <w:numPr>
-          <w:ilvl w:val="1"/>
+        <w:t xml:space="preserve">Proposed</w:t>
+      </w:r>
+      <w:r>
+        <w:t xml:space="preserve"> </w:t>
+      </w:r>
+      <w:r>
+        <w:t xml:space="preserve">— the proposed English / pronunciation /</w:t>
+      </w:r>
+      <w:r>
+        <w:t xml:space="preserve"> </w:t>
+      </w:r>
+      <w:r>
+        <w:t xml:space="preserve">expansion, as the kind requires.</w:t>
+      </w:r>
+    </w:p>
+    <w:p>
+      <w:pPr>
+        <w:pStyle w:val="Compact"/>
+        <w:numPr>
+          <w:ilvl w:val="0"/>
           <w:numId w:val="1103"/>
         </w:numPr>
       </w:pPr>
@@ -33594,313 +34109,27 @@
           <w:b/>
           <w:bCs/>
         </w:rPr>
-        <w:t xml:space="preserve">Humilific (self-lowering) form</w:t>
-      </w:r>
-      <w:r>
-        <w:t xml:space="preserve"> </w:t>
-      </w:r>
-      <w:r>
-        <w:t xml:space="preserve">— the register for one’s</w:t>
-      </w:r>
-      <w:r>
-        <w:t xml:space="preserve"> </w:t>
-      </w:r>
-      <w:r>
-        <w:t xml:space="preserve">own actions (the honorific is never used of oneself).</w:t>
-      </w:r>
-    </w:p>
-    <w:p>
-      <w:pPr>
-        <w:pStyle w:val="Compact"/>
-        <w:numPr>
-          <w:ilvl w:val="1"/>
+        <w:t xml:space="preserve">Secondary</w:t>
+      </w:r>
+      <w:r>
+        <w:t xml:space="preserve"> </w:t>
+      </w:r>
+      <w:r>
+        <w:t xml:space="preserve">— optional: the ordinary counterpart (for</w:t>
+      </w:r>
+      <w:r>
+        <w:t xml:space="preserve"> </w:t>
+      </w:r>
+      <w:r>
+        <w:t xml:space="preserve">honorifics), a domain, or a clarifying note.</w:t>
+      </w:r>
+    </w:p>
+    <w:p>
+      <w:pPr>
+        <w:pStyle w:val="Compact"/>
+        <w:numPr>
+          <w:ilvl w:val="0"/>
           <w:numId w:val="1103"/>
-        </w:numPr>
-      </w:pPr>
-      <w:r>
-        <w:rPr>
-          <w:b/>
-          <w:bCs/>
-        </w:rPr>
-        <w:t xml:space="preserve">DOUBLE honorific (subject + recipient)</w:t>
-      </w:r>
-      <w:r>
-        <w:t xml:space="preserve"> </w:t>
-      </w:r>
-      <w:r>
-        <w:t xml:space="preserve">— honorific in</w:t>
-      </w:r>
-      <w:r>
-        <w:t xml:space="preserve"> </w:t>
-      </w:r>
-      <w:r>
-        <w:t xml:space="preserve">both directions at once.</w:t>
-      </w:r>
-    </w:p>
-    <w:p>
-      <w:pPr>
-        <w:pStyle w:val="Compact"/>
-        <w:numPr>
-          <w:ilvl w:val="1"/>
-          <w:numId w:val="1103"/>
-        </w:numPr>
-      </w:pPr>
-      <w:r>
-        <w:rPr>
-          <w:b/>
-          <w:bCs/>
-        </w:rPr>
-        <w:t xml:space="preserve">Pronunciation exception</w:t>
-      </w:r>
-      <w:r>
-        <w:t xml:space="preserve"> </w:t>
-      </w:r>
-      <w:r>
-        <w:t xml:space="preserve">— a word whose spoken form</w:t>
-      </w:r>
-      <w:r>
-        <w:t xml:space="preserve"> </w:t>
-      </w:r>
-      <w:r>
-        <w:t xml:space="preserve">departs from the rules.</w:t>
-      </w:r>
-    </w:p>
-    <w:p>
-      <w:pPr>
-        <w:pStyle w:val="Compact"/>
-        <w:numPr>
-          <w:ilvl w:val="1"/>
-          <w:numId w:val="1103"/>
-        </w:numPr>
-      </w:pPr>
-      <w:r>
-        <w:rPr>
-          <w:b/>
-          <w:bCs/>
-        </w:rPr>
-        <w:t xml:space="preserve">Abbreviation / contraction candidate</w:t>
-      </w:r>
-      <w:r>
-        <w:t xml:space="preserve"> </w:t>
-      </w:r>
-      <w:r>
-        <w:t xml:space="preserve">— a manuscript</w:t>
-      </w:r>
-      <w:r>
-        <w:t xml:space="preserve"> </w:t>
-      </w:r>
-      <w:r>
-        <w:t xml:space="preserve">abbreviation or bsdus-tshig contraction and its expansion.</w:t>
-      </w:r>
-    </w:p>
-    <w:p>
-      <w:pPr>
-        <w:pStyle w:val="Compact"/>
-        <w:numPr>
-          <w:ilvl w:val="1"/>
-          <w:numId w:val="1103"/>
-        </w:numPr>
-      </w:pPr>
-      <w:r>
-        <w:rPr>
-          <w:b/>
-          <w:bCs/>
-        </w:rPr>
-        <w:t xml:space="preserve">Rendering for a word (→ dictionary)</w:t>
-      </w:r>
-      <w:r>
-        <w:t xml:space="preserve"> </w:t>
-      </w:r>
-      <w:r>
-        <w:t xml:space="preserve">— a proposed English</w:t>
-      </w:r>
-      <w:r>
-        <w:t xml:space="preserve"> </w:t>
-      </w:r>
-      <w:r>
-        <w:t xml:space="preserve">equivalent for a word; goes to the data project if approved.</w:t>
-      </w:r>
-    </w:p>
-    <w:p>
-      <w:pPr>
-        <w:pStyle w:val="Compact"/>
-        <w:numPr>
-          <w:ilvl w:val="1"/>
-          <w:numId w:val="1103"/>
-        </w:numPr>
-      </w:pPr>
-      <w:r>
-        <w:rPr>
-          <w:b/>
-          <w:bCs/>
-        </w:rPr>
-        <w:t xml:space="preserve">Rendering for a phrase/clause (→ dictionary)</w:t>
-      </w:r>
-      <w:r>
-        <w:t xml:space="preserve"> </w:t>
-      </w:r>
-      <w:r>
-        <w:t xml:space="preserve">— the same,</w:t>
-      </w:r>
-      <w:r>
-        <w:t xml:space="preserve"> </w:t>
-      </w:r>
-      <w:r>
-        <w:t xml:space="preserve">for a longer unit.</w:t>
-      </w:r>
-    </w:p>
-    <w:p>
-      <w:pPr>
-        <w:pStyle w:val="Compact"/>
-        <w:numPr>
-          <w:ilvl w:val="1"/>
-          <w:numId w:val="1103"/>
-        </w:numPr>
-      </w:pPr>
-      <w:r>
-        <w:rPr>
-          <w:b/>
-          <w:bCs/>
-        </w:rPr>
-        <w:t xml:space="preserve">Idiom / fixed expression</w:t>
-      </w:r>
-      <w:r>
-        <w:t xml:space="preserve"> </w:t>
-      </w:r>
-      <w:r>
-        <w:t xml:space="preserve">— marks a string as an idiom or</w:t>
-      </w:r>
-      <w:r>
-        <w:t xml:space="preserve"> </w:t>
-      </w:r>
-      <w:r>
-        <w:t xml:space="preserve">fixed expression. Its card wears an IDIOM badge — amber</w:t>
-      </w:r>
-      <w:r>
-        <w:t xml:space="preserve"> </w:t>
-      </w:r>
-      <w:r>
-        <w:t xml:space="preserve">while proposed, green once approved. The English stays the</w:t>
-      </w:r>
-      <w:r>
-        <w:t xml:space="preserve"> </w:t>
-      </w:r>
-      <w:r>
-        <w:t xml:space="preserve">dictionary’s.</w:t>
-      </w:r>
-    </w:p>
-    <w:p>
-      <w:pPr>
-        <w:pStyle w:val="Compact"/>
-        <w:numPr>
-          <w:ilvl w:val="1"/>
-          <w:numId w:val="1103"/>
-        </w:numPr>
-      </w:pPr>
-      <w:r>
-        <w:rPr>
-          <w:b/>
-          <w:bCs/>
-        </w:rPr>
-        <w:t xml:space="preserve">Note about a passage</w:t>
-      </w:r>
-      <w:r>
-        <w:t xml:space="preserve"> </w:t>
-      </w:r>
-      <w:r>
-        <w:t xml:space="preserve">— anything worth the authority’s</w:t>
-      </w:r>
-      <w:r>
-        <w:t xml:space="preserve"> </w:t>
-      </w:r>
-      <w:r>
-        <w:t xml:space="preserve">eyes that fits none of the above.</w:t>
-      </w:r>
-    </w:p>
-    <w:p>
-      <w:pPr>
-        <w:pStyle w:val="Compact"/>
-        <w:numPr>
-          <w:ilvl w:val="0"/>
-          <w:numId w:val="1102"/>
-        </w:numPr>
-      </w:pPr>
-      <w:r>
-        <w:rPr>
-          <w:b/>
-          <w:bCs/>
-        </w:rPr>
-        <w:t xml:space="preserve">Tibetan</w:t>
-      </w:r>
-      <w:r>
-        <w:t xml:space="preserve"> </w:t>
-      </w:r>
-      <w:r>
-        <w:t xml:space="preserve">— the term itself, in ACIP or wylie.</w:t>
-      </w:r>
-    </w:p>
-    <w:p>
-      <w:pPr>
-        <w:pStyle w:val="Compact"/>
-        <w:numPr>
-          <w:ilvl w:val="0"/>
-          <w:numId w:val="1102"/>
-        </w:numPr>
-      </w:pPr>
-      <w:r>
-        <w:rPr>
-          <w:b/>
-          <w:bCs/>
-        </w:rPr>
-        <w:t xml:space="preserve">Proposed</w:t>
-      </w:r>
-      <w:r>
-        <w:t xml:space="preserve"> </w:t>
-      </w:r>
-      <w:r>
-        <w:t xml:space="preserve">— the proposed English / pronunciation /</w:t>
-      </w:r>
-      <w:r>
-        <w:t xml:space="preserve"> </w:t>
-      </w:r>
-      <w:r>
-        <w:t xml:space="preserve">expansion, as the kind requires.</w:t>
-      </w:r>
-    </w:p>
-    <w:p>
-      <w:pPr>
-        <w:pStyle w:val="Compact"/>
-        <w:numPr>
-          <w:ilvl w:val="0"/>
-          <w:numId w:val="1102"/>
-        </w:numPr>
-      </w:pPr>
-      <w:r>
-        <w:rPr>
-          <w:b/>
-          <w:bCs/>
-        </w:rPr>
-        <w:t xml:space="preserve">Secondary</w:t>
-      </w:r>
-      <w:r>
-        <w:t xml:space="preserve"> </w:t>
-      </w:r>
-      <w:r>
-        <w:t xml:space="preserve">— optional: the ordinary counterpart (for</w:t>
-      </w:r>
-      <w:r>
-        <w:t xml:space="preserve"> </w:t>
-      </w:r>
-      <w:r>
-        <w:t xml:space="preserve">honorifics), a domain, or a clarifying note.</w:t>
-      </w:r>
-    </w:p>
-    <w:p>
-      <w:pPr>
-        <w:pStyle w:val="Compact"/>
-        <w:numPr>
-          <w:ilvl w:val="0"/>
-          <w:numId w:val="1102"/>
         </w:numPr>
       </w:pPr>
       <w:r>
@@ -34133,8 +34362,8 @@
         <w:t xml:space="preserve">— done. It now waits for the ruling.</w:t>
       </w:r>
     </w:p>
-    <w:bookmarkEnd w:id="132"/>
-    <w:bookmarkStart w:id="133" w:name="the-other-ways-proposals-get-filed"/>
+    <w:bookmarkEnd w:id="133"/>
+    <w:bookmarkStart w:id="134" w:name="the-other-ways-proposals-get-filed"/>
     <w:p>
       <w:pPr>
         <w:pStyle w:val="Heading2"/>
@@ -34162,7 +34391,7 @@
         <w:pStyle w:val="Compact"/>
         <w:numPr>
           <w:ilvl w:val="0"/>
-          <w:numId w:val="1104"/>
+          <w:numId w:val="1105"/>
         </w:numPr>
       </w:pPr>
       <w:r>
@@ -34220,7 +34449,7 @@
         <w:pStyle w:val="Compact"/>
         <w:numPr>
           <w:ilvl w:val="0"/>
-          <w:numId w:val="1104"/>
+          <w:numId w:val="1105"/>
         </w:numPr>
       </w:pPr>
       <w:r>
@@ -34290,8 +34519,8 @@
         <w:t xml:space="preserve">ruling time — see §15.4.</w:t>
       </w:r>
     </w:p>
-    <w:bookmarkEnd w:id="133"/>
-    <w:bookmarkStart w:id="134" w:name="my-proposals-what-happened"/>
+    <w:bookmarkEnd w:id="134"/>
+    <w:bookmarkStart w:id="135" w:name="my-proposals-what-happened"/>
     <w:p>
       <w:pPr>
         <w:pStyle w:val="Heading2"/>
@@ -34357,7 +34586,7 @@
         <w:pStyle w:val="Compact"/>
         <w:numPr>
           <w:ilvl w:val="0"/>
-          <w:numId w:val="1105"/>
+          <w:numId w:val="1106"/>
         </w:numPr>
       </w:pPr>
       <w:r>
@@ -34391,7 +34620,7 @@
         <w:pStyle w:val="Compact"/>
         <w:numPr>
           <w:ilvl w:val="0"/>
-          <w:numId w:val="1105"/>
+          <w:numId w:val="1106"/>
         </w:numPr>
       </w:pPr>
       <w:r>
@@ -34403,7 +34632,7 @@
         <w:pStyle w:val="Compact"/>
         <w:numPr>
           <w:ilvl w:val="0"/>
-          <w:numId w:val="1105"/>
+          <w:numId w:val="1106"/>
         </w:numPr>
       </w:pPr>
       <w:r>
@@ -34415,7 +34644,7 @@
         <w:pStyle w:val="Compact"/>
         <w:numPr>
           <w:ilvl w:val="0"/>
-          <w:numId w:val="1105"/>
+          <w:numId w:val="1106"/>
         </w:numPr>
       </w:pPr>
       <w:r>
@@ -34482,9 +34711,9 @@
         </w:pict>
       </w:r>
     </w:p>
-    <w:bookmarkEnd w:id="134"/>
     <w:bookmarkEnd w:id="135"/>
-    <w:bookmarkStart w:id="142" w:name="Xf87a93a906d220c467310f12d976bb46122eb07"/>
+    <w:bookmarkEnd w:id="136"/>
+    <w:bookmarkStart w:id="143" w:name="Xf87a93a906d220c467310f12d976bb46122eb07"/>
     <w:p>
       <w:pPr>
         <w:pStyle w:val="Heading1"/>
@@ -34686,7 +34915,7 @@
         <w:t xml:space="preserve">it the queue itself.</w:t>
       </w:r>
     </w:p>
-    <w:bookmarkStart w:id="136" w:name="reading-the-queue"/>
+    <w:bookmarkStart w:id="137" w:name="reading-the-queue"/>
     <w:p>
       <w:pPr>
         <w:pStyle w:val="Heading2"/>
@@ -34753,7 +34982,7 @@
         <w:pStyle w:val="Compact"/>
         <w:numPr>
           <w:ilvl w:val="0"/>
-          <w:numId w:val="1106"/>
+          <w:numId w:val="1107"/>
         </w:numPr>
       </w:pPr>
       <w:r>
@@ -34816,7 +35045,7 @@
         <w:pStyle w:val="Compact"/>
         <w:numPr>
           <w:ilvl w:val="0"/>
-          <w:numId w:val="1106"/>
+          <w:numId w:val="1107"/>
         </w:numPr>
       </w:pPr>
       <w:r>
@@ -34841,7 +35070,7 @@
         <w:pStyle w:val="Compact"/>
         <w:numPr>
           <w:ilvl w:val="0"/>
-          <w:numId w:val="1106"/>
+          <w:numId w:val="1107"/>
         </w:numPr>
       </w:pPr>
       <w:r>
@@ -34869,7 +35098,7 @@
         <w:pStyle w:val="Compact"/>
         <w:numPr>
           <w:ilvl w:val="0"/>
-          <w:numId w:val="1106"/>
+          <w:numId w:val="1107"/>
         </w:numPr>
       </w:pPr>
       <w:r>
@@ -34888,7 +35117,7 @@
         <w:pStyle w:val="Compact"/>
         <w:numPr>
           <w:ilvl w:val="0"/>
-          <w:numId w:val="1106"/>
+          <w:numId w:val="1107"/>
         </w:numPr>
       </w:pPr>
       <w:r>
@@ -34928,8 +35157,8 @@
         <w:t xml:space="preserve">proposals folder in the Propose tab first.”</w:t>
       </w:r>
     </w:p>
-    <w:bookmarkEnd w:id="136"/>
-    <w:bookmarkStart w:id="137" w:name="ruling-on-an-item"/>
+    <w:bookmarkEnd w:id="137"/>
+    <w:bookmarkStart w:id="138" w:name="ruling-on-an-item"/>
     <w:p>
       <w:pPr>
         <w:pStyle w:val="Heading2"/>
@@ -34943,7 +35172,7 @@
         <w:pStyle w:val="Compact"/>
         <w:numPr>
           <w:ilvl w:val="0"/>
-          <w:numId w:val="1107"/>
+          <w:numId w:val="1108"/>
         </w:numPr>
       </w:pPr>
       <w:r>
@@ -35051,7 +35280,7 @@
         <w:pStyle w:val="Compact"/>
         <w:numPr>
           <w:ilvl w:val="0"/>
-          <w:numId w:val="1107"/>
+          <w:numId w:val="1108"/>
         </w:numPr>
       </w:pPr>
       <w:r>
@@ -35091,7 +35320,7 @@
         <w:pStyle w:val="Compact"/>
         <w:numPr>
           <w:ilvl w:val="0"/>
-          <w:numId w:val="1107"/>
+          <w:numId w:val="1108"/>
         </w:numPr>
       </w:pPr>
       <w:r>
@@ -35213,8 +35442,8 @@
         <w:t xml:space="preserve">takes the queue as it stands.</w:t>
       </w:r>
     </w:p>
-    <w:bookmarkEnd w:id="137"/>
-    <w:bookmarkStart w:id="138" w:name="what-each-ruling-actually-does"/>
+    <w:bookmarkEnd w:id="138"/>
+    <w:bookmarkStart w:id="139" w:name="what-each-ruling-actually-does"/>
     <w:p>
       <w:pPr>
         <w:pStyle w:val="Heading2"/>
@@ -35513,7 +35742,7 @@
         <w:pStyle w:val="Compact"/>
         <w:numPr>
           <w:ilvl w:val="0"/>
-          <w:numId w:val="1108"/>
+          <w:numId w:val="1109"/>
         </w:numPr>
       </w:pPr>
       <w:r>
@@ -35560,7 +35789,7 @@
         <w:pStyle w:val="Compact"/>
         <w:numPr>
           <w:ilvl w:val="0"/>
-          <w:numId w:val="1108"/>
+          <w:numId w:val="1109"/>
         </w:numPr>
       </w:pPr>
       <w:r>
@@ -35624,8 +35853,8 @@
         <w:t xml:space="preserve">a rejection; it is a positive ruling that teaches the software.</w:t>
       </w:r>
     </w:p>
-    <w:bookmarkEnd w:id="138"/>
-    <w:bookmarkStart w:id="139" w:name="the-kind-filter-one-category-per-sitting"/>
+    <w:bookmarkEnd w:id="139"/>
+    <w:bookmarkStart w:id="140" w:name="the-kind-filter-one-category-per-sitting"/>
     <w:p>
       <w:pPr>
         <w:pStyle w:val="Heading2"/>
@@ -35797,8 +36026,8 @@
         <w:t xml:space="preserve">delivers their proposals to your disk in the background).</w:t>
       </w:r>
     </w:p>
-    <w:bookmarkEnd w:id="139"/>
-    <w:bookmarkStart w:id="140" w:name="export-approved-dictionary-candidates"/>
+    <w:bookmarkEnd w:id="140"/>
+    <w:bookmarkStart w:id="141" w:name="export-approved-dictionary-candidates"/>
     <w:p>
       <w:pPr>
         <w:pStyle w:val="Heading2"/>
@@ -35820,7 +36049,7 @@
         <w:pStyle w:val="Compact"/>
         <w:numPr>
           <w:ilvl w:val="0"/>
-          <w:numId w:val="1109"/>
+          <w:numId w:val="1110"/>
         </w:numPr>
       </w:pPr>
       <w:r>
@@ -35845,7 +36074,7 @@
         <w:pStyle w:val="Compact"/>
         <w:numPr>
           <w:ilvl w:val="0"/>
-          <w:numId w:val="1109"/>
+          <w:numId w:val="1110"/>
         </w:numPr>
       </w:pPr>
       <w:r>
@@ -35869,7 +36098,7 @@
         <w:pStyle w:val="Compact"/>
         <w:numPr>
           <w:ilvl w:val="0"/>
-          <w:numId w:val="1109"/>
+          <w:numId w:val="1110"/>
         </w:numPr>
       </w:pPr>
       <w:r>
@@ -35931,7 +36160,7 @@
         <w:pStyle w:val="Compact"/>
         <w:numPr>
           <w:ilvl w:val="0"/>
-          <w:numId w:val="1109"/>
+          <w:numId w:val="1110"/>
         </w:numPr>
       </w:pPr>
       <w:r>
@@ -36023,8 +36252,8 @@
         <w:t xml:space="preserve">candidate.</w:t>
       </w:r>
     </w:p>
-    <w:bookmarkEnd w:id="140"/>
-    <w:bookmarkStart w:id="141" w:name="the-rulings-archive"/>
+    <w:bookmarkEnd w:id="141"/>
+    <w:bookmarkStart w:id="142" w:name="the-rulings-archive"/>
     <w:p>
       <w:pPr>
         <w:pStyle w:val="Heading2"/>
@@ -36144,9 +36373,9 @@
         </w:pict>
       </w:r>
     </w:p>
-    <w:bookmarkEnd w:id="141"/>
     <w:bookmarkEnd w:id="142"/>
-    <w:bookmarkStart w:id="153" w:name="chapter-17-the-app-itself"/>
+    <w:bookmarkEnd w:id="143"/>
+    <w:bookmarkStart w:id="154" w:name="chapter-17-the-app-itself"/>
     <w:p>
       <w:pPr>
         <w:pStyle w:val="Heading1"/>
@@ -36169,7 +36398,7 @@
         <w:t xml:space="preserve">a whole rather than to any one pane.</w:t>
       </w:r>
     </w:p>
-    <w:bookmarkStart w:id="143" w:name="the-window-seven-workflow-groups"/>
+    <w:bookmarkStart w:id="144" w:name="the-window-seven-workflow-groups"/>
     <w:p>
       <w:pPr>
         <w:pStyle w:val="Heading2"/>
@@ -36510,8 +36739,8 @@
         <w:t xml:space="preserve">authority role, and carries a live pending count on its tab.)</w:t>
       </w:r>
     </w:p>
-    <w:bookmarkEnd w:id="143"/>
-    <w:bookmarkStart w:id="144" w:name="the-menu-bar-mirrors-the-window"/>
+    <w:bookmarkEnd w:id="144"/>
+    <w:bookmarkStart w:id="145" w:name="the-menu-bar-mirrors-the-window"/>
     <w:p>
       <w:pPr>
         <w:pStyle w:val="Heading2"/>
@@ -36597,7 +36826,7 @@
         <w:pStyle w:val="Compact"/>
         <w:numPr>
           <w:ilvl w:val="0"/>
-          <w:numId w:val="1110"/>
+          <w:numId w:val="1111"/>
         </w:numPr>
       </w:pPr>
       <w:r>
@@ -36625,7 +36854,7 @@
         <w:pStyle w:val="Compact"/>
         <w:numPr>
           <w:ilvl w:val="0"/>
-          <w:numId w:val="1110"/>
+          <w:numId w:val="1111"/>
         </w:numPr>
       </w:pPr>
       <w:r>
@@ -36659,7 +36888,7 @@
         <w:pStyle w:val="Compact"/>
         <w:numPr>
           <w:ilvl w:val="0"/>
-          <w:numId w:val="1110"/>
+          <w:numId w:val="1111"/>
         </w:numPr>
       </w:pPr>
       <w:r>
@@ -36771,8 +37000,8 @@
         <w:t xml:space="preserve">system can literally point at any feature in the app.</w:t>
       </w:r>
     </w:p>
-    <w:bookmarkEnd w:id="144"/>
-    <w:bookmarkStart w:id="145" w:name="X4072019ae30f7b50793bf783af980ededa378c4"/>
+    <w:bookmarkEnd w:id="145"/>
+    <w:bookmarkStart w:id="146" w:name="X4072019ae30f7b50793bf783af980ededa378c4"/>
     <w:p>
       <w:pPr>
         <w:pStyle w:val="Heading2"/>
@@ -36834,7 +37063,7 @@
         <w:pStyle w:val="Compact"/>
         <w:numPr>
           <w:ilvl w:val="0"/>
-          <w:numId w:val="1111"/>
+          <w:numId w:val="1112"/>
         </w:numPr>
       </w:pPr>
       <w:r>
@@ -36890,7 +37119,7 @@
         <w:pStyle w:val="Compact"/>
         <w:numPr>
           <w:ilvl w:val="0"/>
-          <w:numId w:val="1111"/>
+          <w:numId w:val="1112"/>
         </w:numPr>
       </w:pPr>
       <w:r>
@@ -36914,7 +37143,7 @@
         <w:pStyle w:val="Compact"/>
         <w:numPr>
           <w:ilvl w:val="0"/>
-          <w:numId w:val="1111"/>
+          <w:numId w:val="1112"/>
         </w:numPr>
       </w:pPr>
       <w:r>
@@ -36981,7 +37210,7 @@
         <w:pStyle w:val="Compact"/>
         <w:numPr>
           <w:ilvl w:val="0"/>
-          <w:numId w:val="1111"/>
+          <w:numId w:val="1112"/>
         </w:numPr>
       </w:pPr>
       <w:r>
@@ -37041,7 +37270,7 @@
         <w:pStyle w:val="Compact"/>
         <w:numPr>
           <w:ilvl w:val="0"/>
-          <w:numId w:val="1112"/>
+          <w:numId w:val="1113"/>
         </w:numPr>
       </w:pPr>
       <w:r>
@@ -37126,7 +37355,7 @@
         <w:pStyle w:val="Compact"/>
         <w:numPr>
           <w:ilvl w:val="0"/>
-          <w:numId w:val="1112"/>
+          <w:numId w:val="1113"/>
         </w:numPr>
       </w:pPr>
       <w:r>
@@ -37159,7 +37388,7 @@
         <w:pStyle w:val="Compact"/>
         <w:numPr>
           <w:ilvl w:val="0"/>
-          <w:numId w:val="1112"/>
+          <w:numId w:val="1113"/>
         </w:numPr>
       </w:pPr>
       <w:r>
@@ -37220,7 +37449,7 @@
         <w:pStyle w:val="Compact"/>
         <w:numPr>
           <w:ilvl w:val="0"/>
-          <w:numId w:val="1112"/>
+          <w:numId w:val="1113"/>
         </w:numPr>
       </w:pPr>
       <w:r>
@@ -37296,8 +37525,8 @@
         <w:t xml:space="preserve">section.</w:t>
       </w:r>
     </w:p>
-    <w:bookmarkEnd w:id="145"/>
-    <w:bookmarkStart w:id="146" w:name="the-settings-dialog-every-field"/>
+    <w:bookmarkEnd w:id="146"/>
+    <w:bookmarkStart w:id="147" w:name="the-settings-dialog-every-field"/>
     <w:p>
       <w:pPr>
         <w:pStyle w:val="Heading2"/>
@@ -37710,8 +37939,8 @@
         <w:t xml:space="preserve">writes them all.</w:t>
       </w:r>
     </w:p>
-    <w:bookmarkEnd w:id="146"/>
-    <w:bookmarkStart w:id="147" w:name="the-help-window"/>
+    <w:bookmarkEnd w:id="147"/>
+    <w:bookmarkStart w:id="148" w:name="the-help-window"/>
     <w:p>
       <w:pPr>
         <w:pStyle w:val="Heading2"/>
@@ -37775,7 +38004,7 @@
         <w:pStyle w:val="Compact"/>
         <w:numPr>
           <w:ilvl w:val="0"/>
-          <w:numId w:val="1113"/>
+          <w:numId w:val="1114"/>
         </w:numPr>
       </w:pPr>
       <w:r>
@@ -37867,7 +38096,7 @@
         <w:pStyle w:val="Compact"/>
         <w:numPr>
           <w:ilvl w:val="0"/>
-          <w:numId w:val="1113"/>
+          <w:numId w:val="1114"/>
         </w:numPr>
       </w:pPr>
       <w:r>
@@ -37919,7 +38148,7 @@
         <w:pStyle w:val="Compact"/>
         <w:numPr>
           <w:ilvl w:val="0"/>
-          <w:numId w:val="1113"/>
+          <w:numId w:val="1114"/>
         </w:numPr>
       </w:pPr>
       <w:r>
@@ -38051,7 +38280,7 @@
         <w:pStyle w:val="Compact"/>
         <w:numPr>
           <w:ilvl w:val="0"/>
-          <w:numId w:val="1113"/>
+          <w:numId w:val="1114"/>
         </w:numPr>
       </w:pPr>
       <w:r>
@@ -38175,8 +38404,8 @@
         <w:t xml:space="preserve">— you are standing in the Input pane.</w:t>
       </w:r>
     </w:p>
-    <w:bookmarkEnd w:id="147"/>
-    <w:bookmarkStart w:id="148" w:name="night-mode"/>
+    <w:bookmarkEnd w:id="148"/>
+    <w:bookmarkStart w:id="149" w:name="night-mode"/>
     <w:p>
       <w:pPr>
         <w:pStyle w:val="Heading2"/>
@@ -38221,8 +38450,8 @@
         <w:t xml:space="preserve">dark. It applies immediately and is remembered across launches.</w:t>
       </w:r>
     </w:p>
-    <w:bookmarkEnd w:id="148"/>
-    <w:bookmarkStart w:id="149" w:name="X2c349eb4ce50af7037642b129b0429d506e41d5"/>
+    <w:bookmarkEnd w:id="149"/>
+    <w:bookmarkStart w:id="150" w:name="X2c349eb4ce50af7037642b129b0429d506e41d5"/>
     <w:p>
       <w:pPr>
         <w:pStyle w:val="Heading2"/>
@@ -38325,8 +38554,8 @@
         <w:t xml:space="preserve">stays set up.</w:t>
       </w:r>
     </w:p>
-    <w:bookmarkEnd w:id="149"/>
-    <w:bookmarkStart w:id="150" w:name="the-self-test-selftest"/>
+    <w:bookmarkEnd w:id="150"/>
+    <w:bookmarkStart w:id="151" w:name="the-self-test-selftest"/>
     <w:p>
       <w:pPr>
         <w:pStyle w:val="Heading2"/>
@@ -38527,8 +38756,8 @@
         <w:t xml:space="preserve">never compose it.</w:t>
       </w:r>
     </w:p>
-    <w:bookmarkEnd w:id="150"/>
-    <w:bookmarkStart w:id="151" w:name="help-troubleshooting"/>
+    <w:bookmarkEnd w:id="151"/>
+    <w:bookmarkStart w:id="152" w:name="help-troubleshooting"/>
     <w:p>
       <w:pPr>
         <w:pStyle w:val="Heading2"/>
@@ -38550,7 +38779,7 @@
         <w:pStyle w:val="Compact"/>
         <w:numPr>
           <w:ilvl w:val="0"/>
-          <w:numId w:val="1114"/>
+          <w:numId w:val="1115"/>
         </w:numPr>
       </w:pPr>
       <w:r>
@@ -38578,7 +38807,7 @@
         <w:pStyle w:val="Compact"/>
         <w:numPr>
           <w:ilvl w:val="0"/>
-          <w:numId w:val="1114"/>
+          <w:numId w:val="1115"/>
         </w:numPr>
       </w:pPr>
       <w:r>
@@ -38600,7 +38829,7 @@
         <w:pStyle w:val="Compact"/>
         <w:numPr>
           <w:ilvl w:val="0"/>
-          <w:numId w:val="1114"/>
+          <w:numId w:val="1115"/>
         </w:numPr>
       </w:pPr>
       <w:r>
@@ -38628,7 +38857,7 @@
         <w:pStyle w:val="Compact"/>
         <w:numPr>
           <w:ilvl w:val="0"/>
-          <w:numId w:val="1114"/>
+          <w:numId w:val="1115"/>
         </w:numPr>
       </w:pPr>
       <w:r>
@@ -38662,7 +38891,7 @@
         <w:pStyle w:val="Compact"/>
         <w:numPr>
           <w:ilvl w:val="0"/>
-          <w:numId w:val="1114"/>
+          <w:numId w:val="1115"/>
         </w:numPr>
       </w:pPr>
       <w:r>
@@ -38690,7 +38919,7 @@
         <w:pStyle w:val="Compact"/>
         <w:numPr>
           <w:ilvl w:val="0"/>
-          <w:numId w:val="1114"/>
+          <w:numId w:val="1115"/>
         </w:numPr>
       </w:pPr>
       <w:r>
@@ -38724,7 +38953,7 @@
         <w:pStyle w:val="Compact"/>
         <w:numPr>
           <w:ilvl w:val="0"/>
-          <w:numId w:val="1114"/>
+          <w:numId w:val="1115"/>
         </w:numPr>
       </w:pPr>
       <w:r>
@@ -38746,7 +38975,7 @@
         <w:pStyle w:val="Compact"/>
         <w:numPr>
           <w:ilvl w:val="0"/>
-          <w:numId w:val="1114"/>
+          <w:numId w:val="1115"/>
         </w:numPr>
       </w:pPr>
       <w:r>
@@ -38769,8 +38998,8 @@
         <w:t xml:space="preserve">confirmation; texts and data untouched; next launch.</w:t>
       </w:r>
     </w:p>
-    <w:bookmarkEnd w:id="151"/>
-    <w:bookmarkStart w:id="152" w:name="hunt-everywhere-k"/>
+    <w:bookmarkEnd w:id="152"/>
+    <w:bookmarkStart w:id="153" w:name="hunt-everywhere-k"/>
     <w:p>
       <w:pPr>
         <w:pStyle w:val="Heading2"/>
@@ -38875,7 +39104,7 @@
         <w:pStyle w:val="Compact"/>
         <w:numPr>
           <w:ilvl w:val="0"/>
-          <w:numId w:val="1115"/>
+          <w:numId w:val="1116"/>
         </w:numPr>
       </w:pPr>
       <w:r>
@@ -38897,7 +39126,7 @@
         <w:pStyle w:val="Compact"/>
         <w:numPr>
           <w:ilvl w:val="0"/>
-          <w:numId w:val="1115"/>
+          <w:numId w:val="1116"/>
         </w:numPr>
       </w:pPr>
       <w:r>
@@ -38919,7 +39148,7 @@
         <w:pStyle w:val="Compact"/>
         <w:numPr>
           <w:ilvl w:val="0"/>
-          <w:numId w:val="1115"/>
+          <w:numId w:val="1116"/>
         </w:numPr>
       </w:pPr>
       <w:r>
@@ -38941,7 +39170,7 @@
         <w:pStyle w:val="Compact"/>
         <w:numPr>
           <w:ilvl w:val="0"/>
-          <w:numId w:val="1115"/>
+          <w:numId w:val="1116"/>
         </w:numPr>
       </w:pPr>
       <w:r>
@@ -38963,7 +39192,7 @@
         <w:pStyle w:val="Compact"/>
         <w:numPr>
           <w:ilvl w:val="0"/>
-          <w:numId w:val="1115"/>
+          <w:numId w:val="1116"/>
         </w:numPr>
       </w:pPr>
       <w:r>
@@ -38985,7 +39214,7 @@
         <w:pStyle w:val="Compact"/>
         <w:numPr>
           <w:ilvl w:val="0"/>
-          <w:numId w:val="1115"/>
+          <w:numId w:val="1116"/>
         </w:numPr>
       </w:pPr>
       <w:r>
@@ -39078,8 +39307,8 @@
         <w:t xml:space="preserve">panes — the palette only saves you the walk.</w:t>
       </w:r>
     </w:p>
-    <w:bookmarkEnd w:id="152"/>
     <w:bookmarkEnd w:id="153"/>
+    <w:bookmarkEnd w:id="154"/>
     <w:sectPr>
       <w:footnotePr>
         <w:numRestart w:val="eachSect"/>
@@ -40907,18 +41136,6 @@
     </w:lvlOverride>
   </w:num>
   <w:num w:numId="1103">
-    <w:abstractNumId w:val="991"/>
-  </w:num>
-  <w:num w:numId="1104">
-    <w:abstractNumId w:val="991"/>
-  </w:num>
-  <w:num w:numId="1105">
-    <w:abstractNumId w:val="991"/>
-  </w:num>
-  <w:num w:numId="1106">
-    <w:abstractNumId w:val="991"/>
-  </w:num>
-  <w:num w:numId="1107">
     <w:abstractNumId w:val="99411"/>
     <w:lvlOverride w:ilvl="0">
       <w:startOverride w:val="1"/>
@@ -40948,10 +41165,19 @@
       <w:startOverride w:val="1"/>
     </w:lvlOverride>
   </w:num>
-  <w:num w:numId="1108">
+  <w:num w:numId="1104">
     <w:abstractNumId w:val="991"/>
   </w:num>
-  <w:num w:numId="1109">
+  <w:num w:numId="1105">
+    <w:abstractNumId w:val="991"/>
+  </w:num>
+  <w:num w:numId="1106">
+    <w:abstractNumId w:val="991"/>
+  </w:num>
+  <w:num w:numId="1107">
+    <w:abstractNumId w:val="991"/>
+  </w:num>
+  <w:num w:numId="1108">
     <w:abstractNumId w:val="99411"/>
     <w:lvlOverride w:ilvl="0">
       <w:startOverride w:val="1"/>
@@ -40981,13 +41207,10 @@
       <w:startOverride w:val="1"/>
     </w:lvlOverride>
   </w:num>
-  <w:num w:numId="1110">
+  <w:num w:numId="1109">
     <w:abstractNumId w:val="991"/>
   </w:num>
-  <w:num w:numId="1111">
-    <w:abstractNumId w:val="991"/>
-  </w:num>
-  <w:num w:numId="1112">
+  <w:num w:numId="1110">
     <w:abstractNumId w:val="99411"/>
     <w:lvlOverride w:ilvl="0">
       <w:startOverride w:val="1"/>
@@ -41017,13 +41240,49 @@
       <w:startOverride w:val="1"/>
     </w:lvlOverride>
   </w:num>
+  <w:num w:numId="1111">
+    <w:abstractNumId w:val="991"/>
+  </w:num>
+  <w:num w:numId="1112">
+    <w:abstractNumId w:val="991"/>
+  </w:num>
   <w:num w:numId="1113">
-    <w:abstractNumId w:val="991"/>
+    <w:abstractNumId w:val="99411"/>
+    <w:lvlOverride w:ilvl="0">
+      <w:startOverride w:val="1"/>
+    </w:lvlOverride>
+    <w:lvlOverride w:ilvl="1">
+      <w:startOverride w:val="1"/>
+    </w:lvlOverride>
+    <w:lvlOverride w:ilvl="2">
+      <w:startOverride w:val="1"/>
+    </w:lvlOverride>
+    <w:lvlOverride w:ilvl="3">
+      <w:startOverride w:val="1"/>
+    </w:lvlOverride>
+    <w:lvlOverride w:ilvl="4">
+      <w:startOverride w:val="1"/>
+    </w:lvlOverride>
+    <w:lvlOverride w:ilvl="5">
+      <w:startOverride w:val="1"/>
+    </w:lvlOverride>
+    <w:lvlOverride w:ilvl="6">
+      <w:startOverride w:val="1"/>
+    </w:lvlOverride>
+    <w:lvlOverride w:ilvl="7">
+      <w:startOverride w:val="1"/>
+    </w:lvlOverride>
+    <w:lvlOverride w:ilvl="8">
+      <w:startOverride w:val="1"/>
+    </w:lvlOverride>
   </w:num>
   <w:num w:numId="1114">
     <w:abstractNumId w:val="991"/>
   </w:num>
   <w:num w:numId="1115">
+    <w:abstractNumId w:val="991"/>
+  </w:num>
+  <w:num w:numId="1116">
     <w:abstractNumId w:val="991"/>
   </w:num>
 </w:numbering>

--- a/docs/distribution/USER_MANUAL.docx
+++ b/docs/distribution/USER_MANUAL.docx
@@ -737,7 +737,19 @@
         </w:numPr>
       </w:pPr>
       <w:r>
-        <w:t xml:space="preserve">14.14 What the workflow will do next</w:t>
+        <w:t xml:space="preserve">14.14 The change-log stamp</w:t>
+      </w:r>
+    </w:p>
+    <w:p>
+      <w:pPr>
+        <w:pStyle w:val="Compact"/>
+        <w:numPr>
+          <w:ilvl w:val="1"/>
+          <w:numId w:val="1006"/>
+        </w:numPr>
+      </w:pPr>
+      <w:r>
+        <w:t xml:space="preserve">14.15 What the workflow will do next</w:t>
       </w:r>
     </w:p>
     <w:p>
@@ -29864,7 +29876,7 @@
     </w:p>
     <w:bookmarkEnd w:id="115"/>
     <w:bookmarkEnd w:id="116"/>
-    <w:bookmarkStart w:id="131" w:name="X3a20423a134726120338426e69aa3db63b45769"/>
+    <w:bookmarkStart w:id="132" w:name="X3a20423a134726120338426e69aa3db63b45769"/>
     <w:p>
       <w:pPr>
         <w:pStyle w:val="Heading1"/>
@@ -33125,13 +33137,148 @@
       </w:r>
     </w:p>
     <w:bookmarkEnd w:id="129"/>
-    <w:bookmarkStart w:id="130" w:name="what-the-workflow-will-do-next"/>
+    <w:bookmarkStart w:id="130" w:name="the-change-log-stamp"/>
     <w:p>
       <w:pPr>
         <w:pStyle w:val="Heading2"/>
       </w:pPr>
       <w:r>
-        <w:t xml:space="preserve">14.14 What the workflow will do next</w:t>
+        <w:t xml:space="preserve">14.14 The change-log stamp</w:t>
+      </w:r>
+    </w:p>
+    <w:p>
+      <w:pPr>
+        <w:pStyle w:val="FirstParagraph"/>
+      </w:pPr>
+      <w:r>
+        <w:t xml:space="preserve">The house policy, stated on camera:</w:t>
+      </w:r>
+      <w:r>
+        <w:t xml:space="preserve"> </w:t>
+      </w:r>
+      <w:r>
+        <w:t xml:space="preserve">“You have to rename the copy</w:t>
+      </w:r>
+      <w:r>
+        <w:t xml:space="preserve"> </w:t>
+      </w:r>
+      <w:r>
+        <w:t xml:space="preserve">with your initials, so that we know you changed it on this day —</w:t>
+      </w:r>
+      <w:r>
+        <w:t xml:space="preserve"> </w:t>
+      </w:r>
+      <w:r>
+        <w:t xml:space="preserve">and to blame you if something went wrong. That is our policy.”</w:t>
+      </w:r>
+    </w:p>
+    <w:p>
+      <w:pPr>
+        <w:pStyle w:val="BodyText"/>
+      </w:pPr>
+      <w:r>
+        <w:t xml:space="preserve">After a successful</w:t>
+      </w:r>
+      <w:r>
+        <w:t xml:space="preserve"> </w:t>
+      </w:r>
+      <w:r>
+        <w:rPr>
+          <w:b/>
+          <w:bCs/>
+        </w:rPr>
+        <w:t xml:space="preserve">Rename in intake…</w:t>
+      </w:r>
+      <w:r>
+        <w:t xml:space="preserve">, the app offers to stamp</w:t>
+      </w:r>
+      <w:r>
+        <w:t xml:space="preserve"> </w:t>
+      </w:r>
+      <w:r>
+        <w:t xml:space="preserve">the file’s folder with today’s date and your initials (taken from</w:t>
+      </w:r>
+      <w:r>
+        <w:t xml:space="preserve"> </w:t>
+      </w:r>
+      <w:r>
+        <w:t xml:space="preserve">Settings → your name): the folder becomes</w:t>
+      </w:r>
+      <w:r>
+        <w:t xml:space="preserve"> </w:t>
+      </w:r>
+      <w:r>
+        <w:rPr>
+          <w:rStyle w:val="VerbatimChar"/>
+        </w:rPr>
+        <w:t xml:space="preserve">Name - updated 2026-08-19 ADA</w:t>
+      </w:r>
+      <w:r>
+        <w:t xml:space="preserve">. Re-stamping replaces the previous stamp — the full</w:t>
+      </w:r>
+      <w:r>
+        <w:t xml:space="preserve"> </w:t>
+      </w:r>
+      <w:r>
+        <w:t xml:space="preserve">history lives in the shared storage’s version history; the name</w:t>
+      </w:r>
+      <w:r>
+        <w:t xml:space="preserve"> </w:t>
+      </w:r>
+      <w:r>
+        <w:t xml:space="preserve">carries the latest change. A collision is refused, never forced.</w:t>
+      </w:r>
+    </w:p>
+    <w:p>
+      <w:pPr>
+        <w:pStyle w:val="BodyText"/>
+      </w:pPr>
+      <w:r>
+        <w:t xml:space="preserve">Reading works everywhere: clicking any file whose folder (or an</w:t>
+      </w:r>
+      <w:r>
+        <w:t xml:space="preserve"> </w:t>
+      </w:r>
+      <w:r>
+        <w:t xml:space="preserve">ancestor up to six levels) carries a stamp — including the older</w:t>
+      </w:r>
+      <w:r>
+        <w:t xml:space="preserve"> </w:t>
+      </w:r>
+      <w:r>
+        <w:t xml:space="preserve">hand-made styles — shows</w:t>
+      </w:r>
+      <w:r>
+        <w:t xml:space="preserve"> </w:t>
+      </w:r>
+      <w:r>
+        <w:rPr>
+          <w:i/>
+          <w:iCs/>
+        </w:rPr>
+        <w:t xml:space="preserve">last changed DATE by INITIALS</w:t>
+      </w:r>
+      <w:r>
+        <w:t xml:space="preserve"> </w:t>
+      </w:r>
+      <w:r>
+        <w:t xml:space="preserve">in the</w:t>
+      </w:r>
+      <w:r>
+        <w:t xml:space="preserve"> </w:t>
+      </w:r>
+      <w:r>
+        <w:t xml:space="preserve">panel.</w:t>
+      </w:r>
+    </w:p>
+    <w:bookmarkEnd w:id="130"/>
+    <w:bookmarkStart w:id="131" w:name="what-the-workflow-will-do-next"/>
+    <w:p>
+      <w:pPr>
+        <w:pStyle w:val="Heading2"/>
+      </w:pPr>
+      <w:r>
+        <w:t xml:space="preserve">14.15 What the workflow will do next</w:t>
       </w:r>
     </w:p>
     <w:p>
@@ -33197,9 +33344,9 @@
         </w:pict>
       </w:r>
     </w:p>
-    <w:bookmarkEnd w:id="130"/>
     <w:bookmarkEnd w:id="131"/>
-    <w:bookmarkStart w:id="136" w:name="X9ec64eb07a85eae9b98de9b923277db2a2eae83"/>
+    <w:bookmarkEnd w:id="132"/>
+    <w:bookmarkStart w:id="137" w:name="X9ec64eb07a85eae9b98de9b923277db2a2eae83"/>
     <w:p>
       <w:pPr>
         <w:pStyle w:val="Heading1"/>
@@ -33378,7 +33525,7 @@
         <w:t xml:space="preserve">button with its results area below.</w:t>
       </w:r>
     </w:p>
-    <w:bookmarkStart w:id="132" w:name="one-time-identity-setup"/>
+    <w:bookmarkStart w:id="133" w:name="one-time-identity-setup"/>
     <w:p>
       <w:pPr>
         <w:pStyle w:val="Heading2"/>
@@ -33692,8 +33839,8 @@
         <w:t xml:space="preserve">change them in either place, they are one and the same.</w:t>
       </w:r>
     </w:p>
-    <w:bookmarkEnd w:id="132"/>
-    <w:bookmarkStart w:id="133" w:name="making-a-proposal"/>
+    <w:bookmarkEnd w:id="133"/>
+    <w:bookmarkStart w:id="134" w:name="making-a-proposal"/>
     <w:p>
       <w:pPr>
         <w:pStyle w:val="Heading2"/>
@@ -34362,8 +34509,8 @@
         <w:t xml:space="preserve">— done. It now waits for the ruling.</w:t>
       </w:r>
     </w:p>
-    <w:bookmarkEnd w:id="133"/>
-    <w:bookmarkStart w:id="134" w:name="the-other-ways-proposals-get-filed"/>
+    <w:bookmarkEnd w:id="134"/>
+    <w:bookmarkStart w:id="135" w:name="the-other-ways-proposals-get-filed"/>
     <w:p>
       <w:pPr>
         <w:pStyle w:val="Heading2"/>
@@ -34519,8 +34666,8 @@
         <w:t xml:space="preserve">ruling time — see §15.4.</w:t>
       </w:r>
     </w:p>
-    <w:bookmarkEnd w:id="134"/>
-    <w:bookmarkStart w:id="135" w:name="my-proposals-what-happened"/>
+    <w:bookmarkEnd w:id="135"/>
+    <w:bookmarkStart w:id="136" w:name="my-proposals-what-happened"/>
     <w:p>
       <w:pPr>
         <w:pStyle w:val="Heading2"/>
@@ -34711,9 +34858,9 @@
         </w:pict>
       </w:r>
     </w:p>
-    <w:bookmarkEnd w:id="135"/>
     <w:bookmarkEnd w:id="136"/>
-    <w:bookmarkStart w:id="143" w:name="Xf87a93a906d220c467310f12d976bb46122eb07"/>
+    <w:bookmarkEnd w:id="137"/>
+    <w:bookmarkStart w:id="144" w:name="Xf87a93a906d220c467310f12d976bb46122eb07"/>
     <w:p>
       <w:pPr>
         <w:pStyle w:val="Heading1"/>
@@ -34915,7 +35062,7 @@
         <w:t xml:space="preserve">it the queue itself.</w:t>
       </w:r>
     </w:p>
-    <w:bookmarkStart w:id="137" w:name="reading-the-queue"/>
+    <w:bookmarkStart w:id="138" w:name="reading-the-queue"/>
     <w:p>
       <w:pPr>
         <w:pStyle w:val="Heading2"/>
@@ -35157,8 +35304,8 @@
         <w:t xml:space="preserve">proposals folder in the Propose tab first.”</w:t>
       </w:r>
     </w:p>
-    <w:bookmarkEnd w:id="137"/>
-    <w:bookmarkStart w:id="138" w:name="ruling-on-an-item"/>
+    <w:bookmarkEnd w:id="138"/>
+    <w:bookmarkStart w:id="139" w:name="ruling-on-an-item"/>
     <w:p>
       <w:pPr>
         <w:pStyle w:val="Heading2"/>
@@ -35442,8 +35589,8 @@
         <w:t xml:space="preserve">takes the queue as it stands.</w:t>
       </w:r>
     </w:p>
-    <w:bookmarkEnd w:id="138"/>
-    <w:bookmarkStart w:id="139" w:name="what-each-ruling-actually-does"/>
+    <w:bookmarkEnd w:id="139"/>
+    <w:bookmarkStart w:id="140" w:name="what-each-ruling-actually-does"/>
     <w:p>
       <w:pPr>
         <w:pStyle w:val="Heading2"/>
@@ -35853,8 +36000,8 @@
         <w:t xml:space="preserve">a rejection; it is a positive ruling that teaches the software.</w:t>
       </w:r>
     </w:p>
-    <w:bookmarkEnd w:id="139"/>
-    <w:bookmarkStart w:id="140" w:name="the-kind-filter-one-category-per-sitting"/>
+    <w:bookmarkEnd w:id="140"/>
+    <w:bookmarkStart w:id="141" w:name="the-kind-filter-one-category-per-sitting"/>
     <w:p>
       <w:pPr>
         <w:pStyle w:val="Heading2"/>
@@ -36026,8 +36173,8 @@
         <w:t xml:space="preserve">delivers their proposals to your disk in the background).</w:t>
       </w:r>
     </w:p>
-    <w:bookmarkEnd w:id="140"/>
-    <w:bookmarkStart w:id="141" w:name="export-approved-dictionary-candidates"/>
+    <w:bookmarkEnd w:id="141"/>
+    <w:bookmarkStart w:id="142" w:name="export-approved-dictionary-candidates"/>
     <w:p>
       <w:pPr>
         <w:pStyle w:val="Heading2"/>
@@ -36252,8 +36399,8 @@
         <w:t xml:space="preserve">candidate.</w:t>
       </w:r>
     </w:p>
-    <w:bookmarkEnd w:id="141"/>
-    <w:bookmarkStart w:id="142" w:name="the-rulings-archive"/>
+    <w:bookmarkEnd w:id="142"/>
+    <w:bookmarkStart w:id="143" w:name="the-rulings-archive"/>
     <w:p>
       <w:pPr>
         <w:pStyle w:val="Heading2"/>
@@ -36373,9 +36520,9 @@
         </w:pict>
       </w:r>
     </w:p>
-    <w:bookmarkEnd w:id="142"/>
     <w:bookmarkEnd w:id="143"/>
-    <w:bookmarkStart w:id="154" w:name="chapter-17-the-app-itself"/>
+    <w:bookmarkEnd w:id="144"/>
+    <w:bookmarkStart w:id="155" w:name="chapter-17-the-app-itself"/>
     <w:p>
       <w:pPr>
         <w:pStyle w:val="Heading1"/>
@@ -36398,7 +36545,7 @@
         <w:t xml:space="preserve">a whole rather than to any one pane.</w:t>
       </w:r>
     </w:p>
-    <w:bookmarkStart w:id="144" w:name="the-window-seven-workflow-groups"/>
+    <w:bookmarkStart w:id="145" w:name="the-window-seven-workflow-groups"/>
     <w:p>
       <w:pPr>
         <w:pStyle w:val="Heading2"/>
@@ -36739,8 +36886,8 @@
         <w:t xml:space="preserve">authority role, and carries a live pending count on its tab.)</w:t>
       </w:r>
     </w:p>
-    <w:bookmarkEnd w:id="144"/>
-    <w:bookmarkStart w:id="145" w:name="the-menu-bar-mirrors-the-window"/>
+    <w:bookmarkEnd w:id="145"/>
+    <w:bookmarkStart w:id="146" w:name="the-menu-bar-mirrors-the-window"/>
     <w:p>
       <w:pPr>
         <w:pStyle w:val="Heading2"/>
@@ -37000,8 +37147,8 @@
         <w:t xml:space="preserve">system can literally point at any feature in the app.</w:t>
       </w:r>
     </w:p>
-    <w:bookmarkEnd w:id="145"/>
-    <w:bookmarkStart w:id="146" w:name="X4072019ae30f7b50793bf783af980ededa378c4"/>
+    <w:bookmarkEnd w:id="146"/>
+    <w:bookmarkStart w:id="147" w:name="X4072019ae30f7b50793bf783af980ededa378c4"/>
     <w:p>
       <w:pPr>
         <w:pStyle w:val="Heading2"/>
@@ -37525,8 +37672,8 @@
         <w:t xml:space="preserve">section.</w:t>
       </w:r>
     </w:p>
-    <w:bookmarkEnd w:id="146"/>
-    <w:bookmarkStart w:id="147" w:name="the-settings-dialog-every-field"/>
+    <w:bookmarkEnd w:id="147"/>
+    <w:bookmarkStart w:id="148" w:name="the-settings-dialog-every-field"/>
     <w:p>
       <w:pPr>
         <w:pStyle w:val="Heading2"/>
@@ -37939,8 +38086,8 @@
         <w:t xml:space="preserve">writes them all.</w:t>
       </w:r>
     </w:p>
-    <w:bookmarkEnd w:id="147"/>
-    <w:bookmarkStart w:id="148" w:name="the-help-window"/>
+    <w:bookmarkEnd w:id="148"/>
+    <w:bookmarkStart w:id="149" w:name="the-help-window"/>
     <w:p>
       <w:pPr>
         <w:pStyle w:val="Heading2"/>
@@ -38404,8 +38551,8 @@
         <w:t xml:space="preserve">— you are standing in the Input pane.</w:t>
       </w:r>
     </w:p>
-    <w:bookmarkEnd w:id="148"/>
-    <w:bookmarkStart w:id="149" w:name="night-mode"/>
+    <w:bookmarkEnd w:id="149"/>
+    <w:bookmarkStart w:id="150" w:name="night-mode"/>
     <w:p>
       <w:pPr>
         <w:pStyle w:val="Heading2"/>
@@ -38450,8 +38597,8 @@
         <w:t xml:space="preserve">dark. It applies immediately and is remembered across launches.</w:t>
       </w:r>
     </w:p>
-    <w:bookmarkEnd w:id="149"/>
-    <w:bookmarkStart w:id="150" w:name="X2c349eb4ce50af7037642b129b0429d506e41d5"/>
+    <w:bookmarkEnd w:id="150"/>
+    <w:bookmarkStart w:id="151" w:name="X2c349eb4ce50af7037642b129b0429d506e41d5"/>
     <w:p>
       <w:pPr>
         <w:pStyle w:val="Heading2"/>
@@ -38554,8 +38701,8 @@
         <w:t xml:space="preserve">stays set up.</w:t>
       </w:r>
     </w:p>
-    <w:bookmarkEnd w:id="150"/>
-    <w:bookmarkStart w:id="151" w:name="the-self-test-selftest"/>
+    <w:bookmarkEnd w:id="151"/>
+    <w:bookmarkStart w:id="152" w:name="the-self-test-selftest"/>
     <w:p>
       <w:pPr>
         <w:pStyle w:val="Heading2"/>
@@ -38756,8 +38903,8 @@
         <w:t xml:space="preserve">never compose it.</w:t>
       </w:r>
     </w:p>
-    <w:bookmarkEnd w:id="151"/>
-    <w:bookmarkStart w:id="152" w:name="help-troubleshooting"/>
+    <w:bookmarkEnd w:id="152"/>
+    <w:bookmarkStart w:id="153" w:name="help-troubleshooting"/>
     <w:p>
       <w:pPr>
         <w:pStyle w:val="Heading2"/>
@@ -38998,8 +39145,8 @@
         <w:t xml:space="preserve">confirmation; texts and data untouched; next launch.</w:t>
       </w:r>
     </w:p>
-    <w:bookmarkEnd w:id="152"/>
-    <w:bookmarkStart w:id="153" w:name="hunt-everywhere-k"/>
+    <w:bookmarkEnd w:id="153"/>
+    <w:bookmarkStart w:id="154" w:name="hunt-everywhere-k"/>
     <w:p>
       <w:pPr>
         <w:pStyle w:val="Heading2"/>
@@ -39307,8 +39454,8 @@
         <w:t xml:space="preserve">panes — the palette only saves you the walk.</w:t>
       </w:r>
     </w:p>
-    <w:bookmarkEnd w:id="153"/>
     <w:bookmarkEnd w:id="154"/>
+    <w:bookmarkEnd w:id="155"/>
     <w:sectPr>
       <w:footnotePr>
         <w:numRestart w:val="eachSect"/>

--- a/docs/distribution/USER_MANUAL.docx
+++ b/docs/distribution/USER_MANUAL.docx
@@ -33286,55 +33286,73 @@
         <w:pStyle w:val="FirstParagraph"/>
       </w:pPr>
       <w:r>
-        <w:t xml:space="preserve">This is the first working step of a longer workflow. Still to come,</w:t>
-      </w:r>
-      <w:r>
-        <w:t xml:space="preserve"> </w:t>
-      </w:r>
-      <w:r>
-        <w:t xml:space="preserve">in order: quality-control lanes (title-versus-translation mismatch,</w:t>
-      </w:r>
-      <w:r>
-        <w:t xml:space="preserve"> </w:t>
-      </w:r>
-      <w:r>
-        <w:t xml:space="preserve">colophon-aware duplicate detection across the intake set); a</w:t>
-      </w:r>
-      <w:r>
-        <w:t xml:space="preserve"> </w:t>
-      </w:r>
-      <w:r>
-        <w:t xml:space="preserve">cataloging worksheet of the fields each file needs; routing, so an</w:t>
-      </w:r>
-      <w:r>
-        <w:t xml:space="preserve"> </w:t>
-      </w:r>
-      <w:r>
-        <w:t xml:space="preserve">identity a cataloger accepts becomes a proposal in the ordinary</w:t>
-      </w:r>
-      <w:r>
-        <w:t xml:space="preserve"> </w:t>
-      </w:r>
-      <w:r>
-        <w:t xml:space="preserve">approval channel and exports as a candidates file for the data</w:t>
-      </w:r>
-      <w:r>
-        <w:t xml:space="preserve"> </w:t>
-      </w:r>
-      <w:r>
-        <w:t xml:space="preserve">project; and the handoff that moves a finished file from the</w:t>
-      </w:r>
-      <w:r>
-        <w:t xml:space="preserve"> </w:t>
-      </w:r>
-      <w:r>
-        <w:t xml:space="preserve">left tree into the right one under its proper name — the two</w:t>
-      </w:r>
-      <w:r>
-        <w:t xml:space="preserve"> </w:t>
-      </w:r>
-      <w:r>
-        <w:t xml:space="preserve">browsers are the two ends of that move.</w:t>
+        <w:t xml:space="preserve">Still to come, in order: quality-control lanes</w:t>
+      </w:r>
+      <w:r>
+        <w:t xml:space="preserve"> </w:t>
+      </w:r>
+      <w:r>
+        <w:t xml:space="preserve">(title-versus-translation mismatch, colophon-aware duplicate</w:t>
+      </w:r>
+      <w:r>
+        <w:t xml:space="preserve"> </w:t>
+      </w:r>
+      <w:r>
+        <w:t xml:space="preserve">detection across the intake set); the full cataloging worksheet —</w:t>
+      </w:r>
+      <w:r>
+        <w:t xml:space="preserve"> </w:t>
+      </w:r>
+      <w:r>
+        <w:t xml:space="preserve">its 52-field schema is now in hand from the team’s live</w:t>
+      </w:r>
+      <w:r>
+        <w:t xml:space="preserve"> </w:t>
+      </w:r>
+      <w:r>
+        <w:t xml:space="preserve">spreadsheet (ACIP number through Tohoku, titles in three languages,</w:t>
+      </w:r>
+      <w:r>
+        <w:t xml:space="preserve"> </w:t>
+      </w:r>
+      <w:r>
+        <w:t xml:space="preserve">authorship, BDRC identifiers, publisher, colophon, physical</w:t>
+      </w:r>
+      <w:r>
+        <w:t xml:space="preserve"> </w:t>
+      </w:r>
+      <w:r>
+        <w:t xml:space="preserve">dimensions, condition…); routing, so an identity a cataloger</w:t>
+      </w:r>
+      <w:r>
+        <w:t xml:space="preserve"> </w:t>
+      </w:r>
+      <w:r>
+        <w:t xml:space="preserve">accepts becomes a proposal in the ordinary approval channel and</w:t>
+      </w:r>
+      <w:r>
+        <w:t xml:space="preserve"> </w:t>
+      </w:r>
+      <w:r>
+        <w:t xml:space="preserve">exports as a candidates file for the data project; and the handoff</w:t>
+      </w:r>
+      <w:r>
+        <w:t xml:space="preserve"> </w:t>
+      </w:r>
+      <w:r>
+        <w:t xml:space="preserve">that moves a finished file from the left tree into the right one</w:t>
+      </w:r>
+      <w:r>
+        <w:t xml:space="preserve"> </w:t>
+      </w:r>
+      <w:r>
+        <w:t xml:space="preserve">under its proper name — the two browsers are the two ends of that</w:t>
+      </w:r>
+      <w:r>
+        <w:t xml:space="preserve"> </w:t>
+      </w:r>
+      <w:r>
+        <w:t xml:space="preserve">move.</w:t>
       </w:r>
     </w:p>
     <w:p>

--- a/docs/distribution/USER_MANUAL.docx
+++ b/docs/distribution/USER_MANUAL.docx
@@ -749,7 +749,19 @@
         </w:numPr>
       </w:pPr>
       <w:r>
-        <w:t xml:space="preserve">14.15 What the workflow will do next</w:t>
+        <w:t xml:space="preserve">14.15 Move to shelf — the handoff</w:t>
+      </w:r>
+    </w:p>
+    <w:p>
+      <w:pPr>
+        <w:pStyle w:val="Compact"/>
+        <w:numPr>
+          <w:ilvl w:val="1"/>
+          <w:numId w:val="1006"/>
+        </w:numPr>
+      </w:pPr>
+      <w:r>
+        <w:t xml:space="preserve">14.16 What the workflow will do next</w:t>
       </w:r>
     </w:p>
     <w:p>
@@ -29876,7 +29888,7 @@
     </w:p>
     <w:bookmarkEnd w:id="115"/>
     <w:bookmarkEnd w:id="116"/>
-    <w:bookmarkStart w:id="132" w:name="X3a20423a134726120338426e69aa3db63b45769"/>
+    <w:bookmarkStart w:id="133" w:name="X3a20423a134726120338426e69aa3db63b45769"/>
     <w:p>
       <w:pPr>
         <w:pStyle w:val="Heading1"/>
@@ -33272,13 +33284,13 @@
       </w:r>
     </w:p>
     <w:bookmarkEnd w:id="130"/>
-    <w:bookmarkStart w:id="131" w:name="what-the-workflow-will-do-next"/>
+    <w:bookmarkStart w:id="131" w:name="move-to-shelf-the-handoff"/>
     <w:p>
       <w:pPr>
         <w:pStyle w:val="Heading2"/>
       </w:pPr>
       <w:r>
-        <w:t xml:space="preserve">14.15 What the workflow will do next</w:t>
+        <w:t xml:space="preserve">14.15 Move to shelf — the handoff</w:t>
       </w:r>
     </w:p>
     <w:p>
@@ -33286,6 +33298,305 @@
         <w:pStyle w:val="FirstParagraph"/>
       </w:pPr>
       <w:r>
+        <w:t xml:space="preserve">The two browsers are the two ends of one move: intake material,</w:t>
+      </w:r>
+      <w:r>
+        <w:t xml:space="preserve"> </w:t>
+      </w:r>
+      <w:r>
+        <w:t xml:space="preserve">once identified and properly named, goes onto its shelf in the</w:t>
+      </w:r>
+      <w:r>
+        <w:t xml:space="preserve"> </w:t>
+      </w:r>
+      <w:r>
+        <w:t xml:space="preserve">destination tree. Select the file on the left, click the target</w:t>
+      </w:r>
+      <w:r>
+        <w:t xml:space="preserve"> </w:t>
+      </w:r>
+      <w:r>
+        <w:t xml:space="preserve">shelf (folder) on the right, then</w:t>
+      </w:r>
+      <w:r>
+        <w:t xml:space="preserve"> </w:t>
+      </w:r>
+      <w:r>
+        <w:rPr>
+          <w:b/>
+          <w:bCs/>
+        </w:rPr>
+        <w:t xml:space="preserve">Move to shelf…</w:t>
+      </w:r>
+      <w:r>
+        <w:t xml:space="preserve">.</w:t>
+      </w:r>
+    </w:p>
+    <w:p>
+      <w:pPr>
+        <w:pStyle w:val="BodyText"/>
+      </w:pPr>
+      <w:r>
+        <w:t xml:space="preserve">The move follows the house rules to the letter:</w:t>
+      </w:r>
+    </w:p>
+    <w:p>
+      <w:pPr>
+        <w:pStyle w:val="Compact"/>
+        <w:numPr>
+          <w:ilvl w:val="0"/>
+          <w:numId w:val="1102"/>
+        </w:numPr>
+      </w:pPr>
+      <w:r>
+        <w:rPr>
+          <w:b/>
+          <w:bCs/>
+        </w:rPr>
+        <w:t xml:space="preserve">Move, not copy</w:t>
+      </w:r>
+      <w:r>
+        <w:t xml:space="preserve"> </w:t>
+      </w:r>
+      <w:r>
+        <w:t xml:space="preserve">— after the handoff the file lives in exactly</w:t>
+      </w:r>
+      <w:r>
+        <w:t xml:space="preserve"> </w:t>
+      </w:r>
+      <w:r>
+        <w:t xml:space="preserve">one place;</w:t>
+      </w:r>
+    </w:p>
+    <w:p>
+      <w:pPr>
+        <w:pStyle w:val="Compact"/>
+        <w:numPr>
+          <w:ilvl w:val="0"/>
+          <w:numId w:val="1102"/>
+        </w:numPr>
+      </w:pPr>
+      <w:r>
+        <w:t xml:space="preserve">a</w:t>
+      </w:r>
+      <w:r>
+        <w:t xml:space="preserve"> </w:t>
+      </w:r>
+      <w:r>
+        <w:rPr>
+          <w:b/>
+          <w:bCs/>
+        </w:rPr>
+        <w:t xml:space="preserve">META companion travels with its file</w:t>
+      </w:r>
+      <w:r>
+        <w:t xml:space="preserve"> </w:t>
+      </w:r>
+      <w:r>
+        <w:t xml:space="preserve">— the pair is never</w:t>
+      </w:r>
+      <w:r>
+        <w:t xml:space="preserve"> </w:t>
+      </w:r>
+      <w:r>
+        <w:t xml:space="preserve">split (if the companion cannot move, the whole move undoes);</w:t>
+      </w:r>
+    </w:p>
+    <w:p>
+      <w:pPr>
+        <w:pStyle w:val="Compact"/>
+        <w:numPr>
+          <w:ilvl w:val="0"/>
+          <w:numId w:val="1102"/>
+        </w:numPr>
+      </w:pPr>
+      <w:r>
+        <w:t xml:space="preserve">a</w:t>
+      </w:r>
+      <w:r>
+        <w:t xml:space="preserve"> </w:t>
+      </w:r>
+      <w:r>
+        <w:rPr>
+          <w:b/>
+          <w:bCs/>
+        </w:rPr>
+        <w:t xml:space="preserve">collision is refused</w:t>
+      </w:r>
+      <w:r>
+        <w:t xml:space="preserve">, never overwritten; nothing is ever</w:t>
+      </w:r>
+      <w:r>
+        <w:t xml:space="preserve"> </w:t>
+      </w:r>
+      <w:r>
+        <w:t xml:space="preserve">deleted;</w:t>
+      </w:r>
+    </w:p>
+    <w:p>
+      <w:pPr>
+        <w:pStyle w:val="Compact"/>
+        <w:numPr>
+          <w:ilvl w:val="0"/>
+          <w:numId w:val="1102"/>
+        </w:numPr>
+      </w:pPr>
+      <w:r>
+        <w:t xml:space="preserve">a file whose name carries</w:t>
+      </w:r>
+      <w:r>
+        <w:t xml:space="preserve"> </w:t>
+      </w:r>
+      <w:r>
+        <w:rPr>
+          <w:b/>
+          <w:bCs/>
+        </w:rPr>
+        <w:t xml:space="preserve">no catalog identity is refused</w:t>
+      </w:r>
+      <w:r>
+        <w:t xml:space="preserve"> </w:t>
+      </w:r>
+      <w:r>
+        <w:t xml:space="preserve">with</w:t>
+      </w:r>
+      <w:r>
+        <w:t xml:space="preserve"> </w:t>
+      </w:r>
+      <w:r>
+        <w:t xml:space="preserve">the workflow’s order spelled out: identify, name (Compose</w:t>
+      </w:r>
+      <w:r>
+        <w:t xml:space="preserve"> </w:t>
+      </w:r>
+      <w:r>
+        <w:t xml:space="preserve">name…), then shelve;</w:t>
+      </w:r>
+    </w:p>
+    <w:p>
+      <w:pPr>
+        <w:pStyle w:val="Compact"/>
+        <w:numPr>
+          <w:ilvl w:val="0"/>
+          <w:numId w:val="1102"/>
+        </w:numPr>
+      </w:pPr>
+      <w:r>
+        <w:t xml:space="preserve">the</w:t>
+      </w:r>
+      <w:r>
+        <w:t xml:space="preserve"> </w:t>
+      </w:r>
+      <w:r>
+        <w:rPr>
+          <w:b/>
+          <w:bCs/>
+        </w:rPr>
+        <w:t xml:space="preserve">shelf choice is the cataloger’s</w:t>
+      </w:r>
+      <w:r>
+        <w:t xml:space="preserve"> </w:t>
+      </w:r>
+      <w:r>
+        <w:t xml:space="preserve">— the confirmation quotes</w:t>
+      </w:r>
+      <w:r>
+        <w:t xml:space="preserve"> </w:t>
+      </w:r>
+      <w:r>
+        <w:t xml:space="preserve">the warning that drives the whole design:</w:t>
+      </w:r>
+      <w:r>
+        <w:t xml:space="preserve"> </w:t>
+      </w:r>
+      <w:r>
+        <w:rPr>
+          <w:i/>
+          <w:iCs/>
+        </w:rPr>
+        <w:t xml:space="preserve">“a book on the wrong</w:t>
+      </w:r>
+      <w:r>
+        <w:rPr>
+          <w:i/>
+          <w:iCs/>
+        </w:rPr>
+        <w:t xml:space="preserve"> </w:t>
+      </w:r>
+      <w:r>
+        <w:rPr>
+          <w:i/>
+          <w:iCs/>
+        </w:rPr>
+        <w:t xml:space="preserve">shelf is lost forever”</w:t>
+      </w:r>
+      <w:r>
+        <w:t xml:space="preserve">;</w:t>
+      </w:r>
+    </w:p>
+    <w:p>
+      <w:pPr>
+        <w:pStyle w:val="Compact"/>
+        <w:numPr>
+          <w:ilvl w:val="0"/>
+          <w:numId w:val="1102"/>
+        </w:numPr>
+      </w:pPr>
+      <w:r>
+        <w:t xml:space="preserve">after the move, the app offers the</w:t>
+      </w:r>
+      <w:r>
+        <w:t xml:space="preserve"> </w:t>
+      </w:r>
+      <w:r>
+        <w:rPr>
+          <w:b/>
+          <w:bCs/>
+        </w:rPr>
+        <w:t xml:space="preserve">change-log stamp</w:t>
+      </w:r>
+      <w:r>
+        <w:t xml:space="preserve"> </w:t>
+      </w:r>
+      <w:r>
+        <w:t xml:space="preserve">on the</w:t>
+      </w:r>
+      <w:r>
+        <w:t xml:space="preserve"> </w:t>
+      </w:r>
+      <w:r>
+        <w:t xml:space="preserve">shelf folder, per the policy.</w:t>
+      </w:r>
+    </w:p>
+    <w:p>
+      <w:pPr>
+        <w:pStyle w:val="FirstParagraph"/>
+      </w:pPr>
+      <w:r>
+        <w:t xml:space="preserve">Both censuses refresh after a move — the intake count falls, the</w:t>
+      </w:r>
+      <w:r>
+        <w:t xml:space="preserve"> </w:t>
+      </w:r>
+      <w:r>
+        <w:t xml:space="preserve">destination count rises, and the work is visibly further along.</w:t>
+      </w:r>
+    </w:p>
+    <w:bookmarkEnd w:id="131"/>
+    <w:bookmarkStart w:id="132" w:name="what-the-workflow-will-do-next"/>
+    <w:p>
+      <w:pPr>
+        <w:pStyle w:val="Heading2"/>
+      </w:pPr>
+      <w:r>
+        <w:t xml:space="preserve">14.16 What the workflow will do next</w:t>
+      </w:r>
+    </w:p>
+    <w:p>
+      <w:pPr>
+        <w:pStyle w:val="FirstParagraph"/>
+      </w:pPr>
+      <w:r>
         <w:t xml:space="preserve">Still to come, in order: quality-control lanes</w:t>
       </w:r>
       <w:r>
@@ -33334,25 +33645,13 @@
         <w:t xml:space="preserve"> </w:t>
       </w:r>
       <w:r>
-        <w:t xml:space="preserve">exports as a candidates file for the data project; and the handoff</w:t>
-      </w:r>
-      <w:r>
-        <w:t xml:space="preserve"> </w:t>
-      </w:r>
-      <w:r>
-        <w:t xml:space="preserve">that moves a finished file from the left tree into the right one</w:t>
-      </w:r>
-      <w:r>
-        <w:t xml:space="preserve"> </w:t>
-      </w:r>
-      <w:r>
-        <w:t xml:space="preserve">under its proper name — the two browsers are the two ends of that</w:t>
-      </w:r>
-      <w:r>
-        <w:t xml:space="preserve"> </w:t>
-      </w:r>
-      <w:r>
-        <w:t xml:space="preserve">move.</w:t>
+        <w:t xml:space="preserve">exports as a candidates file for the data project. The handoff</w:t>
+      </w:r>
+      <w:r>
+        <w:t xml:space="preserve"> </w:t>
+      </w:r>
+      <w:r>
+        <w:t xml:space="preserve">itself ships above (14.15).</w:t>
       </w:r>
     </w:p>
     <w:p>
@@ -33362,9 +33661,9 @@
         </w:pict>
       </w:r>
     </w:p>
-    <w:bookmarkEnd w:id="131"/>
     <w:bookmarkEnd w:id="132"/>
-    <w:bookmarkStart w:id="137" w:name="X9ec64eb07a85eae9b98de9b923277db2a2eae83"/>
+    <w:bookmarkEnd w:id="133"/>
+    <w:bookmarkStart w:id="138" w:name="X9ec64eb07a85eae9b98de9b923277db2a2eae83"/>
     <w:p>
       <w:pPr>
         <w:pStyle w:val="Heading1"/>
@@ -33543,7 +33842,7 @@
         <w:t xml:space="preserve">button with its results area below.</w:t>
       </w:r>
     </w:p>
-    <w:bookmarkStart w:id="133" w:name="one-time-identity-setup"/>
+    <w:bookmarkStart w:id="134" w:name="one-time-identity-setup"/>
     <w:p>
       <w:pPr>
         <w:pStyle w:val="Heading2"/>
@@ -33571,7 +33870,7 @@
         <w:pStyle w:val="Compact"/>
         <w:numPr>
           <w:ilvl w:val="0"/>
-          <w:numId w:val="1102"/>
+          <w:numId w:val="1103"/>
         </w:numPr>
       </w:pPr>
       <w:r>
@@ -33596,7 +33895,7 @@
         <w:pStyle w:val="Compact"/>
         <w:numPr>
           <w:ilvl w:val="0"/>
-          <w:numId w:val="1102"/>
+          <w:numId w:val="1103"/>
         </w:numPr>
       </w:pPr>
       <w:r>
@@ -33654,7 +33953,7 @@
         <w:pStyle w:val="Compact"/>
         <w:numPr>
           <w:ilvl w:val="0"/>
-          <w:numId w:val="1102"/>
+          <w:numId w:val="1103"/>
         </w:numPr>
       </w:pPr>
       <w:r>
@@ -33702,7 +34001,7 @@
         <w:pStyle w:val="Compact"/>
         <w:numPr>
           <w:ilvl w:val="0"/>
-          <w:numId w:val="1102"/>
+          <w:numId w:val="1103"/>
         </w:numPr>
       </w:pPr>
       <w:r>
@@ -33758,7 +34057,7 @@
         <w:pStyle w:val="Compact"/>
         <w:numPr>
           <w:ilvl w:val="0"/>
-          <w:numId w:val="1102"/>
+          <w:numId w:val="1103"/>
         </w:numPr>
       </w:pPr>
       <w:r>
@@ -33857,8 +34156,8 @@
         <w:t xml:space="preserve">change them in either place, they are one and the same.</w:t>
       </w:r>
     </w:p>
-    <w:bookmarkEnd w:id="133"/>
-    <w:bookmarkStart w:id="134" w:name="making-a-proposal"/>
+    <w:bookmarkEnd w:id="134"/>
+    <w:bookmarkStart w:id="135" w:name="making-a-proposal"/>
     <w:p>
       <w:pPr>
         <w:pStyle w:val="Heading2"/>
@@ -33896,7 +34195,7 @@
         <w:pStyle w:val="Compact"/>
         <w:numPr>
           <w:ilvl w:val="0"/>
-          <w:numId w:val="1103"/>
+          <w:numId w:val="1104"/>
         </w:numPr>
       </w:pPr>
       <w:r>
@@ -33924,6 +34223,298 @@
         <w:pStyle w:val="Compact"/>
         <w:numPr>
           <w:ilvl w:val="1"/>
+          <w:numId w:val="1105"/>
+        </w:numPr>
+      </w:pPr>
+      <w:r>
+        <w:rPr>
+          <w:b/>
+          <w:bCs/>
+        </w:rPr>
+        <w:t xml:space="preserve">Honorific term (↔ ordinary)</w:t>
+      </w:r>
+      <w:r>
+        <w:t xml:space="preserve"> </w:t>
+      </w:r>
+      <w:r>
+        <w:t xml:space="preserve">— a term of the general</w:t>
+      </w:r>
+      <w:r>
+        <w:t xml:space="preserve"> </w:t>
+      </w:r>
+      <w:r>
+        <w:t xml:space="preserve">honorific register, paired with its ordinary counterpart.</w:t>
+      </w:r>
+    </w:p>
+    <w:p>
+      <w:pPr>
+        <w:pStyle w:val="Compact"/>
+        <w:numPr>
+          <w:ilvl w:val="1"/>
+          <w:numId w:val="1105"/>
+        </w:numPr>
+      </w:pPr>
+      <w:r>
+        <w:rPr>
+          <w:b/>
+          <w:bCs/>
+        </w:rPr>
+        <w:t xml:space="preserve">HIGH honorific marking</w:t>
+      </w:r>
+      <w:r>
+        <w:t xml:space="preserve"> </w:t>
+      </w:r>
+      <w:r>
+        <w:t xml:space="preserve">— the elevated register used for</w:t>
+      </w:r>
+      <w:r>
+        <w:t xml:space="preserve"> </w:t>
+      </w:r>
+      <w:r>
+        <w:t xml:space="preserve">high lamas and dignitaries (rare).</w:t>
+      </w:r>
+    </w:p>
+    <w:p>
+      <w:pPr>
+        <w:pStyle w:val="Compact"/>
+        <w:numPr>
+          <w:ilvl w:val="1"/>
+          <w:numId w:val="1105"/>
+        </w:numPr>
+      </w:pPr>
+      <w:r>
+        <w:rPr>
+          <w:b/>
+          <w:bCs/>
+        </w:rPr>
+        <w:t xml:space="preserve">Humilific (self-lowering) form</w:t>
+      </w:r>
+      <w:r>
+        <w:t xml:space="preserve"> </w:t>
+      </w:r>
+      <w:r>
+        <w:t xml:space="preserve">— the register for one’s</w:t>
+      </w:r>
+      <w:r>
+        <w:t xml:space="preserve"> </w:t>
+      </w:r>
+      <w:r>
+        <w:t xml:space="preserve">own actions (the honorific is never used of oneself).</w:t>
+      </w:r>
+    </w:p>
+    <w:p>
+      <w:pPr>
+        <w:pStyle w:val="Compact"/>
+        <w:numPr>
+          <w:ilvl w:val="1"/>
+          <w:numId w:val="1105"/>
+        </w:numPr>
+      </w:pPr>
+      <w:r>
+        <w:rPr>
+          <w:b/>
+          <w:bCs/>
+        </w:rPr>
+        <w:t xml:space="preserve">DOUBLE honorific (subject + recipient)</w:t>
+      </w:r>
+      <w:r>
+        <w:t xml:space="preserve"> </w:t>
+      </w:r>
+      <w:r>
+        <w:t xml:space="preserve">— honorific in</w:t>
+      </w:r>
+      <w:r>
+        <w:t xml:space="preserve"> </w:t>
+      </w:r>
+      <w:r>
+        <w:t xml:space="preserve">both directions at once.</w:t>
+      </w:r>
+    </w:p>
+    <w:p>
+      <w:pPr>
+        <w:pStyle w:val="Compact"/>
+        <w:numPr>
+          <w:ilvl w:val="1"/>
+          <w:numId w:val="1105"/>
+        </w:numPr>
+      </w:pPr>
+      <w:r>
+        <w:rPr>
+          <w:b/>
+          <w:bCs/>
+        </w:rPr>
+        <w:t xml:space="preserve">Pronunciation exception</w:t>
+      </w:r>
+      <w:r>
+        <w:t xml:space="preserve"> </w:t>
+      </w:r>
+      <w:r>
+        <w:t xml:space="preserve">— a word whose spoken form</w:t>
+      </w:r>
+      <w:r>
+        <w:t xml:space="preserve"> </w:t>
+      </w:r>
+      <w:r>
+        <w:t xml:space="preserve">departs from the rules.</w:t>
+      </w:r>
+    </w:p>
+    <w:p>
+      <w:pPr>
+        <w:pStyle w:val="Compact"/>
+        <w:numPr>
+          <w:ilvl w:val="1"/>
+          <w:numId w:val="1105"/>
+        </w:numPr>
+      </w:pPr>
+      <w:r>
+        <w:rPr>
+          <w:b/>
+          <w:bCs/>
+        </w:rPr>
+        <w:t xml:space="preserve">Abbreviation / contraction candidate</w:t>
+      </w:r>
+      <w:r>
+        <w:t xml:space="preserve"> </w:t>
+      </w:r>
+      <w:r>
+        <w:t xml:space="preserve">— a manuscript</w:t>
+      </w:r>
+      <w:r>
+        <w:t xml:space="preserve"> </w:t>
+      </w:r>
+      <w:r>
+        <w:t xml:space="preserve">abbreviation or bsdus-tshig contraction and its expansion.</w:t>
+      </w:r>
+    </w:p>
+    <w:p>
+      <w:pPr>
+        <w:pStyle w:val="Compact"/>
+        <w:numPr>
+          <w:ilvl w:val="1"/>
+          <w:numId w:val="1105"/>
+        </w:numPr>
+      </w:pPr>
+      <w:r>
+        <w:rPr>
+          <w:b/>
+          <w:bCs/>
+        </w:rPr>
+        <w:t xml:space="preserve">Rendering for a word (→ dictionary)</w:t>
+      </w:r>
+      <w:r>
+        <w:t xml:space="preserve"> </w:t>
+      </w:r>
+      <w:r>
+        <w:t xml:space="preserve">— a proposed English</w:t>
+      </w:r>
+      <w:r>
+        <w:t xml:space="preserve"> </w:t>
+      </w:r>
+      <w:r>
+        <w:t xml:space="preserve">equivalent for a word; goes to the data project if approved.</w:t>
+      </w:r>
+    </w:p>
+    <w:p>
+      <w:pPr>
+        <w:pStyle w:val="Compact"/>
+        <w:numPr>
+          <w:ilvl w:val="1"/>
+          <w:numId w:val="1105"/>
+        </w:numPr>
+      </w:pPr>
+      <w:r>
+        <w:rPr>
+          <w:b/>
+          <w:bCs/>
+        </w:rPr>
+        <w:t xml:space="preserve">Rendering for a phrase/clause (→ dictionary)</w:t>
+      </w:r>
+      <w:r>
+        <w:t xml:space="preserve"> </w:t>
+      </w:r>
+      <w:r>
+        <w:t xml:space="preserve">— the same,</w:t>
+      </w:r>
+      <w:r>
+        <w:t xml:space="preserve"> </w:t>
+      </w:r>
+      <w:r>
+        <w:t xml:space="preserve">for a longer unit.</w:t>
+      </w:r>
+    </w:p>
+    <w:p>
+      <w:pPr>
+        <w:pStyle w:val="Compact"/>
+        <w:numPr>
+          <w:ilvl w:val="1"/>
+          <w:numId w:val="1105"/>
+        </w:numPr>
+      </w:pPr>
+      <w:r>
+        <w:rPr>
+          <w:b/>
+          <w:bCs/>
+        </w:rPr>
+        <w:t xml:space="preserve">Idiom / fixed expression</w:t>
+      </w:r>
+      <w:r>
+        <w:t xml:space="preserve"> </w:t>
+      </w:r>
+      <w:r>
+        <w:t xml:space="preserve">— marks a string as an idiom or</w:t>
+      </w:r>
+      <w:r>
+        <w:t xml:space="preserve"> </w:t>
+      </w:r>
+      <w:r>
+        <w:t xml:space="preserve">fixed expression. Its card wears an IDIOM badge — amber</w:t>
+      </w:r>
+      <w:r>
+        <w:t xml:space="preserve"> </w:t>
+      </w:r>
+      <w:r>
+        <w:t xml:space="preserve">while proposed, green once approved. The English stays the</w:t>
+      </w:r>
+      <w:r>
+        <w:t xml:space="preserve"> </w:t>
+      </w:r>
+      <w:r>
+        <w:t xml:space="preserve">dictionary’s.</w:t>
+      </w:r>
+    </w:p>
+    <w:p>
+      <w:pPr>
+        <w:pStyle w:val="Compact"/>
+        <w:numPr>
+          <w:ilvl w:val="1"/>
+          <w:numId w:val="1105"/>
+        </w:numPr>
+      </w:pPr>
+      <w:r>
+        <w:rPr>
+          <w:b/>
+          <w:bCs/>
+        </w:rPr>
+        <w:t xml:space="preserve">Note about a passage</w:t>
+      </w:r>
+      <w:r>
+        <w:t xml:space="preserve"> </w:t>
+      </w:r>
+      <w:r>
+        <w:t xml:space="preserve">— anything worth the authority’s</w:t>
+      </w:r>
+      <w:r>
+        <w:t xml:space="preserve"> </w:t>
+      </w:r>
+      <w:r>
+        <w:t xml:space="preserve">eyes that fits none of the above.</w:t>
+      </w:r>
+    </w:p>
+    <w:p>
+      <w:pPr>
+        <w:pStyle w:val="Compact"/>
+        <w:numPr>
+          <w:ilvl w:val="0"/>
           <w:numId w:val="1104"/>
         </w:numPr>
       </w:pPr>
@@ -33932,26 +34523,20 @@
           <w:b/>
           <w:bCs/>
         </w:rPr>
-        <w:t xml:space="preserve">Honorific term (↔ ordinary)</w:t>
-      </w:r>
-      <w:r>
-        <w:t xml:space="preserve"> </w:t>
-      </w:r>
-      <w:r>
-        <w:t xml:space="preserve">— a term of the general</w:t>
-      </w:r>
-      <w:r>
-        <w:t xml:space="preserve"> </w:t>
-      </w:r>
-      <w:r>
-        <w:t xml:space="preserve">honorific register, paired with its ordinary counterpart.</w:t>
-      </w:r>
-    </w:p>
-    <w:p>
-      <w:pPr>
-        <w:pStyle w:val="Compact"/>
-        <w:numPr>
-          <w:ilvl w:val="1"/>
+        <w:t xml:space="preserve">Tibetan</w:t>
+      </w:r>
+      <w:r>
+        <w:t xml:space="preserve"> </w:t>
+      </w:r>
+      <w:r>
+        <w:t xml:space="preserve">— the term itself, in ACIP or wylie.</w:t>
+      </w:r>
+    </w:p>
+    <w:p>
+      <w:pPr>
+        <w:pStyle w:val="Compact"/>
+        <w:numPr>
+          <w:ilvl w:val="0"/>
           <w:numId w:val="1104"/>
         </w:numPr>
       </w:pPr>
@@ -33960,26 +34545,26 @@
           <w:b/>
           <w:bCs/>
         </w:rPr>
-        <w:t xml:space="preserve">HIGH honorific marking</w:t>
-      </w:r>
-      <w:r>
-        <w:t xml:space="preserve"> </w:t>
-      </w:r>
-      <w:r>
-        <w:t xml:space="preserve">— the elevated register used for</w:t>
-      </w:r>
-      <w:r>
-        <w:t xml:space="preserve"> </w:t>
-      </w:r>
-      <w:r>
-        <w:t xml:space="preserve">high lamas and dignitaries (rare).</w:t>
-      </w:r>
-    </w:p>
-    <w:p>
-      <w:pPr>
-        <w:pStyle w:val="Compact"/>
-        <w:numPr>
-          <w:ilvl w:val="1"/>
+        <w:t xml:space="preserve">Proposed</w:t>
+      </w:r>
+      <w:r>
+        <w:t xml:space="preserve"> </w:t>
+      </w:r>
+      <w:r>
+        <w:t xml:space="preserve">— the proposed English / pronunciation /</w:t>
+      </w:r>
+      <w:r>
+        <w:t xml:space="preserve"> </w:t>
+      </w:r>
+      <w:r>
+        <w:t xml:space="preserve">expansion, as the kind requires.</w:t>
+      </w:r>
+    </w:p>
+    <w:p>
+      <w:pPr>
+        <w:pStyle w:val="Compact"/>
+        <w:numPr>
+          <w:ilvl w:val="0"/>
           <w:numId w:val="1104"/>
         </w:numPr>
       </w:pPr>
@@ -33988,313 +34573,27 @@
           <w:b/>
           <w:bCs/>
         </w:rPr>
-        <w:t xml:space="preserve">Humilific (self-lowering) form</w:t>
-      </w:r>
-      <w:r>
-        <w:t xml:space="preserve"> </w:t>
-      </w:r>
-      <w:r>
-        <w:t xml:space="preserve">— the register for one’s</w:t>
-      </w:r>
-      <w:r>
-        <w:t xml:space="preserve"> </w:t>
-      </w:r>
-      <w:r>
-        <w:t xml:space="preserve">own actions (the honorific is never used of oneself).</w:t>
-      </w:r>
-    </w:p>
-    <w:p>
-      <w:pPr>
-        <w:pStyle w:val="Compact"/>
-        <w:numPr>
-          <w:ilvl w:val="1"/>
+        <w:t xml:space="preserve">Secondary</w:t>
+      </w:r>
+      <w:r>
+        <w:t xml:space="preserve"> </w:t>
+      </w:r>
+      <w:r>
+        <w:t xml:space="preserve">— optional: the ordinary counterpart (for</w:t>
+      </w:r>
+      <w:r>
+        <w:t xml:space="preserve"> </w:t>
+      </w:r>
+      <w:r>
+        <w:t xml:space="preserve">honorifics), a domain, or a clarifying note.</w:t>
+      </w:r>
+    </w:p>
+    <w:p>
+      <w:pPr>
+        <w:pStyle w:val="Compact"/>
+        <w:numPr>
+          <w:ilvl w:val="0"/>
           <w:numId w:val="1104"/>
-        </w:numPr>
-      </w:pPr>
-      <w:r>
-        <w:rPr>
-          <w:b/>
-          <w:bCs/>
-        </w:rPr>
-        <w:t xml:space="preserve">DOUBLE honorific (subject + recipient)</w:t>
-      </w:r>
-      <w:r>
-        <w:t xml:space="preserve"> </w:t>
-      </w:r>
-      <w:r>
-        <w:t xml:space="preserve">— honorific in</w:t>
-      </w:r>
-      <w:r>
-        <w:t xml:space="preserve"> </w:t>
-      </w:r>
-      <w:r>
-        <w:t xml:space="preserve">both directions at once.</w:t>
-      </w:r>
-    </w:p>
-    <w:p>
-      <w:pPr>
-        <w:pStyle w:val="Compact"/>
-        <w:numPr>
-          <w:ilvl w:val="1"/>
-          <w:numId w:val="1104"/>
-        </w:numPr>
-      </w:pPr>
-      <w:r>
-        <w:rPr>
-          <w:b/>
-          <w:bCs/>
-        </w:rPr>
-        <w:t xml:space="preserve">Pronunciation exception</w:t>
-      </w:r>
-      <w:r>
-        <w:t xml:space="preserve"> </w:t>
-      </w:r>
-      <w:r>
-        <w:t xml:space="preserve">— a word whose spoken form</w:t>
-      </w:r>
-      <w:r>
-        <w:t xml:space="preserve"> </w:t>
-      </w:r>
-      <w:r>
-        <w:t xml:space="preserve">departs from the rules.</w:t>
-      </w:r>
-    </w:p>
-    <w:p>
-      <w:pPr>
-        <w:pStyle w:val="Compact"/>
-        <w:numPr>
-          <w:ilvl w:val="1"/>
-          <w:numId w:val="1104"/>
-        </w:numPr>
-      </w:pPr>
-      <w:r>
-        <w:rPr>
-          <w:b/>
-          <w:bCs/>
-        </w:rPr>
-        <w:t xml:space="preserve">Abbreviation / contraction candidate</w:t>
-      </w:r>
-      <w:r>
-        <w:t xml:space="preserve"> </w:t>
-      </w:r>
-      <w:r>
-        <w:t xml:space="preserve">— a manuscript</w:t>
-      </w:r>
-      <w:r>
-        <w:t xml:space="preserve"> </w:t>
-      </w:r>
-      <w:r>
-        <w:t xml:space="preserve">abbreviation or bsdus-tshig contraction and its expansion.</w:t>
-      </w:r>
-    </w:p>
-    <w:p>
-      <w:pPr>
-        <w:pStyle w:val="Compact"/>
-        <w:numPr>
-          <w:ilvl w:val="1"/>
-          <w:numId w:val="1104"/>
-        </w:numPr>
-      </w:pPr>
-      <w:r>
-        <w:rPr>
-          <w:b/>
-          <w:bCs/>
-        </w:rPr>
-        <w:t xml:space="preserve">Rendering for a word (→ dictionary)</w:t>
-      </w:r>
-      <w:r>
-        <w:t xml:space="preserve"> </w:t>
-      </w:r>
-      <w:r>
-        <w:t xml:space="preserve">— a proposed English</w:t>
-      </w:r>
-      <w:r>
-        <w:t xml:space="preserve"> </w:t>
-      </w:r>
-      <w:r>
-        <w:t xml:space="preserve">equivalent for a word; goes to the data project if approved.</w:t>
-      </w:r>
-    </w:p>
-    <w:p>
-      <w:pPr>
-        <w:pStyle w:val="Compact"/>
-        <w:numPr>
-          <w:ilvl w:val="1"/>
-          <w:numId w:val="1104"/>
-        </w:numPr>
-      </w:pPr>
-      <w:r>
-        <w:rPr>
-          <w:b/>
-          <w:bCs/>
-        </w:rPr>
-        <w:t xml:space="preserve">Rendering for a phrase/clause (→ dictionary)</w:t>
-      </w:r>
-      <w:r>
-        <w:t xml:space="preserve"> </w:t>
-      </w:r>
-      <w:r>
-        <w:t xml:space="preserve">— the same,</w:t>
-      </w:r>
-      <w:r>
-        <w:t xml:space="preserve"> </w:t>
-      </w:r>
-      <w:r>
-        <w:t xml:space="preserve">for a longer unit.</w:t>
-      </w:r>
-    </w:p>
-    <w:p>
-      <w:pPr>
-        <w:pStyle w:val="Compact"/>
-        <w:numPr>
-          <w:ilvl w:val="1"/>
-          <w:numId w:val="1104"/>
-        </w:numPr>
-      </w:pPr>
-      <w:r>
-        <w:rPr>
-          <w:b/>
-          <w:bCs/>
-        </w:rPr>
-        <w:t xml:space="preserve">Idiom / fixed expression</w:t>
-      </w:r>
-      <w:r>
-        <w:t xml:space="preserve"> </w:t>
-      </w:r>
-      <w:r>
-        <w:t xml:space="preserve">— marks a string as an idiom or</w:t>
-      </w:r>
-      <w:r>
-        <w:t xml:space="preserve"> </w:t>
-      </w:r>
-      <w:r>
-        <w:t xml:space="preserve">fixed expression. Its card wears an IDIOM badge — amber</w:t>
-      </w:r>
-      <w:r>
-        <w:t xml:space="preserve"> </w:t>
-      </w:r>
-      <w:r>
-        <w:t xml:space="preserve">while proposed, green once approved. The English stays the</w:t>
-      </w:r>
-      <w:r>
-        <w:t xml:space="preserve"> </w:t>
-      </w:r>
-      <w:r>
-        <w:t xml:space="preserve">dictionary’s.</w:t>
-      </w:r>
-    </w:p>
-    <w:p>
-      <w:pPr>
-        <w:pStyle w:val="Compact"/>
-        <w:numPr>
-          <w:ilvl w:val="1"/>
-          <w:numId w:val="1104"/>
-        </w:numPr>
-      </w:pPr>
-      <w:r>
-        <w:rPr>
-          <w:b/>
-          <w:bCs/>
-        </w:rPr>
-        <w:t xml:space="preserve">Note about a passage</w:t>
-      </w:r>
-      <w:r>
-        <w:t xml:space="preserve"> </w:t>
-      </w:r>
-      <w:r>
-        <w:t xml:space="preserve">— anything worth the authority’s</w:t>
-      </w:r>
-      <w:r>
-        <w:t xml:space="preserve"> </w:t>
-      </w:r>
-      <w:r>
-        <w:t xml:space="preserve">eyes that fits none of the above.</w:t>
-      </w:r>
-    </w:p>
-    <w:p>
-      <w:pPr>
-        <w:pStyle w:val="Compact"/>
-        <w:numPr>
-          <w:ilvl w:val="0"/>
-          <w:numId w:val="1103"/>
-        </w:numPr>
-      </w:pPr>
-      <w:r>
-        <w:rPr>
-          <w:b/>
-          <w:bCs/>
-        </w:rPr>
-        <w:t xml:space="preserve">Tibetan</w:t>
-      </w:r>
-      <w:r>
-        <w:t xml:space="preserve"> </w:t>
-      </w:r>
-      <w:r>
-        <w:t xml:space="preserve">— the term itself, in ACIP or wylie.</w:t>
-      </w:r>
-    </w:p>
-    <w:p>
-      <w:pPr>
-        <w:pStyle w:val="Compact"/>
-        <w:numPr>
-          <w:ilvl w:val="0"/>
-          <w:numId w:val="1103"/>
-        </w:numPr>
-      </w:pPr>
-      <w:r>
-        <w:rPr>
-          <w:b/>
-          <w:bCs/>
-        </w:rPr>
-        <w:t xml:space="preserve">Proposed</w:t>
-      </w:r>
-      <w:r>
-        <w:t xml:space="preserve"> </w:t>
-      </w:r>
-      <w:r>
-        <w:t xml:space="preserve">— the proposed English / pronunciation /</w:t>
-      </w:r>
-      <w:r>
-        <w:t xml:space="preserve"> </w:t>
-      </w:r>
-      <w:r>
-        <w:t xml:space="preserve">expansion, as the kind requires.</w:t>
-      </w:r>
-    </w:p>
-    <w:p>
-      <w:pPr>
-        <w:pStyle w:val="Compact"/>
-        <w:numPr>
-          <w:ilvl w:val="0"/>
-          <w:numId w:val="1103"/>
-        </w:numPr>
-      </w:pPr>
-      <w:r>
-        <w:rPr>
-          <w:b/>
-          <w:bCs/>
-        </w:rPr>
-        <w:t xml:space="preserve">Secondary</w:t>
-      </w:r>
-      <w:r>
-        <w:t xml:space="preserve"> </w:t>
-      </w:r>
-      <w:r>
-        <w:t xml:space="preserve">— optional: the ordinary counterpart (for</w:t>
-      </w:r>
-      <w:r>
-        <w:t xml:space="preserve"> </w:t>
-      </w:r>
-      <w:r>
-        <w:t xml:space="preserve">honorifics), a domain, or a clarifying note.</w:t>
-      </w:r>
-    </w:p>
-    <w:p>
-      <w:pPr>
-        <w:pStyle w:val="Compact"/>
-        <w:numPr>
-          <w:ilvl w:val="0"/>
-          <w:numId w:val="1103"/>
         </w:numPr>
       </w:pPr>
       <w:r>
@@ -34527,8 +34826,8 @@
         <w:t xml:space="preserve">— done. It now waits for the ruling.</w:t>
       </w:r>
     </w:p>
-    <w:bookmarkEnd w:id="134"/>
-    <w:bookmarkStart w:id="135" w:name="the-other-ways-proposals-get-filed"/>
+    <w:bookmarkEnd w:id="135"/>
+    <w:bookmarkStart w:id="136" w:name="the-other-ways-proposals-get-filed"/>
     <w:p>
       <w:pPr>
         <w:pStyle w:val="Heading2"/>
@@ -34556,7 +34855,7 @@
         <w:pStyle w:val="Compact"/>
         <w:numPr>
           <w:ilvl w:val="0"/>
-          <w:numId w:val="1105"/>
+          <w:numId w:val="1106"/>
         </w:numPr>
       </w:pPr>
       <w:r>
@@ -34614,7 +34913,7 @@
         <w:pStyle w:val="Compact"/>
         <w:numPr>
           <w:ilvl w:val="0"/>
-          <w:numId w:val="1105"/>
+          <w:numId w:val="1106"/>
         </w:numPr>
       </w:pPr>
       <w:r>
@@ -34684,8 +34983,8 @@
         <w:t xml:space="preserve">ruling time — see §15.4.</w:t>
       </w:r>
     </w:p>
-    <w:bookmarkEnd w:id="135"/>
-    <w:bookmarkStart w:id="136" w:name="my-proposals-what-happened"/>
+    <w:bookmarkEnd w:id="136"/>
+    <w:bookmarkStart w:id="137" w:name="my-proposals-what-happened"/>
     <w:p>
       <w:pPr>
         <w:pStyle w:val="Heading2"/>
@@ -34751,7 +35050,7 @@
         <w:pStyle w:val="Compact"/>
         <w:numPr>
           <w:ilvl w:val="0"/>
-          <w:numId w:val="1106"/>
+          <w:numId w:val="1107"/>
         </w:numPr>
       </w:pPr>
       <w:r>
@@ -34785,7 +35084,7 @@
         <w:pStyle w:val="Compact"/>
         <w:numPr>
           <w:ilvl w:val="0"/>
-          <w:numId w:val="1106"/>
+          <w:numId w:val="1107"/>
         </w:numPr>
       </w:pPr>
       <w:r>
@@ -34797,7 +35096,7 @@
         <w:pStyle w:val="Compact"/>
         <w:numPr>
           <w:ilvl w:val="0"/>
-          <w:numId w:val="1106"/>
+          <w:numId w:val="1107"/>
         </w:numPr>
       </w:pPr>
       <w:r>
@@ -34809,7 +35108,7 @@
         <w:pStyle w:val="Compact"/>
         <w:numPr>
           <w:ilvl w:val="0"/>
-          <w:numId w:val="1106"/>
+          <w:numId w:val="1107"/>
         </w:numPr>
       </w:pPr>
       <w:r>
@@ -34876,9 +35175,9 @@
         </w:pict>
       </w:r>
     </w:p>
-    <w:bookmarkEnd w:id="136"/>
     <w:bookmarkEnd w:id="137"/>
-    <w:bookmarkStart w:id="144" w:name="Xf87a93a906d220c467310f12d976bb46122eb07"/>
+    <w:bookmarkEnd w:id="138"/>
+    <w:bookmarkStart w:id="145" w:name="Xf87a93a906d220c467310f12d976bb46122eb07"/>
     <w:p>
       <w:pPr>
         <w:pStyle w:val="Heading1"/>
@@ -35080,7 +35379,7 @@
         <w:t xml:space="preserve">it the queue itself.</w:t>
       </w:r>
     </w:p>
-    <w:bookmarkStart w:id="138" w:name="reading-the-queue"/>
+    <w:bookmarkStart w:id="139" w:name="reading-the-queue"/>
     <w:p>
       <w:pPr>
         <w:pStyle w:val="Heading2"/>
@@ -35147,7 +35446,7 @@
         <w:pStyle w:val="Compact"/>
         <w:numPr>
           <w:ilvl w:val="0"/>
-          <w:numId w:val="1107"/>
+          <w:numId w:val="1108"/>
         </w:numPr>
       </w:pPr>
       <w:r>
@@ -35210,7 +35509,7 @@
         <w:pStyle w:val="Compact"/>
         <w:numPr>
           <w:ilvl w:val="0"/>
-          <w:numId w:val="1107"/>
+          <w:numId w:val="1108"/>
         </w:numPr>
       </w:pPr>
       <w:r>
@@ -35235,7 +35534,7 @@
         <w:pStyle w:val="Compact"/>
         <w:numPr>
           <w:ilvl w:val="0"/>
-          <w:numId w:val="1107"/>
+          <w:numId w:val="1108"/>
         </w:numPr>
       </w:pPr>
       <w:r>
@@ -35263,7 +35562,7 @@
         <w:pStyle w:val="Compact"/>
         <w:numPr>
           <w:ilvl w:val="0"/>
-          <w:numId w:val="1107"/>
+          <w:numId w:val="1108"/>
         </w:numPr>
       </w:pPr>
       <w:r>
@@ -35282,7 +35581,7 @@
         <w:pStyle w:val="Compact"/>
         <w:numPr>
           <w:ilvl w:val="0"/>
-          <w:numId w:val="1107"/>
+          <w:numId w:val="1108"/>
         </w:numPr>
       </w:pPr>
       <w:r>
@@ -35322,8 +35621,8 @@
         <w:t xml:space="preserve">proposals folder in the Propose tab first.”</w:t>
       </w:r>
     </w:p>
-    <w:bookmarkEnd w:id="138"/>
-    <w:bookmarkStart w:id="139" w:name="ruling-on-an-item"/>
+    <w:bookmarkEnd w:id="139"/>
+    <w:bookmarkStart w:id="140" w:name="ruling-on-an-item"/>
     <w:p>
       <w:pPr>
         <w:pStyle w:val="Heading2"/>
@@ -35337,7 +35636,7 @@
         <w:pStyle w:val="Compact"/>
         <w:numPr>
           <w:ilvl w:val="0"/>
-          <w:numId w:val="1108"/>
+          <w:numId w:val="1109"/>
         </w:numPr>
       </w:pPr>
       <w:r>
@@ -35445,7 +35744,7 @@
         <w:pStyle w:val="Compact"/>
         <w:numPr>
           <w:ilvl w:val="0"/>
-          <w:numId w:val="1108"/>
+          <w:numId w:val="1109"/>
         </w:numPr>
       </w:pPr>
       <w:r>
@@ -35485,7 +35784,7 @@
         <w:pStyle w:val="Compact"/>
         <w:numPr>
           <w:ilvl w:val="0"/>
-          <w:numId w:val="1108"/>
+          <w:numId w:val="1109"/>
         </w:numPr>
       </w:pPr>
       <w:r>
@@ -35607,8 +35906,8 @@
         <w:t xml:space="preserve">takes the queue as it stands.</w:t>
       </w:r>
     </w:p>
-    <w:bookmarkEnd w:id="139"/>
-    <w:bookmarkStart w:id="140" w:name="what-each-ruling-actually-does"/>
+    <w:bookmarkEnd w:id="140"/>
+    <w:bookmarkStart w:id="141" w:name="what-each-ruling-actually-does"/>
     <w:p>
       <w:pPr>
         <w:pStyle w:val="Heading2"/>
@@ -35907,7 +36206,7 @@
         <w:pStyle w:val="Compact"/>
         <w:numPr>
           <w:ilvl w:val="0"/>
-          <w:numId w:val="1109"/>
+          <w:numId w:val="1110"/>
         </w:numPr>
       </w:pPr>
       <w:r>
@@ -35954,7 +36253,7 @@
         <w:pStyle w:val="Compact"/>
         <w:numPr>
           <w:ilvl w:val="0"/>
-          <w:numId w:val="1109"/>
+          <w:numId w:val="1110"/>
         </w:numPr>
       </w:pPr>
       <w:r>
@@ -36018,8 +36317,8 @@
         <w:t xml:space="preserve">a rejection; it is a positive ruling that teaches the software.</w:t>
       </w:r>
     </w:p>
-    <w:bookmarkEnd w:id="140"/>
-    <w:bookmarkStart w:id="141" w:name="the-kind-filter-one-category-per-sitting"/>
+    <w:bookmarkEnd w:id="141"/>
+    <w:bookmarkStart w:id="142" w:name="the-kind-filter-one-category-per-sitting"/>
     <w:p>
       <w:pPr>
         <w:pStyle w:val="Heading2"/>
@@ -36191,8 +36490,8 @@
         <w:t xml:space="preserve">delivers their proposals to your disk in the background).</w:t>
       </w:r>
     </w:p>
-    <w:bookmarkEnd w:id="141"/>
-    <w:bookmarkStart w:id="142" w:name="export-approved-dictionary-candidates"/>
+    <w:bookmarkEnd w:id="142"/>
+    <w:bookmarkStart w:id="143" w:name="export-approved-dictionary-candidates"/>
     <w:p>
       <w:pPr>
         <w:pStyle w:val="Heading2"/>
@@ -36214,7 +36513,7 @@
         <w:pStyle w:val="Compact"/>
         <w:numPr>
           <w:ilvl w:val="0"/>
-          <w:numId w:val="1110"/>
+          <w:numId w:val="1111"/>
         </w:numPr>
       </w:pPr>
       <w:r>
@@ -36239,7 +36538,7 @@
         <w:pStyle w:val="Compact"/>
         <w:numPr>
           <w:ilvl w:val="0"/>
-          <w:numId w:val="1110"/>
+          <w:numId w:val="1111"/>
         </w:numPr>
       </w:pPr>
       <w:r>
@@ -36263,7 +36562,7 @@
         <w:pStyle w:val="Compact"/>
         <w:numPr>
           <w:ilvl w:val="0"/>
-          <w:numId w:val="1110"/>
+          <w:numId w:val="1111"/>
         </w:numPr>
       </w:pPr>
       <w:r>
@@ -36325,7 +36624,7 @@
         <w:pStyle w:val="Compact"/>
         <w:numPr>
           <w:ilvl w:val="0"/>
-          <w:numId w:val="1110"/>
+          <w:numId w:val="1111"/>
         </w:numPr>
       </w:pPr>
       <w:r>
@@ -36417,8 +36716,8 @@
         <w:t xml:space="preserve">candidate.</w:t>
       </w:r>
     </w:p>
-    <w:bookmarkEnd w:id="142"/>
-    <w:bookmarkStart w:id="143" w:name="the-rulings-archive"/>
+    <w:bookmarkEnd w:id="143"/>
+    <w:bookmarkStart w:id="144" w:name="the-rulings-archive"/>
     <w:p>
       <w:pPr>
         <w:pStyle w:val="Heading2"/>
@@ -36538,9 +36837,9 @@
         </w:pict>
       </w:r>
     </w:p>
-    <w:bookmarkEnd w:id="143"/>
     <w:bookmarkEnd w:id="144"/>
-    <w:bookmarkStart w:id="155" w:name="chapter-17-the-app-itself"/>
+    <w:bookmarkEnd w:id="145"/>
+    <w:bookmarkStart w:id="156" w:name="chapter-17-the-app-itself"/>
     <w:p>
       <w:pPr>
         <w:pStyle w:val="Heading1"/>
@@ -36563,7 +36862,7 @@
         <w:t xml:space="preserve">a whole rather than to any one pane.</w:t>
       </w:r>
     </w:p>
-    <w:bookmarkStart w:id="145" w:name="the-window-seven-workflow-groups"/>
+    <w:bookmarkStart w:id="146" w:name="the-window-seven-workflow-groups"/>
     <w:p>
       <w:pPr>
         <w:pStyle w:val="Heading2"/>
@@ -36904,8 +37203,8 @@
         <w:t xml:space="preserve">authority role, and carries a live pending count on its tab.)</w:t>
       </w:r>
     </w:p>
-    <w:bookmarkEnd w:id="145"/>
-    <w:bookmarkStart w:id="146" w:name="the-menu-bar-mirrors-the-window"/>
+    <w:bookmarkEnd w:id="146"/>
+    <w:bookmarkStart w:id="147" w:name="the-menu-bar-mirrors-the-window"/>
     <w:p>
       <w:pPr>
         <w:pStyle w:val="Heading2"/>
@@ -36991,7 +37290,7 @@
         <w:pStyle w:val="Compact"/>
         <w:numPr>
           <w:ilvl w:val="0"/>
-          <w:numId w:val="1111"/>
+          <w:numId w:val="1112"/>
         </w:numPr>
       </w:pPr>
       <w:r>
@@ -37019,7 +37318,7 @@
         <w:pStyle w:val="Compact"/>
         <w:numPr>
           <w:ilvl w:val="0"/>
-          <w:numId w:val="1111"/>
+          <w:numId w:val="1112"/>
         </w:numPr>
       </w:pPr>
       <w:r>
@@ -37053,7 +37352,7 @@
         <w:pStyle w:val="Compact"/>
         <w:numPr>
           <w:ilvl w:val="0"/>
-          <w:numId w:val="1111"/>
+          <w:numId w:val="1112"/>
         </w:numPr>
       </w:pPr>
       <w:r>
@@ -37165,8 +37464,8 @@
         <w:t xml:space="preserve">system can literally point at any feature in the app.</w:t>
       </w:r>
     </w:p>
-    <w:bookmarkEnd w:id="146"/>
-    <w:bookmarkStart w:id="147" w:name="X4072019ae30f7b50793bf783af980ededa378c4"/>
+    <w:bookmarkEnd w:id="147"/>
+    <w:bookmarkStart w:id="148" w:name="X4072019ae30f7b50793bf783af980ededa378c4"/>
     <w:p>
       <w:pPr>
         <w:pStyle w:val="Heading2"/>
@@ -37228,7 +37527,7 @@
         <w:pStyle w:val="Compact"/>
         <w:numPr>
           <w:ilvl w:val="0"/>
-          <w:numId w:val="1112"/>
+          <w:numId w:val="1113"/>
         </w:numPr>
       </w:pPr>
       <w:r>
@@ -37284,7 +37583,7 @@
         <w:pStyle w:val="Compact"/>
         <w:numPr>
           <w:ilvl w:val="0"/>
-          <w:numId w:val="1112"/>
+          <w:numId w:val="1113"/>
         </w:numPr>
       </w:pPr>
       <w:r>
@@ -37308,7 +37607,7 @@
         <w:pStyle w:val="Compact"/>
         <w:numPr>
           <w:ilvl w:val="0"/>
-          <w:numId w:val="1112"/>
+          <w:numId w:val="1113"/>
         </w:numPr>
       </w:pPr>
       <w:r>
@@ -37375,7 +37674,7 @@
         <w:pStyle w:val="Compact"/>
         <w:numPr>
           <w:ilvl w:val="0"/>
-          <w:numId w:val="1112"/>
+          <w:numId w:val="1113"/>
         </w:numPr>
       </w:pPr>
       <w:r>
@@ -37435,7 +37734,7 @@
         <w:pStyle w:val="Compact"/>
         <w:numPr>
           <w:ilvl w:val="0"/>
-          <w:numId w:val="1113"/>
+          <w:numId w:val="1114"/>
         </w:numPr>
       </w:pPr>
       <w:r>
@@ -37520,7 +37819,7 @@
         <w:pStyle w:val="Compact"/>
         <w:numPr>
           <w:ilvl w:val="0"/>
-          <w:numId w:val="1113"/>
+          <w:numId w:val="1114"/>
         </w:numPr>
       </w:pPr>
       <w:r>
@@ -37553,7 +37852,7 @@
         <w:pStyle w:val="Compact"/>
         <w:numPr>
           <w:ilvl w:val="0"/>
-          <w:numId w:val="1113"/>
+          <w:numId w:val="1114"/>
         </w:numPr>
       </w:pPr>
       <w:r>
@@ -37614,7 +37913,7 @@
         <w:pStyle w:val="Compact"/>
         <w:numPr>
           <w:ilvl w:val="0"/>
-          <w:numId w:val="1113"/>
+          <w:numId w:val="1114"/>
         </w:numPr>
       </w:pPr>
       <w:r>
@@ -37690,8 +37989,8 @@
         <w:t xml:space="preserve">section.</w:t>
       </w:r>
     </w:p>
-    <w:bookmarkEnd w:id="147"/>
-    <w:bookmarkStart w:id="148" w:name="the-settings-dialog-every-field"/>
+    <w:bookmarkEnd w:id="148"/>
+    <w:bookmarkStart w:id="149" w:name="the-settings-dialog-every-field"/>
     <w:p>
       <w:pPr>
         <w:pStyle w:val="Heading2"/>
@@ -38104,8 +38403,8 @@
         <w:t xml:space="preserve">writes them all.</w:t>
       </w:r>
     </w:p>
-    <w:bookmarkEnd w:id="148"/>
-    <w:bookmarkStart w:id="149" w:name="the-help-window"/>
+    <w:bookmarkEnd w:id="149"/>
+    <w:bookmarkStart w:id="150" w:name="the-help-window"/>
     <w:p>
       <w:pPr>
         <w:pStyle w:val="Heading2"/>
@@ -38169,7 +38468,7 @@
         <w:pStyle w:val="Compact"/>
         <w:numPr>
           <w:ilvl w:val="0"/>
-          <w:numId w:val="1114"/>
+          <w:numId w:val="1115"/>
         </w:numPr>
       </w:pPr>
       <w:r>
@@ -38261,7 +38560,7 @@
         <w:pStyle w:val="Compact"/>
         <w:numPr>
           <w:ilvl w:val="0"/>
-          <w:numId w:val="1114"/>
+          <w:numId w:val="1115"/>
         </w:numPr>
       </w:pPr>
       <w:r>
@@ -38313,7 +38612,7 @@
         <w:pStyle w:val="Compact"/>
         <w:numPr>
           <w:ilvl w:val="0"/>
-          <w:numId w:val="1114"/>
+          <w:numId w:val="1115"/>
         </w:numPr>
       </w:pPr>
       <w:r>
@@ -38445,7 +38744,7 @@
         <w:pStyle w:val="Compact"/>
         <w:numPr>
           <w:ilvl w:val="0"/>
-          <w:numId w:val="1114"/>
+          <w:numId w:val="1115"/>
         </w:numPr>
       </w:pPr>
       <w:r>
@@ -38569,8 +38868,8 @@
         <w:t xml:space="preserve">— you are standing in the Input pane.</w:t>
       </w:r>
     </w:p>
-    <w:bookmarkEnd w:id="149"/>
-    <w:bookmarkStart w:id="150" w:name="night-mode"/>
+    <w:bookmarkEnd w:id="150"/>
+    <w:bookmarkStart w:id="151" w:name="night-mode"/>
     <w:p>
       <w:pPr>
         <w:pStyle w:val="Heading2"/>
@@ -38615,8 +38914,8 @@
         <w:t xml:space="preserve">dark. It applies immediately and is remembered across launches.</w:t>
       </w:r>
     </w:p>
-    <w:bookmarkEnd w:id="150"/>
-    <w:bookmarkStart w:id="151" w:name="X2c349eb4ce50af7037642b129b0429d506e41d5"/>
+    <w:bookmarkEnd w:id="151"/>
+    <w:bookmarkStart w:id="152" w:name="X2c349eb4ce50af7037642b129b0429d506e41d5"/>
     <w:p>
       <w:pPr>
         <w:pStyle w:val="Heading2"/>
@@ -38719,8 +39018,8 @@
         <w:t xml:space="preserve">stays set up.</w:t>
       </w:r>
     </w:p>
-    <w:bookmarkEnd w:id="151"/>
-    <w:bookmarkStart w:id="152" w:name="the-self-test-selftest"/>
+    <w:bookmarkEnd w:id="152"/>
+    <w:bookmarkStart w:id="153" w:name="the-self-test-selftest"/>
     <w:p>
       <w:pPr>
         <w:pStyle w:val="Heading2"/>
@@ -38921,8 +39220,8 @@
         <w:t xml:space="preserve">never compose it.</w:t>
       </w:r>
     </w:p>
-    <w:bookmarkEnd w:id="152"/>
-    <w:bookmarkStart w:id="153" w:name="help-troubleshooting"/>
+    <w:bookmarkEnd w:id="153"/>
+    <w:bookmarkStart w:id="154" w:name="help-troubleshooting"/>
     <w:p>
       <w:pPr>
         <w:pStyle w:val="Heading2"/>
@@ -38944,7 +39243,7 @@
         <w:pStyle w:val="Compact"/>
         <w:numPr>
           <w:ilvl w:val="0"/>
-          <w:numId w:val="1115"/>
+          <w:numId w:val="1116"/>
         </w:numPr>
       </w:pPr>
       <w:r>
@@ -38972,7 +39271,7 @@
         <w:pStyle w:val="Compact"/>
         <w:numPr>
           <w:ilvl w:val="0"/>
-          <w:numId w:val="1115"/>
+          <w:numId w:val="1116"/>
         </w:numPr>
       </w:pPr>
       <w:r>
@@ -38994,7 +39293,7 @@
         <w:pStyle w:val="Compact"/>
         <w:numPr>
           <w:ilvl w:val="0"/>
-          <w:numId w:val="1115"/>
+          <w:numId w:val="1116"/>
         </w:numPr>
       </w:pPr>
       <w:r>
@@ -39022,7 +39321,7 @@
         <w:pStyle w:val="Compact"/>
         <w:numPr>
           <w:ilvl w:val="0"/>
-          <w:numId w:val="1115"/>
+          <w:numId w:val="1116"/>
         </w:numPr>
       </w:pPr>
       <w:r>
@@ -39056,7 +39355,7 @@
         <w:pStyle w:val="Compact"/>
         <w:numPr>
           <w:ilvl w:val="0"/>
-          <w:numId w:val="1115"/>
+          <w:numId w:val="1116"/>
         </w:numPr>
       </w:pPr>
       <w:r>
@@ -39084,7 +39383,7 @@
         <w:pStyle w:val="Compact"/>
         <w:numPr>
           <w:ilvl w:val="0"/>
-          <w:numId w:val="1115"/>
+          <w:numId w:val="1116"/>
         </w:numPr>
       </w:pPr>
       <w:r>
@@ -39118,7 +39417,7 @@
         <w:pStyle w:val="Compact"/>
         <w:numPr>
           <w:ilvl w:val="0"/>
-          <w:numId w:val="1115"/>
+          <w:numId w:val="1116"/>
         </w:numPr>
       </w:pPr>
       <w:r>
@@ -39140,7 +39439,7 @@
         <w:pStyle w:val="Compact"/>
         <w:numPr>
           <w:ilvl w:val="0"/>
-          <w:numId w:val="1115"/>
+          <w:numId w:val="1116"/>
         </w:numPr>
       </w:pPr>
       <w:r>
@@ -39163,8 +39462,8 @@
         <w:t xml:space="preserve">confirmation; texts and data untouched; next launch.</w:t>
       </w:r>
     </w:p>
-    <w:bookmarkEnd w:id="153"/>
-    <w:bookmarkStart w:id="154" w:name="hunt-everywhere-k"/>
+    <w:bookmarkEnd w:id="154"/>
+    <w:bookmarkStart w:id="155" w:name="hunt-everywhere-k"/>
     <w:p>
       <w:pPr>
         <w:pStyle w:val="Heading2"/>
@@ -39269,7 +39568,7 @@
         <w:pStyle w:val="Compact"/>
         <w:numPr>
           <w:ilvl w:val="0"/>
-          <w:numId w:val="1116"/>
+          <w:numId w:val="1117"/>
         </w:numPr>
       </w:pPr>
       <w:r>
@@ -39291,7 +39590,7 @@
         <w:pStyle w:val="Compact"/>
         <w:numPr>
           <w:ilvl w:val="0"/>
-          <w:numId w:val="1116"/>
+          <w:numId w:val="1117"/>
         </w:numPr>
       </w:pPr>
       <w:r>
@@ -39313,7 +39612,7 @@
         <w:pStyle w:val="Compact"/>
         <w:numPr>
           <w:ilvl w:val="0"/>
-          <w:numId w:val="1116"/>
+          <w:numId w:val="1117"/>
         </w:numPr>
       </w:pPr>
       <w:r>
@@ -39335,7 +39634,7 @@
         <w:pStyle w:val="Compact"/>
         <w:numPr>
           <w:ilvl w:val="0"/>
-          <w:numId w:val="1116"/>
+          <w:numId w:val="1117"/>
         </w:numPr>
       </w:pPr>
       <w:r>
@@ -39357,7 +39656,7 @@
         <w:pStyle w:val="Compact"/>
         <w:numPr>
           <w:ilvl w:val="0"/>
-          <w:numId w:val="1116"/>
+          <w:numId w:val="1117"/>
         </w:numPr>
       </w:pPr>
       <w:r>
@@ -39379,7 +39678,7 @@
         <w:pStyle w:val="Compact"/>
         <w:numPr>
           <w:ilvl w:val="0"/>
-          <w:numId w:val="1116"/>
+          <w:numId w:val="1117"/>
         </w:numPr>
       </w:pPr>
       <w:r>
@@ -39472,8 +39771,8 @@
         <w:t xml:space="preserve">panes — the palette only saves you the walk.</w:t>
       </w:r>
     </w:p>
-    <w:bookmarkEnd w:id="154"/>
     <w:bookmarkEnd w:id="155"/>
+    <w:bookmarkEnd w:id="156"/>
     <w:sectPr>
       <w:footnotePr>
         <w:numRestart w:val="eachSect"/>
@@ -41271,34 +41570,7 @@
     </w:lvlOverride>
   </w:num>
   <w:num w:numId="1102">
-    <w:abstractNumId w:val="99411"/>
-    <w:lvlOverride w:ilvl="0">
-      <w:startOverride w:val="1"/>
-    </w:lvlOverride>
-    <w:lvlOverride w:ilvl="1">
-      <w:startOverride w:val="1"/>
-    </w:lvlOverride>
-    <w:lvlOverride w:ilvl="2">
-      <w:startOverride w:val="1"/>
-    </w:lvlOverride>
-    <w:lvlOverride w:ilvl="3">
-      <w:startOverride w:val="1"/>
-    </w:lvlOverride>
-    <w:lvlOverride w:ilvl="4">
-      <w:startOverride w:val="1"/>
-    </w:lvlOverride>
-    <w:lvlOverride w:ilvl="5">
-      <w:startOverride w:val="1"/>
-    </w:lvlOverride>
-    <w:lvlOverride w:ilvl="6">
-      <w:startOverride w:val="1"/>
-    </w:lvlOverride>
-    <w:lvlOverride w:ilvl="7">
-      <w:startOverride w:val="1"/>
-    </w:lvlOverride>
-    <w:lvlOverride w:ilvl="8">
-      <w:startOverride w:val="1"/>
-    </w:lvlOverride>
+    <w:abstractNumId w:val="991"/>
   </w:num>
   <w:num w:numId="1103">
     <w:abstractNumId w:val="99411"/>
@@ -41331,18 +41603,6 @@
     </w:lvlOverride>
   </w:num>
   <w:num w:numId="1104">
-    <w:abstractNumId w:val="991"/>
-  </w:num>
-  <w:num w:numId="1105">
-    <w:abstractNumId w:val="991"/>
-  </w:num>
-  <w:num w:numId="1106">
-    <w:abstractNumId w:val="991"/>
-  </w:num>
-  <w:num w:numId="1107">
-    <w:abstractNumId w:val="991"/>
-  </w:num>
-  <w:num w:numId="1108">
     <w:abstractNumId w:val="99411"/>
     <w:lvlOverride w:ilvl="0">
       <w:startOverride w:val="1"/>
@@ -41372,10 +41632,19 @@
       <w:startOverride w:val="1"/>
     </w:lvlOverride>
   </w:num>
-  <w:num w:numId="1109">
+  <w:num w:numId="1105">
     <w:abstractNumId w:val="991"/>
   </w:num>
-  <w:num w:numId="1110">
+  <w:num w:numId="1106">
+    <w:abstractNumId w:val="991"/>
+  </w:num>
+  <w:num w:numId="1107">
+    <w:abstractNumId w:val="991"/>
+  </w:num>
+  <w:num w:numId="1108">
+    <w:abstractNumId w:val="991"/>
+  </w:num>
+  <w:num w:numId="1109">
     <w:abstractNumId w:val="99411"/>
     <w:lvlOverride w:ilvl="0">
       <w:startOverride w:val="1"/>
@@ -41405,13 +41674,10 @@
       <w:startOverride w:val="1"/>
     </w:lvlOverride>
   </w:num>
-  <w:num w:numId="1111">
+  <w:num w:numId="1110">
     <w:abstractNumId w:val="991"/>
   </w:num>
-  <w:num w:numId="1112">
-    <w:abstractNumId w:val="991"/>
-  </w:num>
-  <w:num w:numId="1113">
+  <w:num w:numId="1111">
     <w:abstractNumId w:val="99411"/>
     <w:lvlOverride w:ilvl="0">
       <w:startOverride w:val="1"/>
@@ -41441,13 +41707,49 @@
       <w:startOverride w:val="1"/>
     </w:lvlOverride>
   </w:num>
+  <w:num w:numId="1112">
+    <w:abstractNumId w:val="991"/>
+  </w:num>
+  <w:num w:numId="1113">
+    <w:abstractNumId w:val="991"/>
+  </w:num>
   <w:num w:numId="1114">
-    <w:abstractNumId w:val="991"/>
+    <w:abstractNumId w:val="99411"/>
+    <w:lvlOverride w:ilvl="0">
+      <w:startOverride w:val="1"/>
+    </w:lvlOverride>
+    <w:lvlOverride w:ilvl="1">
+      <w:startOverride w:val="1"/>
+    </w:lvlOverride>
+    <w:lvlOverride w:ilvl="2">
+      <w:startOverride w:val="1"/>
+    </w:lvlOverride>
+    <w:lvlOverride w:ilvl="3">
+      <w:startOverride w:val="1"/>
+    </w:lvlOverride>
+    <w:lvlOverride w:ilvl="4">
+      <w:startOverride w:val="1"/>
+    </w:lvlOverride>
+    <w:lvlOverride w:ilvl="5">
+      <w:startOverride w:val="1"/>
+    </w:lvlOverride>
+    <w:lvlOverride w:ilvl="6">
+      <w:startOverride w:val="1"/>
+    </w:lvlOverride>
+    <w:lvlOverride w:ilvl="7">
+      <w:startOverride w:val="1"/>
+    </w:lvlOverride>
+    <w:lvlOverride w:ilvl="8">
+      <w:startOverride w:val="1"/>
+    </w:lvlOverride>
   </w:num>
   <w:num w:numId="1115">
     <w:abstractNumId w:val="991"/>
   </w:num>
   <w:num w:numId="1116">
+    <w:abstractNumId w:val="991"/>
+  </w:num>
+  <w:num w:numId="1117">
     <w:abstractNumId w:val="991"/>
   </w:num>
 </w:numbering>

--- a/docs/distribution/USER_MANUAL.docx
+++ b/docs/distribution/USER_MANUAL.docx
@@ -761,7 +761,19 @@
         </w:numPr>
       </w:pPr>
       <w:r>
-        <w:t xml:space="preserve">14.16 What the workflow will do next</w:t>
+        <w:t xml:space="preserve">14.16 The worksheet</w:t>
+      </w:r>
+    </w:p>
+    <w:p>
+      <w:pPr>
+        <w:pStyle w:val="Compact"/>
+        <w:numPr>
+          <w:ilvl w:val="1"/>
+          <w:numId w:val="1006"/>
+        </w:numPr>
+      </w:pPr>
+      <w:r>
+        <w:t xml:space="preserve">14.17 What the workflow will do next</w:t>
       </w:r>
     </w:p>
     <w:p>
@@ -29888,7 +29900,7 @@
     </w:p>
     <w:bookmarkEnd w:id="115"/>
     <w:bookmarkEnd w:id="116"/>
-    <w:bookmarkStart w:id="133" w:name="X3a20423a134726120338426e69aa3db63b45769"/>
+    <w:bookmarkStart w:id="134" w:name="X3a20423a134726120338426e69aa3db63b45769"/>
     <w:p>
       <w:pPr>
         <w:pStyle w:val="Heading1"/>
@@ -33583,13 +33595,13 @@
       </w:r>
     </w:p>
     <w:bookmarkEnd w:id="131"/>
-    <w:bookmarkStart w:id="132" w:name="what-the-workflow-will-do-next"/>
+    <w:bookmarkStart w:id="132" w:name="the-worksheet"/>
     <w:p>
       <w:pPr>
         <w:pStyle w:val="Heading2"/>
       </w:pPr>
       <w:r>
-        <w:t xml:space="preserve">14.16 What the workflow will do next</w:t>
+        <w:t xml:space="preserve">14.16 The worksheet</w:t>
       </w:r>
     </w:p>
     <w:p>
@@ -33597,43 +33609,242 @@
         <w:pStyle w:val="FirstParagraph"/>
       </w:pPr>
       <w:r>
-        <w:t xml:space="preserve">Still to come, in order: quality-control lanes</w:t>
-      </w:r>
-      <w:r>
-        <w:t xml:space="preserve"> </w:t>
-      </w:r>
-      <w:r>
-        <w:t xml:space="preserve">(title-versus-translation mismatch, colophon-aware duplicate</w:t>
-      </w:r>
-      <w:r>
-        <w:t xml:space="preserve"> </w:t>
-      </w:r>
-      <w:r>
-        <w:t xml:space="preserve">detection across the intake set); the full cataloging worksheet —</w:t>
-      </w:r>
-      <w:r>
-        <w:t xml:space="preserve"> </w:t>
-      </w:r>
-      <w:r>
-        <w:t xml:space="preserve">its 52-field schema is now in hand from the team’s live</w:t>
-      </w:r>
-      <w:r>
-        <w:t xml:space="preserve"> </w:t>
-      </w:r>
-      <w:r>
-        <w:t xml:space="preserve">spreadsheet (ACIP number through Tohoku, titles in three languages,</w:t>
-      </w:r>
-      <w:r>
-        <w:t xml:space="preserve"> </w:t>
-      </w:r>
-      <w:r>
-        <w:t xml:space="preserve">authorship, BDRC identifiers, publisher, colophon, physical</w:t>
-      </w:r>
-      <w:r>
-        <w:t xml:space="preserve"> </w:t>
-      </w:r>
-      <w:r>
-        <w:t xml:space="preserve">dimensions, condition…); routing, so an identity a cataloger</w:t>
+        <w:rPr>
+          <w:b/>
+          <w:bCs/>
+        </w:rPr>
+        <w:t xml:space="preserve">Worksheet…</w:t>
+      </w:r>
+      <w:r>
+        <w:t xml:space="preserve"> </w:t>
+      </w:r>
+      <w:r>
+        <w:t xml:space="preserve">opens the cataloging worksheet for the selected file</w:t>
+      </w:r>
+      <w:r>
+        <w:t xml:space="preserve"> </w:t>
+      </w:r>
+      <w:r>
+        <w:t xml:space="preserve">— built on the team’s own live spreadsheet schema, all 52 columns</w:t>
+      </w:r>
+      <w:r>
+        <w:t xml:space="preserve"> </w:t>
+      </w:r>
+      <w:r>
+        <w:t xml:space="preserve">in the sheet’s own order, from</w:t>
+      </w:r>
+      <w:r>
+        <w:t xml:space="preserve"> </w:t>
+      </w:r>
+      <w:r>
+        <w:rPr>
+          <w:i/>
+          <w:iCs/>
+        </w:rPr>
+        <w:t xml:space="preserve">ACIP Number</w:t>
+      </w:r>
+      <w:r>
+        <w:t xml:space="preserve"> </w:t>
+      </w:r>
+      <w:r>
+        <w:t xml:space="preserve">through the titles in</w:t>
+      </w:r>
+      <w:r>
+        <w:t xml:space="preserve"> </w:t>
+      </w:r>
+      <w:r>
+        <w:t xml:space="preserve">three languages, authorship, the BDRC identifiers, publisher,</w:t>
+      </w:r>
+      <w:r>
+        <w:t xml:space="preserve"> </w:t>
+      </w:r>
+      <w:r>
+        <w:rPr>
+          <w:b/>
+          <w:bCs/>
+        </w:rPr>
+        <w:t xml:space="preserve">colophon</w:t>
+      </w:r>
+      <w:r>
+        <w:t xml:space="preserve">, physical dimensions, condition, down to</w:t>
+      </w:r>
+      <w:r>
+        <w:t xml:space="preserve"> </w:t>
+      </w:r>
+      <w:r>
+        <w:rPr>
+          <w:i/>
+          <w:iCs/>
+        </w:rPr>
+        <w:t xml:space="preserve">ISBN</w:t>
+      </w:r>
+      <w:r>
+        <w:rPr>
+          <w:i/>
+          <w:iCs/>
+        </w:rPr>
+        <w:t xml:space="preserve"> </w:t>
+      </w:r>
+      <w:r>
+        <w:rPr>
+          <w:i/>
+          <w:iCs/>
+        </w:rPr>
+        <w:t xml:space="preserve">number</w:t>
+      </w:r>
+      <w:r>
+        <w:t xml:space="preserve">. Nothing was guessed: the column list is verbatim from the</w:t>
+      </w:r>
+      <w:r>
+        <w:t xml:space="preserve"> </w:t>
+      </w:r>
+      <w:r>
+        <w:t xml:space="preserve">live sheet.</w:t>
+      </w:r>
+    </w:p>
+    <w:p>
+      <w:pPr>
+        <w:pStyle w:val="BodyText"/>
+      </w:pPr>
+      <w:r>
+        <w:t xml:space="preserve">The form arrives</w:t>
+      </w:r>
+      <w:r>
+        <w:t xml:space="preserve"> </w:t>
+      </w:r>
+      <w:r>
+        <w:rPr>
+          <w:b/>
+          <w:bCs/>
+        </w:rPr>
+        <w:t xml:space="preserve">prefilled from what the app already knows</w:t>
+      </w:r>
+      <w:r>
+        <w:t xml:space="preserve"> </w:t>
+      </w:r>
+      <w:r>
+        <w:t xml:space="preserve">—</w:t>
+      </w:r>
+      <w:r>
+        <w:t xml:space="preserve"> </w:t>
+      </w:r>
+      <w:r>
+        <w:t xml:space="preserve">the number and language from the filename, the Tohoku number for</w:t>
+      </w:r>
+      <w:r>
+        <w:t xml:space="preserve"> </w:t>
+      </w:r>
+      <w:r>
+        <w:t xml:space="preserve">KD/TD works, the title-page title and Sanskrit head from the text</w:t>
+      </w:r>
+      <w:r>
+        <w:t xml:space="preserve"> </w:t>
+      </w:r>
+      <w:r>
+        <w:t xml:space="preserve">itself, the first composition-colophon candidate, the byte count.</w:t>
+      </w:r>
+      <w:r>
+        <w:t xml:space="preserve"> </w:t>
+      </w:r>
+      <w:r>
+        <w:t xml:space="preserve">Every prefill is a machine suggestion to verify; everything is</w:t>
+      </w:r>
+      <w:r>
+        <w:t xml:space="preserve"> </w:t>
+      </w:r>
+      <w:r>
+        <w:t xml:space="preserve">editable, and anything you saved before outranks the machine’s</w:t>
+      </w:r>
+      <w:r>
+        <w:t xml:space="preserve"> </w:t>
+      </w:r>
+      <w:r>
+        <w:t xml:space="preserve">suggestions on reopen.</w:t>
+      </w:r>
+    </w:p>
+    <w:p>
+      <w:pPr>
+        <w:pStyle w:val="BodyText"/>
+      </w:pPr>
+      <w:r>
+        <w:rPr>
+          <w:b/>
+          <w:bCs/>
+        </w:rPr>
+        <w:t xml:space="preserve">Save worksheet</w:t>
+      </w:r>
+      <w:r>
+        <w:t xml:space="preserve"> </w:t>
+      </w:r>
+      <w:r>
+        <w:t xml:space="preserve">writes a sidecar (</w:t>
+      </w:r>
+      <w:r>
+        <w:rPr>
+          <w:rStyle w:val="VerbatimChar"/>
+        </w:rPr>
+        <w:t xml:space="preserve">&lt;name&gt;.worksheet.tsv</w:t>
+      </w:r>
+      <w:r>
+        <w:t xml:space="preserve">) beside</w:t>
+      </w:r>
+      <w:r>
+        <w:t xml:space="preserve"> </w:t>
+      </w:r>
+      <w:r>
+        <w:t xml:space="preserve">the intake file — working data, never inside the destination tree,</w:t>
+      </w:r>
+      <w:r>
+        <w:t xml:space="preserve"> </w:t>
+      </w:r>
+      <w:r>
+        <w:t xml:space="preserve">never the official catalog.</w:t>
+      </w:r>
+      <w:r>
+        <w:t xml:space="preserve"> </w:t>
+      </w:r>
+      <w:r>
+        <w:rPr>
+          <w:b/>
+          <w:bCs/>
+        </w:rPr>
+        <w:t xml:space="preserve">Export row (CSV)…</w:t>
+      </w:r>
+      <w:r>
+        <w:t xml:space="preserve"> </w:t>
+      </w:r>
+      <w:r>
+        <w:t xml:space="preserve">emits one line in</w:t>
+      </w:r>
+      <w:r>
+        <w:t xml:space="preserve"> </w:t>
+      </w:r>
+      <w:r>
+        <w:t xml:space="preserve">the sheet’s own column order, ready to paste into the live</w:t>
+      </w:r>
+      <w:r>
+        <w:t xml:space="preserve"> </w:t>
+      </w:r>
+      <w:r>
+        <w:t xml:space="preserve">spreadsheet — which remains the team’s master.</w:t>
+      </w:r>
+    </w:p>
+    <w:bookmarkEnd w:id="132"/>
+    <w:bookmarkStart w:id="133" w:name="what-the-workflow-will-do-next"/>
+    <w:p>
+      <w:pPr>
+        <w:pStyle w:val="Heading2"/>
+      </w:pPr>
+      <w:r>
+        <w:t xml:space="preserve">14.17 What the workflow will do next</w:t>
+      </w:r>
+    </w:p>
+    <w:p>
+      <w:pPr>
+        <w:pStyle w:val="FirstParagraph"/>
+      </w:pPr>
+      <w:r>
+        <w:t xml:space="preserve">Still to come, in order: routing, so an identity a cataloger</w:t>
       </w:r>
       <w:r>
         <w:t xml:space="preserve"> </w:t>
@@ -33645,13 +33856,25 @@
         <w:t xml:space="preserve"> </w:t>
       </w:r>
       <w:r>
-        <w:t xml:space="preserve">exports as a candidates file for the data project. The handoff</w:t>
-      </w:r>
-      <w:r>
-        <w:t xml:space="preserve"> </w:t>
-      </w:r>
-      <w:r>
-        <w:t xml:space="preserve">itself ships above (14.15).</w:t>
+        <w:t xml:space="preserve">exports as a candidates file for the data project; and</w:t>
+      </w:r>
+      <w:r>
+        <w:t xml:space="preserve"> </w:t>
+      </w:r>
+      <w:r>
+        <w:t xml:space="preserve">quality-control lanes (title-versus-translation mismatch,</w:t>
+      </w:r>
+      <w:r>
+        <w:t xml:space="preserve"> </w:t>
+      </w:r>
+      <w:r>
+        <w:t xml:space="preserve">colophon-aware duplicate detection across the intake set). The</w:t>
+      </w:r>
+      <w:r>
+        <w:t xml:space="preserve"> </w:t>
+      </w:r>
+      <w:r>
+        <w:t xml:space="preserve">worksheet (14.16) and the handoff (14.15) ship above.</w:t>
       </w:r>
     </w:p>
     <w:p>
@@ -33661,9 +33884,9 @@
         </w:pict>
       </w:r>
     </w:p>
-    <w:bookmarkEnd w:id="132"/>
     <w:bookmarkEnd w:id="133"/>
-    <w:bookmarkStart w:id="138" w:name="X9ec64eb07a85eae9b98de9b923277db2a2eae83"/>
+    <w:bookmarkEnd w:id="134"/>
+    <w:bookmarkStart w:id="139" w:name="X9ec64eb07a85eae9b98de9b923277db2a2eae83"/>
     <w:p>
       <w:pPr>
         <w:pStyle w:val="Heading1"/>
@@ -33842,7 +34065,7 @@
         <w:t xml:space="preserve">button with its results area below.</w:t>
       </w:r>
     </w:p>
-    <w:bookmarkStart w:id="134" w:name="one-time-identity-setup"/>
+    <w:bookmarkStart w:id="135" w:name="one-time-identity-setup"/>
     <w:p>
       <w:pPr>
         <w:pStyle w:val="Heading2"/>
@@ -34156,8 +34379,8 @@
         <w:t xml:space="preserve">change them in either place, they are one and the same.</w:t>
       </w:r>
     </w:p>
-    <w:bookmarkEnd w:id="134"/>
-    <w:bookmarkStart w:id="135" w:name="making-a-proposal"/>
+    <w:bookmarkEnd w:id="135"/>
+    <w:bookmarkStart w:id="136" w:name="making-a-proposal"/>
     <w:p>
       <w:pPr>
         <w:pStyle w:val="Heading2"/>
@@ -34826,8 +35049,8 @@
         <w:t xml:space="preserve">— done. It now waits for the ruling.</w:t>
       </w:r>
     </w:p>
-    <w:bookmarkEnd w:id="135"/>
-    <w:bookmarkStart w:id="136" w:name="the-other-ways-proposals-get-filed"/>
+    <w:bookmarkEnd w:id="136"/>
+    <w:bookmarkStart w:id="137" w:name="the-other-ways-proposals-get-filed"/>
     <w:p>
       <w:pPr>
         <w:pStyle w:val="Heading2"/>
@@ -34983,8 +35206,8 @@
         <w:t xml:space="preserve">ruling time — see §15.4.</w:t>
       </w:r>
     </w:p>
-    <w:bookmarkEnd w:id="136"/>
-    <w:bookmarkStart w:id="137" w:name="my-proposals-what-happened"/>
+    <w:bookmarkEnd w:id="137"/>
+    <w:bookmarkStart w:id="138" w:name="my-proposals-what-happened"/>
     <w:p>
       <w:pPr>
         <w:pStyle w:val="Heading2"/>
@@ -35175,9 +35398,9 @@
         </w:pict>
       </w:r>
     </w:p>
-    <w:bookmarkEnd w:id="137"/>
     <w:bookmarkEnd w:id="138"/>
-    <w:bookmarkStart w:id="145" w:name="Xf87a93a906d220c467310f12d976bb46122eb07"/>
+    <w:bookmarkEnd w:id="139"/>
+    <w:bookmarkStart w:id="146" w:name="Xf87a93a906d220c467310f12d976bb46122eb07"/>
     <w:p>
       <w:pPr>
         <w:pStyle w:val="Heading1"/>
@@ -35379,7 +35602,7 @@
         <w:t xml:space="preserve">it the queue itself.</w:t>
       </w:r>
     </w:p>
-    <w:bookmarkStart w:id="139" w:name="reading-the-queue"/>
+    <w:bookmarkStart w:id="140" w:name="reading-the-queue"/>
     <w:p>
       <w:pPr>
         <w:pStyle w:val="Heading2"/>
@@ -35621,8 +35844,8 @@
         <w:t xml:space="preserve">proposals folder in the Propose tab first.”</w:t>
       </w:r>
     </w:p>
-    <w:bookmarkEnd w:id="139"/>
-    <w:bookmarkStart w:id="140" w:name="ruling-on-an-item"/>
+    <w:bookmarkEnd w:id="140"/>
+    <w:bookmarkStart w:id="141" w:name="ruling-on-an-item"/>
     <w:p>
       <w:pPr>
         <w:pStyle w:val="Heading2"/>
@@ -35906,8 +36129,8 @@
         <w:t xml:space="preserve">takes the queue as it stands.</w:t>
       </w:r>
     </w:p>
-    <w:bookmarkEnd w:id="140"/>
-    <w:bookmarkStart w:id="141" w:name="what-each-ruling-actually-does"/>
+    <w:bookmarkEnd w:id="141"/>
+    <w:bookmarkStart w:id="142" w:name="what-each-ruling-actually-does"/>
     <w:p>
       <w:pPr>
         <w:pStyle w:val="Heading2"/>
@@ -36317,8 +36540,8 @@
         <w:t xml:space="preserve">a rejection; it is a positive ruling that teaches the software.</w:t>
       </w:r>
     </w:p>
-    <w:bookmarkEnd w:id="141"/>
-    <w:bookmarkStart w:id="142" w:name="the-kind-filter-one-category-per-sitting"/>
+    <w:bookmarkEnd w:id="142"/>
+    <w:bookmarkStart w:id="143" w:name="the-kind-filter-one-category-per-sitting"/>
     <w:p>
       <w:pPr>
         <w:pStyle w:val="Heading2"/>
@@ -36490,8 +36713,8 @@
         <w:t xml:space="preserve">delivers their proposals to your disk in the background).</w:t>
       </w:r>
     </w:p>
-    <w:bookmarkEnd w:id="142"/>
-    <w:bookmarkStart w:id="143" w:name="export-approved-dictionary-candidates"/>
+    <w:bookmarkEnd w:id="143"/>
+    <w:bookmarkStart w:id="144" w:name="export-approved-dictionary-candidates"/>
     <w:p>
       <w:pPr>
         <w:pStyle w:val="Heading2"/>
@@ -36716,8 +36939,8 @@
         <w:t xml:space="preserve">candidate.</w:t>
       </w:r>
     </w:p>
-    <w:bookmarkEnd w:id="143"/>
-    <w:bookmarkStart w:id="144" w:name="the-rulings-archive"/>
+    <w:bookmarkEnd w:id="144"/>
+    <w:bookmarkStart w:id="145" w:name="the-rulings-archive"/>
     <w:p>
       <w:pPr>
         <w:pStyle w:val="Heading2"/>
@@ -36837,9 +37060,9 @@
         </w:pict>
       </w:r>
     </w:p>
-    <w:bookmarkEnd w:id="144"/>
     <w:bookmarkEnd w:id="145"/>
-    <w:bookmarkStart w:id="156" w:name="chapter-17-the-app-itself"/>
+    <w:bookmarkEnd w:id="146"/>
+    <w:bookmarkStart w:id="157" w:name="chapter-17-the-app-itself"/>
     <w:p>
       <w:pPr>
         <w:pStyle w:val="Heading1"/>
@@ -36862,7 +37085,7 @@
         <w:t xml:space="preserve">a whole rather than to any one pane.</w:t>
       </w:r>
     </w:p>
-    <w:bookmarkStart w:id="146" w:name="the-window-seven-workflow-groups"/>
+    <w:bookmarkStart w:id="147" w:name="the-window-seven-workflow-groups"/>
     <w:p>
       <w:pPr>
         <w:pStyle w:val="Heading2"/>
@@ -37203,8 +37426,8 @@
         <w:t xml:space="preserve">authority role, and carries a live pending count on its tab.)</w:t>
       </w:r>
     </w:p>
-    <w:bookmarkEnd w:id="146"/>
-    <w:bookmarkStart w:id="147" w:name="the-menu-bar-mirrors-the-window"/>
+    <w:bookmarkEnd w:id="147"/>
+    <w:bookmarkStart w:id="148" w:name="the-menu-bar-mirrors-the-window"/>
     <w:p>
       <w:pPr>
         <w:pStyle w:val="Heading2"/>
@@ -37464,8 +37687,8 @@
         <w:t xml:space="preserve">system can literally point at any feature in the app.</w:t>
       </w:r>
     </w:p>
-    <w:bookmarkEnd w:id="147"/>
-    <w:bookmarkStart w:id="148" w:name="X4072019ae30f7b50793bf783af980ededa378c4"/>
+    <w:bookmarkEnd w:id="148"/>
+    <w:bookmarkStart w:id="149" w:name="X4072019ae30f7b50793bf783af980ededa378c4"/>
     <w:p>
       <w:pPr>
         <w:pStyle w:val="Heading2"/>
@@ -37989,8 +38212,8 @@
         <w:t xml:space="preserve">section.</w:t>
       </w:r>
     </w:p>
-    <w:bookmarkEnd w:id="148"/>
-    <w:bookmarkStart w:id="149" w:name="the-settings-dialog-every-field"/>
+    <w:bookmarkEnd w:id="149"/>
+    <w:bookmarkStart w:id="150" w:name="the-settings-dialog-every-field"/>
     <w:p>
       <w:pPr>
         <w:pStyle w:val="Heading2"/>
@@ -38403,8 +38626,8 @@
         <w:t xml:space="preserve">writes them all.</w:t>
       </w:r>
     </w:p>
-    <w:bookmarkEnd w:id="149"/>
-    <w:bookmarkStart w:id="150" w:name="the-help-window"/>
+    <w:bookmarkEnd w:id="150"/>
+    <w:bookmarkStart w:id="151" w:name="the-help-window"/>
     <w:p>
       <w:pPr>
         <w:pStyle w:val="Heading2"/>
@@ -38868,8 +39091,8 @@
         <w:t xml:space="preserve">— you are standing in the Input pane.</w:t>
       </w:r>
     </w:p>
-    <w:bookmarkEnd w:id="150"/>
-    <w:bookmarkStart w:id="151" w:name="night-mode"/>
+    <w:bookmarkEnd w:id="151"/>
+    <w:bookmarkStart w:id="152" w:name="night-mode"/>
     <w:p>
       <w:pPr>
         <w:pStyle w:val="Heading2"/>
@@ -38914,8 +39137,8 @@
         <w:t xml:space="preserve">dark. It applies immediately and is remembered across launches.</w:t>
       </w:r>
     </w:p>
-    <w:bookmarkEnd w:id="151"/>
-    <w:bookmarkStart w:id="152" w:name="X2c349eb4ce50af7037642b129b0429d506e41d5"/>
+    <w:bookmarkEnd w:id="152"/>
+    <w:bookmarkStart w:id="153" w:name="X2c349eb4ce50af7037642b129b0429d506e41d5"/>
     <w:p>
       <w:pPr>
         <w:pStyle w:val="Heading2"/>
@@ -39018,8 +39241,8 @@
         <w:t xml:space="preserve">stays set up.</w:t>
       </w:r>
     </w:p>
-    <w:bookmarkEnd w:id="152"/>
-    <w:bookmarkStart w:id="153" w:name="the-self-test-selftest"/>
+    <w:bookmarkEnd w:id="153"/>
+    <w:bookmarkStart w:id="154" w:name="the-self-test-selftest"/>
     <w:p>
       <w:pPr>
         <w:pStyle w:val="Heading2"/>
@@ -39220,8 +39443,8 @@
         <w:t xml:space="preserve">never compose it.</w:t>
       </w:r>
     </w:p>
-    <w:bookmarkEnd w:id="153"/>
-    <w:bookmarkStart w:id="154" w:name="help-troubleshooting"/>
+    <w:bookmarkEnd w:id="154"/>
+    <w:bookmarkStart w:id="155" w:name="help-troubleshooting"/>
     <w:p>
       <w:pPr>
         <w:pStyle w:val="Heading2"/>
@@ -39462,8 +39685,8 @@
         <w:t xml:space="preserve">confirmation; texts and data untouched; next launch.</w:t>
       </w:r>
     </w:p>
-    <w:bookmarkEnd w:id="154"/>
-    <w:bookmarkStart w:id="155" w:name="hunt-everywhere-k"/>
+    <w:bookmarkEnd w:id="155"/>
+    <w:bookmarkStart w:id="156" w:name="hunt-everywhere-k"/>
     <w:p>
       <w:pPr>
         <w:pStyle w:val="Heading2"/>
@@ -39771,8 +39994,8 @@
         <w:t xml:space="preserve">panes — the palette only saves you the walk.</w:t>
       </w:r>
     </w:p>
-    <w:bookmarkEnd w:id="155"/>
     <w:bookmarkEnd w:id="156"/>
+    <w:bookmarkEnd w:id="157"/>
     <w:sectPr>
       <w:footnotePr>
         <w:numRestart w:val="eachSect"/>

--- a/docs/distribution/USER_MANUAL.docx
+++ b/docs/distribution/USER_MANUAL.docx
@@ -773,7 +773,19 @@
         </w:numPr>
       </w:pPr>
       <w:r>
-        <w:t xml:space="preserve">14.17 What the workflow will do next</w:t>
+        <w:t xml:space="preserve">14.17 Propose this identity — the routing</w:t>
+      </w:r>
+    </w:p>
+    <w:p>
+      <w:pPr>
+        <w:pStyle w:val="Compact"/>
+        <w:numPr>
+          <w:ilvl w:val="1"/>
+          <w:numId w:val="1006"/>
+        </w:numPr>
+      </w:pPr>
+      <w:r>
+        <w:t xml:space="preserve">14.18 What the workflow will do next</w:t>
       </w:r>
     </w:p>
     <w:p>
@@ -29900,7 +29912,7 @@
     </w:p>
     <w:bookmarkEnd w:id="115"/>
     <w:bookmarkEnd w:id="116"/>
-    <w:bookmarkStart w:id="134" w:name="X3a20423a134726120338426e69aa3db63b45769"/>
+    <w:bookmarkStart w:id="135" w:name="X3a20423a134726120338426e69aa3db63b45769"/>
     <w:p>
       <w:pPr>
         <w:pStyle w:val="Heading1"/>
@@ -33830,13 +33842,13 @@
       </w:r>
     </w:p>
     <w:bookmarkEnd w:id="132"/>
-    <w:bookmarkStart w:id="133" w:name="what-the-workflow-will-do-next"/>
+    <w:bookmarkStart w:id="133" w:name="propose-this-identity-the-routing"/>
     <w:p>
       <w:pPr>
         <w:pStyle w:val="Heading2"/>
       </w:pPr>
       <w:r>
-        <w:t xml:space="preserve">14.17 What the workflow will do next</w:t>
+        <w:t xml:space="preserve">14.17 Propose this identity — the routing</w:t>
       </w:r>
     </w:p>
     <w:p>
@@ -33844,37 +33856,223 @@
         <w:pStyle w:val="FirstParagraph"/>
       </w:pPr>
       <w:r>
-        <w:t xml:space="preserve">Still to come, in order: routing, so an identity a cataloger</w:t>
-      </w:r>
-      <w:r>
-        <w:t xml:space="preserve"> </w:t>
-      </w:r>
-      <w:r>
-        <w:t xml:space="preserve">accepts becomes a proposal in the ordinary approval channel and</w:t>
-      </w:r>
-      <w:r>
-        <w:t xml:space="preserve"> </w:t>
-      </w:r>
-      <w:r>
-        <w:t xml:space="preserve">exports as a candidates file for the data project; and</w:t>
-      </w:r>
-      <w:r>
-        <w:t xml:space="preserve"> </w:t>
-      </w:r>
-      <w:r>
-        <w:t xml:space="preserve">quality-control lanes (title-versus-translation mismatch,</w:t>
-      </w:r>
-      <w:r>
-        <w:t xml:space="preserve"> </w:t>
-      </w:r>
-      <w:r>
-        <w:t xml:space="preserve">colophon-aware duplicate detection across the intake set). The</w:t>
-      </w:r>
-      <w:r>
-        <w:t xml:space="preserve"> </w:t>
-      </w:r>
-      <w:r>
-        <w:t xml:space="preserve">worksheet (14.16) and the handoff (14.15) ship above.</w:t>
+        <w:t xml:space="preserve">The suggested-identity card now ends with</w:t>
+      </w:r>
+      <w:r>
+        <w:t xml:space="preserve"> </w:t>
+      </w:r>
+      <w:r>
+        <w:rPr>
+          <w:b/>
+          <w:bCs/>
+        </w:rPr>
+        <w:t xml:space="preserve">Propose this</w:t>
+      </w:r>
+      <w:r>
+        <w:rPr>
+          <w:b/>
+          <w:bCs/>
+        </w:rPr>
+        <w:t xml:space="preserve"> </w:t>
+      </w:r>
+      <w:r>
+        <w:rPr>
+          <w:b/>
+          <w:bCs/>
+        </w:rPr>
+        <w:t xml:space="preserve">identity…</w:t>
+      </w:r>
+      <w:r>
+        <w:t xml:space="preserve"> </w:t>
+      </w:r>
+      <w:r>
+        <w:t xml:space="preserve">— the bridge from the machine’s suggestion to the</w:t>
+      </w:r>
+      <w:r>
+        <w:t xml:space="preserve"> </w:t>
+      </w:r>
+      <w:r>
+        <w:t xml:space="preserve">team’s ordinary decision channel.</w:t>
+      </w:r>
+    </w:p>
+    <w:p>
+      <w:pPr>
+        <w:pStyle w:val="BodyText"/>
+      </w:pPr>
+      <w:r>
+        <w:t xml:space="preserve">Clicking it files a proposal of kind</w:t>
+      </w:r>
+      <w:r>
+        <w:t xml:space="preserve"> </w:t>
+      </w:r>
+      <w:r>
+        <w:rPr>
+          <w:b/>
+          <w:bCs/>
+        </w:rPr>
+        <w:t xml:space="preserve">catalog identity</w:t>
+      </w:r>
+      <w:r>
+        <w:t xml:space="preserve"> </w:t>
+      </w:r>
+      <w:r>
+        <w:t xml:space="preserve">in the</w:t>
+      </w:r>
+      <w:r>
+        <w:t xml:space="preserve"> </w:t>
+      </w:r>
+      <w:r>
+        <w:t xml:space="preserve">shared queue (the same folder-backed channel as every other</w:t>
+      </w:r>
+      <w:r>
+        <w:t xml:space="preserve"> </w:t>
+      </w:r>
+      <w:r>
+        <w:t xml:space="preserve">proposal — Chapter 15), carrying everything a ruler needs: the</w:t>
+      </w:r>
+      <w:r>
+        <w:t xml:space="preserve"> </w:t>
+      </w:r>
+      <w:r>
+        <w:t xml:space="preserve">title read from the text and the rule that read it, the Sanskrit</w:t>
+      </w:r>
+      <w:r>
+        <w:t xml:space="preserve"> </w:t>
+      </w:r>
+      <w:r>
+        <w:t xml:space="preserve">side of the head, the ranked candidates with their scores, and —</w:t>
+      </w:r>
+      <w:r>
+        <w:t xml:space="preserve"> </w:t>
+      </w:r>
+      <w:r>
+        <w:t xml:space="preserve">if you filled one — a snapshot of the file’s worksheet sidecar.</w:t>
+      </w:r>
+      <w:r>
+        <w:t xml:space="preserve"> </w:t>
+      </w:r>
+      <w:r>
+        <w:t xml:space="preserve">Your name rides on it as provenance (set it in Settings first).</w:t>
+      </w:r>
+    </w:p>
+    <w:p>
+      <w:pPr>
+        <w:pStyle w:val="BodyText"/>
+      </w:pPr>
+      <w:r>
+        <w:t xml:space="preserve">The authority rules on it in Community → Approval, where a</w:t>
+      </w:r>
+      <w:r>
+        <w:t xml:space="preserve"> </w:t>
+      </w:r>
+      <w:r>
+        <w:rPr>
+          <w:b/>
+          <w:bCs/>
+        </w:rPr>
+        <w:t xml:space="preserve">Catalog identities</w:t>
+      </w:r>
+      <w:r>
+        <w:t xml:space="preserve"> </w:t>
+      </w:r>
+      <w:r>
+        <w:t xml:space="preserve">filter now sits beside the others. An</w:t>
+      </w:r>
+      <w:r>
+        <w:t xml:space="preserve"> </w:t>
+      </w:r>
+      <w:r>
+        <w:t xml:space="preserve">approved identity leaves through the same</w:t>
+      </w:r>
+      <w:r>
+        <w:t xml:space="preserve"> </w:t>
+      </w:r>
+      <w:r>
+        <w:rPr>
+          <w:b/>
+          <w:bCs/>
+        </w:rPr>
+        <w:t xml:space="preserve">Export approved</w:t>
+      </w:r>
+      <w:r>
+        <w:rPr>
+          <w:b/>
+          <w:bCs/>
+        </w:rPr>
+        <w:t xml:space="preserve"> </w:t>
+      </w:r>
+      <w:r>
+        <w:rPr>
+          <w:b/>
+          <w:bCs/>
+        </w:rPr>
+        <w:t xml:space="preserve">candidates</w:t>
+      </w:r>
+      <w:r>
+        <w:t xml:space="preserve"> </w:t>
+      </w:r>
+      <w:r>
+        <w:t xml:space="preserve">file as the dictionary material — a candidates</w:t>
+      </w:r>
+      <w:r>
+        <w:t xml:space="preserve"> </w:t>
+      </w:r>
+      <w:r>
+        <w:t xml:space="preserve">package for the data project. The boundary holds at every step:</w:t>
+      </w:r>
+      <w:r>
+        <w:t xml:space="preserve"> </w:t>
+      </w:r>
+      <w:r>
+        <w:t xml:space="preserve">the app never writes the catalog, and catalog numbers remain the</w:t>
+      </w:r>
+      <w:r>
+        <w:t xml:space="preserve"> </w:t>
+      </w:r>
+      <w:r>
+        <w:t xml:space="preserve">registrar’s to issue. A file with no title page is refused with a</w:t>
+      </w:r>
+      <w:r>
+        <w:t xml:space="preserve"> </w:t>
+      </w:r>
+      <w:r>
+        <w:t xml:space="preserve">real answer: there is no machine identity to propose.</w:t>
+      </w:r>
+    </w:p>
+    <w:bookmarkEnd w:id="133"/>
+    <w:bookmarkStart w:id="134" w:name="what-the-workflow-will-do-next"/>
+    <w:p>
+      <w:pPr>
+        <w:pStyle w:val="Heading2"/>
+      </w:pPr>
+      <w:r>
+        <w:t xml:space="preserve">14.18 What the workflow will do next</w:t>
+      </w:r>
+    </w:p>
+    <w:p>
+      <w:pPr>
+        <w:pStyle w:val="FirstParagraph"/>
+      </w:pPr>
+      <w:r>
+        <w:t xml:space="preserve">Still to come: the quality-control lanes over the intake set —</w:t>
+      </w:r>
+      <w:r>
+        <w:t xml:space="preserve"> </w:t>
+      </w:r>
+      <w:r>
+        <w:t xml:space="preserve">title-versus-translation mismatch and colophon-aware duplicate</w:t>
+      </w:r>
+      <w:r>
+        <w:t xml:space="preserve"> </w:t>
+      </w:r>
+      <w:r>
+        <w:t xml:space="preserve">detection. Routing (14.17), the worksheet (14.16), and the handoff</w:t>
+      </w:r>
+      <w:r>
+        <w:t xml:space="preserve"> </w:t>
+      </w:r>
+      <w:r>
+        <w:t xml:space="preserve">(14.15) ship above.</w:t>
       </w:r>
     </w:p>
     <w:p>
@@ -33884,9 +34082,9 @@
         </w:pict>
       </w:r>
     </w:p>
-    <w:bookmarkEnd w:id="133"/>
     <w:bookmarkEnd w:id="134"/>
-    <w:bookmarkStart w:id="139" w:name="X9ec64eb07a85eae9b98de9b923277db2a2eae83"/>
+    <w:bookmarkEnd w:id="135"/>
+    <w:bookmarkStart w:id="140" w:name="X9ec64eb07a85eae9b98de9b923277db2a2eae83"/>
     <w:p>
       <w:pPr>
         <w:pStyle w:val="Heading1"/>
@@ -34065,7 +34263,7 @@
         <w:t xml:space="preserve">button with its results area below.</w:t>
       </w:r>
     </w:p>
-    <w:bookmarkStart w:id="135" w:name="one-time-identity-setup"/>
+    <w:bookmarkStart w:id="136" w:name="one-time-identity-setup"/>
     <w:p>
       <w:pPr>
         <w:pStyle w:val="Heading2"/>
@@ -34379,8 +34577,8 @@
         <w:t xml:space="preserve">change them in either place, they are one and the same.</w:t>
       </w:r>
     </w:p>
-    <w:bookmarkEnd w:id="135"/>
-    <w:bookmarkStart w:id="136" w:name="making-a-proposal"/>
+    <w:bookmarkEnd w:id="136"/>
+    <w:bookmarkStart w:id="137" w:name="making-a-proposal"/>
     <w:p>
       <w:pPr>
         <w:pStyle w:val="Heading2"/>
@@ -35049,8 +35247,8 @@
         <w:t xml:space="preserve">— done. It now waits for the ruling.</w:t>
       </w:r>
     </w:p>
-    <w:bookmarkEnd w:id="136"/>
-    <w:bookmarkStart w:id="137" w:name="the-other-ways-proposals-get-filed"/>
+    <w:bookmarkEnd w:id="137"/>
+    <w:bookmarkStart w:id="138" w:name="the-other-ways-proposals-get-filed"/>
     <w:p>
       <w:pPr>
         <w:pStyle w:val="Heading2"/>
@@ -35206,8 +35404,8 @@
         <w:t xml:space="preserve">ruling time — see §15.4.</w:t>
       </w:r>
     </w:p>
-    <w:bookmarkEnd w:id="137"/>
-    <w:bookmarkStart w:id="138" w:name="my-proposals-what-happened"/>
+    <w:bookmarkEnd w:id="138"/>
+    <w:bookmarkStart w:id="139" w:name="my-proposals-what-happened"/>
     <w:p>
       <w:pPr>
         <w:pStyle w:val="Heading2"/>
@@ -35398,9 +35596,9 @@
         </w:pict>
       </w:r>
     </w:p>
-    <w:bookmarkEnd w:id="138"/>
     <w:bookmarkEnd w:id="139"/>
-    <w:bookmarkStart w:id="146" w:name="Xf87a93a906d220c467310f12d976bb46122eb07"/>
+    <w:bookmarkEnd w:id="140"/>
+    <w:bookmarkStart w:id="147" w:name="Xf87a93a906d220c467310f12d976bb46122eb07"/>
     <w:p>
       <w:pPr>
         <w:pStyle w:val="Heading1"/>
@@ -35602,7 +35800,7 @@
         <w:t xml:space="preserve">it the queue itself.</w:t>
       </w:r>
     </w:p>
-    <w:bookmarkStart w:id="140" w:name="reading-the-queue"/>
+    <w:bookmarkStart w:id="141" w:name="reading-the-queue"/>
     <w:p>
       <w:pPr>
         <w:pStyle w:val="Heading2"/>
@@ -35844,8 +36042,8 @@
         <w:t xml:space="preserve">proposals folder in the Propose tab first.”</w:t>
       </w:r>
     </w:p>
-    <w:bookmarkEnd w:id="140"/>
-    <w:bookmarkStart w:id="141" w:name="ruling-on-an-item"/>
+    <w:bookmarkEnd w:id="141"/>
+    <w:bookmarkStart w:id="142" w:name="ruling-on-an-item"/>
     <w:p>
       <w:pPr>
         <w:pStyle w:val="Heading2"/>
@@ -36129,8 +36327,8 @@
         <w:t xml:space="preserve">takes the queue as it stands.</w:t>
       </w:r>
     </w:p>
-    <w:bookmarkEnd w:id="141"/>
-    <w:bookmarkStart w:id="142" w:name="what-each-ruling-actually-does"/>
+    <w:bookmarkEnd w:id="142"/>
+    <w:bookmarkStart w:id="143" w:name="what-each-ruling-actually-does"/>
     <w:p>
       <w:pPr>
         <w:pStyle w:val="Heading2"/>
@@ -36540,8 +36738,8 @@
         <w:t xml:space="preserve">a rejection; it is a positive ruling that teaches the software.</w:t>
       </w:r>
     </w:p>
-    <w:bookmarkEnd w:id="142"/>
-    <w:bookmarkStart w:id="143" w:name="the-kind-filter-one-category-per-sitting"/>
+    <w:bookmarkEnd w:id="143"/>
+    <w:bookmarkStart w:id="144" w:name="the-kind-filter-one-category-per-sitting"/>
     <w:p>
       <w:pPr>
         <w:pStyle w:val="Heading2"/>
@@ -36713,8 +36911,8 @@
         <w:t xml:space="preserve">delivers their proposals to your disk in the background).</w:t>
       </w:r>
     </w:p>
-    <w:bookmarkEnd w:id="143"/>
-    <w:bookmarkStart w:id="144" w:name="export-approved-dictionary-candidates"/>
+    <w:bookmarkEnd w:id="144"/>
+    <w:bookmarkStart w:id="145" w:name="export-approved-dictionary-candidates"/>
     <w:p>
       <w:pPr>
         <w:pStyle w:val="Heading2"/>
@@ -36939,8 +37137,8 @@
         <w:t xml:space="preserve">candidate.</w:t>
       </w:r>
     </w:p>
-    <w:bookmarkEnd w:id="144"/>
-    <w:bookmarkStart w:id="145" w:name="the-rulings-archive"/>
+    <w:bookmarkEnd w:id="145"/>
+    <w:bookmarkStart w:id="146" w:name="the-rulings-archive"/>
     <w:p>
       <w:pPr>
         <w:pStyle w:val="Heading2"/>
@@ -37060,9 +37258,9 @@
         </w:pict>
       </w:r>
     </w:p>
-    <w:bookmarkEnd w:id="145"/>
     <w:bookmarkEnd w:id="146"/>
-    <w:bookmarkStart w:id="157" w:name="chapter-17-the-app-itself"/>
+    <w:bookmarkEnd w:id="147"/>
+    <w:bookmarkStart w:id="158" w:name="chapter-17-the-app-itself"/>
     <w:p>
       <w:pPr>
         <w:pStyle w:val="Heading1"/>
@@ -37085,7 +37283,7 @@
         <w:t xml:space="preserve">a whole rather than to any one pane.</w:t>
       </w:r>
     </w:p>
-    <w:bookmarkStart w:id="147" w:name="the-window-seven-workflow-groups"/>
+    <w:bookmarkStart w:id="148" w:name="the-window-seven-workflow-groups"/>
     <w:p>
       <w:pPr>
         <w:pStyle w:val="Heading2"/>
@@ -37426,8 +37624,8 @@
         <w:t xml:space="preserve">authority role, and carries a live pending count on its tab.)</w:t>
       </w:r>
     </w:p>
-    <w:bookmarkEnd w:id="147"/>
-    <w:bookmarkStart w:id="148" w:name="the-menu-bar-mirrors-the-window"/>
+    <w:bookmarkEnd w:id="148"/>
+    <w:bookmarkStart w:id="149" w:name="the-menu-bar-mirrors-the-window"/>
     <w:p>
       <w:pPr>
         <w:pStyle w:val="Heading2"/>
@@ -37687,8 +37885,8 @@
         <w:t xml:space="preserve">system can literally point at any feature in the app.</w:t>
       </w:r>
     </w:p>
-    <w:bookmarkEnd w:id="148"/>
-    <w:bookmarkStart w:id="149" w:name="X4072019ae30f7b50793bf783af980ededa378c4"/>
+    <w:bookmarkEnd w:id="149"/>
+    <w:bookmarkStart w:id="150" w:name="X4072019ae30f7b50793bf783af980ededa378c4"/>
     <w:p>
       <w:pPr>
         <w:pStyle w:val="Heading2"/>
@@ -38212,8 +38410,8 @@
         <w:t xml:space="preserve">section.</w:t>
       </w:r>
     </w:p>
-    <w:bookmarkEnd w:id="149"/>
-    <w:bookmarkStart w:id="150" w:name="the-settings-dialog-every-field"/>
+    <w:bookmarkEnd w:id="150"/>
+    <w:bookmarkStart w:id="151" w:name="the-settings-dialog-every-field"/>
     <w:p>
       <w:pPr>
         <w:pStyle w:val="Heading2"/>
@@ -38626,8 +38824,8 @@
         <w:t xml:space="preserve">writes them all.</w:t>
       </w:r>
     </w:p>
-    <w:bookmarkEnd w:id="150"/>
-    <w:bookmarkStart w:id="151" w:name="the-help-window"/>
+    <w:bookmarkEnd w:id="151"/>
+    <w:bookmarkStart w:id="152" w:name="the-help-window"/>
     <w:p>
       <w:pPr>
         <w:pStyle w:val="Heading2"/>
@@ -39091,8 +39289,8 @@
         <w:t xml:space="preserve">— you are standing in the Input pane.</w:t>
       </w:r>
     </w:p>
-    <w:bookmarkEnd w:id="151"/>
-    <w:bookmarkStart w:id="152" w:name="night-mode"/>
+    <w:bookmarkEnd w:id="152"/>
+    <w:bookmarkStart w:id="153" w:name="night-mode"/>
     <w:p>
       <w:pPr>
         <w:pStyle w:val="Heading2"/>
@@ -39137,8 +39335,8 @@
         <w:t xml:space="preserve">dark. It applies immediately and is remembered across launches.</w:t>
       </w:r>
     </w:p>
-    <w:bookmarkEnd w:id="152"/>
-    <w:bookmarkStart w:id="153" w:name="X2c349eb4ce50af7037642b129b0429d506e41d5"/>
+    <w:bookmarkEnd w:id="153"/>
+    <w:bookmarkStart w:id="154" w:name="X2c349eb4ce50af7037642b129b0429d506e41d5"/>
     <w:p>
       <w:pPr>
         <w:pStyle w:val="Heading2"/>
@@ -39241,8 +39439,8 @@
         <w:t xml:space="preserve">stays set up.</w:t>
       </w:r>
     </w:p>
-    <w:bookmarkEnd w:id="153"/>
-    <w:bookmarkStart w:id="154" w:name="the-self-test-selftest"/>
+    <w:bookmarkEnd w:id="154"/>
+    <w:bookmarkStart w:id="155" w:name="the-self-test-selftest"/>
     <w:p>
       <w:pPr>
         <w:pStyle w:val="Heading2"/>
@@ -39443,8 +39641,8 @@
         <w:t xml:space="preserve">never compose it.</w:t>
       </w:r>
     </w:p>
-    <w:bookmarkEnd w:id="154"/>
-    <w:bookmarkStart w:id="155" w:name="help-troubleshooting"/>
+    <w:bookmarkEnd w:id="155"/>
+    <w:bookmarkStart w:id="156" w:name="help-troubleshooting"/>
     <w:p>
       <w:pPr>
         <w:pStyle w:val="Heading2"/>
@@ -39685,8 +39883,8 @@
         <w:t xml:space="preserve">confirmation; texts and data untouched; next launch.</w:t>
       </w:r>
     </w:p>
-    <w:bookmarkEnd w:id="155"/>
-    <w:bookmarkStart w:id="156" w:name="hunt-everywhere-k"/>
+    <w:bookmarkEnd w:id="156"/>
+    <w:bookmarkStart w:id="157" w:name="hunt-everywhere-k"/>
     <w:p>
       <w:pPr>
         <w:pStyle w:val="Heading2"/>
@@ -39994,8 +40192,8 @@
         <w:t xml:space="preserve">panes — the palette only saves you the walk.</w:t>
       </w:r>
     </w:p>
-    <w:bookmarkEnd w:id="156"/>
     <w:bookmarkEnd w:id="157"/>
+    <w:bookmarkEnd w:id="158"/>
     <w:sectPr>
       <w:footnotePr>
         <w:numRestart w:val="eachSect"/>

--- a/docs/distribution/USER_MANUAL.docx
+++ b/docs/distribution/USER_MANUAL.docx
@@ -785,7 +785,19 @@
         </w:numPr>
       </w:pPr>
       <w:r>
-        <w:t xml:space="preserve">14.18 What the workflow will do next</w:t>
+        <w:t xml:space="preserve">14.18 QC intake — the two quality lanes</w:t>
+      </w:r>
+    </w:p>
+    <w:p>
+      <w:pPr>
+        <w:pStyle w:val="Compact"/>
+        <w:numPr>
+          <w:ilvl w:val="1"/>
+          <w:numId w:val="1006"/>
+        </w:numPr>
+      </w:pPr>
+      <w:r>
+        <w:t xml:space="preserve">14.19 What the workflow will do next</w:t>
       </w:r>
     </w:p>
     <w:p>
@@ -29912,7 +29924,7 @@
     </w:p>
     <w:bookmarkEnd w:id="115"/>
     <w:bookmarkEnd w:id="116"/>
-    <w:bookmarkStart w:id="135" w:name="X3a20423a134726120338426e69aa3db63b45769"/>
+    <w:bookmarkStart w:id="136" w:name="X3a20423a134726120338426e69aa3db63b45769"/>
     <w:p>
       <w:pPr>
         <w:pStyle w:val="Heading1"/>
@@ -34040,13 +34052,13 @@
       </w:r>
     </w:p>
     <w:bookmarkEnd w:id="133"/>
-    <w:bookmarkStart w:id="134" w:name="what-the-workflow-will-do-next"/>
+    <w:bookmarkStart w:id="134" w:name="qc-intake-the-two-quality-lanes"/>
     <w:p>
       <w:pPr>
         <w:pStyle w:val="Heading2"/>
       </w:pPr>
       <w:r>
-        <w:t xml:space="preserve">14.18 What the workflow will do next</w:t>
+        <w:t xml:space="preserve">14.18 QC intake — the two quality lanes</w:t>
       </w:r>
     </w:p>
     <w:p>
@@ -34054,25 +34066,264 @@
         <w:pStyle w:val="FirstParagraph"/>
       </w:pPr>
       <w:r>
-        <w:t xml:space="preserve">Still to come: the quality-control lanes over the intake set —</w:t>
-      </w:r>
-      <w:r>
-        <w:t xml:space="preserve"> </w:t>
-      </w:r>
-      <w:r>
-        <w:t xml:space="preserve">title-versus-translation mismatch and colophon-aware duplicate</w:t>
-      </w:r>
-      <w:r>
-        <w:t xml:space="preserve"> </w:t>
-      </w:r>
-      <w:r>
-        <w:t xml:space="preserve">detection. Routing (14.17), the worksheet (14.16), and the handoff</w:t>
-      </w:r>
-      <w:r>
-        <w:t xml:space="preserve"> </w:t>
-      </w:r>
-      <w:r>
-        <w:t xml:space="preserve">(14.15) ship above.</w:t>
+        <w:rPr>
+          <w:b/>
+          <w:bCs/>
+        </w:rPr>
+        <w:t xml:space="preserve">QC intake…</w:t>
+      </w:r>
+      <w:r>
+        <w:t xml:space="preserve"> </w:t>
+      </w:r>
+      <w:r>
+        <w:t xml:space="preserve">runs two checks over the whole intake tree, both</w:t>
+      </w:r>
+      <w:r>
+        <w:t xml:space="preserve"> </w:t>
+      </w:r>
+      <w:r>
+        <w:t xml:space="preserve">suggestion-only — every flag is a question with its evidence, never</w:t>
+      </w:r>
+      <w:r>
+        <w:t xml:space="preserve"> </w:t>
+      </w:r>
+      <w:r>
+        <w:t xml:space="preserve">a verdict, and nothing is changed:</w:t>
+      </w:r>
+    </w:p>
+    <w:p>
+      <w:pPr>
+        <w:pStyle w:val="Compact"/>
+        <w:numPr>
+          <w:ilvl w:val="0"/>
+          <w:numId w:val="1103"/>
+        </w:numPr>
+      </w:pPr>
+      <w:r>
+        <w:rPr>
+          <w:b/>
+          <w:bCs/>
+        </w:rPr>
+        <w:t xml:space="preserve">Title vs translation.</w:t>
+      </w:r>
+      <w:r>
+        <w:t xml:space="preserve"> </w:t>
+      </w:r>
+      <w:r>
+        <w:t xml:space="preserve">The copy-paste disease: a filename</w:t>
+      </w:r>
+      <w:r>
+        <w:t xml:space="preserve"> </w:t>
+      </w:r>
+      <w:r>
+        <w:t xml:space="preserve">whose English half belongs to a</w:t>
+      </w:r>
+      <w:r>
+        <w:t xml:space="preserve"> </w:t>
+      </w:r>
+      <w:r>
+        <w:rPr>
+          <w:i/>
+          <w:iCs/>
+        </w:rPr>
+        <w:t xml:space="preserve">different</w:t>
+      </w:r>
+      <w:r>
+        <w:t xml:space="preserve"> </w:t>
+      </w:r>
+      <w:r>
+        <w:t xml:space="preserve">text. A file is</w:t>
+      </w:r>
+      <w:r>
+        <w:t xml:space="preserve"> </w:t>
+      </w:r>
+      <w:r>
+        <w:t xml:space="preserve">flagged when its English matches another work’s published English</w:t>
+      </w:r>
+      <w:r>
+        <w:t xml:space="preserve"> </w:t>
+      </w:r>
+      <w:r>
+        <w:t xml:space="preserve">almost entirely while the two Tibetan titles barely share a</w:t>
+      </w:r>
+      <w:r>
+        <w:t xml:space="preserve"> </w:t>
+      </w:r>
+      <w:r>
+        <w:t xml:space="preserve">syllable — the report shows both works and both percentages and</w:t>
+      </w:r>
+      <w:r>
+        <w:t xml:space="preserve"> </w:t>
+      </w:r>
+      <w:r>
+        <w:t xml:space="preserve">asks the question: is the English half from the wrong text?</w:t>
+      </w:r>
+    </w:p>
+    <w:p>
+      <w:pPr>
+        <w:pStyle w:val="Compact"/>
+        <w:numPr>
+          <w:ilvl w:val="0"/>
+          <w:numId w:val="1103"/>
+        </w:numPr>
+      </w:pPr>
+      <w:r>
+        <w:rPr>
+          <w:b/>
+          <w:bCs/>
+        </w:rPr>
+        <w:t xml:space="preserve">Shared titles, told apart by colophon.</w:t>
+      </w:r>
+      <w:r>
+        <w:t xml:space="preserve"> </w:t>
+      </w:r>
+      <w:r>
+        <w:t xml:space="preserve">Files carrying the</w:t>
+      </w:r>
+      <w:r>
+        <w:t xml:space="preserve"> </w:t>
+      </w:r>
+      <w:r>
+        <w:t xml:space="preserve">same Tibetan title are grouped, and their colophons compared —</w:t>
+      </w:r>
+      <w:r>
+        <w:t xml:space="preserve"> </w:t>
+      </w:r>
+      <w:r>
+        <w:t xml:space="preserve">the session lesson that two works can share a title. Verdicts</w:t>
+      </w:r>
+      <w:r>
+        <w:t xml:space="preserve"> </w:t>
+      </w:r>
+      <w:r>
+        <w:t xml:space="preserve">name their evidence:</w:t>
+      </w:r>
+      <w:r>
+        <w:t xml:space="preserve"> </w:t>
+      </w:r>
+      <w:r>
+        <w:rPr>
+          <w:i/>
+          <w:iCs/>
+        </w:rPr>
+        <w:t xml:space="preserve">same colophon — true duplicates</w:t>
+      </w:r>
+      <w:r>
+        <w:t xml:space="preserve"> </w:t>
+      </w:r>
+      <w:r>
+        <w:t xml:space="preserve">·</w:t>
+      </w:r>
+      <w:r>
+        <w:t xml:space="preserve"> </w:t>
+      </w:r>
+      <w:r>
+        <w:rPr>
+          <w:i/>
+          <w:iCs/>
+        </w:rPr>
+        <w:t xml:space="preserve">different colophons — distinct works sharing a title</w:t>
+      </w:r>
+      <w:r>
+        <w:t xml:space="preserve"> </w:t>
+      </w:r>
+      <w:r>
+        <w:t xml:space="preserve">·</w:t>
+      </w:r>
+      <w:r>
+        <w:t xml:space="preserve"> </w:t>
+      </w:r>
+      <w:r>
+        <w:rPr>
+          <w:i/>
+          <w:iCs/>
+        </w:rPr>
+        <w:t xml:space="preserve">no</w:t>
+      </w:r>
+      <w:r>
+        <w:rPr>
+          <w:i/>
+          <w:iCs/>
+        </w:rPr>
+        <w:t xml:space="preserve"> </w:t>
+      </w:r>
+      <w:r>
+        <w:rPr>
+          <w:i/>
+          <w:iCs/>
+        </w:rPr>
+        <w:t xml:space="preserve">colophon evidence — needs a human read</w:t>
+      </w:r>
+      <w:r>
+        <w:t xml:space="preserve">.</w:t>
+      </w:r>
+    </w:p>
+    <w:p>
+      <w:pPr>
+        <w:pStyle w:val="FirstParagraph"/>
+      </w:pPr>
+      <w:r>
+        <w:t xml:space="preserve">Run against our own installed Sungbum, the lanes found real work:</w:t>
+      </w:r>
+      <w:r>
+        <w:t xml:space="preserve"> </w:t>
+      </w:r>
+      <w:r>
+        <w:t xml:space="preserve">8 mismatch flags and 200 shared-title groups (107 reading as true</w:t>
+      </w:r>
+      <w:r>
+        <w:t xml:space="preserve"> </w:t>
+      </w:r>
+      <w:r>
+        <w:t xml:space="preserve">duplicate filings, 18 as distinct works, 75 needing a human) — the</w:t>
+      </w:r>
+      <w:r>
+        <w:t xml:space="preserve"> </w:t>
+      </w:r>
+      <w:r>
+        <w:t xml:space="preserve">battery re-measures this on every test run.</w:t>
+      </w:r>
+    </w:p>
+    <w:bookmarkEnd w:id="134"/>
+    <w:bookmarkStart w:id="135" w:name="what-the-workflow-will-do-next"/>
+    <w:p>
+      <w:pPr>
+        <w:pStyle w:val="Heading2"/>
+      </w:pPr>
+      <w:r>
+        <w:t xml:space="preserve">14.19 What the workflow will do next</w:t>
+      </w:r>
+    </w:p>
+    <w:p>
+      <w:pPr>
+        <w:pStyle w:val="FirstParagraph"/>
+      </w:pPr>
+      <w:r>
+        <w:t xml:space="preserve">The workflow’s core is complete: census, identity, audit, splits,</w:t>
+      </w:r>
+      <w:r>
+        <w:t xml:space="preserve"> </w:t>
+      </w:r>
+      <w:r>
+        <w:t xml:space="preserve">naming, the ASCII list, the title workbench, tree comparison,</w:t>
+      </w:r>
+      <w:r>
+        <w:t xml:space="preserve"> </w:t>
+      </w:r>
+      <w:r>
+        <w:t xml:space="preserve">register, provenance, worksheet, routing, QC, and the handoff all</w:t>
+      </w:r>
+      <w:r>
+        <w:t xml:space="preserve"> </w:t>
+      </w:r>
+      <w:r>
+        <w:t xml:space="preserve">ship above. What comes next grows from use — the team’s own</w:t>
+      </w:r>
+      <w:r>
+        <w:t xml:space="preserve"> </w:t>
+      </w:r>
+      <w:r>
+        <w:t xml:space="preserve">sessions will show where the workbench should deepen.</w:t>
       </w:r>
     </w:p>
     <w:p>
@@ -34082,9 +34333,9 @@
         </w:pict>
       </w:r>
     </w:p>
-    <w:bookmarkEnd w:id="134"/>
     <w:bookmarkEnd w:id="135"/>
-    <w:bookmarkStart w:id="140" w:name="X9ec64eb07a85eae9b98de9b923277db2a2eae83"/>
+    <w:bookmarkEnd w:id="136"/>
+    <w:bookmarkStart w:id="141" w:name="X9ec64eb07a85eae9b98de9b923277db2a2eae83"/>
     <w:p>
       <w:pPr>
         <w:pStyle w:val="Heading1"/>
@@ -34263,7 +34514,7 @@
         <w:t xml:space="preserve">button with its results area below.</w:t>
       </w:r>
     </w:p>
-    <w:bookmarkStart w:id="136" w:name="one-time-identity-setup"/>
+    <w:bookmarkStart w:id="137" w:name="one-time-identity-setup"/>
     <w:p>
       <w:pPr>
         <w:pStyle w:val="Heading2"/>
@@ -34291,7 +34542,7 @@
         <w:pStyle w:val="Compact"/>
         <w:numPr>
           <w:ilvl w:val="0"/>
-          <w:numId w:val="1103"/>
+          <w:numId w:val="1104"/>
         </w:numPr>
       </w:pPr>
       <w:r>
@@ -34316,7 +34567,7 @@
         <w:pStyle w:val="Compact"/>
         <w:numPr>
           <w:ilvl w:val="0"/>
-          <w:numId w:val="1103"/>
+          <w:numId w:val="1104"/>
         </w:numPr>
       </w:pPr>
       <w:r>
@@ -34374,7 +34625,7 @@
         <w:pStyle w:val="Compact"/>
         <w:numPr>
           <w:ilvl w:val="0"/>
-          <w:numId w:val="1103"/>
+          <w:numId w:val="1104"/>
         </w:numPr>
       </w:pPr>
       <w:r>
@@ -34422,7 +34673,7 @@
         <w:pStyle w:val="Compact"/>
         <w:numPr>
           <w:ilvl w:val="0"/>
-          <w:numId w:val="1103"/>
+          <w:numId w:val="1104"/>
         </w:numPr>
       </w:pPr>
       <w:r>
@@ -34478,7 +34729,7 @@
         <w:pStyle w:val="Compact"/>
         <w:numPr>
           <w:ilvl w:val="0"/>
-          <w:numId w:val="1103"/>
+          <w:numId w:val="1104"/>
         </w:numPr>
       </w:pPr>
       <w:r>
@@ -34577,8 +34828,8 @@
         <w:t xml:space="preserve">change them in either place, they are one and the same.</w:t>
       </w:r>
     </w:p>
-    <w:bookmarkEnd w:id="136"/>
-    <w:bookmarkStart w:id="137" w:name="making-a-proposal"/>
+    <w:bookmarkEnd w:id="137"/>
+    <w:bookmarkStart w:id="138" w:name="making-a-proposal"/>
     <w:p>
       <w:pPr>
         <w:pStyle w:val="Heading2"/>
@@ -34616,7 +34867,7 @@
         <w:pStyle w:val="Compact"/>
         <w:numPr>
           <w:ilvl w:val="0"/>
-          <w:numId w:val="1104"/>
+          <w:numId w:val="1105"/>
         </w:numPr>
       </w:pPr>
       <w:r>
@@ -34644,6 +34895,298 @@
         <w:pStyle w:val="Compact"/>
         <w:numPr>
           <w:ilvl w:val="1"/>
+          <w:numId w:val="1106"/>
+        </w:numPr>
+      </w:pPr>
+      <w:r>
+        <w:rPr>
+          <w:b/>
+          <w:bCs/>
+        </w:rPr>
+        <w:t xml:space="preserve">Honorific term (↔ ordinary)</w:t>
+      </w:r>
+      <w:r>
+        <w:t xml:space="preserve"> </w:t>
+      </w:r>
+      <w:r>
+        <w:t xml:space="preserve">— a term of the general</w:t>
+      </w:r>
+      <w:r>
+        <w:t xml:space="preserve"> </w:t>
+      </w:r>
+      <w:r>
+        <w:t xml:space="preserve">honorific register, paired with its ordinary counterpart.</w:t>
+      </w:r>
+    </w:p>
+    <w:p>
+      <w:pPr>
+        <w:pStyle w:val="Compact"/>
+        <w:numPr>
+          <w:ilvl w:val="1"/>
+          <w:numId w:val="1106"/>
+        </w:numPr>
+      </w:pPr>
+      <w:r>
+        <w:rPr>
+          <w:b/>
+          <w:bCs/>
+        </w:rPr>
+        <w:t xml:space="preserve">HIGH honorific marking</w:t>
+      </w:r>
+      <w:r>
+        <w:t xml:space="preserve"> </w:t>
+      </w:r>
+      <w:r>
+        <w:t xml:space="preserve">— the elevated register used for</w:t>
+      </w:r>
+      <w:r>
+        <w:t xml:space="preserve"> </w:t>
+      </w:r>
+      <w:r>
+        <w:t xml:space="preserve">high lamas and dignitaries (rare).</w:t>
+      </w:r>
+    </w:p>
+    <w:p>
+      <w:pPr>
+        <w:pStyle w:val="Compact"/>
+        <w:numPr>
+          <w:ilvl w:val="1"/>
+          <w:numId w:val="1106"/>
+        </w:numPr>
+      </w:pPr>
+      <w:r>
+        <w:rPr>
+          <w:b/>
+          <w:bCs/>
+        </w:rPr>
+        <w:t xml:space="preserve">Humilific (self-lowering) form</w:t>
+      </w:r>
+      <w:r>
+        <w:t xml:space="preserve"> </w:t>
+      </w:r>
+      <w:r>
+        <w:t xml:space="preserve">— the register for one’s</w:t>
+      </w:r>
+      <w:r>
+        <w:t xml:space="preserve"> </w:t>
+      </w:r>
+      <w:r>
+        <w:t xml:space="preserve">own actions (the honorific is never used of oneself).</w:t>
+      </w:r>
+    </w:p>
+    <w:p>
+      <w:pPr>
+        <w:pStyle w:val="Compact"/>
+        <w:numPr>
+          <w:ilvl w:val="1"/>
+          <w:numId w:val="1106"/>
+        </w:numPr>
+      </w:pPr>
+      <w:r>
+        <w:rPr>
+          <w:b/>
+          <w:bCs/>
+        </w:rPr>
+        <w:t xml:space="preserve">DOUBLE honorific (subject + recipient)</w:t>
+      </w:r>
+      <w:r>
+        <w:t xml:space="preserve"> </w:t>
+      </w:r>
+      <w:r>
+        <w:t xml:space="preserve">— honorific in</w:t>
+      </w:r>
+      <w:r>
+        <w:t xml:space="preserve"> </w:t>
+      </w:r>
+      <w:r>
+        <w:t xml:space="preserve">both directions at once.</w:t>
+      </w:r>
+    </w:p>
+    <w:p>
+      <w:pPr>
+        <w:pStyle w:val="Compact"/>
+        <w:numPr>
+          <w:ilvl w:val="1"/>
+          <w:numId w:val="1106"/>
+        </w:numPr>
+      </w:pPr>
+      <w:r>
+        <w:rPr>
+          <w:b/>
+          <w:bCs/>
+        </w:rPr>
+        <w:t xml:space="preserve">Pronunciation exception</w:t>
+      </w:r>
+      <w:r>
+        <w:t xml:space="preserve"> </w:t>
+      </w:r>
+      <w:r>
+        <w:t xml:space="preserve">— a word whose spoken form</w:t>
+      </w:r>
+      <w:r>
+        <w:t xml:space="preserve"> </w:t>
+      </w:r>
+      <w:r>
+        <w:t xml:space="preserve">departs from the rules.</w:t>
+      </w:r>
+    </w:p>
+    <w:p>
+      <w:pPr>
+        <w:pStyle w:val="Compact"/>
+        <w:numPr>
+          <w:ilvl w:val="1"/>
+          <w:numId w:val="1106"/>
+        </w:numPr>
+      </w:pPr>
+      <w:r>
+        <w:rPr>
+          <w:b/>
+          <w:bCs/>
+        </w:rPr>
+        <w:t xml:space="preserve">Abbreviation / contraction candidate</w:t>
+      </w:r>
+      <w:r>
+        <w:t xml:space="preserve"> </w:t>
+      </w:r>
+      <w:r>
+        <w:t xml:space="preserve">— a manuscript</w:t>
+      </w:r>
+      <w:r>
+        <w:t xml:space="preserve"> </w:t>
+      </w:r>
+      <w:r>
+        <w:t xml:space="preserve">abbreviation or bsdus-tshig contraction and its expansion.</w:t>
+      </w:r>
+    </w:p>
+    <w:p>
+      <w:pPr>
+        <w:pStyle w:val="Compact"/>
+        <w:numPr>
+          <w:ilvl w:val="1"/>
+          <w:numId w:val="1106"/>
+        </w:numPr>
+      </w:pPr>
+      <w:r>
+        <w:rPr>
+          <w:b/>
+          <w:bCs/>
+        </w:rPr>
+        <w:t xml:space="preserve">Rendering for a word (→ dictionary)</w:t>
+      </w:r>
+      <w:r>
+        <w:t xml:space="preserve"> </w:t>
+      </w:r>
+      <w:r>
+        <w:t xml:space="preserve">— a proposed English</w:t>
+      </w:r>
+      <w:r>
+        <w:t xml:space="preserve"> </w:t>
+      </w:r>
+      <w:r>
+        <w:t xml:space="preserve">equivalent for a word; goes to the data project if approved.</w:t>
+      </w:r>
+    </w:p>
+    <w:p>
+      <w:pPr>
+        <w:pStyle w:val="Compact"/>
+        <w:numPr>
+          <w:ilvl w:val="1"/>
+          <w:numId w:val="1106"/>
+        </w:numPr>
+      </w:pPr>
+      <w:r>
+        <w:rPr>
+          <w:b/>
+          <w:bCs/>
+        </w:rPr>
+        <w:t xml:space="preserve">Rendering for a phrase/clause (→ dictionary)</w:t>
+      </w:r>
+      <w:r>
+        <w:t xml:space="preserve"> </w:t>
+      </w:r>
+      <w:r>
+        <w:t xml:space="preserve">— the same,</w:t>
+      </w:r>
+      <w:r>
+        <w:t xml:space="preserve"> </w:t>
+      </w:r>
+      <w:r>
+        <w:t xml:space="preserve">for a longer unit.</w:t>
+      </w:r>
+    </w:p>
+    <w:p>
+      <w:pPr>
+        <w:pStyle w:val="Compact"/>
+        <w:numPr>
+          <w:ilvl w:val="1"/>
+          <w:numId w:val="1106"/>
+        </w:numPr>
+      </w:pPr>
+      <w:r>
+        <w:rPr>
+          <w:b/>
+          <w:bCs/>
+        </w:rPr>
+        <w:t xml:space="preserve">Idiom / fixed expression</w:t>
+      </w:r>
+      <w:r>
+        <w:t xml:space="preserve"> </w:t>
+      </w:r>
+      <w:r>
+        <w:t xml:space="preserve">— marks a string as an idiom or</w:t>
+      </w:r>
+      <w:r>
+        <w:t xml:space="preserve"> </w:t>
+      </w:r>
+      <w:r>
+        <w:t xml:space="preserve">fixed expression. Its card wears an IDIOM badge — amber</w:t>
+      </w:r>
+      <w:r>
+        <w:t xml:space="preserve"> </w:t>
+      </w:r>
+      <w:r>
+        <w:t xml:space="preserve">while proposed, green once approved. The English stays the</w:t>
+      </w:r>
+      <w:r>
+        <w:t xml:space="preserve"> </w:t>
+      </w:r>
+      <w:r>
+        <w:t xml:space="preserve">dictionary’s.</w:t>
+      </w:r>
+    </w:p>
+    <w:p>
+      <w:pPr>
+        <w:pStyle w:val="Compact"/>
+        <w:numPr>
+          <w:ilvl w:val="1"/>
+          <w:numId w:val="1106"/>
+        </w:numPr>
+      </w:pPr>
+      <w:r>
+        <w:rPr>
+          <w:b/>
+          <w:bCs/>
+        </w:rPr>
+        <w:t xml:space="preserve">Note about a passage</w:t>
+      </w:r>
+      <w:r>
+        <w:t xml:space="preserve"> </w:t>
+      </w:r>
+      <w:r>
+        <w:t xml:space="preserve">— anything worth the authority’s</w:t>
+      </w:r>
+      <w:r>
+        <w:t xml:space="preserve"> </w:t>
+      </w:r>
+      <w:r>
+        <w:t xml:space="preserve">eyes that fits none of the above.</w:t>
+      </w:r>
+    </w:p>
+    <w:p>
+      <w:pPr>
+        <w:pStyle w:val="Compact"/>
+        <w:numPr>
+          <w:ilvl w:val="0"/>
           <w:numId w:val="1105"/>
         </w:numPr>
       </w:pPr>
@@ -34652,26 +35195,20 @@
           <w:b/>
           <w:bCs/>
         </w:rPr>
-        <w:t xml:space="preserve">Honorific term (↔ ordinary)</w:t>
-      </w:r>
-      <w:r>
-        <w:t xml:space="preserve"> </w:t>
-      </w:r>
-      <w:r>
-        <w:t xml:space="preserve">— a term of the general</w:t>
-      </w:r>
-      <w:r>
-        <w:t xml:space="preserve"> </w:t>
-      </w:r>
-      <w:r>
-        <w:t xml:space="preserve">honorific register, paired with its ordinary counterpart.</w:t>
-      </w:r>
-    </w:p>
-    <w:p>
-      <w:pPr>
-        <w:pStyle w:val="Compact"/>
-        <w:numPr>
-          <w:ilvl w:val="1"/>
+        <w:t xml:space="preserve">Tibetan</w:t>
+      </w:r>
+      <w:r>
+        <w:t xml:space="preserve"> </w:t>
+      </w:r>
+      <w:r>
+        <w:t xml:space="preserve">— the term itself, in ACIP or wylie.</w:t>
+      </w:r>
+    </w:p>
+    <w:p>
+      <w:pPr>
+        <w:pStyle w:val="Compact"/>
+        <w:numPr>
+          <w:ilvl w:val="0"/>
           <w:numId w:val="1105"/>
         </w:numPr>
       </w:pPr>
@@ -34680,26 +35217,26 @@
           <w:b/>
           <w:bCs/>
         </w:rPr>
-        <w:t xml:space="preserve">HIGH honorific marking</w:t>
-      </w:r>
-      <w:r>
-        <w:t xml:space="preserve"> </w:t>
-      </w:r>
-      <w:r>
-        <w:t xml:space="preserve">— the elevated register used for</w:t>
-      </w:r>
-      <w:r>
-        <w:t xml:space="preserve"> </w:t>
-      </w:r>
-      <w:r>
-        <w:t xml:space="preserve">high lamas and dignitaries (rare).</w:t>
-      </w:r>
-    </w:p>
-    <w:p>
-      <w:pPr>
-        <w:pStyle w:val="Compact"/>
-        <w:numPr>
-          <w:ilvl w:val="1"/>
+        <w:t xml:space="preserve">Proposed</w:t>
+      </w:r>
+      <w:r>
+        <w:t xml:space="preserve"> </w:t>
+      </w:r>
+      <w:r>
+        <w:t xml:space="preserve">— the proposed English / pronunciation /</w:t>
+      </w:r>
+      <w:r>
+        <w:t xml:space="preserve"> </w:t>
+      </w:r>
+      <w:r>
+        <w:t xml:space="preserve">expansion, as the kind requires.</w:t>
+      </w:r>
+    </w:p>
+    <w:p>
+      <w:pPr>
+        <w:pStyle w:val="Compact"/>
+        <w:numPr>
+          <w:ilvl w:val="0"/>
           <w:numId w:val="1105"/>
         </w:numPr>
       </w:pPr>
@@ -34708,313 +35245,27 @@
           <w:b/>
           <w:bCs/>
         </w:rPr>
-        <w:t xml:space="preserve">Humilific (self-lowering) form</w:t>
-      </w:r>
-      <w:r>
-        <w:t xml:space="preserve"> </w:t>
-      </w:r>
-      <w:r>
-        <w:t xml:space="preserve">— the register for one’s</w:t>
-      </w:r>
-      <w:r>
-        <w:t xml:space="preserve"> </w:t>
-      </w:r>
-      <w:r>
-        <w:t xml:space="preserve">own actions (the honorific is never used of oneself).</w:t>
-      </w:r>
-    </w:p>
-    <w:p>
-      <w:pPr>
-        <w:pStyle w:val="Compact"/>
-        <w:numPr>
-          <w:ilvl w:val="1"/>
+        <w:t xml:space="preserve">Secondary</w:t>
+      </w:r>
+      <w:r>
+        <w:t xml:space="preserve"> </w:t>
+      </w:r>
+      <w:r>
+        <w:t xml:space="preserve">— optional: the ordinary counterpart (for</w:t>
+      </w:r>
+      <w:r>
+        <w:t xml:space="preserve"> </w:t>
+      </w:r>
+      <w:r>
+        <w:t xml:space="preserve">honorifics), a domain, or a clarifying note.</w:t>
+      </w:r>
+    </w:p>
+    <w:p>
+      <w:pPr>
+        <w:pStyle w:val="Compact"/>
+        <w:numPr>
+          <w:ilvl w:val="0"/>
           <w:numId w:val="1105"/>
-        </w:numPr>
-      </w:pPr>
-      <w:r>
-        <w:rPr>
-          <w:b/>
-          <w:bCs/>
-        </w:rPr>
-        <w:t xml:space="preserve">DOUBLE honorific (subject + recipient)</w:t>
-      </w:r>
-      <w:r>
-        <w:t xml:space="preserve"> </w:t>
-      </w:r>
-      <w:r>
-        <w:t xml:space="preserve">— honorific in</w:t>
-      </w:r>
-      <w:r>
-        <w:t xml:space="preserve"> </w:t>
-      </w:r>
-      <w:r>
-        <w:t xml:space="preserve">both directions at once.</w:t>
-      </w:r>
-    </w:p>
-    <w:p>
-      <w:pPr>
-        <w:pStyle w:val="Compact"/>
-        <w:numPr>
-          <w:ilvl w:val="1"/>
-          <w:numId w:val="1105"/>
-        </w:numPr>
-      </w:pPr>
-      <w:r>
-        <w:rPr>
-          <w:b/>
-          <w:bCs/>
-        </w:rPr>
-        <w:t xml:space="preserve">Pronunciation exception</w:t>
-      </w:r>
-      <w:r>
-        <w:t xml:space="preserve"> </w:t>
-      </w:r>
-      <w:r>
-        <w:t xml:space="preserve">— a word whose spoken form</w:t>
-      </w:r>
-      <w:r>
-        <w:t xml:space="preserve"> </w:t>
-      </w:r>
-      <w:r>
-        <w:t xml:space="preserve">departs from the rules.</w:t>
-      </w:r>
-    </w:p>
-    <w:p>
-      <w:pPr>
-        <w:pStyle w:val="Compact"/>
-        <w:numPr>
-          <w:ilvl w:val="1"/>
-          <w:numId w:val="1105"/>
-        </w:numPr>
-      </w:pPr>
-      <w:r>
-        <w:rPr>
-          <w:b/>
-          <w:bCs/>
-        </w:rPr>
-        <w:t xml:space="preserve">Abbreviation / contraction candidate</w:t>
-      </w:r>
-      <w:r>
-        <w:t xml:space="preserve"> </w:t>
-      </w:r>
-      <w:r>
-        <w:t xml:space="preserve">— a manuscript</w:t>
-      </w:r>
-      <w:r>
-        <w:t xml:space="preserve"> </w:t>
-      </w:r>
-      <w:r>
-        <w:t xml:space="preserve">abbreviation or bsdus-tshig contraction and its expansion.</w:t>
-      </w:r>
-    </w:p>
-    <w:p>
-      <w:pPr>
-        <w:pStyle w:val="Compact"/>
-        <w:numPr>
-          <w:ilvl w:val="1"/>
-          <w:numId w:val="1105"/>
-        </w:numPr>
-      </w:pPr>
-      <w:r>
-        <w:rPr>
-          <w:b/>
-          <w:bCs/>
-        </w:rPr>
-        <w:t xml:space="preserve">Rendering for a word (→ dictionary)</w:t>
-      </w:r>
-      <w:r>
-        <w:t xml:space="preserve"> </w:t>
-      </w:r>
-      <w:r>
-        <w:t xml:space="preserve">— a proposed English</w:t>
-      </w:r>
-      <w:r>
-        <w:t xml:space="preserve"> </w:t>
-      </w:r>
-      <w:r>
-        <w:t xml:space="preserve">equivalent for a word; goes to the data project if approved.</w:t>
-      </w:r>
-    </w:p>
-    <w:p>
-      <w:pPr>
-        <w:pStyle w:val="Compact"/>
-        <w:numPr>
-          <w:ilvl w:val="1"/>
-          <w:numId w:val="1105"/>
-        </w:numPr>
-      </w:pPr>
-      <w:r>
-        <w:rPr>
-          <w:b/>
-          <w:bCs/>
-        </w:rPr>
-        <w:t xml:space="preserve">Rendering for a phrase/clause (→ dictionary)</w:t>
-      </w:r>
-      <w:r>
-        <w:t xml:space="preserve"> </w:t>
-      </w:r>
-      <w:r>
-        <w:t xml:space="preserve">— the same,</w:t>
-      </w:r>
-      <w:r>
-        <w:t xml:space="preserve"> </w:t>
-      </w:r>
-      <w:r>
-        <w:t xml:space="preserve">for a longer unit.</w:t>
-      </w:r>
-    </w:p>
-    <w:p>
-      <w:pPr>
-        <w:pStyle w:val="Compact"/>
-        <w:numPr>
-          <w:ilvl w:val="1"/>
-          <w:numId w:val="1105"/>
-        </w:numPr>
-      </w:pPr>
-      <w:r>
-        <w:rPr>
-          <w:b/>
-          <w:bCs/>
-        </w:rPr>
-        <w:t xml:space="preserve">Idiom / fixed expression</w:t>
-      </w:r>
-      <w:r>
-        <w:t xml:space="preserve"> </w:t>
-      </w:r>
-      <w:r>
-        <w:t xml:space="preserve">— marks a string as an idiom or</w:t>
-      </w:r>
-      <w:r>
-        <w:t xml:space="preserve"> </w:t>
-      </w:r>
-      <w:r>
-        <w:t xml:space="preserve">fixed expression. Its card wears an IDIOM badge — amber</w:t>
-      </w:r>
-      <w:r>
-        <w:t xml:space="preserve"> </w:t>
-      </w:r>
-      <w:r>
-        <w:t xml:space="preserve">while proposed, green once approved. The English stays the</w:t>
-      </w:r>
-      <w:r>
-        <w:t xml:space="preserve"> </w:t>
-      </w:r>
-      <w:r>
-        <w:t xml:space="preserve">dictionary’s.</w:t>
-      </w:r>
-    </w:p>
-    <w:p>
-      <w:pPr>
-        <w:pStyle w:val="Compact"/>
-        <w:numPr>
-          <w:ilvl w:val="1"/>
-          <w:numId w:val="1105"/>
-        </w:numPr>
-      </w:pPr>
-      <w:r>
-        <w:rPr>
-          <w:b/>
-          <w:bCs/>
-        </w:rPr>
-        <w:t xml:space="preserve">Note about a passage</w:t>
-      </w:r>
-      <w:r>
-        <w:t xml:space="preserve"> </w:t>
-      </w:r>
-      <w:r>
-        <w:t xml:space="preserve">— anything worth the authority’s</w:t>
-      </w:r>
-      <w:r>
-        <w:t xml:space="preserve"> </w:t>
-      </w:r>
-      <w:r>
-        <w:t xml:space="preserve">eyes that fits none of the above.</w:t>
-      </w:r>
-    </w:p>
-    <w:p>
-      <w:pPr>
-        <w:pStyle w:val="Compact"/>
-        <w:numPr>
-          <w:ilvl w:val="0"/>
-          <w:numId w:val="1104"/>
-        </w:numPr>
-      </w:pPr>
-      <w:r>
-        <w:rPr>
-          <w:b/>
-          <w:bCs/>
-        </w:rPr>
-        <w:t xml:space="preserve">Tibetan</w:t>
-      </w:r>
-      <w:r>
-        <w:t xml:space="preserve"> </w:t>
-      </w:r>
-      <w:r>
-        <w:t xml:space="preserve">— the term itself, in ACIP or wylie.</w:t>
-      </w:r>
-    </w:p>
-    <w:p>
-      <w:pPr>
-        <w:pStyle w:val="Compact"/>
-        <w:numPr>
-          <w:ilvl w:val="0"/>
-          <w:numId w:val="1104"/>
-        </w:numPr>
-      </w:pPr>
-      <w:r>
-        <w:rPr>
-          <w:b/>
-          <w:bCs/>
-        </w:rPr>
-        <w:t xml:space="preserve">Proposed</w:t>
-      </w:r>
-      <w:r>
-        <w:t xml:space="preserve"> </w:t>
-      </w:r>
-      <w:r>
-        <w:t xml:space="preserve">— the proposed English / pronunciation /</w:t>
-      </w:r>
-      <w:r>
-        <w:t xml:space="preserve"> </w:t>
-      </w:r>
-      <w:r>
-        <w:t xml:space="preserve">expansion, as the kind requires.</w:t>
-      </w:r>
-    </w:p>
-    <w:p>
-      <w:pPr>
-        <w:pStyle w:val="Compact"/>
-        <w:numPr>
-          <w:ilvl w:val="0"/>
-          <w:numId w:val="1104"/>
-        </w:numPr>
-      </w:pPr>
-      <w:r>
-        <w:rPr>
-          <w:b/>
-          <w:bCs/>
-        </w:rPr>
-        <w:t xml:space="preserve">Secondary</w:t>
-      </w:r>
-      <w:r>
-        <w:t xml:space="preserve"> </w:t>
-      </w:r>
-      <w:r>
-        <w:t xml:space="preserve">— optional: the ordinary counterpart (for</w:t>
-      </w:r>
-      <w:r>
-        <w:t xml:space="preserve"> </w:t>
-      </w:r>
-      <w:r>
-        <w:t xml:space="preserve">honorifics), a domain, or a clarifying note.</w:t>
-      </w:r>
-    </w:p>
-    <w:p>
-      <w:pPr>
-        <w:pStyle w:val="Compact"/>
-        <w:numPr>
-          <w:ilvl w:val="0"/>
-          <w:numId w:val="1104"/>
         </w:numPr>
       </w:pPr>
       <w:r>
@@ -35247,8 +35498,8 @@
         <w:t xml:space="preserve">— done. It now waits for the ruling.</w:t>
       </w:r>
     </w:p>
-    <w:bookmarkEnd w:id="137"/>
-    <w:bookmarkStart w:id="138" w:name="the-other-ways-proposals-get-filed"/>
+    <w:bookmarkEnd w:id="138"/>
+    <w:bookmarkStart w:id="139" w:name="the-other-ways-proposals-get-filed"/>
     <w:p>
       <w:pPr>
         <w:pStyle w:val="Heading2"/>
@@ -35276,7 +35527,7 @@
         <w:pStyle w:val="Compact"/>
         <w:numPr>
           <w:ilvl w:val="0"/>
-          <w:numId w:val="1106"/>
+          <w:numId w:val="1107"/>
         </w:numPr>
       </w:pPr>
       <w:r>
@@ -35334,7 +35585,7 @@
         <w:pStyle w:val="Compact"/>
         <w:numPr>
           <w:ilvl w:val="0"/>
-          <w:numId w:val="1106"/>
+          <w:numId w:val="1107"/>
         </w:numPr>
       </w:pPr>
       <w:r>
@@ -35404,8 +35655,8 @@
         <w:t xml:space="preserve">ruling time — see §15.4.</w:t>
       </w:r>
     </w:p>
-    <w:bookmarkEnd w:id="138"/>
-    <w:bookmarkStart w:id="139" w:name="my-proposals-what-happened"/>
+    <w:bookmarkEnd w:id="139"/>
+    <w:bookmarkStart w:id="140" w:name="my-proposals-what-happened"/>
     <w:p>
       <w:pPr>
         <w:pStyle w:val="Heading2"/>
@@ -35471,7 +35722,7 @@
         <w:pStyle w:val="Compact"/>
         <w:numPr>
           <w:ilvl w:val="0"/>
-          <w:numId w:val="1107"/>
+          <w:numId w:val="1108"/>
         </w:numPr>
       </w:pPr>
       <w:r>
@@ -35505,7 +35756,7 @@
         <w:pStyle w:val="Compact"/>
         <w:numPr>
           <w:ilvl w:val="0"/>
-          <w:numId w:val="1107"/>
+          <w:numId w:val="1108"/>
         </w:numPr>
       </w:pPr>
       <w:r>
@@ -35517,7 +35768,7 @@
         <w:pStyle w:val="Compact"/>
         <w:numPr>
           <w:ilvl w:val="0"/>
-          <w:numId w:val="1107"/>
+          <w:numId w:val="1108"/>
         </w:numPr>
       </w:pPr>
       <w:r>
@@ -35529,7 +35780,7 @@
         <w:pStyle w:val="Compact"/>
         <w:numPr>
           <w:ilvl w:val="0"/>
-          <w:numId w:val="1107"/>
+          <w:numId w:val="1108"/>
         </w:numPr>
       </w:pPr>
       <w:r>
@@ -35596,9 +35847,9 @@
         </w:pict>
       </w:r>
     </w:p>
-    <w:bookmarkEnd w:id="139"/>
     <w:bookmarkEnd w:id="140"/>
-    <w:bookmarkStart w:id="147" w:name="Xf87a93a906d220c467310f12d976bb46122eb07"/>
+    <w:bookmarkEnd w:id="141"/>
+    <w:bookmarkStart w:id="148" w:name="Xf87a93a906d220c467310f12d976bb46122eb07"/>
     <w:p>
       <w:pPr>
         <w:pStyle w:val="Heading1"/>
@@ -35800,7 +36051,7 @@
         <w:t xml:space="preserve">it the queue itself.</w:t>
       </w:r>
     </w:p>
-    <w:bookmarkStart w:id="141" w:name="reading-the-queue"/>
+    <w:bookmarkStart w:id="142" w:name="reading-the-queue"/>
     <w:p>
       <w:pPr>
         <w:pStyle w:val="Heading2"/>
@@ -35867,7 +36118,7 @@
         <w:pStyle w:val="Compact"/>
         <w:numPr>
           <w:ilvl w:val="0"/>
-          <w:numId w:val="1108"/>
+          <w:numId w:val="1109"/>
         </w:numPr>
       </w:pPr>
       <w:r>
@@ -35930,7 +36181,7 @@
         <w:pStyle w:val="Compact"/>
         <w:numPr>
           <w:ilvl w:val="0"/>
-          <w:numId w:val="1108"/>
+          <w:numId w:val="1109"/>
         </w:numPr>
       </w:pPr>
       <w:r>
@@ -35955,7 +36206,7 @@
         <w:pStyle w:val="Compact"/>
         <w:numPr>
           <w:ilvl w:val="0"/>
-          <w:numId w:val="1108"/>
+          <w:numId w:val="1109"/>
         </w:numPr>
       </w:pPr>
       <w:r>
@@ -35983,7 +36234,7 @@
         <w:pStyle w:val="Compact"/>
         <w:numPr>
           <w:ilvl w:val="0"/>
-          <w:numId w:val="1108"/>
+          <w:numId w:val="1109"/>
         </w:numPr>
       </w:pPr>
       <w:r>
@@ -36002,7 +36253,7 @@
         <w:pStyle w:val="Compact"/>
         <w:numPr>
           <w:ilvl w:val="0"/>
-          <w:numId w:val="1108"/>
+          <w:numId w:val="1109"/>
         </w:numPr>
       </w:pPr>
       <w:r>
@@ -36042,8 +36293,8 @@
         <w:t xml:space="preserve">proposals folder in the Propose tab first.”</w:t>
       </w:r>
     </w:p>
-    <w:bookmarkEnd w:id="141"/>
-    <w:bookmarkStart w:id="142" w:name="ruling-on-an-item"/>
+    <w:bookmarkEnd w:id="142"/>
+    <w:bookmarkStart w:id="143" w:name="ruling-on-an-item"/>
     <w:p>
       <w:pPr>
         <w:pStyle w:val="Heading2"/>
@@ -36057,7 +36308,7 @@
         <w:pStyle w:val="Compact"/>
         <w:numPr>
           <w:ilvl w:val="0"/>
-          <w:numId w:val="1109"/>
+          <w:numId w:val="1110"/>
         </w:numPr>
       </w:pPr>
       <w:r>
@@ -36165,7 +36416,7 @@
         <w:pStyle w:val="Compact"/>
         <w:numPr>
           <w:ilvl w:val="0"/>
-          <w:numId w:val="1109"/>
+          <w:numId w:val="1110"/>
         </w:numPr>
       </w:pPr>
       <w:r>
@@ -36205,7 +36456,7 @@
         <w:pStyle w:val="Compact"/>
         <w:numPr>
           <w:ilvl w:val="0"/>
-          <w:numId w:val="1109"/>
+          <w:numId w:val="1110"/>
         </w:numPr>
       </w:pPr>
       <w:r>
@@ -36327,8 +36578,8 @@
         <w:t xml:space="preserve">takes the queue as it stands.</w:t>
       </w:r>
     </w:p>
-    <w:bookmarkEnd w:id="142"/>
-    <w:bookmarkStart w:id="143" w:name="what-each-ruling-actually-does"/>
+    <w:bookmarkEnd w:id="143"/>
+    <w:bookmarkStart w:id="144" w:name="what-each-ruling-actually-does"/>
     <w:p>
       <w:pPr>
         <w:pStyle w:val="Heading2"/>
@@ -36627,7 +36878,7 @@
         <w:pStyle w:val="Compact"/>
         <w:numPr>
           <w:ilvl w:val="0"/>
-          <w:numId w:val="1110"/>
+          <w:numId w:val="1111"/>
         </w:numPr>
       </w:pPr>
       <w:r>
@@ -36674,7 +36925,7 @@
         <w:pStyle w:val="Compact"/>
         <w:numPr>
           <w:ilvl w:val="0"/>
-          <w:numId w:val="1110"/>
+          <w:numId w:val="1111"/>
         </w:numPr>
       </w:pPr>
       <w:r>
@@ -36738,8 +36989,8 @@
         <w:t xml:space="preserve">a rejection; it is a positive ruling that teaches the software.</w:t>
       </w:r>
     </w:p>
-    <w:bookmarkEnd w:id="143"/>
-    <w:bookmarkStart w:id="144" w:name="the-kind-filter-one-category-per-sitting"/>
+    <w:bookmarkEnd w:id="144"/>
+    <w:bookmarkStart w:id="145" w:name="the-kind-filter-one-category-per-sitting"/>
     <w:p>
       <w:pPr>
         <w:pStyle w:val="Heading2"/>
@@ -36911,8 +37162,8 @@
         <w:t xml:space="preserve">delivers their proposals to your disk in the background).</w:t>
       </w:r>
     </w:p>
-    <w:bookmarkEnd w:id="144"/>
-    <w:bookmarkStart w:id="145" w:name="export-approved-dictionary-candidates"/>
+    <w:bookmarkEnd w:id="145"/>
+    <w:bookmarkStart w:id="146" w:name="export-approved-dictionary-candidates"/>
     <w:p>
       <w:pPr>
         <w:pStyle w:val="Heading2"/>
@@ -36934,7 +37185,7 @@
         <w:pStyle w:val="Compact"/>
         <w:numPr>
           <w:ilvl w:val="0"/>
-          <w:numId w:val="1111"/>
+          <w:numId w:val="1112"/>
         </w:numPr>
       </w:pPr>
       <w:r>
@@ -36959,7 +37210,7 @@
         <w:pStyle w:val="Compact"/>
         <w:numPr>
           <w:ilvl w:val="0"/>
-          <w:numId w:val="1111"/>
+          <w:numId w:val="1112"/>
         </w:numPr>
       </w:pPr>
       <w:r>
@@ -36983,7 +37234,7 @@
         <w:pStyle w:val="Compact"/>
         <w:numPr>
           <w:ilvl w:val="0"/>
-          <w:numId w:val="1111"/>
+          <w:numId w:val="1112"/>
         </w:numPr>
       </w:pPr>
       <w:r>
@@ -37045,7 +37296,7 @@
         <w:pStyle w:val="Compact"/>
         <w:numPr>
           <w:ilvl w:val="0"/>
-          <w:numId w:val="1111"/>
+          <w:numId w:val="1112"/>
         </w:numPr>
       </w:pPr>
       <w:r>
@@ -37137,8 +37388,8 @@
         <w:t xml:space="preserve">candidate.</w:t>
       </w:r>
     </w:p>
-    <w:bookmarkEnd w:id="145"/>
-    <w:bookmarkStart w:id="146" w:name="the-rulings-archive"/>
+    <w:bookmarkEnd w:id="146"/>
+    <w:bookmarkStart w:id="147" w:name="the-rulings-archive"/>
     <w:p>
       <w:pPr>
         <w:pStyle w:val="Heading2"/>
@@ -37258,9 +37509,9 @@
         </w:pict>
       </w:r>
     </w:p>
-    <w:bookmarkEnd w:id="146"/>
     <w:bookmarkEnd w:id="147"/>
-    <w:bookmarkStart w:id="158" w:name="chapter-17-the-app-itself"/>
+    <w:bookmarkEnd w:id="148"/>
+    <w:bookmarkStart w:id="159" w:name="chapter-17-the-app-itself"/>
     <w:p>
       <w:pPr>
         <w:pStyle w:val="Heading1"/>
@@ -37283,7 +37534,7 @@
         <w:t xml:space="preserve">a whole rather than to any one pane.</w:t>
       </w:r>
     </w:p>
-    <w:bookmarkStart w:id="148" w:name="the-window-seven-workflow-groups"/>
+    <w:bookmarkStart w:id="149" w:name="the-window-seven-workflow-groups"/>
     <w:p>
       <w:pPr>
         <w:pStyle w:val="Heading2"/>
@@ -37624,8 +37875,8 @@
         <w:t xml:space="preserve">authority role, and carries a live pending count on its tab.)</w:t>
       </w:r>
     </w:p>
-    <w:bookmarkEnd w:id="148"/>
-    <w:bookmarkStart w:id="149" w:name="the-menu-bar-mirrors-the-window"/>
+    <w:bookmarkEnd w:id="149"/>
+    <w:bookmarkStart w:id="150" w:name="the-menu-bar-mirrors-the-window"/>
     <w:p>
       <w:pPr>
         <w:pStyle w:val="Heading2"/>
@@ -37711,7 +37962,7 @@
         <w:pStyle w:val="Compact"/>
         <w:numPr>
           <w:ilvl w:val="0"/>
-          <w:numId w:val="1112"/>
+          <w:numId w:val="1113"/>
         </w:numPr>
       </w:pPr>
       <w:r>
@@ -37739,7 +37990,7 @@
         <w:pStyle w:val="Compact"/>
         <w:numPr>
           <w:ilvl w:val="0"/>
-          <w:numId w:val="1112"/>
+          <w:numId w:val="1113"/>
         </w:numPr>
       </w:pPr>
       <w:r>
@@ -37773,7 +38024,7 @@
         <w:pStyle w:val="Compact"/>
         <w:numPr>
           <w:ilvl w:val="0"/>
-          <w:numId w:val="1112"/>
+          <w:numId w:val="1113"/>
         </w:numPr>
       </w:pPr>
       <w:r>
@@ -37885,8 +38136,8 @@
         <w:t xml:space="preserve">system can literally point at any feature in the app.</w:t>
       </w:r>
     </w:p>
-    <w:bookmarkEnd w:id="149"/>
-    <w:bookmarkStart w:id="150" w:name="X4072019ae30f7b50793bf783af980ededa378c4"/>
+    <w:bookmarkEnd w:id="150"/>
+    <w:bookmarkStart w:id="151" w:name="X4072019ae30f7b50793bf783af980ededa378c4"/>
     <w:p>
       <w:pPr>
         <w:pStyle w:val="Heading2"/>
@@ -37948,7 +38199,7 @@
         <w:pStyle w:val="Compact"/>
         <w:numPr>
           <w:ilvl w:val="0"/>
-          <w:numId w:val="1113"/>
+          <w:numId w:val="1114"/>
         </w:numPr>
       </w:pPr>
       <w:r>
@@ -38004,7 +38255,7 @@
         <w:pStyle w:val="Compact"/>
         <w:numPr>
           <w:ilvl w:val="0"/>
-          <w:numId w:val="1113"/>
+          <w:numId w:val="1114"/>
         </w:numPr>
       </w:pPr>
       <w:r>
@@ -38028,7 +38279,7 @@
         <w:pStyle w:val="Compact"/>
         <w:numPr>
           <w:ilvl w:val="0"/>
-          <w:numId w:val="1113"/>
+          <w:numId w:val="1114"/>
         </w:numPr>
       </w:pPr>
       <w:r>
@@ -38095,7 +38346,7 @@
         <w:pStyle w:val="Compact"/>
         <w:numPr>
           <w:ilvl w:val="0"/>
-          <w:numId w:val="1113"/>
+          <w:numId w:val="1114"/>
         </w:numPr>
       </w:pPr>
       <w:r>
@@ -38155,7 +38406,7 @@
         <w:pStyle w:val="Compact"/>
         <w:numPr>
           <w:ilvl w:val="0"/>
-          <w:numId w:val="1114"/>
+          <w:numId w:val="1115"/>
         </w:numPr>
       </w:pPr>
       <w:r>
@@ -38240,7 +38491,7 @@
         <w:pStyle w:val="Compact"/>
         <w:numPr>
           <w:ilvl w:val="0"/>
-          <w:numId w:val="1114"/>
+          <w:numId w:val="1115"/>
         </w:numPr>
       </w:pPr>
       <w:r>
@@ -38273,7 +38524,7 @@
         <w:pStyle w:val="Compact"/>
         <w:numPr>
           <w:ilvl w:val="0"/>
-          <w:numId w:val="1114"/>
+          <w:numId w:val="1115"/>
         </w:numPr>
       </w:pPr>
       <w:r>
@@ -38334,7 +38585,7 @@
         <w:pStyle w:val="Compact"/>
         <w:numPr>
           <w:ilvl w:val="0"/>
-          <w:numId w:val="1114"/>
+          <w:numId w:val="1115"/>
         </w:numPr>
       </w:pPr>
       <w:r>
@@ -38410,8 +38661,8 @@
         <w:t xml:space="preserve">section.</w:t>
       </w:r>
     </w:p>
-    <w:bookmarkEnd w:id="150"/>
-    <w:bookmarkStart w:id="151" w:name="the-settings-dialog-every-field"/>
+    <w:bookmarkEnd w:id="151"/>
+    <w:bookmarkStart w:id="152" w:name="the-settings-dialog-every-field"/>
     <w:p>
       <w:pPr>
         <w:pStyle w:val="Heading2"/>
@@ -38824,8 +39075,8 @@
         <w:t xml:space="preserve">writes them all.</w:t>
       </w:r>
     </w:p>
-    <w:bookmarkEnd w:id="151"/>
-    <w:bookmarkStart w:id="152" w:name="the-help-window"/>
+    <w:bookmarkEnd w:id="152"/>
+    <w:bookmarkStart w:id="153" w:name="the-help-window"/>
     <w:p>
       <w:pPr>
         <w:pStyle w:val="Heading2"/>
@@ -38889,7 +39140,7 @@
         <w:pStyle w:val="Compact"/>
         <w:numPr>
           <w:ilvl w:val="0"/>
-          <w:numId w:val="1115"/>
+          <w:numId w:val="1116"/>
         </w:numPr>
       </w:pPr>
       <w:r>
@@ -38981,7 +39232,7 @@
         <w:pStyle w:val="Compact"/>
         <w:numPr>
           <w:ilvl w:val="0"/>
-          <w:numId w:val="1115"/>
+          <w:numId w:val="1116"/>
         </w:numPr>
       </w:pPr>
       <w:r>
@@ -39033,7 +39284,7 @@
         <w:pStyle w:val="Compact"/>
         <w:numPr>
           <w:ilvl w:val="0"/>
-          <w:numId w:val="1115"/>
+          <w:numId w:val="1116"/>
         </w:numPr>
       </w:pPr>
       <w:r>
@@ -39165,7 +39416,7 @@
         <w:pStyle w:val="Compact"/>
         <w:numPr>
           <w:ilvl w:val="0"/>
-          <w:numId w:val="1115"/>
+          <w:numId w:val="1116"/>
         </w:numPr>
       </w:pPr>
       <w:r>
@@ -39289,8 +39540,8 @@
         <w:t xml:space="preserve">— you are standing in the Input pane.</w:t>
       </w:r>
     </w:p>
-    <w:bookmarkEnd w:id="152"/>
-    <w:bookmarkStart w:id="153" w:name="night-mode"/>
+    <w:bookmarkEnd w:id="153"/>
+    <w:bookmarkStart w:id="154" w:name="night-mode"/>
     <w:p>
       <w:pPr>
         <w:pStyle w:val="Heading2"/>
@@ -39335,8 +39586,8 @@
         <w:t xml:space="preserve">dark. It applies immediately and is remembered across launches.</w:t>
       </w:r>
     </w:p>
-    <w:bookmarkEnd w:id="153"/>
-    <w:bookmarkStart w:id="154" w:name="X2c349eb4ce50af7037642b129b0429d506e41d5"/>
+    <w:bookmarkEnd w:id="154"/>
+    <w:bookmarkStart w:id="155" w:name="X2c349eb4ce50af7037642b129b0429d506e41d5"/>
     <w:p>
       <w:pPr>
         <w:pStyle w:val="Heading2"/>
@@ -39439,8 +39690,8 @@
         <w:t xml:space="preserve">stays set up.</w:t>
       </w:r>
     </w:p>
-    <w:bookmarkEnd w:id="154"/>
-    <w:bookmarkStart w:id="155" w:name="the-self-test-selftest"/>
+    <w:bookmarkEnd w:id="155"/>
+    <w:bookmarkStart w:id="156" w:name="the-self-test-selftest"/>
     <w:p>
       <w:pPr>
         <w:pStyle w:val="Heading2"/>
@@ -39641,8 +39892,8 @@
         <w:t xml:space="preserve">never compose it.</w:t>
       </w:r>
     </w:p>
-    <w:bookmarkEnd w:id="155"/>
-    <w:bookmarkStart w:id="156" w:name="help-troubleshooting"/>
+    <w:bookmarkEnd w:id="156"/>
+    <w:bookmarkStart w:id="157" w:name="help-troubleshooting"/>
     <w:p>
       <w:pPr>
         <w:pStyle w:val="Heading2"/>
@@ -39664,7 +39915,7 @@
         <w:pStyle w:val="Compact"/>
         <w:numPr>
           <w:ilvl w:val="0"/>
-          <w:numId w:val="1116"/>
+          <w:numId w:val="1117"/>
         </w:numPr>
       </w:pPr>
       <w:r>
@@ -39692,7 +39943,7 @@
         <w:pStyle w:val="Compact"/>
         <w:numPr>
           <w:ilvl w:val="0"/>
-          <w:numId w:val="1116"/>
+          <w:numId w:val="1117"/>
         </w:numPr>
       </w:pPr>
       <w:r>
@@ -39714,7 +39965,7 @@
         <w:pStyle w:val="Compact"/>
         <w:numPr>
           <w:ilvl w:val="0"/>
-          <w:numId w:val="1116"/>
+          <w:numId w:val="1117"/>
         </w:numPr>
       </w:pPr>
       <w:r>
@@ -39742,7 +39993,7 @@
         <w:pStyle w:val="Compact"/>
         <w:numPr>
           <w:ilvl w:val="0"/>
-          <w:numId w:val="1116"/>
+          <w:numId w:val="1117"/>
         </w:numPr>
       </w:pPr>
       <w:r>
@@ -39776,7 +40027,7 @@
         <w:pStyle w:val="Compact"/>
         <w:numPr>
           <w:ilvl w:val="0"/>
-          <w:numId w:val="1116"/>
+          <w:numId w:val="1117"/>
         </w:numPr>
       </w:pPr>
       <w:r>
@@ -39804,7 +40055,7 @@
         <w:pStyle w:val="Compact"/>
         <w:numPr>
           <w:ilvl w:val="0"/>
-          <w:numId w:val="1116"/>
+          <w:numId w:val="1117"/>
         </w:numPr>
       </w:pPr>
       <w:r>
@@ -39838,7 +40089,7 @@
         <w:pStyle w:val="Compact"/>
         <w:numPr>
           <w:ilvl w:val="0"/>
-          <w:numId w:val="1116"/>
+          <w:numId w:val="1117"/>
         </w:numPr>
       </w:pPr>
       <w:r>
@@ -39860,7 +40111,7 @@
         <w:pStyle w:val="Compact"/>
         <w:numPr>
           <w:ilvl w:val="0"/>
-          <w:numId w:val="1116"/>
+          <w:numId w:val="1117"/>
         </w:numPr>
       </w:pPr>
       <w:r>
@@ -39883,8 +40134,8 @@
         <w:t xml:space="preserve">confirmation; texts and data untouched; next launch.</w:t>
       </w:r>
     </w:p>
-    <w:bookmarkEnd w:id="156"/>
-    <w:bookmarkStart w:id="157" w:name="hunt-everywhere-k"/>
+    <w:bookmarkEnd w:id="157"/>
+    <w:bookmarkStart w:id="158" w:name="hunt-everywhere-k"/>
     <w:p>
       <w:pPr>
         <w:pStyle w:val="Heading2"/>
@@ -39989,7 +40240,7 @@
         <w:pStyle w:val="Compact"/>
         <w:numPr>
           <w:ilvl w:val="0"/>
-          <w:numId w:val="1117"/>
+          <w:numId w:val="1118"/>
         </w:numPr>
       </w:pPr>
       <w:r>
@@ -40011,7 +40262,7 @@
         <w:pStyle w:val="Compact"/>
         <w:numPr>
           <w:ilvl w:val="0"/>
-          <w:numId w:val="1117"/>
+          <w:numId w:val="1118"/>
         </w:numPr>
       </w:pPr>
       <w:r>
@@ -40033,7 +40284,7 @@
         <w:pStyle w:val="Compact"/>
         <w:numPr>
           <w:ilvl w:val="0"/>
-          <w:numId w:val="1117"/>
+          <w:numId w:val="1118"/>
         </w:numPr>
       </w:pPr>
       <w:r>
@@ -40055,7 +40306,7 @@
         <w:pStyle w:val="Compact"/>
         <w:numPr>
           <w:ilvl w:val="0"/>
-          <w:numId w:val="1117"/>
+          <w:numId w:val="1118"/>
         </w:numPr>
       </w:pPr>
       <w:r>
@@ -40077,7 +40328,7 @@
         <w:pStyle w:val="Compact"/>
         <w:numPr>
           <w:ilvl w:val="0"/>
-          <w:numId w:val="1117"/>
+          <w:numId w:val="1118"/>
         </w:numPr>
       </w:pPr>
       <w:r>
@@ -40099,7 +40350,7 @@
         <w:pStyle w:val="Compact"/>
         <w:numPr>
           <w:ilvl w:val="0"/>
-          <w:numId w:val="1117"/>
+          <w:numId w:val="1118"/>
         </w:numPr>
       </w:pPr>
       <w:r>
@@ -40192,8 +40443,8 @@
         <w:t xml:space="preserve">panes — the palette only saves you the walk.</w:t>
       </w:r>
     </w:p>
-    <w:bookmarkEnd w:id="157"/>
     <w:bookmarkEnd w:id="158"/>
+    <w:bookmarkEnd w:id="159"/>
     <w:sectPr>
       <w:footnotePr>
         <w:numRestart w:val="eachSect"/>
@@ -41994,34 +42245,7 @@
     <w:abstractNumId w:val="991"/>
   </w:num>
   <w:num w:numId="1103">
-    <w:abstractNumId w:val="99411"/>
-    <w:lvlOverride w:ilvl="0">
-      <w:startOverride w:val="1"/>
-    </w:lvlOverride>
-    <w:lvlOverride w:ilvl="1">
-      <w:startOverride w:val="1"/>
-    </w:lvlOverride>
-    <w:lvlOverride w:ilvl="2">
-      <w:startOverride w:val="1"/>
-    </w:lvlOverride>
-    <w:lvlOverride w:ilvl="3">
-      <w:startOverride w:val="1"/>
-    </w:lvlOverride>
-    <w:lvlOverride w:ilvl="4">
-      <w:startOverride w:val="1"/>
-    </w:lvlOverride>
-    <w:lvlOverride w:ilvl="5">
-      <w:startOverride w:val="1"/>
-    </w:lvlOverride>
-    <w:lvlOverride w:ilvl="6">
-      <w:startOverride w:val="1"/>
-    </w:lvlOverride>
-    <w:lvlOverride w:ilvl="7">
-      <w:startOverride w:val="1"/>
-    </w:lvlOverride>
-    <w:lvlOverride w:ilvl="8">
-      <w:startOverride w:val="1"/>
-    </w:lvlOverride>
+    <w:abstractNumId w:val="991"/>
   </w:num>
   <w:num w:numId="1104">
     <w:abstractNumId w:val="99411"/>
@@ -42054,18 +42278,6 @@
     </w:lvlOverride>
   </w:num>
   <w:num w:numId="1105">
-    <w:abstractNumId w:val="991"/>
-  </w:num>
-  <w:num w:numId="1106">
-    <w:abstractNumId w:val="991"/>
-  </w:num>
-  <w:num w:numId="1107">
-    <w:abstractNumId w:val="991"/>
-  </w:num>
-  <w:num w:numId="1108">
-    <w:abstractNumId w:val="991"/>
-  </w:num>
-  <w:num w:numId="1109">
     <w:abstractNumId w:val="99411"/>
     <w:lvlOverride w:ilvl="0">
       <w:startOverride w:val="1"/>
@@ -42095,10 +42307,19 @@
       <w:startOverride w:val="1"/>
     </w:lvlOverride>
   </w:num>
-  <w:num w:numId="1110">
+  <w:num w:numId="1106">
     <w:abstractNumId w:val="991"/>
   </w:num>
-  <w:num w:numId="1111">
+  <w:num w:numId="1107">
+    <w:abstractNumId w:val="991"/>
+  </w:num>
+  <w:num w:numId="1108">
+    <w:abstractNumId w:val="991"/>
+  </w:num>
+  <w:num w:numId="1109">
+    <w:abstractNumId w:val="991"/>
+  </w:num>
+  <w:num w:numId="1110">
     <w:abstractNumId w:val="99411"/>
     <w:lvlOverride w:ilvl="0">
       <w:startOverride w:val="1"/>
@@ -42128,13 +42349,10 @@
       <w:startOverride w:val="1"/>
     </w:lvlOverride>
   </w:num>
-  <w:num w:numId="1112">
+  <w:num w:numId="1111">
     <w:abstractNumId w:val="991"/>
   </w:num>
-  <w:num w:numId="1113">
-    <w:abstractNumId w:val="991"/>
-  </w:num>
-  <w:num w:numId="1114">
+  <w:num w:numId="1112">
     <w:abstractNumId w:val="99411"/>
     <w:lvlOverride w:ilvl="0">
       <w:startOverride w:val="1"/>
@@ -42164,13 +42382,49 @@
       <w:startOverride w:val="1"/>
     </w:lvlOverride>
   </w:num>
+  <w:num w:numId="1113">
+    <w:abstractNumId w:val="991"/>
+  </w:num>
+  <w:num w:numId="1114">
+    <w:abstractNumId w:val="991"/>
+  </w:num>
   <w:num w:numId="1115">
-    <w:abstractNumId w:val="991"/>
+    <w:abstractNumId w:val="99411"/>
+    <w:lvlOverride w:ilvl="0">
+      <w:startOverride w:val="1"/>
+    </w:lvlOverride>
+    <w:lvlOverride w:ilvl="1">
+      <w:startOverride w:val="1"/>
+    </w:lvlOverride>
+    <w:lvlOverride w:ilvl="2">
+      <w:startOverride w:val="1"/>
+    </w:lvlOverride>
+    <w:lvlOverride w:ilvl="3">
+      <w:startOverride w:val="1"/>
+    </w:lvlOverride>
+    <w:lvlOverride w:ilvl="4">
+      <w:startOverride w:val="1"/>
+    </w:lvlOverride>
+    <w:lvlOverride w:ilvl="5">
+      <w:startOverride w:val="1"/>
+    </w:lvlOverride>
+    <w:lvlOverride w:ilvl="6">
+      <w:startOverride w:val="1"/>
+    </w:lvlOverride>
+    <w:lvlOverride w:ilvl="7">
+      <w:startOverride w:val="1"/>
+    </w:lvlOverride>
+    <w:lvlOverride w:ilvl="8">
+      <w:startOverride w:val="1"/>
+    </w:lvlOverride>
   </w:num>
   <w:num w:numId="1116">
     <w:abstractNumId w:val="991"/>
   </w:num>
   <w:num w:numId="1117">
+    <w:abstractNumId w:val="991"/>
+  </w:num>
+  <w:num w:numId="1118">
     <w:abstractNumId w:val="991"/>
   </w:num>
 </w:numbering>

--- a/docs/distribution/USER_MANUAL.docx
+++ b/docs/distribution/USER_MANUAL.docx
@@ -797,7 +797,19 @@
         </w:numPr>
       </w:pPr>
       <w:r>
-        <w:t xml:space="preserve">14.19 What the workflow will do next</w:t>
+        <w:t xml:space="preserve">14.19 Where might this belong? — shelf suggestions</w:t>
+      </w:r>
+    </w:p>
+    <w:p>
+      <w:pPr>
+        <w:pStyle w:val="Compact"/>
+        <w:numPr>
+          <w:ilvl w:val="1"/>
+          <w:numId w:val="1006"/>
+        </w:numPr>
+      </w:pPr>
+      <w:r>
+        <w:t xml:space="preserve">14.20 What the workflow will do next</w:t>
       </w:r>
     </w:p>
     <w:p>
@@ -29924,7 +29936,7 @@
     </w:p>
     <w:bookmarkEnd w:id="115"/>
     <w:bookmarkEnd w:id="116"/>
-    <w:bookmarkStart w:id="136" w:name="X3a20423a134726120338426e69aa3db63b45769"/>
+    <w:bookmarkStart w:id="137" w:name="X3a20423a134726120338426e69aa3db63b45769"/>
     <w:p>
       <w:pPr>
         <w:pStyle w:val="Heading1"/>
@@ -34285,13 +34297,273 @@
       </w:r>
     </w:p>
     <w:bookmarkEnd w:id="134"/>
-    <w:bookmarkStart w:id="135" w:name="what-the-workflow-will-do-next"/>
+    <w:bookmarkStart w:id="135" w:name="X3be440718c2fb96da287412f93f33579e0e8f33"/>
     <w:p>
       <w:pPr>
         <w:pStyle w:val="Heading2"/>
       </w:pPr>
       <w:r>
-        <w:t xml:space="preserve">14.19 What the workflow will do next</w:t>
+        <w:t xml:space="preserve">14.19 Where might this belong? — shelf suggestions</w:t>
+      </w:r>
+    </w:p>
+    <w:p>
+      <w:pPr>
+        <w:pStyle w:val="FirstParagraph"/>
+      </w:pPr>
+      <w:r>
+        <w:t xml:space="preserve">Click</w:t>
+      </w:r>
+      <w:r>
+        <w:t xml:space="preserve"> </w:t>
+      </w:r>
+      <w:r>
+        <w:rPr>
+          <w:b/>
+          <w:bCs/>
+        </w:rPr>
+        <w:t xml:space="preserve">Move to shelf…</w:t>
+      </w:r>
+      <w:r>
+        <w:t xml:space="preserve"> </w:t>
+      </w:r>
+      <w:r>
+        <w:rPr>
+          <w:i/>
+          <w:iCs/>
+        </w:rPr>
+        <w:t xml:space="preserve">without</w:t>
+      </w:r>
+      <w:r>
+        <w:t xml:space="preserve"> </w:t>
+      </w:r>
+      <w:r>
+        <w:t xml:space="preserve">a shelf selected and, instead of</w:t>
+      </w:r>
+      <w:r>
+        <w:t xml:space="preserve"> </w:t>
+      </w:r>
+      <w:r>
+        <w:t xml:space="preserve">a bare refusal, the panel now answers the real question:</w:t>
+      </w:r>
+      <w:r>
+        <w:t xml:space="preserve"> </w:t>
+      </w:r>
+      <w:r>
+        <w:rPr>
+          <w:i/>
+          <w:iCs/>
+        </w:rPr>
+        <w:t xml:space="preserve">where</w:t>
+      </w:r>
+      <w:r>
+        <w:rPr>
+          <w:i/>
+          <w:iCs/>
+        </w:rPr>
+        <w:t xml:space="preserve"> </w:t>
+      </w:r>
+      <w:r>
+        <w:rPr>
+          <w:i/>
+          <w:iCs/>
+        </w:rPr>
+        <w:t xml:space="preserve">might this belong?</w:t>
+      </w:r>
+      <w:r>
+        <w:t xml:space="preserve"> </w:t>
+      </w:r>
+      <w:r>
+        <w:t xml:space="preserve">Ranked existing shelves of the destination</w:t>
+      </w:r>
+      <w:r>
+        <w:t xml:space="preserve"> </w:t>
+      </w:r>
+      <w:r>
+        <w:t xml:space="preserve">tree, each with its reasons:</w:t>
+      </w:r>
+    </w:p>
+    <w:p>
+      <w:pPr>
+        <w:pStyle w:val="Compact"/>
+        <w:numPr>
+          <w:ilvl w:val="0"/>
+          <w:numId w:val="1104"/>
+        </w:numPr>
+      </w:pPr>
+      <w:r>
+        <w:rPr>
+          <w:i/>
+          <w:iCs/>
+        </w:rPr>
+        <w:t xml:space="preserve">the shelf’s own name appears in the title</w:t>
+      </w:r>
+      <w:r>
+        <w:t xml:space="preserve"> </w:t>
+      </w:r>
+      <w:r>
+        <w:t xml:space="preserve">— the subject folders</w:t>
+      </w:r>
+      <w:r>
+        <w:t xml:space="preserve"> </w:t>
+      </w:r>
+      <w:r>
+        <w:t xml:space="preserve">are named by their phrases, and the file’s title carries them;</w:t>
+      </w:r>
+    </w:p>
+    <w:p>
+      <w:pPr>
+        <w:pStyle w:val="Compact"/>
+        <w:numPr>
+          <w:ilvl w:val="0"/>
+          <w:numId w:val="1104"/>
+        </w:numPr>
+      </w:pPr>
+      <w:r>
+        <w:rPr>
+          <w:i/>
+          <w:iCs/>
+        </w:rPr>
+        <w:t xml:space="preserve">closest title here</w:t>
+      </w:r>
+      <w:r>
+        <w:t xml:space="preserve"> </w:t>
+      </w:r>
+      <w:r>
+        <w:t xml:space="preserve">— the nearest neighbor by syllable overlap,</w:t>
+      </w:r>
+      <w:r>
+        <w:t xml:space="preserve"> </w:t>
+      </w:r>
+      <w:r>
+        <w:t xml:space="preserve">named;</w:t>
+      </w:r>
+    </w:p>
+    <w:p>
+      <w:pPr>
+        <w:pStyle w:val="Compact"/>
+        <w:numPr>
+          <w:ilvl w:val="0"/>
+          <w:numId w:val="1104"/>
+        </w:numPr>
+      </w:pPr>
+      <w:r>
+        <w:rPr>
+          <w:i/>
+          <w:iCs/>
+        </w:rPr>
+        <w:t xml:space="preserve">works by the same author already here</w:t>
+      </w:r>
+      <w:r>
+        <w:t xml:space="preserve"> </w:t>
+      </w:r>
+      <w:r>
+        <w:t xml:space="preserve">— counted, deliberately a</w:t>
+      </w:r>
+      <w:r>
+        <w:t xml:space="preserve"> </w:t>
+      </w:r>
+      <w:r>
+        <w:t xml:space="preserve">light signal (a prolific author’s biggest folder must not drag</w:t>
+      </w:r>
+      <w:r>
+        <w:t xml:space="preserve"> </w:t>
+      </w:r>
+      <w:r>
+        <w:t xml:space="preserve">every file to it).</w:t>
+      </w:r>
+    </w:p>
+    <w:p>
+      <w:pPr>
+        <w:pStyle w:val="FirstParagraph"/>
+      </w:pPr>
+      <w:r>
+        <w:t xml:space="preserve">Click a suggested shelf to select it in the right tree, then Move</w:t>
+      </w:r>
+      <w:r>
+        <w:t xml:space="preserve"> </w:t>
+      </w:r>
+      <w:r>
+        <w:t xml:space="preserve">to shelf… again to confirm — the machine never places a book.</w:t>
+      </w:r>
+    </w:p>
+    <w:p>
+      <w:pPr>
+        <w:pStyle w:val="BodyText"/>
+      </w:pPr>
+      <w:r>
+        <w:t xml:space="preserve">The honest numbers are printed on the report: measured on held-out</w:t>
+      </w:r>
+      <w:r>
+        <w:t xml:space="preserve"> </w:t>
+      </w:r>
+      <w:r>
+        <w:t xml:space="preserve">files of the installed Sungbum, the right shelf leads the list</w:t>
+      </w:r>
+      <w:r>
+        <w:t xml:space="preserve"> </w:t>
+      </w:r>
+      <w:r>
+        <w:t xml:space="preserve">about</w:t>
+      </w:r>
+      <w:r>
+        <w:t xml:space="preserve"> </w:t>
+      </w:r>
+      <w:r>
+        <w:rPr>
+          <w:b/>
+          <w:bCs/>
+        </w:rPr>
+        <w:t xml:space="preserve">31%</w:t>
+      </w:r>
+      <w:r>
+        <w:t xml:space="preserve"> </w:t>
+      </w:r>
+      <w:r>
+        <w:t xml:space="preserve">of the time and appears in the top three about</w:t>
+      </w:r>
+      <w:r>
+        <w:t xml:space="preserve"> </w:t>
+      </w:r>
+      <w:r>
+        <w:rPr>
+          <w:b/>
+          <w:bCs/>
+        </w:rPr>
+        <w:t xml:space="preserve">43%</w:t>
+      </w:r>
+      <w:r>
+        <w:t xml:space="preserve"> </w:t>
+      </w:r>
+      <w:r>
+        <w:t xml:space="preserve">— an aid, not an oracle. That ceiling is the design’s own</w:t>
+      </w:r>
+      <w:r>
+        <w:t xml:space="preserve"> </w:t>
+      </w:r>
+      <w:r>
+        <w:t xml:space="preserve">lesson: shelf choice is the fine-grained subject judgment the</w:t>
+      </w:r>
+      <w:r>
+        <w:t xml:space="preserve"> </w:t>
+      </w:r>
+      <w:r>
+        <w:t xml:space="preserve">sessions reserve for trained humans, which is exactly why the</w:t>
+      </w:r>
+      <w:r>
+        <w:t xml:space="preserve"> </w:t>
+      </w:r>
+      <w:r>
+        <w:t xml:space="preserve">human confirms every move.</w:t>
+      </w:r>
+    </w:p>
+    <w:bookmarkEnd w:id="135"/>
+    <w:bookmarkStart w:id="136" w:name="what-the-workflow-will-do-next"/>
+    <w:p>
+      <w:pPr>
+        <w:pStyle w:val="Heading2"/>
+      </w:pPr>
+      <w:r>
+        <w:t xml:space="preserve">14.20 What the workflow will do next</w:t>
       </w:r>
     </w:p>
     <w:p>
@@ -34333,9 +34605,9 @@
         </w:pict>
       </w:r>
     </w:p>
-    <w:bookmarkEnd w:id="135"/>
     <w:bookmarkEnd w:id="136"/>
-    <w:bookmarkStart w:id="141" w:name="X9ec64eb07a85eae9b98de9b923277db2a2eae83"/>
+    <w:bookmarkEnd w:id="137"/>
+    <w:bookmarkStart w:id="142" w:name="X9ec64eb07a85eae9b98de9b923277db2a2eae83"/>
     <w:p>
       <w:pPr>
         <w:pStyle w:val="Heading1"/>
@@ -34514,7 +34786,7 @@
         <w:t xml:space="preserve">button with its results area below.</w:t>
       </w:r>
     </w:p>
-    <w:bookmarkStart w:id="137" w:name="one-time-identity-setup"/>
+    <w:bookmarkStart w:id="138" w:name="one-time-identity-setup"/>
     <w:p>
       <w:pPr>
         <w:pStyle w:val="Heading2"/>
@@ -34542,7 +34814,7 @@
         <w:pStyle w:val="Compact"/>
         <w:numPr>
           <w:ilvl w:val="0"/>
-          <w:numId w:val="1104"/>
+          <w:numId w:val="1105"/>
         </w:numPr>
       </w:pPr>
       <w:r>
@@ -34567,7 +34839,7 @@
         <w:pStyle w:val="Compact"/>
         <w:numPr>
           <w:ilvl w:val="0"/>
-          <w:numId w:val="1104"/>
+          <w:numId w:val="1105"/>
         </w:numPr>
       </w:pPr>
       <w:r>
@@ -34625,7 +34897,7 @@
         <w:pStyle w:val="Compact"/>
         <w:numPr>
           <w:ilvl w:val="0"/>
-          <w:numId w:val="1104"/>
+          <w:numId w:val="1105"/>
         </w:numPr>
       </w:pPr>
       <w:r>
@@ -34673,7 +34945,7 @@
         <w:pStyle w:val="Compact"/>
         <w:numPr>
           <w:ilvl w:val="0"/>
-          <w:numId w:val="1104"/>
+          <w:numId w:val="1105"/>
         </w:numPr>
       </w:pPr>
       <w:r>
@@ -34729,7 +35001,7 @@
         <w:pStyle w:val="Compact"/>
         <w:numPr>
           <w:ilvl w:val="0"/>
-          <w:numId w:val="1104"/>
+          <w:numId w:val="1105"/>
         </w:numPr>
       </w:pPr>
       <w:r>
@@ -34828,8 +35100,8 @@
         <w:t xml:space="preserve">change them in either place, they are one and the same.</w:t>
       </w:r>
     </w:p>
-    <w:bookmarkEnd w:id="137"/>
-    <w:bookmarkStart w:id="138" w:name="making-a-proposal"/>
+    <w:bookmarkEnd w:id="138"/>
+    <w:bookmarkStart w:id="139" w:name="making-a-proposal"/>
     <w:p>
       <w:pPr>
         <w:pStyle w:val="Heading2"/>
@@ -34867,7 +35139,7 @@
         <w:pStyle w:val="Compact"/>
         <w:numPr>
           <w:ilvl w:val="0"/>
-          <w:numId w:val="1105"/>
+          <w:numId w:val="1106"/>
         </w:numPr>
       </w:pPr>
       <w:r>
@@ -34895,6 +35167,298 @@
         <w:pStyle w:val="Compact"/>
         <w:numPr>
           <w:ilvl w:val="1"/>
+          <w:numId w:val="1107"/>
+        </w:numPr>
+      </w:pPr>
+      <w:r>
+        <w:rPr>
+          <w:b/>
+          <w:bCs/>
+        </w:rPr>
+        <w:t xml:space="preserve">Honorific term (↔ ordinary)</w:t>
+      </w:r>
+      <w:r>
+        <w:t xml:space="preserve"> </w:t>
+      </w:r>
+      <w:r>
+        <w:t xml:space="preserve">— a term of the general</w:t>
+      </w:r>
+      <w:r>
+        <w:t xml:space="preserve"> </w:t>
+      </w:r>
+      <w:r>
+        <w:t xml:space="preserve">honorific register, paired with its ordinary counterpart.</w:t>
+      </w:r>
+    </w:p>
+    <w:p>
+      <w:pPr>
+        <w:pStyle w:val="Compact"/>
+        <w:numPr>
+          <w:ilvl w:val="1"/>
+          <w:numId w:val="1107"/>
+        </w:numPr>
+      </w:pPr>
+      <w:r>
+        <w:rPr>
+          <w:b/>
+          <w:bCs/>
+        </w:rPr>
+        <w:t xml:space="preserve">HIGH honorific marking</w:t>
+      </w:r>
+      <w:r>
+        <w:t xml:space="preserve"> </w:t>
+      </w:r>
+      <w:r>
+        <w:t xml:space="preserve">— the elevated register used for</w:t>
+      </w:r>
+      <w:r>
+        <w:t xml:space="preserve"> </w:t>
+      </w:r>
+      <w:r>
+        <w:t xml:space="preserve">high lamas and dignitaries (rare).</w:t>
+      </w:r>
+    </w:p>
+    <w:p>
+      <w:pPr>
+        <w:pStyle w:val="Compact"/>
+        <w:numPr>
+          <w:ilvl w:val="1"/>
+          <w:numId w:val="1107"/>
+        </w:numPr>
+      </w:pPr>
+      <w:r>
+        <w:rPr>
+          <w:b/>
+          <w:bCs/>
+        </w:rPr>
+        <w:t xml:space="preserve">Humilific (self-lowering) form</w:t>
+      </w:r>
+      <w:r>
+        <w:t xml:space="preserve"> </w:t>
+      </w:r>
+      <w:r>
+        <w:t xml:space="preserve">— the register for one’s</w:t>
+      </w:r>
+      <w:r>
+        <w:t xml:space="preserve"> </w:t>
+      </w:r>
+      <w:r>
+        <w:t xml:space="preserve">own actions (the honorific is never used of oneself).</w:t>
+      </w:r>
+    </w:p>
+    <w:p>
+      <w:pPr>
+        <w:pStyle w:val="Compact"/>
+        <w:numPr>
+          <w:ilvl w:val="1"/>
+          <w:numId w:val="1107"/>
+        </w:numPr>
+      </w:pPr>
+      <w:r>
+        <w:rPr>
+          <w:b/>
+          <w:bCs/>
+        </w:rPr>
+        <w:t xml:space="preserve">DOUBLE honorific (subject + recipient)</w:t>
+      </w:r>
+      <w:r>
+        <w:t xml:space="preserve"> </w:t>
+      </w:r>
+      <w:r>
+        <w:t xml:space="preserve">— honorific in</w:t>
+      </w:r>
+      <w:r>
+        <w:t xml:space="preserve"> </w:t>
+      </w:r>
+      <w:r>
+        <w:t xml:space="preserve">both directions at once.</w:t>
+      </w:r>
+    </w:p>
+    <w:p>
+      <w:pPr>
+        <w:pStyle w:val="Compact"/>
+        <w:numPr>
+          <w:ilvl w:val="1"/>
+          <w:numId w:val="1107"/>
+        </w:numPr>
+      </w:pPr>
+      <w:r>
+        <w:rPr>
+          <w:b/>
+          <w:bCs/>
+        </w:rPr>
+        <w:t xml:space="preserve">Pronunciation exception</w:t>
+      </w:r>
+      <w:r>
+        <w:t xml:space="preserve"> </w:t>
+      </w:r>
+      <w:r>
+        <w:t xml:space="preserve">— a word whose spoken form</w:t>
+      </w:r>
+      <w:r>
+        <w:t xml:space="preserve"> </w:t>
+      </w:r>
+      <w:r>
+        <w:t xml:space="preserve">departs from the rules.</w:t>
+      </w:r>
+    </w:p>
+    <w:p>
+      <w:pPr>
+        <w:pStyle w:val="Compact"/>
+        <w:numPr>
+          <w:ilvl w:val="1"/>
+          <w:numId w:val="1107"/>
+        </w:numPr>
+      </w:pPr>
+      <w:r>
+        <w:rPr>
+          <w:b/>
+          <w:bCs/>
+        </w:rPr>
+        <w:t xml:space="preserve">Abbreviation / contraction candidate</w:t>
+      </w:r>
+      <w:r>
+        <w:t xml:space="preserve"> </w:t>
+      </w:r>
+      <w:r>
+        <w:t xml:space="preserve">— a manuscript</w:t>
+      </w:r>
+      <w:r>
+        <w:t xml:space="preserve"> </w:t>
+      </w:r>
+      <w:r>
+        <w:t xml:space="preserve">abbreviation or bsdus-tshig contraction and its expansion.</w:t>
+      </w:r>
+    </w:p>
+    <w:p>
+      <w:pPr>
+        <w:pStyle w:val="Compact"/>
+        <w:numPr>
+          <w:ilvl w:val="1"/>
+          <w:numId w:val="1107"/>
+        </w:numPr>
+      </w:pPr>
+      <w:r>
+        <w:rPr>
+          <w:b/>
+          <w:bCs/>
+        </w:rPr>
+        <w:t xml:space="preserve">Rendering for a word (→ dictionary)</w:t>
+      </w:r>
+      <w:r>
+        <w:t xml:space="preserve"> </w:t>
+      </w:r>
+      <w:r>
+        <w:t xml:space="preserve">— a proposed English</w:t>
+      </w:r>
+      <w:r>
+        <w:t xml:space="preserve"> </w:t>
+      </w:r>
+      <w:r>
+        <w:t xml:space="preserve">equivalent for a word; goes to the data project if approved.</w:t>
+      </w:r>
+    </w:p>
+    <w:p>
+      <w:pPr>
+        <w:pStyle w:val="Compact"/>
+        <w:numPr>
+          <w:ilvl w:val="1"/>
+          <w:numId w:val="1107"/>
+        </w:numPr>
+      </w:pPr>
+      <w:r>
+        <w:rPr>
+          <w:b/>
+          <w:bCs/>
+        </w:rPr>
+        <w:t xml:space="preserve">Rendering for a phrase/clause (→ dictionary)</w:t>
+      </w:r>
+      <w:r>
+        <w:t xml:space="preserve"> </w:t>
+      </w:r>
+      <w:r>
+        <w:t xml:space="preserve">— the same,</w:t>
+      </w:r>
+      <w:r>
+        <w:t xml:space="preserve"> </w:t>
+      </w:r>
+      <w:r>
+        <w:t xml:space="preserve">for a longer unit.</w:t>
+      </w:r>
+    </w:p>
+    <w:p>
+      <w:pPr>
+        <w:pStyle w:val="Compact"/>
+        <w:numPr>
+          <w:ilvl w:val="1"/>
+          <w:numId w:val="1107"/>
+        </w:numPr>
+      </w:pPr>
+      <w:r>
+        <w:rPr>
+          <w:b/>
+          <w:bCs/>
+        </w:rPr>
+        <w:t xml:space="preserve">Idiom / fixed expression</w:t>
+      </w:r>
+      <w:r>
+        <w:t xml:space="preserve"> </w:t>
+      </w:r>
+      <w:r>
+        <w:t xml:space="preserve">— marks a string as an idiom or</w:t>
+      </w:r>
+      <w:r>
+        <w:t xml:space="preserve"> </w:t>
+      </w:r>
+      <w:r>
+        <w:t xml:space="preserve">fixed expression. Its card wears an IDIOM badge — amber</w:t>
+      </w:r>
+      <w:r>
+        <w:t xml:space="preserve"> </w:t>
+      </w:r>
+      <w:r>
+        <w:t xml:space="preserve">while proposed, green once approved. The English stays the</w:t>
+      </w:r>
+      <w:r>
+        <w:t xml:space="preserve"> </w:t>
+      </w:r>
+      <w:r>
+        <w:t xml:space="preserve">dictionary’s.</w:t>
+      </w:r>
+    </w:p>
+    <w:p>
+      <w:pPr>
+        <w:pStyle w:val="Compact"/>
+        <w:numPr>
+          <w:ilvl w:val="1"/>
+          <w:numId w:val="1107"/>
+        </w:numPr>
+      </w:pPr>
+      <w:r>
+        <w:rPr>
+          <w:b/>
+          <w:bCs/>
+        </w:rPr>
+        <w:t xml:space="preserve">Note about a passage</w:t>
+      </w:r>
+      <w:r>
+        <w:t xml:space="preserve"> </w:t>
+      </w:r>
+      <w:r>
+        <w:t xml:space="preserve">— anything worth the authority’s</w:t>
+      </w:r>
+      <w:r>
+        <w:t xml:space="preserve"> </w:t>
+      </w:r>
+      <w:r>
+        <w:t xml:space="preserve">eyes that fits none of the above.</w:t>
+      </w:r>
+    </w:p>
+    <w:p>
+      <w:pPr>
+        <w:pStyle w:val="Compact"/>
+        <w:numPr>
+          <w:ilvl w:val="0"/>
           <w:numId w:val="1106"/>
         </w:numPr>
       </w:pPr>
@@ -34903,26 +35467,20 @@
           <w:b/>
           <w:bCs/>
         </w:rPr>
-        <w:t xml:space="preserve">Honorific term (↔ ordinary)</w:t>
-      </w:r>
-      <w:r>
-        <w:t xml:space="preserve"> </w:t>
-      </w:r>
-      <w:r>
-        <w:t xml:space="preserve">— a term of the general</w:t>
-      </w:r>
-      <w:r>
-        <w:t xml:space="preserve"> </w:t>
-      </w:r>
-      <w:r>
-        <w:t xml:space="preserve">honorific register, paired with its ordinary counterpart.</w:t>
-      </w:r>
-    </w:p>
-    <w:p>
-      <w:pPr>
-        <w:pStyle w:val="Compact"/>
-        <w:numPr>
-          <w:ilvl w:val="1"/>
+        <w:t xml:space="preserve">Tibetan</w:t>
+      </w:r>
+      <w:r>
+        <w:t xml:space="preserve"> </w:t>
+      </w:r>
+      <w:r>
+        <w:t xml:space="preserve">— the term itself, in ACIP or wylie.</w:t>
+      </w:r>
+    </w:p>
+    <w:p>
+      <w:pPr>
+        <w:pStyle w:val="Compact"/>
+        <w:numPr>
+          <w:ilvl w:val="0"/>
           <w:numId w:val="1106"/>
         </w:numPr>
       </w:pPr>
@@ -34931,26 +35489,26 @@
           <w:b/>
           <w:bCs/>
         </w:rPr>
-        <w:t xml:space="preserve">HIGH honorific marking</w:t>
-      </w:r>
-      <w:r>
-        <w:t xml:space="preserve"> </w:t>
-      </w:r>
-      <w:r>
-        <w:t xml:space="preserve">— the elevated register used for</w:t>
-      </w:r>
-      <w:r>
-        <w:t xml:space="preserve"> </w:t>
-      </w:r>
-      <w:r>
-        <w:t xml:space="preserve">high lamas and dignitaries (rare).</w:t>
-      </w:r>
-    </w:p>
-    <w:p>
-      <w:pPr>
-        <w:pStyle w:val="Compact"/>
-        <w:numPr>
-          <w:ilvl w:val="1"/>
+        <w:t xml:space="preserve">Proposed</w:t>
+      </w:r>
+      <w:r>
+        <w:t xml:space="preserve"> </w:t>
+      </w:r>
+      <w:r>
+        <w:t xml:space="preserve">— the proposed English / pronunciation /</w:t>
+      </w:r>
+      <w:r>
+        <w:t xml:space="preserve"> </w:t>
+      </w:r>
+      <w:r>
+        <w:t xml:space="preserve">expansion, as the kind requires.</w:t>
+      </w:r>
+    </w:p>
+    <w:p>
+      <w:pPr>
+        <w:pStyle w:val="Compact"/>
+        <w:numPr>
+          <w:ilvl w:val="0"/>
           <w:numId w:val="1106"/>
         </w:numPr>
       </w:pPr>
@@ -34959,313 +35517,27 @@
           <w:b/>
           <w:bCs/>
         </w:rPr>
-        <w:t xml:space="preserve">Humilific (self-lowering) form</w:t>
-      </w:r>
-      <w:r>
-        <w:t xml:space="preserve"> </w:t>
-      </w:r>
-      <w:r>
-        <w:t xml:space="preserve">— the register for one’s</w:t>
-      </w:r>
-      <w:r>
-        <w:t xml:space="preserve"> </w:t>
-      </w:r>
-      <w:r>
-        <w:t xml:space="preserve">own actions (the honorific is never used of oneself).</w:t>
-      </w:r>
-    </w:p>
-    <w:p>
-      <w:pPr>
-        <w:pStyle w:val="Compact"/>
-        <w:numPr>
-          <w:ilvl w:val="1"/>
+        <w:t xml:space="preserve">Secondary</w:t>
+      </w:r>
+      <w:r>
+        <w:t xml:space="preserve"> </w:t>
+      </w:r>
+      <w:r>
+        <w:t xml:space="preserve">— optional: the ordinary counterpart (for</w:t>
+      </w:r>
+      <w:r>
+        <w:t xml:space="preserve"> </w:t>
+      </w:r>
+      <w:r>
+        <w:t xml:space="preserve">honorifics), a domain, or a clarifying note.</w:t>
+      </w:r>
+    </w:p>
+    <w:p>
+      <w:pPr>
+        <w:pStyle w:val="Compact"/>
+        <w:numPr>
+          <w:ilvl w:val="0"/>
           <w:numId w:val="1106"/>
-        </w:numPr>
-      </w:pPr>
-      <w:r>
-        <w:rPr>
-          <w:b/>
-          <w:bCs/>
-        </w:rPr>
-        <w:t xml:space="preserve">DOUBLE honorific (subject + recipient)</w:t>
-      </w:r>
-      <w:r>
-        <w:t xml:space="preserve"> </w:t>
-      </w:r>
-      <w:r>
-        <w:t xml:space="preserve">— honorific in</w:t>
-      </w:r>
-      <w:r>
-        <w:t xml:space="preserve"> </w:t>
-      </w:r>
-      <w:r>
-        <w:t xml:space="preserve">both directions at once.</w:t>
-      </w:r>
-    </w:p>
-    <w:p>
-      <w:pPr>
-        <w:pStyle w:val="Compact"/>
-        <w:numPr>
-          <w:ilvl w:val="1"/>
-          <w:numId w:val="1106"/>
-        </w:numPr>
-      </w:pPr>
-      <w:r>
-        <w:rPr>
-          <w:b/>
-          <w:bCs/>
-        </w:rPr>
-        <w:t xml:space="preserve">Pronunciation exception</w:t>
-      </w:r>
-      <w:r>
-        <w:t xml:space="preserve"> </w:t>
-      </w:r>
-      <w:r>
-        <w:t xml:space="preserve">— a word whose spoken form</w:t>
-      </w:r>
-      <w:r>
-        <w:t xml:space="preserve"> </w:t>
-      </w:r>
-      <w:r>
-        <w:t xml:space="preserve">departs from the rules.</w:t>
-      </w:r>
-    </w:p>
-    <w:p>
-      <w:pPr>
-        <w:pStyle w:val="Compact"/>
-        <w:numPr>
-          <w:ilvl w:val="1"/>
-          <w:numId w:val="1106"/>
-        </w:numPr>
-      </w:pPr>
-      <w:r>
-        <w:rPr>
-          <w:b/>
-          <w:bCs/>
-        </w:rPr>
-        <w:t xml:space="preserve">Abbreviation / contraction candidate</w:t>
-      </w:r>
-      <w:r>
-        <w:t xml:space="preserve"> </w:t>
-      </w:r>
-      <w:r>
-        <w:t xml:space="preserve">— a manuscript</w:t>
-      </w:r>
-      <w:r>
-        <w:t xml:space="preserve"> </w:t>
-      </w:r>
-      <w:r>
-        <w:t xml:space="preserve">abbreviation or bsdus-tshig contraction and its expansion.</w:t>
-      </w:r>
-    </w:p>
-    <w:p>
-      <w:pPr>
-        <w:pStyle w:val="Compact"/>
-        <w:numPr>
-          <w:ilvl w:val="1"/>
-          <w:numId w:val="1106"/>
-        </w:numPr>
-      </w:pPr>
-      <w:r>
-        <w:rPr>
-          <w:b/>
-          <w:bCs/>
-        </w:rPr>
-        <w:t xml:space="preserve">Rendering for a word (→ dictionary)</w:t>
-      </w:r>
-      <w:r>
-        <w:t xml:space="preserve"> </w:t>
-      </w:r>
-      <w:r>
-        <w:t xml:space="preserve">— a proposed English</w:t>
-      </w:r>
-      <w:r>
-        <w:t xml:space="preserve"> </w:t>
-      </w:r>
-      <w:r>
-        <w:t xml:space="preserve">equivalent for a word; goes to the data project if approved.</w:t>
-      </w:r>
-    </w:p>
-    <w:p>
-      <w:pPr>
-        <w:pStyle w:val="Compact"/>
-        <w:numPr>
-          <w:ilvl w:val="1"/>
-          <w:numId w:val="1106"/>
-        </w:numPr>
-      </w:pPr>
-      <w:r>
-        <w:rPr>
-          <w:b/>
-          <w:bCs/>
-        </w:rPr>
-        <w:t xml:space="preserve">Rendering for a phrase/clause (→ dictionary)</w:t>
-      </w:r>
-      <w:r>
-        <w:t xml:space="preserve"> </w:t>
-      </w:r>
-      <w:r>
-        <w:t xml:space="preserve">— the same,</w:t>
-      </w:r>
-      <w:r>
-        <w:t xml:space="preserve"> </w:t>
-      </w:r>
-      <w:r>
-        <w:t xml:space="preserve">for a longer unit.</w:t>
-      </w:r>
-    </w:p>
-    <w:p>
-      <w:pPr>
-        <w:pStyle w:val="Compact"/>
-        <w:numPr>
-          <w:ilvl w:val="1"/>
-          <w:numId w:val="1106"/>
-        </w:numPr>
-      </w:pPr>
-      <w:r>
-        <w:rPr>
-          <w:b/>
-          <w:bCs/>
-        </w:rPr>
-        <w:t xml:space="preserve">Idiom / fixed expression</w:t>
-      </w:r>
-      <w:r>
-        <w:t xml:space="preserve"> </w:t>
-      </w:r>
-      <w:r>
-        <w:t xml:space="preserve">— marks a string as an idiom or</w:t>
-      </w:r>
-      <w:r>
-        <w:t xml:space="preserve"> </w:t>
-      </w:r>
-      <w:r>
-        <w:t xml:space="preserve">fixed expression. Its card wears an IDIOM badge — amber</w:t>
-      </w:r>
-      <w:r>
-        <w:t xml:space="preserve"> </w:t>
-      </w:r>
-      <w:r>
-        <w:t xml:space="preserve">while proposed, green once approved. The English stays the</w:t>
-      </w:r>
-      <w:r>
-        <w:t xml:space="preserve"> </w:t>
-      </w:r>
-      <w:r>
-        <w:t xml:space="preserve">dictionary’s.</w:t>
-      </w:r>
-    </w:p>
-    <w:p>
-      <w:pPr>
-        <w:pStyle w:val="Compact"/>
-        <w:numPr>
-          <w:ilvl w:val="1"/>
-          <w:numId w:val="1106"/>
-        </w:numPr>
-      </w:pPr>
-      <w:r>
-        <w:rPr>
-          <w:b/>
-          <w:bCs/>
-        </w:rPr>
-        <w:t xml:space="preserve">Note about a passage</w:t>
-      </w:r>
-      <w:r>
-        <w:t xml:space="preserve"> </w:t>
-      </w:r>
-      <w:r>
-        <w:t xml:space="preserve">— anything worth the authority’s</w:t>
-      </w:r>
-      <w:r>
-        <w:t xml:space="preserve"> </w:t>
-      </w:r>
-      <w:r>
-        <w:t xml:space="preserve">eyes that fits none of the above.</w:t>
-      </w:r>
-    </w:p>
-    <w:p>
-      <w:pPr>
-        <w:pStyle w:val="Compact"/>
-        <w:numPr>
-          <w:ilvl w:val="0"/>
-          <w:numId w:val="1105"/>
-        </w:numPr>
-      </w:pPr>
-      <w:r>
-        <w:rPr>
-          <w:b/>
-          <w:bCs/>
-        </w:rPr>
-        <w:t xml:space="preserve">Tibetan</w:t>
-      </w:r>
-      <w:r>
-        <w:t xml:space="preserve"> </w:t>
-      </w:r>
-      <w:r>
-        <w:t xml:space="preserve">— the term itself, in ACIP or wylie.</w:t>
-      </w:r>
-    </w:p>
-    <w:p>
-      <w:pPr>
-        <w:pStyle w:val="Compact"/>
-        <w:numPr>
-          <w:ilvl w:val="0"/>
-          <w:numId w:val="1105"/>
-        </w:numPr>
-      </w:pPr>
-      <w:r>
-        <w:rPr>
-          <w:b/>
-          <w:bCs/>
-        </w:rPr>
-        <w:t xml:space="preserve">Proposed</w:t>
-      </w:r>
-      <w:r>
-        <w:t xml:space="preserve"> </w:t>
-      </w:r>
-      <w:r>
-        <w:t xml:space="preserve">— the proposed English / pronunciation /</w:t>
-      </w:r>
-      <w:r>
-        <w:t xml:space="preserve"> </w:t>
-      </w:r>
-      <w:r>
-        <w:t xml:space="preserve">expansion, as the kind requires.</w:t>
-      </w:r>
-    </w:p>
-    <w:p>
-      <w:pPr>
-        <w:pStyle w:val="Compact"/>
-        <w:numPr>
-          <w:ilvl w:val="0"/>
-          <w:numId w:val="1105"/>
-        </w:numPr>
-      </w:pPr>
-      <w:r>
-        <w:rPr>
-          <w:b/>
-          <w:bCs/>
-        </w:rPr>
-        <w:t xml:space="preserve">Secondary</w:t>
-      </w:r>
-      <w:r>
-        <w:t xml:space="preserve"> </w:t>
-      </w:r>
-      <w:r>
-        <w:t xml:space="preserve">— optional: the ordinary counterpart (for</w:t>
-      </w:r>
-      <w:r>
-        <w:t xml:space="preserve"> </w:t>
-      </w:r>
-      <w:r>
-        <w:t xml:space="preserve">honorifics), a domain, or a clarifying note.</w:t>
-      </w:r>
-    </w:p>
-    <w:p>
-      <w:pPr>
-        <w:pStyle w:val="Compact"/>
-        <w:numPr>
-          <w:ilvl w:val="0"/>
-          <w:numId w:val="1105"/>
         </w:numPr>
       </w:pPr>
       <w:r>
@@ -35498,8 +35770,8 @@
         <w:t xml:space="preserve">— done. It now waits for the ruling.</w:t>
       </w:r>
     </w:p>
-    <w:bookmarkEnd w:id="138"/>
-    <w:bookmarkStart w:id="139" w:name="the-other-ways-proposals-get-filed"/>
+    <w:bookmarkEnd w:id="139"/>
+    <w:bookmarkStart w:id="140" w:name="the-other-ways-proposals-get-filed"/>
     <w:p>
       <w:pPr>
         <w:pStyle w:val="Heading2"/>
@@ -35527,7 +35799,7 @@
         <w:pStyle w:val="Compact"/>
         <w:numPr>
           <w:ilvl w:val="0"/>
-          <w:numId w:val="1107"/>
+          <w:numId w:val="1108"/>
         </w:numPr>
       </w:pPr>
       <w:r>
@@ -35585,7 +35857,7 @@
         <w:pStyle w:val="Compact"/>
         <w:numPr>
           <w:ilvl w:val="0"/>
-          <w:numId w:val="1107"/>
+          <w:numId w:val="1108"/>
         </w:numPr>
       </w:pPr>
       <w:r>
@@ -35655,8 +35927,8 @@
         <w:t xml:space="preserve">ruling time — see §15.4.</w:t>
       </w:r>
     </w:p>
-    <w:bookmarkEnd w:id="139"/>
-    <w:bookmarkStart w:id="140" w:name="my-proposals-what-happened"/>
+    <w:bookmarkEnd w:id="140"/>
+    <w:bookmarkStart w:id="141" w:name="my-proposals-what-happened"/>
     <w:p>
       <w:pPr>
         <w:pStyle w:val="Heading2"/>
@@ -35722,7 +35994,7 @@
         <w:pStyle w:val="Compact"/>
         <w:numPr>
           <w:ilvl w:val="0"/>
-          <w:numId w:val="1108"/>
+          <w:numId w:val="1109"/>
         </w:numPr>
       </w:pPr>
       <w:r>
@@ -35756,7 +36028,7 @@
         <w:pStyle w:val="Compact"/>
         <w:numPr>
           <w:ilvl w:val="0"/>
-          <w:numId w:val="1108"/>
+          <w:numId w:val="1109"/>
         </w:numPr>
       </w:pPr>
       <w:r>
@@ -35768,7 +36040,7 @@
         <w:pStyle w:val="Compact"/>
         <w:numPr>
           <w:ilvl w:val="0"/>
-          <w:numId w:val="1108"/>
+          <w:numId w:val="1109"/>
         </w:numPr>
       </w:pPr>
       <w:r>
@@ -35780,7 +36052,7 @@
         <w:pStyle w:val="Compact"/>
         <w:numPr>
           <w:ilvl w:val="0"/>
-          <w:numId w:val="1108"/>
+          <w:numId w:val="1109"/>
         </w:numPr>
       </w:pPr>
       <w:r>
@@ -35847,9 +36119,9 @@
         </w:pict>
       </w:r>
     </w:p>
-    <w:bookmarkEnd w:id="140"/>
     <w:bookmarkEnd w:id="141"/>
-    <w:bookmarkStart w:id="148" w:name="Xf87a93a906d220c467310f12d976bb46122eb07"/>
+    <w:bookmarkEnd w:id="142"/>
+    <w:bookmarkStart w:id="149" w:name="Xf87a93a906d220c467310f12d976bb46122eb07"/>
     <w:p>
       <w:pPr>
         <w:pStyle w:val="Heading1"/>
@@ -36051,7 +36323,7 @@
         <w:t xml:space="preserve">it the queue itself.</w:t>
       </w:r>
     </w:p>
-    <w:bookmarkStart w:id="142" w:name="reading-the-queue"/>
+    <w:bookmarkStart w:id="143" w:name="reading-the-queue"/>
     <w:p>
       <w:pPr>
         <w:pStyle w:val="Heading2"/>
@@ -36118,7 +36390,7 @@
         <w:pStyle w:val="Compact"/>
         <w:numPr>
           <w:ilvl w:val="0"/>
-          <w:numId w:val="1109"/>
+          <w:numId w:val="1110"/>
         </w:numPr>
       </w:pPr>
       <w:r>
@@ -36181,7 +36453,7 @@
         <w:pStyle w:val="Compact"/>
         <w:numPr>
           <w:ilvl w:val="0"/>
-          <w:numId w:val="1109"/>
+          <w:numId w:val="1110"/>
         </w:numPr>
       </w:pPr>
       <w:r>
@@ -36206,7 +36478,7 @@
         <w:pStyle w:val="Compact"/>
         <w:numPr>
           <w:ilvl w:val="0"/>
-          <w:numId w:val="1109"/>
+          <w:numId w:val="1110"/>
         </w:numPr>
       </w:pPr>
       <w:r>
@@ -36234,7 +36506,7 @@
         <w:pStyle w:val="Compact"/>
         <w:numPr>
           <w:ilvl w:val="0"/>
-          <w:numId w:val="1109"/>
+          <w:numId w:val="1110"/>
         </w:numPr>
       </w:pPr>
       <w:r>
@@ -36253,7 +36525,7 @@
         <w:pStyle w:val="Compact"/>
         <w:numPr>
           <w:ilvl w:val="0"/>
-          <w:numId w:val="1109"/>
+          <w:numId w:val="1110"/>
         </w:numPr>
       </w:pPr>
       <w:r>
@@ -36293,8 +36565,8 @@
         <w:t xml:space="preserve">proposals folder in the Propose tab first.”</w:t>
       </w:r>
     </w:p>
-    <w:bookmarkEnd w:id="142"/>
-    <w:bookmarkStart w:id="143" w:name="ruling-on-an-item"/>
+    <w:bookmarkEnd w:id="143"/>
+    <w:bookmarkStart w:id="144" w:name="ruling-on-an-item"/>
     <w:p>
       <w:pPr>
         <w:pStyle w:val="Heading2"/>
@@ -36308,7 +36580,7 @@
         <w:pStyle w:val="Compact"/>
         <w:numPr>
           <w:ilvl w:val="0"/>
-          <w:numId w:val="1110"/>
+          <w:numId w:val="1111"/>
         </w:numPr>
       </w:pPr>
       <w:r>
@@ -36416,7 +36688,7 @@
         <w:pStyle w:val="Compact"/>
         <w:numPr>
           <w:ilvl w:val="0"/>
-          <w:numId w:val="1110"/>
+          <w:numId w:val="1111"/>
         </w:numPr>
       </w:pPr>
       <w:r>
@@ -36456,7 +36728,7 @@
         <w:pStyle w:val="Compact"/>
         <w:numPr>
           <w:ilvl w:val="0"/>
-          <w:numId w:val="1110"/>
+          <w:numId w:val="1111"/>
         </w:numPr>
       </w:pPr>
       <w:r>
@@ -36578,8 +36850,8 @@
         <w:t xml:space="preserve">takes the queue as it stands.</w:t>
       </w:r>
     </w:p>
-    <w:bookmarkEnd w:id="143"/>
-    <w:bookmarkStart w:id="144" w:name="what-each-ruling-actually-does"/>
+    <w:bookmarkEnd w:id="144"/>
+    <w:bookmarkStart w:id="145" w:name="what-each-ruling-actually-does"/>
     <w:p>
       <w:pPr>
         <w:pStyle w:val="Heading2"/>
@@ -36878,7 +37150,7 @@
         <w:pStyle w:val="Compact"/>
         <w:numPr>
           <w:ilvl w:val="0"/>
-          <w:numId w:val="1111"/>
+          <w:numId w:val="1112"/>
         </w:numPr>
       </w:pPr>
       <w:r>
@@ -36925,7 +37197,7 @@
         <w:pStyle w:val="Compact"/>
         <w:numPr>
           <w:ilvl w:val="0"/>
-          <w:numId w:val="1111"/>
+          <w:numId w:val="1112"/>
         </w:numPr>
       </w:pPr>
       <w:r>
@@ -36989,8 +37261,8 @@
         <w:t xml:space="preserve">a rejection; it is a positive ruling that teaches the software.</w:t>
       </w:r>
     </w:p>
-    <w:bookmarkEnd w:id="144"/>
-    <w:bookmarkStart w:id="145" w:name="the-kind-filter-one-category-per-sitting"/>
+    <w:bookmarkEnd w:id="145"/>
+    <w:bookmarkStart w:id="146" w:name="the-kind-filter-one-category-per-sitting"/>
     <w:p>
       <w:pPr>
         <w:pStyle w:val="Heading2"/>
@@ -37162,8 +37434,8 @@
         <w:t xml:space="preserve">delivers their proposals to your disk in the background).</w:t>
       </w:r>
     </w:p>
-    <w:bookmarkEnd w:id="145"/>
-    <w:bookmarkStart w:id="146" w:name="export-approved-dictionary-candidates"/>
+    <w:bookmarkEnd w:id="146"/>
+    <w:bookmarkStart w:id="147" w:name="export-approved-dictionary-candidates"/>
     <w:p>
       <w:pPr>
         <w:pStyle w:val="Heading2"/>
@@ -37185,7 +37457,7 @@
         <w:pStyle w:val="Compact"/>
         <w:numPr>
           <w:ilvl w:val="0"/>
-          <w:numId w:val="1112"/>
+          <w:numId w:val="1113"/>
         </w:numPr>
       </w:pPr>
       <w:r>
@@ -37210,7 +37482,7 @@
         <w:pStyle w:val="Compact"/>
         <w:numPr>
           <w:ilvl w:val="0"/>
-          <w:numId w:val="1112"/>
+          <w:numId w:val="1113"/>
         </w:numPr>
       </w:pPr>
       <w:r>
@@ -37234,7 +37506,7 @@
         <w:pStyle w:val="Compact"/>
         <w:numPr>
           <w:ilvl w:val="0"/>
-          <w:numId w:val="1112"/>
+          <w:numId w:val="1113"/>
         </w:numPr>
       </w:pPr>
       <w:r>
@@ -37296,7 +37568,7 @@
         <w:pStyle w:val="Compact"/>
         <w:numPr>
           <w:ilvl w:val="0"/>
-          <w:numId w:val="1112"/>
+          <w:numId w:val="1113"/>
         </w:numPr>
       </w:pPr>
       <w:r>
@@ -37388,8 +37660,8 @@
         <w:t xml:space="preserve">candidate.</w:t>
       </w:r>
     </w:p>
-    <w:bookmarkEnd w:id="146"/>
-    <w:bookmarkStart w:id="147" w:name="the-rulings-archive"/>
+    <w:bookmarkEnd w:id="147"/>
+    <w:bookmarkStart w:id="148" w:name="the-rulings-archive"/>
     <w:p>
       <w:pPr>
         <w:pStyle w:val="Heading2"/>
@@ -37509,9 +37781,9 @@
         </w:pict>
       </w:r>
     </w:p>
-    <w:bookmarkEnd w:id="147"/>
     <w:bookmarkEnd w:id="148"/>
-    <w:bookmarkStart w:id="159" w:name="chapter-17-the-app-itself"/>
+    <w:bookmarkEnd w:id="149"/>
+    <w:bookmarkStart w:id="160" w:name="chapter-17-the-app-itself"/>
     <w:p>
       <w:pPr>
         <w:pStyle w:val="Heading1"/>
@@ -37534,7 +37806,7 @@
         <w:t xml:space="preserve">a whole rather than to any one pane.</w:t>
       </w:r>
     </w:p>
-    <w:bookmarkStart w:id="149" w:name="the-window-seven-workflow-groups"/>
+    <w:bookmarkStart w:id="150" w:name="the-window-seven-workflow-groups"/>
     <w:p>
       <w:pPr>
         <w:pStyle w:val="Heading2"/>
@@ -37875,8 +38147,8 @@
         <w:t xml:space="preserve">authority role, and carries a live pending count on its tab.)</w:t>
       </w:r>
     </w:p>
-    <w:bookmarkEnd w:id="149"/>
-    <w:bookmarkStart w:id="150" w:name="the-menu-bar-mirrors-the-window"/>
+    <w:bookmarkEnd w:id="150"/>
+    <w:bookmarkStart w:id="151" w:name="the-menu-bar-mirrors-the-window"/>
     <w:p>
       <w:pPr>
         <w:pStyle w:val="Heading2"/>
@@ -37962,7 +38234,7 @@
         <w:pStyle w:val="Compact"/>
         <w:numPr>
           <w:ilvl w:val="0"/>
-          <w:numId w:val="1113"/>
+          <w:numId w:val="1114"/>
         </w:numPr>
       </w:pPr>
       <w:r>
@@ -37990,7 +38262,7 @@
         <w:pStyle w:val="Compact"/>
         <w:numPr>
           <w:ilvl w:val="0"/>
-          <w:numId w:val="1113"/>
+          <w:numId w:val="1114"/>
         </w:numPr>
       </w:pPr>
       <w:r>
@@ -38024,7 +38296,7 @@
         <w:pStyle w:val="Compact"/>
         <w:numPr>
           <w:ilvl w:val="0"/>
-          <w:numId w:val="1113"/>
+          <w:numId w:val="1114"/>
         </w:numPr>
       </w:pPr>
       <w:r>
@@ -38136,8 +38408,8 @@
         <w:t xml:space="preserve">system can literally point at any feature in the app.</w:t>
       </w:r>
     </w:p>
-    <w:bookmarkEnd w:id="150"/>
-    <w:bookmarkStart w:id="151" w:name="X4072019ae30f7b50793bf783af980ededa378c4"/>
+    <w:bookmarkEnd w:id="151"/>
+    <w:bookmarkStart w:id="152" w:name="X4072019ae30f7b50793bf783af980ededa378c4"/>
     <w:p>
       <w:pPr>
         <w:pStyle w:val="Heading2"/>
@@ -38199,7 +38471,7 @@
         <w:pStyle w:val="Compact"/>
         <w:numPr>
           <w:ilvl w:val="0"/>
-          <w:numId w:val="1114"/>
+          <w:numId w:val="1115"/>
         </w:numPr>
       </w:pPr>
       <w:r>
@@ -38255,7 +38527,7 @@
         <w:pStyle w:val="Compact"/>
         <w:numPr>
           <w:ilvl w:val="0"/>
-          <w:numId w:val="1114"/>
+          <w:numId w:val="1115"/>
         </w:numPr>
       </w:pPr>
       <w:r>
@@ -38279,7 +38551,7 @@
         <w:pStyle w:val="Compact"/>
         <w:numPr>
           <w:ilvl w:val="0"/>
-          <w:numId w:val="1114"/>
+          <w:numId w:val="1115"/>
         </w:numPr>
       </w:pPr>
       <w:r>
@@ -38346,7 +38618,7 @@
         <w:pStyle w:val="Compact"/>
         <w:numPr>
           <w:ilvl w:val="0"/>
-          <w:numId w:val="1114"/>
+          <w:numId w:val="1115"/>
         </w:numPr>
       </w:pPr>
       <w:r>
@@ -38406,7 +38678,7 @@
         <w:pStyle w:val="Compact"/>
         <w:numPr>
           <w:ilvl w:val="0"/>
-          <w:numId w:val="1115"/>
+          <w:numId w:val="1116"/>
         </w:numPr>
       </w:pPr>
       <w:r>
@@ -38491,7 +38763,7 @@
         <w:pStyle w:val="Compact"/>
         <w:numPr>
           <w:ilvl w:val="0"/>
-          <w:numId w:val="1115"/>
+          <w:numId w:val="1116"/>
         </w:numPr>
       </w:pPr>
       <w:r>
@@ -38524,7 +38796,7 @@
         <w:pStyle w:val="Compact"/>
         <w:numPr>
           <w:ilvl w:val="0"/>
-          <w:numId w:val="1115"/>
+          <w:numId w:val="1116"/>
         </w:numPr>
       </w:pPr>
       <w:r>
@@ -38585,7 +38857,7 @@
         <w:pStyle w:val="Compact"/>
         <w:numPr>
           <w:ilvl w:val="0"/>
-          <w:numId w:val="1115"/>
+          <w:numId w:val="1116"/>
         </w:numPr>
       </w:pPr>
       <w:r>
@@ -38661,8 +38933,8 @@
         <w:t xml:space="preserve">section.</w:t>
       </w:r>
     </w:p>
-    <w:bookmarkEnd w:id="151"/>
-    <w:bookmarkStart w:id="152" w:name="the-settings-dialog-every-field"/>
+    <w:bookmarkEnd w:id="152"/>
+    <w:bookmarkStart w:id="153" w:name="the-settings-dialog-every-field"/>
     <w:p>
       <w:pPr>
         <w:pStyle w:val="Heading2"/>
@@ -39075,8 +39347,8 @@
         <w:t xml:space="preserve">writes them all.</w:t>
       </w:r>
     </w:p>
-    <w:bookmarkEnd w:id="152"/>
-    <w:bookmarkStart w:id="153" w:name="the-help-window"/>
+    <w:bookmarkEnd w:id="153"/>
+    <w:bookmarkStart w:id="154" w:name="the-help-window"/>
     <w:p>
       <w:pPr>
         <w:pStyle w:val="Heading2"/>
@@ -39140,7 +39412,7 @@
         <w:pStyle w:val="Compact"/>
         <w:numPr>
           <w:ilvl w:val="0"/>
-          <w:numId w:val="1116"/>
+          <w:numId w:val="1117"/>
         </w:numPr>
       </w:pPr>
       <w:r>
@@ -39232,7 +39504,7 @@
         <w:pStyle w:val="Compact"/>
         <w:numPr>
           <w:ilvl w:val="0"/>
-          <w:numId w:val="1116"/>
+          <w:numId w:val="1117"/>
         </w:numPr>
       </w:pPr>
       <w:r>
@@ -39284,7 +39556,7 @@
         <w:pStyle w:val="Compact"/>
         <w:numPr>
           <w:ilvl w:val="0"/>
-          <w:numId w:val="1116"/>
+          <w:numId w:val="1117"/>
         </w:numPr>
       </w:pPr>
       <w:r>
@@ -39416,7 +39688,7 @@
         <w:pStyle w:val="Compact"/>
         <w:numPr>
           <w:ilvl w:val="0"/>
-          <w:numId w:val="1116"/>
+          <w:numId w:val="1117"/>
         </w:numPr>
       </w:pPr>
       <w:r>
@@ -39540,8 +39812,8 @@
         <w:t xml:space="preserve">— you are standing in the Input pane.</w:t>
       </w:r>
     </w:p>
-    <w:bookmarkEnd w:id="153"/>
-    <w:bookmarkStart w:id="154" w:name="night-mode"/>
+    <w:bookmarkEnd w:id="154"/>
+    <w:bookmarkStart w:id="155" w:name="night-mode"/>
     <w:p>
       <w:pPr>
         <w:pStyle w:val="Heading2"/>
@@ -39586,8 +39858,8 @@
         <w:t xml:space="preserve">dark. It applies immediately and is remembered across launches.</w:t>
       </w:r>
     </w:p>
-    <w:bookmarkEnd w:id="154"/>
-    <w:bookmarkStart w:id="155" w:name="X2c349eb4ce50af7037642b129b0429d506e41d5"/>
+    <w:bookmarkEnd w:id="155"/>
+    <w:bookmarkStart w:id="156" w:name="X2c349eb4ce50af7037642b129b0429d506e41d5"/>
     <w:p>
       <w:pPr>
         <w:pStyle w:val="Heading2"/>
@@ -39690,8 +39962,8 @@
         <w:t xml:space="preserve">stays set up.</w:t>
       </w:r>
     </w:p>
-    <w:bookmarkEnd w:id="155"/>
-    <w:bookmarkStart w:id="156" w:name="the-self-test-selftest"/>
+    <w:bookmarkEnd w:id="156"/>
+    <w:bookmarkStart w:id="157" w:name="the-self-test-selftest"/>
     <w:p>
       <w:pPr>
         <w:pStyle w:val="Heading2"/>
@@ -39892,8 +40164,8 @@
         <w:t xml:space="preserve">never compose it.</w:t>
       </w:r>
     </w:p>
-    <w:bookmarkEnd w:id="156"/>
-    <w:bookmarkStart w:id="157" w:name="help-troubleshooting"/>
+    <w:bookmarkEnd w:id="157"/>
+    <w:bookmarkStart w:id="158" w:name="help-troubleshooting"/>
     <w:p>
       <w:pPr>
         <w:pStyle w:val="Heading2"/>
@@ -39915,7 +40187,7 @@
         <w:pStyle w:val="Compact"/>
         <w:numPr>
           <w:ilvl w:val="0"/>
-          <w:numId w:val="1117"/>
+          <w:numId w:val="1118"/>
         </w:numPr>
       </w:pPr>
       <w:r>
@@ -39943,7 +40215,7 @@
         <w:pStyle w:val="Compact"/>
         <w:numPr>
           <w:ilvl w:val="0"/>
-          <w:numId w:val="1117"/>
+          <w:numId w:val="1118"/>
         </w:numPr>
       </w:pPr>
       <w:r>
@@ -39965,7 +40237,7 @@
         <w:pStyle w:val="Compact"/>
         <w:numPr>
           <w:ilvl w:val="0"/>
-          <w:numId w:val="1117"/>
+          <w:numId w:val="1118"/>
         </w:numPr>
       </w:pPr>
       <w:r>
@@ -39993,7 +40265,7 @@
         <w:pStyle w:val="Compact"/>
         <w:numPr>
           <w:ilvl w:val="0"/>
-          <w:numId w:val="1117"/>
+          <w:numId w:val="1118"/>
         </w:numPr>
       </w:pPr>
       <w:r>
@@ -40027,7 +40299,7 @@
         <w:pStyle w:val="Compact"/>
         <w:numPr>
           <w:ilvl w:val="0"/>
-          <w:numId w:val="1117"/>
+          <w:numId w:val="1118"/>
         </w:numPr>
       </w:pPr>
       <w:r>
@@ -40055,7 +40327,7 @@
         <w:pStyle w:val="Compact"/>
         <w:numPr>
           <w:ilvl w:val="0"/>
-          <w:numId w:val="1117"/>
+          <w:numId w:val="1118"/>
         </w:numPr>
       </w:pPr>
       <w:r>
@@ -40089,7 +40361,7 @@
         <w:pStyle w:val="Compact"/>
         <w:numPr>
           <w:ilvl w:val="0"/>
-          <w:numId w:val="1117"/>
+          <w:numId w:val="1118"/>
         </w:numPr>
       </w:pPr>
       <w:r>
@@ -40111,7 +40383,7 @@
         <w:pStyle w:val="Compact"/>
         <w:numPr>
           <w:ilvl w:val="0"/>
-          <w:numId w:val="1117"/>
+          <w:numId w:val="1118"/>
         </w:numPr>
       </w:pPr>
       <w:r>
@@ -40134,8 +40406,8 @@
         <w:t xml:space="preserve">confirmation; texts and data untouched; next launch.</w:t>
       </w:r>
     </w:p>
-    <w:bookmarkEnd w:id="157"/>
-    <w:bookmarkStart w:id="158" w:name="hunt-everywhere-k"/>
+    <w:bookmarkEnd w:id="158"/>
+    <w:bookmarkStart w:id="159" w:name="hunt-everywhere-k"/>
     <w:p>
       <w:pPr>
         <w:pStyle w:val="Heading2"/>
@@ -40240,7 +40512,7 @@
         <w:pStyle w:val="Compact"/>
         <w:numPr>
           <w:ilvl w:val="0"/>
-          <w:numId w:val="1118"/>
+          <w:numId w:val="1119"/>
         </w:numPr>
       </w:pPr>
       <w:r>
@@ -40262,7 +40534,7 @@
         <w:pStyle w:val="Compact"/>
         <w:numPr>
           <w:ilvl w:val="0"/>
-          <w:numId w:val="1118"/>
+          <w:numId w:val="1119"/>
         </w:numPr>
       </w:pPr>
       <w:r>
@@ -40284,7 +40556,7 @@
         <w:pStyle w:val="Compact"/>
         <w:numPr>
           <w:ilvl w:val="0"/>
-          <w:numId w:val="1118"/>
+          <w:numId w:val="1119"/>
         </w:numPr>
       </w:pPr>
       <w:r>
@@ -40306,7 +40578,7 @@
         <w:pStyle w:val="Compact"/>
         <w:numPr>
           <w:ilvl w:val="0"/>
-          <w:numId w:val="1118"/>
+          <w:numId w:val="1119"/>
         </w:numPr>
       </w:pPr>
       <w:r>
@@ -40328,7 +40600,7 @@
         <w:pStyle w:val="Compact"/>
         <w:numPr>
           <w:ilvl w:val="0"/>
-          <w:numId w:val="1118"/>
+          <w:numId w:val="1119"/>
         </w:numPr>
       </w:pPr>
       <w:r>
@@ -40350,7 +40622,7 @@
         <w:pStyle w:val="Compact"/>
         <w:numPr>
           <w:ilvl w:val="0"/>
-          <w:numId w:val="1118"/>
+          <w:numId w:val="1119"/>
         </w:numPr>
       </w:pPr>
       <w:r>
@@ -40443,8 +40715,8 @@
         <w:t xml:space="preserve">panes — the palette only saves you the walk.</w:t>
       </w:r>
     </w:p>
-    <w:bookmarkEnd w:id="158"/>
     <w:bookmarkEnd w:id="159"/>
+    <w:bookmarkEnd w:id="160"/>
     <w:sectPr>
       <w:footnotePr>
         <w:numRestart w:val="eachSect"/>
@@ -42248,34 +42520,7 @@
     <w:abstractNumId w:val="991"/>
   </w:num>
   <w:num w:numId="1104">
-    <w:abstractNumId w:val="99411"/>
-    <w:lvlOverride w:ilvl="0">
-      <w:startOverride w:val="1"/>
-    </w:lvlOverride>
-    <w:lvlOverride w:ilvl="1">
-      <w:startOverride w:val="1"/>
-    </w:lvlOverride>
-    <w:lvlOverride w:ilvl="2">
-      <w:startOverride w:val="1"/>
-    </w:lvlOverride>
-    <w:lvlOverride w:ilvl="3">
-      <w:startOverride w:val="1"/>
-    </w:lvlOverride>
-    <w:lvlOverride w:ilvl="4">
-      <w:startOverride w:val="1"/>
-    </w:lvlOverride>
-    <w:lvlOverride w:ilvl="5">
-      <w:startOverride w:val="1"/>
-    </w:lvlOverride>
-    <w:lvlOverride w:ilvl="6">
-      <w:startOverride w:val="1"/>
-    </w:lvlOverride>
-    <w:lvlOverride w:ilvl="7">
-      <w:startOverride w:val="1"/>
-    </w:lvlOverride>
-    <w:lvlOverride w:ilvl="8">
-      <w:startOverride w:val="1"/>
-    </w:lvlOverride>
+    <w:abstractNumId w:val="991"/>
   </w:num>
   <w:num w:numId="1105">
     <w:abstractNumId w:val="99411"/>
@@ -42308,18 +42553,6 @@
     </w:lvlOverride>
   </w:num>
   <w:num w:numId="1106">
-    <w:abstractNumId w:val="991"/>
-  </w:num>
-  <w:num w:numId="1107">
-    <w:abstractNumId w:val="991"/>
-  </w:num>
-  <w:num w:numId="1108">
-    <w:abstractNumId w:val="991"/>
-  </w:num>
-  <w:num w:numId="1109">
-    <w:abstractNumId w:val="991"/>
-  </w:num>
-  <w:num w:numId="1110">
     <w:abstractNumId w:val="99411"/>
     <w:lvlOverride w:ilvl="0">
       <w:startOverride w:val="1"/>
@@ -42349,10 +42582,19 @@
       <w:startOverride w:val="1"/>
     </w:lvlOverride>
   </w:num>
-  <w:num w:numId="1111">
+  <w:num w:numId="1107">
     <w:abstractNumId w:val="991"/>
   </w:num>
-  <w:num w:numId="1112">
+  <w:num w:numId="1108">
+    <w:abstractNumId w:val="991"/>
+  </w:num>
+  <w:num w:numId="1109">
+    <w:abstractNumId w:val="991"/>
+  </w:num>
+  <w:num w:numId="1110">
+    <w:abstractNumId w:val="991"/>
+  </w:num>
+  <w:num w:numId="1111">
     <w:abstractNumId w:val="99411"/>
     <w:lvlOverride w:ilvl="0">
       <w:startOverride w:val="1"/>
@@ -42382,13 +42624,10 @@
       <w:startOverride w:val="1"/>
     </w:lvlOverride>
   </w:num>
-  <w:num w:numId="1113">
+  <w:num w:numId="1112">
     <w:abstractNumId w:val="991"/>
   </w:num>
-  <w:num w:numId="1114">
-    <w:abstractNumId w:val="991"/>
-  </w:num>
-  <w:num w:numId="1115">
+  <w:num w:numId="1113">
     <w:abstractNumId w:val="99411"/>
     <w:lvlOverride w:ilvl="0">
       <w:startOverride w:val="1"/>
@@ -42418,13 +42657,49 @@
       <w:startOverride w:val="1"/>
     </w:lvlOverride>
   </w:num>
+  <w:num w:numId="1114">
+    <w:abstractNumId w:val="991"/>
+  </w:num>
+  <w:num w:numId="1115">
+    <w:abstractNumId w:val="991"/>
+  </w:num>
   <w:num w:numId="1116">
-    <w:abstractNumId w:val="991"/>
+    <w:abstractNumId w:val="99411"/>
+    <w:lvlOverride w:ilvl="0">
+      <w:startOverride w:val="1"/>
+    </w:lvlOverride>
+    <w:lvlOverride w:ilvl="1">
+      <w:startOverride w:val="1"/>
+    </w:lvlOverride>
+    <w:lvlOverride w:ilvl="2">
+      <w:startOverride w:val="1"/>
+    </w:lvlOverride>
+    <w:lvlOverride w:ilvl="3">
+      <w:startOverride w:val="1"/>
+    </w:lvlOverride>
+    <w:lvlOverride w:ilvl="4">
+      <w:startOverride w:val="1"/>
+    </w:lvlOverride>
+    <w:lvlOverride w:ilvl="5">
+      <w:startOverride w:val="1"/>
+    </w:lvlOverride>
+    <w:lvlOverride w:ilvl="6">
+      <w:startOverride w:val="1"/>
+    </w:lvlOverride>
+    <w:lvlOverride w:ilvl="7">
+      <w:startOverride w:val="1"/>
+    </w:lvlOverride>
+    <w:lvlOverride w:ilvl="8">
+      <w:startOverride w:val="1"/>
+    </w:lvlOverride>
   </w:num>
   <w:num w:numId="1117">
     <w:abstractNumId w:val="991"/>
   </w:num>
   <w:num w:numId="1118">
+    <w:abstractNumId w:val="991"/>
+  </w:num>
+  <w:num w:numId="1119">
     <w:abstractNumId w:val="991"/>
   </w:num>
 </w:numbering>

--- a/docs/distribution/USER_MANUAL.docx
+++ b/docs/distribution/USER_MANUAL.docx
@@ -31111,6 +31111,116 @@
       </w:r>
       <w:r>
         <w:t xml:space="preserve">witness, input, propose, approve.</w:t>
+      </w:r>
+    </w:p>
+    <w:p>
+      <w:pPr>
+        <w:pStyle w:val="BodyText"/>
+      </w:pPr>
+      <w:r>
+        <w:rPr>
+          <w:b/>
+          <w:bCs/>
+        </w:rPr>
+        <w:t xml:space="preserve">The witness hunt.</w:t>
+      </w:r>
+      <w:r>
+        <w:t xml:space="preserve"> </w:t>
+      </w:r>
+      <w:r>
+        <w:t xml:space="preserve">Each missing work now carries its lead:</w:t>
+      </w:r>
+      <w:r>
+        <w:t xml:space="preserve"> </w:t>
+      </w:r>
+      <w:r>
+        <w:rPr>
+          <w:b/>
+          <w:bCs/>
+        </w:rPr>
+        <w:t xml:space="preserve">scans on BDRC</w:t>
+      </w:r>
+      <w:r>
+        <w:t xml:space="preserve"> </w:t>
+      </w:r>
+      <w:r>
+        <w:t xml:space="preserve">when the number maps deterministically (KD/KL/TD</w:t>
+      </w:r>
+      <w:r>
+        <w:t xml:space="preserve"> </w:t>
+      </w:r>
+      <w:r>
+        <w:t xml:space="preserve">are Tohoku numbers), otherwise</w:t>
+      </w:r>
+      <w:r>
+        <w:t xml:space="preserve"> </w:t>
+      </w:r>
+      <w:r>
+        <w:rPr>
+          <w:b/>
+          <w:bCs/>
+        </w:rPr>
+        <w:t xml:space="preserve">search BUDA</w:t>
+      </w:r>
+      <w:r>
+        <w:t xml:space="preserve"> </w:t>
+      </w:r>
+      <w:r>
+        <w:t xml:space="preserve">— a title search</w:t>
+      </w:r>
+      <w:r>
+        <w:t xml:space="preserve"> </w:t>
+      </w:r>
+      <w:r>
+        <w:t xml:space="preserve">built from the citation’s own Tibetan span (measured: 45 of the 50</w:t>
+      </w:r>
+      <w:r>
+        <w:t xml:space="preserve"> </w:t>
+      </w:r>
+      <w:r>
+        <w:t xml:space="preserve">missing works yield a query from their citation).</w:t>
+      </w:r>
+      <w:r>
+        <w:t xml:space="preserve"> </w:t>
+      </w:r>
+      <w:r>
+        <w:rPr>
+          <w:b/>
+          <w:bCs/>
+        </w:rPr>
+        <w:t xml:space="preserve">Export missing</w:t>
+      </w:r>
+      <w:r>
+        <w:rPr>
+          <w:b/>
+          <w:bCs/>
+        </w:rPr>
+        <w:t xml:space="preserve"> </w:t>
+      </w:r>
+      <w:r>
+        <w:rPr>
+          <w:b/>
+          <w:bCs/>
+        </w:rPr>
+        <w:t xml:space="preserve">list…</w:t>
+      </w:r>
+      <w:r>
+        <w:t xml:space="preserve"> </w:t>
+      </w:r>
+      <w:r>
+        <w:t xml:space="preserve">writes the field-coded handout for the hunt — number,</w:t>
+      </w:r>
+      <w:r>
+        <w:t xml:space="preserve"> </w:t>
+      </w:r>
+      <w:r>
+        <w:t xml:space="preserve">citing volume, citation, search link — the sheet a session hands</w:t>
+      </w:r>
+      <w:r>
+        <w:t xml:space="preserve"> </w:t>
+      </w:r>
+      <w:r>
+        <w:t xml:space="preserve">to whoever is asked to check.</w:t>
       </w:r>
     </w:p>
     <w:bookmarkEnd w:id="121"/>

--- a/docs/distribution/USER_MANUAL.docx
+++ b/docs/distribution/USER_MANUAL.docx
@@ -33887,7 +33887,83 @@
         <w:t xml:space="preserve"> </w:t>
       </w:r>
       <w:r>
-        <w:t xml:space="preserve">itself, the first composition-colophon candidate, the byte count.</w:t>
+        <w:t xml:space="preserve">itself, the first composition-colophon candidate, the byte count</w:t>
+      </w:r>
+      <w:r>
+        <w:t xml:space="preserve"> </w:t>
+      </w:r>
+      <w:r>
+        <w:rPr>
+          <w:b/>
+          <w:bCs/>
+        </w:rPr>
+        <w:t xml:space="preserve">with its MD5 checksum</w:t>
+      </w:r>
+      <w:r>
+        <w:t xml:space="preserve"> </w:t>
+      </w:r>
+      <w:r>
+        <w:t xml:space="preserve">(the column asks for both), the</w:t>
+      </w:r>
+      <w:r>
+        <w:t xml:space="preserve"> </w:t>
+      </w:r>
+      <w:r>
+        <w:rPr>
+          <w:b/>
+          <w:bCs/>
+        </w:rPr>
+        <w:t xml:space="preserve">folio</w:t>
+      </w:r>
+      <w:r>
+        <w:rPr>
+          <w:b/>
+          <w:bCs/>
+        </w:rPr>
+        <w:t xml:space="preserve"> </w:t>
+      </w:r>
+      <w:r>
+        <w:rPr>
+          <w:b/>
+          <w:bCs/>
+        </w:rPr>
+        <w:t xml:space="preserve">range</w:t>
+      </w:r>
+      <w:r>
+        <w:t xml:space="preserve"> </w:t>
+      </w:r>
+      <w:r>
+        <w:t xml:space="preserve">read from the text’s own @-marks, and the</w:t>
+      </w:r>
+      <w:r>
+        <w:t xml:space="preserve"> </w:t>
+      </w:r>
+      <w:r>
+        <w:rPr>
+          <w:b/>
+          <w:bCs/>
+        </w:rPr>
+        <w:t xml:space="preserve">BDRC</w:t>
+      </w:r>
+      <w:r>
+        <w:rPr>
+          <w:b/>
+          <w:bCs/>
+        </w:rPr>
+        <w:t xml:space="preserve"> </w:t>
+      </w:r>
+      <w:r>
+        <w:rPr>
+          <w:b/>
+          <w:bCs/>
+        </w:rPr>
+        <w:t xml:space="preserve">permalink</w:t>
+      </w:r>
+      <w:r>
+        <w:t xml:space="preserve"> </w:t>
+      </w:r>
+      <w:r>
+        <w:t xml:space="preserve">where the number maps deterministically (KD/KL/TD).</w:t>
       </w:r>
       <w:r>
         <w:t xml:space="preserve"> </w:t>

--- a/docs/distribution/USER_MANUAL.docx
+++ b/docs/distribution/USER_MANUAL.docx
@@ -14317,13 +14317,19 @@
         <w:t xml:space="preserve"> </w:t>
       </w:r>
       <w:r>
-        <w:t xml:space="preserve">— one of the app’s two</w:t>
-      </w:r>
-      <w:r>
-        <w:t xml:space="preserve"> </w:t>
-      </w:r>
-      <w:r>
-        <w:t xml:space="preserve">network features. Produces a coverage report only — omissions</w:t>
+        <w:t xml:space="preserve">— one of the app’s few</w:t>
+      </w:r>
+      <w:r>
+        <w:t xml:space="preserve"> </w:t>
+      </w:r>
+      <w:r>
+        <w:t xml:space="preserve">network-touching features (see the Analysis chapter for the full</w:t>
+      </w:r>
+      <w:r>
+        <w:t xml:space="preserve"> </w:t>
+      </w:r>
+      <w:r>
+        <w:t xml:space="preserve">list). Produces a coverage report only — omissions</w:t>
       </w:r>
       <w:r>
         <w:t xml:space="preserve"> </w:t>
@@ -21860,7 +21866,7 @@
           <w:i/>
           <w:iCs/>
         </w:rPr>
-        <w:t xml:space="preserve">of a passage. One of only two features in the app that touch the</w:t>
+        <w:t xml:space="preserve">of a passage. One of the app’s few network-touching features — the</w:t>
       </w:r>
       <w:r>
         <w:rPr>
@@ -21874,7 +21880,35 @@
           <w:i/>
           <w:iCs/>
         </w:rPr>
-        <w:t xml:space="preserve">network.</w:t>
+        <w:t xml:space="preserve">others are the Draft pane’s AI back-check, the Overlay’s BDRC scan</w:t>
+      </w:r>
+      <w:r>
+        <w:rPr>
+          <w:i/>
+          <w:iCs/>
+        </w:rPr>
+        <w:t xml:space="preserve"> </w:t>
+      </w:r>
+      <w:r>
+        <w:rPr>
+          <w:i/>
+          <w:iCs/>
+        </w:rPr>
+        <w:t xml:space="preserve">viewer, and the Scan pane’s OCR-model downloads; everything else</w:t>
+      </w:r>
+      <w:r>
+        <w:rPr>
+          <w:i/>
+          <w:iCs/>
+        </w:rPr>
+        <w:t xml:space="preserve"> </w:t>
+      </w:r>
+      <w:r>
+        <w:rPr>
+          <w:i/>
+          <w:iCs/>
+        </w:rPr>
+        <w:t xml:space="preserve">runs fully offline.</w:t>
       </w:r>
     </w:p>
     <w:bookmarkStart w:id="87" w:name="what-it-is-and-what-it-costs"/>
@@ -38808,13 +38842,19 @@
         </w:numPr>
       </w:pPr>
       <w:r>
-        <w:t xml:space="preserve">the build line (C++20, the Qt version, 38 automated test</w:t>
-      </w:r>
-      <w:r>
-        <w:t xml:space="preserve"> </w:t>
-      </w:r>
-      <w:r>
-        <w:t xml:space="preserve">batteries, runs fully offline), a contact email link, and a</w:t>
+        <w:t xml:space="preserve">the build line (C++20, the Qt version, the number of automated</w:t>
+      </w:r>
+      <w:r>
+        <w:t xml:space="preserve"> </w:t>
+      </w:r>
+      <w:r>
+        <w:t xml:space="preserve">test batteries — counted at build time, so it is always current</w:t>
+      </w:r>
+      <w:r>
+        <w:t xml:space="preserve"> </w:t>
+      </w:r>
+      <w:r>
+        <w:t xml:space="preserve">— runs fully offline), a contact email link, and a</w:t>
       </w:r>
       <w:r>
         <w:t xml:space="preserve"> </w:t>
@@ -40209,7 +40249,7 @@
         <w:t xml:space="preserve"> </w:t>
       </w:r>
       <w:r>
-        <w:t xml:space="preserve">and exercises them — 89 checks at this writing (the battery grows</w:t>
+        <w:t xml:space="preserve">and exercises them — 203 checks at this writing, 2026-08-20 (the battery grows</w:t>
       </w:r>
       <w:r>
         <w:t xml:space="preserve"> </w:t>
@@ -40294,7 +40334,13 @@
         <w:t xml:space="preserve"> </w:t>
       </w:r>
       <w:r>
-        <w:t xml:space="preserve">scenes, thirty-eight automated test batteries also run before any</w:t>
+        <w:t xml:space="preserve">scenes, fifty-five automated test batteries (as of 2026-08-20; the</w:t>
+      </w:r>
+      <w:r>
+        <w:t xml:space="preserve"> </w:t>
+      </w:r>
+      <w:r>
+        <w:t xml:space="preserve">count grows with every feature) also run before any</w:t>
       </w:r>
       <w:r>
         <w:t xml:space="preserve"> </w:t>

--- a/docs/distribution/USER_MANUAL.docx
+++ b/docs/distribution/USER_MANUAL.docx
@@ -24584,7 +24584,7 @@
         <w:t xml:space="preserve"> </w:t>
       </w:r>
       <w:r>
-        <w:t xml:space="preserve">“Input → Scan”</w:t>
+        <w:t xml:space="preserve">“Input → OCR”</w:t>
       </w:r>
       <w:r>
         <w:t xml:space="preserve"> </w:t>
@@ -24622,7 +24622,7 @@
           <w:b/>
           <w:bCs/>
         </w:rPr>
-        <w:t xml:space="preserve">Scan</w:t>
+        <w:t xml:space="preserve">OCR</w:t>
       </w:r>
       <w:r>
         <w:t xml:space="preserve"> </w:t>
@@ -28709,7 +28709,7 @@
           <w:b/>
           <w:bCs/>
         </w:rPr>
-        <w:t xml:space="preserve">Input → Scan</w:t>
+        <w:t xml:space="preserve">Input → OCR</w:t>
       </w:r>
       <w:r>
         <w:t xml:space="preserve">.</w:t>
@@ -35379,7 +35379,25 @@
         <w:t xml:space="preserve"> </w:t>
       </w:r>
       <w:r>
-        <w:t xml:space="preserve">The ten kinds, and what each means:</w:t>
+        <w:t xml:space="preserve">The form offers ten kinds (two more ride the channel from</w:t>
+      </w:r>
+      <w:r>
+        <w:t xml:space="preserve"> </w:t>
+      </w:r>
+      <w:r>
+        <w:t xml:space="preserve">elsewhere: spelling flags filed by the Overlay’s doubt marks,</w:t>
+      </w:r>
+      <w:r>
+        <w:t xml:space="preserve"> </w:t>
+      </w:r>
+      <w:r>
+        <w:t xml:space="preserve">and catalog identities filed from the Catalog pane’s</w:t>
+      </w:r>
+      <w:r>
+        <w:t xml:space="preserve"> </w:t>
+      </w:r>
+      <w:r>
+        <w:t xml:space="preserve">suggested-identity card). The ten, and what each means:</w:t>
       </w:r>
     </w:p>
     <w:p>

--- a/docs/distribution/USER_MANUAL.docx
+++ b/docs/distribution/USER_MANUAL.docx
@@ -9573,7 +9573,56 @@
         <w:pStyle w:val="FirstParagraph"/>
       </w:pPr>
       <w:r>
-        <w:t xml:space="preserve">The info panel’s</w:t>
+        <w:t xml:space="preserve">Three ways in: the visible</w:t>
+      </w:r>
+      <w:r>
+        <w:t xml:space="preserve"> </w:t>
+      </w:r>
+      <w:r>
+        <w:rPr>
+          <w:b/>
+          <w:bCs/>
+        </w:rPr>
+        <w:t xml:space="preserve">Survey…</w:t>
+      </w:r>
+      <w:r>
+        <w:t xml:space="preserve"> </w:t>
+      </w:r>
+      <w:r>
+        <w:t xml:space="preserve">button in the Library’s</w:t>
+      </w:r>
+      <w:r>
+        <w:t xml:space="preserve"> </w:t>
+      </w:r>
+      <w:r>
+        <w:t xml:space="preserve">control row,</w:t>
+      </w:r>
+      <w:r>
+        <w:t xml:space="preserve"> </w:t>
+      </w:r>
+      <w:r>
+        <w:rPr>
+          <w:b/>
+          <w:bCs/>
+        </w:rPr>
+        <w:t xml:space="preserve">Maintenance… → Translator’s survey (selected</w:t>
+      </w:r>
+      <w:r>
+        <w:rPr>
+          <w:b/>
+          <w:bCs/>
+        </w:rPr>
+        <w:t xml:space="preserve"> </w:t>
+      </w:r>
+      <w:r>
+        <w:rPr>
+          <w:b/>
+          <w:bCs/>
+        </w:rPr>
+        <w:t xml:space="preserve">text)</w:t>
+      </w:r>
+      <w:r>
+        <w:t xml:space="preserve">, and the info panel’s</w:t>
       </w:r>
       <w:r>
         <w:t xml:space="preserve"> </w:t>
@@ -9589,7 +9638,13 @@
         <w:t xml:space="preserve"> </w:t>
       </w:r>
       <w:r>
-        <w:t xml:space="preserve">link answers the</w:t>
+        <w:t xml:space="preserve">link — all</w:t>
+      </w:r>
+      <w:r>
+        <w:t xml:space="preserve"> </w:t>
+      </w:r>
+      <w:r>
+        <w:t xml:space="preserve">three read the selected text. The survey answers the</w:t>
       </w:r>
       <w:r>
         <w:t xml:space="preserve"> </w:t>

--- a/docs/distribution/USER_MANUAL.docx
+++ b/docs/distribution/USER_MANUAL.docx
@@ -40920,6 +40920,96 @@
       </w:r>
       <w:r>
         <w:t xml:space="preserve">rows that open the recording at the timecode;</w:t>
+      </w:r>
+    </w:p>
+    <w:p>
+      <w:pPr>
+        <w:pStyle w:val="Compact"/>
+        <w:numPr>
+          <w:ilvl w:val="0"/>
+          <w:numId w:val="1119"/>
+        </w:numPr>
+      </w:pPr>
+      <w:r>
+        <w:rPr>
+          <w:b/>
+          <w:bCs/>
+        </w:rPr>
+        <w:t xml:space="preserve">📎 apparatus</w:t>
+      </w:r>
+      <w:r>
+        <w:t xml:space="preserve"> </w:t>
+      </w:r>
+      <w:r>
+        <w:t xml:space="preserve">rows — the published footnotes and</w:t>
+      </w:r>
+      <w:r>
+        <w:t xml:space="preserve"> </w:t>
+      </w:r>
+      <w:r>
+        <w:t xml:space="preserve">bibliography entries;</w:t>
+      </w:r>
+    </w:p>
+    <w:p>
+      <w:pPr>
+        <w:pStyle w:val="Compact"/>
+        <w:numPr>
+          <w:ilvl w:val="0"/>
+          <w:numId w:val="1119"/>
+        </w:numPr>
+      </w:pPr>
+      <w:r>
+        <w:rPr>
+          <w:b/>
+          <w:bCs/>
+        </w:rPr>
+        <w:t xml:space="preserve">👤 person</w:t>
+      </w:r>
+      <w:r>
+        <w:t xml:space="preserve"> </w:t>
+      </w:r>
+      <w:r>
+        <w:t xml:space="preserve">rows — the authors layer: type any part of a</w:t>
+      </w:r>
+      <w:r>
+        <w:t xml:space="preserve"> </w:t>
+      </w:r>
+      <w:r>
+        <w:t xml:space="preserve">name (</w:t>
+      </w:r>
+      <w:r>
+        <w:rPr>
+          <w:i/>
+          <w:iCs/>
+        </w:rPr>
+        <w:t xml:space="preserve">gzhon nu dpal</w:t>
+      </w:r>
+      <w:r>
+        <w:t xml:space="preserve">, an anglicized fragment, a BDRC variant)</w:t>
+      </w:r>
+      <w:r>
+        <w:t xml:space="preserve"> </w:t>
+      </w:r>
+      <w:r>
+        <w:t xml:space="preserve">and matching authors appear with their dates and catalog work</w:t>
+      </w:r>
+      <w:r>
+        <w:t xml:space="preserve"> </w:t>
+      </w:r>
+      <w:r>
+        <w:t xml:space="preserve">count; Enter opens the person’s BDRC page (with Treasury of</w:t>
+      </w:r>
+      <w:r>
+        <w:t xml:space="preserve"> </w:t>
+      </w:r>
+      <w:r>
+        <w:t xml:space="preserve">Lives where linked). Their works surface right below through</w:t>
+      </w:r>
+      <w:r>
+        <w:t xml:space="preserve"> </w:t>
+      </w:r>
+      <w:r>
+        <w:t xml:space="preserve">the file lane — the same query finds both;</w:t>
       </w:r>
     </w:p>
     <w:p>

--- a/docs/distribution/USER_MANUAL.docx
+++ b/docs/distribution/USER_MANUAL.docx
@@ -2974,7 +2974,19 @@
               <w:pStyle w:val="Compact"/>
             </w:pPr>
             <w:r>
-              <w:t xml:space="preserve">the 84000 translation glossary block on the card — reference only, clearly labeled, with its link back to the original entry</w:t>
+              <w:t xml:space="preserve">the 84000 translation glossary block on the card — reference only, clearly labeled, with its link back to the original entry and (since the 2026-08-20 merge of 84000’s official live glossary)</w:t>
+            </w:r>
+            <w:r>
+              <w:t xml:space="preserve"> </w:t>
+            </w:r>
+            <w:r>
+              <w:t xml:space="preserve">“attested in”</w:t>
+            </w:r>
+            <w:r>
+              <w:t xml:space="preserve"> </w:t>
+            </w:r>
+            <w:r>
+              <w:t xml:space="preserve">links to the published works that carry the term</w:t>
             </w:r>
           </w:p>
         </w:tc>
@@ -13119,6 +13131,116 @@
       </w:r>
       <w:r>
         <w:t xml:space="preserve">to see its corpus concordance.</w:t>
+      </w:r>
+    </w:p>
+    <w:p>
+      <w:pPr>
+        <w:pStyle w:val="BodyText"/>
+      </w:pPr>
+      <w:r>
+        <w:t xml:space="preserve">Below the corpus hits, the concordance shows</w:t>
+      </w:r>
+      <w:r>
+        <w:t xml:space="preserve"> </w:t>
+      </w:r>
+      <w:r>
+        <w:rPr>
+          <w:b/>
+          <w:bCs/>
+        </w:rPr>
+        <w:t xml:space="preserve">84000 Translation</w:t>
+      </w:r>
+      <w:r>
+        <w:rPr>
+          <w:b/>
+          <w:bCs/>
+        </w:rPr>
+        <w:t xml:space="preserve"> </w:t>
+      </w:r>
+      <w:r>
+        <w:rPr>
+          <w:b/>
+          <w:bCs/>
+        </w:rPr>
+        <w:t xml:space="preserve">Memory comparanda</w:t>
+      </w:r>
+      <w:r>
+        <w:t xml:space="preserve"> </w:t>
+      </w:r>
+      <w:r>
+        <w:t xml:space="preserve">— up to five aligned Tibetan–English segments</w:t>
+      </w:r>
+      <w:r>
+        <w:t xml:space="preserve"> </w:t>
+      </w:r>
+      <w:r>
+        <w:t xml:space="preserve">from 84000’s published canon translations (400,745 segments across</w:t>
+      </w:r>
+      <w:r>
+        <w:t xml:space="preserve"> </w:t>
+      </w:r>
+      <w:r>
+        <w:t xml:space="preserve">388 Kangyur/Tengyur texts, CC BY 4.0 per 84000’s own Terms of Use;</w:t>
+      </w:r>
+      <w:r>
+        <w:t xml:space="preserve"> </w:t>
+      </w:r>
+      <w:r>
+        <w:t xml:space="preserve">ingested 2026-08-20). Each carries its Tohoku number, Degé folio</w:t>
+      </w:r>
+      <w:r>
+        <w:t xml:space="preserve"> </w:t>
+      </w:r>
+      <w:r>
+        <w:t xml:space="preserve">where the source records it, and a link to the full translation at</w:t>
+      </w:r>
+      <w:r>
+        <w:t xml:space="preserve"> </w:t>
+      </w:r>
+      <w:r>
+        <w:t xml:space="preserve">84000.co. These are</w:t>
+      </w:r>
+      <w:r>
+        <w:t xml:space="preserve"> </w:t>
+      </w:r>
+      <w:r>
+        <w:rPr>
+          <w:i/>
+          <w:iCs/>
+        </w:rPr>
+        <w:t xml:space="preserve">published-translation comparanda, reference</w:t>
+      </w:r>
+      <w:r>
+        <w:rPr>
+          <w:i/>
+          <w:iCs/>
+        </w:rPr>
+        <w:t xml:space="preserve"> </w:t>
+      </w:r>
+      <w:r>
+        <w:rPr>
+          <w:i/>
+          <w:iCs/>
+        </w:rPr>
+        <w:t xml:space="preserve">only</w:t>
+      </w:r>
+      <w:r>
+        <w:t xml:space="preserve"> </w:t>
+      </w:r>
+      <w:r>
+        <w:t xml:space="preserve">— another team’s renderings beside Geshe Michael’s, never</w:t>
+      </w:r>
+      <w:r>
+        <w:t xml:space="preserve"> </w:t>
+      </w:r>
+      <w:r>
+        <w:t xml:space="preserve">mixed with them. The first concordance click after an update</w:t>
+      </w:r>
+      <w:r>
+        <w:t xml:space="preserve"> </w:t>
+      </w:r>
+      <w:r>
+        <w:t xml:space="preserve">builds the search index (a few seconds); after that it’s instant.</w:t>
       </w:r>
     </w:p>
     <w:bookmarkEnd w:id="54"/>

--- a/docs/distribution/USER_MANUAL.docx
+++ b/docs/distribution/USER_MANUAL.docx
@@ -1102,7 +1102,7 @@
     </w:p>
     <w:bookmarkEnd w:id="9"/>
     <w:bookmarkEnd w:id="10"/>
-    <w:bookmarkStart w:id="70" w:name="part-one-read-translate"/>
+    <w:bookmarkStart w:id="71" w:name="part-one-read-translate"/>
     <w:p>
       <w:pPr>
         <w:pStyle w:val="Heading1"/>
@@ -12631,7 +12631,7 @@
     </w:p>
     <w:bookmarkEnd w:id="51"/>
     <w:bookmarkEnd w:id="52"/>
-    <w:bookmarkStart w:id="61" w:name="draft"/>
+    <w:bookmarkStart w:id="62" w:name="draft"/>
     <w:p>
       <w:pPr>
         <w:pStyle w:val="Heading2"/>
@@ -14555,8 +14555,165 @@
       </w:r>
     </w:p>
     <w:bookmarkEnd w:id="60"/>
+    <w:bookmarkStart w:id="61" w:name="Xd7c0ea1706c22788b77acab58342a3ab578cff8"/>
+    <w:p>
+      <w:pPr>
+        <w:pStyle w:val="Heading3"/>
+      </w:pPr>
+      <w:r>
+        <w:t xml:space="preserve">The Apparatus pane — the published bank itself</w:t>
+      </w:r>
+    </w:p>
+    <w:p>
+      <w:pPr>
+        <w:pStyle w:val="FirstParagraph"/>
+      </w:pPr>
+      <w:r>
+        <w:t xml:space="preserve">The</w:t>
+      </w:r>
+      <w:r>
+        <w:t xml:space="preserve"> </w:t>
+      </w:r>
+      <w:r>
+        <w:rPr>
+          <w:b/>
+          <w:bCs/>
+        </w:rPr>
+        <w:t xml:space="preserve">Apparatus</w:t>
+      </w:r>
+      <w:r>
+        <w:t xml:space="preserve"> </w:t>
+      </w:r>
+      <w:r>
+        <w:t xml:space="preserve">pane (same Translate group) is the bank the</w:t>
+      </w:r>
+      <w:r>
+        <w:t xml:space="preserve"> </w:t>
+      </w:r>
+      <w:r>
+        <w:t xml:space="preserve">search box reaches: all 2,234 published footnotes and the</w:t>
+      </w:r>
+      <w:r>
+        <w:t xml:space="preserve"> </w:t>
+      </w:r>
+      <w:r>
+        <w:t xml:space="preserve">bibliography, scrollable and searchable, official tier only —</w:t>
+      </w:r>
+      <w:r>
+        <w:t xml:space="preserve"> </w:t>
+      </w:r>
+      <w:r>
+        <w:t xml:space="preserve">what shipped in the released volumes, nothing pending.</w:t>
+      </w:r>
+    </w:p>
+    <w:p>
+      <w:pPr>
+        <w:pStyle w:val="BodyText"/>
+      </w:pPr>
+      <w:r>
+        <w:t xml:space="preserve">Under a footnote’s text you may see</w:t>
+      </w:r>
+      <w:r>
+        <w:t xml:space="preserve"> </w:t>
+      </w:r>
+      <w:r>
+        <w:rPr>
+          <w:b/>
+          <w:bCs/>
+        </w:rPr>
+        <w:t xml:space="preserve">TIBETAN NAMED IN THIS</w:t>
+      </w:r>
+      <w:r>
+        <w:rPr>
+          <w:b/>
+          <w:bCs/>
+        </w:rPr>
+        <w:t xml:space="preserve"> </w:t>
+      </w:r>
+      <w:r>
+        <w:rPr>
+          <w:b/>
+          <w:bCs/>
+        </w:rPr>
+        <w:t xml:space="preserve">NOTE</w:t>
+      </w:r>
+      <w:r>
+        <w:t xml:space="preserve"> </w:t>
+      </w:r>
+      <w:r>
+        <w:t xml:space="preserve">— the Tibetan term(s) the note is talking about, each in</w:t>
+      </w:r>
+      <w:r>
+        <w:t xml:space="preserve"> </w:t>
+      </w:r>
+      <w:r>
+        <w:t xml:space="preserve">Tibetan script with its wylie and the evidence it was located</w:t>
+      </w:r>
+      <w:r>
+        <w:t xml:space="preserve"> </w:t>
+      </w:r>
+      <w:r>
+        <w:t xml:space="preserve">from. These are</w:t>
+      </w:r>
+      <w:r>
+        <w:t xml:space="preserve"> </w:t>
+      </w:r>
+      <w:r>
+        <w:rPr>
+          <w:b/>
+          <w:bCs/>
+        </w:rPr>
+        <w:t xml:space="preserve">machine-located candidates, never a ruling</w:t>
+      </w:r>
+      <w:r>
+        <w:t xml:space="preserve">:</w:t>
+      </w:r>
+      <w:r>
+        <w:t xml:space="preserve"> </w:t>
+      </w:r>
+      <w:r>
+        <w:t xml:space="preserve">either the note itself quotes the Tibetan in its own body (the</w:t>
+      </w:r>
+      <w:r>
+        <w:t xml:space="preserve"> </w:t>
+      </w:r>
+      <w:r>
+        <w:t xml:space="preserve">evidence line shows that sentence), or — added 2026-08-20 —</w:t>
+      </w:r>
+      <w:r>
+        <w:t xml:space="preserve"> </w:t>
+      </w:r>
+      <w:r>
+        <w:t xml:space="preserve">Geshe Michael’s own English equivalent for a dictionary entry is</w:t>
+      </w:r>
+      <w:r>
+        <w:t xml:space="preserve"> </w:t>
+      </w:r>
+      <w:r>
+        <w:t xml:space="preserve">exactly this footnote’s lemma (the evidence names the gloss, its</w:t>
+      </w:r>
+      <w:r>
+        <w:t xml:space="preserve"> </w:t>
+      </w:r>
+      <w:r>
+        <w:t xml:space="preserve">tier, and marks PROVISIONAL tiers plainly). 252 of the 2,234</w:t>
+      </w:r>
+      <w:r>
+        <w:t xml:space="preserve"> </w:t>
+      </w:r>
+      <w:r>
+        <w:t xml:space="preserve">notes carry such candidates today; the rest stay honestly bare</w:t>
+      </w:r>
+      <w:r>
+        <w:t xml:space="preserve"> </w:t>
+      </w:r>
+      <w:r>
+        <w:t xml:space="preserve">rather than guessed at.</w:t>
+      </w:r>
+    </w:p>
     <w:bookmarkEnd w:id="61"/>
-    <w:bookmarkStart w:id="64" w:name="review"/>
+    <w:bookmarkEnd w:id="62"/>
+    <w:bookmarkStart w:id="65" w:name="review"/>
     <w:p>
       <w:pPr>
         <w:pStyle w:val="Heading2"/>
@@ -14591,7 +14748,7 @@
         <w:t xml:space="preserve">translator checking someone else’s finished draft.</w:t>
       </w:r>
     </w:p>
-    <w:bookmarkStart w:id="62" w:name="running-a-review"/>
+    <w:bookmarkStart w:id="63" w:name="running-a-review"/>
     <w:p>
       <w:pPr>
         <w:pStyle w:val="Heading3"/>
@@ -14729,8 +14886,8 @@
         <w:t xml:space="preserve">guides; you decide.</w:t>
       </w:r>
     </w:p>
-    <w:bookmarkEnd w:id="62"/>
-    <w:bookmarkStart w:id="63" w:name="reading-each-advisory-type"/>
+    <w:bookmarkEnd w:id="63"/>
+    <w:bookmarkStart w:id="64" w:name="reading-each-advisory-type"/>
     <w:p>
       <w:pPr>
         <w:pStyle w:val="Heading3"/>
@@ -15242,9 +15399,9 @@
         <w:t xml:space="preserve">you for any passage you want to see in context.</w:t>
       </w:r>
     </w:p>
-    <w:bookmarkEnd w:id="63"/>
     <w:bookmarkEnd w:id="64"/>
-    <w:bookmarkStart w:id="69" w:name="align"/>
+    <w:bookmarkEnd w:id="65"/>
+    <w:bookmarkStart w:id="70" w:name="align"/>
     <w:p>
       <w:pPr>
         <w:pStyle w:val="Heading2"/>
@@ -15307,7 +15464,7 @@
         <w:t xml:space="preserve">translator-authored word pairs.</w:t>
       </w:r>
     </w:p>
-    <w:bookmarkStart w:id="65" w:name="the-layout-4"/>
+    <w:bookmarkStart w:id="66" w:name="the-layout-4"/>
     <w:p>
       <w:pPr>
         <w:pStyle w:val="Heading3"/>
@@ -15336,8 +15493,8 @@
         <w:t xml:space="preserve">list showing every link made so far.</w:t>
       </w:r>
     </w:p>
-    <w:bookmarkEnd w:id="65"/>
-    <w:bookmarkStart w:id="66" w:name="loading-the-two-sides"/>
+    <w:bookmarkEnd w:id="66"/>
+    <w:bookmarkStart w:id="67" w:name="loading-the-two-sides"/>
     <w:p>
       <w:pPr>
         <w:pStyle w:val="Heading3"/>
@@ -15445,8 +15602,8 @@
         <w:t xml:space="preserve">so you can stop and resume across sessions.</w:t>
       </w:r>
     </w:p>
-    <w:bookmarkEnd w:id="66"/>
-    <w:bookmarkStart w:id="67" w:name="making-links"/>
+    <w:bookmarkEnd w:id="67"/>
+    <w:bookmarkStart w:id="68" w:name="making-links"/>
     <w:p>
       <w:pPr>
         <w:pStyle w:val="Heading3"/>
@@ -15860,8 +16017,8 @@
         <w:t xml:space="preserve">and the inner links nest green inside it.</w:t>
       </w:r>
     </w:p>
-    <w:bookmarkEnd w:id="67"/>
-    <w:bookmarkStart w:id="68" w:name="import-and-export"/>
+    <w:bookmarkEnd w:id="68"/>
+    <w:bookmarkStart w:id="69" w:name="import-and-export"/>
     <w:p>
       <w:pPr>
         <w:pStyle w:val="Heading3"/>
@@ -15978,10 +16135,10 @@
         <w:t xml:space="preserve">admits.</w:t>
       </w:r>
     </w:p>
-    <w:bookmarkEnd w:id="68"/>
     <w:bookmarkEnd w:id="69"/>
     <w:bookmarkEnd w:id="70"/>
-    <w:bookmarkStart w:id="98" w:name="part-two-research-learn"/>
+    <w:bookmarkEnd w:id="71"/>
+    <w:bookmarkStart w:id="99" w:name="part-two-research-learn"/>
     <w:p>
       <w:pPr>
         <w:pStyle w:val="Heading1"/>
@@ -16163,7 +16320,7 @@
         </w:pict>
       </w:r>
     </w:p>
-    <w:bookmarkStart w:id="76" w:name="search-gofer"/>
+    <w:bookmarkStart w:id="77" w:name="search-gofer"/>
     <w:p>
       <w:pPr>
         <w:pStyle w:val="Heading2"/>
@@ -16278,7 +16435,7 @@
         <w:t xml:space="preserve">— where the hits appear.</w:t>
       </w:r>
     </w:p>
-    <w:bookmarkStart w:id="71" w:name="the-search-setting-tab-top-to-bottom"/>
+    <w:bookmarkStart w:id="72" w:name="the-search-setting-tab-top-to-bottom"/>
     <w:p>
       <w:pPr>
         <w:pStyle w:val="Heading3"/>
@@ -16854,8 +17011,8 @@
         <w:t xml:space="preserve">interrupts a long folder search.</w:t>
       </w:r>
     </w:p>
-    <w:bookmarkEnd w:id="71"/>
-    <w:bookmarkStart w:id="72" w:name="worked-example-two-terms-near-each-other"/>
+    <w:bookmarkEnd w:id="72"/>
+    <w:bookmarkStart w:id="73" w:name="worked-example-two-terms-near-each-other"/>
     <w:p>
       <w:pPr>
         <w:pStyle w:val="Heading3"/>
@@ -17516,8 +17673,8 @@
         <w:t xml:space="preserve">same text, at any distance.</w:t>
       </w:r>
     </w:p>
-    <w:bookmarkEnd w:id="72"/>
-    <w:bookmarkStart w:id="73" w:name="saving-a-search-and-the-saved-search-tab"/>
+    <w:bookmarkEnd w:id="73"/>
+    <w:bookmarkStart w:id="74" w:name="saving-a-search-and-the-saved-search-tab"/>
     <w:p>
       <w:pPr>
         <w:pStyle w:val="Heading3"/>
@@ -17694,8 +17851,8 @@
         <w:t xml:space="preserve">saved search. Saved searches persist across restarts.</w:t>
       </w:r>
     </w:p>
-    <w:bookmarkEnd w:id="73"/>
-    <w:bookmarkStart w:id="74" w:name="the-citation-web"/>
+    <w:bookmarkEnd w:id="74"/>
+    <w:bookmarkStart w:id="75" w:name="the-citation-web"/>
     <w:p>
       <w:pPr>
         <w:pStyle w:val="Heading3"/>
@@ -17770,8 +17927,8 @@
         <w:t xml:space="preserve">root text, a prayer book and the sadhana it feeds.</w:t>
       </w:r>
     </w:p>
-    <w:bookmarkEnd w:id="74"/>
-    <w:bookmarkStart w:id="75" w:name="X8710ea58633d2f50b4710084158e84b13ea90ce"/>
+    <w:bookmarkEnd w:id="75"/>
+    <w:bookmarkStart w:id="76" w:name="X8710ea58633d2f50b4710084158e84b13ea90ce"/>
     <w:p>
       <w:pPr>
         <w:pStyle w:val="Heading3"/>
@@ -17982,9 +18139,9 @@
         </w:pict>
       </w:r>
     </w:p>
-    <w:bookmarkEnd w:id="75"/>
     <w:bookmarkEnd w:id="76"/>
-    <w:bookmarkStart w:id="80" w:name="lookup"/>
+    <w:bookmarkEnd w:id="77"/>
+    <w:bookmarkStart w:id="81" w:name="lookup"/>
     <w:p>
       <w:pPr>
         <w:pStyle w:val="Heading2"/>
@@ -18033,7 +18190,7 @@
         <w:t xml:space="preserve">area. On the left: the Tibetan-order browser (below).</w:t>
       </w:r>
     </w:p>
-    <w:bookmarkStart w:id="77" w:name="looking-a-word-up-every-input-form"/>
+    <w:bookmarkStart w:id="78" w:name="looking-a-word-up-every-input-form"/>
     <w:p>
       <w:pPr>
         <w:pStyle w:val="Heading3"/>
@@ -18743,8 +18900,8 @@
         <w:t xml:space="preserve">the note is always there.</w:t>
       </w:r>
     </w:p>
-    <w:bookmarkEnd w:id="77"/>
-    <w:bookmarkStart w:id="78" w:name="reading-a-result-card"/>
+    <w:bookmarkEnd w:id="78"/>
+    <w:bookmarkStart w:id="79" w:name="reading-a-result-card"/>
     <w:p>
       <w:pPr>
         <w:pStyle w:val="Heading3"/>
@@ -19638,8 +19795,8 @@
         <w:t xml:space="preserve">official data without the authority’s ruling.</w:t>
       </w:r>
     </w:p>
-    <w:bookmarkEnd w:id="78"/>
-    <w:bookmarkStart w:id="79" w:name="browsing-in-tibetan-order"/>
+    <w:bookmarkEnd w:id="79"/>
+    <w:bookmarkStart w:id="80" w:name="browsing-in-tibetan-order"/>
     <w:p>
       <w:pPr>
         <w:pStyle w:val="Heading3"/>
@@ -19844,9 +20001,9 @@
         <w:t xml:space="preserve">redistributed.</w:t>
       </w:r>
     </w:p>
-    <w:bookmarkEnd w:id="79"/>
     <w:bookmarkEnd w:id="80"/>
-    <w:bookmarkStart w:id="83" w:name="sanskrit"/>
+    <w:bookmarkEnd w:id="81"/>
+    <w:bookmarkStart w:id="84" w:name="sanskrit"/>
     <w:p>
       <w:pPr>
         <w:pStyle w:val="Heading2"/>
@@ -19895,7 +20052,7 @@
         <w:t xml:space="preserve">classical Tibetan.</w:t>
       </w:r>
     </w:p>
-    <w:bookmarkStart w:id="81" w:name="the-input-and-the-analyze-cascade"/>
+    <w:bookmarkStart w:id="82" w:name="the-input-and-the-analyze-cascade"/>
     <w:p>
       <w:pPr>
         <w:pStyle w:val="Heading3"/>
@@ -20666,8 +20823,8 @@
         <w:t xml:space="preserve">the term. A link only; nothing ingested.</w:t>
       </w:r>
     </w:p>
-    <w:bookmarkEnd w:id="81"/>
-    <w:bookmarkStart w:id="82" w:name="sanskrit-ocr"/>
+    <w:bookmarkEnd w:id="82"/>
+    <w:bookmarkStart w:id="83" w:name="sanskrit-ocr"/>
     <w:p>
       <w:pPr>
         <w:pStyle w:val="Heading3"/>
@@ -20834,9 +20991,9 @@
         </w:pict>
       </w:r>
     </w:p>
-    <w:bookmarkEnd w:id="82"/>
     <w:bookmarkEnd w:id="83"/>
-    <w:bookmarkStart w:id="86" w:name="convert"/>
+    <w:bookmarkEnd w:id="84"/>
+    <w:bookmarkStart w:id="87" w:name="convert"/>
     <w:p>
       <w:pPr>
         <w:pStyle w:val="Heading2"/>
@@ -20857,7 +21014,7 @@
         <w:t xml:space="preserve">Research → Convert. Every writing system, and time itself.</w:t>
       </w:r>
     </w:p>
-    <w:bookmarkStart w:id="84" w:name="Xfee2202bec075b0087386cc9bf4154f86663279"/>
+    <w:bookmarkStart w:id="85" w:name="Xfee2202bec075b0087386cc9bf4154f86663279"/>
     <w:p>
       <w:pPr>
         <w:pStyle w:val="Heading3"/>
@@ -21249,8 +21406,8 @@
         <w:t xml:space="preserve">everything it recognizes.</w:t>
       </w:r>
     </w:p>
-    <w:bookmarkEnd w:id="84"/>
-    <w:bookmarkStart w:id="85" w:name="Xa675b90fe9bd6cb991af96d422c9161823b68c6"/>
+    <w:bookmarkEnd w:id="85"/>
+    <w:bookmarkStart w:id="86" w:name="Xa675b90fe9bd6cb991af96d422c9161823b68c6"/>
     <w:p>
       <w:pPr>
         <w:pStyle w:val="Heading3"/>
@@ -22009,9 +22166,9 @@
         <w:t xml:space="preserve">converter never sees them.</w:t>
       </w:r>
     </w:p>
-    <w:bookmarkEnd w:id="85"/>
     <w:bookmarkEnd w:id="86"/>
-    <w:bookmarkStart w:id="91" w:name="analysis"/>
+    <w:bookmarkEnd w:id="87"/>
+    <w:bookmarkStart w:id="92" w:name="analysis"/>
     <w:p>
       <w:pPr>
         <w:pStyle w:val="Heading2"/>
@@ -22088,7 +22245,7 @@
         <w:t xml:space="preserve">runs fully offline.</w:t>
       </w:r>
     </w:p>
-    <w:bookmarkStart w:id="87" w:name="what-it-is-and-what-it-costs"/>
+    <w:bookmarkStart w:id="88" w:name="what-it-is-and-what-it-costs"/>
     <w:p>
       <w:pPr>
         <w:pStyle w:val="Heading3"/>
@@ -22278,8 +22435,8 @@
         <w:t xml:space="preserve">).</w:t>
       </w:r>
     </w:p>
-    <w:bookmarkEnd w:id="87"/>
-    <w:bookmarkStart w:id="88" w:name="running-an-analysis"/>
+    <w:bookmarkEnd w:id="88"/>
+    <w:bookmarkStart w:id="89" w:name="running-an-analysis"/>
     <w:p>
       <w:pPr>
         <w:pStyle w:val="Heading3"/>
@@ -22456,8 +22613,8 @@
         <w:t xml:space="preserve">it is written.</w:t>
       </w:r>
     </w:p>
-    <w:bookmarkEnd w:id="88"/>
-    <w:bookmarkStart w:id="89" w:name="the-eighteen-sections"/>
+    <w:bookmarkEnd w:id="89"/>
+    <w:bookmarkStart w:id="90" w:name="the-eighteen-sections"/>
     <w:p>
       <w:pPr>
         <w:pStyle w:val="Heading3"/>
@@ -22738,8 +22895,8 @@
         <w:t xml:space="preserve">may match the master’s English, never compose it in his name.</w:t>
       </w:r>
     </w:p>
-    <w:bookmarkEnd w:id="89"/>
-    <w:bookmarkStart w:id="90" w:name="the-qc-panel-and-saving"/>
+    <w:bookmarkEnd w:id="90"/>
+    <w:bookmarkStart w:id="91" w:name="the-qc-panel-and-saving"/>
     <w:p>
       <w:pPr>
         <w:pStyle w:val="Heading3"/>
@@ -22906,9 +23063,9 @@
         </w:pict>
       </w:r>
     </w:p>
-    <w:bookmarkEnd w:id="90"/>
     <w:bookmarkEnd w:id="91"/>
-    <w:bookmarkStart w:id="94" w:name="trainer"/>
+    <w:bookmarkEnd w:id="92"/>
+    <w:bookmarkStart w:id="95" w:name="trainer"/>
     <w:p>
       <w:pPr>
         <w:pStyle w:val="Heading2"/>
@@ -22957,7 +23114,7 @@
         <w:t xml:space="preserve">answers.</w:t>
       </w:r>
     </w:p>
-    <w:bookmarkStart w:id="92" w:name="loading-a-passage"/>
+    <w:bookmarkStart w:id="93" w:name="loading-a-passage"/>
     <w:p>
       <w:pPr>
         <w:pStyle w:val="Heading3"/>
@@ -23168,8 +23325,8 @@
         <w:t xml:space="preserve">transliteration, at any time, with all layers intact.</w:t>
       </w:r>
     </w:p>
-    <w:bookmarkEnd w:id="92"/>
-    <w:bookmarkStart w:id="93" w:name="the-six-reveal-layers"/>
+    <w:bookmarkEnd w:id="93"/>
+    <w:bookmarkStart w:id="94" w:name="the-six-reveal-layers"/>
     <w:p>
       <w:pPr>
         <w:pStyle w:val="Heading3"/>
@@ -23741,9 +23898,9 @@
         </w:pict>
       </w:r>
     </w:p>
-    <w:bookmarkEnd w:id="93"/>
     <w:bookmarkEnd w:id="94"/>
-    <w:bookmarkStart w:id="97" w:name="drills"/>
+    <w:bookmarkEnd w:id="95"/>
+    <w:bookmarkStart w:id="98" w:name="drills"/>
     <w:p>
       <w:pPr>
         <w:pStyle w:val="Heading2"/>
@@ -23840,7 +23997,7 @@
         <w:t xml:space="preserve">Geshe Michael’s own text. Engine guidance is labeled guidance.</w:t>
       </w:r>
     </w:p>
-    <w:bookmarkStart w:id="95" w:name="the-controls"/>
+    <w:bookmarkStart w:id="96" w:name="the-controls"/>
     <w:p>
       <w:pPr>
         <w:pStyle w:val="Heading3"/>
@@ -24090,8 +24247,8 @@
         <w:t xml:space="preserve">and words you miss most.</w:t>
       </w:r>
     </w:p>
-    <w:bookmarkEnd w:id="95"/>
-    <w:bookmarkStart w:id="96" w:name="the-six-drill-types-one-by-one"/>
+    <w:bookmarkEnd w:id="96"/>
+    <w:bookmarkStart w:id="97" w:name="the-six-drill-types-one-by-one"/>
     <w:p>
       <w:pPr>
         <w:pStyle w:val="Heading3"/>
@@ -24623,10 +24780,10 @@
         <w:t xml:space="preserve">course and line.</w:t>
       </w:r>
     </w:p>
-    <w:bookmarkEnd w:id="96"/>
     <w:bookmarkEnd w:id="97"/>
     <w:bookmarkEnd w:id="98"/>
-    <w:bookmarkStart w:id="99" w:name="Xb1c61f2f22faa6d75e24a930d8bcbaa39aa5802"/>
+    <w:bookmarkEnd w:id="99"/>
+    <w:bookmarkStart w:id="100" w:name="Xb1c61f2f22faa6d75e24a930d8bcbaa39aa5802"/>
     <w:p>
       <w:pPr>
         <w:pStyle w:val="Heading1"/>
@@ -24847,8 +25004,8 @@
         </w:pict>
       </w:r>
     </w:p>
-    <w:bookmarkEnd w:id="99"/>
-    <w:bookmarkStart w:id="108" w:name="chapter-12-the-input-pane-input-input"/>
+    <w:bookmarkEnd w:id="100"/>
+    <w:bookmarkStart w:id="109" w:name="chapter-12-the-input-pane-input-input"/>
     <w:p>
       <w:pPr>
         <w:pStyle w:val="Heading1"/>
@@ -25024,7 +25181,7 @@
         <w:t xml:space="preserve">just did.</w:t>
       </w:r>
     </w:p>
-    <w:bookmarkStart w:id="100" w:name="the-toolbar-control-by-control"/>
+    <w:bookmarkStart w:id="101" w:name="the-toolbar-control-by-control"/>
     <w:p>
       <w:pPr>
         <w:pStyle w:val="Heading2"/>
@@ -25916,8 +26073,8 @@
         <w:t xml:space="preserve">models component — every standard team build has it.)</w:t>
       </w:r>
     </w:p>
-    <w:bookmarkEnd w:id="100"/>
-    <w:bookmarkStart w:id="101" w:name="tutorial-your-first-page"/>
+    <w:bookmarkEnd w:id="101"/>
+    <w:bookmarkStart w:id="102" w:name="tutorial-your-first-page"/>
     <w:p>
       <w:pPr>
         <w:pStyle w:val="Heading2"/>
@@ -26279,8 +26436,8 @@
         <w:t xml:space="preserve">checker handles full texts.)</w:t>
       </w:r>
     </w:p>
-    <w:bookmarkEnd w:id="101"/>
-    <w:bookmarkStart w:id="102" w:name="X9c7f26b0d28d10cf9c0e20ebfe8eb255c0db295"/>
+    <w:bookmarkEnd w:id="102"/>
+    <w:bookmarkStart w:id="103" w:name="X9c7f26b0d28d10cf9c0e20ebfe8eb255c0db295"/>
     <w:p>
       <w:pPr>
         <w:pStyle w:val="Heading2"/>
@@ -26633,8 +26790,8 @@
         <w:t xml:space="preserve">is exported.</w:t>
       </w:r>
     </w:p>
-    <w:bookmarkEnd w:id="102"/>
-    <w:bookmarkStart w:id="103" w:name="scan-follows-typing-in-detail"/>
+    <w:bookmarkEnd w:id="103"/>
+    <w:bookmarkStart w:id="104" w:name="scan-follows-typing-in-detail"/>
     <w:p>
       <w:pPr>
         <w:pStyle w:val="Heading2"/>
@@ -26788,8 +26945,8 @@
         <w:t xml:space="preserve">13, §13.2 tells you where the models go.</w:t>
       </w:r>
     </w:p>
-    <w:bookmarkEnd w:id="103"/>
-    <w:bookmarkStart w:id="104" w:name="the-next-folio-button"/>
+    <w:bookmarkEnd w:id="104"/>
+    <w:bookmarkStart w:id="105" w:name="the-next-folio-button"/>
     <w:p>
       <w:pPr>
         <w:pStyle w:val="Heading2"/>
@@ -27108,8 +27265,8 @@
         <w:t xml:space="preserve">waits on the next line, ready for side 5A’s first line of text.</w:t>
       </w:r>
     </w:p>
-    <w:bookmarkEnd w:id="104"/>
-    <w:bookmarkStart w:id="105" w:name="X1de8c505b8c2bfdf7d7a40bb868ed5ca0918f39"/>
+    <w:bookmarkEnd w:id="105"/>
+    <w:bookmarkStart w:id="106" w:name="X1de8c505b8c2bfdf7d7a40bb868ed5ca0918f39"/>
     <w:p>
       <w:pPr>
         <w:pStyle w:val="Heading2"/>
@@ -27496,8 +27653,8 @@
         <w:t xml:space="preserve">points you to the Scan pane’s download instructions.</w:t>
       </w:r>
     </w:p>
-    <w:bookmarkEnd w:id="105"/>
-    <w:bookmarkStart w:id="106" w:name="Xf797da2f6ff88a43b427ccebf1a76b3f3a819a4"/>
+    <w:bookmarkEnd w:id="106"/>
+    <w:bookmarkStart w:id="107" w:name="Xf797da2f6ff88a43b427ccebf1a76b3f3a819a4"/>
     <w:p>
       <w:pPr>
         <w:pStyle w:val="Heading2"/>
@@ -28030,8 +28187,8 @@
         <w:t xml:space="preserve">you to split it first, and says so in the status line.</w:t>
       </w:r>
     </w:p>
-    <w:bookmarkEnd w:id="106"/>
-    <w:bookmarkStart w:id="107" w:name="save-exporting-the-work"/>
+    <w:bookmarkEnd w:id="107"/>
+    <w:bookmarkStart w:id="108" w:name="save-exporting-the-work"/>
     <w:p>
       <w:pPr>
         <w:pStyle w:val="Heading2"/>
@@ -28250,9 +28407,9 @@
         </w:pict>
       </w:r>
     </w:p>
-    <w:bookmarkEnd w:id="107"/>
     <w:bookmarkEnd w:id="108"/>
-    <w:bookmarkStart w:id="116" w:name="chapter-13-the-ocr-pane-input-ocr"/>
+    <w:bookmarkEnd w:id="109"/>
+    <w:bookmarkStart w:id="117" w:name="chapter-13-the-ocr-pane-input-ocr"/>
     <w:p>
       <w:pPr>
         <w:pStyle w:val="Heading1"/>
@@ -28453,7 +28610,7 @@
         <w:t xml:space="preserve">underneath, where the recognized lines render.</w:t>
       </w:r>
     </w:p>
-    <w:bookmarkStart w:id="109" w:name="the-toolbar-control-by-control-1"/>
+    <w:bookmarkStart w:id="110" w:name="the-toolbar-control-by-control-1"/>
     <w:p>
       <w:pPr>
         <w:pStyle w:val="Heading2"/>
@@ -28753,8 +28910,8 @@
         <w:t xml:space="preserve">scanned volume), one output file per page. See §13.7.</w:t>
       </w:r>
     </w:p>
-    <w:bookmarkEnd w:id="109"/>
-    <w:bookmarkStart w:id="110" w:name="one-time-setup-the-models"/>
+    <w:bookmarkEnd w:id="110"/>
+    <w:bookmarkStart w:id="111" w:name="one-time-setup-the-models"/>
     <w:p>
       <w:pPr>
         <w:pStyle w:val="Heading2"/>
@@ -28857,8 +29014,8 @@
         <w:t xml:space="preserve">place.)</w:t>
       </w:r>
     </w:p>
-    <w:bookmarkEnd w:id="110"/>
-    <w:bookmarkStart w:id="111" w:name="tutorial-recognize-a-page"/>
+    <w:bookmarkEnd w:id="111"/>
+    <w:bookmarkStart w:id="112" w:name="tutorial-recognize-a-page"/>
     <w:p>
       <w:pPr>
         <w:pStyle w:val="Heading2"/>
@@ -29310,8 +29467,8 @@
         <w:t xml:space="preserve">yourself. Click other words to move the highlight around.</w:t>
       </w:r>
     </w:p>
-    <w:bookmarkEnd w:id="111"/>
-    <w:bookmarkStart w:id="112" w:name="X7d749f93979a18d30ddff0b95a97b84dc085818"/>
+    <w:bookmarkEnd w:id="112"/>
+    <w:bookmarkStart w:id="113" w:name="X7d749f93979a18d30ddff0b95a97b84dc085818"/>
     <w:p>
       <w:pPr>
         <w:pStyle w:val="Heading2"/>
@@ -29398,8 +29555,8 @@
         <w:t xml:space="preserve">Untick the box to clear the overlays.</w:t>
       </w:r>
     </w:p>
-    <w:bookmarkEnd w:id="112"/>
-    <w:bookmarkStart w:id="113" w:name="the-illustration-gallery-folder-mode"/>
+    <w:bookmarkEnd w:id="113"/>
+    <w:bookmarkStart w:id="114" w:name="the-illustration-gallery-folder-mode"/>
     <w:p>
       <w:pPr>
         <w:pStyle w:val="Heading2"/>
@@ -29783,8 +29940,8 @@
         <w:t xml:space="preserve">linked volume’s already-cached BDRC pages — see Part One.)</w:t>
       </w:r>
     </w:p>
-    <w:bookmarkEnd w:id="113"/>
-    <w:bookmarkStart w:id="114" w:name="save-to-ocr_out"/>
+    <w:bookmarkEnd w:id="114"/>
+    <w:bookmarkStart w:id="115" w:name="save-to-ocr_out"/>
     <w:p>
       <w:pPr>
         <w:pStyle w:val="Heading2"/>
@@ -29890,8 +30047,8 @@
         <w:t xml:space="preserve">mistake recognition output for verified text.</w:t>
       </w:r>
     </w:p>
-    <w:bookmarkEnd w:id="114"/>
-    <w:bookmarkStart w:id="115" w:name="batch-folder-a-whole-volume"/>
+    <w:bookmarkEnd w:id="115"/>
+    <w:bookmarkStart w:id="116" w:name="batch-folder-a-whole-volume"/>
     <w:p>
       <w:pPr>
         <w:pStyle w:val="Heading2"/>
@@ -30145,9 +30302,9 @@
         </w:pict>
       </w:r>
     </w:p>
-    <w:bookmarkEnd w:id="115"/>
     <w:bookmarkEnd w:id="116"/>
-    <w:bookmarkStart w:id="137" w:name="X3a20423a134726120338426e69aa3db63b45769"/>
+    <w:bookmarkEnd w:id="117"/>
+    <w:bookmarkStart w:id="138" w:name="X3a20423a134726120338426e69aa3db63b45769"/>
     <w:p>
       <w:pPr>
         <w:pStyle w:val="Heading1"/>
@@ -30381,7 +30538,7 @@
         <w:t xml:space="preserve">).</w:t>
       </w:r>
     </w:p>
-    <w:bookmarkStart w:id="117" w:name="choosing-the-folders"/>
+    <w:bookmarkStart w:id="118" w:name="choosing-the-folders"/>
     <w:p>
       <w:pPr>
         <w:pStyle w:val="Heading2"/>
@@ -30470,8 +30627,8 @@
         <w:t xml:space="preserve">the work is where you left it.</w:t>
       </w:r>
     </w:p>
-    <w:bookmarkEnd w:id="117"/>
-    <w:bookmarkStart w:id="118" w:name="reading-the-census-lines"/>
+    <w:bookmarkEnd w:id="118"/>
+    <w:bookmarkStart w:id="119" w:name="reading-the-census-lines"/>
     <w:p>
       <w:pPr>
         <w:pStyle w:val="Heading2"/>
@@ -30616,8 +30773,8 @@
         <w:t xml:space="preserve">cataloger must take from scratch.</w:t>
       </w:r>
     </w:p>
-    <w:bookmarkEnd w:id="118"/>
-    <w:bookmarkStart w:id="119" w:name="X0ec65733cb9a8b14076c5739bc6f729ff2bee49"/>
+    <w:bookmarkEnd w:id="119"/>
+    <w:bookmarkStart w:id="120" w:name="X0ec65733cb9a8b14076c5739bc6f729ff2bee49"/>
     <w:p>
       <w:pPr>
         <w:pStyle w:val="Heading2"/>
@@ -30732,8 +30889,8 @@
         <w:t xml:space="preserve">capped with the cap stated.)</w:t>
       </w:r>
     </w:p>
-    <w:bookmarkEnd w:id="119"/>
-    <w:bookmarkStart w:id="120" w:name="X1295776d5b6a729f02e0b377961eb06cdd0acda"/>
+    <w:bookmarkEnd w:id="120"/>
+    <w:bookmarkStart w:id="121" w:name="X1295776d5b6a729f02e0b377961eb06cdd0acda"/>
     <w:p>
       <w:pPr>
         <w:pStyle w:val="Heading2"/>
@@ -31144,8 +31301,8 @@
         <w:t xml:space="preserve">test run, so they cannot quietly drift.</w:t>
       </w:r>
     </w:p>
-    <w:bookmarkEnd w:id="120"/>
-    <w:bookmarkStart w:id="121" w:name="the-bibliography-audit"/>
+    <w:bookmarkEnd w:id="121"/>
+    <w:bookmarkStart w:id="122" w:name="the-bibliography-audit"/>
     <w:p>
       <w:pPr>
         <w:pStyle w:val="Heading2"/>
@@ -31434,8 +31591,8 @@
         <w:t xml:space="preserve">to whoever is asked to check.</w:t>
       </w:r>
     </w:p>
-    <w:bookmarkEnd w:id="121"/>
-    <w:bookmarkStart w:id="122" w:name="suggested-splits-the-chop-assist"/>
+    <w:bookmarkEnd w:id="122"/>
+    <w:bookmarkStart w:id="123" w:name="suggested-splits-the-chop-assist"/>
     <w:p>
       <w:pPr>
         <w:pStyle w:val="Heading2"/>
@@ -31744,8 +31901,8 @@
         <w:t xml:space="preserve">eye; that is the design, not a shortcoming.</w:t>
       </w:r>
     </w:p>
-    <w:bookmarkEnd w:id="122"/>
-    <w:bookmarkStart w:id="123" w:name="compose-name-the-house-filename-grammar"/>
+    <w:bookmarkEnd w:id="123"/>
+    <w:bookmarkStart w:id="124" w:name="compose-name-the-house-filename-grammar"/>
     <w:p>
       <w:pPr>
         <w:pStyle w:val="Heading2"/>
@@ -32087,8 +32244,8 @@
         <w:t xml:space="preserve">the clipboard for use anywhere else.</w:t>
       </w:r>
     </w:p>
-    <w:bookmarkEnd w:id="123"/>
-    <w:bookmarkStart w:id="124" w:name="Xc3da32da1a61a0fb7f05659e871b74bf55f1927"/>
+    <w:bookmarkEnd w:id="124"/>
+    <w:bookmarkStart w:id="125" w:name="Xc3da32da1a61a0fb7f05659e871b74bf55f1927"/>
     <w:p>
       <w:pPr>
         <w:pStyle w:val="Heading2"/>
@@ -32338,8 +32495,8 @@
         <w:t xml:space="preserve">official catalog — the catalog changes only through data releases.</w:t>
       </w:r>
     </w:p>
-    <w:bookmarkEnd w:id="124"/>
-    <w:bookmarkStart w:id="125" w:name="Xa8ae9900fc8f21a20f51f345a745156279254ad"/>
+    <w:bookmarkEnd w:id="125"/>
+    <w:bookmarkStart w:id="126" w:name="Xa8ae9900fc8f21a20f51f345a745156279254ad"/>
     <w:p>
       <w:pPr>
         <w:pStyle w:val="Heading2"/>
@@ -32574,8 +32731,8 @@
         <w:t xml:space="preserve">and a near whole-title match surfaces for about 62%.</w:t>
       </w:r>
     </w:p>
-    <w:bookmarkEnd w:id="125"/>
-    <w:bookmarkStart w:id="126" w:name="compare-trees-the-divergence-audit"/>
+    <w:bookmarkEnd w:id="126"/>
+    <w:bookmarkStart w:id="127" w:name="compare-trees-the-divergence-audit"/>
     <w:p>
       <w:pPr>
         <w:pStyle w:val="Heading2"/>
@@ -32797,8 +32954,8 @@
         <w:t xml:space="preserve">nothing.</w:t>
       </w:r>
     </w:p>
-    <w:bookmarkEnd w:id="126"/>
-    <w:bookmarkStart w:id="127" w:name="tohoku-numbers-and-colophon-candidates"/>
+    <w:bookmarkEnd w:id="127"/>
+    <w:bookmarkStart w:id="128" w:name="tohoku-numbers-and-colophon-candidates"/>
     <w:p>
       <w:pPr>
         <w:pStyle w:val="Heading2"/>
@@ -33034,8 +33191,8 @@
         <w:t xml:space="preserve">machine locates the evidence; reading it is the cataloger’s work.</w:t>
       </w:r>
     </w:p>
-    <w:bookmarkEnd w:id="127"/>
-    <w:bookmarkStart w:id="128" w:name="provenance-banner-and-the-cleanup-lane"/>
+    <w:bookmarkEnd w:id="128"/>
+    <w:bookmarkStart w:id="129" w:name="provenance-banner-and-the-cleanup-lane"/>
     <w:p>
       <w:pPr>
         <w:pStyle w:val="Heading2"/>
@@ -33300,8 +33457,8 @@
         <w:t xml:space="preserve">western-paginated typed books flagged — the signal works.</w:t>
       </w:r>
     </w:p>
-    <w:bookmarkEnd w:id="128"/>
-    <w:bookmarkStart w:id="129" w:name="load-register-the-three-states"/>
+    <w:bookmarkEnd w:id="129"/>
+    <w:bookmarkStart w:id="130" w:name="load-register-the-three-states"/>
     <w:p>
       <w:pPr>
         <w:pStyle w:val="Heading2"/>
@@ -33517,8 +33674,8 @@
         <w:t xml:space="preserve">plain warning that it does not.</w:t>
       </w:r>
     </w:p>
-    <w:bookmarkEnd w:id="129"/>
-    <w:bookmarkStart w:id="130" w:name="the-change-log-stamp"/>
+    <w:bookmarkEnd w:id="130"/>
+    <w:bookmarkStart w:id="131" w:name="the-change-log-stamp"/>
     <w:p>
       <w:pPr>
         <w:pStyle w:val="Heading2"/>
@@ -33652,8 +33809,8 @@
         <w:t xml:space="preserve">panel.</w:t>
       </w:r>
     </w:p>
-    <w:bookmarkEnd w:id="130"/>
-    <w:bookmarkStart w:id="131" w:name="move-to-shelf-the-handoff"/>
+    <w:bookmarkEnd w:id="131"/>
+    <w:bookmarkStart w:id="132" w:name="move-to-shelf-the-handoff"/>
     <w:p>
       <w:pPr>
         <w:pStyle w:val="Heading2"/>
@@ -33951,8 +34108,8 @@
         <w:t xml:space="preserve">destination count rises, and the work is visibly further along.</w:t>
       </w:r>
     </w:p>
-    <w:bookmarkEnd w:id="131"/>
-    <w:bookmarkStart w:id="132" w:name="the-worksheet"/>
+    <w:bookmarkEnd w:id="132"/>
+    <w:bookmarkStart w:id="133" w:name="the-worksheet"/>
     <w:p>
       <w:pPr>
         <w:pStyle w:val="Heading2"/>
@@ -34262,8 +34419,8 @@
         <w:t xml:space="preserve">spreadsheet — which remains the team’s master.</w:t>
       </w:r>
     </w:p>
-    <w:bookmarkEnd w:id="132"/>
-    <w:bookmarkStart w:id="133" w:name="propose-this-identity-the-routing"/>
+    <w:bookmarkEnd w:id="133"/>
+    <w:bookmarkStart w:id="134" w:name="propose-this-identity-the-routing"/>
     <w:p>
       <w:pPr>
         <w:pStyle w:val="Heading2"/>
@@ -34460,8 +34617,8 @@
         <w:t xml:space="preserve">real answer: there is no machine identity to propose.</w:t>
       </w:r>
     </w:p>
-    <w:bookmarkEnd w:id="133"/>
-    <w:bookmarkStart w:id="134" w:name="qc-intake-the-two-quality-lanes"/>
+    <w:bookmarkEnd w:id="134"/>
+    <w:bookmarkStart w:id="135" w:name="qc-intake-the-two-quality-lanes"/>
     <w:p>
       <w:pPr>
         <w:pStyle w:val="Heading2"/>
@@ -34693,8 +34850,8 @@
         <w:t xml:space="preserve">battery re-measures this on every test run.</w:t>
       </w:r>
     </w:p>
-    <w:bookmarkEnd w:id="134"/>
-    <w:bookmarkStart w:id="135" w:name="X3be440718c2fb96da287412f93f33579e0e8f33"/>
+    <w:bookmarkEnd w:id="135"/>
+    <w:bookmarkStart w:id="136" w:name="X3be440718c2fb96da287412f93f33579e0e8f33"/>
     <w:p>
       <w:pPr>
         <w:pStyle w:val="Heading2"/>
@@ -34953,8 +35110,8 @@
         <w:t xml:space="preserve">human confirms every move.</w:t>
       </w:r>
     </w:p>
-    <w:bookmarkEnd w:id="135"/>
-    <w:bookmarkStart w:id="136" w:name="what-the-workflow-will-do-next"/>
+    <w:bookmarkEnd w:id="136"/>
+    <w:bookmarkStart w:id="137" w:name="what-the-workflow-will-do-next"/>
     <w:p>
       <w:pPr>
         <w:pStyle w:val="Heading2"/>
@@ -35002,9 +35159,9 @@
         </w:pict>
       </w:r>
     </w:p>
-    <w:bookmarkEnd w:id="136"/>
     <w:bookmarkEnd w:id="137"/>
-    <w:bookmarkStart w:id="142" w:name="X9ec64eb07a85eae9b98de9b923277db2a2eae83"/>
+    <w:bookmarkEnd w:id="138"/>
+    <w:bookmarkStart w:id="143" w:name="X9ec64eb07a85eae9b98de9b923277db2a2eae83"/>
     <w:p>
       <w:pPr>
         <w:pStyle w:val="Heading1"/>
@@ -35183,7 +35340,7 @@
         <w:t xml:space="preserve">button with its results area below.</w:t>
       </w:r>
     </w:p>
-    <w:bookmarkStart w:id="138" w:name="one-time-identity-setup"/>
+    <w:bookmarkStart w:id="139" w:name="one-time-identity-setup"/>
     <w:p>
       <w:pPr>
         <w:pStyle w:val="Heading2"/>
@@ -35497,8 +35654,8 @@
         <w:t xml:space="preserve">change them in either place, they are one and the same.</w:t>
       </w:r>
     </w:p>
-    <w:bookmarkEnd w:id="138"/>
-    <w:bookmarkStart w:id="139" w:name="making-a-proposal"/>
+    <w:bookmarkEnd w:id="139"/>
+    <w:bookmarkStart w:id="140" w:name="making-a-proposal"/>
     <w:p>
       <w:pPr>
         <w:pStyle w:val="Heading2"/>
@@ -36185,8 +36342,8 @@
         <w:t xml:space="preserve">— done. It now waits for the ruling.</w:t>
       </w:r>
     </w:p>
-    <w:bookmarkEnd w:id="139"/>
-    <w:bookmarkStart w:id="140" w:name="the-other-ways-proposals-get-filed"/>
+    <w:bookmarkEnd w:id="140"/>
+    <w:bookmarkStart w:id="141" w:name="the-other-ways-proposals-get-filed"/>
     <w:p>
       <w:pPr>
         <w:pStyle w:val="Heading2"/>
@@ -36342,8 +36499,8 @@
         <w:t xml:space="preserve">ruling time — see §15.4.</w:t>
       </w:r>
     </w:p>
-    <w:bookmarkEnd w:id="140"/>
-    <w:bookmarkStart w:id="141" w:name="my-proposals-what-happened"/>
+    <w:bookmarkEnd w:id="141"/>
+    <w:bookmarkStart w:id="142" w:name="my-proposals-what-happened"/>
     <w:p>
       <w:pPr>
         <w:pStyle w:val="Heading2"/>
@@ -36534,9 +36691,9 @@
         </w:pict>
       </w:r>
     </w:p>
-    <w:bookmarkEnd w:id="141"/>
     <w:bookmarkEnd w:id="142"/>
-    <w:bookmarkStart w:id="149" w:name="Xf87a93a906d220c467310f12d976bb46122eb07"/>
+    <w:bookmarkEnd w:id="143"/>
+    <w:bookmarkStart w:id="150" w:name="Xf87a93a906d220c467310f12d976bb46122eb07"/>
     <w:p>
       <w:pPr>
         <w:pStyle w:val="Heading1"/>
@@ -36738,7 +36895,7 @@
         <w:t xml:space="preserve">it the queue itself.</w:t>
       </w:r>
     </w:p>
-    <w:bookmarkStart w:id="143" w:name="reading-the-queue"/>
+    <w:bookmarkStart w:id="144" w:name="reading-the-queue"/>
     <w:p>
       <w:pPr>
         <w:pStyle w:val="Heading2"/>
@@ -36980,8 +37137,8 @@
         <w:t xml:space="preserve">proposals folder in the Propose tab first.”</w:t>
       </w:r>
     </w:p>
-    <w:bookmarkEnd w:id="143"/>
-    <w:bookmarkStart w:id="144" w:name="ruling-on-an-item"/>
+    <w:bookmarkEnd w:id="144"/>
+    <w:bookmarkStart w:id="145" w:name="ruling-on-an-item"/>
     <w:p>
       <w:pPr>
         <w:pStyle w:val="Heading2"/>
@@ -37265,8 +37422,8 @@
         <w:t xml:space="preserve">takes the queue as it stands.</w:t>
       </w:r>
     </w:p>
-    <w:bookmarkEnd w:id="144"/>
-    <w:bookmarkStart w:id="145" w:name="what-each-ruling-actually-does"/>
+    <w:bookmarkEnd w:id="145"/>
+    <w:bookmarkStart w:id="146" w:name="what-each-ruling-actually-does"/>
     <w:p>
       <w:pPr>
         <w:pStyle w:val="Heading2"/>
@@ -37676,8 +37833,8 @@
         <w:t xml:space="preserve">a rejection; it is a positive ruling that teaches the software.</w:t>
       </w:r>
     </w:p>
-    <w:bookmarkEnd w:id="145"/>
-    <w:bookmarkStart w:id="146" w:name="the-kind-filter-one-category-per-sitting"/>
+    <w:bookmarkEnd w:id="146"/>
+    <w:bookmarkStart w:id="147" w:name="the-kind-filter-one-category-per-sitting"/>
     <w:p>
       <w:pPr>
         <w:pStyle w:val="Heading2"/>
@@ -37849,8 +38006,8 @@
         <w:t xml:space="preserve">delivers their proposals to your disk in the background).</w:t>
       </w:r>
     </w:p>
-    <w:bookmarkEnd w:id="146"/>
-    <w:bookmarkStart w:id="147" w:name="export-approved-dictionary-candidates"/>
+    <w:bookmarkEnd w:id="147"/>
+    <w:bookmarkStart w:id="148" w:name="export-approved-dictionary-candidates"/>
     <w:p>
       <w:pPr>
         <w:pStyle w:val="Heading2"/>
@@ -38075,8 +38232,8 @@
         <w:t xml:space="preserve">candidate.</w:t>
       </w:r>
     </w:p>
-    <w:bookmarkEnd w:id="147"/>
-    <w:bookmarkStart w:id="148" w:name="the-rulings-archive"/>
+    <w:bookmarkEnd w:id="148"/>
+    <w:bookmarkStart w:id="149" w:name="the-rulings-archive"/>
     <w:p>
       <w:pPr>
         <w:pStyle w:val="Heading2"/>
@@ -38196,9 +38353,9 @@
         </w:pict>
       </w:r>
     </w:p>
-    <w:bookmarkEnd w:id="148"/>
     <w:bookmarkEnd w:id="149"/>
-    <w:bookmarkStart w:id="160" w:name="chapter-17-the-app-itself"/>
+    <w:bookmarkEnd w:id="150"/>
+    <w:bookmarkStart w:id="161" w:name="chapter-17-the-app-itself"/>
     <w:p>
       <w:pPr>
         <w:pStyle w:val="Heading1"/>
@@ -38221,7 +38378,7 @@
         <w:t xml:space="preserve">a whole rather than to any one pane.</w:t>
       </w:r>
     </w:p>
-    <w:bookmarkStart w:id="150" w:name="the-window-seven-workflow-groups"/>
+    <w:bookmarkStart w:id="151" w:name="the-window-seven-workflow-groups"/>
     <w:p>
       <w:pPr>
         <w:pStyle w:val="Heading2"/>
@@ -38562,8 +38719,8 @@
         <w:t xml:space="preserve">authority role, and carries a live pending count on its tab.)</w:t>
       </w:r>
     </w:p>
-    <w:bookmarkEnd w:id="150"/>
-    <w:bookmarkStart w:id="151" w:name="the-menu-bar-mirrors-the-window"/>
+    <w:bookmarkEnd w:id="151"/>
+    <w:bookmarkStart w:id="152" w:name="the-menu-bar-mirrors-the-window"/>
     <w:p>
       <w:pPr>
         <w:pStyle w:val="Heading2"/>
@@ -38823,8 +38980,8 @@
         <w:t xml:space="preserve">system can literally point at any feature in the app.</w:t>
       </w:r>
     </w:p>
-    <w:bookmarkEnd w:id="151"/>
-    <w:bookmarkStart w:id="152" w:name="X4072019ae30f7b50793bf783af980ededa378c4"/>
+    <w:bookmarkEnd w:id="152"/>
+    <w:bookmarkStart w:id="153" w:name="X4072019ae30f7b50793bf783af980ededa378c4"/>
     <w:p>
       <w:pPr>
         <w:pStyle w:val="Heading2"/>
@@ -39354,8 +39511,8 @@
         <w:t xml:space="preserve">section.</w:t>
       </w:r>
     </w:p>
-    <w:bookmarkEnd w:id="152"/>
-    <w:bookmarkStart w:id="153" w:name="the-settings-dialog-every-field"/>
+    <w:bookmarkEnd w:id="153"/>
+    <w:bookmarkStart w:id="154" w:name="the-settings-dialog-every-field"/>
     <w:p>
       <w:pPr>
         <w:pStyle w:val="Heading2"/>
@@ -39768,8 +39925,8 @@
         <w:t xml:space="preserve">writes them all.</w:t>
       </w:r>
     </w:p>
-    <w:bookmarkEnd w:id="153"/>
-    <w:bookmarkStart w:id="154" w:name="the-help-window"/>
+    <w:bookmarkEnd w:id="154"/>
+    <w:bookmarkStart w:id="155" w:name="the-help-window"/>
     <w:p>
       <w:pPr>
         <w:pStyle w:val="Heading2"/>
@@ -40233,8 +40390,8 @@
         <w:t xml:space="preserve">— you are standing in the Input pane.</w:t>
       </w:r>
     </w:p>
-    <w:bookmarkEnd w:id="154"/>
-    <w:bookmarkStart w:id="155" w:name="night-mode"/>
+    <w:bookmarkEnd w:id="155"/>
+    <w:bookmarkStart w:id="156" w:name="night-mode"/>
     <w:p>
       <w:pPr>
         <w:pStyle w:val="Heading2"/>
@@ -40279,8 +40436,8 @@
         <w:t xml:space="preserve">dark. It applies immediately and is remembered across launches.</w:t>
       </w:r>
     </w:p>
-    <w:bookmarkEnd w:id="155"/>
-    <w:bookmarkStart w:id="156" w:name="X2c349eb4ce50af7037642b129b0429d506e41d5"/>
+    <w:bookmarkEnd w:id="156"/>
+    <w:bookmarkStart w:id="157" w:name="X2c349eb4ce50af7037642b129b0429d506e41d5"/>
     <w:p>
       <w:pPr>
         <w:pStyle w:val="Heading2"/>
@@ -40383,8 +40540,8 @@
         <w:t xml:space="preserve">stays set up.</w:t>
       </w:r>
     </w:p>
-    <w:bookmarkEnd w:id="156"/>
-    <w:bookmarkStart w:id="157" w:name="the-self-test-selftest"/>
+    <w:bookmarkEnd w:id="157"/>
+    <w:bookmarkStart w:id="158" w:name="the-self-test-selftest"/>
     <w:p>
       <w:pPr>
         <w:pStyle w:val="Heading2"/>
@@ -40591,8 +40748,8 @@
         <w:t xml:space="preserve">never compose it.</w:t>
       </w:r>
     </w:p>
-    <w:bookmarkEnd w:id="157"/>
-    <w:bookmarkStart w:id="158" w:name="help-troubleshooting"/>
+    <w:bookmarkEnd w:id="158"/>
+    <w:bookmarkStart w:id="159" w:name="help-troubleshooting"/>
     <w:p>
       <w:pPr>
         <w:pStyle w:val="Heading2"/>
@@ -40833,8 +40990,8 @@
         <w:t xml:space="preserve">confirmation; texts and data untouched; next launch.</w:t>
       </w:r>
     </w:p>
-    <w:bookmarkEnd w:id="158"/>
-    <w:bookmarkStart w:id="159" w:name="hunt-everywhere-k"/>
+    <w:bookmarkEnd w:id="159"/>
+    <w:bookmarkStart w:id="160" w:name="hunt-everywhere-k"/>
     <w:p>
       <w:pPr>
         <w:pStyle w:val="Heading2"/>
@@ -41232,8 +41389,8 @@
         <w:t xml:space="preserve">panes — the palette only saves you the walk.</w:t>
       </w:r>
     </w:p>
-    <w:bookmarkEnd w:id="159"/>
     <w:bookmarkEnd w:id="160"/>
+    <w:bookmarkEnd w:id="161"/>
     <w:sectPr>
       <w:footnotePr>
         <w:numRestart w:val="eachSect"/>

--- a/docs/distribution/USER_MANUAL.docx
+++ b/docs/distribution/USER_MANUAL.docx
@@ -809,7 +809,19 @@
         </w:numPr>
       </w:pPr>
       <w:r>
-        <w:t xml:space="preserve">14.20 What the workflow will do next</w:t>
+        <w:t xml:space="preserve">14.20 In-house access — sign in, stage, approve</w:t>
+      </w:r>
+    </w:p>
+    <w:p>
+      <w:pPr>
+        <w:pStyle w:val="Compact"/>
+        <w:numPr>
+          <w:ilvl w:val="1"/>
+          <w:numId w:val="1006"/>
+        </w:numPr>
+      </w:pPr>
+      <w:r>
+        <w:t xml:space="preserve">14.21 What the workflow will do next</w:t>
       </w:r>
     </w:p>
     <w:p>
@@ -30304,7 +30316,7 @@
     </w:p>
     <w:bookmarkEnd w:id="116"/>
     <w:bookmarkEnd w:id="117"/>
-    <w:bookmarkStart w:id="138" w:name="X3a20423a134726120338426e69aa3db63b45769"/>
+    <w:bookmarkStart w:id="139" w:name="X3a20423a134726120338426e69aa3db63b45769"/>
     <w:p>
       <w:pPr>
         <w:pStyle w:val="Heading1"/>
@@ -33863,6 +33875,70 @@
         <w:pStyle w:val="BodyText"/>
       </w:pPr>
       <w:r>
+        <w:t xml:space="preserve">Since the in-house access layer (14.20), what this button does</w:t>
+      </w:r>
+      <w:r>
+        <w:t xml:space="preserve"> </w:t>
+      </w:r>
+      <w:r>
+        <w:t xml:space="preserve">depends on your role: an</w:t>
+      </w:r>
+      <w:r>
+        <w:t xml:space="preserve"> </w:t>
+      </w:r>
+      <w:r>
+        <w:rPr>
+          <w:b/>
+          <w:bCs/>
+        </w:rPr>
+        <w:t xml:space="preserve">approver</w:t>
+      </w:r>
+      <w:r>
+        <w:t xml:space="preserve"> </w:t>
+      </w:r>
+      <w:r>
+        <w:t xml:space="preserve">moves directly, as described</w:t>
+      </w:r>
+      <w:r>
+        <w:t xml:space="preserve"> </w:t>
+      </w:r>
+      <w:r>
+        <w:t xml:space="preserve">here; a</w:t>
+      </w:r>
+      <w:r>
+        <w:t xml:space="preserve"> </w:t>
+      </w:r>
+      <w:r>
+        <w:rPr>
+          <w:b/>
+          <w:bCs/>
+        </w:rPr>
+        <w:t xml:space="preserve">cataloger’s</w:t>
+      </w:r>
+      <w:r>
+        <w:t xml:space="preserve"> </w:t>
+      </w:r>
+      <w:r>
+        <w:t xml:space="preserve">click stages the placement for approval</w:t>
+      </w:r>
+      <w:r>
+        <w:t xml:space="preserve"> </w:t>
+      </w:r>
+      <w:r>
+        <w:t xml:space="preserve">instead — nothing touches the official shelves until Geshe Michael</w:t>
+      </w:r>
+      <w:r>
+        <w:t xml:space="preserve"> </w:t>
+      </w:r>
+      <w:r>
+        <w:t xml:space="preserve">rules.</w:t>
+      </w:r>
+    </w:p>
+    <w:p>
+      <w:pPr>
+        <w:pStyle w:val="BodyText"/>
+      </w:pPr>
+      <w:r>
         <w:t xml:space="preserve">The move follows the house rules to the letter:</w:t>
       </w:r>
     </w:p>
@@ -35111,13 +35187,511 @@
       </w:r>
     </w:p>
     <w:bookmarkEnd w:id="136"/>
-    <w:bookmarkStart w:id="137" w:name="what-the-workflow-will-do-next"/>
+    <w:bookmarkStart w:id="137" w:name="in-house-access-sign-in-stage-approve"/>
     <w:p>
       <w:pPr>
         <w:pStyle w:val="Heading2"/>
       </w:pPr>
       <w:r>
-        <w:t xml:space="preserve">14.20 What the workflow will do next</w:t>
+        <w:t xml:space="preserve">14.20 In-house access — sign in, stage, approve</w:t>
+      </w:r>
+    </w:p>
+    <w:p>
+      <w:pPr>
+        <w:pStyle w:val="FirstParagraph"/>
+      </w:pPr>
+      <w:r>
+        <w:t xml:space="preserve">The cataloging workflow is</w:t>
+      </w:r>
+      <w:r>
+        <w:t xml:space="preserve"> </w:t>
+      </w:r>
+      <w:r>
+        <w:rPr>
+          <w:b/>
+          <w:bCs/>
+        </w:rPr>
+        <w:t xml:space="preserve">in-house only</w:t>
+      </w:r>
+      <w:r>
+        <w:t xml:space="preserve"> </w:t>
+      </w:r>
+      <w:r>
+        <w:t xml:space="preserve">(2026-08-20). Three</w:t>
+      </w:r>
+      <w:r>
+        <w:t xml:space="preserve"> </w:t>
+      </w:r>
+      <w:r>
+        <w:t xml:space="preserve">pieces make that real, all living inside one folder — the team’s</w:t>
+      </w:r>
+      <w:r>
+        <w:t xml:space="preserve"> </w:t>
+      </w:r>
+      <w:r>
+        <w:rPr>
+          <w:b/>
+          <w:bCs/>
+        </w:rPr>
+        <w:t xml:space="preserve">official library</w:t>
+      </w:r>
+      <w:r>
+        <w:t xml:space="preserve">, which should be the shared Dropbox-synced</w:t>
+      </w:r>
+      <w:r>
+        <w:t xml:space="preserve"> </w:t>
+      </w:r>
+      <w:r>
+        <w:t xml:space="preserve">folder everyone already uses. Because everything lives inside that</w:t>
+      </w:r>
+      <w:r>
+        <w:t xml:space="preserve"> </w:t>
+      </w:r>
+      <w:r>
+        <w:t xml:space="preserve">folder, Dropbox itself carries every staged file, every ledger row,</w:t>
+      </w:r>
+      <w:r>
+        <w:t xml:space="preserve"> </w:t>
+      </w:r>
+      <w:r>
+        <w:t xml:space="preserve">and every approved placement to the whole team; the app never talks</w:t>
+      </w:r>
+      <w:r>
+        <w:t xml:space="preserve"> </w:t>
+      </w:r>
+      <w:r>
+        <w:t xml:space="preserve">to Dropbox, it just works inside the folder Dropbox syncs.</w:t>
+      </w:r>
+    </w:p>
+    <w:p>
+      <w:pPr>
+        <w:pStyle w:val="BodyText"/>
+      </w:pPr>
+      <w:r>
+        <w:rPr>
+          <w:b/>
+          <w:bCs/>
+        </w:rPr>
+        <w:t xml:space="preserve">The roster and sign-in.</w:t>
+      </w:r>
+      <w:r>
+        <w:t xml:space="preserve"> </w:t>
+      </w:r>
+      <w:r>
+        <w:rPr>
+          <w:i/>
+          <w:iCs/>
+        </w:rPr>
+        <w:t xml:space="preserve">Official library…</w:t>
+      </w:r>
+      <w:r>
+        <w:t xml:space="preserve"> </w:t>
+      </w:r>
+      <w:r>
+        <w:t xml:space="preserve">points the pane at</w:t>
+      </w:r>
+      <w:r>
+        <w:t xml:space="preserve"> </w:t>
+      </w:r>
+      <w:r>
+        <w:t xml:space="preserve">the shared folder.</w:t>
+      </w:r>
+      <w:r>
+        <w:t xml:space="preserve"> </w:t>
+      </w:r>
+      <w:r>
+        <w:rPr>
+          <w:i/>
+          <w:iCs/>
+        </w:rPr>
+        <w:t xml:space="preserve">Team…</w:t>
+      </w:r>
+      <w:r>
+        <w:t xml:space="preserve"> </w:t>
+      </w:r>
+      <w:r>
+        <w:t xml:space="preserve">creates and manages</w:t>
+      </w:r>
+      <w:r>
+        <w:t xml:space="preserve"> </w:t>
+      </w:r>
+      <w:r>
+        <w:rPr>
+          <w:rStyle w:val="VerbatimChar"/>
+        </w:rPr>
+        <w:t xml:space="preserve">CATALOG_TEAM.tsv</w:t>
+      </w:r>
+      <w:r>
+        <w:t xml:space="preserve"> </w:t>
+      </w:r>
+      <w:r>
+        <w:t xml:space="preserve">inside it — who may use the workflow, and as whom. The first entry</w:t>
+      </w:r>
+      <w:r>
+        <w:t xml:space="preserve"> </w:t>
+      </w:r>
+      <w:r>
+        <w:t xml:space="preserve">created becomes the</w:t>
+      </w:r>
+      <w:r>
+        <w:t xml:space="preserve"> </w:t>
+      </w:r>
+      <w:r>
+        <w:rPr>
+          <w:b/>
+          <w:bCs/>
+        </w:rPr>
+        <w:t xml:space="preserve">admin</w:t>
+      </w:r>
+      <w:r>
+        <w:t xml:space="preserve"> </w:t>
+      </w:r>
+      <w:r>
+        <w:t xml:space="preserve">(that should be Adam); the admin adds</w:t>
+      </w:r>
+      <w:r>
+        <w:t xml:space="preserve"> </w:t>
+      </w:r>
+      <w:r>
+        <w:t xml:space="preserve">members, each with their own passphrase, and revokes access. Give</w:t>
+      </w:r>
+      <w:r>
+        <w:t xml:space="preserve"> </w:t>
+      </w:r>
+      <w:r>
+        <w:t xml:space="preserve">Geshe Michael the</w:t>
+      </w:r>
+      <w:r>
+        <w:t xml:space="preserve"> </w:t>
+      </w:r>
+      <w:r>
+        <w:rPr>
+          <w:b/>
+          <w:bCs/>
+        </w:rPr>
+        <w:t xml:space="preserve">approver</w:t>
+      </w:r>
+      <w:r>
+        <w:t xml:space="preserve"> </w:t>
+      </w:r>
+      <w:r>
+        <w:t xml:space="preserve">role. Until someone signs in, every</w:t>
+      </w:r>
+      <w:r>
+        <w:t xml:space="preserve"> </w:t>
+      </w:r>
+      <w:r>
+        <w:t xml:space="preserve">action button in the pane is disabled — browsing stays open, acting</w:t>
+      </w:r>
+      <w:r>
+        <w:t xml:space="preserve"> </w:t>
+      </w:r>
+      <w:r>
+        <w:t xml:space="preserve">does not. Honesty note: this is team discipline plus attribution</w:t>
+      </w:r>
+      <w:r>
+        <w:t xml:space="preserve"> </w:t>
+      </w:r>
+      <w:r>
+        <w:t xml:space="preserve">(salted passphrase hashes, every action signed with a name), not</w:t>
+      </w:r>
+      <w:r>
+        <w:t xml:space="preserve"> </w:t>
+      </w:r>
+      <w:r>
+        <w:t xml:space="preserve">cryptography — the Dropbox share itself is the real wall.</w:t>
+      </w:r>
+    </w:p>
+    <w:p>
+      <w:pPr>
+        <w:pStyle w:val="BodyText"/>
+      </w:pPr>
+      <w:r>
+        <w:rPr>
+          <w:b/>
+          <w:bCs/>
+        </w:rPr>
+        <w:t xml:space="preserve">Staging.</w:t>
+      </w:r>
+      <w:r>
+        <w:t xml:space="preserve"> </w:t>
+      </w:r>
+      <w:r>
+        <w:t xml:space="preserve">When a signed-in</w:t>
+      </w:r>
+      <w:r>
+        <w:t xml:space="preserve"> </w:t>
+      </w:r>
+      <w:r>
+        <w:rPr>
+          <w:b/>
+          <w:bCs/>
+        </w:rPr>
+        <w:t xml:space="preserve">cataloger</w:t>
+      </w:r>
+      <w:r>
+        <w:t xml:space="preserve"> </w:t>
+      </w:r>
+      <w:r>
+        <w:t xml:space="preserve">clicks</w:t>
+      </w:r>
+      <w:r>
+        <w:t xml:space="preserve"> </w:t>
+      </w:r>
+      <w:r>
+        <w:rPr>
+          <w:i/>
+          <w:iCs/>
+        </w:rPr>
+        <w:t xml:space="preserve">Move to</w:t>
+      </w:r>
+      <w:r>
+        <w:rPr>
+          <w:i/>
+          <w:iCs/>
+        </w:rPr>
+        <w:t xml:space="preserve"> </w:t>
+      </w:r>
+      <w:r>
+        <w:rPr>
+          <w:i/>
+          <w:iCs/>
+        </w:rPr>
+        <w:t xml:space="preserve">shelf…</w:t>
+      </w:r>
+      <w:r>
+        <w:t xml:space="preserve">, the file does not go onto the shelf. A</w:t>
+      </w:r>
+      <w:r>
+        <w:t xml:space="preserve"> </w:t>
+      </w:r>
+      <w:r>
+        <w:rPr>
+          <w:b/>
+          <w:bCs/>
+        </w:rPr>
+        <w:t xml:space="preserve">copy</w:t>
+      </w:r>
+      <w:r>
+        <w:t xml:space="preserve"> </w:t>
+      </w:r>
+      <w:r>
+        <w:t xml:space="preserve">goes into</w:t>
+      </w:r>
+      <w:r>
+        <w:t xml:space="preserve"> </w:t>
+      </w:r>
+      <w:r>
+        <w:rPr>
+          <w:rStyle w:val="VerbatimChar"/>
+        </w:rPr>
+        <w:t xml:space="preserve">AWAITING APPROVAL/</w:t>
+      </w:r>
+      <w:r>
+        <w:t xml:space="preserve"> </w:t>
+      </w:r>
+      <w:r>
+        <w:t xml:space="preserve">inside the official library (the mother copy</w:t>
+      </w:r>
+      <w:r>
+        <w:t xml:space="preserve"> </w:t>
+      </w:r>
+      <w:r>
+        <w:t xml:space="preserve">in the intake is untouched), under its proposed catalog name, and a</w:t>
+      </w:r>
+      <w:r>
+        <w:t xml:space="preserve"> </w:t>
+      </w:r>
+      <w:r>
+        <w:t xml:space="preserve">row is appended to</w:t>
+      </w:r>
+      <w:r>
+        <w:t xml:space="preserve"> </w:t>
+      </w:r>
+      <w:r>
+        <w:rPr>
+          <w:rStyle w:val="VerbatimChar"/>
+        </w:rPr>
+        <w:t xml:space="preserve">ACTIONS.tsv</w:t>
+      </w:r>
+      <w:r>
+        <w:t xml:space="preserve"> </w:t>
+      </w:r>
+      <w:r>
+        <w:t xml:space="preserve">beside it: who, when, which file,</w:t>
+      </w:r>
+      <w:r>
+        <w:t xml:space="preserve"> </w:t>
+      </w:r>
+      <w:r>
+        <w:t xml:space="preserve">which proposed shelf, and the evidence. The ledger is plain ASCII —</w:t>
+      </w:r>
+      <w:r>
+        <w:t xml:space="preserve"> </w:t>
+      </w:r>
+      <w:r>
+        <w:t xml:space="preserve">Geshe Michael can read the list of actions in any editor, forever.</w:t>
+      </w:r>
+    </w:p>
+    <w:p>
+      <w:pPr>
+        <w:pStyle w:val="BodyText"/>
+      </w:pPr>
+      <w:r>
+        <w:rPr>
+          <w:b/>
+          <w:bCs/>
+        </w:rPr>
+        <w:t xml:space="preserve">Approving.</w:t>
+      </w:r>
+      <w:r>
+        <w:t xml:space="preserve"> </w:t>
+      </w:r>
+      <w:r>
+        <w:rPr>
+          <w:i/>
+          <w:iCs/>
+        </w:rPr>
+        <w:t xml:space="preserve">Approvals…</w:t>
+      </w:r>
+      <w:r>
+        <w:t xml:space="preserve"> </w:t>
+      </w:r>
+      <w:r>
+        <w:t xml:space="preserve">shows the pending list — every staged</w:t>
+      </w:r>
+      <w:r>
+        <w:t xml:space="preserve"> </w:t>
+      </w:r>
+      <w:r>
+        <w:t xml:space="preserve">action with its actor, proposed name, proposed shelf, and evidence.</w:t>
+      </w:r>
+      <w:r>
+        <w:t xml:space="preserve"> </w:t>
+      </w:r>
+      <w:r>
+        <w:t xml:space="preserve">Anyone signed in can read it; only an</w:t>
+      </w:r>
+      <w:r>
+        <w:t xml:space="preserve"> </w:t>
+      </w:r>
+      <w:r>
+        <w:rPr>
+          <w:b/>
+          <w:bCs/>
+        </w:rPr>
+        <w:t xml:space="preserve">approver</w:t>
+      </w:r>
+      <w:r>
+        <w:t xml:space="preserve"> </w:t>
+      </w:r>
+      <w:r>
+        <w:t xml:space="preserve">(Geshe Michael)</w:t>
+      </w:r>
+      <w:r>
+        <w:t xml:space="preserve"> </w:t>
+      </w:r>
+      <w:r>
+        <w:t xml:space="preserve">can rule.</w:t>
+      </w:r>
+      <w:r>
+        <w:t xml:space="preserve"> </w:t>
+      </w:r>
+      <w:r>
+        <w:rPr>
+          <w:i/>
+          <w:iCs/>
+        </w:rPr>
+        <w:t xml:space="preserve">Approve</w:t>
+      </w:r>
+      <w:r>
+        <w:t xml:space="preserve"> </w:t>
+      </w:r>
+      <w:r>
+        <w:t xml:space="preserve">moves the staged file onto its proposed shelf</w:t>
+      </w:r>
+      <w:r>
+        <w:t xml:space="preserve"> </w:t>
+      </w:r>
+      <w:r>
+        <w:t xml:space="preserve">(the placement then syncs to the whole team);</w:t>
+      </w:r>
+      <w:r>
+        <w:t xml:space="preserve"> </w:t>
+      </w:r>
+      <w:r>
+        <w:rPr>
+          <w:i/>
+          <w:iCs/>
+        </w:rPr>
+        <w:t xml:space="preserve">Reject…</w:t>
+      </w:r>
+      <w:r>
+        <w:t xml:space="preserve"> </w:t>
+      </w:r>
+      <w:r>
+        <w:t xml:space="preserve">moves it to</w:t>
+      </w:r>
+      <w:r>
+        <w:t xml:space="preserve"> </w:t>
+      </w:r>
+      <w:r>
+        <w:rPr>
+          <w:rStyle w:val="VerbatimChar"/>
+        </w:rPr>
+        <w:t xml:space="preserve">AWAITING APPROVAL/REJECTED/</w:t>
+      </w:r>
+      <w:r>
+        <w:t xml:space="preserve"> </w:t>
+      </w:r>
+      <w:r>
+        <w:t xml:space="preserve">with the reason recorded in the</w:t>
+      </w:r>
+      <w:r>
+        <w:t xml:space="preserve"> </w:t>
+      </w:r>
+      <w:r>
+        <w:t xml:space="preserve">ledger — nothing is ever deleted. An approver’s own</w:t>
+      </w:r>
+      <w:r>
+        <w:t xml:space="preserve"> </w:t>
+      </w:r>
+      <w:r>
+        <w:rPr>
+          <w:i/>
+          <w:iCs/>
+        </w:rPr>
+        <w:t xml:space="preserve">Move to</w:t>
+      </w:r>
+      <w:r>
+        <w:rPr>
+          <w:i/>
+          <w:iCs/>
+        </w:rPr>
+        <w:t xml:space="preserve"> </w:t>
+      </w:r>
+      <w:r>
+        <w:rPr>
+          <w:i/>
+          <w:iCs/>
+        </w:rPr>
+        <w:t xml:space="preserve">shelf…</w:t>
+      </w:r>
+      <w:r>
+        <w:t xml:space="preserve"> </w:t>
+      </w:r>
+      <w:r>
+        <w:t xml:space="preserve">still acts directly, exactly as before.</w:t>
+      </w:r>
+    </w:p>
+    <w:bookmarkEnd w:id="137"/>
+    <w:bookmarkStart w:id="138" w:name="what-the-workflow-will-do-next"/>
+    <w:p>
+      <w:pPr>
+        <w:pStyle w:val="Heading2"/>
+      </w:pPr>
+      <w:r>
+        <w:t xml:space="preserve">14.21 What the workflow will do next</w:t>
       </w:r>
     </w:p>
     <w:p>
@@ -35159,9 +35733,9 @@
         </w:pict>
       </w:r>
     </w:p>
-    <w:bookmarkEnd w:id="137"/>
     <w:bookmarkEnd w:id="138"/>
-    <w:bookmarkStart w:id="143" w:name="X9ec64eb07a85eae9b98de9b923277db2a2eae83"/>
+    <w:bookmarkEnd w:id="139"/>
+    <w:bookmarkStart w:id="144" w:name="X9ec64eb07a85eae9b98de9b923277db2a2eae83"/>
     <w:p>
       <w:pPr>
         <w:pStyle w:val="Heading1"/>
@@ -35340,7 +35914,7 @@
         <w:t xml:space="preserve">button with its results area below.</w:t>
       </w:r>
     </w:p>
-    <w:bookmarkStart w:id="139" w:name="one-time-identity-setup"/>
+    <w:bookmarkStart w:id="140" w:name="one-time-identity-setup"/>
     <w:p>
       <w:pPr>
         <w:pStyle w:val="Heading2"/>
@@ -35654,8 +36228,8 @@
         <w:t xml:space="preserve">change them in either place, they are one and the same.</w:t>
       </w:r>
     </w:p>
-    <w:bookmarkEnd w:id="139"/>
-    <w:bookmarkStart w:id="140" w:name="making-a-proposal"/>
+    <w:bookmarkEnd w:id="140"/>
+    <w:bookmarkStart w:id="141" w:name="making-a-proposal"/>
     <w:p>
       <w:pPr>
         <w:pStyle w:val="Heading2"/>
@@ -36342,8 +36916,8 @@
         <w:t xml:space="preserve">— done. It now waits for the ruling.</w:t>
       </w:r>
     </w:p>
-    <w:bookmarkEnd w:id="140"/>
-    <w:bookmarkStart w:id="141" w:name="the-other-ways-proposals-get-filed"/>
+    <w:bookmarkEnd w:id="141"/>
+    <w:bookmarkStart w:id="142" w:name="the-other-ways-proposals-get-filed"/>
     <w:p>
       <w:pPr>
         <w:pStyle w:val="Heading2"/>
@@ -36499,8 +37073,8 @@
         <w:t xml:space="preserve">ruling time — see §15.4.</w:t>
       </w:r>
     </w:p>
-    <w:bookmarkEnd w:id="141"/>
-    <w:bookmarkStart w:id="142" w:name="my-proposals-what-happened"/>
+    <w:bookmarkEnd w:id="142"/>
+    <w:bookmarkStart w:id="143" w:name="my-proposals-what-happened"/>
     <w:p>
       <w:pPr>
         <w:pStyle w:val="Heading2"/>
@@ -36691,9 +37265,9 @@
         </w:pict>
       </w:r>
     </w:p>
-    <w:bookmarkEnd w:id="142"/>
     <w:bookmarkEnd w:id="143"/>
-    <w:bookmarkStart w:id="150" w:name="Xf87a93a906d220c467310f12d976bb46122eb07"/>
+    <w:bookmarkEnd w:id="144"/>
+    <w:bookmarkStart w:id="151" w:name="Xf87a93a906d220c467310f12d976bb46122eb07"/>
     <w:p>
       <w:pPr>
         <w:pStyle w:val="Heading1"/>
@@ -36895,7 +37469,7 @@
         <w:t xml:space="preserve">it the queue itself.</w:t>
       </w:r>
     </w:p>
-    <w:bookmarkStart w:id="144" w:name="reading-the-queue"/>
+    <w:bookmarkStart w:id="145" w:name="reading-the-queue"/>
     <w:p>
       <w:pPr>
         <w:pStyle w:val="Heading2"/>
@@ -37137,8 +37711,8 @@
         <w:t xml:space="preserve">proposals folder in the Propose tab first.”</w:t>
       </w:r>
     </w:p>
-    <w:bookmarkEnd w:id="144"/>
-    <w:bookmarkStart w:id="145" w:name="ruling-on-an-item"/>
+    <w:bookmarkEnd w:id="145"/>
+    <w:bookmarkStart w:id="146" w:name="ruling-on-an-item"/>
     <w:p>
       <w:pPr>
         <w:pStyle w:val="Heading2"/>
@@ -37422,8 +37996,8 @@
         <w:t xml:space="preserve">takes the queue as it stands.</w:t>
       </w:r>
     </w:p>
-    <w:bookmarkEnd w:id="145"/>
-    <w:bookmarkStart w:id="146" w:name="what-each-ruling-actually-does"/>
+    <w:bookmarkEnd w:id="146"/>
+    <w:bookmarkStart w:id="147" w:name="what-each-ruling-actually-does"/>
     <w:p>
       <w:pPr>
         <w:pStyle w:val="Heading2"/>
@@ -37833,8 +38407,8 @@
         <w:t xml:space="preserve">a rejection; it is a positive ruling that teaches the software.</w:t>
       </w:r>
     </w:p>
-    <w:bookmarkEnd w:id="146"/>
-    <w:bookmarkStart w:id="147" w:name="the-kind-filter-one-category-per-sitting"/>
+    <w:bookmarkEnd w:id="147"/>
+    <w:bookmarkStart w:id="148" w:name="the-kind-filter-one-category-per-sitting"/>
     <w:p>
       <w:pPr>
         <w:pStyle w:val="Heading2"/>
@@ -38006,8 +38580,8 @@
         <w:t xml:space="preserve">delivers their proposals to your disk in the background).</w:t>
       </w:r>
     </w:p>
-    <w:bookmarkEnd w:id="147"/>
-    <w:bookmarkStart w:id="148" w:name="export-approved-dictionary-candidates"/>
+    <w:bookmarkEnd w:id="148"/>
+    <w:bookmarkStart w:id="149" w:name="export-approved-dictionary-candidates"/>
     <w:p>
       <w:pPr>
         <w:pStyle w:val="Heading2"/>
@@ -38232,8 +38806,8 @@
         <w:t xml:space="preserve">candidate.</w:t>
       </w:r>
     </w:p>
-    <w:bookmarkEnd w:id="148"/>
-    <w:bookmarkStart w:id="149" w:name="the-rulings-archive"/>
+    <w:bookmarkEnd w:id="149"/>
+    <w:bookmarkStart w:id="150" w:name="the-rulings-archive"/>
     <w:p>
       <w:pPr>
         <w:pStyle w:val="Heading2"/>
@@ -38353,9 +38927,9 @@
         </w:pict>
       </w:r>
     </w:p>
-    <w:bookmarkEnd w:id="149"/>
     <w:bookmarkEnd w:id="150"/>
-    <w:bookmarkStart w:id="161" w:name="chapter-17-the-app-itself"/>
+    <w:bookmarkEnd w:id="151"/>
+    <w:bookmarkStart w:id="162" w:name="chapter-17-the-app-itself"/>
     <w:p>
       <w:pPr>
         <w:pStyle w:val="Heading1"/>
@@ -38378,7 +38952,7 @@
         <w:t xml:space="preserve">a whole rather than to any one pane.</w:t>
       </w:r>
     </w:p>
-    <w:bookmarkStart w:id="151" w:name="the-window-seven-workflow-groups"/>
+    <w:bookmarkStart w:id="152" w:name="the-window-seven-workflow-groups"/>
     <w:p>
       <w:pPr>
         <w:pStyle w:val="Heading2"/>
@@ -38719,8 +39293,8 @@
         <w:t xml:space="preserve">authority role, and carries a live pending count on its tab.)</w:t>
       </w:r>
     </w:p>
-    <w:bookmarkEnd w:id="151"/>
-    <w:bookmarkStart w:id="152" w:name="the-menu-bar-mirrors-the-window"/>
+    <w:bookmarkEnd w:id="152"/>
+    <w:bookmarkStart w:id="153" w:name="the-menu-bar-mirrors-the-window"/>
     <w:p>
       <w:pPr>
         <w:pStyle w:val="Heading2"/>
@@ -38980,8 +39554,8 @@
         <w:t xml:space="preserve">system can literally point at any feature in the app.</w:t>
       </w:r>
     </w:p>
-    <w:bookmarkEnd w:id="152"/>
-    <w:bookmarkStart w:id="153" w:name="X4072019ae30f7b50793bf783af980ededa378c4"/>
+    <w:bookmarkEnd w:id="153"/>
+    <w:bookmarkStart w:id="154" w:name="X4072019ae30f7b50793bf783af980ededa378c4"/>
     <w:p>
       <w:pPr>
         <w:pStyle w:val="Heading2"/>
@@ -39511,8 +40085,8 @@
         <w:t xml:space="preserve">section.</w:t>
       </w:r>
     </w:p>
-    <w:bookmarkEnd w:id="153"/>
-    <w:bookmarkStart w:id="154" w:name="the-settings-dialog-every-field"/>
+    <w:bookmarkEnd w:id="154"/>
+    <w:bookmarkStart w:id="155" w:name="the-settings-dialog-every-field"/>
     <w:p>
       <w:pPr>
         <w:pStyle w:val="Heading2"/>
@@ -39925,8 +40499,8 @@
         <w:t xml:space="preserve">writes them all.</w:t>
       </w:r>
     </w:p>
-    <w:bookmarkEnd w:id="154"/>
-    <w:bookmarkStart w:id="155" w:name="the-help-window"/>
+    <w:bookmarkEnd w:id="155"/>
+    <w:bookmarkStart w:id="156" w:name="the-help-window"/>
     <w:p>
       <w:pPr>
         <w:pStyle w:val="Heading2"/>
@@ -40390,8 +40964,8 @@
         <w:t xml:space="preserve">— you are standing in the Input pane.</w:t>
       </w:r>
     </w:p>
-    <w:bookmarkEnd w:id="155"/>
-    <w:bookmarkStart w:id="156" w:name="night-mode"/>
+    <w:bookmarkEnd w:id="156"/>
+    <w:bookmarkStart w:id="157" w:name="night-mode"/>
     <w:p>
       <w:pPr>
         <w:pStyle w:val="Heading2"/>
@@ -40436,8 +41010,8 @@
         <w:t xml:space="preserve">dark. It applies immediately and is remembered across launches.</w:t>
       </w:r>
     </w:p>
-    <w:bookmarkEnd w:id="156"/>
-    <w:bookmarkStart w:id="157" w:name="X2c349eb4ce50af7037642b129b0429d506e41d5"/>
+    <w:bookmarkEnd w:id="157"/>
+    <w:bookmarkStart w:id="158" w:name="X2c349eb4ce50af7037642b129b0429d506e41d5"/>
     <w:p>
       <w:pPr>
         <w:pStyle w:val="Heading2"/>
@@ -40540,8 +41114,8 @@
         <w:t xml:space="preserve">stays set up.</w:t>
       </w:r>
     </w:p>
-    <w:bookmarkEnd w:id="157"/>
-    <w:bookmarkStart w:id="158" w:name="the-self-test-selftest"/>
+    <w:bookmarkEnd w:id="158"/>
+    <w:bookmarkStart w:id="159" w:name="the-self-test-selftest"/>
     <w:p>
       <w:pPr>
         <w:pStyle w:val="Heading2"/>
@@ -40748,8 +41322,8 @@
         <w:t xml:space="preserve">never compose it.</w:t>
       </w:r>
     </w:p>
-    <w:bookmarkEnd w:id="158"/>
-    <w:bookmarkStart w:id="159" w:name="help-troubleshooting"/>
+    <w:bookmarkEnd w:id="159"/>
+    <w:bookmarkStart w:id="160" w:name="help-troubleshooting"/>
     <w:p>
       <w:pPr>
         <w:pStyle w:val="Heading2"/>
@@ -40990,8 +41564,8 @@
         <w:t xml:space="preserve">confirmation; texts and data untouched; next launch.</w:t>
       </w:r>
     </w:p>
-    <w:bookmarkEnd w:id="159"/>
-    <w:bookmarkStart w:id="160" w:name="hunt-everywhere-k"/>
+    <w:bookmarkEnd w:id="160"/>
+    <w:bookmarkStart w:id="161" w:name="hunt-everywhere-k"/>
     <w:p>
       <w:pPr>
         <w:pStyle w:val="Heading2"/>
@@ -41389,8 +41963,8 @@
         <w:t xml:space="preserve">panes — the palette only saves you the walk.</w:t>
       </w:r>
     </w:p>
-    <w:bookmarkEnd w:id="160"/>
     <w:bookmarkEnd w:id="161"/>
+    <w:bookmarkEnd w:id="162"/>
     <w:sectPr>
       <w:footnotePr>
         <w:numRestart w:val="eachSect"/>

--- a/docs/distribution/USER_MANUAL.docx
+++ b/docs/distribution/USER_MANUAL.docx
@@ -28751,7 +28751,35 @@
         <w:t xml:space="preserve"> </w:t>
       </w:r>
       <w:r>
-        <w:t xml:space="preserve">pipeline on the page. See §13.3.</w:t>
+        <w:t xml:space="preserve">pipeline on the page. Since 2026-08-20 recognition runs in the</w:t>
+      </w:r>
+      <w:r>
+        <w:t xml:space="preserve"> </w:t>
+      </w:r>
+      <w:r>
+        <w:t xml:space="preserve">background: the interface stays live, the button becomes</w:t>
+      </w:r>
+      <w:r>
+        <w:t xml:space="preserve"> </w:t>
+      </w:r>
+      <w:r>
+        <w:rPr>
+          <w:b/>
+          <w:bCs/>
+        </w:rPr>
+        <w:t xml:space="preserve">Stop</w:t>
+      </w:r>
+      <w:r>
+        <w:t xml:space="preserve"> </w:t>
+      </w:r>
+      <w:r>
+        <w:t xml:space="preserve">while it works, and stopping keeps the lines already recognized,</w:t>
+      </w:r>
+      <w:r>
+        <w:t xml:space="preserve"> </w:t>
+      </w:r>
+      <w:r>
+        <w:t xml:space="preserve">clearly labeled as partial. See §13.3.</w:t>
       </w:r>
     </w:p>
     <w:p>

--- a/docs/distribution/USER_MANUAL.docx
+++ b/docs/distribution/USER_MANUAL.docx
@@ -14708,19 +14708,99 @@
         <w:t xml:space="preserve"> </w:t>
       </w:r>
       <w:r>
-        <w:t xml:space="preserve">tier, and marks PROVISIONAL tiers plainly). 252 of the 2,234</w:t>
-      </w:r>
-      <w:r>
-        <w:t xml:space="preserve"> </w:t>
-      </w:r>
-      <w:r>
-        <w:t xml:space="preserve">notes carry such candidates today; the rest stay honestly bare</w:t>
-      </w:r>
-      <w:r>
-        <w:t xml:space="preserve"> </w:t>
-      </w:r>
-      <w:r>
-        <w:t xml:space="preserve">rather than guessed at.</w:t>
+        <w:t xml:space="preserve">tier, and marks PROVISIONAL tiers plainly). A third route (also</w:t>
+      </w:r>
+      <w:r>
+        <w:t xml:space="preserve"> </w:t>
+      </w:r>
+      <w:r>
+        <w:t xml:space="preserve">2026-08-20) adds</w:t>
+      </w:r>
+      <w:r>
+        <w:t xml:space="preserve"> </w:t>
+      </w:r>
+      <w:r>
+        <w:rPr>
+          <w:b/>
+          <w:bCs/>
+        </w:rPr>
+        <w:t xml:space="preserve">passage evidence</w:t>
+      </w:r>
+      <w:r>
+        <w:t xml:space="preserve"> </w:t>
+      </w:r>
+      <w:r>
+        <w:t xml:space="preserve">for notes from the three</w:t>
+      </w:r>
+      <w:r>
+        <w:t xml:space="preserve"> </w:t>
+      </w:r>
+      <w:r>
+        <w:t xml:space="preserve">published single-book sources: where the lemma appears verbatim in</w:t>
+      </w:r>
+      <w:r>
+        <w:t xml:space="preserve"> </w:t>
+      </w:r>
+      <w:r>
+        <w:t xml:space="preserve">the published English of the note’s</w:t>
+      </w:r>
+      <w:r>
+        <w:t xml:space="preserve"> </w:t>
+      </w:r>
+      <w:r>
+        <w:rPr>
+          <w:i/>
+          <w:iCs/>
+        </w:rPr>
+        <w:t xml:space="preserve">own work</w:t>
+      </w:r>
+      <w:r>
+        <w:t xml:space="preserve"> </w:t>
+      </w:r>
+      <w:r>
+        <w:t xml:space="preserve">(the aligned corpus</w:t>
+      </w:r>
+      <w:r>
+        <w:t xml:space="preserve"> </w:t>
+      </w:r>
+      <w:r>
+        <w:t xml:space="preserve">carries each book under one course), the matching passages appear</w:t>
+      </w:r>
+      <w:r>
+        <w:t xml:space="preserve"> </w:t>
+      </w:r>
+      <w:r>
+        <w:t xml:space="preserve">under</w:t>
+      </w:r>
+      <w:r>
+        <w:t xml:space="preserve"> </w:t>
+      </w:r>
+      <w:r>
+        <w:t xml:space="preserve">“WHERE HIS PUBLISHED ENGLISH USES THIS LEMMA”</w:t>
+      </w:r>
+      <w:r>
+        <w:t xml:space="preserve"> </w:t>
+      </w:r>
+      <w:r>
+        <w:t xml:space="preserve">— explicitly</w:t>
+      </w:r>
+      <w:r>
+        <w:t xml:space="preserve"> </w:t>
+      </w:r>
+      <w:r>
+        <w:t xml:space="preserve">the passage, never a term equivalence; you read the Tibetan</w:t>
+      </w:r>
+      <w:r>
+        <w:t xml:space="preserve"> </w:t>
+      </w:r>
+      <w:r>
+        <w:t xml:space="preserve">yourself. 444 of the 2,234 notes carry candidates today; the rest</w:t>
+      </w:r>
+      <w:r>
+        <w:t xml:space="preserve"> </w:t>
+      </w:r>
+      <w:r>
+        <w:t xml:space="preserve">stay honestly bare rather than guessed at.</w:t>
       </w:r>
     </w:p>
     <w:bookmarkEnd w:id="61"/>

--- a/docs/distribution/USER_MANUAL.docx
+++ b/docs/distribution/USER_MANUAL.docx
@@ -7470,6 +7470,76 @@
       </w:r>
       <w:r>
         <w:t xml:space="preserve">boxed on the carving.</w:t>
+      </w:r>
+    </w:p>
+    <w:p>
+      <w:pPr>
+        <w:pStyle w:val="BodyText"/>
+      </w:pPr>
+      <w:r>
+        <w:rPr>
+          <w:b/>
+          <w:bCs/>
+        </w:rPr>
+        <w:t xml:space="preserve">English on the carving (hover).</w:t>
+      </w:r>
+      <w:r>
+        <w:t xml:space="preserve"> </w:t>
+      </w:r>
+      <w:r>
+        <w:t xml:space="preserve">Once locate-word has run on a</w:t>
+      </w:r>
+      <w:r>
+        <w:t xml:space="preserve"> </w:t>
+      </w:r>
+      <w:r>
+        <w:t xml:space="preserve">side, hovering any word</w:t>
+      </w:r>
+      <w:r>
+        <w:t xml:space="preserve"> </w:t>
+      </w:r>
+      <w:r>
+        <w:rPr>
+          <w:i/>
+          <w:iCs/>
+        </w:rPr>
+        <w:t xml:space="preserve">on the woodblock image</w:t>
+      </w:r>
+      <w:r>
+        <w:t xml:space="preserve"> </w:t>
+      </w:r>
+      <w:r>
+        <w:t xml:space="preserve">shows a small tip:</w:t>
+      </w:r>
+      <w:r>
+        <w:t xml:space="preserve"> </w:t>
+      </w:r>
+      <w:r>
+        <w:t xml:space="preserve">the OCR-read wylie and Geshe Michael’s English for that word (when</w:t>
+      </w:r>
+      <w:r>
+        <w:t xml:space="preserve"> </w:t>
+      </w:r>
+      <w:r>
+        <w:t xml:space="preserve">the dictionary carries it). The tip always says what it is —</w:t>
+      </w:r>
+      <w:r>
+        <w:t xml:space="preserve"> </w:t>
+      </w:r>
+      <w:r>
+        <w:t xml:space="preserve">OCR-read from the carving, review material, never text. Hovering</w:t>
+      </w:r>
+      <w:r>
+        <w:t xml:space="preserve"> </w:t>
+      </w:r>
+      <w:r>
+        <w:t xml:space="preserve">never starts an OCR run by itself; the boxes come from the</w:t>
+      </w:r>
+      <w:r>
+        <w:t xml:space="preserve"> </w:t>
+      </w:r>
+      <w:r>
+        <w:t xml:space="preserve">locate-word pass you already ran.</w:t>
       </w:r>
     </w:p>
     <w:bookmarkEnd w:id="20"/>

--- a/docs/distribution/USER_MANUAL.docx
+++ b/docs/distribution/USER_MANUAL.docx
@@ -4994,6 +4994,85 @@
       </w:r>
       <w:r>
         <w:t xml:space="preserve">flagged line to jump there.</w:t>
+      </w:r>
+    </w:p>
+    <w:p>
+      <w:pPr>
+        <w:pStyle w:val="BodyText"/>
+      </w:pPr>
+      <w:r>
+        <w:rPr>
+          <w:b/>
+          <w:bCs/>
+        </w:rPr>
+        <w:t xml:space="preserve">Text DNA (structure strip)…</w:t>
+      </w:r>
+      <w:r>
+        <w:t xml:space="preserve"> </w:t>
+      </w:r>
+      <w:r>
+        <w:t xml:space="preserve">— the whole text’s shape in one</w:t>
+      </w:r>
+      <w:r>
+        <w:t xml:space="preserve"> </w:t>
+      </w:r>
+      <w:r>
+        <w:t xml:space="preserve">picture: each source line is one colored column — gold on the</w:t>
+      </w:r>
+      <w:r>
+        <w:t xml:space="preserve"> </w:t>
+      </w:r>
+      <w:r>
+        <w:t xml:space="preserve">dominant meter, vermilion for a verse line off the meter, grey for</w:t>
+      </w:r>
+      <w:r>
+        <w:t xml:space="preserve"> </w:t>
+      </w:r>
+      <w:r>
+        <w:t xml:space="preserve">prose, pale for blank, with a green tick over lines carrying a</w:t>
+      </w:r>
+      <w:r>
+        <w:t xml:space="preserve"> </w:t>
+      </w:r>
+      <w:r>
+        <w:t xml:space="preserve">quote announcement (…</w:t>
+      </w:r>
+      <w:r>
+        <w:rPr>
+          <w:i/>
+          <w:iCs/>
+        </w:rPr>
+        <w:t xml:space="preserve">zhes/ces</w:t>
+      </w:r>
+      <w:r>
+        <w:t xml:space="preserve"> </w:t>
+      </w:r>
+      <w:r>
+        <w:t xml:space="preserve">+ a speech verb). The summary line</w:t>
+      </w:r>
+      <w:r>
+        <w:t xml:space="preserve"> </w:t>
+      </w:r>
+      <w:r>
+        <w:t xml:space="preserve">gives the counts; hover for any line’s number and syllables; click</w:t>
+      </w:r>
+      <w:r>
+        <w:t xml:space="preserve"> </w:t>
+      </w:r>
+      <w:r>
+        <w:t xml:space="preserve">anywhere and the document jumps there. Pure measurement — the</w:t>
+      </w:r>
+      <w:r>
+        <w:t xml:space="preserve"> </w:t>
+      </w:r>
+      <w:r>
+        <w:t xml:space="preserve">strip shows only what the syllable arithmetic and the quote</w:t>
+      </w:r>
+      <w:r>
+        <w:t xml:space="preserve"> </w:t>
+      </w:r>
+      <w:r>
+        <w:t xml:space="preserve">grammar actually found.</w:t>
       </w:r>
     </w:p>
     <w:p>

--- a/docs/distribution/USER_MANUAL.docx
+++ b/docs/distribution/USER_MANUAL.docx
@@ -12046,6 +12046,64 @@
     </w:p>
     <w:p>
       <w:pPr>
+        <w:pStyle w:val="BlockText"/>
+      </w:pPr>
+      <w:r>
+        <w:rPr>
+          <w:b/>
+          <w:bCs/>
+        </w:rPr>
+        <w:t xml:space="preserve">House styles (2026-08-20).</w:t>
+      </w:r>
+      <w:r>
+        <w:t xml:space="preserve"> </w:t>
+      </w:r>
+      <w:r>
+        <w:t xml:space="preserve">The Manuscript bar is now a ribbon</w:t>
+      </w:r>
+      <w:r>
+        <w:t xml:space="preserve"> </w:t>
+      </w:r>
+      <w:r>
+        <w:t xml:space="preserve">with a</w:t>
+      </w:r>
+      <w:r>
+        <w:t xml:space="preserve"> </w:t>
+      </w:r>
+      <w:r>
+        <w:rPr>
+          <w:b/>
+          <w:bCs/>
+        </w:rPr>
+        <w:t xml:space="preserve">HOUSE STYLES</w:t>
+      </w:r>
+      <w:r>
+        <w:t xml:space="preserve"> </w:t>
+      </w:r>
+      <w:r>
+        <w:t xml:space="preserve">gallery — Body, Heading, Section, Verse,</w:t>
+      </w:r>
+      <w:r>
+        <w:t xml:space="preserve"> </w:t>
+      </w:r>
+      <w:r>
+        <w:t xml:space="preserve">Colophon — each button previewing its own look. Select paragraphs</w:t>
+      </w:r>
+      <w:r>
+        <w:t xml:space="preserve"> </w:t>
+      </w:r>
+      <w:r>
+        <w:t xml:space="preserve">and click: the style applies (indent, weight, size, italics per</w:t>
+      </w:r>
+      <w:r>
+        <w:t xml:space="preserve"> </w:t>
+      </w:r>
+      <w:r>
+        <w:t xml:space="preserve">the published books’ grammar) and the RTF export carries it.</w:t>
+      </w:r>
+    </w:p>
+    <w:p>
+      <w:pPr>
         <w:pStyle w:val="FirstParagraph"/>
       </w:pPr>
       <w:r>
@@ -26689,6 +26747,48 @@
     </w:p>
     <w:p>
       <w:pPr>
+        <w:pStyle w:val="BlockText"/>
+      </w:pPr>
+      <w:r>
+        <w:rPr>
+          <w:b/>
+          <w:bCs/>
+        </w:rPr>
+        <w:t xml:space="preserve">The folio strip (2026-08-20).</w:t>
+      </w:r>
+      <w:r>
+        <w:t xml:space="preserve"> </w:t>
+      </w:r>
+      <w:r>
+        <w:t xml:space="preserve">In block mode a thumbnail rail</w:t>
+      </w:r>
+      <w:r>
+        <w:t xml:space="preserve"> </w:t>
+      </w:r>
+      <w:r>
+        <w:t xml:space="preserve">runs beneath the editor — every page of the block as a small</w:t>
+      </w:r>
+      <w:r>
+        <w:t xml:space="preserve"> </w:t>
+      </w:r>
+      <w:r>
+        <w:t xml:space="preserve">image, a ✓ on pages that already carry typing, the current page</w:t>
+      </w:r>
+      <w:r>
+        <w:t xml:space="preserve"> </w:t>
+      </w:r>
+      <w:r>
+        <w:t xml:space="preserve">highlighted. Click any thumbnail to jump there. Thumbnails fill</w:t>
+      </w:r>
+      <w:r>
+        <w:t xml:space="preserve"> </w:t>
+      </w:r>
+      <w:r>
+        <w:t xml:space="preserve">in lazily, so a 400-page volume opens instantly.</w:t>
+      </w:r>
+    </w:p>
+    <w:p>
+      <w:pPr>
         <w:pStyle w:val="FirstParagraph"/>
       </w:pPr>
       <w:r>
@@ -39193,6 +39293,130 @@
       </w:pPr>
       <w:r>
         <w:t xml:space="preserve">CHAPTER 17 — THE APP ITSELF</w:t>
+      </w:r>
+    </w:p>
+    <w:p>
+      <w:pPr>
+        <w:pStyle w:val="BlockText"/>
+      </w:pPr>
+      <w:r>
+        <w:rPr>
+          <w:b/>
+          <w:bCs/>
+        </w:rPr>
+        <w:t xml:space="preserve">New in the Word-style wave (2026-08-20):</w:t>
+      </w:r>
+      <w:r>
+        <w:t xml:space="preserve"> </w:t>
+      </w:r>
+      <w:r>
+        <w:t xml:space="preserve">an</w:t>
+      </w:r>
+      <w:r>
+        <w:t xml:space="preserve"> </w:t>
+      </w:r>
+      <w:r>
+        <w:rPr>
+          <w:b/>
+          <w:bCs/>
+        </w:rPr>
+        <w:t xml:space="preserve">Edit menu</w:t>
+      </w:r>
+      <w:r>
+        <w:t xml:space="preserve"> </w:t>
+      </w:r>
+      <w:r>
+        <w:t xml:space="preserve">(Undo/Redo, Cut/Copy/Paste/Delete, Select All) acting on</w:t>
+      </w:r>
+      <w:r>
+        <w:t xml:space="preserve"> </w:t>
+      </w:r>
+      <w:r>
+        <w:t xml:space="preserve">whichever editor has focus; a visible</w:t>
+      </w:r>
+      <w:r>
+        <w:t xml:space="preserve"> </w:t>
+      </w:r>
+      <w:r>
+        <w:rPr>
+          <w:b/>
+          <w:bCs/>
+        </w:rPr>
+        <w:t xml:space="preserve">🔎 Hunt (⌘K)</w:t>
+      </w:r>
+      <w:r>
+        <w:t xml:space="preserve"> </w:t>
+      </w:r>
+      <w:r>
+        <w:t xml:space="preserve">button</w:t>
+      </w:r>
+      <w:r>
+        <w:t xml:space="preserve"> </w:t>
+      </w:r>
+      <w:r>
+        <w:t xml:space="preserve">beside the group tabs; and the</w:t>
+      </w:r>
+      <w:r>
+        <w:t xml:space="preserve"> </w:t>
+      </w:r>
+      <w:r>
+        <w:rPr>
+          <w:b/>
+          <w:bCs/>
+        </w:rPr>
+        <w:t xml:space="preserve">Quick Access Toolbar</w:t>
+      </w:r>
+      <w:r>
+        <w:t xml:space="preserve"> </w:t>
+      </w:r>
+      <w:r>
+        <w:t xml:space="preserve">— the</w:t>
+      </w:r>
+      <w:r>
+        <w:t xml:space="preserve"> </w:t>
+      </w:r>
+      <w:r>
+        <w:t xml:space="preserve">thin strip above the tabs where the ★ menu lets you pin any</w:t>
+      </w:r>
+      <w:r>
+        <w:t xml:space="preserve"> </w:t>
+      </w:r>
+      <w:r>
+        <w:t xml:space="preserve">command from any pane, kept one click away everywhere. The</w:t>
+      </w:r>
+      <w:r>
+        <w:t xml:space="preserve"> </w:t>
+      </w:r>
+      <w:r>
+        <w:t xml:space="preserve">Catalog, OCR, Library, and Manuscript panes now present their</w:t>
+      </w:r>
+      <w:r>
+        <w:t xml:space="preserve"> </w:t>
+      </w:r>
+      <w:r>
+        <w:t xml:space="preserve">tools as a</w:t>
+      </w:r>
+      <w:r>
+        <w:t xml:space="preserve"> </w:t>
+      </w:r>
+      <w:r>
+        <w:rPr>
+          <w:b/>
+          <w:bCs/>
+        </w:rPr>
+        <w:t xml:space="preserve">ribbon</w:t>
+      </w:r>
+      <w:r>
+        <w:t xml:space="preserve"> </w:t>
+      </w:r>
+      <w:r>
+        <w:t xml:space="preserve">— labeled groups in one strip, captions</w:t>
+      </w:r>
+      <w:r>
+        <w:t xml:space="preserve"> </w:t>
+      </w:r>
+      <w:r>
+        <w:t xml:space="preserve">beneath — with more panes following.</w:t>
       </w:r>
     </w:p>
     <w:p>
